--- a/TP2/2026_RI_TP2_TP_Modelos.docx
+++ b/TP2/2026_RI_TP2_TP_Modelos.docx
@@ -134,25 +134,7 @@
           <w:sz w:val="20"/>
           <w:szCs w:val="20"/>
         </w:rPr>
-        <w:t xml:space="preserve">Fecha de entrega: </w:t>
-      </w:r>
-      <w:r>
-        <w:rPr>
-          <w:b/>
-          <w:color w:val="000000"/>
-          <w:sz w:val="20"/>
-          <w:szCs w:val="20"/>
-        </w:rPr>
-        <w:t>22</w:t>
-      </w:r>
-      <w:r>
-        <w:rPr>
-          <w:b/>
-          <w:color w:val="000000"/>
-          <w:sz w:val="20"/>
-          <w:szCs w:val="20"/>
-        </w:rPr>
-        <w:t>/04/2026</w:t>
+        <w:t>Fecha de entrega: 22/04/2026</w:t>
       </w:r>
     </w:p>
     <w:p>
@@ -428,65 +410,6 @@
     </w:p>
     <w:p>
       <w:pPr>
-        <w:jc w:val="center"/>
-        <w:rPr>
-          <w:sz w:val="24"/>
-          <w:szCs w:val="24"/>
-        </w:rPr>
-      </w:pPr>
-      <w:r>
-        <w:rPr>
-          <w:noProof/>
-          <w:sz w:val="24"/>
-          <w:szCs w:val="24"/>
-        </w:rPr>
-        <w:drawing>
-          <wp:inline distT="0" distB="0" distL="0" distR="0" wp14:anchorId="30869EEC" wp14:editId="378B951B">
-            <wp:extent cx="2810267" cy="1667108"/>
-            <wp:effectExtent l="0" t="0" r="0" b="9525"/>
-            <wp:docPr id="9" name="Imagen 9"/>
-            <wp:cNvGraphicFramePr>
-              <a:graphicFrameLocks xmlns:a="http://schemas.openxmlformats.org/drawingml/2006/main" noChangeAspect="1"/>
-            </wp:cNvGraphicFramePr>
-            <a:graphic xmlns:a="http://schemas.openxmlformats.org/drawingml/2006/main">
-              <a:graphicData uri="http://schemas.openxmlformats.org/drawingml/2006/picture">
-                <pic:pic xmlns:pic="http://schemas.openxmlformats.org/drawingml/2006/picture">
-                  <pic:nvPicPr>
-                    <pic:cNvPr id="1" name=""/>
-                    <pic:cNvPicPr/>
-                  </pic:nvPicPr>
-                  <pic:blipFill>
-                    <a:blip r:embed="rId10"/>
-                    <a:stretch>
-                      <a:fillRect/>
-                    </a:stretch>
-                  </pic:blipFill>
-                  <pic:spPr>
-                    <a:xfrm>
-                      <a:off x="0" y="0"/>
-                      <a:ext cx="2810267" cy="1667108"/>
-                    </a:xfrm>
-                    <a:prstGeom prst="rect">
-                      <a:avLst/>
-                    </a:prstGeom>
-                  </pic:spPr>
-                </pic:pic>
-              </a:graphicData>
-            </a:graphic>
-          </wp:inline>
-        </w:drawing>
-      </w:r>
-    </w:p>
-    <w:p>
-      <w:pPr>
-        <w:rPr>
-          <w:sz w:val="24"/>
-          <w:szCs w:val="24"/>
-        </w:rPr>
-      </w:pPr>
-    </w:p>
-    <w:p>
-      <w:pPr>
         <w:rPr>
           <w:sz w:val="24"/>
           <w:szCs w:val="24"/>
@@ -636,15 +559,7 @@
           <w:sz w:val="24"/>
           <w:szCs w:val="24"/>
         </w:rPr>
-        <w:t xml:space="preserve">Doc1 = {El software libre ha tenido un papel fundamental en el crecimiento de </w:t>
-      </w:r>
-      <w:r>
-        <w:rPr>
-          <w:color w:val="FABF8F" w:themeColor="accent6" w:themeTint="99"/>
-          <w:sz w:val="24"/>
-          <w:szCs w:val="24"/>
-        </w:rPr>
-        <w:t>Internet. Además, Internet ha favorecido la comunicación entre los desarrolladores de software y ha permitido una mayor colaboración.}</w:t>
+        <w:t>Doc1 = {El software libre ha tenido un papel fundamental en el crecimiento de Internet. Además, Internet ha favorecido la comunicación entre los desarrolladores de software y ha permitido una mayor colaboración.}</w:t>
       </w:r>
     </w:p>
     <w:p>
@@ -666,15 +581,7 @@
           <w:sz w:val="24"/>
           <w:szCs w:val="24"/>
         </w:rPr>
-        <w:t>Doc2 = {La mayor riqueza que tiene un país es la cultura, eso lo hace más libre. El acceso a Internet tiene un papel impo</w:t>
-      </w:r>
-      <w:r>
-        <w:rPr>
-          <w:color w:val="FABF8F" w:themeColor="accent6" w:themeTint="99"/>
-          <w:sz w:val="24"/>
-          <w:szCs w:val="24"/>
-        </w:rPr>
-        <w:t>rtante en la producción de conocimiento y el intercambio de información.}</w:t>
+        <w:t>Doc2 = {La mayor riqueza que tiene un país es la cultura, eso lo hace más libre. El acceso a Internet tiene un papel importante en la producción de conocimiento y el intercambio de información.}</w:t>
       </w:r>
     </w:p>
     <w:p>
@@ -696,15 +603,7 @@
           <w:sz w:val="24"/>
           <w:szCs w:val="24"/>
         </w:rPr>
-        <w:t xml:space="preserve">Doc3 = {La producción de software es fundamental para nuestro país, como así también lo es la producción de tecnología de hardware y comunicación. Es esencial fomentar la innovación </w:t>
-      </w:r>
-      <w:r>
-        <w:rPr>
-          <w:color w:val="FABF8F" w:themeColor="accent6" w:themeTint="99"/>
-          <w:sz w:val="24"/>
-          <w:szCs w:val="24"/>
-        </w:rPr>
-        <w:t>en tecnología.}</w:t>
+        <w:t>Doc3 = {La producción de software es fundamental para nuestro país, como así también lo es la producción de tecnología de hardware y comunicación. Es esencial fomentar la innovación en tecnología.}</w:t>
       </w:r>
     </w:p>
     <w:p>
@@ -748,15 +647,7 @@
           <w:sz w:val="24"/>
           <w:szCs w:val="24"/>
         </w:rPr>
-        <w:t>Doc5 = {El intercambio de conocimiento y la colaboración abierta son pilares de la cultura libre. La tecnolog</w:t>
-      </w:r>
-      <w:r>
-        <w:rPr>
-          <w:color w:val="FABF8F" w:themeColor="accent6" w:themeTint="99"/>
-          <w:sz w:val="24"/>
-          <w:szCs w:val="24"/>
-        </w:rPr>
-        <w:t>ía debe ser accesible para todos los ciudadanos.}</w:t>
+        <w:t>Doc5 = {El intercambio de conocimiento y la colaboración abierta son pilares de la cultura libre. La tecnología debe ser accesible para todos los ciudadanos.}</w:t>
       </w:r>
     </w:p>
     <w:p>
@@ -929,16 +820,7 @@
           <w:szCs w:val="24"/>
           <w:lang w:val="en-US"/>
         </w:rPr>
-        <w:t>c) fundamental</w:t>
-      </w:r>
-      <w:r>
-        <w:rPr>
-          <w:color w:val="FABF8F" w:themeColor="accent6" w:themeTint="99"/>
-          <w:sz w:val="24"/>
-          <w:szCs w:val="24"/>
-          <w:lang w:val="en-US"/>
-        </w:rPr>
-        <w:t xml:space="preserve"> or libre or </w:t>
+        <w:t xml:space="preserve">c) fundamental or libre or </w:t>
       </w:r>
       <w:proofErr w:type="spellStart"/>
       <w:r>
@@ -1135,7 +1017,7 @@
               <w:top w:val="single" w:sz="4" w:space="0" w:color="000000"/>
               <w:left w:val="single" w:sz="4" w:space="0" w:color="000000"/>
               <w:bottom w:val="single" w:sz="4" w:space="0" w:color="000000"/>
-              <w:right w:val="single" w:sz="4" w:space="0" w:color="000000"/>
+              <w:right w:val="single" w:sz="4" w:space="0" w:color="auto"/>
             </w:tcBorders>
             <w:shd w:val="clear" w:color="auto" w:fill="auto"/>
             <w:noWrap/>
@@ -1162,6 +1044,80 @@
                 <w:lang w:val="es-AR"/>
               </w:rPr>
               <w:t> </w:t>
+            </w:r>
+          </w:p>
+        </w:tc>
+        <w:tc>
+          <w:tcPr>
+            <w:tcW w:w="1280" w:type="dxa"/>
+            <w:tcBorders>
+              <w:top w:val="single" w:sz="4" w:space="0" w:color="auto"/>
+              <w:left w:val="single" w:sz="4" w:space="0" w:color="auto"/>
+              <w:bottom w:val="single" w:sz="4" w:space="0" w:color="auto"/>
+              <w:right w:val="single" w:sz="4" w:space="0" w:color="auto"/>
+            </w:tcBorders>
+            <w:shd w:val="clear" w:color="auto" w:fill="auto"/>
+            <w:noWrap/>
+            <w:hideMark/>
+          </w:tcPr>
+          <w:p>
+            <w:pPr>
+              <w:spacing w:line="240" w:lineRule="auto"/>
+              <w:jc w:val="center"/>
+              <w:rPr>
+                <w:rFonts w:eastAsia="Times New Roman"/>
+                <w:b/>
+                <w:bCs/>
+                <w:color w:val="000000"/>
+                <w:lang w:val="es-AR"/>
+              </w:rPr>
+            </w:pPr>
+            <w:r>
+              <w:rPr>
+                <w:rFonts w:eastAsia="Times New Roman"/>
+                <w:b/>
+                <w:bCs/>
+                <w:color w:val="000000"/>
+                <w:lang w:val="es-AR"/>
+              </w:rPr>
+              <w:t>d1</w:t>
+            </w:r>
+          </w:p>
+        </w:tc>
+        <w:tc>
+          <w:tcPr>
+            <w:tcW w:w="1280" w:type="dxa"/>
+            <w:tcBorders>
+              <w:top w:val="single" w:sz="4" w:space="0" w:color="000000"/>
+              <w:left w:val="single" w:sz="4" w:space="0" w:color="auto"/>
+              <w:bottom w:val="single" w:sz="4" w:space="0" w:color="000000"/>
+              <w:right w:val="single" w:sz="4" w:space="0" w:color="000000"/>
+            </w:tcBorders>
+            <w:shd w:val="clear" w:color="auto" w:fill="76923C" w:themeFill="accent3" w:themeFillShade="BF"/>
+            <w:noWrap/>
+            <w:hideMark/>
+          </w:tcPr>
+          <w:p>
+            <w:pPr>
+              <w:spacing w:line="240" w:lineRule="auto"/>
+              <w:jc w:val="center"/>
+              <w:rPr>
+                <w:rFonts w:eastAsia="Times New Roman"/>
+                <w:b/>
+                <w:bCs/>
+                <w:color w:val="000000"/>
+                <w:lang w:val="es-AR"/>
+              </w:rPr>
+            </w:pPr>
+            <w:r>
+              <w:rPr>
+                <w:rFonts w:eastAsia="Times New Roman"/>
+                <w:b/>
+                <w:bCs/>
+                <w:color w:val="000000"/>
+                <w:lang w:val="es-AR"/>
+              </w:rPr>
+              <w:t>d2</w:t>
             </w:r>
           </w:p>
         </w:tc>
@@ -1171,10 +1127,10 @@
             <w:tcBorders>
               <w:top w:val="single" w:sz="4" w:space="0" w:color="000000"/>
               <w:left w:val="nil"/>
-              <w:bottom w:val="nil"/>
-              <w:right w:val="single" w:sz="4" w:space="0" w:color="000000"/>
-            </w:tcBorders>
-            <w:shd w:val="clear" w:color="auto" w:fill="auto"/>
+              <w:bottom w:val="single" w:sz="4" w:space="0" w:color="000000"/>
+              <w:right w:val="single" w:sz="4" w:space="0" w:color="000000"/>
+            </w:tcBorders>
+            <w:shd w:val="clear" w:color="auto" w:fill="76923C" w:themeFill="accent3" w:themeFillShade="BF"/>
             <w:noWrap/>
             <w:hideMark/>
           </w:tcPr>
@@ -1198,7 +1154,7 @@
                 <w:color w:val="000000"/>
                 <w:lang w:val="es-AR"/>
               </w:rPr>
-              <w:t>d1</w:t>
+              <w:t>d3</w:t>
             </w:r>
           </w:p>
         </w:tc>
@@ -1211,7 +1167,7 @@
               <w:bottom w:val="single" w:sz="4" w:space="0" w:color="000000"/>
               <w:right w:val="single" w:sz="4" w:space="0" w:color="000000"/>
             </w:tcBorders>
-            <w:shd w:val="clear" w:color="auto" w:fill="auto"/>
+            <w:shd w:val="clear" w:color="auto" w:fill="76923C" w:themeFill="accent3" w:themeFillShade="BF"/>
             <w:noWrap/>
             <w:hideMark/>
           </w:tcPr>
@@ -1235,7 +1191,7 @@
                 <w:color w:val="000000"/>
                 <w:lang w:val="es-AR"/>
               </w:rPr>
-              <w:t>d2</w:t>
+              <w:t>d4</w:t>
             </w:r>
           </w:p>
         </w:tc>
@@ -1248,81 +1204,7 @@
               <w:bottom w:val="single" w:sz="4" w:space="0" w:color="000000"/>
               <w:right w:val="single" w:sz="4" w:space="0" w:color="000000"/>
             </w:tcBorders>
-            <w:shd w:val="clear" w:color="auto" w:fill="auto"/>
-            <w:noWrap/>
-            <w:hideMark/>
-          </w:tcPr>
-          <w:p>
-            <w:pPr>
-              <w:spacing w:line="240" w:lineRule="auto"/>
-              <w:jc w:val="center"/>
-              <w:rPr>
-                <w:rFonts w:eastAsia="Times New Roman"/>
-                <w:b/>
-                <w:bCs/>
-                <w:color w:val="000000"/>
-                <w:lang w:val="es-AR"/>
-              </w:rPr>
-            </w:pPr>
-            <w:r>
-              <w:rPr>
-                <w:rFonts w:eastAsia="Times New Roman"/>
-                <w:b/>
-                <w:bCs/>
-                <w:color w:val="000000"/>
-                <w:lang w:val="es-AR"/>
-              </w:rPr>
-              <w:t>d3</w:t>
-            </w:r>
-          </w:p>
-        </w:tc>
-        <w:tc>
-          <w:tcPr>
-            <w:tcW w:w="1280" w:type="dxa"/>
-            <w:tcBorders>
-              <w:top w:val="single" w:sz="4" w:space="0" w:color="000000"/>
-              <w:left w:val="nil"/>
-              <w:bottom w:val="single" w:sz="4" w:space="0" w:color="000000"/>
-              <w:right w:val="single" w:sz="4" w:space="0" w:color="000000"/>
-            </w:tcBorders>
-            <w:shd w:val="clear" w:color="auto" w:fill="auto"/>
-            <w:noWrap/>
-            <w:hideMark/>
-          </w:tcPr>
-          <w:p>
-            <w:pPr>
-              <w:spacing w:line="240" w:lineRule="auto"/>
-              <w:jc w:val="center"/>
-              <w:rPr>
-                <w:rFonts w:eastAsia="Times New Roman"/>
-                <w:b/>
-                <w:bCs/>
-                <w:color w:val="000000"/>
-                <w:lang w:val="es-AR"/>
-              </w:rPr>
-            </w:pPr>
-            <w:r>
-              <w:rPr>
-                <w:rFonts w:eastAsia="Times New Roman"/>
-                <w:b/>
-                <w:bCs/>
-                <w:color w:val="000000"/>
-                <w:lang w:val="es-AR"/>
-              </w:rPr>
-              <w:t>d4</w:t>
-            </w:r>
-          </w:p>
-        </w:tc>
-        <w:tc>
-          <w:tcPr>
-            <w:tcW w:w="1280" w:type="dxa"/>
-            <w:tcBorders>
-              <w:top w:val="single" w:sz="4" w:space="0" w:color="000000"/>
-              <w:left w:val="nil"/>
-              <w:bottom w:val="single" w:sz="4" w:space="0" w:color="000000"/>
-              <w:right w:val="single" w:sz="4" w:space="0" w:color="000000"/>
-            </w:tcBorders>
-            <w:shd w:val="clear" w:color="auto" w:fill="auto"/>
+            <w:shd w:val="clear" w:color="auto" w:fill="76923C" w:themeFill="accent3" w:themeFillShade="BF"/>
             <w:noWrap/>
             <w:hideMark/>
           </w:tcPr>
@@ -1399,7 +1281,7 @@
               <w:top w:val="nil"/>
               <w:left w:val="single" w:sz="4" w:space="0" w:color="000000"/>
               <w:bottom w:val="single" w:sz="4" w:space="0" w:color="000000"/>
-              <w:right w:val="nil"/>
+              <w:right w:val="single" w:sz="4" w:space="0" w:color="auto"/>
             </w:tcBorders>
             <w:shd w:val="clear" w:color="auto" w:fill="auto"/>
             <w:noWrap/>
@@ -1433,8 +1315,46 @@
           <w:tcPr>
             <w:tcW w:w="1280" w:type="dxa"/>
             <w:tcBorders>
+              <w:top w:val="single" w:sz="4" w:space="0" w:color="auto"/>
+              <w:left w:val="single" w:sz="4" w:space="0" w:color="auto"/>
+              <w:bottom w:val="single" w:sz="4" w:space="0" w:color="auto"/>
+              <w:right w:val="single" w:sz="4" w:space="0" w:color="auto"/>
+            </w:tcBorders>
+            <w:shd w:val="clear" w:color="auto" w:fill="auto"/>
+            <w:noWrap/>
+            <w:vAlign w:val="bottom"/>
+            <w:hideMark/>
+          </w:tcPr>
+          <w:p>
+            <w:pPr>
+              <w:spacing w:line="240" w:lineRule="auto"/>
+              <w:jc w:val="center"/>
+              <w:rPr>
+                <w:rFonts w:eastAsia="Times New Roman"/>
+                <w:color w:val="000000"/>
+                <w:sz w:val="20"/>
+                <w:szCs w:val="20"/>
+                <w:lang w:val="es-AR"/>
+              </w:rPr>
+            </w:pPr>
+            <w:r>
+              <w:rPr>
+                <w:rFonts w:eastAsia="Times New Roman"/>
+                <w:color w:val="000000"/>
+                <w:sz w:val="20"/>
+                <w:szCs w:val="20"/>
+                <w:lang w:val="es-AR"/>
+              </w:rPr>
+              <w:t>1</w:t>
+            </w:r>
+          </w:p>
+        </w:tc>
+        <w:tc>
+          <w:tcPr>
+            <w:tcW w:w="1280" w:type="dxa"/>
+            <w:tcBorders>
               <w:top w:val="nil"/>
-              <w:left w:val="single" w:sz="4" w:space="0" w:color="000000"/>
+              <w:left w:val="single" w:sz="4" w:space="0" w:color="auto"/>
               <w:bottom w:val="single" w:sz="4" w:space="0" w:color="000000"/>
               <w:right w:val="single" w:sz="4" w:space="0" w:color="000000"/>
             </w:tcBorders>
@@ -1463,7 +1383,7 @@
                 <w:szCs w:val="20"/>
                 <w:lang w:val="es-AR"/>
               </w:rPr>
-              <w:t>1</w:t>
+              <w:t>0</w:t>
             </w:r>
           </w:p>
         </w:tc>
@@ -1476,7 +1396,7 @@
               <w:bottom w:val="single" w:sz="4" w:space="0" w:color="000000"/>
               <w:right w:val="single" w:sz="4" w:space="0" w:color="000000"/>
             </w:tcBorders>
-            <w:shd w:val="clear" w:color="auto" w:fill="auto"/>
+            <w:shd w:val="clear" w:color="auto" w:fill="FFFF00"/>
             <w:noWrap/>
             <w:vAlign w:val="bottom"/>
             <w:hideMark/>
@@ -1501,7 +1421,7 @@
                 <w:szCs w:val="20"/>
                 <w:lang w:val="es-AR"/>
               </w:rPr>
-              <w:t>0</w:t>
+              <w:t>1</w:t>
             </w:r>
           </w:p>
         </w:tc>
@@ -1514,45 +1434,7 @@
               <w:bottom w:val="single" w:sz="4" w:space="0" w:color="000000"/>
               <w:right w:val="single" w:sz="4" w:space="0" w:color="000000"/>
             </w:tcBorders>
-            <w:shd w:val="clear" w:color="auto" w:fill="auto"/>
-            <w:noWrap/>
-            <w:vAlign w:val="bottom"/>
-            <w:hideMark/>
-          </w:tcPr>
-          <w:p>
-            <w:pPr>
-              <w:spacing w:line="240" w:lineRule="auto"/>
-              <w:jc w:val="center"/>
-              <w:rPr>
-                <w:rFonts w:eastAsia="Times New Roman"/>
-                <w:color w:val="000000"/>
-                <w:sz w:val="20"/>
-                <w:szCs w:val="20"/>
-                <w:lang w:val="es-AR"/>
-              </w:rPr>
-            </w:pPr>
-            <w:r>
-              <w:rPr>
-                <w:rFonts w:eastAsia="Times New Roman"/>
-                <w:color w:val="000000"/>
-                <w:sz w:val="20"/>
-                <w:szCs w:val="20"/>
-                <w:lang w:val="es-AR"/>
-              </w:rPr>
-              <w:t>1</w:t>
-            </w:r>
-          </w:p>
-        </w:tc>
-        <w:tc>
-          <w:tcPr>
-            <w:tcW w:w="1280" w:type="dxa"/>
-            <w:tcBorders>
-              <w:top w:val="nil"/>
-              <w:left w:val="nil"/>
-              <w:bottom w:val="single" w:sz="4" w:space="0" w:color="000000"/>
-              <w:right w:val="single" w:sz="4" w:space="0" w:color="000000"/>
-            </w:tcBorders>
-            <w:shd w:val="clear" w:color="auto" w:fill="auto"/>
+            <w:shd w:val="clear" w:color="auto" w:fill="FFFF00"/>
             <w:noWrap/>
             <w:vAlign w:val="bottom"/>
             <w:hideMark/>
@@ -1705,7 +1587,7 @@
           <w:tcPr>
             <w:tcW w:w="1280" w:type="dxa"/>
             <w:tcBorders>
-              <w:top w:val="nil"/>
+              <w:top w:val="single" w:sz="4" w:space="0" w:color="auto"/>
               <w:left w:val="single" w:sz="4" w:space="0" w:color="000000"/>
               <w:bottom w:val="single" w:sz="4" w:space="0" w:color="000000"/>
               <w:right w:val="single" w:sz="4" w:space="0" w:color="000000"/>
@@ -1786,7 +1668,7 @@
               <w:bottom w:val="single" w:sz="4" w:space="0" w:color="000000"/>
               <w:right w:val="single" w:sz="4" w:space="0" w:color="000000"/>
             </w:tcBorders>
-            <w:shd w:val="clear" w:color="auto" w:fill="auto"/>
+            <w:shd w:val="clear" w:color="auto" w:fill="FFFF00"/>
             <w:noWrap/>
             <w:vAlign w:val="bottom"/>
             <w:hideMark/>
@@ -1824,7 +1706,7 @@
               <w:bottom w:val="single" w:sz="4" w:space="0" w:color="000000"/>
               <w:right w:val="single" w:sz="4" w:space="0" w:color="000000"/>
             </w:tcBorders>
-            <w:shd w:val="clear" w:color="auto" w:fill="auto"/>
+            <w:shd w:val="clear" w:color="auto" w:fill="FFFF00"/>
             <w:noWrap/>
             <w:vAlign w:val="bottom"/>
             <w:hideMark/>
@@ -2018,7 +1900,7 @@
               <w:bottom w:val="single" w:sz="4" w:space="0" w:color="000000"/>
               <w:right w:val="single" w:sz="4" w:space="0" w:color="000000"/>
             </w:tcBorders>
-            <w:shd w:val="clear" w:color="auto" w:fill="auto"/>
+            <w:shd w:val="clear" w:color="auto" w:fill="FFFF00"/>
             <w:noWrap/>
             <w:vAlign w:val="bottom"/>
             <w:hideMark/>
@@ -2132,7 +2014,7 @@
               <w:bottom w:val="single" w:sz="4" w:space="0" w:color="000000"/>
               <w:right w:val="single" w:sz="4" w:space="0" w:color="000000"/>
             </w:tcBorders>
-            <w:shd w:val="clear" w:color="auto" w:fill="auto"/>
+            <w:shd w:val="clear" w:color="auto" w:fill="FFFF00"/>
             <w:noWrap/>
             <w:vAlign w:val="bottom"/>
             <w:hideMark/>
@@ -2320,17 +2202,7 @@
           <w:szCs w:val="24"/>
           <w:lang w:val="es-AR"/>
         </w:rPr>
-        <w:t>B</w:t>
-      </w:r>
-      <w:r>
-        <w:rPr>
-          <w:b/>
-          <w:bCs/>
-          <w:sz w:val="24"/>
-          <w:szCs w:val="24"/>
-          <w:lang w:val="es-AR"/>
-        </w:rPr>
-        <w:t xml:space="preserve">) </w:t>
+        <w:t xml:space="preserve">B) </w:t>
       </w:r>
       <w:r>
         <w:rPr>
@@ -2479,7 +2351,7 @@
               <w:bottom w:val="single" w:sz="4" w:space="0" w:color="000000"/>
               <w:right w:val="single" w:sz="4" w:space="0" w:color="000000"/>
             </w:tcBorders>
-            <w:shd w:val="clear" w:color="auto" w:fill="auto"/>
+            <w:shd w:val="clear" w:color="auto" w:fill="76923C" w:themeFill="accent3" w:themeFillShade="BF"/>
             <w:noWrap/>
             <w:hideMark/>
           </w:tcPr>
@@ -2706,7 +2578,7 @@
               <w:bottom w:val="single" w:sz="4" w:space="0" w:color="000000"/>
               <w:right w:val="single" w:sz="4" w:space="0" w:color="000000"/>
             </w:tcBorders>
-            <w:shd w:val="clear" w:color="auto" w:fill="auto"/>
+            <w:shd w:val="clear" w:color="auto" w:fill="FFFF00"/>
             <w:noWrap/>
             <w:vAlign w:val="bottom"/>
             <w:hideMark/>
@@ -2744,7 +2616,7 @@
               <w:bottom w:val="single" w:sz="4" w:space="0" w:color="000000"/>
               <w:right w:val="single" w:sz="4" w:space="0" w:color="000000"/>
             </w:tcBorders>
-            <w:shd w:val="clear" w:color="auto" w:fill="auto"/>
+            <w:shd w:val="clear" w:color="auto" w:fill="FFFF00"/>
             <w:noWrap/>
             <w:vAlign w:val="bottom"/>
             <w:hideMark/>
@@ -2820,7 +2692,7 @@
               <w:bottom w:val="single" w:sz="4" w:space="0" w:color="000000"/>
               <w:right w:val="single" w:sz="4" w:space="0" w:color="000000"/>
             </w:tcBorders>
-            <w:shd w:val="clear" w:color="auto" w:fill="auto"/>
+            <w:shd w:val="clear" w:color="auto" w:fill="FFFF00"/>
             <w:noWrap/>
             <w:vAlign w:val="bottom"/>
             <w:hideMark/>
@@ -2858,7 +2730,7 @@
               <w:bottom w:val="single" w:sz="4" w:space="0" w:color="000000"/>
               <w:right w:val="single" w:sz="4" w:space="0" w:color="000000"/>
             </w:tcBorders>
-            <w:shd w:val="clear" w:color="auto" w:fill="auto"/>
+            <w:shd w:val="clear" w:color="auto" w:fill="FFFF00"/>
             <w:noWrap/>
             <w:vAlign w:val="bottom"/>
             <w:hideMark/>
@@ -2896,7 +2768,7 @@
               <w:bottom w:val="single" w:sz="4" w:space="0" w:color="000000"/>
               <w:right w:val="single" w:sz="4" w:space="0" w:color="000000"/>
             </w:tcBorders>
-            <w:shd w:val="clear" w:color="auto" w:fill="auto"/>
+            <w:shd w:val="clear" w:color="auto" w:fill="FFFF00"/>
             <w:noWrap/>
             <w:vAlign w:val="bottom"/>
             <w:hideMark/>
@@ -2976,7 +2848,7 @@
               <w:bottom w:val="single" w:sz="4" w:space="0" w:color="000000"/>
               <w:right w:val="single" w:sz="4" w:space="0" w:color="000000"/>
             </w:tcBorders>
-            <w:shd w:val="clear" w:color="auto" w:fill="auto"/>
+            <w:shd w:val="clear" w:color="auto" w:fill="FFFF00"/>
             <w:noWrap/>
             <w:vAlign w:val="bottom"/>
             <w:hideMark/>
@@ -3014,7 +2886,7 @@
               <w:bottom w:val="single" w:sz="4" w:space="0" w:color="000000"/>
               <w:right w:val="single" w:sz="4" w:space="0" w:color="000000"/>
             </w:tcBorders>
-            <w:shd w:val="clear" w:color="auto" w:fill="auto"/>
+            <w:shd w:val="clear" w:color="auto" w:fill="FFFF00"/>
             <w:noWrap/>
             <w:vAlign w:val="bottom"/>
             <w:hideMark/>
@@ -3090,7 +2962,7 @@
               <w:bottom w:val="single" w:sz="4" w:space="0" w:color="000000"/>
               <w:right w:val="single" w:sz="4" w:space="0" w:color="000000"/>
             </w:tcBorders>
-            <w:shd w:val="clear" w:color="auto" w:fill="auto"/>
+            <w:shd w:val="clear" w:color="auto" w:fill="FFFF00"/>
             <w:noWrap/>
             <w:vAlign w:val="bottom"/>
             <w:hideMark/>
@@ -3128,7 +3000,7 @@
               <w:bottom w:val="single" w:sz="4" w:space="0" w:color="000000"/>
               <w:right w:val="single" w:sz="4" w:space="0" w:color="000000"/>
             </w:tcBorders>
-            <w:shd w:val="clear" w:color="auto" w:fill="auto"/>
+            <w:shd w:val="clear" w:color="auto" w:fill="FFFF00"/>
             <w:noWrap/>
             <w:vAlign w:val="bottom"/>
             <w:hideMark/>
@@ -3166,7 +3038,7 @@
               <w:bottom w:val="single" w:sz="4" w:space="0" w:color="000000"/>
               <w:right w:val="single" w:sz="4" w:space="0" w:color="000000"/>
             </w:tcBorders>
-            <w:shd w:val="clear" w:color="auto" w:fill="auto"/>
+            <w:shd w:val="clear" w:color="auto" w:fill="FFFF00"/>
             <w:noWrap/>
             <w:vAlign w:val="bottom"/>
             <w:hideMark/>
@@ -3225,7 +3097,6 @@
                 <w:lang w:val="es-AR"/>
               </w:rPr>
             </w:pPr>
-            <w:proofErr w:type="spellStart"/>
             <w:r>
               <w:rPr>
                 <w:rFonts w:eastAsia="Times New Roman"/>
@@ -3236,7 +3107,6 @@
               </w:rPr>
               <w:t>produccion</w:t>
             </w:r>
-            <w:proofErr w:type="spellEnd"/>
           </w:p>
         </w:tc>
         <w:tc>
@@ -3286,7 +3156,7 @@
               <w:bottom w:val="single" w:sz="4" w:space="0" w:color="000000"/>
               <w:right w:val="single" w:sz="4" w:space="0" w:color="000000"/>
             </w:tcBorders>
-            <w:shd w:val="clear" w:color="auto" w:fill="auto"/>
+            <w:shd w:val="clear" w:color="auto" w:fill="FFFF00"/>
             <w:noWrap/>
             <w:vAlign w:val="bottom"/>
             <w:hideMark/>
@@ -3488,7 +3358,6 @@
           <w:lang w:val="es-AR"/>
         </w:rPr>
       </w:pPr>
-      <w:proofErr w:type="spellStart"/>
       <w:r>
         <w:rPr>
           <w:b/>
@@ -3497,10 +3366,19 @@
           <w:szCs w:val="24"/>
           <w:lang w:val="es-AR"/>
         </w:rPr>
-        <w:t>Query</w:t>
-      </w:r>
-      <w:proofErr w:type="spellEnd"/>
-      <w:r>
+        <w:t xml:space="preserve">Query: </w:t>
+      </w:r>
+      <w:r>
+        <w:rPr>
+          <w:sz w:val="24"/>
+          <w:szCs w:val="24"/>
+          <w:lang w:val="es-AR"/>
+        </w:rPr>
+        <w:t>producción and (cultura o libre)</w:t>
+      </w:r>
+    </w:p>
+    <w:p>
+      <w:pPr>
         <w:rPr>
           <w:b/>
           <w:bCs/>
@@ -3508,19 +3386,8 @@
           <w:szCs w:val="24"/>
           <w:lang w:val="es-AR"/>
         </w:rPr>
-        <w:t xml:space="preserve">: </w:t>
-      </w:r>
-      <w:r>
-        <w:rPr>
-          <w:sz w:val="24"/>
-          <w:szCs w:val="24"/>
-          <w:lang w:val="es-AR"/>
-        </w:rPr>
-        <w:t>producción and (cultura o libre)</w:t>
-      </w:r>
-    </w:p>
-    <w:p>
-      <w:pPr>
+      </w:pPr>
+      <w:r>
         <w:rPr>
           <w:b/>
           <w:bCs/>
@@ -3528,6 +3395,33 @@
           <w:szCs w:val="24"/>
           <w:lang w:val="es-AR"/>
         </w:rPr>
+        <w:t>Relevantes:</w:t>
+      </w:r>
+      <w:r>
+        <w:rPr>
+          <w:sz w:val="24"/>
+          <w:szCs w:val="24"/>
+          <w:lang w:val="es-AR"/>
+        </w:rPr>
+        <w:t xml:space="preserve"> {D2}</w:t>
+      </w:r>
+    </w:p>
+    <w:p>
+      <w:pPr>
+        <w:rPr>
+          <w:sz w:val="24"/>
+          <w:szCs w:val="24"/>
+          <w:lang w:val="es-AR"/>
+        </w:rPr>
+      </w:pPr>
+    </w:p>
+    <w:p>
+      <w:pPr>
+        <w:rPr>
+          <w:sz w:val="24"/>
+          <w:szCs w:val="24"/>
+          <w:lang w:val="es-AR"/>
+        </w:rPr>
       </w:pPr>
       <w:r>
         <w:rPr>
@@ -3537,7 +3431,7 @@
           <w:szCs w:val="24"/>
           <w:lang w:val="es-AR"/>
         </w:rPr>
-        <w:t>Relevantes:</w:t>
+        <w:t xml:space="preserve">C) </w:t>
       </w:r>
       <w:r>
         <w:rPr>
@@ -3545,7 +3439,7 @@
           <w:szCs w:val="24"/>
           <w:lang w:val="es-AR"/>
         </w:rPr>
-        <w:t xml:space="preserve"> {</w:t>
+        <w:t>Términos</w:t>
       </w:r>
       <w:r>
         <w:rPr>
@@ -3553,77 +3447,7 @@
           <w:szCs w:val="24"/>
           <w:lang w:val="es-AR"/>
         </w:rPr>
-        <w:t>D2</w:t>
-      </w:r>
-      <w:r>
-        <w:rPr>
-          <w:sz w:val="24"/>
-          <w:szCs w:val="24"/>
-          <w:lang w:val="es-AR"/>
-        </w:rPr>
-        <w:t>}</w:t>
-      </w:r>
-    </w:p>
-    <w:p>
-      <w:pPr>
-        <w:rPr>
-          <w:sz w:val="24"/>
-          <w:szCs w:val="24"/>
-          <w:lang w:val="es-AR"/>
-        </w:rPr>
-      </w:pPr>
-    </w:p>
-    <w:p>
-      <w:pPr>
-        <w:rPr>
-          <w:sz w:val="24"/>
-          <w:szCs w:val="24"/>
-          <w:lang w:val="es-AR"/>
-        </w:rPr>
-      </w:pPr>
-      <w:r>
-        <w:rPr>
-          <w:b/>
-          <w:bCs/>
-          <w:sz w:val="24"/>
-          <w:szCs w:val="24"/>
-          <w:lang w:val="es-AR"/>
-        </w:rPr>
-        <w:t>C</w:t>
-      </w:r>
-      <w:r>
-        <w:rPr>
-          <w:b/>
-          <w:bCs/>
-          <w:sz w:val="24"/>
-          <w:szCs w:val="24"/>
-          <w:lang w:val="es-AR"/>
-        </w:rPr>
-        <w:t xml:space="preserve">) </w:t>
-      </w:r>
-      <w:r>
-        <w:rPr>
-          <w:sz w:val="24"/>
-          <w:szCs w:val="24"/>
-          <w:lang w:val="es-AR"/>
-        </w:rPr>
-        <w:t>Términos</w:t>
-      </w:r>
-      <w:r>
-        <w:rPr>
-          <w:sz w:val="24"/>
-          <w:szCs w:val="24"/>
-          <w:lang w:val="es-AR"/>
-        </w:rPr>
-        <w:t xml:space="preserve">: </w:t>
-      </w:r>
-      <w:r>
-        <w:rPr>
-          <w:sz w:val="24"/>
-          <w:szCs w:val="24"/>
-          <w:lang w:val="es-AR"/>
-        </w:rPr>
-        <w:t xml:space="preserve">Fundamental – Libre - </w:t>
+        <w:t xml:space="preserve">: Fundamental – Libre - </w:t>
       </w:r>
       <w:r>
         <w:rPr>
@@ -3711,7 +3535,7 @@
               <w:bottom w:val="nil"/>
               <w:right w:val="single" w:sz="4" w:space="0" w:color="000000"/>
             </w:tcBorders>
-            <w:shd w:val="clear" w:color="auto" w:fill="auto"/>
+            <w:shd w:val="clear" w:color="auto" w:fill="76923C" w:themeFill="accent3" w:themeFillShade="BF"/>
             <w:noWrap/>
             <w:hideMark/>
           </w:tcPr>
@@ -3748,7 +3572,7 @@
               <w:bottom w:val="single" w:sz="4" w:space="0" w:color="000000"/>
               <w:right w:val="single" w:sz="4" w:space="0" w:color="000000"/>
             </w:tcBorders>
-            <w:shd w:val="clear" w:color="auto" w:fill="auto"/>
+            <w:shd w:val="clear" w:color="auto" w:fill="76923C" w:themeFill="accent3" w:themeFillShade="BF"/>
             <w:noWrap/>
             <w:hideMark/>
           </w:tcPr>
@@ -3785,7 +3609,7 @@
               <w:bottom w:val="single" w:sz="4" w:space="0" w:color="000000"/>
               <w:right w:val="single" w:sz="4" w:space="0" w:color="000000"/>
             </w:tcBorders>
-            <w:shd w:val="clear" w:color="auto" w:fill="auto"/>
+            <w:shd w:val="clear" w:color="auto" w:fill="76923C" w:themeFill="accent3" w:themeFillShade="BF"/>
             <w:noWrap/>
             <w:hideMark/>
           </w:tcPr>
@@ -3822,7 +3646,7 @@
               <w:bottom w:val="single" w:sz="4" w:space="0" w:color="000000"/>
               <w:right w:val="single" w:sz="4" w:space="0" w:color="000000"/>
             </w:tcBorders>
-            <w:shd w:val="clear" w:color="auto" w:fill="auto"/>
+            <w:shd w:val="clear" w:color="auto" w:fill="76923C" w:themeFill="accent3" w:themeFillShade="BF"/>
             <w:noWrap/>
             <w:hideMark/>
           </w:tcPr>
@@ -3859,7 +3683,7 @@
               <w:bottom w:val="single" w:sz="4" w:space="0" w:color="000000"/>
               <w:right w:val="single" w:sz="4" w:space="0" w:color="000000"/>
             </w:tcBorders>
-            <w:shd w:val="clear" w:color="auto" w:fill="auto"/>
+            <w:shd w:val="clear" w:color="auto" w:fill="76923C" w:themeFill="accent3" w:themeFillShade="BF"/>
             <w:noWrap/>
             <w:hideMark/>
           </w:tcPr>
@@ -3896,7 +3720,7 @@
               <w:bottom w:val="single" w:sz="4" w:space="0" w:color="000000"/>
               <w:right w:val="single" w:sz="4" w:space="0" w:color="000000"/>
             </w:tcBorders>
-            <w:shd w:val="clear" w:color="auto" w:fill="auto"/>
+            <w:shd w:val="clear" w:color="auto" w:fill="76923C" w:themeFill="accent3" w:themeFillShade="BF"/>
             <w:noWrap/>
             <w:hideMark/>
           </w:tcPr>
@@ -3975,7 +3799,7 @@
               <w:bottom w:val="single" w:sz="4" w:space="0" w:color="000000"/>
               <w:right w:val="single" w:sz="4" w:space="0" w:color="000000"/>
             </w:tcBorders>
-            <w:shd w:val="clear" w:color="auto" w:fill="auto"/>
+            <w:shd w:val="clear" w:color="auto" w:fill="FFFF00"/>
             <w:noWrap/>
             <w:vAlign w:val="bottom"/>
             <w:hideMark/>
@@ -4013,7 +3837,7 @@
               <w:bottom w:val="single" w:sz="4" w:space="0" w:color="000000"/>
               <w:right w:val="single" w:sz="4" w:space="0" w:color="000000"/>
             </w:tcBorders>
-            <w:shd w:val="clear" w:color="auto" w:fill="auto"/>
+            <w:shd w:val="clear" w:color="auto" w:fill="FFFF00"/>
             <w:noWrap/>
             <w:vAlign w:val="bottom"/>
             <w:hideMark/>
@@ -4051,7 +3875,7 @@
               <w:bottom w:val="single" w:sz="4" w:space="0" w:color="000000"/>
               <w:right w:val="single" w:sz="4" w:space="0" w:color="000000"/>
             </w:tcBorders>
-            <w:shd w:val="clear" w:color="auto" w:fill="auto"/>
+            <w:shd w:val="clear" w:color="auto" w:fill="FFFF00"/>
             <w:noWrap/>
             <w:vAlign w:val="bottom"/>
             <w:hideMark/>
@@ -4089,7 +3913,7 @@
               <w:bottom w:val="single" w:sz="4" w:space="0" w:color="000000"/>
               <w:right w:val="single" w:sz="4" w:space="0" w:color="000000"/>
             </w:tcBorders>
-            <w:shd w:val="clear" w:color="auto" w:fill="auto"/>
+            <w:shd w:val="clear" w:color="auto" w:fill="FFFF00"/>
             <w:noWrap/>
             <w:vAlign w:val="bottom"/>
             <w:hideMark/>
@@ -4127,7 +3951,7 @@
               <w:bottom w:val="single" w:sz="4" w:space="0" w:color="000000"/>
               <w:right w:val="single" w:sz="4" w:space="0" w:color="000000"/>
             </w:tcBorders>
-            <w:shd w:val="clear" w:color="auto" w:fill="auto"/>
+            <w:shd w:val="clear" w:color="auto" w:fill="FFFF00"/>
             <w:noWrap/>
             <w:vAlign w:val="bottom"/>
             <w:hideMark/>
@@ -4165,7 +3989,7 @@
               <w:bottom w:val="single" w:sz="4" w:space="0" w:color="000000"/>
               <w:right w:val="single" w:sz="4" w:space="0" w:color="000000"/>
             </w:tcBorders>
-            <w:shd w:val="clear" w:color="auto" w:fill="auto"/>
+            <w:shd w:val="clear" w:color="auto" w:fill="FFFF00"/>
             <w:noWrap/>
             <w:vAlign w:val="bottom"/>
             <w:hideMark/>
@@ -4245,7 +4069,7 @@
               <w:bottom w:val="single" w:sz="4" w:space="0" w:color="000000"/>
               <w:right w:val="single" w:sz="4" w:space="0" w:color="000000"/>
             </w:tcBorders>
-            <w:shd w:val="clear" w:color="auto" w:fill="auto"/>
+            <w:shd w:val="clear" w:color="auto" w:fill="FFFF00"/>
             <w:noWrap/>
             <w:vAlign w:val="bottom"/>
             <w:hideMark/>
@@ -4283,7 +4107,7 @@
               <w:bottom w:val="single" w:sz="4" w:space="0" w:color="000000"/>
               <w:right w:val="single" w:sz="4" w:space="0" w:color="000000"/>
             </w:tcBorders>
-            <w:shd w:val="clear" w:color="auto" w:fill="auto"/>
+            <w:shd w:val="clear" w:color="auto" w:fill="FFFF00"/>
             <w:noWrap/>
             <w:vAlign w:val="bottom"/>
             <w:hideMark/>
@@ -4321,7 +4145,7 @@
               <w:bottom w:val="single" w:sz="4" w:space="0" w:color="000000"/>
               <w:right w:val="single" w:sz="4" w:space="0" w:color="000000"/>
             </w:tcBorders>
-            <w:shd w:val="clear" w:color="auto" w:fill="auto"/>
+            <w:shd w:val="clear" w:color="auto" w:fill="FFFF00"/>
             <w:noWrap/>
             <w:vAlign w:val="bottom"/>
             <w:hideMark/>
@@ -4359,7 +4183,7 @@
               <w:bottom w:val="single" w:sz="4" w:space="0" w:color="000000"/>
               <w:right w:val="single" w:sz="4" w:space="0" w:color="000000"/>
             </w:tcBorders>
-            <w:shd w:val="clear" w:color="auto" w:fill="auto"/>
+            <w:shd w:val="clear" w:color="auto" w:fill="FFFF00"/>
             <w:noWrap/>
             <w:vAlign w:val="bottom"/>
             <w:hideMark/>
@@ -4397,7 +4221,7 @@
               <w:bottom w:val="single" w:sz="4" w:space="0" w:color="000000"/>
               <w:right w:val="single" w:sz="4" w:space="0" w:color="000000"/>
             </w:tcBorders>
-            <w:shd w:val="clear" w:color="auto" w:fill="auto"/>
+            <w:shd w:val="clear" w:color="auto" w:fill="FFFF00"/>
             <w:noWrap/>
             <w:vAlign w:val="bottom"/>
             <w:hideMark/>
@@ -4435,7 +4259,7 @@
               <w:bottom w:val="single" w:sz="4" w:space="0" w:color="000000"/>
               <w:right w:val="single" w:sz="4" w:space="0" w:color="000000"/>
             </w:tcBorders>
-            <w:shd w:val="clear" w:color="auto" w:fill="auto"/>
+            <w:shd w:val="clear" w:color="auto" w:fill="FFFF00"/>
             <w:noWrap/>
             <w:vAlign w:val="bottom"/>
             <w:hideMark/>
@@ -4517,7 +4341,7 @@
               <w:bottom w:val="single" w:sz="4" w:space="0" w:color="000000"/>
               <w:right w:val="single" w:sz="4" w:space="0" w:color="000000"/>
             </w:tcBorders>
-            <w:shd w:val="clear" w:color="auto" w:fill="auto"/>
+            <w:shd w:val="clear" w:color="auto" w:fill="FFFF00"/>
             <w:noWrap/>
             <w:vAlign w:val="bottom"/>
             <w:hideMark/>
@@ -4555,7 +4379,7 @@
               <w:bottom w:val="single" w:sz="4" w:space="0" w:color="000000"/>
               <w:right w:val="single" w:sz="4" w:space="0" w:color="000000"/>
             </w:tcBorders>
-            <w:shd w:val="clear" w:color="auto" w:fill="auto"/>
+            <w:shd w:val="clear" w:color="auto" w:fill="FFFF00"/>
             <w:noWrap/>
             <w:vAlign w:val="bottom"/>
             <w:hideMark/>
@@ -4593,7 +4417,7 @@
               <w:bottom w:val="single" w:sz="4" w:space="0" w:color="000000"/>
               <w:right w:val="single" w:sz="4" w:space="0" w:color="000000"/>
             </w:tcBorders>
-            <w:shd w:val="clear" w:color="auto" w:fill="auto"/>
+            <w:shd w:val="clear" w:color="auto" w:fill="FFFF00"/>
             <w:noWrap/>
             <w:vAlign w:val="bottom"/>
             <w:hideMark/>
@@ -4631,7 +4455,7 @@
               <w:bottom w:val="single" w:sz="4" w:space="0" w:color="000000"/>
               <w:right w:val="single" w:sz="4" w:space="0" w:color="000000"/>
             </w:tcBorders>
-            <w:shd w:val="clear" w:color="auto" w:fill="auto"/>
+            <w:shd w:val="clear" w:color="auto" w:fill="FFFF00"/>
             <w:noWrap/>
             <w:vAlign w:val="bottom"/>
             <w:hideMark/>
@@ -4669,7 +4493,7 @@
               <w:bottom w:val="single" w:sz="4" w:space="0" w:color="000000"/>
               <w:right w:val="single" w:sz="4" w:space="0" w:color="000000"/>
             </w:tcBorders>
-            <w:shd w:val="clear" w:color="auto" w:fill="auto"/>
+            <w:shd w:val="clear" w:color="auto" w:fill="FFFF00"/>
             <w:noWrap/>
             <w:vAlign w:val="bottom"/>
             <w:hideMark/>
@@ -4707,7 +4531,7 @@
               <w:bottom w:val="single" w:sz="4" w:space="0" w:color="000000"/>
               <w:right w:val="single" w:sz="4" w:space="0" w:color="000000"/>
             </w:tcBorders>
-            <w:shd w:val="clear" w:color="auto" w:fill="auto"/>
+            <w:shd w:val="clear" w:color="auto" w:fill="FFFF00"/>
             <w:noWrap/>
             <w:vAlign w:val="bottom"/>
             <w:hideMark/>
@@ -4757,7 +4581,6 @@
           <w:lang w:val="es-AR"/>
         </w:rPr>
       </w:pPr>
-      <w:proofErr w:type="spellStart"/>
       <w:r>
         <w:rPr>
           <w:b/>
@@ -4766,9 +4589,109 @@
           <w:szCs w:val="24"/>
           <w:lang w:val="es-AR"/>
         </w:rPr>
-        <w:t>Query</w:t>
+        <w:t xml:space="preserve">Query: </w:t>
+      </w:r>
+      <w:r>
+        <w:rPr>
+          <w:sz w:val="24"/>
+          <w:szCs w:val="24"/>
+          <w:lang w:val="es-AR"/>
+        </w:rPr>
+        <w:t>f</w:t>
+      </w:r>
+      <w:r>
+        <w:rPr>
+          <w:sz w:val="24"/>
+          <w:szCs w:val="24"/>
+          <w:lang w:val="es-AR"/>
+        </w:rPr>
+        <w:t xml:space="preserve">undamental </w:t>
+      </w:r>
+      <w:proofErr w:type="spellStart"/>
+      <w:r>
+        <w:rPr>
+          <w:sz w:val="24"/>
+          <w:szCs w:val="24"/>
+          <w:lang w:val="es-AR"/>
+        </w:rPr>
+        <w:t>o</w:t>
+      </w:r>
+      <w:r>
+        <w:rPr>
+          <w:sz w:val="24"/>
+          <w:szCs w:val="24"/>
+          <w:lang w:val="es-AR"/>
+        </w:rPr>
+        <w:t>r</w:t>
       </w:r>
       <w:proofErr w:type="spellEnd"/>
+      <w:r>
+        <w:rPr>
+          <w:sz w:val="24"/>
+          <w:szCs w:val="24"/>
+          <w:lang w:val="es-AR"/>
+        </w:rPr>
+        <w:t xml:space="preserve"> </w:t>
+      </w:r>
+      <w:r>
+        <w:rPr>
+          <w:sz w:val="24"/>
+          <w:szCs w:val="24"/>
+          <w:lang w:val="es-AR"/>
+        </w:rPr>
+        <w:t>l</w:t>
+      </w:r>
+      <w:r>
+        <w:rPr>
+          <w:sz w:val="24"/>
+          <w:szCs w:val="24"/>
+          <w:lang w:val="es-AR"/>
+        </w:rPr>
+        <w:t xml:space="preserve">ibre </w:t>
+      </w:r>
+      <w:proofErr w:type="spellStart"/>
+      <w:r>
+        <w:rPr>
+          <w:sz w:val="24"/>
+          <w:szCs w:val="24"/>
+          <w:lang w:val="es-AR"/>
+        </w:rPr>
+        <w:t>o</w:t>
+      </w:r>
+      <w:r>
+        <w:rPr>
+          <w:sz w:val="24"/>
+          <w:szCs w:val="24"/>
+          <w:lang w:val="es-AR"/>
+        </w:rPr>
+        <w:t>r</w:t>
+      </w:r>
+      <w:proofErr w:type="spellEnd"/>
+      <w:r>
+        <w:rPr>
+          <w:sz w:val="24"/>
+          <w:szCs w:val="24"/>
+          <w:lang w:val="es-AR"/>
+        </w:rPr>
+        <w:t xml:space="preserve"> </w:t>
+      </w:r>
+      <w:r>
+        <w:rPr>
+          <w:sz w:val="24"/>
+          <w:szCs w:val="24"/>
+          <w:lang w:val="es-AR"/>
+        </w:rPr>
+        <w:t>país</w:t>
+      </w:r>
+    </w:p>
+    <w:p>
+      <w:pPr>
+        <w:rPr>
+          <w:sz w:val="24"/>
+          <w:szCs w:val="24"/>
+          <w:lang w:val="es-AR"/>
+        </w:rPr>
+      </w:pPr>
       <w:r>
         <w:rPr>
           <w:b/>
@@ -4777,7 +4700,7 @@
           <w:szCs w:val="24"/>
           <w:lang w:val="es-AR"/>
         </w:rPr>
-        <w:t xml:space="preserve">: </w:t>
+        <w:t>Relevantes:</w:t>
       </w:r>
       <w:r>
         <w:rPr>
@@ -4785,7 +4708,7 @@
           <w:szCs w:val="24"/>
           <w:lang w:val="es-AR"/>
         </w:rPr>
-        <w:t>f</w:t>
+        <w:t xml:space="preserve"> {</w:t>
       </w:r>
       <w:r>
         <w:rPr>
@@ -4793,84 +4716,25 @@
           <w:szCs w:val="24"/>
           <w:lang w:val="es-AR"/>
         </w:rPr>
-        <w:t xml:space="preserve">undamental </w:t>
-      </w:r>
-      <w:proofErr w:type="spellStart"/>
+        <w:t>D1,D2,D3,D4,D5,D6</w:t>
+      </w:r>
       <w:r>
         <w:rPr>
           <w:sz w:val="24"/>
           <w:szCs w:val="24"/>
           <w:lang w:val="es-AR"/>
         </w:rPr>
-        <w:t>o</w:t>
-      </w:r>
-      <w:r>
+        <w:t>}</w:t>
+      </w:r>
+    </w:p>
+    <w:p>
+      <w:pPr>
         <w:rPr>
           <w:sz w:val="24"/>
           <w:szCs w:val="24"/>
           <w:lang w:val="es-AR"/>
         </w:rPr>
-        <w:t>r</w:t>
-      </w:r>
-      <w:proofErr w:type="spellEnd"/>
-      <w:r>
-        <w:rPr>
-          <w:sz w:val="24"/>
-          <w:szCs w:val="24"/>
-          <w:lang w:val="es-AR"/>
-        </w:rPr>
-        <w:t xml:space="preserve"> </w:t>
-      </w:r>
-      <w:r>
-        <w:rPr>
-          <w:sz w:val="24"/>
-          <w:szCs w:val="24"/>
-          <w:lang w:val="es-AR"/>
-        </w:rPr>
-        <w:t>l</w:t>
-      </w:r>
-      <w:r>
-        <w:rPr>
-          <w:sz w:val="24"/>
-          <w:szCs w:val="24"/>
-          <w:lang w:val="es-AR"/>
-        </w:rPr>
-        <w:t xml:space="preserve">ibre </w:t>
-      </w:r>
-      <w:proofErr w:type="spellStart"/>
-      <w:r>
-        <w:rPr>
-          <w:sz w:val="24"/>
-          <w:szCs w:val="24"/>
-          <w:lang w:val="es-AR"/>
-        </w:rPr>
-        <w:t>o</w:t>
-      </w:r>
-      <w:r>
-        <w:rPr>
-          <w:sz w:val="24"/>
-          <w:szCs w:val="24"/>
-          <w:lang w:val="es-AR"/>
-        </w:rPr>
-        <w:t>r</w:t>
-      </w:r>
-      <w:proofErr w:type="spellEnd"/>
-      <w:r>
-        <w:rPr>
-          <w:sz w:val="24"/>
-          <w:szCs w:val="24"/>
-          <w:lang w:val="es-AR"/>
-        </w:rPr>
-        <w:t xml:space="preserve"> </w:t>
-      </w:r>
-      <w:r>
-        <w:rPr>
-          <w:sz w:val="24"/>
-          <w:szCs w:val="24"/>
-          <w:lang w:val="es-AR"/>
-        </w:rPr>
-        <w:t>país</w:t>
-      </w:r>
+      </w:pPr>
     </w:p>
     <w:p>
       <w:pPr>
@@ -4888,7 +4752,7 @@
           <w:szCs w:val="24"/>
           <w:lang w:val="es-AR"/>
         </w:rPr>
-        <w:t>Relevantes:</w:t>
+        <w:t xml:space="preserve">D) </w:t>
       </w:r>
       <w:r>
         <w:rPr>
@@ -4896,77 +4760,7 @@
           <w:szCs w:val="24"/>
           <w:lang w:val="es-AR"/>
         </w:rPr>
-        <w:t xml:space="preserve"> {</w:t>
-      </w:r>
-      <w:r>
-        <w:rPr>
-          <w:sz w:val="24"/>
-          <w:szCs w:val="24"/>
-          <w:lang w:val="es-AR"/>
-        </w:rPr>
-        <w:t>D1,D2,D3,D4,D5,D6</w:t>
-      </w:r>
-      <w:r>
-        <w:rPr>
-          <w:sz w:val="24"/>
-          <w:szCs w:val="24"/>
-          <w:lang w:val="es-AR"/>
-        </w:rPr>
-        <w:t>}</w:t>
-      </w:r>
-    </w:p>
-    <w:p>
-      <w:pPr>
-        <w:rPr>
-          <w:sz w:val="24"/>
-          <w:szCs w:val="24"/>
-          <w:lang w:val="es-AR"/>
-        </w:rPr>
-      </w:pPr>
-    </w:p>
-    <w:p>
-      <w:pPr>
-        <w:rPr>
-          <w:sz w:val="24"/>
-          <w:szCs w:val="24"/>
-          <w:lang w:val="es-AR"/>
-        </w:rPr>
-      </w:pPr>
-      <w:r>
-        <w:rPr>
-          <w:b/>
-          <w:bCs/>
-          <w:sz w:val="24"/>
-          <w:szCs w:val="24"/>
-          <w:lang w:val="es-AR"/>
-        </w:rPr>
-        <w:t>D</w:t>
-      </w:r>
-      <w:r>
-        <w:rPr>
-          <w:b/>
-          <w:bCs/>
-          <w:sz w:val="24"/>
-          <w:szCs w:val="24"/>
-          <w:lang w:val="es-AR"/>
-        </w:rPr>
-        <w:t xml:space="preserve">) </w:t>
-      </w:r>
-      <w:r>
-        <w:rPr>
-          <w:sz w:val="24"/>
-          <w:szCs w:val="24"/>
-          <w:lang w:val="es-AR"/>
-        </w:rPr>
-        <w:t xml:space="preserve">Términos: </w:t>
-      </w:r>
-      <w:r>
-        <w:rPr>
-          <w:sz w:val="24"/>
-          <w:szCs w:val="24"/>
-          <w:lang w:val="es-AR"/>
-        </w:rPr>
-        <w:t>Accesible – Vital - Libre</w:t>
+        <w:t>Términos: Accesible – Vital - Libre</w:t>
       </w:r>
     </w:p>
     <w:p>
@@ -5009,7 +4803,7 @@
               <w:top w:val="single" w:sz="4" w:space="0" w:color="000000"/>
               <w:left w:val="single" w:sz="4" w:space="0" w:color="000000"/>
               <w:bottom w:val="single" w:sz="4" w:space="0" w:color="000000"/>
-              <w:right w:val="single" w:sz="4" w:space="0" w:color="000000"/>
+              <w:right w:val="single" w:sz="4" w:space="0" w:color="auto"/>
             </w:tcBorders>
             <w:shd w:val="clear" w:color="auto" w:fill="auto"/>
             <w:noWrap/>
@@ -5043,10 +4837,10 @@
           <w:tcPr>
             <w:tcW w:w="1581" w:type="dxa"/>
             <w:tcBorders>
-              <w:top w:val="single" w:sz="4" w:space="0" w:color="000000"/>
-              <w:left w:val="nil"/>
-              <w:bottom w:val="nil"/>
-              <w:right w:val="single" w:sz="4" w:space="0" w:color="000000"/>
+              <w:top w:val="single" w:sz="4" w:space="0" w:color="auto"/>
+              <w:left w:val="single" w:sz="4" w:space="0" w:color="auto"/>
+              <w:bottom w:val="single" w:sz="4" w:space="0" w:color="auto"/>
+              <w:right w:val="single" w:sz="4" w:space="0" w:color="auto"/>
             </w:tcBorders>
             <w:shd w:val="clear" w:color="auto" w:fill="auto"/>
             <w:noWrap/>
@@ -5081,7 +4875,7 @@
             <w:tcW w:w="1276" w:type="dxa"/>
             <w:tcBorders>
               <w:top w:val="single" w:sz="4" w:space="0" w:color="000000"/>
-              <w:left w:val="nil"/>
+              <w:left w:val="single" w:sz="4" w:space="0" w:color="auto"/>
               <w:bottom w:val="single" w:sz="4" w:space="0" w:color="000000"/>
               <w:right w:val="single" w:sz="4" w:space="0" w:color="000000"/>
             </w:tcBorders>
@@ -5307,7 +5101,7 @@
           <w:tcPr>
             <w:tcW w:w="1581" w:type="dxa"/>
             <w:tcBorders>
-              <w:top w:val="nil"/>
+              <w:top w:val="single" w:sz="4" w:space="0" w:color="auto"/>
               <w:left w:val="single" w:sz="4" w:space="0" w:color="000000"/>
               <w:bottom w:val="single" w:sz="4" w:space="0" w:color="000000"/>
               <w:right w:val="single" w:sz="4" w:space="0" w:color="000000"/>
@@ -5464,7 +5258,7 @@
               <w:bottom w:val="single" w:sz="4" w:space="0" w:color="000000"/>
               <w:right w:val="single" w:sz="4" w:space="0" w:color="000000"/>
             </w:tcBorders>
-            <w:shd w:val="clear" w:color="auto" w:fill="auto"/>
+            <w:shd w:val="clear" w:color="auto" w:fill="FFFF00"/>
             <w:noWrap/>
             <w:vAlign w:val="bottom"/>
             <w:hideMark/>
@@ -5502,7 +5296,7 @@
               <w:bottom w:val="single" w:sz="4" w:space="0" w:color="000000"/>
               <w:right w:val="single" w:sz="4" w:space="0" w:color="000000"/>
             </w:tcBorders>
-            <w:shd w:val="clear" w:color="auto" w:fill="auto"/>
+            <w:shd w:val="clear" w:color="auto" w:fill="FFFF00"/>
             <w:noWrap/>
             <w:vAlign w:val="bottom"/>
             <w:hideMark/>
@@ -5928,7 +5722,7 @@
               <w:bottom w:val="single" w:sz="4" w:space="0" w:color="000000"/>
               <w:right w:val="single" w:sz="4" w:space="0" w:color="000000"/>
             </w:tcBorders>
-            <w:shd w:val="clear" w:color="auto" w:fill="auto"/>
+            <w:shd w:val="clear" w:color="auto" w:fill="FFFF00"/>
             <w:noWrap/>
             <w:vAlign w:val="bottom"/>
             <w:hideMark/>
@@ -6274,7 +6068,7 @@
               <w:bottom w:val="single" w:sz="4" w:space="0" w:color="000000"/>
               <w:right w:val="single" w:sz="4" w:space="0" w:color="000000"/>
             </w:tcBorders>
-            <w:shd w:val="clear" w:color="auto" w:fill="auto"/>
+            <w:shd w:val="clear" w:color="auto" w:fill="FFFF00"/>
             <w:noWrap/>
             <w:vAlign w:val="bottom"/>
             <w:hideMark/>
@@ -6312,7 +6106,7 @@
               <w:bottom w:val="single" w:sz="4" w:space="0" w:color="000000"/>
               <w:right w:val="single" w:sz="4" w:space="0" w:color="000000"/>
             </w:tcBorders>
-            <w:shd w:val="clear" w:color="auto" w:fill="auto"/>
+            <w:shd w:val="clear" w:color="auto" w:fill="FFFF00"/>
             <w:noWrap/>
             <w:vAlign w:val="bottom"/>
             <w:hideMark/>
@@ -6536,16 +6330,7 @@
           <w:sz w:val="24"/>
           <w:szCs w:val="24"/>
         </w:rPr>
-        <w:t xml:space="preserve"> </w:t>
-      </w:r>
-      <w:r>
-        <w:rPr>
-          <w:b/>
-          <w:bCs/>
-          <w:sz w:val="24"/>
-          <w:szCs w:val="24"/>
-        </w:rPr>
-        <w:t>=SI(ESNUMERO(HALLAR(" "&amp;$A2&amp;" "; SUSTITUIR(SUSTITUIR(" "&amp;$L$2&amp;" "; ","; " "); "."; " "))); 1; 0)</w:t>
+        <w:t xml:space="preserve"> =SI(ESNUMERO(HALLAR(" "&amp;$A2&amp;" "; SUSTITUIR(SUSTITUIR(" "&amp;$L$2&amp;" "; ","; " "); "."; " "))); 1; 0)</w:t>
       </w:r>
       <w:r>
         <w:rPr>
@@ -6690,7 +6475,7 @@
           <w:sz w:val="24"/>
           <w:szCs w:val="24"/>
         </w:rPr>
-        <w:t xml:space="preserve"> documento. Calcule el ranking para las siguientes consu</w:t>
+        <w:t xml:space="preserve"> documento. Calcule el ranking para las siguientes consultas utilizando como </w:t>
       </w:r>
       <w:r>
         <w:rPr>
@@ -6698,18 +6483,8 @@
           <w:sz w:val="24"/>
           <w:szCs w:val="24"/>
         </w:rPr>
-        <w:t xml:space="preserve">ltas utilizando como </w:t>
-      </w:r>
-      <w:proofErr w:type="spellStart"/>
-      <w:r>
-        <w:rPr>
-          <w:color w:val="FABF8F" w:themeColor="accent6" w:themeTint="99"/>
-          <w:sz w:val="24"/>
-          <w:szCs w:val="24"/>
-        </w:rPr>
-        <w:t>ḿetrica</w:t>
-      </w:r>
-      <w:proofErr w:type="spellEnd"/>
+        <w:t>métrica</w:t>
+      </w:r>
       <w:r>
         <w:rPr>
           <w:color w:val="FABF8F" w:themeColor="accent6" w:themeTint="99"/>
@@ -6755,25 +6530,7 @@
           <w:sz w:val="24"/>
           <w:szCs w:val="24"/>
         </w:rPr>
-        <w:t xml:space="preserve">a) software </w:t>
-      </w:r>
-      <w:proofErr w:type="spellStart"/>
-      <w:r>
-        <w:rPr>
-          <w:color w:val="FABF8F" w:themeColor="accent6" w:themeTint="99"/>
-          <w:sz w:val="24"/>
-          <w:szCs w:val="24"/>
-        </w:rPr>
-        <w:t>pais</w:t>
-      </w:r>
-      <w:proofErr w:type="spellEnd"/>
-      <w:r>
-        <w:rPr>
-          <w:color w:val="FABF8F" w:themeColor="accent6" w:themeTint="99"/>
-          <w:sz w:val="24"/>
-          <w:szCs w:val="24"/>
-        </w:rPr>
-        <w:t xml:space="preserve"> fundamental</w:t>
+        <w:t>a) software pais fundamental</w:t>
       </w:r>
     </w:p>
     <w:p>
@@ -6842,40 +6599,39 @@
           <w:sz w:val="24"/>
           <w:szCs w:val="24"/>
         </w:rPr>
-        <w:t>)</w:t>
-      </w:r>
-      <w:r>
+        <w:t xml:space="preserve">) </w:t>
+      </w:r>
+      <w:r>
+        <w:rPr>
+          <w:color w:val="FABF8F" w:themeColor="accent6" w:themeTint="99"/>
+          <w:sz w:val="24"/>
+          <w:szCs w:val="24"/>
+        </w:rPr>
+        <w:t>accesible vital libre</w:t>
+      </w:r>
+    </w:p>
+    <w:p>
+      <w:pPr>
+        <w:ind w:left="720"/>
+        <w:jc w:val="both"/>
+        <w:rPr>
+          <w:color w:val="FABF8F" w:themeColor="accent6" w:themeTint="99"/>
+          <w:sz w:val="24"/>
+          <w:szCs w:val="24"/>
+        </w:rPr>
+      </w:pPr>
+    </w:p>
+    <w:p>
+      <w:pPr>
         <w:rPr>
           <w:b/>
           <w:bCs/>
-          <w:color w:val="FABF8F" w:themeColor="accent6" w:themeTint="99"/>
-          <w:sz w:val="24"/>
-          <w:szCs w:val="24"/>
-        </w:rPr>
-        <w:t xml:space="preserve"> </w:t>
-      </w:r>
-      <w:r>
-        <w:rPr>
-          <w:color w:val="FABF8F" w:themeColor="accent6" w:themeTint="99"/>
-          <w:sz w:val="24"/>
-          <w:szCs w:val="24"/>
-        </w:rPr>
-        <w:t>accesible vital libre</w:t>
-      </w:r>
-    </w:p>
-    <w:p>
-      <w:pPr>
-        <w:ind w:left="720"/>
-        <w:jc w:val="both"/>
-        <w:rPr>
-          <w:color w:val="FABF8F" w:themeColor="accent6" w:themeTint="99"/>
-          <w:sz w:val="24"/>
-          <w:szCs w:val="24"/>
-        </w:rPr>
-      </w:pPr>
-    </w:p>
-    <w:p>
-      <w:pPr>
+          <w:sz w:val="24"/>
+          <w:szCs w:val="24"/>
+          <w:u w:val="single"/>
+        </w:rPr>
+      </w:pPr>
+      <w:r>
         <w:rPr>
           <w:b/>
           <w:bCs/>
@@ -6883,7 +6639,8 @@
           <w:szCs w:val="24"/>
           <w:u w:val="single"/>
         </w:rPr>
-      </w:pPr>
+        <w:t>Cálculo</w:t>
+      </w:r>
       <w:r>
         <w:rPr>
           <w:b/>
@@ -6892,44 +6649,44 @@
           <w:szCs w:val="24"/>
           <w:u w:val="single"/>
         </w:rPr>
-        <w:t>Cálculo</w:t>
-      </w:r>
-      <w:r>
+        <w:t xml:space="preserve"> del ranking para las consultas:</w:t>
+      </w:r>
+    </w:p>
+    <w:p>
+      <w:pPr>
         <w:rPr>
           <w:b/>
           <w:bCs/>
           <w:sz w:val="24"/>
           <w:szCs w:val="24"/>
-          <w:u w:val="single"/>
-        </w:rPr>
-        <w:t xml:space="preserve"> del ranking para las consultas:</w:t>
-      </w:r>
-    </w:p>
-    <w:p>
-      <w:pPr>
+        </w:rPr>
+      </w:pPr>
+    </w:p>
+    <w:p>
+      <w:pPr>
+        <w:rPr>
+          <w:sz w:val="24"/>
+          <w:szCs w:val="24"/>
+          <w:lang w:val="en-US"/>
+        </w:rPr>
+      </w:pPr>
+      <w:r>
         <w:rPr>
           <w:b/>
           <w:bCs/>
           <w:sz w:val="24"/>
           <w:szCs w:val="24"/>
-        </w:rPr>
-      </w:pPr>
-    </w:p>
-    <w:p>
-      <w:pPr>
-        <w:rPr>
-          <w:sz w:val="24"/>
-          <w:szCs w:val="24"/>
           <w:lang w:val="en-US"/>
         </w:rPr>
-      </w:pPr>
+        <w:t>A)</w:t>
+      </w:r>
       <w:r>
         <w:rPr>
           <w:sz w:val="24"/>
           <w:szCs w:val="24"/>
           <w:lang w:val="en-US"/>
         </w:rPr>
-        <w:t xml:space="preserve">A) </w:t>
+        <w:t xml:space="preserve"> </w:t>
       </w:r>
       <w:proofErr w:type="spellStart"/>
       <w:r>
@@ -8145,7 +7902,6 @@
           <w:lang w:val="en-US"/>
         </w:rPr>
       </w:pPr>
-      <w:proofErr w:type="spellStart"/>
       <w:r>
         <w:rPr>
           <w:b/>
@@ -8164,9 +7920,9 @@
           <w:szCs w:val="24"/>
           <w:lang w:val="en-US"/>
         </w:rPr>
-        <w:t>roducto</w:t>
-      </w:r>
-      <w:proofErr w:type="spellEnd"/>
+        <w:t xml:space="preserve">roducto </w:t>
+      </w:r>
+      <w:proofErr w:type="spellStart"/>
       <w:r>
         <w:rPr>
           <w:b/>
@@ -8175,9 +7931,9 @@
           <w:szCs w:val="24"/>
           <w:lang w:val="en-US"/>
         </w:rPr>
-        <w:t xml:space="preserve"> </w:t>
-      </w:r>
-      <w:proofErr w:type="spellStart"/>
+        <w:t>escalar</w:t>
+      </w:r>
+      <w:proofErr w:type="spellEnd"/>
       <w:r>
         <w:rPr>
           <w:b/>
@@ -8186,10 +7942,11 @@
           <w:szCs w:val="24"/>
           <w:lang w:val="en-US"/>
         </w:rPr>
-        <w:t>escalar</w:t>
-      </w:r>
-      <w:proofErr w:type="spellEnd"/>
-      <w:r>
+        <w:t>:</w:t>
+      </w:r>
+    </w:p>
+    <w:p>
+      <w:pPr>
         <w:rPr>
           <w:b/>
           <w:bCs/>
@@ -8197,9 +7954,231 @@
           <w:szCs w:val="24"/>
           <w:lang w:val="en-US"/>
         </w:rPr>
-        <w:t>:</w:t>
-      </w:r>
-    </w:p>
+      </w:pPr>
+    </w:p>
+    <w:tbl>
+      <w:tblPr>
+        <w:tblStyle w:val="Tablaconcuadrcula"/>
+        <w:tblW w:w="0" w:type="auto"/>
+        <w:tblLook w:val="04A0" w:firstRow="1" w:lastRow="0" w:firstColumn="1" w:lastColumn="0" w:noHBand="0" w:noVBand="1"/>
+      </w:tblPr>
+      <w:tblGrid>
+        <w:gridCol w:w="1811"/>
+        <w:gridCol w:w="1117"/>
+        <w:gridCol w:w="1117"/>
+        <w:gridCol w:w="1117"/>
+        <w:gridCol w:w="1117"/>
+        <w:gridCol w:w="1117"/>
+        <w:gridCol w:w="1117"/>
+        <w:gridCol w:w="1117"/>
+      </w:tblGrid>
+      <w:tr>
+        <w:trPr>
+          <w:trHeight w:val="255"/>
+        </w:trPr>
+        <w:tc>
+          <w:tcPr>
+            <w:tcW w:w="2100" w:type="dxa"/>
+            <w:vMerge w:val="restart"/>
+            <w:noWrap/>
+            <w:hideMark/>
+          </w:tcPr>
+          <w:p>
+            <w:pPr>
+              <w:ind w:left="720"/>
+            </w:pPr>
+            <w:r>
+              <w:t>Q1</w:t>
+            </w:r>
+          </w:p>
+        </w:tc>
+        <w:tc>
+          <w:tcPr>
+            <w:tcW w:w="1280" w:type="dxa"/>
+            <w:noWrap/>
+            <w:hideMark/>
+          </w:tcPr>
+          <w:p>
+            <w:proofErr w:type="spellStart"/>
+            <w:r>
+              <w:t>doc</w:t>
+            </w:r>
+            <w:proofErr w:type="spellEnd"/>
+          </w:p>
+        </w:tc>
+        <w:tc>
+          <w:tcPr>
+            <w:tcW w:w="1280" w:type="dxa"/>
+            <w:noWrap/>
+            <w:hideMark/>
+          </w:tcPr>
+          <w:p>
+            <w:r>
+              <w:t>d1</w:t>
+            </w:r>
+          </w:p>
+        </w:tc>
+        <w:tc>
+          <w:tcPr>
+            <w:tcW w:w="1280" w:type="dxa"/>
+            <w:noWrap/>
+            <w:hideMark/>
+          </w:tcPr>
+          <w:p>
+            <w:r>
+              <w:t>d2</w:t>
+            </w:r>
+          </w:p>
+        </w:tc>
+        <w:tc>
+          <w:tcPr>
+            <w:tcW w:w="1280" w:type="dxa"/>
+            <w:noWrap/>
+            <w:hideMark/>
+          </w:tcPr>
+          <w:p>
+            <w:r>
+              <w:t>d3</w:t>
+            </w:r>
+          </w:p>
+        </w:tc>
+        <w:tc>
+          <w:tcPr>
+            <w:tcW w:w="1280" w:type="dxa"/>
+            <w:shd w:val="clear" w:color="auto" w:fill="76923C" w:themeFill="accent3" w:themeFillShade="BF"/>
+            <w:noWrap/>
+            <w:hideMark/>
+          </w:tcPr>
+          <w:p>
+            <w:r>
+              <w:t>d4</w:t>
+            </w:r>
+          </w:p>
+        </w:tc>
+        <w:tc>
+          <w:tcPr>
+            <w:tcW w:w="1280" w:type="dxa"/>
+            <w:noWrap/>
+            <w:hideMark/>
+          </w:tcPr>
+          <w:p>
+            <w:r>
+              <w:t>d5</w:t>
+            </w:r>
+          </w:p>
+        </w:tc>
+        <w:tc>
+          <w:tcPr>
+            <w:tcW w:w="1280" w:type="dxa"/>
+            <w:noWrap/>
+            <w:hideMark/>
+          </w:tcPr>
+          <w:p>
+            <w:r>
+              <w:t>d6</w:t>
+            </w:r>
+          </w:p>
+        </w:tc>
+      </w:tr>
+      <w:tr>
+        <w:trPr>
+          <w:trHeight w:val="255"/>
+        </w:trPr>
+        <w:tc>
+          <w:tcPr>
+            <w:tcW w:w="2100" w:type="dxa"/>
+            <w:vMerge/>
+            <w:hideMark/>
+          </w:tcPr>
+          <w:p/>
+        </w:tc>
+        <w:tc>
+          <w:tcPr>
+            <w:tcW w:w="1280" w:type="dxa"/>
+            <w:noWrap/>
+            <w:hideMark/>
+          </w:tcPr>
+          <w:p>
+            <w:r>
+              <w:t>score</w:t>
+            </w:r>
+          </w:p>
+        </w:tc>
+        <w:tc>
+          <w:tcPr>
+            <w:tcW w:w="1280" w:type="dxa"/>
+            <w:noWrap/>
+            <w:hideMark/>
+          </w:tcPr>
+          <w:p>
+            <w:r>
+              <w:t>3</w:t>
+            </w:r>
+          </w:p>
+        </w:tc>
+        <w:tc>
+          <w:tcPr>
+            <w:tcW w:w="1280" w:type="dxa"/>
+            <w:noWrap/>
+            <w:hideMark/>
+          </w:tcPr>
+          <w:p>
+            <w:r>
+              <w:t>1</w:t>
+            </w:r>
+          </w:p>
+        </w:tc>
+        <w:tc>
+          <w:tcPr>
+            <w:tcW w:w="1280" w:type="dxa"/>
+            <w:noWrap/>
+            <w:hideMark/>
+          </w:tcPr>
+          <w:p>
+            <w:r>
+              <w:t>3</w:t>
+            </w:r>
+          </w:p>
+        </w:tc>
+        <w:tc>
+          <w:tcPr>
+            <w:tcW w:w="1280" w:type="dxa"/>
+            <w:shd w:val="clear" w:color="auto" w:fill="D6E3BC" w:themeFill="accent3" w:themeFillTint="66"/>
+            <w:noWrap/>
+            <w:hideMark/>
+          </w:tcPr>
+          <w:p>
+            <w:r>
+              <w:t>4</w:t>
+            </w:r>
+          </w:p>
+        </w:tc>
+        <w:tc>
+          <w:tcPr>
+            <w:tcW w:w="1280" w:type="dxa"/>
+            <w:noWrap/>
+            <w:hideMark/>
+          </w:tcPr>
+          <w:p>
+            <w:r>
+              <w:t>0</w:t>
+            </w:r>
+          </w:p>
+        </w:tc>
+        <w:tc>
+          <w:tcPr>
+            <w:tcW w:w="1280" w:type="dxa"/>
+            <w:noWrap/>
+            <w:hideMark/>
+          </w:tcPr>
+          <w:p>
+            <w:r>
+              <w:t>1</w:t>
+            </w:r>
+          </w:p>
+        </w:tc>
+      </w:tr>
+    </w:tbl>
     <w:p>
       <w:pPr>
         <w:rPr>
@@ -8214,15 +8193,41 @@
     <w:p>
       <w:pPr>
         <w:rPr>
+          <w:sz w:val="24"/>
+          <w:szCs w:val="24"/>
+          <w:lang w:val="es-AR"/>
+        </w:rPr>
+      </w:pPr>
+      <w:r>
+        <w:rPr>
+          <w:sz w:val="24"/>
+          <w:szCs w:val="24"/>
+          <w:lang w:val="es-AR"/>
+        </w:rPr>
+        <w:t>Utilizando el producto escalar, e</w:t>
+      </w:r>
+      <w:r>
+        <w:rPr>
+          <w:sz w:val="24"/>
+          <w:szCs w:val="24"/>
+          <w:lang w:val="es-AR"/>
+        </w:rPr>
+        <w:t>l documento con mas similitud a la query es D4.</w:t>
+      </w:r>
+    </w:p>
+    <w:p>
+      <w:pPr>
+        <w:rPr>
           <w:b/>
           <w:bCs/>
           <w:sz w:val="24"/>
           <w:szCs w:val="24"/>
-          <w:lang w:val="en-US"/>
-        </w:rPr>
-      </w:pPr>
-      <w:proofErr w:type="spellStart"/>
-      <w:r>
+          <w:lang w:val="es-AR"/>
+        </w:rPr>
+      </w:pPr>
+    </w:p>
+    <w:p>
+      <w:pPr>
         <w:rPr>
           <w:b/>
           <w:bCs/>
@@ -8230,9 +8235,7 @@
           <w:szCs w:val="24"/>
           <w:lang w:val="en-US"/>
         </w:rPr>
-        <w:t>Cosenos</w:t>
-      </w:r>
-      <w:proofErr w:type="spellEnd"/>
+      </w:pPr>
       <w:r>
         <w:rPr>
           <w:b/>
@@ -8241,7 +8244,7 @@
           <w:szCs w:val="24"/>
           <w:lang w:val="en-US"/>
         </w:rPr>
-        <w:t>:</w:t>
+        <w:t>Cosenos:</w:t>
       </w:r>
     </w:p>
     <w:p>
@@ -8255,36 +8258,523 @@
         </w:rPr>
       </w:pPr>
     </w:p>
-    <w:p>
-      <w:pPr>
-        <w:rPr>
+    <w:tbl>
+      <w:tblPr>
+        <w:tblStyle w:val="Tablaconcuadrcula"/>
+        <w:tblW w:w="9634" w:type="dxa"/>
+        <w:tblLook w:val="04A0" w:firstRow="1" w:lastRow="0" w:firstColumn="1" w:lastColumn="0" w:noHBand="0" w:noVBand="1"/>
+      </w:tblPr>
+      <w:tblGrid>
+        <w:gridCol w:w="1811"/>
+        <w:gridCol w:w="1117"/>
+        <w:gridCol w:w="1117"/>
+        <w:gridCol w:w="1117"/>
+        <w:gridCol w:w="1117"/>
+        <w:gridCol w:w="1117"/>
+        <w:gridCol w:w="1117"/>
+        <w:gridCol w:w="1121"/>
+      </w:tblGrid>
+      <w:tr>
+        <w:trPr>
+          <w:trHeight w:val="255"/>
+        </w:trPr>
+        <w:tc>
+          <w:tcPr>
+            <w:tcW w:w="1811" w:type="dxa"/>
+            <w:vMerge w:val="restart"/>
+            <w:noWrap/>
+            <w:hideMark/>
+          </w:tcPr>
+          <w:p>
+            <w:pPr>
+              <w:ind w:left="720"/>
+              <w:rPr>
+                <w:sz w:val="24"/>
+                <w:szCs w:val="24"/>
+              </w:rPr>
+            </w:pPr>
+            <w:r>
+              <w:rPr>
+                <w:sz w:val="24"/>
+                <w:szCs w:val="24"/>
+              </w:rPr>
+              <w:t>Q1</w:t>
+            </w:r>
+          </w:p>
+        </w:tc>
+        <w:tc>
+          <w:tcPr>
+            <w:tcW w:w="1117" w:type="dxa"/>
+            <w:noWrap/>
+            <w:hideMark/>
+          </w:tcPr>
+          <w:p>
+            <w:pPr>
+              <w:rPr>
+                <w:sz w:val="24"/>
+                <w:szCs w:val="24"/>
+              </w:rPr>
+            </w:pPr>
+            <w:proofErr w:type="spellStart"/>
+            <w:r>
+              <w:rPr>
+                <w:sz w:val="24"/>
+                <w:szCs w:val="24"/>
+              </w:rPr>
+              <w:t>doc</w:t>
+            </w:r>
+            <w:proofErr w:type="spellEnd"/>
+          </w:p>
+        </w:tc>
+        <w:tc>
+          <w:tcPr>
+            <w:tcW w:w="1117" w:type="dxa"/>
+            <w:noWrap/>
+            <w:hideMark/>
+          </w:tcPr>
+          <w:p>
+            <w:pPr>
+              <w:rPr>
+                <w:sz w:val="24"/>
+                <w:szCs w:val="24"/>
+              </w:rPr>
+            </w:pPr>
+            <w:r>
+              <w:rPr>
+                <w:sz w:val="24"/>
+                <w:szCs w:val="24"/>
+              </w:rPr>
+              <w:t>d1</w:t>
+            </w:r>
+          </w:p>
+        </w:tc>
+        <w:tc>
+          <w:tcPr>
+            <w:tcW w:w="1117" w:type="dxa"/>
+            <w:noWrap/>
+            <w:hideMark/>
+          </w:tcPr>
+          <w:p>
+            <w:pPr>
+              <w:rPr>
+                <w:sz w:val="24"/>
+                <w:szCs w:val="24"/>
+              </w:rPr>
+            </w:pPr>
+            <w:r>
+              <w:rPr>
+                <w:sz w:val="24"/>
+                <w:szCs w:val="24"/>
+              </w:rPr>
+              <w:t>d2</w:t>
+            </w:r>
+          </w:p>
+        </w:tc>
+        <w:tc>
+          <w:tcPr>
+            <w:tcW w:w="1117" w:type="dxa"/>
+            <w:shd w:val="clear" w:color="auto" w:fill="76923C" w:themeFill="accent3" w:themeFillShade="BF"/>
+            <w:noWrap/>
+            <w:hideMark/>
+          </w:tcPr>
+          <w:p>
+            <w:pPr>
+              <w:rPr>
+                <w:sz w:val="24"/>
+                <w:szCs w:val="24"/>
+              </w:rPr>
+            </w:pPr>
+            <w:r>
+              <w:rPr>
+                <w:sz w:val="24"/>
+                <w:szCs w:val="24"/>
+              </w:rPr>
+              <w:t>d3</w:t>
+            </w:r>
+          </w:p>
+        </w:tc>
+        <w:tc>
+          <w:tcPr>
+            <w:tcW w:w="1117" w:type="dxa"/>
+            <w:noWrap/>
+            <w:hideMark/>
+          </w:tcPr>
+          <w:p>
+            <w:pPr>
+              <w:rPr>
+                <w:sz w:val="24"/>
+                <w:szCs w:val="24"/>
+              </w:rPr>
+            </w:pPr>
+            <w:r>
+              <w:rPr>
+                <w:sz w:val="24"/>
+                <w:szCs w:val="24"/>
+              </w:rPr>
+              <w:t>d4</w:t>
+            </w:r>
+          </w:p>
+        </w:tc>
+        <w:tc>
+          <w:tcPr>
+            <w:tcW w:w="1117" w:type="dxa"/>
+            <w:noWrap/>
+            <w:hideMark/>
+          </w:tcPr>
+          <w:p>
+            <w:pPr>
+              <w:rPr>
+                <w:sz w:val="24"/>
+                <w:szCs w:val="24"/>
+              </w:rPr>
+            </w:pPr>
+            <w:r>
+              <w:rPr>
+                <w:sz w:val="24"/>
+                <w:szCs w:val="24"/>
+              </w:rPr>
+              <w:t>d5</w:t>
+            </w:r>
+          </w:p>
+        </w:tc>
+        <w:tc>
+          <w:tcPr>
+            <w:tcW w:w="1121" w:type="dxa"/>
+            <w:noWrap/>
+            <w:hideMark/>
+          </w:tcPr>
+          <w:p>
+            <w:pPr>
+              <w:rPr>
+                <w:sz w:val="24"/>
+                <w:szCs w:val="24"/>
+              </w:rPr>
+            </w:pPr>
+            <w:r>
+              <w:rPr>
+                <w:sz w:val="24"/>
+                <w:szCs w:val="24"/>
+              </w:rPr>
+              <w:t>d6</w:t>
+            </w:r>
+          </w:p>
+        </w:tc>
+      </w:tr>
+      <w:tr>
+        <w:trPr>
+          <w:trHeight w:val="255"/>
+        </w:trPr>
+        <w:tc>
+          <w:tcPr>
+            <w:tcW w:w="1811" w:type="dxa"/>
+            <w:vMerge/>
+            <w:hideMark/>
+          </w:tcPr>
+          <w:p>
+            <w:pPr>
+              <w:rPr>
+                <w:sz w:val="24"/>
+                <w:szCs w:val="24"/>
+              </w:rPr>
+            </w:pPr>
+          </w:p>
+        </w:tc>
+        <w:tc>
+          <w:tcPr>
+            <w:tcW w:w="1117" w:type="dxa"/>
+            <w:noWrap/>
+            <w:hideMark/>
+          </w:tcPr>
+          <w:p>
+            <w:pPr>
+              <w:rPr>
+                <w:sz w:val="24"/>
+                <w:szCs w:val="24"/>
+              </w:rPr>
+            </w:pPr>
+            <w:r>
+              <w:rPr>
+                <w:sz w:val="24"/>
+                <w:szCs w:val="24"/>
+              </w:rPr>
+              <w:t>score</w:t>
+            </w:r>
+          </w:p>
+        </w:tc>
+        <w:tc>
+          <w:tcPr>
+            <w:tcW w:w="1117" w:type="dxa"/>
+            <w:noWrap/>
+            <w:hideMark/>
+          </w:tcPr>
+          <w:p>
+            <w:pPr>
+              <w:rPr>
+                <w:sz w:val="24"/>
+                <w:szCs w:val="24"/>
+              </w:rPr>
+            </w:pPr>
+            <w:r>
+              <w:rPr>
+                <w:sz w:val="24"/>
+                <w:szCs w:val="24"/>
+              </w:rPr>
+              <w:t>0,775</w:t>
+            </w:r>
+          </w:p>
+        </w:tc>
+        <w:tc>
+          <w:tcPr>
+            <w:tcW w:w="1117" w:type="dxa"/>
+            <w:noWrap/>
+            <w:hideMark/>
+          </w:tcPr>
+          <w:p>
+            <w:pPr>
+              <w:rPr>
+                <w:sz w:val="24"/>
+                <w:szCs w:val="24"/>
+              </w:rPr>
+            </w:pPr>
+            <w:r>
+              <w:rPr>
+                <w:sz w:val="24"/>
+                <w:szCs w:val="24"/>
+              </w:rPr>
+              <w:t>0,577</w:t>
+            </w:r>
+          </w:p>
+        </w:tc>
+        <w:tc>
+          <w:tcPr>
+            <w:tcW w:w="1117" w:type="dxa"/>
+            <w:shd w:val="clear" w:color="auto" w:fill="C2D69B" w:themeFill="accent3" w:themeFillTint="99"/>
+            <w:noWrap/>
+            <w:hideMark/>
+          </w:tcPr>
+          <w:p>
+            <w:pPr>
+              <w:rPr>
+                <w:sz w:val="24"/>
+                <w:szCs w:val="24"/>
+              </w:rPr>
+            </w:pPr>
+            <w:r>
+              <w:rPr>
+                <w:sz w:val="24"/>
+                <w:szCs w:val="24"/>
+              </w:rPr>
+              <w:t>1,000</w:t>
+            </w:r>
+          </w:p>
+        </w:tc>
+        <w:tc>
+          <w:tcPr>
+            <w:tcW w:w="1117" w:type="dxa"/>
+            <w:noWrap/>
+            <w:hideMark/>
+          </w:tcPr>
+          <w:p>
+            <w:pPr>
+              <w:rPr>
+                <w:sz w:val="24"/>
+                <w:szCs w:val="24"/>
+              </w:rPr>
+            </w:pPr>
+            <w:r>
+              <w:rPr>
+                <w:sz w:val="24"/>
+                <w:szCs w:val="24"/>
+              </w:rPr>
+              <w:t>0,943</w:t>
+            </w:r>
+          </w:p>
+        </w:tc>
+        <w:tc>
+          <w:tcPr>
+            <w:tcW w:w="1117" w:type="dxa"/>
+            <w:noWrap/>
+            <w:hideMark/>
+          </w:tcPr>
+          <w:p>
+            <w:pPr>
+              <w:rPr>
+                <w:sz w:val="24"/>
+                <w:szCs w:val="24"/>
+              </w:rPr>
+            </w:pPr>
+            <w:r>
+              <w:rPr>
+                <w:sz w:val="24"/>
+                <w:szCs w:val="24"/>
+              </w:rPr>
+              <w:t>#¡DIV/0!</w:t>
+            </w:r>
+          </w:p>
+        </w:tc>
+        <w:tc>
+          <w:tcPr>
+            <w:tcW w:w="1121" w:type="dxa"/>
+            <w:noWrap/>
+            <w:hideMark/>
+          </w:tcPr>
+          <w:p>
+            <w:pPr>
+              <w:rPr>
+                <w:sz w:val="24"/>
+                <w:szCs w:val="24"/>
+              </w:rPr>
+            </w:pPr>
+            <w:r>
+              <w:rPr>
+                <w:sz w:val="24"/>
+                <w:szCs w:val="24"/>
+              </w:rPr>
+              <w:t>0,577</w:t>
+            </w:r>
+          </w:p>
+        </w:tc>
+      </w:tr>
+    </w:tbl>
+    <w:p>
+      <w:pPr>
+        <w:rPr>
+          <w:b/>
+          <w:bCs/>
           <w:sz w:val="24"/>
           <w:szCs w:val="24"/>
           <w:lang w:val="en-US"/>
         </w:rPr>
       </w:pPr>
-      <w:r>
-        <w:rPr>
-          <w:sz w:val="24"/>
-          <w:szCs w:val="24"/>
-          <w:lang w:val="en-US"/>
-        </w:rPr>
-        <w:t>B</w:t>
-      </w:r>
-      <w:r>
-        <w:rPr>
-          <w:sz w:val="24"/>
-          <w:szCs w:val="24"/>
-          <w:lang w:val="en-US"/>
-        </w:rPr>
-        <w:t xml:space="preserve">) </w:t>
+    </w:p>
+    <w:p>
+      <w:pPr>
+        <w:rPr>
+          <w:sz w:val="24"/>
+          <w:szCs w:val="24"/>
+          <w:lang w:val="es-AR"/>
+        </w:rPr>
+      </w:pPr>
+      <w:r>
+        <w:rPr>
+          <w:sz w:val="24"/>
+          <w:szCs w:val="24"/>
+          <w:lang w:val="es-AR"/>
+        </w:rPr>
+        <w:t xml:space="preserve">A través de la similitud con cosenos, el documento D3 tiene un score de 1, siendo este idéntico a la Query. </w:t>
+      </w:r>
+    </w:p>
+    <w:p>
+      <w:pPr>
+        <w:rPr>
+          <w:sz w:val="24"/>
+          <w:szCs w:val="24"/>
+          <w:lang w:val="es-AR"/>
+        </w:rPr>
+      </w:pPr>
+    </w:p>
+    <w:p>
+      <w:pPr>
+        <w:rPr>
+          <w:sz w:val="24"/>
+          <w:szCs w:val="24"/>
+          <w:lang w:val="es-AR"/>
+        </w:rPr>
+      </w:pPr>
+      <w:r>
+        <w:rPr>
+          <w:sz w:val="24"/>
+          <w:szCs w:val="24"/>
+          <w:lang w:val="es-AR"/>
+        </w:rPr>
+        <w:t xml:space="preserve">Ambas similitudes dieron documentos con mas score distintos, ya que el producto escalar favoreció al documento que tiene los términos con mas apariciones, mientras que la </w:t>
+      </w:r>
+      <w:r>
+        <w:rPr>
+          <w:sz w:val="24"/>
+          <w:szCs w:val="24"/>
+          <w:lang w:val="es-AR"/>
+        </w:rPr>
+        <w:t>similitud</w:t>
+      </w:r>
+      <w:r>
+        <w:rPr>
+          <w:sz w:val="24"/>
+          <w:szCs w:val="24"/>
+          <w:lang w:val="es-AR"/>
+        </w:rPr>
+        <w:t xml:space="preserve"> por coseno beneficio al documento D3 </w:t>
+      </w:r>
+      <w:r>
+        <w:rPr>
+          <w:sz w:val="24"/>
+          <w:szCs w:val="24"/>
+          <w:lang w:val="es-AR"/>
+        </w:rPr>
+        <w:t xml:space="preserve">que tiene la misma cantidad de ocurrencias para los tres </w:t>
       </w:r>
       <w:proofErr w:type="spellStart"/>
       <w:r>
         <w:rPr>
           <w:sz w:val="24"/>
           <w:szCs w:val="24"/>
-          <w:lang w:val="en-US"/>
+          <w:lang w:val="es-AR"/>
+        </w:rPr>
+        <w:t>terminos</w:t>
+      </w:r>
+      <w:proofErr w:type="spellEnd"/>
+      <w:r>
+        <w:rPr>
+          <w:sz w:val="24"/>
+          <w:szCs w:val="24"/>
+          <w:lang w:val="es-AR"/>
+        </w:rPr>
+        <w:t>.</w:t>
+      </w:r>
+    </w:p>
+    <w:p>
+      <w:pPr>
+        <w:rPr>
+          <w:b/>
+          <w:bCs/>
+          <w:sz w:val="24"/>
+          <w:szCs w:val="24"/>
+          <w:lang w:val="es-AR"/>
+        </w:rPr>
+      </w:pPr>
+    </w:p>
+    <w:p>
+      <w:pPr>
+        <w:rPr>
+          <w:sz w:val="24"/>
+          <w:szCs w:val="24"/>
+          <w:lang w:val="es-AR"/>
+        </w:rPr>
+      </w:pPr>
+      <w:r>
+        <w:rPr>
+          <w:b/>
+          <w:bCs/>
+          <w:sz w:val="24"/>
+          <w:szCs w:val="24"/>
+          <w:lang w:val="es-AR"/>
+        </w:rPr>
+        <w:t>B)</w:t>
+      </w:r>
+      <w:r>
+        <w:rPr>
+          <w:sz w:val="24"/>
+          <w:szCs w:val="24"/>
+          <w:lang w:val="es-AR"/>
+        </w:rPr>
+        <w:t xml:space="preserve"> </w:t>
+      </w:r>
+      <w:proofErr w:type="spellStart"/>
+      <w:r>
+        <w:rPr>
+          <w:sz w:val="24"/>
+          <w:szCs w:val="24"/>
+          <w:lang w:val="es-AR"/>
         </w:rPr>
         <w:t>Terminos</w:t>
       </w:r>
@@ -8293,53 +8783,17 @@
         <w:rPr>
           <w:sz w:val="24"/>
           <w:szCs w:val="24"/>
-          <w:lang w:val="en-US"/>
-        </w:rPr>
-        <w:t xml:space="preserve">: </w:t>
-      </w:r>
-      <w:proofErr w:type="spellStart"/>
-      <w:r>
-        <w:rPr>
-          <w:sz w:val="24"/>
-          <w:szCs w:val="24"/>
-          <w:lang w:val="en-US"/>
-        </w:rPr>
-        <w:t>Produccion</w:t>
-      </w:r>
-      <w:proofErr w:type="spellEnd"/>
-      <w:r>
-        <w:rPr>
-          <w:sz w:val="24"/>
-          <w:szCs w:val="24"/>
-          <w:lang w:val="en-US"/>
-        </w:rPr>
-        <w:t xml:space="preserve"> – </w:t>
-      </w:r>
-      <w:proofErr w:type="spellStart"/>
-      <w:r>
-        <w:rPr>
-          <w:sz w:val="24"/>
-          <w:szCs w:val="24"/>
-          <w:lang w:val="en-US"/>
-        </w:rPr>
-        <w:t>Cultura</w:t>
-      </w:r>
-      <w:proofErr w:type="spellEnd"/>
-      <w:r>
-        <w:rPr>
-          <w:sz w:val="24"/>
-          <w:szCs w:val="24"/>
-          <w:lang w:val="en-US"/>
-        </w:rPr>
-        <w:t xml:space="preserve"> - Libre</w:t>
-      </w:r>
-    </w:p>
-    <w:p>
-      <w:pPr>
-        <w:rPr>
-          <w:sz w:val="24"/>
-          <w:szCs w:val="24"/>
-          <w:lang w:val="en-US"/>
+          <w:lang w:val="es-AR"/>
+        </w:rPr>
+        <w:t>: Produccion – Cultura - Libre</w:t>
+      </w:r>
+    </w:p>
+    <w:p>
+      <w:pPr>
+        <w:rPr>
+          <w:sz w:val="24"/>
+          <w:szCs w:val="24"/>
+          <w:lang w:val="es-AR"/>
         </w:rPr>
       </w:pPr>
     </w:p>
@@ -9194,7 +9648,6 @@
                 <w:lang w:val="es-AR"/>
               </w:rPr>
             </w:pPr>
-            <w:proofErr w:type="spellStart"/>
             <w:r>
               <w:rPr>
                 <w:rFonts w:eastAsia="Times New Roman"/>
@@ -9205,7 +9658,6 @@
               </w:rPr>
               <w:t>produccion</w:t>
             </w:r>
-            <w:proofErr w:type="spellEnd"/>
           </w:p>
         </w:tc>
         <w:tc>
@@ -9455,7 +9907,6 @@
           <w:lang w:val="es-AR"/>
         </w:rPr>
       </w:pPr>
-      <w:proofErr w:type="spellStart"/>
       <w:r>
         <w:rPr>
           <w:b/>
@@ -9466,32 +9917,13 @@
         </w:rPr>
         <w:t>Query</w:t>
       </w:r>
-      <w:proofErr w:type="spellEnd"/>
       <w:r>
         <w:rPr>
           <w:sz w:val="24"/>
           <w:szCs w:val="24"/>
           <w:lang w:val="es-AR"/>
         </w:rPr>
-        <w:t xml:space="preserve">: </w:t>
-      </w:r>
-      <w:proofErr w:type="spellStart"/>
-      <w:r>
-        <w:rPr>
-          <w:sz w:val="24"/>
-          <w:szCs w:val="24"/>
-          <w:lang w:val="es-AR"/>
-        </w:rPr>
-        <w:t>produccion</w:t>
-      </w:r>
-      <w:proofErr w:type="spellEnd"/>
-      <w:r>
-        <w:rPr>
-          <w:sz w:val="24"/>
-          <w:szCs w:val="24"/>
-          <w:lang w:val="es-AR"/>
-        </w:rPr>
-        <w:t xml:space="preserve"> cultura libre</w:t>
+        <w:t>: produccion cultura libre</w:t>
       </w:r>
     </w:p>
     <w:p>
@@ -9535,6 +9967,386 @@
         </w:rPr>
       </w:pPr>
     </w:p>
+    <w:tbl>
+      <w:tblPr>
+        <w:tblStyle w:val="Tablaconcuadrcula"/>
+        <w:tblW w:w="0" w:type="auto"/>
+        <w:tblLook w:val="04A0" w:firstRow="1" w:lastRow="0" w:firstColumn="1" w:lastColumn="0" w:noHBand="0" w:noVBand="1"/>
+      </w:tblPr>
+      <w:tblGrid>
+        <w:gridCol w:w="1811"/>
+        <w:gridCol w:w="1117"/>
+        <w:gridCol w:w="1117"/>
+        <w:gridCol w:w="1117"/>
+        <w:gridCol w:w="1117"/>
+        <w:gridCol w:w="1117"/>
+        <w:gridCol w:w="1117"/>
+        <w:gridCol w:w="1117"/>
+      </w:tblGrid>
+      <w:tr>
+        <w:trPr>
+          <w:trHeight w:val="255"/>
+        </w:trPr>
+        <w:tc>
+          <w:tcPr>
+            <w:tcW w:w="2100" w:type="dxa"/>
+            <w:vMerge w:val="restart"/>
+            <w:noWrap/>
+            <w:hideMark/>
+          </w:tcPr>
+          <w:p>
+            <w:pPr>
+              <w:ind w:left="720"/>
+              <w:rPr>
+                <w:sz w:val="24"/>
+                <w:szCs w:val="24"/>
+              </w:rPr>
+            </w:pPr>
+            <w:r>
+              <w:rPr>
+                <w:sz w:val="24"/>
+                <w:szCs w:val="24"/>
+              </w:rPr>
+              <w:t>Q2</w:t>
+            </w:r>
+          </w:p>
+        </w:tc>
+        <w:tc>
+          <w:tcPr>
+            <w:tcW w:w="1280" w:type="dxa"/>
+            <w:noWrap/>
+            <w:hideMark/>
+          </w:tcPr>
+          <w:p>
+            <w:pPr>
+              <w:rPr>
+                <w:sz w:val="24"/>
+                <w:szCs w:val="24"/>
+              </w:rPr>
+            </w:pPr>
+            <w:proofErr w:type="spellStart"/>
+            <w:r>
+              <w:rPr>
+                <w:sz w:val="24"/>
+                <w:szCs w:val="24"/>
+              </w:rPr>
+              <w:t>doc</w:t>
+            </w:r>
+            <w:proofErr w:type="spellEnd"/>
+          </w:p>
+        </w:tc>
+        <w:tc>
+          <w:tcPr>
+            <w:tcW w:w="1280" w:type="dxa"/>
+            <w:noWrap/>
+            <w:hideMark/>
+          </w:tcPr>
+          <w:p>
+            <w:pPr>
+              <w:rPr>
+                <w:sz w:val="24"/>
+                <w:szCs w:val="24"/>
+              </w:rPr>
+            </w:pPr>
+            <w:r>
+              <w:rPr>
+                <w:sz w:val="24"/>
+                <w:szCs w:val="24"/>
+              </w:rPr>
+              <w:t>d1</w:t>
+            </w:r>
+          </w:p>
+        </w:tc>
+        <w:tc>
+          <w:tcPr>
+            <w:tcW w:w="1280" w:type="dxa"/>
+            <w:shd w:val="clear" w:color="auto" w:fill="76923C" w:themeFill="accent3" w:themeFillShade="BF"/>
+            <w:noWrap/>
+            <w:hideMark/>
+          </w:tcPr>
+          <w:p>
+            <w:pPr>
+              <w:rPr>
+                <w:sz w:val="24"/>
+                <w:szCs w:val="24"/>
+              </w:rPr>
+            </w:pPr>
+            <w:r>
+              <w:rPr>
+                <w:sz w:val="24"/>
+                <w:szCs w:val="24"/>
+              </w:rPr>
+              <w:t>d2</w:t>
+            </w:r>
+          </w:p>
+        </w:tc>
+        <w:tc>
+          <w:tcPr>
+            <w:tcW w:w="1280" w:type="dxa"/>
+            <w:noWrap/>
+            <w:hideMark/>
+          </w:tcPr>
+          <w:p>
+            <w:pPr>
+              <w:rPr>
+                <w:sz w:val="24"/>
+                <w:szCs w:val="24"/>
+              </w:rPr>
+            </w:pPr>
+            <w:r>
+              <w:rPr>
+                <w:sz w:val="24"/>
+                <w:szCs w:val="24"/>
+              </w:rPr>
+              <w:t>d3</w:t>
+            </w:r>
+          </w:p>
+        </w:tc>
+        <w:tc>
+          <w:tcPr>
+            <w:tcW w:w="1280" w:type="dxa"/>
+            <w:shd w:val="clear" w:color="auto" w:fill="76923C" w:themeFill="accent3" w:themeFillShade="BF"/>
+            <w:noWrap/>
+            <w:hideMark/>
+          </w:tcPr>
+          <w:p>
+            <w:pPr>
+              <w:rPr>
+                <w:sz w:val="24"/>
+                <w:szCs w:val="24"/>
+              </w:rPr>
+            </w:pPr>
+            <w:r>
+              <w:rPr>
+                <w:sz w:val="24"/>
+                <w:szCs w:val="24"/>
+              </w:rPr>
+              <w:t>d4</w:t>
+            </w:r>
+          </w:p>
+        </w:tc>
+        <w:tc>
+          <w:tcPr>
+            <w:tcW w:w="1280" w:type="dxa"/>
+            <w:noWrap/>
+            <w:hideMark/>
+          </w:tcPr>
+          <w:p>
+            <w:pPr>
+              <w:rPr>
+                <w:sz w:val="24"/>
+                <w:szCs w:val="24"/>
+              </w:rPr>
+            </w:pPr>
+            <w:r>
+              <w:rPr>
+                <w:sz w:val="24"/>
+                <w:szCs w:val="24"/>
+              </w:rPr>
+              <w:t>d5</w:t>
+            </w:r>
+          </w:p>
+        </w:tc>
+        <w:tc>
+          <w:tcPr>
+            <w:tcW w:w="1280" w:type="dxa"/>
+            <w:noWrap/>
+            <w:hideMark/>
+          </w:tcPr>
+          <w:p>
+            <w:pPr>
+              <w:rPr>
+                <w:sz w:val="24"/>
+                <w:szCs w:val="24"/>
+              </w:rPr>
+            </w:pPr>
+            <w:r>
+              <w:rPr>
+                <w:sz w:val="24"/>
+                <w:szCs w:val="24"/>
+              </w:rPr>
+              <w:t>d6</w:t>
+            </w:r>
+          </w:p>
+        </w:tc>
+      </w:tr>
+      <w:tr>
+        <w:trPr>
+          <w:trHeight w:val="255"/>
+        </w:trPr>
+        <w:tc>
+          <w:tcPr>
+            <w:tcW w:w="2100" w:type="dxa"/>
+            <w:vMerge/>
+            <w:hideMark/>
+          </w:tcPr>
+          <w:p>
+            <w:pPr>
+              <w:rPr>
+                <w:sz w:val="24"/>
+                <w:szCs w:val="24"/>
+              </w:rPr>
+            </w:pPr>
+          </w:p>
+        </w:tc>
+        <w:tc>
+          <w:tcPr>
+            <w:tcW w:w="1280" w:type="dxa"/>
+            <w:noWrap/>
+            <w:hideMark/>
+          </w:tcPr>
+          <w:p>
+            <w:pPr>
+              <w:rPr>
+                <w:sz w:val="24"/>
+                <w:szCs w:val="24"/>
+              </w:rPr>
+            </w:pPr>
+            <w:r>
+              <w:rPr>
+                <w:sz w:val="24"/>
+                <w:szCs w:val="24"/>
+              </w:rPr>
+              <w:t>score</w:t>
+            </w:r>
+          </w:p>
+        </w:tc>
+        <w:tc>
+          <w:tcPr>
+            <w:tcW w:w="1280" w:type="dxa"/>
+            <w:noWrap/>
+            <w:hideMark/>
+          </w:tcPr>
+          <w:p>
+            <w:pPr>
+              <w:rPr>
+                <w:sz w:val="24"/>
+                <w:szCs w:val="24"/>
+              </w:rPr>
+            </w:pPr>
+            <w:r>
+              <w:rPr>
+                <w:sz w:val="24"/>
+                <w:szCs w:val="24"/>
+              </w:rPr>
+              <w:t>1</w:t>
+            </w:r>
+          </w:p>
+        </w:tc>
+        <w:tc>
+          <w:tcPr>
+            <w:tcW w:w="1280" w:type="dxa"/>
+            <w:shd w:val="clear" w:color="auto" w:fill="D6E3BC" w:themeFill="accent3" w:themeFillTint="66"/>
+            <w:noWrap/>
+            <w:hideMark/>
+          </w:tcPr>
+          <w:p>
+            <w:pPr>
+              <w:rPr>
+                <w:sz w:val="24"/>
+                <w:szCs w:val="24"/>
+              </w:rPr>
+            </w:pPr>
+            <w:r>
+              <w:rPr>
+                <w:sz w:val="24"/>
+                <w:szCs w:val="24"/>
+              </w:rPr>
+              <w:t>3</w:t>
+            </w:r>
+          </w:p>
+        </w:tc>
+        <w:tc>
+          <w:tcPr>
+            <w:tcW w:w="1280" w:type="dxa"/>
+            <w:noWrap/>
+            <w:hideMark/>
+          </w:tcPr>
+          <w:p>
+            <w:pPr>
+              <w:rPr>
+                <w:sz w:val="24"/>
+                <w:szCs w:val="24"/>
+              </w:rPr>
+            </w:pPr>
+            <w:r>
+              <w:rPr>
+                <w:sz w:val="24"/>
+                <w:szCs w:val="24"/>
+              </w:rPr>
+              <w:t>2</w:t>
+            </w:r>
+          </w:p>
+        </w:tc>
+        <w:tc>
+          <w:tcPr>
+            <w:tcW w:w="1280" w:type="dxa"/>
+            <w:shd w:val="clear" w:color="auto" w:fill="D6E3BC" w:themeFill="accent3" w:themeFillTint="66"/>
+            <w:noWrap/>
+            <w:hideMark/>
+          </w:tcPr>
+          <w:p>
+            <w:pPr>
+              <w:rPr>
+                <w:sz w:val="24"/>
+                <w:szCs w:val="24"/>
+              </w:rPr>
+            </w:pPr>
+            <w:r>
+              <w:rPr>
+                <w:sz w:val="24"/>
+                <w:szCs w:val="24"/>
+              </w:rPr>
+              <w:t>3</w:t>
+            </w:r>
+          </w:p>
+        </w:tc>
+        <w:tc>
+          <w:tcPr>
+            <w:tcW w:w="1280" w:type="dxa"/>
+            <w:noWrap/>
+            <w:hideMark/>
+          </w:tcPr>
+          <w:p>
+            <w:pPr>
+              <w:rPr>
+                <w:sz w:val="24"/>
+                <w:szCs w:val="24"/>
+              </w:rPr>
+            </w:pPr>
+            <w:r>
+              <w:rPr>
+                <w:sz w:val="24"/>
+                <w:szCs w:val="24"/>
+              </w:rPr>
+              <w:t>2</w:t>
+            </w:r>
+          </w:p>
+        </w:tc>
+        <w:tc>
+          <w:tcPr>
+            <w:tcW w:w="1280" w:type="dxa"/>
+            <w:noWrap/>
+            <w:hideMark/>
+          </w:tcPr>
+          <w:p>
+            <w:pPr>
+              <w:rPr>
+                <w:sz w:val="24"/>
+                <w:szCs w:val="24"/>
+              </w:rPr>
+            </w:pPr>
+            <w:r>
+              <w:rPr>
+                <w:sz w:val="24"/>
+                <w:szCs w:val="24"/>
+              </w:rPr>
+              <w:t>1</w:t>
+            </w:r>
+          </w:p>
+        </w:tc>
+      </w:tr>
+    </w:tbl>
     <w:p>
       <w:pPr>
         <w:rPr>
@@ -9545,7 +10357,26 @@
           <w:lang w:val="es-AR"/>
         </w:rPr>
       </w:pPr>
-      <w:r>
+    </w:p>
+    <w:p>
+      <w:pPr>
+        <w:rPr>
+          <w:sz w:val="24"/>
+          <w:szCs w:val="24"/>
+          <w:lang w:val="es-AR"/>
+        </w:rPr>
+      </w:pPr>
+      <w:r>
+        <w:rPr>
+          <w:sz w:val="24"/>
+          <w:szCs w:val="24"/>
+          <w:lang w:val="es-AR"/>
+        </w:rPr>
+        <w:t>El producto escalar toma como mas relevantes D2 y D4.</w:t>
+      </w:r>
+    </w:p>
+    <w:p>
+      <w:pPr>
         <w:rPr>
           <w:b/>
           <w:bCs/>
@@ -9553,8 +10384,7 @@
           <w:szCs w:val="24"/>
           <w:lang w:val="es-AR"/>
         </w:rPr>
-        <w:t>Cosenos:</w:t>
-      </w:r>
+      </w:pPr>
     </w:p>
     <w:p>
       <w:pPr>
@@ -9566,30 +10396,554 @@
           <w:lang w:val="es-AR"/>
         </w:rPr>
       </w:pPr>
-    </w:p>
-    <w:p>
-      <w:pPr>
-        <w:rPr>
+      <w:r>
+        <w:rPr>
+          <w:b/>
+          <w:bCs/>
           <w:sz w:val="24"/>
           <w:szCs w:val="24"/>
           <w:lang w:val="es-AR"/>
         </w:rPr>
-      </w:pPr>
-      <w:r>
-        <w:rPr>
+        <w:t>Cosenos:</w:t>
+      </w:r>
+    </w:p>
+    <w:p>
+      <w:pPr>
+        <w:rPr>
+          <w:b/>
+          <w:bCs/>
           <w:sz w:val="24"/>
           <w:szCs w:val="24"/>
           <w:lang w:val="es-AR"/>
         </w:rPr>
-        <w:t>C</w:t>
-      </w:r>
-      <w:r>
-        <w:rPr>
+      </w:pPr>
+    </w:p>
+    <w:tbl>
+      <w:tblPr>
+        <w:tblStyle w:val="Tablaconcuadrcula"/>
+        <w:tblW w:w="0" w:type="auto"/>
+        <w:tblLook w:val="04A0" w:firstRow="1" w:lastRow="0" w:firstColumn="1" w:lastColumn="0" w:noHBand="0" w:noVBand="1"/>
+      </w:tblPr>
+      <w:tblGrid>
+        <w:gridCol w:w="1811"/>
+        <w:gridCol w:w="1117"/>
+        <w:gridCol w:w="1117"/>
+        <w:gridCol w:w="1117"/>
+        <w:gridCol w:w="1117"/>
+        <w:gridCol w:w="1117"/>
+        <w:gridCol w:w="1117"/>
+        <w:gridCol w:w="1117"/>
+      </w:tblGrid>
+      <w:tr>
+        <w:trPr>
+          <w:trHeight w:val="255"/>
+        </w:trPr>
+        <w:tc>
+          <w:tcPr>
+            <w:tcW w:w="2100" w:type="dxa"/>
+            <w:vMerge w:val="restart"/>
+            <w:noWrap/>
+            <w:hideMark/>
+          </w:tcPr>
+          <w:p>
+            <w:pPr>
+              <w:ind w:left="720"/>
+              <w:rPr>
+                <w:sz w:val="24"/>
+                <w:szCs w:val="24"/>
+              </w:rPr>
+            </w:pPr>
+            <w:r>
+              <w:rPr>
+                <w:sz w:val="24"/>
+                <w:szCs w:val="24"/>
+              </w:rPr>
+              <w:t>Q2</w:t>
+            </w:r>
+          </w:p>
+        </w:tc>
+        <w:tc>
+          <w:tcPr>
+            <w:tcW w:w="1280" w:type="dxa"/>
+            <w:noWrap/>
+            <w:hideMark/>
+          </w:tcPr>
+          <w:p>
+            <w:pPr>
+              <w:rPr>
+                <w:sz w:val="24"/>
+                <w:szCs w:val="24"/>
+              </w:rPr>
+            </w:pPr>
+            <w:proofErr w:type="spellStart"/>
+            <w:r>
+              <w:rPr>
+                <w:sz w:val="24"/>
+                <w:szCs w:val="24"/>
+              </w:rPr>
+              <w:t>doc</w:t>
+            </w:r>
+            <w:proofErr w:type="spellEnd"/>
+          </w:p>
+        </w:tc>
+        <w:tc>
+          <w:tcPr>
+            <w:tcW w:w="1280" w:type="dxa"/>
+            <w:noWrap/>
+            <w:hideMark/>
+          </w:tcPr>
+          <w:p>
+            <w:pPr>
+              <w:rPr>
+                <w:sz w:val="24"/>
+                <w:szCs w:val="24"/>
+              </w:rPr>
+            </w:pPr>
+            <w:r>
+              <w:rPr>
+                <w:sz w:val="24"/>
+                <w:szCs w:val="24"/>
+              </w:rPr>
+              <w:t>d1</w:t>
+            </w:r>
+          </w:p>
+        </w:tc>
+        <w:tc>
+          <w:tcPr>
+            <w:tcW w:w="1280" w:type="dxa"/>
+            <w:shd w:val="clear" w:color="auto" w:fill="76923C" w:themeFill="accent3" w:themeFillShade="BF"/>
+            <w:noWrap/>
+            <w:hideMark/>
+          </w:tcPr>
+          <w:p>
+            <w:pPr>
+              <w:rPr>
+                <w:sz w:val="24"/>
+                <w:szCs w:val="24"/>
+              </w:rPr>
+            </w:pPr>
+            <w:r>
+              <w:rPr>
+                <w:sz w:val="24"/>
+                <w:szCs w:val="24"/>
+              </w:rPr>
+              <w:t>d2</w:t>
+            </w:r>
+          </w:p>
+        </w:tc>
+        <w:tc>
+          <w:tcPr>
+            <w:tcW w:w="1280" w:type="dxa"/>
+            <w:noWrap/>
+            <w:hideMark/>
+          </w:tcPr>
+          <w:p>
+            <w:pPr>
+              <w:rPr>
+                <w:sz w:val="24"/>
+                <w:szCs w:val="24"/>
+              </w:rPr>
+            </w:pPr>
+            <w:r>
+              <w:rPr>
+                <w:sz w:val="24"/>
+                <w:szCs w:val="24"/>
+              </w:rPr>
+              <w:t>d3</w:t>
+            </w:r>
+          </w:p>
+        </w:tc>
+        <w:tc>
+          <w:tcPr>
+            <w:tcW w:w="1280" w:type="dxa"/>
+            <w:noWrap/>
+            <w:hideMark/>
+          </w:tcPr>
+          <w:p>
+            <w:pPr>
+              <w:rPr>
+                <w:sz w:val="24"/>
+                <w:szCs w:val="24"/>
+              </w:rPr>
+            </w:pPr>
+            <w:r>
+              <w:rPr>
+                <w:sz w:val="24"/>
+                <w:szCs w:val="24"/>
+              </w:rPr>
+              <w:t>d4</w:t>
+            </w:r>
+          </w:p>
+        </w:tc>
+        <w:tc>
+          <w:tcPr>
+            <w:tcW w:w="1280" w:type="dxa"/>
+            <w:noWrap/>
+            <w:hideMark/>
+          </w:tcPr>
+          <w:p>
+            <w:pPr>
+              <w:rPr>
+                <w:sz w:val="24"/>
+                <w:szCs w:val="24"/>
+              </w:rPr>
+            </w:pPr>
+            <w:r>
+              <w:rPr>
+                <w:sz w:val="24"/>
+                <w:szCs w:val="24"/>
+              </w:rPr>
+              <w:t>d5</w:t>
+            </w:r>
+          </w:p>
+        </w:tc>
+        <w:tc>
+          <w:tcPr>
+            <w:tcW w:w="1280" w:type="dxa"/>
+            <w:noWrap/>
+            <w:hideMark/>
+          </w:tcPr>
+          <w:p>
+            <w:pPr>
+              <w:rPr>
+                <w:sz w:val="24"/>
+                <w:szCs w:val="24"/>
+              </w:rPr>
+            </w:pPr>
+            <w:r>
+              <w:rPr>
+                <w:sz w:val="24"/>
+                <w:szCs w:val="24"/>
+              </w:rPr>
+              <w:t>d6</w:t>
+            </w:r>
+          </w:p>
+        </w:tc>
+      </w:tr>
+      <w:tr>
+        <w:trPr>
+          <w:trHeight w:val="255"/>
+        </w:trPr>
+        <w:tc>
+          <w:tcPr>
+            <w:tcW w:w="2100" w:type="dxa"/>
+            <w:vMerge/>
+            <w:hideMark/>
+          </w:tcPr>
+          <w:p>
+            <w:pPr>
+              <w:rPr>
+                <w:sz w:val="24"/>
+                <w:szCs w:val="24"/>
+              </w:rPr>
+            </w:pPr>
+          </w:p>
+        </w:tc>
+        <w:tc>
+          <w:tcPr>
+            <w:tcW w:w="1280" w:type="dxa"/>
+            <w:noWrap/>
+            <w:hideMark/>
+          </w:tcPr>
+          <w:p>
+            <w:pPr>
+              <w:rPr>
+                <w:sz w:val="24"/>
+                <w:szCs w:val="24"/>
+              </w:rPr>
+            </w:pPr>
+            <w:r>
+              <w:rPr>
+                <w:sz w:val="24"/>
+                <w:szCs w:val="24"/>
+              </w:rPr>
+              <w:t>score</w:t>
+            </w:r>
+          </w:p>
+        </w:tc>
+        <w:tc>
+          <w:tcPr>
+            <w:tcW w:w="1280" w:type="dxa"/>
+            <w:noWrap/>
+            <w:hideMark/>
+          </w:tcPr>
+          <w:p>
+            <w:pPr>
+              <w:rPr>
+                <w:sz w:val="24"/>
+                <w:szCs w:val="24"/>
+              </w:rPr>
+            </w:pPr>
+            <w:r>
+              <w:rPr>
+                <w:sz w:val="24"/>
+                <w:szCs w:val="24"/>
+              </w:rPr>
+              <w:t>0,577</w:t>
+            </w:r>
+          </w:p>
+        </w:tc>
+        <w:tc>
+          <w:tcPr>
+            <w:tcW w:w="1280" w:type="dxa"/>
+            <w:shd w:val="clear" w:color="auto" w:fill="D6E3BC" w:themeFill="accent3" w:themeFillTint="66"/>
+            <w:noWrap/>
+            <w:hideMark/>
+          </w:tcPr>
+          <w:p>
+            <w:pPr>
+              <w:rPr>
+                <w:sz w:val="24"/>
+                <w:szCs w:val="24"/>
+              </w:rPr>
+            </w:pPr>
+            <w:r>
+              <w:rPr>
+                <w:sz w:val="24"/>
+                <w:szCs w:val="24"/>
+              </w:rPr>
+              <w:t>1,000</w:t>
+            </w:r>
+          </w:p>
+        </w:tc>
+        <w:tc>
+          <w:tcPr>
+            <w:tcW w:w="1280" w:type="dxa"/>
+            <w:noWrap/>
+            <w:hideMark/>
+          </w:tcPr>
+          <w:p>
+            <w:pPr>
+              <w:rPr>
+                <w:sz w:val="24"/>
+                <w:szCs w:val="24"/>
+              </w:rPr>
+            </w:pPr>
+            <w:r>
+              <w:rPr>
+                <w:sz w:val="24"/>
+                <w:szCs w:val="24"/>
+              </w:rPr>
+              <w:t>0,577</w:t>
+            </w:r>
+          </w:p>
+        </w:tc>
+        <w:tc>
+          <w:tcPr>
+            <w:tcW w:w="1280" w:type="dxa"/>
+            <w:noWrap/>
+            <w:hideMark/>
+          </w:tcPr>
+          <w:p>
+            <w:pPr>
+              <w:rPr>
+                <w:sz w:val="24"/>
+                <w:szCs w:val="24"/>
+              </w:rPr>
+            </w:pPr>
+            <w:r>
+              <w:rPr>
+                <w:sz w:val="24"/>
+                <w:szCs w:val="24"/>
+              </w:rPr>
+              <w:t>0,775</w:t>
+            </w:r>
+          </w:p>
+        </w:tc>
+        <w:tc>
+          <w:tcPr>
+            <w:tcW w:w="1280" w:type="dxa"/>
+            <w:noWrap/>
+            <w:hideMark/>
+          </w:tcPr>
+          <w:p>
+            <w:pPr>
+              <w:rPr>
+                <w:sz w:val="24"/>
+                <w:szCs w:val="24"/>
+              </w:rPr>
+            </w:pPr>
+            <w:r>
+              <w:rPr>
+                <w:sz w:val="24"/>
+                <w:szCs w:val="24"/>
+              </w:rPr>
+              <w:t>0,816</w:t>
+            </w:r>
+          </w:p>
+        </w:tc>
+        <w:tc>
+          <w:tcPr>
+            <w:tcW w:w="1280" w:type="dxa"/>
+            <w:noWrap/>
+            <w:hideMark/>
+          </w:tcPr>
+          <w:p>
+            <w:pPr>
+              <w:rPr>
+                <w:sz w:val="24"/>
+                <w:szCs w:val="24"/>
+              </w:rPr>
+            </w:pPr>
+            <w:r>
+              <w:rPr>
+                <w:sz w:val="24"/>
+                <w:szCs w:val="24"/>
+              </w:rPr>
+              <w:t>0,577</w:t>
+            </w:r>
+          </w:p>
+        </w:tc>
+      </w:tr>
+    </w:tbl>
+    <w:p>
+      <w:pPr>
+        <w:rPr>
+          <w:b/>
+          <w:bCs/>
           <w:sz w:val="24"/>
           <w:szCs w:val="24"/>
           <w:lang w:val="es-AR"/>
         </w:rPr>
-        <w:t xml:space="preserve">) </w:t>
+      </w:pPr>
+    </w:p>
+    <w:p>
+      <w:pPr>
+        <w:rPr>
+          <w:sz w:val="24"/>
+          <w:szCs w:val="24"/>
+          <w:lang w:val="es-AR"/>
+        </w:rPr>
+      </w:pPr>
+      <w:r>
+        <w:rPr>
+          <w:sz w:val="24"/>
+          <w:szCs w:val="24"/>
+          <w:lang w:val="es-AR"/>
+        </w:rPr>
+        <w:t>La similitud por coseno determina que el documento mas relevante es D2, y a este le sigue D5.</w:t>
+      </w:r>
+    </w:p>
+    <w:p>
+      <w:pPr>
+        <w:rPr>
+          <w:sz w:val="24"/>
+          <w:szCs w:val="24"/>
+          <w:lang w:val="es-AR"/>
+        </w:rPr>
+      </w:pPr>
+    </w:p>
+    <w:p>
+      <w:pPr>
+        <w:rPr>
+          <w:sz w:val="24"/>
+          <w:szCs w:val="24"/>
+          <w:lang w:val="es-AR"/>
+        </w:rPr>
+      </w:pPr>
+      <w:r>
+        <w:rPr>
+          <w:sz w:val="24"/>
+          <w:szCs w:val="24"/>
+          <w:lang w:val="es-AR"/>
+        </w:rPr>
+        <w:t>El producto escalar solamente sumo la cantidad de ocurrencias que tuvieron todos los términos en los documentos, haciendo que D2 y D4 sean los que tengan mayor score.</w:t>
+      </w:r>
+    </w:p>
+    <w:p>
+      <w:pPr>
+        <w:rPr>
+          <w:sz w:val="24"/>
+          <w:szCs w:val="24"/>
+          <w:lang w:val="es-AR"/>
+        </w:rPr>
+      </w:pPr>
+    </w:p>
+    <w:p>
+      <w:pPr>
+        <w:rPr>
+          <w:sz w:val="24"/>
+          <w:szCs w:val="24"/>
+          <w:lang w:val="es-AR"/>
+        </w:rPr>
+      </w:pPr>
+      <w:r>
+        <w:rPr>
+          <w:sz w:val="24"/>
+          <w:szCs w:val="24"/>
+          <w:lang w:val="es-AR"/>
+        </w:rPr>
+        <w:t xml:space="preserve">En cambio, en cosenos, D4 tiene menos score ya que el término “produccion” no está presente en el documento y el termino “libre” tiene dos apariciones. En D5, dos </w:t>
+      </w:r>
+      <w:r>
+        <w:rPr>
+          <w:sz w:val="24"/>
+          <w:szCs w:val="24"/>
+          <w:lang w:val="es-AR"/>
+        </w:rPr>
+        <w:t>términos</w:t>
+      </w:r>
+      <w:r>
+        <w:rPr>
+          <w:sz w:val="24"/>
+          <w:szCs w:val="24"/>
+          <w:lang w:val="es-AR"/>
+        </w:rPr>
+        <w:t xml:space="preserve"> aparecen solamente una vez, haciendo que sea mas similar a la query y este mas balanceado. Por último, D2 tiene todos los términos de la query con frecuencia uno, haciendo que sea el que </w:t>
+      </w:r>
+      <w:r>
+        <w:rPr>
+          <w:sz w:val="24"/>
+          <w:szCs w:val="24"/>
+          <w:lang w:val="es-AR"/>
+        </w:rPr>
+        <w:t>más</w:t>
+      </w:r>
+      <w:r>
+        <w:rPr>
+          <w:sz w:val="24"/>
+          <w:szCs w:val="24"/>
+          <w:lang w:val="es-AR"/>
+        </w:rPr>
+        <w:t xml:space="preserve"> rankings tiene.</w:t>
+      </w:r>
+    </w:p>
+    <w:p>
+      <w:pPr>
+        <w:rPr>
+          <w:b/>
+          <w:bCs/>
+          <w:sz w:val="24"/>
+          <w:szCs w:val="24"/>
+          <w:lang w:val="es-AR"/>
+        </w:rPr>
+      </w:pPr>
+    </w:p>
+    <w:p>
+      <w:pPr>
+        <w:rPr>
+          <w:sz w:val="24"/>
+          <w:szCs w:val="24"/>
+          <w:lang w:val="es-AR"/>
+        </w:rPr>
+      </w:pPr>
+      <w:r>
+        <w:rPr>
+          <w:b/>
+          <w:bCs/>
+          <w:sz w:val="24"/>
+          <w:szCs w:val="24"/>
+          <w:lang w:val="es-AR"/>
+        </w:rPr>
+        <w:t>C)</w:t>
+      </w:r>
+      <w:r>
+        <w:rPr>
+          <w:sz w:val="24"/>
+          <w:szCs w:val="24"/>
+          <w:lang w:val="es-AR"/>
+        </w:rPr>
+        <w:t xml:space="preserve"> </w:t>
       </w:r>
       <w:proofErr w:type="spellStart"/>
       <w:r>
@@ -9607,15 +10961,7 @@
           <w:szCs w:val="24"/>
           <w:lang w:val="es-AR"/>
         </w:rPr>
-        <w:t xml:space="preserve">: </w:t>
-      </w:r>
-      <w:r>
-        <w:rPr>
-          <w:sz w:val="24"/>
-          <w:szCs w:val="24"/>
-          <w:lang w:val="es-AR"/>
-        </w:rPr>
-        <w:t xml:space="preserve">Fundamental – Libre - </w:t>
+        <w:t xml:space="preserve">: Fundamental – Libre - </w:t>
       </w:r>
       <w:proofErr w:type="spellStart"/>
       <w:r>
@@ -10228,7 +11574,6 @@
                 <w:color w:val="000000"/>
                 <w:lang w:val="es-AR"/>
               </w:rPr>
-              <w:lastRenderedPageBreak/>
               <w:t>libre</w:t>
             </w:r>
           </w:p>
@@ -10754,7 +12099,6 @@
           <w:lang w:val="es-AR"/>
         </w:rPr>
       </w:pPr>
-      <w:proofErr w:type="spellStart"/>
       <w:r>
         <w:rPr>
           <w:b/>
@@ -10765,7 +12109,6 @@
         </w:rPr>
         <w:t>Query</w:t>
       </w:r>
-      <w:proofErr w:type="spellEnd"/>
       <w:r>
         <w:rPr>
           <w:sz w:val="24"/>
@@ -10834,6 +12177,384 @@
         </w:rPr>
       </w:pPr>
     </w:p>
+    <w:tbl>
+      <w:tblPr>
+        <w:tblStyle w:val="Tablaconcuadrcula"/>
+        <w:tblW w:w="0" w:type="auto"/>
+        <w:tblLook w:val="04A0" w:firstRow="1" w:lastRow="0" w:firstColumn="1" w:lastColumn="0" w:noHBand="0" w:noVBand="1"/>
+      </w:tblPr>
+      <w:tblGrid>
+        <w:gridCol w:w="1811"/>
+        <w:gridCol w:w="1117"/>
+        <w:gridCol w:w="1117"/>
+        <w:gridCol w:w="1117"/>
+        <w:gridCol w:w="1117"/>
+        <w:gridCol w:w="1117"/>
+        <w:gridCol w:w="1117"/>
+        <w:gridCol w:w="1117"/>
+      </w:tblGrid>
+      <w:tr>
+        <w:trPr>
+          <w:trHeight w:val="255"/>
+        </w:trPr>
+        <w:tc>
+          <w:tcPr>
+            <w:tcW w:w="2100" w:type="dxa"/>
+            <w:vMerge w:val="restart"/>
+            <w:noWrap/>
+            <w:hideMark/>
+          </w:tcPr>
+          <w:p>
+            <w:pPr>
+              <w:ind w:left="720"/>
+              <w:rPr>
+                <w:sz w:val="24"/>
+                <w:szCs w:val="24"/>
+              </w:rPr>
+            </w:pPr>
+            <w:r>
+              <w:rPr>
+                <w:sz w:val="24"/>
+                <w:szCs w:val="24"/>
+              </w:rPr>
+              <w:t>Q3</w:t>
+            </w:r>
+          </w:p>
+        </w:tc>
+        <w:tc>
+          <w:tcPr>
+            <w:tcW w:w="1280" w:type="dxa"/>
+            <w:noWrap/>
+            <w:hideMark/>
+          </w:tcPr>
+          <w:p>
+            <w:pPr>
+              <w:rPr>
+                <w:sz w:val="24"/>
+                <w:szCs w:val="24"/>
+              </w:rPr>
+            </w:pPr>
+            <w:proofErr w:type="spellStart"/>
+            <w:r>
+              <w:rPr>
+                <w:sz w:val="24"/>
+                <w:szCs w:val="24"/>
+              </w:rPr>
+              <w:t>doc</w:t>
+            </w:r>
+            <w:proofErr w:type="spellEnd"/>
+          </w:p>
+        </w:tc>
+        <w:tc>
+          <w:tcPr>
+            <w:tcW w:w="1280" w:type="dxa"/>
+            <w:noWrap/>
+            <w:hideMark/>
+          </w:tcPr>
+          <w:p>
+            <w:pPr>
+              <w:rPr>
+                <w:sz w:val="24"/>
+                <w:szCs w:val="24"/>
+              </w:rPr>
+            </w:pPr>
+            <w:r>
+              <w:rPr>
+                <w:sz w:val="24"/>
+                <w:szCs w:val="24"/>
+              </w:rPr>
+              <w:t>d1</w:t>
+            </w:r>
+          </w:p>
+        </w:tc>
+        <w:tc>
+          <w:tcPr>
+            <w:tcW w:w="1280" w:type="dxa"/>
+            <w:noWrap/>
+            <w:hideMark/>
+          </w:tcPr>
+          <w:p>
+            <w:pPr>
+              <w:rPr>
+                <w:sz w:val="24"/>
+                <w:szCs w:val="24"/>
+              </w:rPr>
+            </w:pPr>
+            <w:r>
+              <w:rPr>
+                <w:sz w:val="24"/>
+                <w:szCs w:val="24"/>
+              </w:rPr>
+              <w:t>d2</w:t>
+            </w:r>
+          </w:p>
+        </w:tc>
+        <w:tc>
+          <w:tcPr>
+            <w:tcW w:w="1280" w:type="dxa"/>
+            <w:noWrap/>
+            <w:hideMark/>
+          </w:tcPr>
+          <w:p>
+            <w:pPr>
+              <w:rPr>
+                <w:sz w:val="24"/>
+                <w:szCs w:val="24"/>
+              </w:rPr>
+            </w:pPr>
+            <w:r>
+              <w:rPr>
+                <w:sz w:val="24"/>
+                <w:szCs w:val="24"/>
+              </w:rPr>
+              <w:t>d3</w:t>
+            </w:r>
+          </w:p>
+        </w:tc>
+        <w:tc>
+          <w:tcPr>
+            <w:tcW w:w="1280" w:type="dxa"/>
+            <w:shd w:val="clear" w:color="auto" w:fill="76923C" w:themeFill="accent3" w:themeFillShade="BF"/>
+            <w:noWrap/>
+            <w:hideMark/>
+          </w:tcPr>
+          <w:p>
+            <w:pPr>
+              <w:rPr>
+                <w:sz w:val="24"/>
+                <w:szCs w:val="24"/>
+              </w:rPr>
+            </w:pPr>
+            <w:r>
+              <w:rPr>
+                <w:sz w:val="24"/>
+                <w:szCs w:val="24"/>
+              </w:rPr>
+              <w:t>d4</w:t>
+            </w:r>
+          </w:p>
+        </w:tc>
+        <w:tc>
+          <w:tcPr>
+            <w:tcW w:w="1280" w:type="dxa"/>
+            <w:noWrap/>
+            <w:hideMark/>
+          </w:tcPr>
+          <w:p>
+            <w:pPr>
+              <w:rPr>
+                <w:sz w:val="24"/>
+                <w:szCs w:val="24"/>
+              </w:rPr>
+            </w:pPr>
+            <w:r>
+              <w:rPr>
+                <w:sz w:val="24"/>
+                <w:szCs w:val="24"/>
+              </w:rPr>
+              <w:t>d5</w:t>
+            </w:r>
+          </w:p>
+        </w:tc>
+        <w:tc>
+          <w:tcPr>
+            <w:tcW w:w="1280" w:type="dxa"/>
+            <w:noWrap/>
+            <w:hideMark/>
+          </w:tcPr>
+          <w:p>
+            <w:pPr>
+              <w:rPr>
+                <w:sz w:val="24"/>
+                <w:szCs w:val="24"/>
+              </w:rPr>
+            </w:pPr>
+            <w:r>
+              <w:rPr>
+                <w:sz w:val="24"/>
+                <w:szCs w:val="24"/>
+              </w:rPr>
+              <w:t>d6</w:t>
+            </w:r>
+          </w:p>
+        </w:tc>
+      </w:tr>
+      <w:tr>
+        <w:trPr>
+          <w:trHeight w:val="255"/>
+        </w:trPr>
+        <w:tc>
+          <w:tcPr>
+            <w:tcW w:w="2100" w:type="dxa"/>
+            <w:vMerge/>
+            <w:hideMark/>
+          </w:tcPr>
+          <w:p>
+            <w:pPr>
+              <w:rPr>
+                <w:sz w:val="24"/>
+                <w:szCs w:val="24"/>
+              </w:rPr>
+            </w:pPr>
+          </w:p>
+        </w:tc>
+        <w:tc>
+          <w:tcPr>
+            <w:tcW w:w="1280" w:type="dxa"/>
+            <w:noWrap/>
+            <w:hideMark/>
+          </w:tcPr>
+          <w:p>
+            <w:pPr>
+              <w:rPr>
+                <w:sz w:val="24"/>
+                <w:szCs w:val="24"/>
+              </w:rPr>
+            </w:pPr>
+            <w:r>
+              <w:rPr>
+                <w:sz w:val="24"/>
+                <w:szCs w:val="24"/>
+              </w:rPr>
+              <w:t>score</w:t>
+            </w:r>
+          </w:p>
+        </w:tc>
+        <w:tc>
+          <w:tcPr>
+            <w:tcW w:w="1280" w:type="dxa"/>
+            <w:noWrap/>
+            <w:hideMark/>
+          </w:tcPr>
+          <w:p>
+            <w:pPr>
+              <w:rPr>
+                <w:sz w:val="24"/>
+                <w:szCs w:val="24"/>
+              </w:rPr>
+            </w:pPr>
+            <w:r>
+              <w:rPr>
+                <w:sz w:val="24"/>
+                <w:szCs w:val="24"/>
+              </w:rPr>
+              <w:t>2</w:t>
+            </w:r>
+          </w:p>
+        </w:tc>
+        <w:tc>
+          <w:tcPr>
+            <w:tcW w:w="1280" w:type="dxa"/>
+            <w:noWrap/>
+            <w:hideMark/>
+          </w:tcPr>
+          <w:p>
+            <w:pPr>
+              <w:rPr>
+                <w:sz w:val="24"/>
+                <w:szCs w:val="24"/>
+              </w:rPr>
+            </w:pPr>
+            <w:r>
+              <w:rPr>
+                <w:sz w:val="24"/>
+                <w:szCs w:val="24"/>
+              </w:rPr>
+              <w:t>2</w:t>
+            </w:r>
+          </w:p>
+        </w:tc>
+        <w:tc>
+          <w:tcPr>
+            <w:tcW w:w="1280" w:type="dxa"/>
+            <w:noWrap/>
+            <w:hideMark/>
+          </w:tcPr>
+          <w:p>
+            <w:pPr>
+              <w:rPr>
+                <w:sz w:val="24"/>
+                <w:szCs w:val="24"/>
+              </w:rPr>
+            </w:pPr>
+            <w:r>
+              <w:rPr>
+                <w:sz w:val="24"/>
+                <w:szCs w:val="24"/>
+              </w:rPr>
+              <w:t>2</w:t>
+            </w:r>
+          </w:p>
+        </w:tc>
+        <w:tc>
+          <w:tcPr>
+            <w:tcW w:w="1280" w:type="dxa"/>
+            <w:shd w:val="clear" w:color="auto" w:fill="D6E3BC" w:themeFill="accent3" w:themeFillTint="66"/>
+            <w:noWrap/>
+            <w:hideMark/>
+          </w:tcPr>
+          <w:p>
+            <w:pPr>
+              <w:rPr>
+                <w:sz w:val="24"/>
+                <w:szCs w:val="24"/>
+              </w:rPr>
+            </w:pPr>
+            <w:r>
+              <w:rPr>
+                <w:sz w:val="24"/>
+                <w:szCs w:val="24"/>
+              </w:rPr>
+              <w:t>4</w:t>
+            </w:r>
+          </w:p>
+        </w:tc>
+        <w:tc>
+          <w:tcPr>
+            <w:tcW w:w="1280" w:type="dxa"/>
+            <w:noWrap/>
+            <w:hideMark/>
+          </w:tcPr>
+          <w:p>
+            <w:pPr>
+              <w:rPr>
+                <w:sz w:val="24"/>
+                <w:szCs w:val="24"/>
+              </w:rPr>
+            </w:pPr>
+            <w:r>
+              <w:rPr>
+                <w:sz w:val="24"/>
+                <w:szCs w:val="24"/>
+              </w:rPr>
+              <w:t>1</w:t>
+            </w:r>
+          </w:p>
+        </w:tc>
+        <w:tc>
+          <w:tcPr>
+            <w:tcW w:w="1280" w:type="dxa"/>
+            <w:noWrap/>
+            <w:hideMark/>
+          </w:tcPr>
+          <w:p>
+            <w:pPr>
+              <w:rPr>
+                <w:sz w:val="24"/>
+                <w:szCs w:val="24"/>
+              </w:rPr>
+            </w:pPr>
+            <w:r>
+              <w:rPr>
+                <w:sz w:val="24"/>
+                <w:szCs w:val="24"/>
+              </w:rPr>
+              <w:t>1</w:t>
+            </w:r>
+          </w:p>
+        </w:tc>
+      </w:tr>
+    </w:tbl>
     <w:p>
       <w:pPr>
         <w:rPr>
@@ -10844,7 +12565,44 @@
           <w:lang w:val="es-AR"/>
         </w:rPr>
       </w:pPr>
-      <w:r>
+    </w:p>
+    <w:p>
+      <w:pPr>
+        <w:rPr>
+          <w:sz w:val="24"/>
+          <w:szCs w:val="24"/>
+          <w:lang w:val="es-AR"/>
+        </w:rPr>
+      </w:pPr>
+      <w:r>
+        <w:rPr>
+          <w:sz w:val="24"/>
+          <w:szCs w:val="24"/>
+          <w:lang w:val="es-AR"/>
+        </w:rPr>
+        <w:t xml:space="preserve">El producto escalar determina como top 1 del ranking a el D4 por tener frecuencia 4 de los </w:t>
+      </w:r>
+      <w:proofErr w:type="spellStart"/>
+      <w:r>
+        <w:rPr>
+          <w:sz w:val="24"/>
+          <w:szCs w:val="24"/>
+          <w:lang w:val="es-AR"/>
+        </w:rPr>
+        <w:t>terminos</w:t>
+      </w:r>
+      <w:proofErr w:type="spellEnd"/>
+      <w:r>
+        <w:rPr>
+          <w:sz w:val="24"/>
+          <w:szCs w:val="24"/>
+          <w:lang w:val="es-AR"/>
+        </w:rPr>
+        <w:t xml:space="preserve"> en la query.</w:t>
+      </w:r>
+    </w:p>
+    <w:p>
+      <w:pPr>
         <w:rPr>
           <w:b/>
           <w:bCs/>
@@ -10852,8 +12610,7 @@
           <w:szCs w:val="24"/>
           <w:lang w:val="es-AR"/>
         </w:rPr>
-        <w:t>Cosenos:</w:t>
-      </w:r>
+      </w:pPr>
     </w:p>
     <w:p>
       <w:pPr>
@@ -10865,37 +12622,560 @@
           <w:lang w:val="es-AR"/>
         </w:rPr>
       </w:pPr>
-    </w:p>
-    <w:p>
-      <w:pPr>
-        <w:rPr>
+      <w:r>
+        <w:rPr>
+          <w:b/>
+          <w:bCs/>
           <w:sz w:val="24"/>
           <w:szCs w:val="24"/>
           <w:lang w:val="es-AR"/>
         </w:rPr>
-      </w:pPr>
-      <w:r>
-        <w:rPr>
+        <w:t>Cosenos:</w:t>
+      </w:r>
+    </w:p>
+    <w:p>
+      <w:pPr>
+        <w:rPr>
+          <w:b/>
+          <w:bCs/>
           <w:sz w:val="24"/>
           <w:szCs w:val="24"/>
           <w:lang w:val="es-AR"/>
         </w:rPr>
-        <w:t>D</w:t>
-      </w:r>
-      <w:r>
+      </w:pPr>
+    </w:p>
+    <w:tbl>
+      <w:tblPr>
+        <w:tblStyle w:val="Tablaconcuadrcula"/>
+        <w:tblW w:w="0" w:type="auto"/>
+        <w:tblLook w:val="04A0" w:firstRow="1" w:lastRow="0" w:firstColumn="1" w:lastColumn="0" w:noHBand="0" w:noVBand="1"/>
+      </w:tblPr>
+      <w:tblGrid>
+        <w:gridCol w:w="1811"/>
+        <w:gridCol w:w="1117"/>
+        <w:gridCol w:w="1117"/>
+        <w:gridCol w:w="1117"/>
+        <w:gridCol w:w="1117"/>
+        <w:gridCol w:w="1117"/>
+        <w:gridCol w:w="1117"/>
+        <w:gridCol w:w="1117"/>
+      </w:tblGrid>
+      <w:tr>
+        <w:trPr>
+          <w:trHeight w:val="255"/>
+        </w:trPr>
+        <w:tc>
+          <w:tcPr>
+            <w:tcW w:w="2100" w:type="dxa"/>
+            <w:vMerge w:val="restart"/>
+            <w:noWrap/>
+            <w:hideMark/>
+          </w:tcPr>
+          <w:p>
+            <w:pPr>
+              <w:ind w:left="720"/>
+              <w:rPr>
+                <w:sz w:val="24"/>
+                <w:szCs w:val="24"/>
+              </w:rPr>
+            </w:pPr>
+            <w:r>
+              <w:rPr>
+                <w:sz w:val="24"/>
+                <w:szCs w:val="24"/>
+              </w:rPr>
+              <w:t>Q3</w:t>
+            </w:r>
+          </w:p>
+        </w:tc>
+        <w:tc>
+          <w:tcPr>
+            <w:tcW w:w="1280" w:type="dxa"/>
+            <w:noWrap/>
+            <w:hideMark/>
+          </w:tcPr>
+          <w:p>
+            <w:pPr>
+              <w:rPr>
+                <w:sz w:val="24"/>
+                <w:szCs w:val="24"/>
+              </w:rPr>
+            </w:pPr>
+            <w:proofErr w:type="spellStart"/>
+            <w:r>
+              <w:rPr>
+                <w:sz w:val="24"/>
+                <w:szCs w:val="24"/>
+              </w:rPr>
+              <w:t>doc</w:t>
+            </w:r>
+            <w:proofErr w:type="spellEnd"/>
+          </w:p>
+        </w:tc>
+        <w:tc>
+          <w:tcPr>
+            <w:tcW w:w="1280" w:type="dxa"/>
+            <w:noWrap/>
+            <w:hideMark/>
+          </w:tcPr>
+          <w:p>
+            <w:pPr>
+              <w:rPr>
+                <w:sz w:val="24"/>
+                <w:szCs w:val="24"/>
+              </w:rPr>
+            </w:pPr>
+            <w:r>
+              <w:rPr>
+                <w:sz w:val="24"/>
+                <w:szCs w:val="24"/>
+              </w:rPr>
+              <w:t>d1</w:t>
+            </w:r>
+          </w:p>
+        </w:tc>
+        <w:tc>
+          <w:tcPr>
+            <w:tcW w:w="1280" w:type="dxa"/>
+            <w:noWrap/>
+            <w:hideMark/>
+          </w:tcPr>
+          <w:p>
+            <w:pPr>
+              <w:rPr>
+                <w:sz w:val="24"/>
+                <w:szCs w:val="24"/>
+              </w:rPr>
+            </w:pPr>
+            <w:r>
+              <w:rPr>
+                <w:sz w:val="24"/>
+                <w:szCs w:val="24"/>
+              </w:rPr>
+              <w:t>d2</w:t>
+            </w:r>
+          </w:p>
+        </w:tc>
+        <w:tc>
+          <w:tcPr>
+            <w:tcW w:w="1280" w:type="dxa"/>
+            <w:noWrap/>
+            <w:hideMark/>
+          </w:tcPr>
+          <w:p>
+            <w:pPr>
+              <w:rPr>
+                <w:sz w:val="24"/>
+                <w:szCs w:val="24"/>
+              </w:rPr>
+            </w:pPr>
+            <w:r>
+              <w:rPr>
+                <w:sz w:val="24"/>
+                <w:szCs w:val="24"/>
+              </w:rPr>
+              <w:t>d3</w:t>
+            </w:r>
+          </w:p>
+        </w:tc>
+        <w:tc>
+          <w:tcPr>
+            <w:tcW w:w="1280" w:type="dxa"/>
+            <w:shd w:val="clear" w:color="auto" w:fill="76923C" w:themeFill="accent3" w:themeFillShade="BF"/>
+            <w:noWrap/>
+            <w:hideMark/>
+          </w:tcPr>
+          <w:p>
+            <w:pPr>
+              <w:rPr>
+                <w:sz w:val="24"/>
+                <w:szCs w:val="24"/>
+              </w:rPr>
+            </w:pPr>
+            <w:r>
+              <w:rPr>
+                <w:sz w:val="24"/>
+                <w:szCs w:val="24"/>
+              </w:rPr>
+              <w:t>d4</w:t>
+            </w:r>
+          </w:p>
+        </w:tc>
+        <w:tc>
+          <w:tcPr>
+            <w:tcW w:w="1280" w:type="dxa"/>
+            <w:noWrap/>
+            <w:hideMark/>
+          </w:tcPr>
+          <w:p>
+            <w:pPr>
+              <w:rPr>
+                <w:sz w:val="24"/>
+                <w:szCs w:val="24"/>
+              </w:rPr>
+            </w:pPr>
+            <w:r>
+              <w:rPr>
+                <w:sz w:val="24"/>
+                <w:szCs w:val="24"/>
+              </w:rPr>
+              <w:t>d5</w:t>
+            </w:r>
+          </w:p>
+        </w:tc>
+        <w:tc>
+          <w:tcPr>
+            <w:tcW w:w="1280" w:type="dxa"/>
+            <w:noWrap/>
+            <w:hideMark/>
+          </w:tcPr>
+          <w:p>
+            <w:pPr>
+              <w:rPr>
+                <w:sz w:val="24"/>
+                <w:szCs w:val="24"/>
+              </w:rPr>
+            </w:pPr>
+            <w:r>
+              <w:rPr>
+                <w:sz w:val="24"/>
+                <w:szCs w:val="24"/>
+              </w:rPr>
+              <w:t>d6</w:t>
+            </w:r>
+          </w:p>
+        </w:tc>
+      </w:tr>
+      <w:tr>
+        <w:trPr>
+          <w:trHeight w:val="255"/>
+        </w:trPr>
+        <w:tc>
+          <w:tcPr>
+            <w:tcW w:w="2100" w:type="dxa"/>
+            <w:vMerge/>
+            <w:hideMark/>
+          </w:tcPr>
+          <w:p>
+            <w:pPr>
+              <w:rPr>
+                <w:sz w:val="24"/>
+                <w:szCs w:val="24"/>
+              </w:rPr>
+            </w:pPr>
+          </w:p>
+        </w:tc>
+        <w:tc>
+          <w:tcPr>
+            <w:tcW w:w="1280" w:type="dxa"/>
+            <w:noWrap/>
+            <w:hideMark/>
+          </w:tcPr>
+          <w:p>
+            <w:pPr>
+              <w:rPr>
+                <w:sz w:val="24"/>
+                <w:szCs w:val="24"/>
+              </w:rPr>
+            </w:pPr>
+            <w:r>
+              <w:rPr>
+                <w:sz w:val="24"/>
+                <w:szCs w:val="24"/>
+              </w:rPr>
+              <w:t>score</w:t>
+            </w:r>
+          </w:p>
+        </w:tc>
+        <w:tc>
+          <w:tcPr>
+            <w:tcW w:w="1280" w:type="dxa"/>
+            <w:noWrap/>
+            <w:hideMark/>
+          </w:tcPr>
+          <w:p>
+            <w:pPr>
+              <w:rPr>
+                <w:sz w:val="24"/>
+                <w:szCs w:val="24"/>
+              </w:rPr>
+            </w:pPr>
+            <w:r>
+              <w:rPr>
+                <w:sz w:val="24"/>
+                <w:szCs w:val="24"/>
+              </w:rPr>
+              <w:t>0,816</w:t>
+            </w:r>
+          </w:p>
+        </w:tc>
+        <w:tc>
+          <w:tcPr>
+            <w:tcW w:w="1280" w:type="dxa"/>
+            <w:noWrap/>
+            <w:hideMark/>
+          </w:tcPr>
+          <w:p>
+            <w:pPr>
+              <w:rPr>
+                <w:sz w:val="24"/>
+                <w:szCs w:val="24"/>
+              </w:rPr>
+            </w:pPr>
+            <w:r>
+              <w:rPr>
+                <w:sz w:val="24"/>
+                <w:szCs w:val="24"/>
+              </w:rPr>
+              <w:t>0,816</w:t>
+            </w:r>
+          </w:p>
+        </w:tc>
+        <w:tc>
+          <w:tcPr>
+            <w:tcW w:w="1280" w:type="dxa"/>
+            <w:noWrap/>
+            <w:hideMark/>
+          </w:tcPr>
+          <w:p>
+            <w:pPr>
+              <w:rPr>
+                <w:sz w:val="24"/>
+                <w:szCs w:val="24"/>
+              </w:rPr>
+            </w:pPr>
+            <w:r>
+              <w:rPr>
+                <w:sz w:val="24"/>
+                <w:szCs w:val="24"/>
+              </w:rPr>
+              <w:t>0,816</w:t>
+            </w:r>
+          </w:p>
+        </w:tc>
+        <w:tc>
+          <w:tcPr>
+            <w:tcW w:w="1280" w:type="dxa"/>
+            <w:shd w:val="clear" w:color="auto" w:fill="D6E3BC" w:themeFill="accent3" w:themeFillTint="66"/>
+            <w:noWrap/>
+            <w:hideMark/>
+          </w:tcPr>
+          <w:p>
+            <w:pPr>
+              <w:rPr>
+                <w:sz w:val="24"/>
+                <w:szCs w:val="24"/>
+              </w:rPr>
+            </w:pPr>
+            <w:r>
+              <w:rPr>
+                <w:sz w:val="24"/>
+                <w:szCs w:val="24"/>
+              </w:rPr>
+              <w:t>0,943</w:t>
+            </w:r>
+          </w:p>
+        </w:tc>
+        <w:tc>
+          <w:tcPr>
+            <w:tcW w:w="1280" w:type="dxa"/>
+            <w:noWrap/>
+            <w:hideMark/>
+          </w:tcPr>
+          <w:p>
+            <w:pPr>
+              <w:rPr>
+                <w:sz w:val="24"/>
+                <w:szCs w:val="24"/>
+              </w:rPr>
+            </w:pPr>
+            <w:r>
+              <w:rPr>
+                <w:sz w:val="24"/>
+                <w:szCs w:val="24"/>
+              </w:rPr>
+              <w:t>0,577</w:t>
+            </w:r>
+          </w:p>
+        </w:tc>
+        <w:tc>
+          <w:tcPr>
+            <w:tcW w:w="1280" w:type="dxa"/>
+            <w:noWrap/>
+            <w:hideMark/>
+          </w:tcPr>
+          <w:p>
+            <w:pPr>
+              <w:rPr>
+                <w:sz w:val="24"/>
+                <w:szCs w:val="24"/>
+              </w:rPr>
+            </w:pPr>
+            <w:r>
+              <w:rPr>
+                <w:sz w:val="24"/>
+                <w:szCs w:val="24"/>
+              </w:rPr>
+              <w:t>0,577</w:t>
+            </w:r>
+          </w:p>
+        </w:tc>
+      </w:tr>
+    </w:tbl>
+    <w:p>
+      <w:pPr>
         <w:rPr>
           <w:sz w:val="24"/>
           <w:szCs w:val="24"/>
           <w:lang w:val="es-AR"/>
         </w:rPr>
-        <w:t xml:space="preserve">) </w:t>
-      </w:r>
-      <w:r>
+      </w:pPr>
+    </w:p>
+    <w:p>
+      <w:pPr>
         <w:rPr>
           <w:sz w:val="24"/>
           <w:szCs w:val="24"/>
           <w:lang w:val="es-AR"/>
         </w:rPr>
+      </w:pPr>
+      <w:r>
+        <w:rPr>
+          <w:sz w:val="24"/>
+          <w:szCs w:val="24"/>
+          <w:lang w:val="es-AR"/>
+        </w:rPr>
+        <w:t>La similitud por coseno elige como mejor documento a D4, al igual que el producto escalar.</w:t>
+      </w:r>
+    </w:p>
+    <w:p>
+      <w:pPr>
+        <w:rPr>
+          <w:sz w:val="24"/>
+          <w:szCs w:val="24"/>
+          <w:lang w:val="es-AR"/>
+        </w:rPr>
+      </w:pPr>
+    </w:p>
+    <w:p>
+      <w:pPr>
+        <w:rPr>
+          <w:sz w:val="24"/>
+          <w:szCs w:val="24"/>
+          <w:lang w:val="es-AR"/>
+        </w:rPr>
+      </w:pPr>
+      <w:r>
+        <w:rPr>
+          <w:sz w:val="24"/>
+          <w:szCs w:val="24"/>
+          <w:lang w:val="es-AR"/>
+        </w:rPr>
+        <w:t xml:space="preserve">En este caso, existe un ranking exacto entre ambas similitudes, ya que D1/D2/D3 tienen la misma distribución de frecuencia en </w:t>
+      </w:r>
+      <w:r>
+        <w:rPr>
+          <w:sz w:val="24"/>
+          <w:szCs w:val="24"/>
+          <w:lang w:val="es-AR"/>
+        </w:rPr>
+        <w:t>términos</w:t>
+      </w:r>
+      <w:r>
+        <w:rPr>
+          <w:sz w:val="24"/>
+          <w:szCs w:val="24"/>
+          <w:lang w:val="es-AR"/>
+        </w:rPr>
+        <w:t xml:space="preserve">, donde 2 de 3 </w:t>
+      </w:r>
+      <w:r>
+        <w:rPr>
+          <w:sz w:val="24"/>
+          <w:szCs w:val="24"/>
+          <w:lang w:val="es-AR"/>
+        </w:rPr>
+        <w:t>términos</w:t>
+      </w:r>
+      <w:r>
+        <w:rPr>
+          <w:sz w:val="24"/>
+          <w:szCs w:val="24"/>
+          <w:lang w:val="es-AR"/>
+        </w:rPr>
+        <w:t xml:space="preserve"> tienen frecuencia 1, y el que resta no esta presente en el documento. Con D5 y D6 sucede lo mismo, pero solamente uno de los </w:t>
+      </w:r>
+      <w:r>
+        <w:rPr>
+          <w:sz w:val="24"/>
+          <w:szCs w:val="24"/>
+          <w:lang w:val="es-AR"/>
+        </w:rPr>
+        <w:t>términos</w:t>
+      </w:r>
+      <w:r>
+        <w:rPr>
+          <w:sz w:val="24"/>
+          <w:szCs w:val="24"/>
+          <w:lang w:val="es-AR"/>
+        </w:rPr>
+        <w:t xml:space="preserve"> esta presente en la query, y tiene frecuencia 1. El que mejor score tiene, que es D4 en ambos casos, predomina frente a los demás ya que tiene la presencia de todos los términos en el documento frente a la query.</w:t>
+      </w:r>
+    </w:p>
+    <w:p>
+      <w:pPr>
+        <w:rPr>
+          <w:b/>
+          <w:bCs/>
+          <w:sz w:val="24"/>
+          <w:szCs w:val="24"/>
+          <w:lang w:val="es-AR"/>
+        </w:rPr>
+      </w:pPr>
+    </w:p>
+    <w:p>
+      <w:pPr>
+        <w:rPr>
+          <w:b/>
+          <w:bCs/>
+          <w:sz w:val="24"/>
+          <w:szCs w:val="24"/>
+          <w:lang w:val="es-AR"/>
+        </w:rPr>
+      </w:pPr>
+    </w:p>
+    <w:p>
+      <w:pPr>
+        <w:rPr>
+          <w:sz w:val="24"/>
+          <w:szCs w:val="24"/>
+          <w:lang w:val="es-AR"/>
+        </w:rPr>
+      </w:pPr>
+      <w:r>
+        <w:rPr>
+          <w:b/>
+          <w:bCs/>
+          <w:sz w:val="24"/>
+          <w:szCs w:val="24"/>
+          <w:lang w:val="es-AR"/>
+        </w:rPr>
+        <w:t>D)</w:t>
+      </w:r>
+      <w:r>
+        <w:rPr>
+          <w:sz w:val="24"/>
+          <w:szCs w:val="24"/>
+          <w:lang w:val="es-AR"/>
+        </w:rPr>
+        <w:t xml:space="preserve"> </w:t>
+      </w:r>
+      <w:r>
+        <w:rPr>
+          <w:sz w:val="24"/>
+          <w:szCs w:val="24"/>
+          <w:lang w:val="es-AR"/>
+        </w:rPr>
         <w:t>Términos</w:t>
       </w:r>
       <w:r>
@@ -10904,15 +13184,7 @@
           <w:szCs w:val="24"/>
           <w:lang w:val="es-AR"/>
         </w:rPr>
-        <w:t xml:space="preserve">: </w:t>
-      </w:r>
-      <w:r>
-        <w:rPr>
-          <w:sz w:val="24"/>
-          <w:szCs w:val="24"/>
-          <w:lang w:val="es-AR"/>
-        </w:rPr>
-        <w:t>Accesible – Vital - Libre</w:t>
+        <w:t>: Accesible – Vital - Libre</w:t>
       </w:r>
     </w:p>
     <w:p>
@@ -10966,16 +13238,16 @@
             <w:pPr>
               <w:spacing w:line="240" w:lineRule="auto"/>
               <w:rPr>
-                <w:rFonts w:eastAsia="Times New Roman"/>
-                <w:color w:val="000000"/>
-                <w:sz w:val="20"/>
-                <w:szCs w:val="20"/>
-                <w:lang w:val="es-AR"/>
-              </w:rPr>
-            </w:pPr>
-            <w:r>
-              <w:rPr>
-                <w:rFonts w:eastAsia="Times New Roman"/>
+                <w:rFonts w:ascii="Liberation Sans" w:eastAsia="Times New Roman" w:hAnsi="Liberation Sans" w:cs="Times New Roman"/>
+                <w:color w:val="000000"/>
+                <w:sz w:val="20"/>
+                <w:szCs w:val="20"/>
+                <w:lang w:val="es-AR"/>
+              </w:rPr>
+            </w:pPr>
+            <w:r>
+              <w:rPr>
+                <w:rFonts w:ascii="Liberation Sans" w:eastAsia="Times New Roman" w:hAnsi="Liberation Sans" w:cs="Times New Roman"/>
                 <w:color w:val="000000"/>
                 <w:sz w:val="20"/>
                 <w:szCs w:val="20"/>
@@ -11003,7 +13275,7 @@
               <w:spacing w:line="240" w:lineRule="auto"/>
               <w:jc w:val="center"/>
               <w:rPr>
-                <w:rFonts w:eastAsia="Times New Roman"/>
+                <w:rFonts w:ascii="Cambria" w:eastAsia="Times New Roman" w:hAnsi="Cambria" w:cs="Times New Roman"/>
                 <w:b/>
                 <w:bCs/>
                 <w:color w:val="000000"/>
@@ -11012,7 +13284,7 @@
             </w:pPr>
             <w:r>
               <w:rPr>
-                <w:rFonts w:eastAsia="Times New Roman"/>
+                <w:rFonts w:ascii="Cambria" w:eastAsia="Times New Roman" w:hAnsi="Cambria" w:cs="Times New Roman"/>
                 <w:b/>
                 <w:bCs/>
                 <w:color w:val="000000"/>
@@ -11040,7 +13312,7 @@
               <w:spacing w:line="240" w:lineRule="auto"/>
               <w:jc w:val="center"/>
               <w:rPr>
-                <w:rFonts w:eastAsia="Times New Roman"/>
+                <w:rFonts w:ascii="Cambria" w:eastAsia="Times New Roman" w:hAnsi="Cambria" w:cs="Times New Roman"/>
                 <w:b/>
                 <w:bCs/>
                 <w:color w:val="000000"/>
@@ -11049,7 +13321,7 @@
             </w:pPr>
             <w:r>
               <w:rPr>
-                <w:rFonts w:eastAsia="Times New Roman"/>
+                <w:rFonts w:ascii="Cambria" w:eastAsia="Times New Roman" w:hAnsi="Cambria" w:cs="Times New Roman"/>
                 <w:b/>
                 <w:bCs/>
                 <w:color w:val="000000"/>
@@ -11077,7 +13349,7 @@
               <w:spacing w:line="240" w:lineRule="auto"/>
               <w:jc w:val="center"/>
               <w:rPr>
-                <w:rFonts w:eastAsia="Times New Roman"/>
+                <w:rFonts w:ascii="Cambria" w:eastAsia="Times New Roman" w:hAnsi="Cambria" w:cs="Times New Roman"/>
                 <w:b/>
                 <w:bCs/>
                 <w:color w:val="000000"/>
@@ -11086,7 +13358,7 @@
             </w:pPr>
             <w:r>
               <w:rPr>
-                <w:rFonts w:eastAsia="Times New Roman"/>
+                <w:rFonts w:ascii="Cambria" w:eastAsia="Times New Roman" w:hAnsi="Cambria" w:cs="Times New Roman"/>
                 <w:b/>
                 <w:bCs/>
                 <w:color w:val="000000"/>
@@ -11114,7 +13386,7 @@
               <w:spacing w:line="240" w:lineRule="auto"/>
               <w:jc w:val="center"/>
               <w:rPr>
-                <w:rFonts w:eastAsia="Times New Roman"/>
+                <w:rFonts w:ascii="Cambria" w:eastAsia="Times New Roman" w:hAnsi="Cambria" w:cs="Times New Roman"/>
                 <w:b/>
                 <w:bCs/>
                 <w:color w:val="000000"/>
@@ -11123,7 +13395,7 @@
             </w:pPr>
             <w:r>
               <w:rPr>
-                <w:rFonts w:eastAsia="Times New Roman"/>
+                <w:rFonts w:ascii="Cambria" w:eastAsia="Times New Roman" w:hAnsi="Cambria" w:cs="Times New Roman"/>
                 <w:b/>
                 <w:bCs/>
                 <w:color w:val="000000"/>
@@ -11151,7 +13423,7 @@
               <w:spacing w:line="240" w:lineRule="auto"/>
               <w:jc w:val="center"/>
               <w:rPr>
-                <w:rFonts w:eastAsia="Times New Roman"/>
+                <w:rFonts w:ascii="Cambria" w:eastAsia="Times New Roman" w:hAnsi="Cambria" w:cs="Times New Roman"/>
                 <w:b/>
                 <w:bCs/>
                 <w:color w:val="000000"/>
@@ -11160,7 +13432,7 @@
             </w:pPr>
             <w:r>
               <w:rPr>
-                <w:rFonts w:eastAsia="Times New Roman"/>
+                <w:rFonts w:ascii="Cambria" w:eastAsia="Times New Roman" w:hAnsi="Cambria" w:cs="Times New Roman"/>
                 <w:b/>
                 <w:bCs/>
                 <w:color w:val="000000"/>
@@ -11188,7 +13460,7 @@
               <w:spacing w:line="240" w:lineRule="auto"/>
               <w:jc w:val="center"/>
               <w:rPr>
-                <w:rFonts w:eastAsia="Times New Roman"/>
+                <w:rFonts w:ascii="Cambria" w:eastAsia="Times New Roman" w:hAnsi="Cambria" w:cs="Times New Roman"/>
                 <w:b/>
                 <w:bCs/>
                 <w:color w:val="000000"/>
@@ -11197,7 +13469,7 @@
             </w:pPr>
             <w:r>
               <w:rPr>
-                <w:rFonts w:eastAsia="Times New Roman"/>
+                <w:rFonts w:ascii="Cambria" w:eastAsia="Times New Roman" w:hAnsi="Cambria" w:cs="Times New Roman"/>
                 <w:b/>
                 <w:bCs/>
                 <w:color w:val="000000"/>
@@ -11230,7 +13502,7 @@
               <w:spacing w:line="240" w:lineRule="auto"/>
               <w:jc w:val="center"/>
               <w:rPr>
-                <w:rFonts w:eastAsia="Times New Roman"/>
+                <w:rFonts w:ascii="Cambria" w:eastAsia="Times New Roman" w:hAnsi="Cambria" w:cs="Times New Roman"/>
                 <w:b/>
                 <w:bCs/>
                 <w:color w:val="000000"/>
@@ -11239,7 +13511,7 @@
             </w:pPr>
             <w:r>
               <w:rPr>
-                <w:rFonts w:eastAsia="Times New Roman"/>
+                <w:rFonts w:ascii="Cambria" w:eastAsia="Times New Roman" w:hAnsi="Cambria" w:cs="Times New Roman"/>
                 <w:b/>
                 <w:bCs/>
                 <w:color w:val="000000"/>
@@ -11268,16 +13540,16 @@
               <w:spacing w:line="240" w:lineRule="auto"/>
               <w:jc w:val="center"/>
               <w:rPr>
-                <w:rFonts w:eastAsia="Times New Roman"/>
-                <w:color w:val="000000"/>
-                <w:sz w:val="20"/>
-                <w:szCs w:val="20"/>
-                <w:lang w:val="es-AR"/>
-              </w:rPr>
-            </w:pPr>
-            <w:r>
-              <w:rPr>
-                <w:rFonts w:eastAsia="Times New Roman"/>
+                <w:rFonts w:ascii="Liberation Sans" w:eastAsia="Times New Roman" w:hAnsi="Liberation Sans" w:cs="Times New Roman"/>
+                <w:color w:val="000000"/>
+                <w:sz w:val="20"/>
+                <w:szCs w:val="20"/>
+                <w:lang w:val="es-AR"/>
+              </w:rPr>
+            </w:pPr>
+            <w:r>
+              <w:rPr>
+                <w:rFonts w:ascii="Liberation Sans" w:eastAsia="Times New Roman" w:hAnsi="Liberation Sans" w:cs="Times New Roman"/>
                 <w:color w:val="000000"/>
                 <w:sz w:val="20"/>
                 <w:szCs w:val="20"/>
@@ -11306,16 +13578,16 @@
               <w:spacing w:line="240" w:lineRule="auto"/>
               <w:jc w:val="center"/>
               <w:rPr>
-                <w:rFonts w:eastAsia="Times New Roman"/>
-                <w:color w:val="000000"/>
-                <w:sz w:val="20"/>
-                <w:szCs w:val="20"/>
-                <w:lang w:val="es-AR"/>
-              </w:rPr>
-            </w:pPr>
-            <w:r>
-              <w:rPr>
-                <w:rFonts w:eastAsia="Times New Roman"/>
+                <w:rFonts w:ascii="Liberation Sans" w:eastAsia="Times New Roman" w:hAnsi="Liberation Sans" w:cs="Times New Roman"/>
+                <w:color w:val="000000"/>
+                <w:sz w:val="20"/>
+                <w:szCs w:val="20"/>
+                <w:lang w:val="es-AR"/>
+              </w:rPr>
+            </w:pPr>
+            <w:r>
+              <w:rPr>
+                <w:rFonts w:ascii="Liberation Sans" w:eastAsia="Times New Roman" w:hAnsi="Liberation Sans" w:cs="Times New Roman"/>
                 <w:color w:val="000000"/>
                 <w:sz w:val="20"/>
                 <w:szCs w:val="20"/>
@@ -11344,16 +13616,16 @@
               <w:spacing w:line="240" w:lineRule="auto"/>
               <w:jc w:val="center"/>
               <w:rPr>
-                <w:rFonts w:eastAsia="Times New Roman"/>
-                <w:color w:val="000000"/>
-                <w:sz w:val="20"/>
-                <w:szCs w:val="20"/>
-                <w:lang w:val="es-AR"/>
-              </w:rPr>
-            </w:pPr>
-            <w:r>
-              <w:rPr>
-                <w:rFonts w:eastAsia="Times New Roman"/>
+                <w:rFonts w:ascii="Liberation Sans" w:eastAsia="Times New Roman" w:hAnsi="Liberation Sans" w:cs="Times New Roman"/>
+                <w:color w:val="000000"/>
+                <w:sz w:val="20"/>
+                <w:szCs w:val="20"/>
+                <w:lang w:val="es-AR"/>
+              </w:rPr>
+            </w:pPr>
+            <w:r>
+              <w:rPr>
+                <w:rFonts w:ascii="Liberation Sans" w:eastAsia="Times New Roman" w:hAnsi="Liberation Sans" w:cs="Times New Roman"/>
                 <w:color w:val="000000"/>
                 <w:sz w:val="20"/>
                 <w:szCs w:val="20"/>
@@ -11382,16 +13654,16 @@
               <w:spacing w:line="240" w:lineRule="auto"/>
               <w:jc w:val="center"/>
               <w:rPr>
-                <w:rFonts w:eastAsia="Times New Roman"/>
-                <w:color w:val="000000"/>
-                <w:sz w:val="20"/>
-                <w:szCs w:val="20"/>
-                <w:lang w:val="es-AR"/>
-              </w:rPr>
-            </w:pPr>
-            <w:r>
-              <w:rPr>
-                <w:rFonts w:eastAsia="Times New Roman"/>
+                <w:rFonts w:ascii="Liberation Sans" w:eastAsia="Times New Roman" w:hAnsi="Liberation Sans" w:cs="Times New Roman"/>
+                <w:color w:val="000000"/>
+                <w:sz w:val="20"/>
+                <w:szCs w:val="20"/>
+                <w:lang w:val="es-AR"/>
+              </w:rPr>
+            </w:pPr>
+            <w:r>
+              <w:rPr>
+                <w:rFonts w:ascii="Liberation Sans" w:eastAsia="Times New Roman" w:hAnsi="Liberation Sans" w:cs="Times New Roman"/>
                 <w:color w:val="000000"/>
                 <w:sz w:val="20"/>
                 <w:szCs w:val="20"/>
@@ -11420,16 +13692,16 @@
               <w:spacing w:line="240" w:lineRule="auto"/>
               <w:jc w:val="center"/>
               <w:rPr>
-                <w:rFonts w:eastAsia="Times New Roman"/>
-                <w:color w:val="000000"/>
-                <w:sz w:val="20"/>
-                <w:szCs w:val="20"/>
-                <w:lang w:val="es-AR"/>
-              </w:rPr>
-            </w:pPr>
-            <w:r>
-              <w:rPr>
-                <w:rFonts w:eastAsia="Times New Roman"/>
+                <w:rFonts w:ascii="Liberation Sans" w:eastAsia="Times New Roman" w:hAnsi="Liberation Sans" w:cs="Times New Roman"/>
+                <w:color w:val="000000"/>
+                <w:sz w:val="20"/>
+                <w:szCs w:val="20"/>
+                <w:lang w:val="es-AR"/>
+              </w:rPr>
+            </w:pPr>
+            <w:r>
+              <w:rPr>
+                <w:rFonts w:ascii="Liberation Sans" w:eastAsia="Times New Roman" w:hAnsi="Liberation Sans" w:cs="Times New Roman"/>
                 <w:color w:val="000000"/>
                 <w:sz w:val="20"/>
                 <w:szCs w:val="20"/>
@@ -11458,16 +13730,16 @@
               <w:spacing w:line="240" w:lineRule="auto"/>
               <w:jc w:val="center"/>
               <w:rPr>
-                <w:rFonts w:eastAsia="Times New Roman"/>
-                <w:color w:val="000000"/>
-                <w:sz w:val="20"/>
-                <w:szCs w:val="20"/>
-                <w:lang w:val="es-AR"/>
-              </w:rPr>
-            </w:pPr>
-            <w:r>
-              <w:rPr>
-                <w:rFonts w:eastAsia="Times New Roman"/>
+                <w:rFonts w:ascii="Liberation Sans" w:eastAsia="Times New Roman" w:hAnsi="Liberation Sans" w:cs="Times New Roman"/>
+                <w:color w:val="000000"/>
+                <w:sz w:val="20"/>
+                <w:szCs w:val="20"/>
+                <w:lang w:val="es-AR"/>
+              </w:rPr>
+            </w:pPr>
+            <w:r>
+              <w:rPr>
+                <w:rFonts w:ascii="Liberation Sans" w:eastAsia="Times New Roman" w:hAnsi="Liberation Sans" w:cs="Times New Roman"/>
                 <w:color w:val="000000"/>
                 <w:sz w:val="20"/>
                 <w:szCs w:val="20"/>
@@ -11500,25 +13772,23 @@
               <w:spacing w:line="240" w:lineRule="auto"/>
               <w:jc w:val="center"/>
               <w:rPr>
-                <w:rFonts w:eastAsia="Times New Roman"/>
+                <w:rFonts w:ascii="Cambria" w:eastAsia="Times New Roman" w:hAnsi="Cambria" w:cs="Times New Roman"/>
                 <w:b/>
                 <w:bCs/>
                 <w:color w:val="000000"/>
                 <w:lang w:val="es-AR"/>
               </w:rPr>
             </w:pPr>
-            <w:proofErr w:type="spellStart"/>
-            <w:r>
-              <w:rPr>
-                <w:rFonts w:eastAsia="Times New Roman"/>
+            <w:r>
+              <w:rPr>
+                <w:rFonts w:ascii="Cambria" w:eastAsia="Times New Roman" w:hAnsi="Cambria" w:cs="Times New Roman"/>
                 <w:b/>
                 <w:bCs/>
                 <w:color w:val="000000"/>
                 <w:lang w:val="es-AR"/>
               </w:rPr>
-              <w:t>pais</w:t>
-            </w:r>
-            <w:proofErr w:type="spellEnd"/>
+              <w:t>libre</w:t>
+            </w:r>
           </w:p>
         </w:tc>
         <w:tc>
@@ -11540,22 +13810,22 @@
               <w:spacing w:line="240" w:lineRule="auto"/>
               <w:jc w:val="center"/>
               <w:rPr>
-                <w:rFonts w:eastAsia="Times New Roman"/>
-                <w:color w:val="000000"/>
-                <w:sz w:val="20"/>
-                <w:szCs w:val="20"/>
-                <w:lang w:val="es-AR"/>
-              </w:rPr>
-            </w:pPr>
-            <w:r>
-              <w:rPr>
-                <w:rFonts w:eastAsia="Times New Roman"/>
-                <w:color w:val="000000"/>
-                <w:sz w:val="20"/>
-                <w:szCs w:val="20"/>
-                <w:lang w:val="es-AR"/>
-              </w:rPr>
-              <w:t>0</w:t>
+                <w:rFonts w:ascii="Liberation Sans" w:eastAsia="Times New Roman" w:hAnsi="Liberation Sans" w:cs="Times New Roman"/>
+                <w:color w:val="000000"/>
+                <w:sz w:val="20"/>
+                <w:szCs w:val="20"/>
+                <w:lang w:val="es-AR"/>
+              </w:rPr>
+            </w:pPr>
+            <w:r>
+              <w:rPr>
+                <w:rFonts w:ascii="Liberation Sans" w:eastAsia="Times New Roman" w:hAnsi="Liberation Sans" w:cs="Times New Roman"/>
+                <w:color w:val="000000"/>
+                <w:sz w:val="20"/>
+                <w:szCs w:val="20"/>
+                <w:lang w:val="es-AR"/>
+              </w:rPr>
+              <w:t>1</w:t>
             </w:r>
           </w:p>
         </w:tc>
@@ -11578,16 +13848,16 @@
               <w:spacing w:line="240" w:lineRule="auto"/>
               <w:jc w:val="center"/>
               <w:rPr>
-                <w:rFonts w:eastAsia="Times New Roman"/>
-                <w:color w:val="000000"/>
-                <w:sz w:val="20"/>
-                <w:szCs w:val="20"/>
-                <w:lang w:val="es-AR"/>
-              </w:rPr>
-            </w:pPr>
-            <w:r>
-              <w:rPr>
-                <w:rFonts w:eastAsia="Times New Roman"/>
+                <w:rFonts w:ascii="Liberation Sans" w:eastAsia="Times New Roman" w:hAnsi="Liberation Sans" w:cs="Times New Roman"/>
+                <w:color w:val="000000"/>
+                <w:sz w:val="20"/>
+                <w:szCs w:val="20"/>
+                <w:lang w:val="es-AR"/>
+              </w:rPr>
+            </w:pPr>
+            <w:r>
+              <w:rPr>
+                <w:rFonts w:ascii="Liberation Sans" w:eastAsia="Times New Roman" w:hAnsi="Liberation Sans" w:cs="Times New Roman"/>
                 <w:color w:val="000000"/>
                 <w:sz w:val="20"/>
                 <w:szCs w:val="20"/>
@@ -11616,22 +13886,22 @@
               <w:spacing w:line="240" w:lineRule="auto"/>
               <w:jc w:val="center"/>
               <w:rPr>
-                <w:rFonts w:eastAsia="Times New Roman"/>
-                <w:color w:val="000000"/>
-                <w:sz w:val="20"/>
-                <w:szCs w:val="20"/>
-                <w:lang w:val="es-AR"/>
-              </w:rPr>
-            </w:pPr>
-            <w:r>
-              <w:rPr>
-                <w:rFonts w:eastAsia="Times New Roman"/>
-                <w:color w:val="000000"/>
-                <w:sz w:val="20"/>
-                <w:szCs w:val="20"/>
-                <w:lang w:val="es-AR"/>
-              </w:rPr>
-              <w:t>1</w:t>
+                <w:rFonts w:ascii="Liberation Sans" w:eastAsia="Times New Roman" w:hAnsi="Liberation Sans" w:cs="Times New Roman"/>
+                <w:color w:val="000000"/>
+                <w:sz w:val="20"/>
+                <w:szCs w:val="20"/>
+                <w:lang w:val="es-AR"/>
+              </w:rPr>
+            </w:pPr>
+            <w:r>
+              <w:rPr>
+                <w:rFonts w:ascii="Liberation Sans" w:eastAsia="Times New Roman" w:hAnsi="Liberation Sans" w:cs="Times New Roman"/>
+                <w:color w:val="000000"/>
+                <w:sz w:val="20"/>
+                <w:szCs w:val="20"/>
+                <w:lang w:val="es-AR"/>
+              </w:rPr>
+              <w:t>0</w:t>
             </w:r>
           </w:p>
         </w:tc>
@@ -11654,22 +13924,22 @@
               <w:spacing w:line="240" w:lineRule="auto"/>
               <w:jc w:val="center"/>
               <w:rPr>
-                <w:rFonts w:eastAsia="Times New Roman"/>
-                <w:color w:val="000000"/>
-                <w:sz w:val="20"/>
-                <w:szCs w:val="20"/>
-                <w:lang w:val="es-AR"/>
-              </w:rPr>
-            </w:pPr>
-            <w:r>
-              <w:rPr>
-                <w:rFonts w:eastAsia="Times New Roman"/>
-                <w:color w:val="000000"/>
-                <w:sz w:val="20"/>
-                <w:szCs w:val="20"/>
-                <w:lang w:val="es-AR"/>
-              </w:rPr>
-              <w:t>1</w:t>
+                <w:rFonts w:ascii="Liberation Sans" w:eastAsia="Times New Roman" w:hAnsi="Liberation Sans" w:cs="Times New Roman"/>
+                <w:color w:val="000000"/>
+                <w:sz w:val="20"/>
+                <w:szCs w:val="20"/>
+                <w:lang w:val="es-AR"/>
+              </w:rPr>
+            </w:pPr>
+            <w:r>
+              <w:rPr>
+                <w:rFonts w:ascii="Liberation Sans" w:eastAsia="Times New Roman" w:hAnsi="Liberation Sans" w:cs="Times New Roman"/>
+                <w:color w:val="000000"/>
+                <w:sz w:val="20"/>
+                <w:szCs w:val="20"/>
+                <w:lang w:val="es-AR"/>
+              </w:rPr>
+              <w:t>2</w:t>
             </w:r>
           </w:p>
         </w:tc>
@@ -11692,22 +13962,22 @@
               <w:spacing w:line="240" w:lineRule="auto"/>
               <w:jc w:val="center"/>
               <w:rPr>
-                <w:rFonts w:eastAsia="Times New Roman"/>
-                <w:color w:val="000000"/>
-                <w:sz w:val="20"/>
-                <w:szCs w:val="20"/>
-                <w:lang w:val="es-AR"/>
-              </w:rPr>
-            </w:pPr>
-            <w:r>
-              <w:rPr>
-                <w:rFonts w:eastAsia="Times New Roman"/>
-                <w:color w:val="000000"/>
-                <w:sz w:val="20"/>
-                <w:szCs w:val="20"/>
-                <w:lang w:val="es-AR"/>
-              </w:rPr>
-              <w:t>0</w:t>
+                <w:rFonts w:ascii="Liberation Sans" w:eastAsia="Times New Roman" w:hAnsi="Liberation Sans" w:cs="Times New Roman"/>
+                <w:color w:val="000000"/>
+                <w:sz w:val="20"/>
+                <w:szCs w:val="20"/>
+                <w:lang w:val="es-AR"/>
+              </w:rPr>
+            </w:pPr>
+            <w:r>
+              <w:rPr>
+                <w:rFonts w:ascii="Liberation Sans" w:eastAsia="Times New Roman" w:hAnsi="Liberation Sans" w:cs="Times New Roman"/>
+                <w:color w:val="000000"/>
+                <w:sz w:val="20"/>
+                <w:szCs w:val="20"/>
+                <w:lang w:val="es-AR"/>
+              </w:rPr>
+              <w:t>1</w:t>
             </w:r>
           </w:p>
         </w:tc>
@@ -11730,22 +14000,22 @@
               <w:spacing w:line="240" w:lineRule="auto"/>
               <w:jc w:val="center"/>
               <w:rPr>
-                <w:rFonts w:eastAsia="Times New Roman"/>
-                <w:color w:val="000000"/>
-                <w:sz w:val="20"/>
-                <w:szCs w:val="20"/>
-                <w:lang w:val="es-AR"/>
-              </w:rPr>
-            </w:pPr>
-            <w:r>
-              <w:rPr>
-                <w:rFonts w:eastAsia="Times New Roman"/>
-                <w:color w:val="000000"/>
-                <w:sz w:val="20"/>
-                <w:szCs w:val="20"/>
-                <w:lang w:val="es-AR"/>
-              </w:rPr>
-              <w:t>0</w:t>
+                <w:rFonts w:ascii="Liberation Sans" w:eastAsia="Times New Roman" w:hAnsi="Liberation Sans" w:cs="Times New Roman"/>
+                <w:color w:val="000000"/>
+                <w:sz w:val="20"/>
+                <w:szCs w:val="20"/>
+                <w:lang w:val="es-AR"/>
+              </w:rPr>
+            </w:pPr>
+            <w:r>
+              <w:rPr>
+                <w:rFonts w:ascii="Liberation Sans" w:eastAsia="Times New Roman" w:hAnsi="Liberation Sans" w:cs="Times New Roman"/>
+                <w:color w:val="000000"/>
+                <w:sz w:val="20"/>
+                <w:szCs w:val="20"/>
+                <w:lang w:val="es-AR"/>
+              </w:rPr>
+              <w:t>1</w:t>
             </w:r>
           </w:p>
         </w:tc>
@@ -11772,7 +14042,7 @@
               <w:spacing w:line="240" w:lineRule="auto"/>
               <w:jc w:val="center"/>
               <w:rPr>
-                <w:rFonts w:eastAsia="Times New Roman"/>
+                <w:rFonts w:ascii="Cambria" w:eastAsia="Times New Roman" w:hAnsi="Cambria" w:cs="Times New Roman"/>
                 <w:b/>
                 <w:bCs/>
                 <w:color w:val="000000"/>
@@ -11781,7 +14051,7 @@
             </w:pPr>
             <w:r>
               <w:rPr>
-                <w:rFonts w:eastAsia="Times New Roman"/>
+                <w:rFonts w:ascii="Cambria" w:eastAsia="Times New Roman" w:hAnsi="Cambria" w:cs="Times New Roman"/>
                 <w:b/>
                 <w:bCs/>
                 <w:color w:val="000000"/>
@@ -11810,16 +14080,16 @@
               <w:spacing w:line="240" w:lineRule="auto"/>
               <w:jc w:val="center"/>
               <w:rPr>
-                <w:rFonts w:eastAsia="Times New Roman"/>
-                <w:color w:val="000000"/>
-                <w:sz w:val="20"/>
-                <w:szCs w:val="20"/>
-                <w:lang w:val="es-AR"/>
-              </w:rPr>
-            </w:pPr>
-            <w:r>
-              <w:rPr>
-                <w:rFonts w:eastAsia="Times New Roman"/>
+                <w:rFonts w:ascii="Liberation Sans" w:eastAsia="Times New Roman" w:hAnsi="Liberation Sans" w:cs="Times New Roman"/>
+                <w:color w:val="000000"/>
+                <w:sz w:val="20"/>
+                <w:szCs w:val="20"/>
+                <w:lang w:val="es-AR"/>
+              </w:rPr>
+            </w:pPr>
+            <w:r>
+              <w:rPr>
+                <w:rFonts w:ascii="Liberation Sans" w:eastAsia="Times New Roman" w:hAnsi="Liberation Sans" w:cs="Times New Roman"/>
                 <w:color w:val="000000"/>
                 <w:sz w:val="20"/>
                 <w:szCs w:val="20"/>
@@ -11848,16 +14118,16 @@
               <w:spacing w:line="240" w:lineRule="auto"/>
               <w:jc w:val="center"/>
               <w:rPr>
-                <w:rFonts w:eastAsia="Times New Roman"/>
-                <w:color w:val="000000"/>
-                <w:sz w:val="20"/>
-                <w:szCs w:val="20"/>
-                <w:lang w:val="es-AR"/>
-              </w:rPr>
-            </w:pPr>
-            <w:r>
-              <w:rPr>
-                <w:rFonts w:eastAsia="Times New Roman"/>
+                <w:rFonts w:ascii="Liberation Sans" w:eastAsia="Times New Roman" w:hAnsi="Liberation Sans" w:cs="Times New Roman"/>
+                <w:color w:val="000000"/>
+                <w:sz w:val="20"/>
+                <w:szCs w:val="20"/>
+                <w:lang w:val="es-AR"/>
+              </w:rPr>
+            </w:pPr>
+            <w:r>
+              <w:rPr>
+                <w:rFonts w:ascii="Liberation Sans" w:eastAsia="Times New Roman" w:hAnsi="Liberation Sans" w:cs="Times New Roman"/>
                 <w:color w:val="000000"/>
                 <w:sz w:val="20"/>
                 <w:szCs w:val="20"/>
@@ -11886,16 +14156,16 @@
               <w:spacing w:line="240" w:lineRule="auto"/>
               <w:jc w:val="center"/>
               <w:rPr>
-                <w:rFonts w:eastAsia="Times New Roman"/>
-                <w:color w:val="000000"/>
-                <w:sz w:val="20"/>
-                <w:szCs w:val="20"/>
-                <w:lang w:val="es-AR"/>
-              </w:rPr>
-            </w:pPr>
-            <w:r>
-              <w:rPr>
-                <w:rFonts w:eastAsia="Times New Roman"/>
+                <w:rFonts w:ascii="Liberation Sans" w:eastAsia="Times New Roman" w:hAnsi="Liberation Sans" w:cs="Times New Roman"/>
+                <w:color w:val="000000"/>
+                <w:sz w:val="20"/>
+                <w:szCs w:val="20"/>
+                <w:lang w:val="es-AR"/>
+              </w:rPr>
+            </w:pPr>
+            <w:r>
+              <w:rPr>
+                <w:rFonts w:ascii="Liberation Sans" w:eastAsia="Times New Roman" w:hAnsi="Liberation Sans" w:cs="Times New Roman"/>
                 <w:color w:val="000000"/>
                 <w:sz w:val="20"/>
                 <w:szCs w:val="20"/>
@@ -11924,16 +14194,16 @@
               <w:spacing w:line="240" w:lineRule="auto"/>
               <w:jc w:val="center"/>
               <w:rPr>
-                <w:rFonts w:eastAsia="Times New Roman"/>
-                <w:color w:val="000000"/>
-                <w:sz w:val="20"/>
-                <w:szCs w:val="20"/>
-                <w:lang w:val="es-AR"/>
-              </w:rPr>
-            </w:pPr>
-            <w:r>
-              <w:rPr>
-                <w:rFonts w:eastAsia="Times New Roman"/>
+                <w:rFonts w:ascii="Liberation Sans" w:eastAsia="Times New Roman" w:hAnsi="Liberation Sans" w:cs="Times New Roman"/>
+                <w:color w:val="000000"/>
+                <w:sz w:val="20"/>
+                <w:szCs w:val="20"/>
+                <w:lang w:val="es-AR"/>
+              </w:rPr>
+            </w:pPr>
+            <w:r>
+              <w:rPr>
+                <w:rFonts w:ascii="Liberation Sans" w:eastAsia="Times New Roman" w:hAnsi="Liberation Sans" w:cs="Times New Roman"/>
                 <w:color w:val="000000"/>
                 <w:sz w:val="20"/>
                 <w:szCs w:val="20"/>
@@ -11962,16 +14232,16 @@
               <w:spacing w:line="240" w:lineRule="auto"/>
               <w:jc w:val="center"/>
               <w:rPr>
-                <w:rFonts w:eastAsia="Times New Roman"/>
-                <w:color w:val="000000"/>
-                <w:sz w:val="20"/>
-                <w:szCs w:val="20"/>
-                <w:lang w:val="es-AR"/>
-              </w:rPr>
-            </w:pPr>
-            <w:r>
-              <w:rPr>
-                <w:rFonts w:eastAsia="Times New Roman"/>
+                <w:rFonts w:ascii="Liberation Sans" w:eastAsia="Times New Roman" w:hAnsi="Liberation Sans" w:cs="Times New Roman"/>
+                <w:color w:val="000000"/>
+                <w:sz w:val="20"/>
+                <w:szCs w:val="20"/>
+                <w:lang w:val="es-AR"/>
+              </w:rPr>
+            </w:pPr>
+            <w:r>
+              <w:rPr>
+                <w:rFonts w:ascii="Liberation Sans" w:eastAsia="Times New Roman" w:hAnsi="Liberation Sans" w:cs="Times New Roman"/>
                 <w:color w:val="000000"/>
                 <w:sz w:val="20"/>
                 <w:szCs w:val="20"/>
@@ -12000,16 +14270,16 @@
               <w:spacing w:line="240" w:lineRule="auto"/>
               <w:jc w:val="center"/>
               <w:rPr>
-                <w:rFonts w:eastAsia="Times New Roman"/>
-                <w:color w:val="000000"/>
-                <w:sz w:val="20"/>
-                <w:szCs w:val="20"/>
-                <w:lang w:val="es-AR"/>
-              </w:rPr>
-            </w:pPr>
-            <w:r>
-              <w:rPr>
-                <w:rFonts w:eastAsia="Times New Roman"/>
+                <w:rFonts w:ascii="Liberation Sans" w:eastAsia="Times New Roman" w:hAnsi="Liberation Sans" w:cs="Times New Roman"/>
+                <w:color w:val="000000"/>
+                <w:sz w:val="20"/>
+                <w:szCs w:val="20"/>
+                <w:lang w:val="es-AR"/>
+              </w:rPr>
+            </w:pPr>
+            <w:r>
+              <w:rPr>
+                <w:rFonts w:ascii="Liberation Sans" w:eastAsia="Times New Roman" w:hAnsi="Liberation Sans" w:cs="Times New Roman"/>
                 <w:color w:val="000000"/>
                 <w:sz w:val="20"/>
                 <w:szCs w:val="20"/>
@@ -12040,7 +14310,6 @@
           <w:lang w:val="es-AR"/>
         </w:rPr>
       </w:pPr>
-      <w:proofErr w:type="spellStart"/>
       <w:r>
         <w:rPr>
           <w:b/>
@@ -12051,22 +14320,13 @@
         </w:rPr>
         <w:t>Query</w:t>
       </w:r>
-      <w:proofErr w:type="spellEnd"/>
       <w:r>
         <w:rPr>
           <w:sz w:val="24"/>
           <w:szCs w:val="24"/>
           <w:lang w:val="es-AR"/>
         </w:rPr>
-        <w:t xml:space="preserve">: </w:t>
-      </w:r>
-      <w:r>
-        <w:rPr>
-          <w:sz w:val="24"/>
-          <w:szCs w:val="24"/>
-          <w:lang w:val="es-AR"/>
-        </w:rPr>
-        <w:t>accesible vital libre</w:t>
+        <w:t>: accesible vital libre</w:t>
       </w:r>
     </w:p>
     <w:p>
@@ -12110,16 +14370,390 @@
         </w:rPr>
       </w:pPr>
     </w:p>
-    <w:p>
-      <w:pPr>
-        <w:rPr>
-          <w:color w:val="FABF8F" w:themeColor="accent6" w:themeTint="99"/>
-          <w:sz w:val="24"/>
-          <w:szCs w:val="24"/>
-          <w:lang w:val="es-AR"/>
-        </w:rPr>
-      </w:pPr>
-      <w:r>
+    <w:tbl>
+      <w:tblPr>
+        <w:tblStyle w:val="Tablaconcuadrcula"/>
+        <w:tblW w:w="0" w:type="auto"/>
+        <w:tblLook w:val="04A0" w:firstRow="1" w:lastRow="0" w:firstColumn="1" w:lastColumn="0" w:noHBand="0" w:noVBand="1"/>
+      </w:tblPr>
+      <w:tblGrid>
+        <w:gridCol w:w="1811"/>
+        <w:gridCol w:w="1117"/>
+        <w:gridCol w:w="1117"/>
+        <w:gridCol w:w="1117"/>
+        <w:gridCol w:w="1117"/>
+        <w:gridCol w:w="1117"/>
+        <w:gridCol w:w="1117"/>
+        <w:gridCol w:w="1117"/>
+      </w:tblGrid>
+      <w:tr>
+        <w:trPr>
+          <w:trHeight w:val="255"/>
+        </w:trPr>
+        <w:tc>
+          <w:tcPr>
+            <w:tcW w:w="2100" w:type="dxa"/>
+            <w:vMerge w:val="restart"/>
+            <w:noWrap/>
+            <w:hideMark/>
+          </w:tcPr>
+          <w:p>
+            <w:pPr>
+              <w:ind w:left="720"/>
+              <w:rPr>
+                <w:sz w:val="24"/>
+                <w:szCs w:val="24"/>
+              </w:rPr>
+            </w:pPr>
+            <w:r>
+              <w:rPr>
+                <w:sz w:val="24"/>
+                <w:szCs w:val="24"/>
+              </w:rPr>
+              <w:t>Q4</w:t>
+            </w:r>
+          </w:p>
+        </w:tc>
+        <w:tc>
+          <w:tcPr>
+            <w:tcW w:w="1280" w:type="dxa"/>
+            <w:noWrap/>
+            <w:hideMark/>
+          </w:tcPr>
+          <w:p>
+            <w:pPr>
+              <w:rPr>
+                <w:sz w:val="24"/>
+                <w:szCs w:val="24"/>
+              </w:rPr>
+            </w:pPr>
+            <w:proofErr w:type="spellStart"/>
+            <w:r>
+              <w:rPr>
+                <w:sz w:val="24"/>
+                <w:szCs w:val="24"/>
+              </w:rPr>
+              <w:t>doc</w:t>
+            </w:r>
+            <w:proofErr w:type="spellEnd"/>
+          </w:p>
+        </w:tc>
+        <w:tc>
+          <w:tcPr>
+            <w:tcW w:w="1280" w:type="dxa"/>
+            <w:noWrap/>
+            <w:hideMark/>
+          </w:tcPr>
+          <w:p>
+            <w:pPr>
+              <w:rPr>
+                <w:sz w:val="24"/>
+                <w:szCs w:val="24"/>
+              </w:rPr>
+            </w:pPr>
+            <w:r>
+              <w:rPr>
+                <w:sz w:val="24"/>
+                <w:szCs w:val="24"/>
+              </w:rPr>
+              <w:t>d1</w:t>
+            </w:r>
+          </w:p>
+        </w:tc>
+        <w:tc>
+          <w:tcPr>
+            <w:tcW w:w="1280" w:type="dxa"/>
+            <w:noWrap/>
+            <w:hideMark/>
+          </w:tcPr>
+          <w:p>
+            <w:pPr>
+              <w:rPr>
+                <w:sz w:val="24"/>
+                <w:szCs w:val="24"/>
+              </w:rPr>
+            </w:pPr>
+            <w:r>
+              <w:rPr>
+                <w:sz w:val="24"/>
+                <w:szCs w:val="24"/>
+              </w:rPr>
+              <w:t>d2</w:t>
+            </w:r>
+          </w:p>
+        </w:tc>
+        <w:tc>
+          <w:tcPr>
+            <w:tcW w:w="1280" w:type="dxa"/>
+            <w:noWrap/>
+            <w:hideMark/>
+          </w:tcPr>
+          <w:p>
+            <w:pPr>
+              <w:rPr>
+                <w:sz w:val="24"/>
+                <w:szCs w:val="24"/>
+              </w:rPr>
+            </w:pPr>
+            <w:r>
+              <w:rPr>
+                <w:sz w:val="24"/>
+                <w:szCs w:val="24"/>
+              </w:rPr>
+              <w:t>d3</w:t>
+            </w:r>
+          </w:p>
+        </w:tc>
+        <w:tc>
+          <w:tcPr>
+            <w:tcW w:w="1280" w:type="dxa"/>
+            <w:shd w:val="clear" w:color="auto" w:fill="76923C" w:themeFill="accent3" w:themeFillShade="BF"/>
+            <w:noWrap/>
+            <w:hideMark/>
+          </w:tcPr>
+          <w:p>
+            <w:pPr>
+              <w:rPr>
+                <w:sz w:val="24"/>
+                <w:szCs w:val="24"/>
+              </w:rPr>
+            </w:pPr>
+            <w:r>
+              <w:rPr>
+                <w:sz w:val="24"/>
+                <w:szCs w:val="24"/>
+              </w:rPr>
+              <w:t>d4</w:t>
+            </w:r>
+          </w:p>
+        </w:tc>
+        <w:tc>
+          <w:tcPr>
+            <w:tcW w:w="1280" w:type="dxa"/>
+            <w:shd w:val="clear" w:color="auto" w:fill="76923C" w:themeFill="accent3" w:themeFillShade="BF"/>
+            <w:noWrap/>
+            <w:hideMark/>
+          </w:tcPr>
+          <w:p>
+            <w:pPr>
+              <w:rPr>
+                <w:sz w:val="24"/>
+                <w:szCs w:val="24"/>
+              </w:rPr>
+            </w:pPr>
+            <w:r>
+              <w:rPr>
+                <w:sz w:val="24"/>
+                <w:szCs w:val="24"/>
+              </w:rPr>
+              <w:t>d5</w:t>
+            </w:r>
+          </w:p>
+        </w:tc>
+        <w:tc>
+          <w:tcPr>
+            <w:tcW w:w="1280" w:type="dxa"/>
+            <w:shd w:val="clear" w:color="auto" w:fill="76923C" w:themeFill="accent3" w:themeFillShade="BF"/>
+            <w:noWrap/>
+            <w:hideMark/>
+          </w:tcPr>
+          <w:p>
+            <w:pPr>
+              <w:rPr>
+                <w:sz w:val="24"/>
+                <w:szCs w:val="24"/>
+              </w:rPr>
+            </w:pPr>
+            <w:r>
+              <w:rPr>
+                <w:sz w:val="24"/>
+                <w:szCs w:val="24"/>
+              </w:rPr>
+              <w:t>d6</w:t>
+            </w:r>
+          </w:p>
+        </w:tc>
+      </w:tr>
+      <w:tr>
+        <w:trPr>
+          <w:trHeight w:val="255"/>
+        </w:trPr>
+        <w:tc>
+          <w:tcPr>
+            <w:tcW w:w="2100" w:type="dxa"/>
+            <w:vMerge/>
+            <w:hideMark/>
+          </w:tcPr>
+          <w:p>
+            <w:pPr>
+              <w:rPr>
+                <w:sz w:val="24"/>
+                <w:szCs w:val="24"/>
+              </w:rPr>
+            </w:pPr>
+          </w:p>
+        </w:tc>
+        <w:tc>
+          <w:tcPr>
+            <w:tcW w:w="1280" w:type="dxa"/>
+            <w:noWrap/>
+            <w:hideMark/>
+          </w:tcPr>
+          <w:p>
+            <w:pPr>
+              <w:rPr>
+                <w:sz w:val="24"/>
+                <w:szCs w:val="24"/>
+              </w:rPr>
+            </w:pPr>
+            <w:r>
+              <w:rPr>
+                <w:sz w:val="24"/>
+                <w:szCs w:val="24"/>
+              </w:rPr>
+              <w:t>score</w:t>
+            </w:r>
+          </w:p>
+        </w:tc>
+        <w:tc>
+          <w:tcPr>
+            <w:tcW w:w="1280" w:type="dxa"/>
+            <w:noWrap/>
+            <w:hideMark/>
+          </w:tcPr>
+          <w:p>
+            <w:pPr>
+              <w:rPr>
+                <w:sz w:val="24"/>
+                <w:szCs w:val="24"/>
+              </w:rPr>
+            </w:pPr>
+            <w:r>
+              <w:rPr>
+                <w:sz w:val="24"/>
+                <w:szCs w:val="24"/>
+              </w:rPr>
+              <w:t>1</w:t>
+            </w:r>
+          </w:p>
+        </w:tc>
+        <w:tc>
+          <w:tcPr>
+            <w:tcW w:w="1280" w:type="dxa"/>
+            <w:noWrap/>
+            <w:hideMark/>
+          </w:tcPr>
+          <w:p>
+            <w:pPr>
+              <w:rPr>
+                <w:sz w:val="24"/>
+                <w:szCs w:val="24"/>
+              </w:rPr>
+            </w:pPr>
+            <w:r>
+              <w:rPr>
+                <w:sz w:val="24"/>
+                <w:szCs w:val="24"/>
+              </w:rPr>
+              <w:t>1</w:t>
+            </w:r>
+          </w:p>
+        </w:tc>
+        <w:tc>
+          <w:tcPr>
+            <w:tcW w:w="1280" w:type="dxa"/>
+            <w:noWrap/>
+            <w:hideMark/>
+          </w:tcPr>
+          <w:p>
+            <w:pPr>
+              <w:rPr>
+                <w:sz w:val="24"/>
+                <w:szCs w:val="24"/>
+              </w:rPr>
+            </w:pPr>
+            <w:r>
+              <w:rPr>
+                <w:sz w:val="24"/>
+                <w:szCs w:val="24"/>
+              </w:rPr>
+              <w:t>0</w:t>
+            </w:r>
+          </w:p>
+        </w:tc>
+        <w:tc>
+          <w:tcPr>
+            <w:tcW w:w="1280" w:type="dxa"/>
+            <w:shd w:val="clear" w:color="auto" w:fill="D6E3BC" w:themeFill="accent3" w:themeFillTint="66"/>
+            <w:noWrap/>
+            <w:hideMark/>
+          </w:tcPr>
+          <w:p>
+            <w:pPr>
+              <w:rPr>
+                <w:sz w:val="24"/>
+                <w:szCs w:val="24"/>
+              </w:rPr>
+            </w:pPr>
+            <w:r>
+              <w:rPr>
+                <w:sz w:val="24"/>
+                <w:szCs w:val="24"/>
+              </w:rPr>
+              <w:t>2</w:t>
+            </w:r>
+          </w:p>
+        </w:tc>
+        <w:tc>
+          <w:tcPr>
+            <w:tcW w:w="1280" w:type="dxa"/>
+            <w:shd w:val="clear" w:color="auto" w:fill="D6E3BC" w:themeFill="accent3" w:themeFillTint="66"/>
+            <w:noWrap/>
+            <w:hideMark/>
+          </w:tcPr>
+          <w:p>
+            <w:pPr>
+              <w:rPr>
+                <w:sz w:val="24"/>
+                <w:szCs w:val="24"/>
+              </w:rPr>
+            </w:pPr>
+            <w:r>
+              <w:rPr>
+                <w:sz w:val="24"/>
+                <w:szCs w:val="24"/>
+              </w:rPr>
+              <w:t>2</w:t>
+            </w:r>
+          </w:p>
+        </w:tc>
+        <w:tc>
+          <w:tcPr>
+            <w:tcW w:w="1280" w:type="dxa"/>
+            <w:shd w:val="clear" w:color="auto" w:fill="D6E3BC" w:themeFill="accent3" w:themeFillTint="66"/>
+            <w:noWrap/>
+            <w:hideMark/>
+          </w:tcPr>
+          <w:p>
+            <w:pPr>
+              <w:rPr>
+                <w:sz w:val="24"/>
+                <w:szCs w:val="24"/>
+              </w:rPr>
+            </w:pPr>
+            <w:r>
+              <w:rPr>
+                <w:sz w:val="24"/>
+                <w:szCs w:val="24"/>
+              </w:rPr>
+              <w:t>2</w:t>
+            </w:r>
+          </w:p>
+        </w:tc>
+      </w:tr>
+    </w:tbl>
+    <w:p>
+      <w:pPr>
         <w:rPr>
           <w:b/>
           <w:bCs/>
@@ -12127,14 +14761,680 @@
           <w:szCs w:val="24"/>
           <w:lang w:val="es-AR"/>
         </w:rPr>
+      </w:pPr>
+    </w:p>
+    <w:p>
+      <w:pPr>
+        <w:rPr>
+          <w:sz w:val="24"/>
+          <w:szCs w:val="24"/>
+          <w:lang w:val="es-AR"/>
+        </w:rPr>
+      </w:pPr>
+      <w:r>
+        <w:rPr>
+          <w:sz w:val="24"/>
+          <w:szCs w:val="24"/>
+          <w:lang w:val="es-AR"/>
+        </w:rPr>
+        <w:t>El producto escalar determina como mas relevantes a D4,D5 y D6</w:t>
+      </w:r>
+    </w:p>
+    <w:p>
+      <w:pPr>
+        <w:rPr>
+          <w:b/>
+          <w:bCs/>
+          <w:sz w:val="24"/>
+          <w:szCs w:val="24"/>
+          <w:lang w:val="es-AR"/>
+        </w:rPr>
+      </w:pPr>
+    </w:p>
+    <w:p>
+      <w:pPr>
+        <w:rPr>
+          <w:b/>
+          <w:bCs/>
+          <w:sz w:val="24"/>
+          <w:szCs w:val="24"/>
+          <w:lang w:val="es-AR"/>
+        </w:rPr>
+      </w:pPr>
+      <w:r>
+        <w:rPr>
+          <w:b/>
+          <w:bCs/>
+          <w:sz w:val="24"/>
+          <w:szCs w:val="24"/>
+          <w:lang w:val="es-AR"/>
+        </w:rPr>
         <w:t>Cosenos:</w:t>
       </w:r>
-      <w:r>
+    </w:p>
+    <w:p>
+      <w:pPr>
+        <w:rPr>
+          <w:b/>
+          <w:bCs/>
+          <w:sz w:val="24"/>
+          <w:szCs w:val="24"/>
+          <w:lang w:val="es-AR"/>
+        </w:rPr>
+      </w:pPr>
+    </w:p>
+    <w:tbl>
+      <w:tblPr>
+        <w:tblStyle w:val="Tablaconcuadrcula"/>
+        <w:tblW w:w="0" w:type="auto"/>
+        <w:tblLook w:val="04A0" w:firstRow="1" w:lastRow="0" w:firstColumn="1" w:lastColumn="0" w:noHBand="0" w:noVBand="1"/>
+      </w:tblPr>
+      <w:tblGrid>
+        <w:gridCol w:w="1811"/>
+        <w:gridCol w:w="1117"/>
+        <w:gridCol w:w="1117"/>
+        <w:gridCol w:w="1117"/>
+        <w:gridCol w:w="1117"/>
+        <w:gridCol w:w="1117"/>
+        <w:gridCol w:w="1117"/>
+        <w:gridCol w:w="1117"/>
+      </w:tblGrid>
+      <w:tr>
+        <w:trPr>
+          <w:trHeight w:val="255"/>
+        </w:trPr>
+        <w:tc>
+          <w:tcPr>
+            <w:tcW w:w="2100" w:type="dxa"/>
+            <w:vMerge w:val="restart"/>
+            <w:noWrap/>
+            <w:hideMark/>
+          </w:tcPr>
+          <w:p>
+            <w:pPr>
+              <w:ind w:left="720"/>
+              <w:rPr>
+                <w:sz w:val="24"/>
+                <w:szCs w:val="24"/>
+              </w:rPr>
+            </w:pPr>
+            <w:r>
+              <w:rPr>
+                <w:sz w:val="24"/>
+                <w:szCs w:val="24"/>
+              </w:rPr>
+              <w:t>Q4</w:t>
+            </w:r>
+          </w:p>
+        </w:tc>
+        <w:tc>
+          <w:tcPr>
+            <w:tcW w:w="1280" w:type="dxa"/>
+            <w:noWrap/>
+            <w:hideMark/>
+          </w:tcPr>
+          <w:p>
+            <w:pPr>
+              <w:rPr>
+                <w:sz w:val="24"/>
+                <w:szCs w:val="24"/>
+              </w:rPr>
+            </w:pPr>
+            <w:proofErr w:type="spellStart"/>
+            <w:r>
+              <w:rPr>
+                <w:sz w:val="24"/>
+                <w:szCs w:val="24"/>
+              </w:rPr>
+              <w:t>doc</w:t>
+            </w:r>
+            <w:proofErr w:type="spellEnd"/>
+          </w:p>
+        </w:tc>
+        <w:tc>
+          <w:tcPr>
+            <w:tcW w:w="1280" w:type="dxa"/>
+            <w:noWrap/>
+            <w:hideMark/>
+          </w:tcPr>
+          <w:p>
+            <w:pPr>
+              <w:rPr>
+                <w:sz w:val="24"/>
+                <w:szCs w:val="24"/>
+              </w:rPr>
+            </w:pPr>
+            <w:r>
+              <w:rPr>
+                <w:sz w:val="24"/>
+                <w:szCs w:val="24"/>
+              </w:rPr>
+              <w:t>d1</w:t>
+            </w:r>
+          </w:p>
+        </w:tc>
+        <w:tc>
+          <w:tcPr>
+            <w:tcW w:w="1280" w:type="dxa"/>
+            <w:noWrap/>
+            <w:hideMark/>
+          </w:tcPr>
+          <w:p>
+            <w:pPr>
+              <w:rPr>
+                <w:sz w:val="24"/>
+                <w:szCs w:val="24"/>
+              </w:rPr>
+            </w:pPr>
+            <w:r>
+              <w:rPr>
+                <w:sz w:val="24"/>
+                <w:szCs w:val="24"/>
+              </w:rPr>
+              <w:t>d2</w:t>
+            </w:r>
+          </w:p>
+        </w:tc>
+        <w:tc>
+          <w:tcPr>
+            <w:tcW w:w="1280" w:type="dxa"/>
+            <w:noWrap/>
+            <w:hideMark/>
+          </w:tcPr>
+          <w:p>
+            <w:pPr>
+              <w:rPr>
+                <w:sz w:val="24"/>
+                <w:szCs w:val="24"/>
+              </w:rPr>
+            </w:pPr>
+            <w:r>
+              <w:rPr>
+                <w:sz w:val="24"/>
+                <w:szCs w:val="24"/>
+              </w:rPr>
+              <w:t>d3</w:t>
+            </w:r>
+          </w:p>
+        </w:tc>
+        <w:tc>
+          <w:tcPr>
+            <w:tcW w:w="1280" w:type="dxa"/>
+            <w:noWrap/>
+            <w:hideMark/>
+          </w:tcPr>
+          <w:p>
+            <w:pPr>
+              <w:rPr>
+                <w:sz w:val="24"/>
+                <w:szCs w:val="24"/>
+              </w:rPr>
+            </w:pPr>
+            <w:r>
+              <w:rPr>
+                <w:sz w:val="24"/>
+                <w:szCs w:val="24"/>
+              </w:rPr>
+              <w:t>d4</w:t>
+            </w:r>
+          </w:p>
+        </w:tc>
+        <w:tc>
+          <w:tcPr>
+            <w:tcW w:w="1280" w:type="dxa"/>
+            <w:shd w:val="clear" w:color="auto" w:fill="76923C" w:themeFill="accent3" w:themeFillShade="BF"/>
+            <w:noWrap/>
+            <w:hideMark/>
+          </w:tcPr>
+          <w:p>
+            <w:pPr>
+              <w:rPr>
+                <w:sz w:val="24"/>
+                <w:szCs w:val="24"/>
+              </w:rPr>
+            </w:pPr>
+            <w:r>
+              <w:rPr>
+                <w:sz w:val="24"/>
+                <w:szCs w:val="24"/>
+              </w:rPr>
+              <w:t>d5</w:t>
+            </w:r>
+          </w:p>
+        </w:tc>
+        <w:tc>
+          <w:tcPr>
+            <w:tcW w:w="1280" w:type="dxa"/>
+            <w:shd w:val="clear" w:color="auto" w:fill="76923C" w:themeFill="accent3" w:themeFillShade="BF"/>
+            <w:noWrap/>
+            <w:hideMark/>
+          </w:tcPr>
+          <w:p>
+            <w:pPr>
+              <w:rPr>
+                <w:sz w:val="24"/>
+                <w:szCs w:val="24"/>
+              </w:rPr>
+            </w:pPr>
+            <w:r>
+              <w:rPr>
+                <w:sz w:val="24"/>
+                <w:szCs w:val="24"/>
+              </w:rPr>
+              <w:t>d6</w:t>
+            </w:r>
+          </w:p>
+        </w:tc>
+      </w:tr>
+      <w:tr>
+        <w:trPr>
+          <w:trHeight w:val="255"/>
+        </w:trPr>
+        <w:tc>
+          <w:tcPr>
+            <w:tcW w:w="2100" w:type="dxa"/>
+            <w:vMerge/>
+            <w:hideMark/>
+          </w:tcPr>
+          <w:p>
+            <w:pPr>
+              <w:rPr>
+                <w:sz w:val="24"/>
+                <w:szCs w:val="24"/>
+              </w:rPr>
+            </w:pPr>
+          </w:p>
+        </w:tc>
+        <w:tc>
+          <w:tcPr>
+            <w:tcW w:w="1280" w:type="dxa"/>
+            <w:noWrap/>
+            <w:hideMark/>
+          </w:tcPr>
+          <w:p>
+            <w:pPr>
+              <w:rPr>
+                <w:sz w:val="24"/>
+                <w:szCs w:val="24"/>
+              </w:rPr>
+            </w:pPr>
+            <w:r>
+              <w:rPr>
+                <w:sz w:val="24"/>
+                <w:szCs w:val="24"/>
+              </w:rPr>
+              <w:t>score</w:t>
+            </w:r>
+          </w:p>
+        </w:tc>
+        <w:tc>
+          <w:tcPr>
+            <w:tcW w:w="1280" w:type="dxa"/>
+            <w:noWrap/>
+            <w:hideMark/>
+          </w:tcPr>
+          <w:p>
+            <w:pPr>
+              <w:rPr>
+                <w:sz w:val="24"/>
+                <w:szCs w:val="24"/>
+              </w:rPr>
+            </w:pPr>
+            <w:r>
+              <w:rPr>
+                <w:sz w:val="24"/>
+                <w:szCs w:val="24"/>
+              </w:rPr>
+              <w:t>0,577</w:t>
+            </w:r>
+          </w:p>
+        </w:tc>
+        <w:tc>
+          <w:tcPr>
+            <w:tcW w:w="1280" w:type="dxa"/>
+            <w:noWrap/>
+            <w:hideMark/>
+          </w:tcPr>
+          <w:p>
+            <w:pPr>
+              <w:rPr>
+                <w:sz w:val="24"/>
+                <w:szCs w:val="24"/>
+              </w:rPr>
+            </w:pPr>
+            <w:r>
+              <w:rPr>
+                <w:sz w:val="24"/>
+                <w:szCs w:val="24"/>
+              </w:rPr>
+              <w:t>0,577</w:t>
+            </w:r>
+          </w:p>
+        </w:tc>
+        <w:tc>
+          <w:tcPr>
+            <w:tcW w:w="1280" w:type="dxa"/>
+            <w:noWrap/>
+            <w:hideMark/>
+          </w:tcPr>
+          <w:p>
+            <w:pPr>
+              <w:rPr>
+                <w:sz w:val="24"/>
+                <w:szCs w:val="24"/>
+              </w:rPr>
+            </w:pPr>
+            <w:r>
+              <w:rPr>
+                <w:sz w:val="24"/>
+                <w:szCs w:val="24"/>
+              </w:rPr>
+              <w:t>#¡DIV/0!</w:t>
+            </w:r>
+          </w:p>
+        </w:tc>
+        <w:tc>
+          <w:tcPr>
+            <w:tcW w:w="1280" w:type="dxa"/>
+            <w:noWrap/>
+            <w:hideMark/>
+          </w:tcPr>
+          <w:p>
+            <w:pPr>
+              <w:rPr>
+                <w:sz w:val="24"/>
+                <w:szCs w:val="24"/>
+              </w:rPr>
+            </w:pPr>
+            <w:r>
+              <w:rPr>
+                <w:sz w:val="24"/>
+                <w:szCs w:val="24"/>
+              </w:rPr>
+              <w:t>0,577</w:t>
+            </w:r>
+          </w:p>
+        </w:tc>
+        <w:tc>
+          <w:tcPr>
+            <w:tcW w:w="1280" w:type="dxa"/>
+            <w:shd w:val="clear" w:color="auto" w:fill="D6E3BC" w:themeFill="accent3" w:themeFillTint="66"/>
+            <w:noWrap/>
+            <w:hideMark/>
+          </w:tcPr>
+          <w:p>
+            <w:pPr>
+              <w:rPr>
+                <w:sz w:val="24"/>
+                <w:szCs w:val="24"/>
+              </w:rPr>
+            </w:pPr>
+            <w:r>
+              <w:rPr>
+                <w:sz w:val="24"/>
+                <w:szCs w:val="24"/>
+              </w:rPr>
+              <w:t>0,816</w:t>
+            </w:r>
+          </w:p>
+        </w:tc>
+        <w:tc>
+          <w:tcPr>
+            <w:tcW w:w="1280" w:type="dxa"/>
+            <w:shd w:val="clear" w:color="auto" w:fill="D6E3BC" w:themeFill="accent3" w:themeFillTint="66"/>
+            <w:noWrap/>
+            <w:hideMark/>
+          </w:tcPr>
+          <w:p>
+            <w:pPr>
+              <w:rPr>
+                <w:sz w:val="24"/>
+                <w:szCs w:val="24"/>
+              </w:rPr>
+            </w:pPr>
+            <w:r>
+              <w:rPr>
+                <w:sz w:val="24"/>
+                <w:szCs w:val="24"/>
+              </w:rPr>
+              <w:t>0,816</w:t>
+            </w:r>
+          </w:p>
+        </w:tc>
+      </w:tr>
+    </w:tbl>
+    <w:p>
+      <w:pPr>
         <w:rPr>
           <w:color w:val="FABF8F" w:themeColor="accent6" w:themeTint="99"/>
           <w:sz w:val="24"/>
           <w:szCs w:val="24"/>
           <w:lang w:val="es-AR"/>
+        </w:rPr>
+      </w:pPr>
+    </w:p>
+    <w:p>
+      <w:pPr>
+        <w:jc w:val="both"/>
+        <w:rPr>
+          <w:sz w:val="24"/>
+          <w:szCs w:val="24"/>
+          <w:lang w:val="es-AR"/>
+        </w:rPr>
+      </w:pPr>
+      <w:r>
+        <w:rPr>
+          <w:sz w:val="24"/>
+          <w:szCs w:val="24"/>
+          <w:lang w:val="es-AR"/>
+        </w:rPr>
+        <w:t xml:space="preserve">La similitud por coseno elimina como mas relevante a uno de los tres documentos que el producto escalar determina con mayor score, ya que D4 solamente tiene presente el </w:t>
+      </w:r>
+      <w:r>
+        <w:rPr>
+          <w:sz w:val="24"/>
+          <w:szCs w:val="24"/>
+          <w:lang w:val="es-AR"/>
+        </w:rPr>
+        <w:lastRenderedPageBreak/>
+        <w:t xml:space="preserve">termino “libre” en el documento. En cambio, D5 y D6 </w:t>
+      </w:r>
+      <w:r>
+        <w:rPr>
+          <w:sz w:val="24"/>
+          <w:szCs w:val="24"/>
+          <w:lang w:val="es-AR"/>
+        </w:rPr>
+        <w:t>tienen</w:t>
+      </w:r>
+      <w:r>
+        <w:rPr>
+          <w:sz w:val="24"/>
+          <w:szCs w:val="24"/>
+          <w:lang w:val="es-AR"/>
+        </w:rPr>
+        <w:t xml:space="preserve"> presentes 2 de 3 </w:t>
+      </w:r>
+      <w:r>
+        <w:rPr>
+          <w:sz w:val="24"/>
+          <w:szCs w:val="24"/>
+          <w:lang w:val="es-AR"/>
+        </w:rPr>
+        <w:t>términos</w:t>
+      </w:r>
+      <w:r>
+        <w:rPr>
+          <w:sz w:val="24"/>
+          <w:szCs w:val="24"/>
+          <w:lang w:val="es-AR"/>
+        </w:rPr>
+        <w:t xml:space="preserve"> que están en la query dentro del documento</w:t>
+      </w:r>
+      <w:r>
+        <w:rPr>
+          <w:sz w:val="24"/>
+          <w:szCs w:val="24"/>
+          <w:lang w:val="es-AR"/>
+        </w:rPr>
+        <w:t>, dando por hecho que la similitud por cosenos favorece documentos mas similares a la query</w:t>
+      </w:r>
+      <w:r>
+        <w:rPr>
+          <w:sz w:val="24"/>
+          <w:szCs w:val="24"/>
+          <w:lang w:val="es-AR"/>
+        </w:rPr>
+        <w:t>, y no la cantidad de ocurrencias de todos los términos dentro del documento.</w:t>
+      </w:r>
+    </w:p>
+    <w:p>
+      <w:pPr>
+        <w:jc w:val="both"/>
+        <w:rPr>
+          <w:sz w:val="24"/>
+          <w:szCs w:val="24"/>
+          <w:u w:val="single"/>
+          <w:lang w:val="es-AR"/>
+        </w:rPr>
+      </w:pPr>
+    </w:p>
+    <w:p>
+      <w:pPr>
+        <w:jc w:val="both"/>
+        <w:rPr>
+          <w:sz w:val="24"/>
+          <w:szCs w:val="24"/>
+          <w:u w:val="single"/>
+          <w:lang w:val="es-AR"/>
+        </w:rPr>
+      </w:pPr>
+      <w:r>
+        <w:rPr>
+          <w:sz w:val="24"/>
+          <w:szCs w:val="24"/>
+          <w:u w:val="single"/>
+          <w:lang w:val="es-AR"/>
+        </w:rPr>
+        <w:t>Utilización de IA:</w:t>
+      </w:r>
+    </w:p>
+    <w:p>
+      <w:pPr>
+        <w:rPr>
+          <w:color w:val="FABF8F" w:themeColor="accent6" w:themeTint="99"/>
+          <w:sz w:val="24"/>
+          <w:szCs w:val="24"/>
+          <w:lang w:val="es-AR"/>
+        </w:rPr>
+      </w:pPr>
+    </w:p>
+    <w:p>
+      <w:pPr>
+        <w:rPr>
+          <w:sz w:val="24"/>
+          <w:szCs w:val="24"/>
+          <w:lang w:val="es-AR"/>
+        </w:rPr>
+      </w:pPr>
+      <w:r>
+        <w:rPr>
+          <w:sz w:val="24"/>
+          <w:szCs w:val="24"/>
+          <w:lang w:val="es-AR"/>
+        </w:rPr>
+        <w:t>Al igual que el ejercicio anterior, se le solicito a la IA una formula para realizar el conteo de las frecuencias para cada termino, obteniendo lo siguiente:</w:t>
+      </w:r>
+    </w:p>
+    <w:p>
+      <w:pPr>
+        <w:rPr>
+          <w:sz w:val="24"/>
+          <w:szCs w:val="24"/>
+          <w:lang w:val="es-AR"/>
+        </w:rPr>
+      </w:pPr>
+    </w:p>
+    <w:p>
+      <w:pPr>
+        <w:rPr>
+          <w:b/>
+          <w:bCs/>
+          <w:sz w:val="24"/>
+          <w:szCs w:val="24"/>
+          <w:lang w:val="es-AR"/>
+        </w:rPr>
+      </w:pPr>
+      <w:r>
+        <w:rPr>
+          <w:b/>
+          <w:bCs/>
+          <w:sz w:val="24"/>
+          <w:szCs w:val="24"/>
+          <w:lang w:val="es-AR"/>
+        </w:rPr>
+        <w:t>=(LARGO(SUSTITUIR(SUSTITUIR(" "&amp;$L$2&amp;" "; ","; " "); "."; " ")) - LARGO(SUSTITUIR(MINUSC(SUSTITUIR(SUSTITUIR(" "&amp;$L$2&amp;" "; ","; " "); "."; " ")); MINUSC(" "&amp;$A45&amp;" "); ""))) / LARGO(" "&amp;$A45&amp;" ")</w:t>
+      </w:r>
+    </w:p>
+    <w:p>
+      <w:pPr>
+        <w:rPr>
+          <w:color w:val="FABF8F" w:themeColor="accent6" w:themeTint="99"/>
+          <w:sz w:val="24"/>
+          <w:szCs w:val="24"/>
+        </w:rPr>
+      </w:pPr>
+    </w:p>
+    <w:p>
+      <w:pPr>
+        <w:rPr>
+          <w:color w:val="FABF8F" w:themeColor="accent6" w:themeTint="99"/>
+          <w:sz w:val="24"/>
+          <w:szCs w:val="24"/>
+        </w:rPr>
+      </w:pPr>
+      <w:r>
+        <w:rPr>
+          <w:sz w:val="24"/>
+          <w:szCs w:val="24"/>
+        </w:rPr>
+        <w:t>Fue necesario una revisión de l</w:t>
+      </w:r>
+      <w:r>
+        <w:rPr>
+          <w:sz w:val="24"/>
+          <w:szCs w:val="24"/>
+        </w:rPr>
+        <w:t xml:space="preserve">os términos </w:t>
+      </w:r>
+      <w:r>
+        <w:rPr>
+          <w:sz w:val="24"/>
+          <w:szCs w:val="24"/>
+        </w:rPr>
+        <w:t xml:space="preserve">que estaban en la </w:t>
+      </w:r>
+      <w:proofErr w:type="spellStart"/>
+      <w:r>
+        <w:rPr>
+          <w:sz w:val="24"/>
+          <w:szCs w:val="24"/>
+        </w:rPr>
+        <w:t>query</w:t>
+      </w:r>
+      <w:proofErr w:type="spellEnd"/>
+      <w:r>
+        <w:rPr>
+          <w:sz w:val="24"/>
+          <w:szCs w:val="24"/>
+        </w:rPr>
+        <w:t xml:space="preserve"> para confirmar que la formula hacia lo correcto.</w:t>
+      </w:r>
+      <w:r>
+        <w:rPr>
+          <w:color w:val="FABF8F" w:themeColor="accent6" w:themeTint="99"/>
+          <w:sz w:val="24"/>
+          <w:szCs w:val="24"/>
         </w:rPr>
         <w:br w:type="page"/>
       </w:r>
@@ -12194,6 +15494,23 @@
     </w:p>
     <w:p>
       <w:pPr>
+        <w:rPr>
+          <w:color w:val="FABF8F" w:themeColor="accent6" w:themeTint="99"/>
+          <w:sz w:val="24"/>
+          <w:szCs w:val="24"/>
+        </w:rPr>
+      </w:pPr>
+      <w:r>
+        <w:rPr>
+          <w:color w:val="FABF8F" w:themeColor="accent6" w:themeTint="99"/>
+          <w:sz w:val="24"/>
+          <w:szCs w:val="24"/>
+        </w:rPr>
+        <w:br w:type="page"/>
+      </w:r>
+    </w:p>
+    <w:p>
+      <w:pPr>
         <w:numPr>
           <w:ilvl w:val="0"/>
           <w:numId w:val="1"/>
@@ -12211,6 +15528,7 @@
           <w:sz w:val="24"/>
           <w:szCs w:val="24"/>
         </w:rPr>
+        <w:lastRenderedPageBreak/>
         <w:t xml:space="preserve">Utilizando </w:t>
       </w:r>
       <w:proofErr w:type="spellStart"/>
@@ -12246,15 +15564,7 @@
           <w:sz w:val="24"/>
           <w:szCs w:val="24"/>
         </w:rPr>
-        <w:t>. Tome 5 necesidade</w:t>
-      </w:r>
-      <w:r>
-        <w:rPr>
-          <w:color w:val="FABF8F" w:themeColor="accent6" w:themeTint="99"/>
-          <w:sz w:val="24"/>
-          <w:szCs w:val="24"/>
-        </w:rPr>
-        <w:t>s de información y, de forma manual, derive una consulta (</w:t>
+        <w:t>. Tome 5 necesidades de información y, de forma manual, derive una consulta (</w:t>
       </w:r>
       <w:proofErr w:type="spellStart"/>
       <w:r>
@@ -12274,15 +15584,7 @@
           <w:sz w:val="24"/>
           <w:szCs w:val="24"/>
         </w:rPr>
-        <w:t>). Para cada una, pruebe la recuperación por los modelos basados en TF/IDF y BM25. ¿Cómo se comportan los rankings? Calcule el coeficiente de correlación para los primeros 10, 25 y 50 resultado</w:t>
-      </w:r>
-      <w:r>
-        <w:rPr>
-          <w:color w:val="FABF8F" w:themeColor="accent6" w:themeTint="99"/>
-          <w:sz w:val="24"/>
-          <w:szCs w:val="24"/>
-        </w:rPr>
-        <w:t>s. ¿Qué conclusiones obtiene?</w:t>
+        <w:t>). Para cada una, pruebe la recuperación por los modelos basados en TF/IDF y BM25. ¿Cómo se comportan los rankings? Calcule el coeficiente de correlación para los primeros 10, 25 y 50 resultados. ¿Qué conclusiones obtiene?</w:t>
       </w:r>
     </w:p>
     <w:p>
@@ -12295,6 +15597,23 @@
           <w:szCs w:val="24"/>
         </w:rPr>
       </w:pPr>
+    </w:p>
+    <w:p>
+      <w:pPr>
+        <w:rPr>
+          <w:color w:val="FABF8F" w:themeColor="accent6" w:themeTint="99"/>
+          <w:sz w:val="24"/>
+          <w:szCs w:val="24"/>
+        </w:rPr>
+      </w:pPr>
+      <w:r>
+        <w:rPr>
+          <w:color w:val="FABF8F" w:themeColor="accent6" w:themeTint="99"/>
+          <w:sz w:val="24"/>
+          <w:szCs w:val="24"/>
+        </w:rPr>
+        <w:br w:type="page"/>
+      </w:r>
     </w:p>
     <w:p>
       <w:pPr>
@@ -12315,6 +15634,7 @@
           <w:sz w:val="24"/>
           <w:szCs w:val="24"/>
         </w:rPr>
+        <w:lastRenderedPageBreak/>
         <w:t xml:space="preserve">Escriba un </w:t>
       </w:r>
       <w:r>
@@ -12333,15 +15653,7 @@
           <w:sz w:val="24"/>
           <w:szCs w:val="24"/>
         </w:rPr>
-        <w:t xml:space="preserve"> que lea un directorio con documentos de texto y arme una estructura de datos en memoria para soportar la recuperación. Luego, debe permitir ingresar una consulta y devolver un ranking de los documentos relev</w:t>
-      </w:r>
-      <w:r>
-        <w:rPr>
-          <w:color w:val="FABF8F" w:themeColor="accent6" w:themeTint="99"/>
-          <w:sz w:val="24"/>
-          <w:szCs w:val="24"/>
-        </w:rPr>
-        <w:t xml:space="preserve">antes utilizando el modelo vectorial. Use TF/IDF según </w:t>
+        <w:t xml:space="preserve"> que lea un directorio con documentos de texto y arme una estructura de datos en memoria para soportar la recuperación. Luego, debe permitir ingresar una consulta y devolver un ranking de los documentos relevantes utilizando el modelo vectorial. Use TF/IDF según </w:t>
       </w:r>
       <w:r>
         <w:rPr>
@@ -12436,15 +15748,7 @@
           <w:sz w:val="24"/>
           <w:szCs w:val="24"/>
         </w:rPr>
-        <w:t>. ¿Son consistentes</w:t>
-      </w:r>
-      <w:r>
-        <w:rPr>
-          <w:color w:val="FABF8F" w:themeColor="accent6" w:themeTint="99"/>
-          <w:sz w:val="24"/>
-          <w:szCs w:val="24"/>
-        </w:rPr>
-        <w:t>?</w:t>
+        <w:t>. ¿Son consistentes?</w:t>
       </w:r>
     </w:p>
     <w:p>
@@ -13851,15 +17155,7 @@
           <w:sz w:val="24"/>
           <w:szCs w:val="24"/>
         </w:rPr>
-        <w:t xml:space="preserve"> que el sistema no recuperó. A partir de esta salida, cal</w:t>
-      </w:r>
-      <w:r>
-        <w:rPr>
-          <w:color w:val="FABF8F" w:themeColor="accent6" w:themeTint="99"/>
-          <w:sz w:val="24"/>
-          <w:szCs w:val="24"/>
-        </w:rPr>
-        <w:t>cule las siguientes medidas:</w:t>
+        <w:t xml:space="preserve"> que el sistema no recuperó. A partir de esta salida, calcule las siguientes medidas:</w:t>
       </w:r>
     </w:p>
     <w:p>
@@ -14086,7 +17382,6 @@
           <w:sz w:val="24"/>
           <w:szCs w:val="24"/>
         </w:rPr>
-        <w:lastRenderedPageBreak/>
         <w:t xml:space="preserve">Utilizando la colección de prueba </w:t>
       </w:r>
       <w:proofErr w:type="spellStart"/>
@@ -14123,23 +17418,7 @@
           <w:sz w:val="24"/>
           <w:szCs w:val="24"/>
         </w:rPr>
-        <w:t xml:space="preserve"> se debe realizar la evaluación del sistema. Para ello, es necesario </w:t>
-      </w:r>
-      <w:r>
-        <w:rPr>
-          <w:color w:val="FABF8F" w:themeColor="accent6" w:themeTint="99"/>
-          <w:sz w:val="24"/>
-          <w:szCs w:val="24"/>
-        </w:rPr>
-        <w:t>construir un índice con los documentos de la colección y luego ejecutar las consultas (modelo vectorial con TF/IDF), las cuales deben armar a partir de los términos que considere de las necesidades de información (puede eliminar las palabras vacías). Los r</w:t>
-      </w:r>
-      <w:r>
-        <w:rPr>
-          <w:color w:val="FABF8F" w:themeColor="accent6" w:themeTint="99"/>
-          <w:sz w:val="24"/>
-          <w:szCs w:val="24"/>
-        </w:rPr>
-        <w:t>esultados deben ser comparados contra los juicios de relevancia de la colección. Realizar el análisis en dos ámbitos:</w:t>
+        <w:t xml:space="preserve"> se debe realizar la evaluación del sistema. Para ello, es necesario construir un índice con los documentos de la colección y luego ejecutar las consultas (modelo vectorial con TF/IDF), las cuales deben armar a partir de los términos que considere de las necesidades de información (puede eliminar las palabras vacías). Los resultados deben ser comparados contra los juicios de relevancia de la colección. Realizar el análisis en dos ámbitos:</w:t>
       </w:r>
     </w:p>
     <w:p>
@@ -14161,15 +17440,7 @@
           <w:sz w:val="24"/>
           <w:szCs w:val="24"/>
         </w:rPr>
-        <w:t>Global (promedio de todas la consultas), para las siguientes métricas: P@10, AP, NDCG@10 e incluya la gráfica de R–P en los 11 puntos está</w:t>
-      </w:r>
-      <w:r>
-        <w:rPr>
-          <w:color w:val="FABF8F" w:themeColor="accent6" w:themeTint="99"/>
-          <w:sz w:val="24"/>
-          <w:szCs w:val="24"/>
-        </w:rPr>
-        <w:t xml:space="preserve">ndar. </w:t>
+        <w:t xml:space="preserve">Global (promedio de todas la consultas), para las siguientes métricas: P@10, AP, NDCG@10 e incluya la gráfica de R–P en los 11 puntos estándar. </w:t>
       </w:r>
     </w:p>
     <w:p>
@@ -14242,6 +17513,7 @@
           <w:sz w:val="24"/>
           <w:szCs w:val="24"/>
         </w:rPr>
+        <w:lastRenderedPageBreak/>
         <w:t>Dadas las salidas de tres sistemas de recuperación de información para 3 consultas cualquiera</w:t>
       </w:r>
       <w:r>
@@ -14268,40 +17540,24 @@
           <w:sz w:val="24"/>
           <w:szCs w:val="24"/>
         </w:rPr>
-        <w:t xml:space="preserve"> y los juicios de relevancia creados por aseso</w:t>
+        <w:t xml:space="preserve"> y los juicios de relevancia creados por asesores humanos</w:t>
       </w:r>
       <w:r>
         <w:rPr>
           <w:color w:val="FABF8F" w:themeColor="accent6" w:themeTint="99"/>
           <w:sz w:val="24"/>
           <w:szCs w:val="24"/>
-        </w:rPr>
-        <w:t>res humanos</w:t>
+          <w:vertAlign w:val="superscript"/>
+        </w:rPr>
+        <w:footnoteReference w:id="4"/>
       </w:r>
       <w:r>
         <w:rPr>
           <w:color w:val="FABF8F" w:themeColor="accent6" w:themeTint="99"/>
           <w:sz w:val="24"/>
           <w:szCs w:val="24"/>
-          <w:vertAlign w:val="superscript"/>
-        </w:rPr>
-        <w:footnoteReference w:id="4"/>
-      </w:r>
-      <w:r>
-        <w:rPr>
-          <w:color w:val="FABF8F" w:themeColor="accent6" w:themeTint="99"/>
-          <w:sz w:val="24"/>
-          <w:szCs w:val="24"/>
-        </w:rPr>
-        <w:t xml:space="preserve"> </w:t>
-      </w:r>
-      <w:r>
-        <w:rPr>
-          <w:color w:val="FABF8F" w:themeColor="accent6" w:themeTint="99"/>
-          <w:sz w:val="24"/>
-          <w:szCs w:val="24"/>
-        </w:rPr>
-        <w:t>calcule para cada sistema:</w:t>
+        </w:rPr>
+        <w:t xml:space="preserve"> calcule para cada sistema:</w:t>
       </w:r>
     </w:p>
     <w:p>
@@ -14523,17 +17779,11 @@
         <w:rPr>
           <w:lang w:val="en-US"/>
         </w:rPr>
-        <w:t>. I</w:t>
-      </w:r>
-      <w:r>
-        <w:rPr>
-          <w:lang w:val="en-US"/>
-        </w:rPr>
-        <w:t>ntroduction to Information Retrieval. Cambridge University Press, New York, NY, USA, 2008.</w:t>
+        <w:t>. Introduction to Information Retrieval. Cambridge University Press, New York, NY, USA, 2008.</w:t>
       </w:r>
     </w:p>
     <w:sectPr>
-      <w:headerReference w:type="default" r:id="rId11"/>
+      <w:headerReference w:type="default" r:id="rId10"/>
       <w:pgSz w:w="11906" w:h="16838"/>
       <w:pgMar w:top="1133" w:right="1133" w:bottom="1133" w:left="1133" w:header="850" w:footer="850" w:gutter="0"/>
       <w:pgNumType w:start="1"/>
@@ -14695,16 +17945,7 @@
             <w:szCs w:val="18"/>
             <w:u w:val="single"/>
           </w:rPr>
-          <w:t>https://github.com/tol</w:t>
-        </w:r>
-        <w:r>
-          <w:rPr>
-            <w:color w:val="1155CC"/>
-            <w:sz w:val="18"/>
-            <w:szCs w:val="18"/>
-            <w:u w:val="single"/>
-          </w:rPr>
-          <w:t>osoft-academia/RI_2025/blob/main/data/Ejer-Evaluacion-OUTPUT.ods</w:t>
+          <w:t>https://github.com/tolosoft-academia/RI_2025/blob/main/data/Ejer-Evaluacion-OUTPUT.ods</w:t>
         </w:r>
       </w:hyperlink>
       <w:r>
@@ -15731,7 +18972,7 @@
   <w:style w:type="paragraph" w:default="1" w:styleId="Normal">
     <w:name w:val="Normal"/>
     <w:qFormat/>
-    <w:rsid w:val="00740611"/>
+    <w:rsid w:val="006E78E9"/>
   </w:style>
   <w:style w:type="paragraph" w:styleId="Ttulo1">
     <w:name w:val="heading 1"/>
@@ -15850,7 +19091,6 @@
   <w:style w:type="character" w:default="1" w:styleId="Fuentedeprrafopredeter">
     <w:name w:val="Default Paragraph Font"/>
     <w:uiPriority w:val="1"/>
-    <w:semiHidden/>
     <w:unhideWhenUsed/>
   </w:style>
   <w:style w:type="table" w:default="1" w:styleId="Tablanormal">
@@ -15923,6 +19163,25 @@
     <w:tblPr>
       <w:tblStyleRowBandSize w:val="1"/>
       <w:tblStyleColBandSize w:val="1"/>
+    </w:tblPr>
+  </w:style>
+  <w:style w:type="table" w:styleId="Tablaconcuadrcula">
+    <w:name w:val="Table Grid"/>
+    <w:basedOn w:val="Tablanormal"/>
+    <w:uiPriority w:val="39"/>
+    <w:rsid w:val="00592E9D"/>
+    <w:pPr>
+      <w:spacing w:line="240" w:lineRule="auto"/>
+    </w:pPr>
+    <w:tblPr>
+      <w:tblBorders>
+        <w:top w:val="single" w:sz="4" w:space="0" w:color="auto"/>
+        <w:left w:val="single" w:sz="4" w:space="0" w:color="auto"/>
+        <w:bottom w:val="single" w:sz="4" w:space="0" w:color="auto"/>
+        <w:right w:val="single" w:sz="4" w:space="0" w:color="auto"/>
+        <w:insideH w:val="single" w:sz="4" w:space="0" w:color="auto"/>
+        <w:insideV w:val="single" w:sz="4" w:space="0" w:color="auto"/>
+      </w:tblBorders>
     </w:tblPr>
   </w:style>
 </w:styles>

--- a/TP2/2026_RI_TP2_TP_Modelos.docx
+++ b/TP2/2026_RI_TP2_TP_Modelos.docx
@@ -176,7 +176,25 @@
           <w:sz w:val="24"/>
           <w:szCs w:val="24"/>
         </w:rPr>
-        <w:t>Josue Leonel Gatica Odato 178921</w:t>
+        <w:t xml:space="preserve">Josue Leonel Gatica </w:t>
+      </w:r>
+      <w:proofErr w:type="spellStart"/>
+      <w:r>
+        <w:rPr>
+          <w:color w:val="000000"/>
+          <w:sz w:val="24"/>
+          <w:szCs w:val="24"/>
+        </w:rPr>
+        <w:t>Odato</w:t>
+      </w:r>
+      <w:proofErr w:type="spellEnd"/>
+      <w:r>
+        <w:rPr>
+          <w:color w:val="000000"/>
+          <w:sz w:val="24"/>
+          <w:szCs w:val="24"/>
+        </w:rPr>
+        <w:t xml:space="preserve"> 178921</w:t>
       </w:r>
     </w:p>
     <w:p>
@@ -363,7 +381,23 @@
           <w:sz w:val="24"/>
           <w:szCs w:val="24"/>
         </w:rPr>
-        <w:t>Para un correcto manejo de las colecciones en cada ejercicio, los archivos .py tomando las colecciones por defecto en una carpeta llamada “Colecciones”, ubicada a la par con todas las carpetas de los ejercicios.</w:t>
+        <w:t>Para un correcto manejo de las colecciones en cada ejercicio, los archivos .</w:t>
+      </w:r>
+      <w:proofErr w:type="spellStart"/>
+      <w:r>
+        <w:rPr>
+          <w:sz w:val="24"/>
+          <w:szCs w:val="24"/>
+        </w:rPr>
+        <w:t>py</w:t>
+      </w:r>
+      <w:proofErr w:type="spellEnd"/>
+      <w:r>
+        <w:rPr>
+          <w:sz w:val="24"/>
+          <w:szCs w:val="24"/>
+        </w:rPr>
+        <w:t xml:space="preserve"> tomando las colecciones por defecto en una carpeta llamada “Colecciones”, ubicada a la par con todas las carpetas de los ejercicios.</w:t>
       </w:r>
     </w:p>
     <w:p>
@@ -437,7 +471,23 @@
           <w:sz w:val="24"/>
           <w:szCs w:val="24"/>
         </w:rPr>
-        <w:t xml:space="preserve">El modelo de lenguaje de inteligencia artificial utilizado para el trabajo fue ChatGPT </w:t>
+        <w:t xml:space="preserve">El modelo de lenguaje de inteligencia artificial utilizado para el trabajo fue </w:t>
+      </w:r>
+      <w:proofErr w:type="spellStart"/>
+      <w:r>
+        <w:rPr>
+          <w:sz w:val="24"/>
+          <w:szCs w:val="24"/>
+        </w:rPr>
+        <w:t>ChatGPT</w:t>
+      </w:r>
+      <w:proofErr w:type="spellEnd"/>
+      <w:r>
+        <w:rPr>
+          <w:sz w:val="24"/>
+          <w:szCs w:val="24"/>
+        </w:rPr>
+        <w:t xml:space="preserve"> </w:t>
       </w:r>
       <w:r>
         <w:rPr>
@@ -692,7 +742,27 @@
           <w:szCs w:val="24"/>
           <w:lang w:val="en-US"/>
         </w:rPr>
-        <w:t>a) (not software) or (pais and fundamental)</w:t>
+        <w:t>a) (not software) or (</w:t>
+      </w:r>
+      <w:proofErr w:type="spellStart"/>
+      <w:r>
+        <w:rPr>
+          <w:color w:val="FABF8F" w:themeColor="accent6" w:themeTint="99"/>
+          <w:sz w:val="24"/>
+          <w:szCs w:val="24"/>
+          <w:lang w:val="en-US"/>
+        </w:rPr>
+        <w:t>pais</w:t>
+      </w:r>
+      <w:proofErr w:type="spellEnd"/>
+      <w:r>
+        <w:rPr>
+          <w:color w:val="FABF8F" w:themeColor="accent6" w:themeTint="99"/>
+          <w:sz w:val="24"/>
+          <w:szCs w:val="24"/>
+          <w:lang w:val="en-US"/>
+        </w:rPr>
+        <w:t xml:space="preserve"> and fundamental)</w:t>
       </w:r>
     </w:p>
     <w:p>
@@ -711,7 +781,25 @@
           <w:sz w:val="24"/>
           <w:szCs w:val="24"/>
         </w:rPr>
-        <w:t>b) producción and (cultura or libre)</w:t>
+        <w:t xml:space="preserve">b) producción and (cultura </w:t>
+      </w:r>
+      <w:proofErr w:type="spellStart"/>
+      <w:r>
+        <w:rPr>
+          <w:color w:val="FABF8F" w:themeColor="accent6" w:themeTint="99"/>
+          <w:sz w:val="24"/>
+          <w:szCs w:val="24"/>
+        </w:rPr>
+        <w:t>or</w:t>
+      </w:r>
+      <w:proofErr w:type="spellEnd"/>
+      <w:r>
+        <w:rPr>
+          <w:color w:val="FABF8F" w:themeColor="accent6" w:themeTint="99"/>
+          <w:sz w:val="24"/>
+          <w:szCs w:val="24"/>
+        </w:rPr>
+        <w:t xml:space="preserve"> libre)</w:t>
       </w:r>
     </w:p>
     <w:p>
@@ -732,8 +820,19 @@
           <w:szCs w:val="24"/>
           <w:lang w:val="en-US"/>
         </w:rPr>
-        <w:t>c) fundamental or libre or país</w:t>
-      </w:r>
+        <w:t xml:space="preserve">c) fundamental or libre or </w:t>
+      </w:r>
+      <w:proofErr w:type="spellStart"/>
+      <w:r>
+        <w:rPr>
+          <w:color w:val="FABF8F" w:themeColor="accent6" w:themeTint="99"/>
+          <w:sz w:val="24"/>
+          <w:szCs w:val="24"/>
+          <w:lang w:val="en-US"/>
+        </w:rPr>
+        <w:t>país</w:t>
+      </w:r>
+      <w:proofErr w:type="spellEnd"/>
     </w:p>
     <w:p>
       <w:pPr>
@@ -753,7 +852,27 @@
           <w:szCs w:val="24"/>
           <w:lang w:val="en-US"/>
         </w:rPr>
-        <w:t>d) (accesible or vital) and not (libre)</w:t>
+        <w:t>d) (</w:t>
+      </w:r>
+      <w:proofErr w:type="spellStart"/>
+      <w:r>
+        <w:rPr>
+          <w:color w:val="FABF8F" w:themeColor="accent6" w:themeTint="99"/>
+          <w:sz w:val="24"/>
+          <w:szCs w:val="24"/>
+          <w:lang w:val="en-US"/>
+        </w:rPr>
+        <w:t>accesible</w:t>
+      </w:r>
+      <w:proofErr w:type="spellEnd"/>
+      <w:r>
+        <w:rPr>
+          <w:color w:val="FABF8F" w:themeColor="accent6" w:themeTint="99"/>
+          <w:sz w:val="24"/>
+          <w:szCs w:val="24"/>
+          <w:lang w:val="en-US"/>
+        </w:rPr>
+        <w:t xml:space="preserve"> or vital) and not (libre)</w:t>
       </w:r>
     </w:p>
     <w:p>
@@ -823,13 +942,41 @@
         </w:rPr>
         <w:t xml:space="preserve">A) </w:t>
       </w:r>
+      <w:proofErr w:type="spellStart"/>
       <w:r>
         <w:rPr>
           <w:sz w:val="24"/>
           <w:szCs w:val="24"/>
           <w:lang w:val="en-US"/>
         </w:rPr>
-        <w:t>Terminos: Software – Pais -Fundamental</w:t>
+        <w:t>Terminos</w:t>
+      </w:r>
+      <w:proofErr w:type="spellEnd"/>
+      <w:r>
+        <w:rPr>
+          <w:sz w:val="24"/>
+          <w:szCs w:val="24"/>
+          <w:lang w:val="en-US"/>
+        </w:rPr>
+        <w:t xml:space="preserve">: Software – </w:t>
+      </w:r>
+      <w:proofErr w:type="spellStart"/>
+      <w:r>
+        <w:rPr>
+          <w:sz w:val="24"/>
+          <w:szCs w:val="24"/>
+          <w:lang w:val="en-US"/>
+        </w:rPr>
+        <w:t>Pais</w:t>
+      </w:r>
+      <w:proofErr w:type="spellEnd"/>
+      <w:r>
+        <w:rPr>
+          <w:sz w:val="24"/>
+          <w:szCs w:val="24"/>
+          <w:lang w:val="en-US"/>
+        </w:rPr>
+        <w:t xml:space="preserve"> -Fundamental</w:t>
       </w:r>
     </w:p>
     <w:p>
@@ -1422,6 +1569,7 @@
                 <w:lang w:val="es-AR"/>
               </w:rPr>
             </w:pPr>
+            <w:proofErr w:type="spellStart"/>
             <w:r>
               <w:rPr>
                 <w:rFonts w:eastAsia="Times New Roman"/>
@@ -1432,6 +1580,7 @@
               </w:rPr>
               <w:t>pais</w:t>
             </w:r>
+            <w:proofErr w:type="spellEnd"/>
           </w:p>
         </w:tc>
         <w:tc>
@@ -1968,7 +2117,25 @@
           <w:szCs w:val="24"/>
           <w:lang w:val="en-US"/>
         </w:rPr>
-        <w:t xml:space="preserve"> (not software) or (pais and fundamental)</w:t>
+        <w:t xml:space="preserve"> (not software) or (</w:t>
+      </w:r>
+      <w:proofErr w:type="spellStart"/>
+      <w:r>
+        <w:rPr>
+          <w:sz w:val="24"/>
+          <w:szCs w:val="24"/>
+          <w:lang w:val="en-US"/>
+        </w:rPr>
+        <w:t>pais</w:t>
+      </w:r>
+      <w:proofErr w:type="spellEnd"/>
+      <w:r>
+        <w:rPr>
+          <w:sz w:val="24"/>
+          <w:szCs w:val="24"/>
+          <w:lang w:val="en-US"/>
+        </w:rPr>
+        <w:t xml:space="preserve"> and fundamental)</w:t>
       </w:r>
     </w:p>
     <w:p>
@@ -2930,6 +3097,7 @@
                 <w:lang w:val="es-AR"/>
               </w:rPr>
             </w:pPr>
+            <w:proofErr w:type="spellStart"/>
             <w:r>
               <w:rPr>
                 <w:rFonts w:eastAsia="Times New Roman"/>
@@ -2940,6 +3108,7 @@
               </w:rPr>
               <w:t>produccion</w:t>
             </w:r>
+            <w:proofErr w:type="spellEnd"/>
           </w:p>
         </w:tc>
         <w:tc>
@@ -3191,6 +3360,7 @@
           <w:lang w:val="es-AR"/>
         </w:rPr>
       </w:pPr>
+      <w:proofErr w:type="spellStart"/>
       <w:r>
         <w:rPr>
           <w:b/>
@@ -3199,7 +3369,18 @@
           <w:szCs w:val="24"/>
           <w:lang w:val="es-AR"/>
         </w:rPr>
-        <w:t xml:space="preserve">Query: </w:t>
+        <w:t>Query</w:t>
+      </w:r>
+      <w:proofErr w:type="spellEnd"/>
+      <w:r>
+        <w:rPr>
+          <w:b/>
+          <w:bCs/>
+          <w:sz w:val="24"/>
+          <w:szCs w:val="24"/>
+          <w:lang w:val="es-AR"/>
+        </w:rPr>
+        <w:t xml:space="preserve">: </w:t>
       </w:r>
       <w:r>
         <w:rPr>
@@ -4151,6 +4332,7 @@
                 <w:lang w:val="es-AR"/>
               </w:rPr>
             </w:pPr>
+            <w:proofErr w:type="spellStart"/>
             <w:r>
               <w:rPr>
                 <w:rFonts w:eastAsia="Times New Roman"/>
@@ -4161,6 +4343,7 @@
               </w:rPr>
               <w:t>pais</w:t>
             </w:r>
+            <w:proofErr w:type="spellEnd"/>
           </w:p>
         </w:tc>
         <w:tc>
@@ -4412,6 +4595,7 @@
           <w:lang w:val="es-AR"/>
         </w:rPr>
       </w:pPr>
+      <w:proofErr w:type="spellStart"/>
       <w:r>
         <w:rPr>
           <w:b/>
@@ -4420,7 +4604,18 @@
           <w:szCs w:val="24"/>
           <w:lang w:val="es-AR"/>
         </w:rPr>
-        <w:t xml:space="preserve">Query: </w:t>
+        <w:t>Query</w:t>
+      </w:r>
+      <w:proofErr w:type="spellEnd"/>
+      <w:r>
+        <w:rPr>
+          <w:b/>
+          <w:bCs/>
+          <w:sz w:val="24"/>
+          <w:szCs w:val="24"/>
+          <w:lang w:val="es-AR"/>
+        </w:rPr>
+        <w:t xml:space="preserve">: </w:t>
       </w:r>
       <w:r>
         <w:rPr>
@@ -4438,6 +4633,7 @@
         </w:rPr>
         <w:t xml:space="preserve">undamental </w:t>
       </w:r>
+      <w:proofErr w:type="spellStart"/>
       <w:r>
         <w:rPr>
           <w:sz w:val="24"/>
@@ -4452,7 +4648,16 @@
           <w:szCs w:val="24"/>
           <w:lang w:val="es-AR"/>
         </w:rPr>
-        <w:t xml:space="preserve">r </w:t>
+        <w:t>r</w:t>
+      </w:r>
+      <w:proofErr w:type="spellEnd"/>
+      <w:r>
+        <w:rPr>
+          <w:sz w:val="24"/>
+          <w:szCs w:val="24"/>
+          <w:lang w:val="es-AR"/>
+        </w:rPr>
+        <w:t xml:space="preserve"> </w:t>
       </w:r>
       <w:r>
         <w:rPr>
@@ -4468,7 +4673,16 @@
           <w:szCs w:val="24"/>
           <w:lang w:val="es-AR"/>
         </w:rPr>
-        <w:t>ibre o</w:t>
+        <w:t xml:space="preserve">ibre </w:t>
+      </w:r>
+      <w:proofErr w:type="spellStart"/>
+      <w:r>
+        <w:rPr>
+          <w:sz w:val="24"/>
+          <w:szCs w:val="24"/>
+          <w:lang w:val="es-AR"/>
+        </w:rPr>
+        <w:t>o</w:t>
       </w:r>
       <w:r>
         <w:rPr>
@@ -4478,6 +4692,7 @@
         </w:rPr>
         <w:t>r</w:t>
       </w:r>
+      <w:proofErr w:type="spellEnd"/>
       <w:r>
         <w:rPr>
           <w:sz w:val="24"/>
@@ -5983,7 +6198,25 @@
           <w:szCs w:val="24"/>
           <w:lang w:val="en-US"/>
         </w:rPr>
-        <w:t>(accesible or vital) and not (libre)</w:t>
+        <w:t>(</w:t>
+      </w:r>
+      <w:proofErr w:type="spellStart"/>
+      <w:r>
+        <w:rPr>
+          <w:sz w:val="24"/>
+          <w:szCs w:val="24"/>
+          <w:lang w:val="en-US"/>
+        </w:rPr>
+        <w:t>accesible</w:t>
+      </w:r>
+      <w:proofErr w:type="spellEnd"/>
+      <w:r>
+        <w:rPr>
+          <w:sz w:val="24"/>
+          <w:szCs w:val="24"/>
+          <w:lang w:val="en-US"/>
+        </w:rPr>
+        <w:t xml:space="preserve"> or vital) and not (libre)</w:t>
       </w:r>
     </w:p>
     <w:p>
@@ -6036,7 +6269,43 @@
           <w:szCs w:val="24"/>
           <w:lang w:val="es-AR"/>
         </w:rPr>
-        <w:t>Como hablamos en clase, este modelo solamente determina los modelos que pueden ser mas relevantes para la consulta, no se calculan scores ni rankings para obtener aquellos que pueden ser mas o menos relevantes que otros.</w:t>
+        <w:t xml:space="preserve">Como hablamos en clase, este modelo solamente determina los modelos que pueden ser </w:t>
+      </w:r>
+      <w:proofErr w:type="spellStart"/>
+      <w:r>
+        <w:rPr>
+          <w:sz w:val="24"/>
+          <w:szCs w:val="24"/>
+          <w:lang w:val="es-AR"/>
+        </w:rPr>
+        <w:t>mas</w:t>
+      </w:r>
+      <w:proofErr w:type="spellEnd"/>
+      <w:r>
+        <w:rPr>
+          <w:sz w:val="24"/>
+          <w:szCs w:val="24"/>
+          <w:lang w:val="es-AR"/>
+        </w:rPr>
+        <w:t xml:space="preserve"> relevantes para la consulta, no se calculan scores ni rankings para obtener aquellos que pueden ser </w:t>
+      </w:r>
+      <w:proofErr w:type="spellStart"/>
+      <w:r>
+        <w:rPr>
+          <w:sz w:val="24"/>
+          <w:szCs w:val="24"/>
+          <w:lang w:val="es-AR"/>
+        </w:rPr>
+        <w:t>mas</w:t>
+      </w:r>
+      <w:proofErr w:type="spellEnd"/>
+      <w:r>
+        <w:rPr>
+          <w:sz w:val="24"/>
+          <w:szCs w:val="24"/>
+          <w:lang w:val="es-AR"/>
+        </w:rPr>
+        <w:t xml:space="preserve"> o menos relevantes que otros.</w:t>
       </w:r>
     </w:p>
     <w:p>
@@ -6214,6 +6483,7 @@
         <w:lastRenderedPageBreak/>
         <w:t xml:space="preserve">Utilizando los documentos del ejercicio anterior, arme la matriz TD pero calculando </w:t>
       </w:r>
+      <w:proofErr w:type="spellStart"/>
       <w:r>
         <w:rPr>
           <w:i/>
@@ -6235,13 +6505,50 @@
         </w:rPr>
         <w:t>ij</w:t>
       </w:r>
+      <w:proofErr w:type="spellEnd"/>
       <w:r>
         <w:rPr>
           <w:color w:val="FABF8F" w:themeColor="accent6" w:themeTint="99"/>
           <w:sz w:val="24"/>
           <w:szCs w:val="24"/>
         </w:rPr>
-        <w:t xml:space="preserve"> como la frecuencia del i-ésimo término en el j-ésimo documento. Calcule el ranking para las siguientes consultas utilizando como </w:t>
+        <w:t xml:space="preserve"> como la frecuencia del i-</w:t>
+      </w:r>
+      <w:proofErr w:type="spellStart"/>
+      <w:r>
+        <w:rPr>
+          <w:color w:val="FABF8F" w:themeColor="accent6" w:themeTint="99"/>
+          <w:sz w:val="24"/>
+          <w:szCs w:val="24"/>
+        </w:rPr>
+        <w:t>ésimo</w:t>
+      </w:r>
+      <w:proofErr w:type="spellEnd"/>
+      <w:r>
+        <w:rPr>
+          <w:color w:val="FABF8F" w:themeColor="accent6" w:themeTint="99"/>
+          <w:sz w:val="24"/>
+          <w:szCs w:val="24"/>
+        </w:rPr>
+        <w:t xml:space="preserve"> término en el j-</w:t>
+      </w:r>
+      <w:proofErr w:type="spellStart"/>
+      <w:r>
+        <w:rPr>
+          <w:color w:val="FABF8F" w:themeColor="accent6" w:themeTint="99"/>
+          <w:sz w:val="24"/>
+          <w:szCs w:val="24"/>
+        </w:rPr>
+        <w:t>ésimo</w:t>
+      </w:r>
+      <w:proofErr w:type="spellEnd"/>
+      <w:r>
+        <w:rPr>
+          <w:color w:val="FABF8F" w:themeColor="accent6" w:themeTint="99"/>
+          <w:sz w:val="24"/>
+          <w:szCs w:val="24"/>
+        </w:rPr>
+        <w:t xml:space="preserve"> documento. Calcule el ranking para las siguientes consultas utilizando como </w:t>
       </w:r>
       <w:r>
         <w:rPr>
@@ -6296,7 +6603,25 @@
           <w:sz w:val="24"/>
           <w:szCs w:val="24"/>
         </w:rPr>
-        <w:t>a) software pais fundamental</w:t>
+        <w:t xml:space="preserve">a) software </w:t>
+      </w:r>
+      <w:proofErr w:type="spellStart"/>
+      <w:r>
+        <w:rPr>
+          <w:color w:val="FABF8F" w:themeColor="accent6" w:themeTint="99"/>
+          <w:sz w:val="24"/>
+          <w:szCs w:val="24"/>
+        </w:rPr>
+        <w:t>pais</w:t>
+      </w:r>
+      <w:proofErr w:type="spellEnd"/>
+      <w:r>
+        <w:rPr>
+          <w:color w:val="FABF8F" w:themeColor="accent6" w:themeTint="99"/>
+          <w:sz w:val="24"/>
+          <w:szCs w:val="24"/>
+        </w:rPr>
+        <w:t xml:space="preserve"> fundamental</w:t>
       </w:r>
     </w:p>
     <w:p>
@@ -6453,7 +6778,43 @@
           <w:szCs w:val="24"/>
           <w:lang w:val="en-US"/>
         </w:rPr>
-        <w:t xml:space="preserve"> Terminos: Software – Pais – Fundamental</w:t>
+        <w:t xml:space="preserve"> </w:t>
+      </w:r>
+      <w:proofErr w:type="spellStart"/>
+      <w:r>
+        <w:rPr>
+          <w:sz w:val="24"/>
+          <w:szCs w:val="24"/>
+          <w:lang w:val="en-US"/>
+        </w:rPr>
+        <w:t>Terminos</w:t>
+      </w:r>
+      <w:proofErr w:type="spellEnd"/>
+      <w:r>
+        <w:rPr>
+          <w:sz w:val="24"/>
+          <w:szCs w:val="24"/>
+          <w:lang w:val="en-US"/>
+        </w:rPr>
+        <w:t xml:space="preserve">: Software – </w:t>
+      </w:r>
+      <w:proofErr w:type="spellStart"/>
+      <w:r>
+        <w:rPr>
+          <w:sz w:val="24"/>
+          <w:szCs w:val="24"/>
+          <w:lang w:val="en-US"/>
+        </w:rPr>
+        <w:t>Pais</w:t>
+      </w:r>
+      <w:proofErr w:type="spellEnd"/>
+      <w:r>
+        <w:rPr>
+          <w:sz w:val="24"/>
+          <w:szCs w:val="24"/>
+          <w:lang w:val="en-US"/>
+        </w:rPr>
+        <w:t xml:space="preserve"> – Fundamental</w:t>
       </w:r>
     </w:p>
     <w:p>
@@ -7046,6 +7407,7 @@
                 <w:lang w:val="es-AR"/>
               </w:rPr>
             </w:pPr>
+            <w:proofErr w:type="spellStart"/>
             <w:r>
               <w:rPr>
                 <w:rFonts w:eastAsia="Times New Roman"/>
@@ -7056,6 +7418,7 @@
               </w:rPr>
               <w:t>pais</w:t>
             </w:r>
+            <w:proofErr w:type="spellEnd"/>
           </w:p>
         </w:tc>
         <w:tc>
@@ -7591,7 +7954,25 @@
           <w:szCs w:val="24"/>
           <w:lang w:val="en-US"/>
         </w:rPr>
-        <w:t>: software pais fundamental</w:t>
+        <w:t xml:space="preserve">: software </w:t>
+      </w:r>
+      <w:proofErr w:type="spellStart"/>
+      <w:r>
+        <w:rPr>
+          <w:sz w:val="24"/>
+          <w:szCs w:val="24"/>
+          <w:lang w:val="en-US"/>
+        </w:rPr>
+        <w:t>pais</w:t>
+      </w:r>
+      <w:proofErr w:type="spellEnd"/>
+      <w:r>
+        <w:rPr>
+          <w:sz w:val="24"/>
+          <w:szCs w:val="24"/>
+          <w:lang w:val="en-US"/>
+        </w:rPr>
+        <w:t xml:space="preserve"> fundamental</w:t>
       </w:r>
     </w:p>
     <w:p>
@@ -7613,6 +7994,7 @@
           <w:lang w:val="en-US"/>
         </w:rPr>
       </w:pPr>
+      <w:proofErr w:type="spellStart"/>
       <w:r>
         <w:rPr>
           <w:b/>
@@ -7631,7 +8013,40 @@
           <w:szCs w:val="24"/>
           <w:lang w:val="en-US"/>
         </w:rPr>
-        <w:t>roducto escalar:</w:t>
+        <w:t>roducto</w:t>
+      </w:r>
+      <w:proofErr w:type="spellEnd"/>
+      <w:r>
+        <w:rPr>
+          <w:b/>
+          <w:bCs/>
+          <w:sz w:val="24"/>
+          <w:szCs w:val="24"/>
+          <w:lang w:val="en-US"/>
+        </w:rPr>
+        <w:t xml:space="preserve"> </w:t>
+      </w:r>
+      <w:proofErr w:type="spellStart"/>
+      <w:r>
+        <w:rPr>
+          <w:b/>
+          <w:bCs/>
+          <w:sz w:val="24"/>
+          <w:szCs w:val="24"/>
+          <w:lang w:val="en-US"/>
+        </w:rPr>
+        <w:t>escalar</w:t>
+      </w:r>
+      <w:proofErr w:type="spellEnd"/>
+      <w:r>
+        <w:rPr>
+          <w:b/>
+          <w:bCs/>
+          <w:sz w:val="24"/>
+          <w:szCs w:val="24"/>
+          <w:lang w:val="en-US"/>
+        </w:rPr>
+        <w:t>:</w:t>
       </w:r>
     </w:p>
     <w:p>
@@ -7688,9 +8103,11 @@
             <w:hideMark/>
           </w:tcPr>
           <w:p>
+            <w:proofErr w:type="spellStart"/>
             <w:r>
               <w:t>doc</w:t>
             </w:r>
+            <w:proofErr w:type="spellEnd"/>
           </w:p>
         </w:tc>
         <w:tc>
@@ -7899,7 +8316,43 @@
           <w:szCs w:val="24"/>
           <w:lang w:val="es-AR"/>
         </w:rPr>
-        <w:t>l documento con mas similitud a la query es D4.</w:t>
+        <w:t xml:space="preserve">l documento con </w:t>
+      </w:r>
+      <w:proofErr w:type="spellStart"/>
+      <w:r>
+        <w:rPr>
+          <w:sz w:val="24"/>
+          <w:szCs w:val="24"/>
+          <w:lang w:val="es-AR"/>
+        </w:rPr>
+        <w:t>mas</w:t>
+      </w:r>
+      <w:proofErr w:type="spellEnd"/>
+      <w:r>
+        <w:rPr>
+          <w:sz w:val="24"/>
+          <w:szCs w:val="24"/>
+          <w:lang w:val="es-AR"/>
+        </w:rPr>
+        <w:t xml:space="preserve"> similitud a la </w:t>
+      </w:r>
+      <w:proofErr w:type="spellStart"/>
+      <w:r>
+        <w:rPr>
+          <w:sz w:val="24"/>
+          <w:szCs w:val="24"/>
+          <w:lang w:val="es-AR"/>
+        </w:rPr>
+        <w:t>query</w:t>
+      </w:r>
+      <w:proofErr w:type="spellEnd"/>
+      <w:r>
+        <w:rPr>
+          <w:sz w:val="24"/>
+          <w:szCs w:val="24"/>
+          <w:lang w:val="es-AR"/>
+        </w:rPr>
+        <w:t xml:space="preserve"> es D4.</w:t>
       </w:r>
     </w:p>
     <w:p>
@@ -7964,6 +8417,7 @@
           <w:lang w:val="en-US"/>
         </w:rPr>
       </w:pPr>
+      <w:proofErr w:type="spellStart"/>
       <w:r>
         <w:rPr>
           <w:b/>
@@ -7972,7 +8426,18 @@
           <w:szCs w:val="24"/>
           <w:lang w:val="en-US"/>
         </w:rPr>
-        <w:t>Cosenos:</w:t>
+        <w:t>Cosenos</w:t>
+      </w:r>
+      <w:proofErr w:type="spellEnd"/>
+      <w:r>
+        <w:rPr>
+          <w:b/>
+          <w:bCs/>
+          <w:sz w:val="24"/>
+          <w:szCs w:val="24"/>
+          <w:lang w:val="en-US"/>
+        </w:rPr>
+        <w:t>:</w:t>
       </w:r>
     </w:p>
     <w:p>
@@ -8043,6 +8508,7 @@
                 <w:szCs w:val="24"/>
               </w:rPr>
             </w:pPr>
+            <w:proofErr w:type="spellStart"/>
             <w:r>
               <w:rPr>
                 <w:sz w:val="24"/>
@@ -8050,6 +8516,7 @@
               </w:rPr>
               <w:t>doc</w:t>
             </w:r>
+            <w:proofErr w:type="spellEnd"/>
           </w:p>
         </w:tc>
         <w:tc>
@@ -8427,67 +8894,113 @@
           <w:szCs w:val="24"/>
           <w:lang w:val="en-US"/>
         </w:rPr>
-        <w:t>-</w:t>
-      </w:r>
-      <w:r>
+        <w:t>-2,D6,D5</w:t>
+      </w:r>
+    </w:p>
+    <w:p>
+      <w:pPr>
         <w:rPr>
           <w:sz w:val="24"/>
           <w:szCs w:val="24"/>
           <w:lang w:val="en-US"/>
         </w:rPr>
-        <w:t>2,D6,D5</w:t>
-      </w:r>
-    </w:p>
-    <w:p>
-      <w:pPr>
-        <w:rPr>
-          <w:sz w:val="24"/>
-          <w:szCs w:val="24"/>
-          <w:lang w:val="en-US"/>
-        </w:rPr>
-      </w:pPr>
-    </w:p>
-    <w:p>
-      <w:pPr>
-        <w:rPr>
-          <w:sz w:val="24"/>
-          <w:szCs w:val="24"/>
-          <w:lang w:val="es-AR"/>
-        </w:rPr>
-      </w:pPr>
-      <w:r>
-        <w:rPr>
-          <w:sz w:val="24"/>
-          <w:szCs w:val="24"/>
-          <w:lang w:val="es-AR"/>
-        </w:rPr>
-        <w:t xml:space="preserve">A través de la similitud con cosenos, el documento D3 tiene un score de 1, siendo este idéntico a la Query. </w:t>
-      </w:r>
-    </w:p>
-    <w:p>
-      <w:pPr>
-        <w:rPr>
-          <w:sz w:val="24"/>
-          <w:szCs w:val="24"/>
-          <w:lang w:val="es-AR"/>
-        </w:rPr>
-      </w:pPr>
-    </w:p>
-    <w:p>
-      <w:pPr>
-        <w:rPr>
-          <w:sz w:val="24"/>
-          <w:szCs w:val="24"/>
-          <w:lang w:val="es-AR"/>
-        </w:rPr>
-      </w:pPr>
-      <w:r>
-        <w:rPr>
-          <w:sz w:val="24"/>
-          <w:szCs w:val="24"/>
-          <w:lang w:val="es-AR"/>
-        </w:rPr>
-        <w:t xml:space="preserve">Ambas similitudes dieron documentos con mas score distintos, ya que el producto escalar favoreció al documento que tiene los términos con mas apariciones, mientras que la </w:t>
+      </w:pPr>
+    </w:p>
+    <w:p>
+      <w:pPr>
+        <w:rPr>
+          <w:sz w:val="24"/>
+          <w:szCs w:val="24"/>
+          <w:lang w:val="es-AR"/>
+        </w:rPr>
+      </w:pPr>
+      <w:r>
+        <w:rPr>
+          <w:sz w:val="24"/>
+          <w:szCs w:val="24"/>
+          <w:lang w:val="es-AR"/>
+        </w:rPr>
+        <w:t xml:space="preserve">A través de la similitud con cosenos, el documento D3 tiene un score de 1, siendo este idéntico a la </w:t>
+      </w:r>
+      <w:proofErr w:type="spellStart"/>
+      <w:r>
+        <w:rPr>
+          <w:sz w:val="24"/>
+          <w:szCs w:val="24"/>
+          <w:lang w:val="es-AR"/>
+        </w:rPr>
+        <w:t>Query</w:t>
+      </w:r>
+      <w:proofErr w:type="spellEnd"/>
+      <w:r>
+        <w:rPr>
+          <w:sz w:val="24"/>
+          <w:szCs w:val="24"/>
+          <w:lang w:val="es-AR"/>
+        </w:rPr>
+        <w:t xml:space="preserve">. </w:t>
+      </w:r>
+    </w:p>
+    <w:p>
+      <w:pPr>
+        <w:rPr>
+          <w:sz w:val="24"/>
+          <w:szCs w:val="24"/>
+          <w:lang w:val="es-AR"/>
+        </w:rPr>
+      </w:pPr>
+    </w:p>
+    <w:p>
+      <w:pPr>
+        <w:rPr>
+          <w:sz w:val="24"/>
+          <w:szCs w:val="24"/>
+          <w:lang w:val="es-AR"/>
+        </w:rPr>
+      </w:pPr>
+      <w:r>
+        <w:rPr>
+          <w:sz w:val="24"/>
+          <w:szCs w:val="24"/>
+          <w:lang w:val="es-AR"/>
+        </w:rPr>
+        <w:t xml:space="preserve">Ambas similitudes dieron documentos con </w:t>
+      </w:r>
+      <w:proofErr w:type="spellStart"/>
+      <w:r>
+        <w:rPr>
+          <w:sz w:val="24"/>
+          <w:szCs w:val="24"/>
+          <w:lang w:val="es-AR"/>
+        </w:rPr>
+        <w:t>mas</w:t>
+      </w:r>
+      <w:proofErr w:type="spellEnd"/>
+      <w:r>
+        <w:rPr>
+          <w:sz w:val="24"/>
+          <w:szCs w:val="24"/>
+          <w:lang w:val="es-AR"/>
+        </w:rPr>
+        <w:t xml:space="preserve"> score distintos, ya que el producto escalar favoreció al documento que tiene los términos con </w:t>
+      </w:r>
+      <w:proofErr w:type="spellStart"/>
+      <w:r>
+        <w:rPr>
+          <w:sz w:val="24"/>
+          <w:szCs w:val="24"/>
+          <w:lang w:val="es-AR"/>
+        </w:rPr>
+        <w:t>mas</w:t>
+      </w:r>
+      <w:proofErr w:type="spellEnd"/>
+      <w:r>
+        <w:rPr>
+          <w:sz w:val="24"/>
+          <w:szCs w:val="24"/>
+          <w:lang w:val="es-AR"/>
+        </w:rPr>
+        <w:t xml:space="preserve"> apariciones, mientras que la </w:t>
       </w:r>
       <w:r>
         <w:rPr>
@@ -8512,7 +9025,25 @@
           <w:szCs w:val="24"/>
           <w:lang w:val="es-AR"/>
         </w:rPr>
-        <w:t>que tiene la misma cantidad de ocurrencias para los tres terminos.</w:t>
+        <w:t xml:space="preserve">que tiene la misma cantidad de ocurrencias para los tres </w:t>
+      </w:r>
+      <w:proofErr w:type="spellStart"/>
+      <w:r>
+        <w:rPr>
+          <w:sz w:val="24"/>
+          <w:szCs w:val="24"/>
+          <w:lang w:val="es-AR"/>
+        </w:rPr>
+        <w:t>terminos</w:t>
+      </w:r>
+      <w:proofErr w:type="spellEnd"/>
+      <w:r>
+        <w:rPr>
+          <w:sz w:val="24"/>
+          <w:szCs w:val="24"/>
+          <w:lang w:val="es-AR"/>
+        </w:rPr>
+        <w:t>.</w:t>
       </w:r>
     </w:p>
     <w:p>
@@ -8550,7 +9081,43 @@
           <w:szCs w:val="24"/>
           <w:lang w:val="es-AR"/>
         </w:rPr>
-        <w:t xml:space="preserve"> Terminos: Produccion – Cultura - Libre</w:t>
+        <w:t xml:space="preserve"> </w:t>
+      </w:r>
+      <w:proofErr w:type="spellStart"/>
+      <w:r>
+        <w:rPr>
+          <w:sz w:val="24"/>
+          <w:szCs w:val="24"/>
+          <w:lang w:val="es-AR"/>
+        </w:rPr>
+        <w:t>Terminos</w:t>
+      </w:r>
+      <w:proofErr w:type="spellEnd"/>
+      <w:r>
+        <w:rPr>
+          <w:sz w:val="24"/>
+          <w:szCs w:val="24"/>
+          <w:lang w:val="es-AR"/>
+        </w:rPr>
+        <w:t xml:space="preserve">: </w:t>
+      </w:r>
+      <w:proofErr w:type="spellStart"/>
+      <w:r>
+        <w:rPr>
+          <w:sz w:val="24"/>
+          <w:szCs w:val="24"/>
+          <w:lang w:val="es-AR"/>
+        </w:rPr>
+        <w:t>Produccion</w:t>
+      </w:r>
+      <w:proofErr w:type="spellEnd"/>
+      <w:r>
+        <w:rPr>
+          <w:sz w:val="24"/>
+          <w:szCs w:val="24"/>
+          <w:lang w:val="es-AR"/>
+        </w:rPr>
+        <w:t xml:space="preserve"> – Cultura - Libre</w:t>
       </w:r>
     </w:p>
     <w:p>
@@ -9413,6 +9980,7 @@
                 <w:lang w:val="es-AR"/>
               </w:rPr>
             </w:pPr>
+            <w:proofErr w:type="spellStart"/>
             <w:r>
               <w:rPr>
                 <w:rFonts w:eastAsia="Times New Roman"/>
@@ -9423,6 +9991,7 @@
               </w:rPr>
               <w:t>produccion</w:t>
             </w:r>
+            <w:proofErr w:type="spellEnd"/>
           </w:p>
         </w:tc>
         <w:tc>
@@ -9672,6 +10241,7 @@
           <w:lang w:val="es-AR"/>
         </w:rPr>
       </w:pPr>
+      <w:proofErr w:type="spellStart"/>
       <w:r>
         <w:rPr>
           <w:b/>
@@ -9682,13 +10252,32 @@
         </w:rPr>
         <w:t>Query</w:t>
       </w:r>
-      <w:r>
-        <w:rPr>
-          <w:sz w:val="24"/>
-          <w:szCs w:val="24"/>
-          <w:lang w:val="es-AR"/>
-        </w:rPr>
-        <w:t>: produccion cultura libre</w:t>
+      <w:proofErr w:type="spellEnd"/>
+      <w:r>
+        <w:rPr>
+          <w:sz w:val="24"/>
+          <w:szCs w:val="24"/>
+          <w:lang w:val="es-AR"/>
+        </w:rPr>
+        <w:t xml:space="preserve">: </w:t>
+      </w:r>
+      <w:proofErr w:type="spellStart"/>
+      <w:r>
+        <w:rPr>
+          <w:sz w:val="24"/>
+          <w:szCs w:val="24"/>
+          <w:lang w:val="es-AR"/>
+        </w:rPr>
+        <w:t>produccion</w:t>
+      </w:r>
+      <w:proofErr w:type="spellEnd"/>
+      <w:r>
+        <w:rPr>
+          <w:sz w:val="24"/>
+          <w:szCs w:val="24"/>
+          <w:lang w:val="es-AR"/>
+        </w:rPr>
+        <w:t xml:space="preserve"> cultura libre</w:t>
       </w:r>
     </w:p>
     <w:p>
@@ -9789,6 +10378,7 @@
                 <w:szCs w:val="24"/>
               </w:rPr>
             </w:pPr>
+            <w:proofErr w:type="spellStart"/>
             <w:r>
               <w:rPr>
                 <w:sz w:val="24"/>
@@ -9796,6 +10386,7 @@
               </w:rPr>
               <w:t>doc</w:t>
             </w:r>
+            <w:proofErr w:type="spellEnd"/>
           </w:p>
         </w:tc>
         <w:tc>
@@ -10175,39 +10766,7 @@
           <w:szCs w:val="24"/>
           <w:lang w:val="en-US"/>
         </w:rPr>
-        <w:t>3-5</w:t>
-      </w:r>
-      <w:r>
-        <w:rPr>
-          <w:sz w:val="24"/>
-          <w:szCs w:val="24"/>
-          <w:lang w:val="en-US"/>
-        </w:rPr>
-        <w:t>,</w:t>
-      </w:r>
-      <w:r>
-        <w:rPr>
-          <w:sz w:val="24"/>
-          <w:szCs w:val="24"/>
-          <w:lang w:val="en-US"/>
-        </w:rPr>
-        <w:t xml:space="preserve"> </w:t>
-      </w:r>
-      <w:r>
-        <w:rPr>
-          <w:sz w:val="24"/>
-          <w:szCs w:val="24"/>
-          <w:lang w:val="en-US"/>
-        </w:rPr>
-        <w:t>D6</w:t>
-      </w:r>
-      <w:r>
-        <w:rPr>
-          <w:sz w:val="24"/>
-          <w:szCs w:val="24"/>
-          <w:lang w:val="en-US"/>
-        </w:rPr>
-        <w:t>-1</w:t>
+        <w:t>3-5, D6-1</w:t>
       </w:r>
     </w:p>
     <w:p>
@@ -10235,7 +10794,25 @@
           <w:szCs w:val="24"/>
           <w:lang w:val="es-AR"/>
         </w:rPr>
-        <w:t>El producto escalar toma como mas relevantes D2 y D4.</w:t>
+        <w:t xml:space="preserve">El producto escalar toma como </w:t>
+      </w:r>
+      <w:proofErr w:type="spellStart"/>
+      <w:r>
+        <w:rPr>
+          <w:sz w:val="24"/>
+          <w:szCs w:val="24"/>
+          <w:lang w:val="es-AR"/>
+        </w:rPr>
+        <w:t>mas</w:t>
+      </w:r>
+      <w:proofErr w:type="spellEnd"/>
+      <w:r>
+        <w:rPr>
+          <w:sz w:val="24"/>
+          <w:szCs w:val="24"/>
+          <w:lang w:val="es-AR"/>
+        </w:rPr>
+        <w:t xml:space="preserve"> relevantes D2 y D4.</w:t>
       </w:r>
     </w:p>
     <w:p>
@@ -10338,6 +10915,7 @@
                 <w:szCs w:val="24"/>
               </w:rPr>
             </w:pPr>
+            <w:proofErr w:type="spellStart"/>
             <w:r>
               <w:rPr>
                 <w:sz w:val="24"/>
@@ -10345,6 +10923,7 @@
               </w:rPr>
               <w:t>doc</w:t>
             </w:r>
+            <w:proofErr w:type="spellEnd"/>
           </w:p>
         </w:tc>
         <w:tc>
@@ -10796,7 +11375,25 @@
           <w:szCs w:val="24"/>
           <w:lang w:val="es-AR"/>
         </w:rPr>
-        <w:t>La similitud por coseno determina que el documento mas relevante es D2, y a este le sigue D5.</w:t>
+        <w:t xml:space="preserve">La similitud por coseno determina que el documento </w:t>
+      </w:r>
+      <w:proofErr w:type="spellStart"/>
+      <w:r>
+        <w:rPr>
+          <w:sz w:val="24"/>
+          <w:szCs w:val="24"/>
+          <w:lang w:val="es-AR"/>
+        </w:rPr>
+        <w:t>mas</w:t>
+      </w:r>
+      <w:proofErr w:type="spellEnd"/>
+      <w:r>
+        <w:rPr>
+          <w:sz w:val="24"/>
+          <w:szCs w:val="24"/>
+          <w:lang w:val="es-AR"/>
+        </w:rPr>
+        <w:t xml:space="preserve"> relevante es D2, y a este le sigue D5.</w:t>
       </w:r>
     </w:p>
     <w:p>
@@ -10848,7 +11445,43 @@
           <w:szCs w:val="24"/>
           <w:lang w:val="es-AR"/>
         </w:rPr>
-        <w:t xml:space="preserve">En cambio, en cosenos, D4 tiene menos score ya que el término “produccion” no está presente en el documento y el termino “libre” tiene dos apariciones. En D5, dos </w:t>
+        <w:t>En cambio, en cosenos, D4 tiene menos score ya que el término “</w:t>
+      </w:r>
+      <w:proofErr w:type="spellStart"/>
+      <w:r>
+        <w:rPr>
+          <w:sz w:val="24"/>
+          <w:szCs w:val="24"/>
+          <w:lang w:val="es-AR"/>
+        </w:rPr>
+        <w:t>produccion</w:t>
+      </w:r>
+      <w:proofErr w:type="spellEnd"/>
+      <w:r>
+        <w:rPr>
+          <w:sz w:val="24"/>
+          <w:szCs w:val="24"/>
+          <w:lang w:val="es-AR"/>
+        </w:rPr>
+        <w:t xml:space="preserve">” no está presente en el documento y el </w:t>
+      </w:r>
+      <w:proofErr w:type="spellStart"/>
+      <w:r>
+        <w:rPr>
+          <w:sz w:val="24"/>
+          <w:szCs w:val="24"/>
+          <w:lang w:val="es-AR"/>
+        </w:rPr>
+        <w:t>termino</w:t>
+      </w:r>
+      <w:proofErr w:type="spellEnd"/>
+      <w:r>
+        <w:rPr>
+          <w:sz w:val="24"/>
+          <w:szCs w:val="24"/>
+          <w:lang w:val="es-AR"/>
+        </w:rPr>
+        <w:t xml:space="preserve"> “libre” tiene dos apariciones. En D5, dos </w:t>
       </w:r>
       <w:r>
         <w:rPr>
@@ -10864,7 +11497,61 @@
           <w:szCs w:val="24"/>
           <w:lang w:val="es-AR"/>
         </w:rPr>
-        <w:t xml:space="preserve"> aparecen solamente una vez, haciendo que sea mas similar a la query y este mas balanceado. Por último, D2 tiene todos los términos de la query con frecuencia uno, haciendo que sea el que </w:t>
+        <w:t xml:space="preserve"> aparecen solamente una vez, haciendo que sea </w:t>
+      </w:r>
+      <w:proofErr w:type="spellStart"/>
+      <w:r>
+        <w:rPr>
+          <w:sz w:val="24"/>
+          <w:szCs w:val="24"/>
+          <w:lang w:val="es-AR"/>
+        </w:rPr>
+        <w:t>mas</w:t>
+      </w:r>
+      <w:proofErr w:type="spellEnd"/>
+      <w:r>
+        <w:rPr>
+          <w:sz w:val="24"/>
+          <w:szCs w:val="24"/>
+          <w:lang w:val="es-AR"/>
+        </w:rPr>
+        <w:t xml:space="preserve"> similar a la </w:t>
+      </w:r>
+      <w:proofErr w:type="spellStart"/>
+      <w:r>
+        <w:rPr>
+          <w:sz w:val="24"/>
+          <w:szCs w:val="24"/>
+          <w:lang w:val="es-AR"/>
+        </w:rPr>
+        <w:t>query</w:t>
+      </w:r>
+      <w:proofErr w:type="spellEnd"/>
+      <w:r>
+        <w:rPr>
+          <w:sz w:val="24"/>
+          <w:szCs w:val="24"/>
+          <w:lang w:val="es-AR"/>
+        </w:rPr>
+        <w:t xml:space="preserve"> y este mas balanceado. Por último, D2 tiene todos los términos de la </w:t>
+      </w:r>
+      <w:proofErr w:type="spellStart"/>
+      <w:r>
+        <w:rPr>
+          <w:sz w:val="24"/>
+          <w:szCs w:val="24"/>
+          <w:lang w:val="es-AR"/>
+        </w:rPr>
+        <w:t>query</w:t>
+      </w:r>
+      <w:proofErr w:type="spellEnd"/>
+      <w:r>
+        <w:rPr>
+          <w:sz w:val="24"/>
+          <w:szCs w:val="24"/>
+          <w:lang w:val="es-AR"/>
+        </w:rPr>
+        <w:t xml:space="preserve"> con frecuencia uno, haciendo que sea el que </w:t>
       </w:r>
       <w:r>
         <w:rPr>
@@ -10918,8 +11605,36 @@
           <w:szCs w:val="24"/>
           <w:lang w:val="es-AR"/>
         </w:rPr>
-        <w:t xml:space="preserve"> Terminos: Fundamental – Libre - Pais</w:t>
-      </w:r>
+        <w:t xml:space="preserve"> </w:t>
+      </w:r>
+      <w:proofErr w:type="spellStart"/>
+      <w:r>
+        <w:rPr>
+          <w:sz w:val="24"/>
+          <w:szCs w:val="24"/>
+          <w:lang w:val="es-AR"/>
+        </w:rPr>
+        <w:t>Terminos</w:t>
+      </w:r>
+      <w:proofErr w:type="spellEnd"/>
+      <w:r>
+        <w:rPr>
+          <w:sz w:val="24"/>
+          <w:szCs w:val="24"/>
+          <w:lang w:val="es-AR"/>
+        </w:rPr>
+        <w:t xml:space="preserve">: Fundamental – Libre - </w:t>
+      </w:r>
+      <w:proofErr w:type="spellStart"/>
+      <w:r>
+        <w:rPr>
+          <w:sz w:val="24"/>
+          <w:szCs w:val="24"/>
+          <w:lang w:val="es-AR"/>
+        </w:rPr>
+        <w:t>Pais</w:t>
+      </w:r>
+      <w:proofErr w:type="spellEnd"/>
     </w:p>
     <w:p>
       <w:pPr>
@@ -11784,6 +12499,7 @@
                 <w:lang w:val="es-AR"/>
               </w:rPr>
             </w:pPr>
+            <w:proofErr w:type="spellStart"/>
             <w:r>
               <w:rPr>
                 <w:rFonts w:eastAsia="Times New Roman"/>
@@ -11794,6 +12510,7 @@
               </w:rPr>
               <w:t>pais</w:t>
             </w:r>
+            <w:proofErr w:type="spellEnd"/>
           </w:p>
         </w:tc>
         <w:tc>
@@ -12045,6 +12762,7 @@
           <w:lang w:val="es-AR"/>
         </w:rPr>
       </w:pPr>
+      <w:proofErr w:type="spellStart"/>
       <w:r>
         <w:rPr>
           <w:b/>
@@ -12055,6 +12773,7 @@
         </w:rPr>
         <w:t>Query</w:t>
       </w:r>
+      <w:proofErr w:type="spellEnd"/>
       <w:r>
         <w:rPr>
           <w:sz w:val="24"/>
@@ -12069,8 +12788,18 @@
           <w:szCs w:val="24"/>
           <w:lang w:val="es-AR"/>
         </w:rPr>
-        <w:t>fundamental libre pais</w:t>
-      </w:r>
+        <w:t xml:space="preserve">fundamental libre </w:t>
+      </w:r>
+      <w:proofErr w:type="spellStart"/>
+      <w:r>
+        <w:rPr>
+          <w:sz w:val="24"/>
+          <w:szCs w:val="24"/>
+          <w:lang w:val="es-AR"/>
+        </w:rPr>
+        <w:t>pais</w:t>
+      </w:r>
+      <w:proofErr w:type="spellEnd"/>
     </w:p>
     <w:p>
       <w:pPr>
@@ -12170,6 +12899,7 @@
                 <w:szCs w:val="24"/>
               </w:rPr>
             </w:pPr>
+            <w:proofErr w:type="spellStart"/>
             <w:r>
               <w:rPr>
                 <w:sz w:val="24"/>
@@ -12177,6 +12907,7 @@
               </w:rPr>
               <w:t>doc</w:t>
             </w:r>
+            <w:proofErr w:type="spellEnd"/>
           </w:p>
         </w:tc>
         <w:tc>
@@ -12522,7 +13253,7 @@
           <w:szCs w:val="24"/>
           <w:lang w:val="en-US"/>
         </w:rPr>
-        <w:t>4</w:t>
+        <w:t xml:space="preserve">4, </w:t>
       </w:r>
       <w:r>
         <w:rPr>
@@ -12530,7 +13261,7 @@
           <w:szCs w:val="24"/>
           <w:lang w:val="en-US"/>
         </w:rPr>
-        <w:t xml:space="preserve">, </w:t>
+        <w:t>D</w:t>
       </w:r>
       <w:r>
         <w:rPr>
@@ -12538,7 +13269,7 @@
           <w:szCs w:val="24"/>
           <w:lang w:val="en-US"/>
         </w:rPr>
-        <w:t>D</w:t>
+        <w:t>1-2</w:t>
       </w:r>
       <w:r>
         <w:rPr>
@@ -12546,7 +13277,7 @@
           <w:szCs w:val="24"/>
           <w:lang w:val="en-US"/>
         </w:rPr>
-        <w:t>1-2</w:t>
+        <w:t>,</w:t>
       </w:r>
       <w:r>
         <w:rPr>
@@ -12554,31 +13285,7 @@
           <w:szCs w:val="24"/>
           <w:lang w:val="en-US"/>
         </w:rPr>
-        <w:t>,</w:t>
-      </w:r>
-      <w:r>
-        <w:rPr>
-          <w:sz w:val="24"/>
-          <w:szCs w:val="24"/>
-          <w:lang w:val="en-US"/>
-        </w:rPr>
-        <w:t>-3</w:t>
-      </w:r>
-      <w:r>
-        <w:rPr>
-          <w:sz w:val="24"/>
-          <w:szCs w:val="24"/>
-          <w:lang w:val="en-US"/>
-        </w:rPr>
-        <w:t>, D</w:t>
-      </w:r>
-      <w:r>
-        <w:rPr>
-          <w:sz w:val="24"/>
-          <w:szCs w:val="24"/>
-          <w:lang w:val="en-US"/>
-        </w:rPr>
-        <w:t>5-6</w:t>
+        <w:t>-3, D5-6</w:t>
       </w:r>
     </w:p>
     <w:p>
@@ -12606,7 +13313,43 @@
           <w:szCs w:val="24"/>
           <w:lang w:val="es-AR"/>
         </w:rPr>
-        <w:t>El producto escalar determina como top 1 del ranking a el D4 por tener frecuencia 4 de los terminos en la query.</w:t>
+        <w:t xml:space="preserve">El producto escalar determina como top 1 del ranking a el D4 por tener frecuencia 4 de los </w:t>
+      </w:r>
+      <w:proofErr w:type="spellStart"/>
+      <w:r>
+        <w:rPr>
+          <w:sz w:val="24"/>
+          <w:szCs w:val="24"/>
+          <w:lang w:val="es-AR"/>
+        </w:rPr>
+        <w:t>terminos</w:t>
+      </w:r>
+      <w:proofErr w:type="spellEnd"/>
+      <w:r>
+        <w:rPr>
+          <w:sz w:val="24"/>
+          <w:szCs w:val="24"/>
+          <w:lang w:val="es-AR"/>
+        </w:rPr>
+        <w:t xml:space="preserve"> en la </w:t>
+      </w:r>
+      <w:proofErr w:type="spellStart"/>
+      <w:r>
+        <w:rPr>
+          <w:sz w:val="24"/>
+          <w:szCs w:val="24"/>
+          <w:lang w:val="es-AR"/>
+        </w:rPr>
+        <w:t>query</w:t>
+      </w:r>
+      <w:proofErr w:type="spellEnd"/>
+      <w:r>
+        <w:rPr>
+          <w:sz w:val="24"/>
+          <w:szCs w:val="24"/>
+          <w:lang w:val="es-AR"/>
+        </w:rPr>
+        <w:t>.</w:t>
       </w:r>
     </w:p>
     <w:p>
@@ -12709,6 +13452,7 @@
                 <w:szCs w:val="24"/>
               </w:rPr>
             </w:pPr>
+            <w:proofErr w:type="spellStart"/>
             <w:r>
               <w:rPr>
                 <w:sz w:val="24"/>
@@ -12716,6 +13460,7 @@
               </w:rPr>
               <w:t>doc</w:t>
             </w:r>
+            <w:proofErr w:type="spellEnd"/>
           </w:p>
         </w:tc>
         <w:tc>
@@ -13059,7 +13804,7 @@
           <w:szCs w:val="24"/>
           <w:lang w:val="en-US"/>
         </w:rPr>
-        <w:t>4</w:t>
+        <w:t xml:space="preserve">4, </w:t>
       </w:r>
       <w:r>
         <w:rPr>
@@ -13067,7 +13812,7 @@
           <w:szCs w:val="24"/>
           <w:lang w:val="en-US"/>
         </w:rPr>
-        <w:t xml:space="preserve">, </w:t>
+        <w:t>D</w:t>
       </w:r>
       <w:r>
         <w:rPr>
@@ -13075,40 +13820,16 @@
           <w:szCs w:val="24"/>
           <w:lang w:val="en-US"/>
         </w:rPr>
-        <w:t>D</w:t>
-      </w:r>
-      <w:r>
+        <w:t>1-2-3, D5-6</w:t>
+      </w:r>
+    </w:p>
+    <w:p>
+      <w:pPr>
         <w:rPr>
           <w:sz w:val="24"/>
           <w:szCs w:val="24"/>
           <w:lang w:val="en-US"/>
         </w:rPr>
-        <w:t>1-2-3</w:t>
-      </w:r>
-      <w:r>
-        <w:rPr>
-          <w:sz w:val="24"/>
-          <w:szCs w:val="24"/>
-          <w:lang w:val="en-US"/>
-        </w:rPr>
-        <w:t>, D</w:t>
-      </w:r>
-      <w:r>
-        <w:rPr>
-          <w:sz w:val="24"/>
-          <w:szCs w:val="24"/>
-          <w:lang w:val="en-US"/>
-        </w:rPr>
-        <w:t>5-6</w:t>
-      </w:r>
-    </w:p>
-    <w:p>
-      <w:pPr>
-        <w:rPr>
-          <w:sz w:val="24"/>
-          <w:szCs w:val="24"/>
-          <w:lang w:val="en-US"/>
-        </w:rPr>
       </w:pPr>
     </w:p>
     <w:p>
@@ -13183,7 +13904,25 @@
           <w:szCs w:val="24"/>
           <w:lang w:val="es-AR"/>
         </w:rPr>
-        <w:t xml:space="preserve"> tienen frecuencia 1, y el que resta no esta presente en el documento. Con D5 y D6 sucede lo mismo, pero solamente uno de los </w:t>
+        <w:t xml:space="preserve"> tienen frecuencia 1, y el que resta no </w:t>
+      </w:r>
+      <w:proofErr w:type="spellStart"/>
+      <w:r>
+        <w:rPr>
+          <w:sz w:val="24"/>
+          <w:szCs w:val="24"/>
+          <w:lang w:val="es-AR"/>
+        </w:rPr>
+        <w:t>esta</w:t>
+      </w:r>
+      <w:proofErr w:type="spellEnd"/>
+      <w:r>
+        <w:rPr>
+          <w:sz w:val="24"/>
+          <w:szCs w:val="24"/>
+          <w:lang w:val="es-AR"/>
+        </w:rPr>
+        <w:t xml:space="preserve"> presente en el documento. Con D5 y D6 sucede lo mismo, pero solamente uno de los </w:t>
       </w:r>
       <w:r>
         <w:rPr>
@@ -13199,7 +13938,61 @@
           <w:szCs w:val="24"/>
           <w:lang w:val="es-AR"/>
         </w:rPr>
-        <w:t xml:space="preserve"> esta presente en la query, y tiene frecuencia 1. El que mejor score tiene, que es D4 en ambos casos, predomina frente a los demás ya que tiene la presencia de todos los términos en el documento frente a la query.</w:t>
+        <w:t xml:space="preserve"> </w:t>
+      </w:r>
+      <w:proofErr w:type="spellStart"/>
+      <w:r>
+        <w:rPr>
+          <w:sz w:val="24"/>
+          <w:szCs w:val="24"/>
+          <w:lang w:val="es-AR"/>
+        </w:rPr>
+        <w:t>esta</w:t>
+      </w:r>
+      <w:proofErr w:type="spellEnd"/>
+      <w:r>
+        <w:rPr>
+          <w:sz w:val="24"/>
+          <w:szCs w:val="24"/>
+          <w:lang w:val="es-AR"/>
+        </w:rPr>
+        <w:t xml:space="preserve"> presente en la </w:t>
+      </w:r>
+      <w:proofErr w:type="spellStart"/>
+      <w:r>
+        <w:rPr>
+          <w:sz w:val="24"/>
+          <w:szCs w:val="24"/>
+          <w:lang w:val="es-AR"/>
+        </w:rPr>
+        <w:t>query</w:t>
+      </w:r>
+      <w:proofErr w:type="spellEnd"/>
+      <w:r>
+        <w:rPr>
+          <w:sz w:val="24"/>
+          <w:szCs w:val="24"/>
+          <w:lang w:val="es-AR"/>
+        </w:rPr>
+        <w:t xml:space="preserve">, y tiene frecuencia 1. El que mejor score tiene, que es D4 en ambos casos, predomina frente a los demás ya que tiene la presencia de todos los términos en el documento frente a la </w:t>
+      </w:r>
+      <w:proofErr w:type="spellStart"/>
+      <w:r>
+        <w:rPr>
+          <w:sz w:val="24"/>
+          <w:szCs w:val="24"/>
+          <w:lang w:val="es-AR"/>
+        </w:rPr>
+        <w:t>query</w:t>
+      </w:r>
+      <w:proofErr w:type="spellEnd"/>
+      <w:r>
+        <w:rPr>
+          <w:sz w:val="24"/>
+          <w:szCs w:val="24"/>
+          <w:lang w:val="es-AR"/>
+        </w:rPr>
+        <w:t>.</w:t>
       </w:r>
     </w:p>
     <w:p>
@@ -14390,6 +15183,7 @@
           <w:lang w:val="es-AR"/>
         </w:rPr>
       </w:pPr>
+      <w:proofErr w:type="spellStart"/>
       <w:r>
         <w:rPr>
           <w:b/>
@@ -14400,6 +15194,7 @@
         </w:rPr>
         <w:t>Query</w:t>
       </w:r>
+      <w:proofErr w:type="spellEnd"/>
       <w:r>
         <w:rPr>
           <w:sz w:val="24"/>
@@ -14507,6 +15302,7 @@
                 <w:szCs w:val="24"/>
               </w:rPr>
             </w:pPr>
+            <w:proofErr w:type="spellStart"/>
             <w:r>
               <w:rPr>
                 <w:sz w:val="24"/>
@@ -14514,6 +15310,7 @@
               </w:rPr>
               <w:t>doc</w:t>
             </w:r>
+            <w:proofErr w:type="spellEnd"/>
           </w:p>
         </w:tc>
         <w:tc>
@@ -14895,23 +15692,7 @@
           <w:szCs w:val="24"/>
           <w:lang w:val="en-US"/>
         </w:rPr>
-        <w:t>1-2</w:t>
-      </w:r>
-      <w:r>
-        <w:rPr>
-          <w:sz w:val="24"/>
-          <w:szCs w:val="24"/>
-          <w:lang w:val="en-US"/>
-        </w:rPr>
-        <w:t>, D</w:t>
-      </w:r>
-      <w:r>
-        <w:rPr>
-          <w:sz w:val="24"/>
-          <w:szCs w:val="24"/>
-          <w:lang w:val="en-US"/>
-        </w:rPr>
-        <w:t>3</w:t>
+        <w:t>1-2, D3</w:t>
       </w:r>
     </w:p>
     <w:p>
@@ -14939,7 +15720,25 @@
           <w:szCs w:val="24"/>
           <w:lang w:val="es-AR"/>
         </w:rPr>
-        <w:t>El producto escalar determina como mas relevantes a D4,D5 y D6</w:t>
+        <w:t xml:space="preserve">El producto escalar determina como </w:t>
+      </w:r>
+      <w:proofErr w:type="spellStart"/>
+      <w:r>
+        <w:rPr>
+          <w:sz w:val="24"/>
+          <w:szCs w:val="24"/>
+          <w:lang w:val="es-AR"/>
+        </w:rPr>
+        <w:t>mas</w:t>
+      </w:r>
+      <w:proofErr w:type="spellEnd"/>
+      <w:r>
+        <w:rPr>
+          <w:sz w:val="24"/>
+          <w:szCs w:val="24"/>
+          <w:lang w:val="es-AR"/>
+        </w:rPr>
+        <w:t xml:space="preserve"> relevantes a D4,D5 y D6</w:t>
       </w:r>
     </w:p>
     <w:p>
@@ -15042,6 +15841,7 @@
                 <w:szCs w:val="24"/>
               </w:rPr>
             </w:pPr>
+            <w:proofErr w:type="spellStart"/>
             <w:r>
               <w:rPr>
                 <w:sz w:val="24"/>
@@ -15049,6 +15849,7 @@
               </w:rPr>
               <w:t>doc</w:t>
             </w:r>
+            <w:proofErr w:type="spellEnd"/>
           </w:p>
         </w:tc>
         <w:tc>
@@ -15427,24 +16228,18 @@
           <w:szCs w:val="24"/>
           <w:lang w:val="en-US"/>
         </w:rPr>
-        <w:t>1-2-4</w:t>
-      </w:r>
-      <w:r>
+        <w:t>1-2-4, D3</w:t>
+      </w:r>
+    </w:p>
+    <w:p>
+      <w:pPr>
+        <w:jc w:val="both"/>
         <w:rPr>
           <w:sz w:val="24"/>
           <w:szCs w:val="24"/>
           <w:lang w:val="en-US"/>
         </w:rPr>
-        <w:t>, D</w:t>
-      </w:r>
-      <w:r>
-        <w:rPr>
-          <w:sz w:val="24"/>
-          <w:szCs w:val="24"/>
-          <w:lang w:val="en-US"/>
-        </w:rPr>
-        <w:t>3</w:t>
-      </w:r>
+      </w:pPr>
     </w:p>
     <w:p>
       <w:pPr>
@@ -15452,26 +16247,52 @@
         <w:rPr>
           <w:sz w:val="24"/>
           <w:szCs w:val="24"/>
-          <w:lang w:val="en-US"/>
-        </w:rPr>
-      </w:pPr>
-    </w:p>
-    <w:p>
-      <w:pPr>
-        <w:jc w:val="both"/>
-        <w:rPr>
-          <w:sz w:val="24"/>
-          <w:szCs w:val="24"/>
-          <w:lang w:val="es-AR"/>
-        </w:rPr>
-      </w:pPr>
-      <w:r>
-        <w:rPr>
-          <w:sz w:val="24"/>
-          <w:szCs w:val="24"/>
-          <w:lang w:val="es-AR"/>
-        </w:rPr>
-        <w:t xml:space="preserve">La similitud por coseno elimina como mas relevante a uno de los tres documentos que el producto escalar determina con mayor score, ya que D4 solamente tiene presente el termino “libre” en el documento. En cambio, D5 y D6 </w:t>
+          <w:lang w:val="es-AR"/>
+        </w:rPr>
+      </w:pPr>
+      <w:r>
+        <w:rPr>
+          <w:sz w:val="24"/>
+          <w:szCs w:val="24"/>
+          <w:lang w:val="es-AR"/>
+        </w:rPr>
+        <w:t xml:space="preserve">La similitud por coseno elimina como </w:t>
+      </w:r>
+      <w:proofErr w:type="spellStart"/>
+      <w:r>
+        <w:rPr>
+          <w:sz w:val="24"/>
+          <w:szCs w:val="24"/>
+          <w:lang w:val="es-AR"/>
+        </w:rPr>
+        <w:t>mas</w:t>
+      </w:r>
+      <w:proofErr w:type="spellEnd"/>
+      <w:r>
+        <w:rPr>
+          <w:sz w:val="24"/>
+          <w:szCs w:val="24"/>
+          <w:lang w:val="es-AR"/>
+        </w:rPr>
+        <w:t xml:space="preserve"> relevante a uno de los tres documentos que el producto escalar determina con mayor score, ya que D4 solamente tiene presente el </w:t>
+      </w:r>
+      <w:proofErr w:type="spellStart"/>
+      <w:r>
+        <w:rPr>
+          <w:sz w:val="24"/>
+          <w:szCs w:val="24"/>
+          <w:lang w:val="es-AR"/>
+        </w:rPr>
+        <w:t>termino</w:t>
+      </w:r>
+      <w:proofErr w:type="spellEnd"/>
+      <w:r>
+        <w:rPr>
+          <w:sz w:val="24"/>
+          <w:szCs w:val="24"/>
+          <w:lang w:val="es-AR"/>
+        </w:rPr>
+        <w:t xml:space="preserve"> “libre” en el documento. En cambio, D5 y D6 </w:t>
       </w:r>
       <w:r>
         <w:rPr>
@@ -15503,16 +16324,62 @@
           <w:szCs w:val="24"/>
           <w:lang w:val="es-AR"/>
         </w:rPr>
-        <w:t xml:space="preserve"> que están en la query dentro del documento</w:t>
-      </w:r>
-      <w:r>
-        <w:rPr>
-          <w:sz w:val="24"/>
-          <w:szCs w:val="24"/>
-          <w:lang w:val="es-AR"/>
-        </w:rPr>
-        <w:t>, dando por hecho que la similitud por cosenos favorece documentos mas similares a la query</w:t>
-      </w:r>
+        <w:t xml:space="preserve"> que están en la </w:t>
+      </w:r>
+      <w:proofErr w:type="spellStart"/>
+      <w:r>
+        <w:rPr>
+          <w:sz w:val="24"/>
+          <w:szCs w:val="24"/>
+          <w:lang w:val="es-AR"/>
+        </w:rPr>
+        <w:t>query</w:t>
+      </w:r>
+      <w:proofErr w:type="spellEnd"/>
+      <w:r>
+        <w:rPr>
+          <w:sz w:val="24"/>
+          <w:szCs w:val="24"/>
+          <w:lang w:val="es-AR"/>
+        </w:rPr>
+        <w:t xml:space="preserve"> dentro del documento</w:t>
+      </w:r>
+      <w:r>
+        <w:rPr>
+          <w:sz w:val="24"/>
+          <w:szCs w:val="24"/>
+          <w:lang w:val="es-AR"/>
+        </w:rPr>
+        <w:t xml:space="preserve">, dando por hecho que la similitud por cosenos favorece documentos </w:t>
+      </w:r>
+      <w:proofErr w:type="spellStart"/>
+      <w:r>
+        <w:rPr>
+          <w:sz w:val="24"/>
+          <w:szCs w:val="24"/>
+          <w:lang w:val="es-AR"/>
+        </w:rPr>
+        <w:t>mas</w:t>
+      </w:r>
+      <w:proofErr w:type="spellEnd"/>
+      <w:r>
+        <w:rPr>
+          <w:sz w:val="24"/>
+          <w:szCs w:val="24"/>
+          <w:lang w:val="es-AR"/>
+        </w:rPr>
+        <w:t xml:space="preserve"> similares a la </w:t>
+      </w:r>
+      <w:proofErr w:type="spellStart"/>
+      <w:r>
+        <w:rPr>
+          <w:sz w:val="24"/>
+          <w:szCs w:val="24"/>
+          <w:lang w:val="es-AR"/>
+        </w:rPr>
+        <w:t>query</w:t>
+      </w:r>
+      <w:proofErr w:type="spellEnd"/>
       <w:r>
         <w:rPr>
           <w:sz w:val="24"/>
@@ -15857,30 +16724,94 @@
           <w:sz w:val="24"/>
           <w:szCs w:val="24"/>
         </w:rPr>
-        <w:t>En este ejercicio, se uso TF/IDF como forma de ponderación. El calculo del mismo se realizo de la siguiente manera:</w:t>
-      </w:r>
-    </w:p>
-    <w:p>
-      <w:pPr>
-        <w:rPr>
-          <w:sz w:val="24"/>
-          <w:szCs w:val="24"/>
-        </w:rPr>
-      </w:pPr>
-    </w:p>
-    <w:p>
-      <w:pPr>
-        <w:rPr>
-          <w:sz w:val="24"/>
-          <w:szCs w:val="24"/>
-        </w:rPr>
-      </w:pPr>
-      <w:r>
-        <w:rPr>
-          <w:sz w:val="24"/>
-          <w:szCs w:val="24"/>
-        </w:rPr>
-        <w:t>Para el calculo del TF/IDF de cada término, se utilizó la siguiente formula:</w:t>
+        <w:t xml:space="preserve">En este ejercicio, se </w:t>
+      </w:r>
+      <w:proofErr w:type="spellStart"/>
+      <w:r>
+        <w:rPr>
+          <w:sz w:val="24"/>
+          <w:szCs w:val="24"/>
+        </w:rPr>
+        <w:t>uso</w:t>
+      </w:r>
+      <w:proofErr w:type="spellEnd"/>
+      <w:r>
+        <w:rPr>
+          <w:sz w:val="24"/>
+          <w:szCs w:val="24"/>
+        </w:rPr>
+        <w:t xml:space="preserve"> TF/IDF como forma de ponderación. El </w:t>
+      </w:r>
+      <w:proofErr w:type="spellStart"/>
+      <w:r>
+        <w:rPr>
+          <w:sz w:val="24"/>
+          <w:szCs w:val="24"/>
+        </w:rPr>
+        <w:t>calculo</w:t>
+      </w:r>
+      <w:proofErr w:type="spellEnd"/>
+      <w:r>
+        <w:rPr>
+          <w:sz w:val="24"/>
+          <w:szCs w:val="24"/>
+        </w:rPr>
+        <w:t xml:space="preserve"> del mismo se </w:t>
+      </w:r>
+      <w:proofErr w:type="spellStart"/>
+      <w:r>
+        <w:rPr>
+          <w:sz w:val="24"/>
+          <w:szCs w:val="24"/>
+        </w:rPr>
+        <w:t>realizo</w:t>
+      </w:r>
+      <w:proofErr w:type="spellEnd"/>
+      <w:r>
+        <w:rPr>
+          <w:sz w:val="24"/>
+          <w:szCs w:val="24"/>
+        </w:rPr>
+        <w:t xml:space="preserve"> de la siguiente manera:</w:t>
+      </w:r>
+    </w:p>
+    <w:p>
+      <w:pPr>
+        <w:rPr>
+          <w:sz w:val="24"/>
+          <w:szCs w:val="24"/>
+        </w:rPr>
+      </w:pPr>
+    </w:p>
+    <w:p>
+      <w:pPr>
+        <w:rPr>
+          <w:sz w:val="24"/>
+          <w:szCs w:val="24"/>
+        </w:rPr>
+      </w:pPr>
+      <w:r>
+        <w:rPr>
+          <w:sz w:val="24"/>
+          <w:szCs w:val="24"/>
+        </w:rPr>
+        <w:t xml:space="preserve">Para el </w:t>
+      </w:r>
+      <w:proofErr w:type="spellStart"/>
+      <w:r>
+        <w:rPr>
+          <w:sz w:val="24"/>
+          <w:szCs w:val="24"/>
+        </w:rPr>
+        <w:t>calculo</w:t>
+      </w:r>
+      <w:proofErr w:type="spellEnd"/>
+      <w:r>
+        <w:rPr>
+          <w:sz w:val="24"/>
+          <w:szCs w:val="24"/>
+        </w:rPr>
+        <w:t xml:space="preserve"> del TF/IDF de cada término, se utilizó la siguiente formula:</w:t>
       </w:r>
     </w:p>
     <w:p>
@@ -16046,7 +16977,23 @@
           <w:sz w:val="24"/>
           <w:szCs w:val="24"/>
         </w:rPr>
-        <w:t>Luego, se construyo una nueva matriz termino-documento de TF/IDF, usando lo siguiente:</w:t>
+        <w:t xml:space="preserve">Luego, se </w:t>
+      </w:r>
+      <w:proofErr w:type="spellStart"/>
+      <w:r>
+        <w:rPr>
+          <w:sz w:val="24"/>
+          <w:szCs w:val="24"/>
+        </w:rPr>
+        <w:t>construyo</w:t>
+      </w:r>
+      <w:proofErr w:type="spellEnd"/>
+      <w:r>
+        <w:rPr>
+          <w:sz w:val="24"/>
+          <w:szCs w:val="24"/>
+        </w:rPr>
+        <w:t xml:space="preserve"> una nueva matriz termino-documento de TF/IDF, usando lo siguiente:</w:t>
       </w:r>
     </w:p>
     <w:p>
@@ -16190,7 +17137,43 @@
           <w:szCs w:val="24"/>
           <w:lang w:val="en-US"/>
         </w:rPr>
-        <w:t xml:space="preserve"> Terminos: Software – Pais – Fundamental</w:t>
+        <w:t xml:space="preserve"> </w:t>
+      </w:r>
+      <w:proofErr w:type="spellStart"/>
+      <w:r>
+        <w:rPr>
+          <w:sz w:val="24"/>
+          <w:szCs w:val="24"/>
+          <w:lang w:val="en-US"/>
+        </w:rPr>
+        <w:t>Terminos</w:t>
+      </w:r>
+      <w:proofErr w:type="spellEnd"/>
+      <w:r>
+        <w:rPr>
+          <w:sz w:val="24"/>
+          <w:szCs w:val="24"/>
+          <w:lang w:val="en-US"/>
+        </w:rPr>
+        <w:t xml:space="preserve">: Software – </w:t>
+      </w:r>
+      <w:proofErr w:type="spellStart"/>
+      <w:r>
+        <w:rPr>
+          <w:sz w:val="24"/>
+          <w:szCs w:val="24"/>
+          <w:lang w:val="en-US"/>
+        </w:rPr>
+        <w:t>Pais</w:t>
+      </w:r>
+      <w:proofErr w:type="spellEnd"/>
+      <w:r>
+        <w:rPr>
+          <w:sz w:val="24"/>
+          <w:szCs w:val="24"/>
+          <w:lang w:val="en-US"/>
+        </w:rPr>
+        <w:t xml:space="preserve"> – Fundamental</w:t>
       </w:r>
     </w:p>
     <w:p>
@@ -16872,6 +17855,7 @@
                 <w:lang w:val="es-AR"/>
               </w:rPr>
             </w:pPr>
+            <w:proofErr w:type="spellStart"/>
             <w:r>
               <w:rPr>
                 <w:rFonts w:eastAsia="Times New Roman"/>
@@ -16880,6 +17864,7 @@
               </w:rPr>
               <w:t>pais</w:t>
             </w:r>
+            <w:proofErr w:type="spellEnd"/>
           </w:p>
         </w:tc>
         <w:tc>
@@ -17495,7 +18480,25 @@
           <w:szCs w:val="24"/>
           <w:lang w:val="en-US"/>
         </w:rPr>
-        <w:t>: software pais fundamental</w:t>
+        <w:t xml:space="preserve">: software </w:t>
+      </w:r>
+      <w:proofErr w:type="spellStart"/>
+      <w:r>
+        <w:rPr>
+          <w:sz w:val="24"/>
+          <w:szCs w:val="24"/>
+          <w:lang w:val="en-US"/>
+        </w:rPr>
+        <w:t>pais</w:t>
+      </w:r>
+      <w:proofErr w:type="spellEnd"/>
+      <w:r>
+        <w:rPr>
+          <w:sz w:val="24"/>
+          <w:szCs w:val="24"/>
+          <w:lang w:val="en-US"/>
+        </w:rPr>
+        <w:t xml:space="preserve"> fundamental</w:t>
       </w:r>
     </w:p>
     <w:p>
@@ -17517,6 +18520,7 @@
           <w:lang w:val="en-US"/>
         </w:rPr>
       </w:pPr>
+      <w:proofErr w:type="spellStart"/>
       <w:r>
         <w:rPr>
           <w:b/>
@@ -17525,7 +18529,40 @@
           <w:szCs w:val="24"/>
           <w:lang w:val="en-US"/>
         </w:rPr>
-        <w:t>Producto escalar:</w:t>
+        <w:t>Producto</w:t>
+      </w:r>
+      <w:proofErr w:type="spellEnd"/>
+      <w:r>
+        <w:rPr>
+          <w:b/>
+          <w:bCs/>
+          <w:sz w:val="24"/>
+          <w:szCs w:val="24"/>
+          <w:lang w:val="en-US"/>
+        </w:rPr>
+        <w:t xml:space="preserve"> </w:t>
+      </w:r>
+      <w:proofErr w:type="spellStart"/>
+      <w:r>
+        <w:rPr>
+          <w:b/>
+          <w:bCs/>
+          <w:sz w:val="24"/>
+          <w:szCs w:val="24"/>
+          <w:lang w:val="en-US"/>
+        </w:rPr>
+        <w:t>escalar</w:t>
+      </w:r>
+      <w:proofErr w:type="spellEnd"/>
+      <w:r>
+        <w:rPr>
+          <w:b/>
+          <w:bCs/>
+          <w:sz w:val="24"/>
+          <w:szCs w:val="24"/>
+          <w:lang w:val="en-US"/>
+        </w:rPr>
+        <w:t>:</w:t>
       </w:r>
     </w:p>
     <w:p>
@@ -17596,6 +18633,7 @@
                 <w:szCs w:val="24"/>
               </w:rPr>
             </w:pPr>
+            <w:proofErr w:type="spellStart"/>
             <w:r>
               <w:rPr>
                 <w:sz w:val="24"/>
@@ -17603,6 +18641,7 @@
               </w:rPr>
               <w:t>doc</w:t>
             </w:r>
+            <w:proofErr w:type="spellEnd"/>
           </w:p>
         </w:tc>
         <w:tc>
@@ -17950,7 +18989,7 @@
           <w:szCs w:val="24"/>
           <w:lang w:val="en-US"/>
         </w:rPr>
-        <w:t>4</w:t>
+        <w:t xml:space="preserve">4, </w:t>
       </w:r>
       <w:r>
         <w:rPr>
@@ -17958,7 +18997,7 @@
           <w:szCs w:val="24"/>
           <w:lang w:val="en-US"/>
         </w:rPr>
-        <w:t xml:space="preserve">, </w:t>
+        <w:t>D</w:t>
       </w:r>
       <w:r>
         <w:rPr>
@@ -17966,6 +19005,30 @@
           <w:szCs w:val="24"/>
           <w:lang w:val="en-US"/>
         </w:rPr>
+        <w:t>3</w:t>
+      </w:r>
+      <w:r>
+        <w:rPr>
+          <w:sz w:val="24"/>
+          <w:szCs w:val="24"/>
+          <w:lang w:val="en-US"/>
+        </w:rPr>
+        <w:t>,</w:t>
+      </w:r>
+      <w:r>
+        <w:rPr>
+          <w:sz w:val="24"/>
+          <w:szCs w:val="24"/>
+          <w:lang w:val="en-US"/>
+        </w:rPr>
+        <w:t xml:space="preserve"> </w:t>
+      </w:r>
+      <w:r>
+        <w:rPr>
+          <w:sz w:val="24"/>
+          <w:szCs w:val="24"/>
+          <w:lang w:val="en-US"/>
+        </w:rPr>
         <w:t>D</w:t>
       </w:r>
       <w:r>
@@ -17974,7 +19037,7 @@
           <w:szCs w:val="24"/>
           <w:lang w:val="en-US"/>
         </w:rPr>
-        <w:t>3</w:t>
+        <w:t>1</w:t>
       </w:r>
       <w:r>
         <w:rPr>
@@ -18006,98 +19069,86 @@
           <w:szCs w:val="24"/>
           <w:lang w:val="en-US"/>
         </w:rPr>
-        <w:t>1</w:t>
-      </w:r>
-      <w:r>
+        <w:t>2, D6, D5</w:t>
+      </w:r>
+    </w:p>
+    <w:p>
+      <w:pPr>
         <w:rPr>
           <w:sz w:val="24"/>
           <w:szCs w:val="24"/>
           <w:lang w:val="en-US"/>
         </w:rPr>
-        <w:t>,</w:t>
-      </w:r>
-      <w:r>
-        <w:rPr>
-          <w:sz w:val="24"/>
-          <w:szCs w:val="24"/>
-          <w:lang w:val="en-US"/>
-        </w:rPr>
-        <w:t xml:space="preserve"> </w:t>
-      </w:r>
-      <w:r>
-        <w:rPr>
-          <w:sz w:val="24"/>
-          <w:szCs w:val="24"/>
-          <w:lang w:val="en-US"/>
-        </w:rPr>
-        <w:t>D</w:t>
-      </w:r>
-      <w:r>
-        <w:rPr>
-          <w:sz w:val="24"/>
-          <w:szCs w:val="24"/>
-          <w:lang w:val="en-US"/>
-        </w:rPr>
-        <w:t>2</w:t>
-      </w:r>
-      <w:r>
-        <w:rPr>
-          <w:sz w:val="24"/>
-          <w:szCs w:val="24"/>
-          <w:lang w:val="en-US"/>
-        </w:rPr>
-        <w:t>, D6, D</w:t>
-      </w:r>
-      <w:r>
-        <w:rPr>
-          <w:sz w:val="24"/>
-          <w:szCs w:val="24"/>
-          <w:lang w:val="en-US"/>
-        </w:rPr>
-        <w:t>5</w:t>
-      </w:r>
-    </w:p>
-    <w:p>
-      <w:pPr>
-        <w:rPr>
-          <w:sz w:val="24"/>
-          <w:szCs w:val="24"/>
-          <w:lang w:val="en-US"/>
-        </w:rPr>
-      </w:pPr>
-    </w:p>
-    <w:p>
-      <w:pPr>
-        <w:rPr>
-          <w:sz w:val="24"/>
-          <w:szCs w:val="24"/>
-          <w:lang w:val="es-AR"/>
-        </w:rPr>
-      </w:pPr>
-      <w:r>
-        <w:rPr>
-          <w:sz w:val="24"/>
-          <w:szCs w:val="24"/>
-          <w:lang w:val="es-AR"/>
-        </w:rPr>
-        <w:t>Para el producto escalar, el documento mas relevante es D4, siguiendo a D3.</w:t>
-      </w:r>
-    </w:p>
-    <w:p>
-      <w:pPr>
-        <w:rPr>
-          <w:sz w:val="24"/>
-          <w:szCs w:val="24"/>
-          <w:lang w:val="es-AR"/>
-        </w:rPr>
-      </w:pPr>
-      <w:r>
-        <w:rPr>
-          <w:sz w:val="24"/>
-          <w:szCs w:val="24"/>
-          <w:lang w:val="es-AR"/>
-        </w:rPr>
-        <w:t>En comparativa con el ejercicio anterior, D4 sigue siendo el mas relevante, aunque el score de D1 y D3 es diferente.</w:t>
+      </w:pPr>
+    </w:p>
+    <w:p>
+      <w:pPr>
+        <w:rPr>
+          <w:sz w:val="24"/>
+          <w:szCs w:val="24"/>
+          <w:lang w:val="es-AR"/>
+        </w:rPr>
+      </w:pPr>
+      <w:r>
+        <w:rPr>
+          <w:sz w:val="24"/>
+          <w:szCs w:val="24"/>
+          <w:lang w:val="es-AR"/>
+        </w:rPr>
+        <w:t xml:space="preserve">Para el producto escalar, el documento </w:t>
+      </w:r>
+      <w:proofErr w:type="spellStart"/>
+      <w:r>
+        <w:rPr>
+          <w:sz w:val="24"/>
+          <w:szCs w:val="24"/>
+          <w:lang w:val="es-AR"/>
+        </w:rPr>
+        <w:t>mas</w:t>
+      </w:r>
+      <w:proofErr w:type="spellEnd"/>
+      <w:r>
+        <w:rPr>
+          <w:sz w:val="24"/>
+          <w:szCs w:val="24"/>
+          <w:lang w:val="es-AR"/>
+        </w:rPr>
+        <w:t xml:space="preserve"> relevante es D4, siguiendo a D3.</w:t>
+      </w:r>
+    </w:p>
+    <w:p>
+      <w:pPr>
+        <w:rPr>
+          <w:sz w:val="24"/>
+          <w:szCs w:val="24"/>
+          <w:lang w:val="es-AR"/>
+        </w:rPr>
+      </w:pPr>
+      <w:r>
+        <w:rPr>
+          <w:sz w:val="24"/>
+          <w:szCs w:val="24"/>
+          <w:lang w:val="es-AR"/>
+        </w:rPr>
+        <w:t xml:space="preserve">En comparativa con el ejercicio anterior, D4 sigue siendo el </w:t>
+      </w:r>
+      <w:proofErr w:type="spellStart"/>
+      <w:r>
+        <w:rPr>
+          <w:sz w:val="24"/>
+          <w:szCs w:val="24"/>
+          <w:lang w:val="es-AR"/>
+        </w:rPr>
+        <w:t>mas</w:t>
+      </w:r>
+      <w:proofErr w:type="spellEnd"/>
+      <w:r>
+        <w:rPr>
+          <w:sz w:val="24"/>
+          <w:szCs w:val="24"/>
+          <w:lang w:val="es-AR"/>
+        </w:rPr>
+        <w:t xml:space="preserve"> relevante, aunque el score de D1 y D3 es diferente.</w:t>
       </w:r>
     </w:p>
     <w:p>
@@ -18201,6 +19252,7 @@
                 <w:szCs w:val="24"/>
               </w:rPr>
             </w:pPr>
+            <w:proofErr w:type="spellStart"/>
             <w:r>
               <w:rPr>
                 <w:sz w:val="24"/>
@@ -18208,6 +19260,7 @@
               </w:rPr>
               <w:t>doc</w:t>
             </w:r>
+            <w:proofErr w:type="spellEnd"/>
           </w:p>
         </w:tc>
         <w:tc>
@@ -18553,7 +19606,7 @@
           <w:szCs w:val="24"/>
           <w:lang w:val="en-US"/>
         </w:rPr>
-        <w:t>3</w:t>
+        <w:t xml:space="preserve">3, </w:t>
       </w:r>
       <w:r>
         <w:rPr>
@@ -18561,7 +19614,7 @@
           <w:szCs w:val="24"/>
           <w:lang w:val="en-US"/>
         </w:rPr>
-        <w:t xml:space="preserve">, </w:t>
+        <w:t>D</w:t>
       </w:r>
       <w:r>
         <w:rPr>
@@ -18569,6 +19622,30 @@
           <w:szCs w:val="24"/>
           <w:lang w:val="en-US"/>
         </w:rPr>
+        <w:t>4</w:t>
+      </w:r>
+      <w:r>
+        <w:rPr>
+          <w:sz w:val="24"/>
+          <w:szCs w:val="24"/>
+          <w:lang w:val="en-US"/>
+        </w:rPr>
+        <w:t>,</w:t>
+      </w:r>
+      <w:r>
+        <w:rPr>
+          <w:sz w:val="24"/>
+          <w:szCs w:val="24"/>
+          <w:lang w:val="en-US"/>
+        </w:rPr>
+        <w:t xml:space="preserve"> </w:t>
+      </w:r>
+      <w:r>
+        <w:rPr>
+          <w:sz w:val="24"/>
+          <w:szCs w:val="24"/>
+          <w:lang w:val="en-US"/>
+        </w:rPr>
         <w:t>D</w:t>
       </w:r>
       <w:r>
@@ -18577,7 +19654,7 @@
           <w:szCs w:val="24"/>
           <w:lang w:val="en-US"/>
         </w:rPr>
-        <w:t>4</w:t>
+        <w:t>1</w:t>
       </w:r>
       <w:r>
         <w:rPr>
@@ -18609,106 +19686,148 @@
           <w:szCs w:val="24"/>
           <w:lang w:val="en-US"/>
         </w:rPr>
-        <w:t>1</w:t>
-      </w:r>
-      <w:r>
+        <w:t>2, D6, D5</w:t>
+      </w:r>
+    </w:p>
+    <w:p>
+      <w:pPr>
         <w:rPr>
           <w:sz w:val="24"/>
           <w:szCs w:val="24"/>
           <w:lang w:val="en-US"/>
         </w:rPr>
-        <w:t>,</w:t>
-      </w:r>
-      <w:r>
-        <w:rPr>
-          <w:sz w:val="24"/>
-          <w:szCs w:val="24"/>
-          <w:lang w:val="en-US"/>
-        </w:rPr>
-        <w:t xml:space="preserve"> </w:t>
-      </w:r>
-      <w:r>
-        <w:rPr>
-          <w:sz w:val="24"/>
-          <w:szCs w:val="24"/>
-          <w:lang w:val="en-US"/>
-        </w:rPr>
-        <w:t>D</w:t>
-      </w:r>
-      <w:r>
-        <w:rPr>
-          <w:sz w:val="24"/>
-          <w:szCs w:val="24"/>
-          <w:lang w:val="en-US"/>
-        </w:rPr>
-        <w:t>2</w:t>
-      </w:r>
-      <w:r>
-        <w:rPr>
-          <w:sz w:val="24"/>
-          <w:szCs w:val="24"/>
-          <w:lang w:val="en-US"/>
-        </w:rPr>
-        <w:t>, D6, D</w:t>
-      </w:r>
-      <w:r>
-        <w:rPr>
-          <w:sz w:val="24"/>
-          <w:szCs w:val="24"/>
-          <w:lang w:val="en-US"/>
-        </w:rPr>
-        <w:t>5</w:t>
-      </w:r>
-    </w:p>
-    <w:p>
-      <w:pPr>
-        <w:rPr>
-          <w:sz w:val="24"/>
-          <w:szCs w:val="24"/>
-          <w:lang w:val="en-US"/>
-        </w:rPr>
-      </w:pPr>
-    </w:p>
-    <w:p>
-      <w:pPr>
-        <w:rPr>
-          <w:sz w:val="24"/>
-          <w:szCs w:val="24"/>
-          <w:lang w:val="es-AR"/>
-        </w:rPr>
-      </w:pPr>
-      <w:r>
-        <w:rPr>
-          <w:sz w:val="24"/>
-          <w:szCs w:val="24"/>
-          <w:lang w:val="es-AR"/>
-        </w:rPr>
-        <w:t>Para cosenos, D3 es quien tiene el score mas alto, siendo lo más símil a la Query posible. Le sigue D4, donde el producto escalar había identifico como de mayor similitud.</w:t>
-      </w:r>
-    </w:p>
-    <w:p>
-      <w:pPr>
-        <w:rPr>
-          <w:sz w:val="24"/>
-          <w:szCs w:val="24"/>
-          <w:lang w:val="es-AR"/>
-        </w:rPr>
-      </w:pPr>
-      <w:r>
-        <w:rPr>
-          <w:sz w:val="24"/>
-          <w:szCs w:val="24"/>
-          <w:lang w:val="es-AR"/>
-        </w:rPr>
-        <w:t>Esto puede explicarse por el valor que presenta el termino “software”. La ponderación por TF*IDF hizo que este término pese menos por aparecer en mas documento (4 en total, a comparación de los otros dos términos que aparecen 3 veces)</w:t>
-      </w:r>
-      <w:r>
-        <w:rPr>
-          <w:sz w:val="24"/>
-          <w:szCs w:val="24"/>
-          <w:lang w:val="es-AR"/>
-        </w:rPr>
-        <w:t>, haciendo que D3 pase a ser mas relevante</w:t>
+      </w:pPr>
+    </w:p>
+    <w:p>
+      <w:pPr>
+        <w:rPr>
+          <w:sz w:val="24"/>
+          <w:szCs w:val="24"/>
+          <w:lang w:val="es-AR"/>
+        </w:rPr>
+      </w:pPr>
+      <w:r>
+        <w:rPr>
+          <w:sz w:val="24"/>
+          <w:szCs w:val="24"/>
+          <w:lang w:val="es-AR"/>
+        </w:rPr>
+        <w:t xml:space="preserve">Para cosenos, D3 es quien tiene el score </w:t>
+      </w:r>
+      <w:proofErr w:type="spellStart"/>
+      <w:r>
+        <w:rPr>
+          <w:sz w:val="24"/>
+          <w:szCs w:val="24"/>
+          <w:lang w:val="es-AR"/>
+        </w:rPr>
+        <w:t>mas</w:t>
+      </w:r>
+      <w:proofErr w:type="spellEnd"/>
+      <w:r>
+        <w:rPr>
+          <w:sz w:val="24"/>
+          <w:szCs w:val="24"/>
+          <w:lang w:val="es-AR"/>
+        </w:rPr>
+        <w:t xml:space="preserve"> alto, siendo lo más símil a la </w:t>
+      </w:r>
+      <w:proofErr w:type="spellStart"/>
+      <w:r>
+        <w:rPr>
+          <w:sz w:val="24"/>
+          <w:szCs w:val="24"/>
+          <w:lang w:val="es-AR"/>
+        </w:rPr>
+        <w:t>Query</w:t>
+      </w:r>
+      <w:proofErr w:type="spellEnd"/>
+      <w:r>
+        <w:rPr>
+          <w:sz w:val="24"/>
+          <w:szCs w:val="24"/>
+          <w:lang w:val="es-AR"/>
+        </w:rPr>
+        <w:t xml:space="preserve"> posible. Le sigue D4, donde el producto escalar había identifico como de mayor similitud.</w:t>
+      </w:r>
+    </w:p>
+    <w:p>
+      <w:pPr>
+        <w:rPr>
+          <w:sz w:val="24"/>
+          <w:szCs w:val="24"/>
+          <w:lang w:val="es-AR"/>
+        </w:rPr>
+      </w:pPr>
+      <w:r>
+        <w:rPr>
+          <w:sz w:val="24"/>
+          <w:szCs w:val="24"/>
+          <w:lang w:val="es-AR"/>
+        </w:rPr>
+        <w:t xml:space="preserve">Esto puede explicarse por el valor que presenta el </w:t>
+      </w:r>
+      <w:proofErr w:type="spellStart"/>
+      <w:r>
+        <w:rPr>
+          <w:sz w:val="24"/>
+          <w:szCs w:val="24"/>
+          <w:lang w:val="es-AR"/>
+        </w:rPr>
+        <w:t>termino</w:t>
+      </w:r>
+      <w:proofErr w:type="spellEnd"/>
+      <w:r>
+        <w:rPr>
+          <w:sz w:val="24"/>
+          <w:szCs w:val="24"/>
+          <w:lang w:val="es-AR"/>
+        </w:rPr>
+        <w:t xml:space="preserve"> “software”. La ponderación por TF*IDF hizo que este término pese menos por aparecer en </w:t>
+      </w:r>
+      <w:proofErr w:type="spellStart"/>
+      <w:r>
+        <w:rPr>
+          <w:sz w:val="24"/>
+          <w:szCs w:val="24"/>
+          <w:lang w:val="es-AR"/>
+        </w:rPr>
+        <w:t>mas</w:t>
+      </w:r>
+      <w:proofErr w:type="spellEnd"/>
+      <w:r>
+        <w:rPr>
+          <w:sz w:val="24"/>
+          <w:szCs w:val="24"/>
+          <w:lang w:val="es-AR"/>
+        </w:rPr>
+        <w:t xml:space="preserve"> documento (4 en total, a comparación de los otros dos términos que aparecen 3 veces)</w:t>
+      </w:r>
+      <w:r>
+        <w:rPr>
+          <w:sz w:val="24"/>
+          <w:szCs w:val="24"/>
+          <w:lang w:val="es-AR"/>
+        </w:rPr>
+        <w:t xml:space="preserve">, haciendo que D3 pase a ser </w:t>
+      </w:r>
+      <w:proofErr w:type="spellStart"/>
+      <w:r>
+        <w:rPr>
+          <w:sz w:val="24"/>
+          <w:szCs w:val="24"/>
+          <w:lang w:val="es-AR"/>
+        </w:rPr>
+        <w:t>mas</w:t>
+      </w:r>
+      <w:proofErr w:type="spellEnd"/>
+      <w:r>
+        <w:rPr>
+          <w:sz w:val="24"/>
+          <w:szCs w:val="24"/>
+          <w:lang w:val="es-AR"/>
+        </w:rPr>
+        <w:t xml:space="preserve"> relevante</w:t>
       </w:r>
       <w:r>
         <w:rPr>
@@ -18754,7 +19873,43 @@
           <w:szCs w:val="24"/>
           <w:lang w:val="es-AR"/>
         </w:rPr>
-        <w:t xml:space="preserve"> Terminos: Produccion – Cultura </w:t>
+        <w:t xml:space="preserve"> </w:t>
+      </w:r>
+      <w:proofErr w:type="spellStart"/>
+      <w:r>
+        <w:rPr>
+          <w:sz w:val="24"/>
+          <w:szCs w:val="24"/>
+          <w:lang w:val="es-AR"/>
+        </w:rPr>
+        <w:t>Terminos</w:t>
+      </w:r>
+      <w:proofErr w:type="spellEnd"/>
+      <w:r>
+        <w:rPr>
+          <w:sz w:val="24"/>
+          <w:szCs w:val="24"/>
+          <w:lang w:val="es-AR"/>
+        </w:rPr>
+        <w:t xml:space="preserve">: </w:t>
+      </w:r>
+      <w:proofErr w:type="spellStart"/>
+      <w:r>
+        <w:rPr>
+          <w:sz w:val="24"/>
+          <w:szCs w:val="24"/>
+          <w:lang w:val="es-AR"/>
+        </w:rPr>
+        <w:t>Produccion</w:t>
+      </w:r>
+      <w:proofErr w:type="spellEnd"/>
+      <w:r>
+        <w:rPr>
+          <w:sz w:val="24"/>
+          <w:szCs w:val="24"/>
+          <w:lang w:val="es-AR"/>
+        </w:rPr>
+        <w:t xml:space="preserve"> – Cultura </w:t>
       </w:r>
       <w:r>
         <w:rPr>
@@ -19812,6 +20967,7 @@
                 <w:lang w:val="es-AR"/>
               </w:rPr>
             </w:pPr>
+            <w:proofErr w:type="spellStart"/>
             <w:r>
               <w:rPr>
                 <w:rFonts w:eastAsia="Times New Roman"/>
@@ -19820,6 +20976,7 @@
               </w:rPr>
               <w:t>produccion</w:t>
             </w:r>
+            <w:proofErr w:type="spellEnd"/>
           </w:p>
         </w:tc>
         <w:tc>
@@ -20141,34 +21298,71 @@
           <w:szCs w:val="24"/>
           <w:lang w:val="es-AR"/>
         </w:rPr>
-        <w:t xml:space="preserve">Antes de llevar a cabo las similitudes, puede verse como producción es el termino mas pesado de todos, haciendo que sea de gran relevancia para el documento </w:t>
-      </w:r>
-      <w:r>
-        <w:rPr>
-          <w:sz w:val="24"/>
-          <w:szCs w:val="24"/>
-          <w:lang w:val="es-AR"/>
-        </w:rPr>
-        <w:t>por ser mas raro.</w:t>
-      </w:r>
-    </w:p>
-    <w:p>
-      <w:pPr>
-        <w:rPr>
-          <w:sz w:val="24"/>
-          <w:szCs w:val="24"/>
-          <w:lang w:val="es-AR"/>
-        </w:rPr>
-      </w:pPr>
-    </w:p>
-    <w:p>
-      <w:pPr>
-        <w:rPr>
-          <w:sz w:val="24"/>
-          <w:szCs w:val="24"/>
-          <w:lang w:val="es-AR"/>
-        </w:rPr>
-      </w:pPr>
+        <w:t xml:space="preserve">Antes de llevar a cabo las similitudes, puede verse como producción es el termino </w:t>
+      </w:r>
+      <w:proofErr w:type="spellStart"/>
+      <w:r>
+        <w:rPr>
+          <w:sz w:val="24"/>
+          <w:szCs w:val="24"/>
+          <w:lang w:val="es-AR"/>
+        </w:rPr>
+        <w:t>mas</w:t>
+      </w:r>
+      <w:proofErr w:type="spellEnd"/>
+      <w:r>
+        <w:rPr>
+          <w:sz w:val="24"/>
+          <w:szCs w:val="24"/>
+          <w:lang w:val="es-AR"/>
+        </w:rPr>
+        <w:t xml:space="preserve"> pesado de todos, haciendo que sea de gran relevancia para el documento </w:t>
+      </w:r>
+      <w:r>
+        <w:rPr>
+          <w:sz w:val="24"/>
+          <w:szCs w:val="24"/>
+          <w:lang w:val="es-AR"/>
+        </w:rPr>
+        <w:t xml:space="preserve">por ser </w:t>
+      </w:r>
+      <w:proofErr w:type="spellStart"/>
+      <w:r>
+        <w:rPr>
+          <w:sz w:val="24"/>
+          <w:szCs w:val="24"/>
+          <w:lang w:val="es-AR"/>
+        </w:rPr>
+        <w:t>mas</w:t>
+      </w:r>
+      <w:proofErr w:type="spellEnd"/>
+      <w:r>
+        <w:rPr>
+          <w:sz w:val="24"/>
+          <w:szCs w:val="24"/>
+          <w:lang w:val="es-AR"/>
+        </w:rPr>
+        <w:t xml:space="preserve"> raro.</w:t>
+      </w:r>
+    </w:p>
+    <w:p>
+      <w:pPr>
+        <w:rPr>
+          <w:sz w:val="24"/>
+          <w:szCs w:val="24"/>
+          <w:lang w:val="es-AR"/>
+        </w:rPr>
+      </w:pPr>
+    </w:p>
+    <w:p>
+      <w:pPr>
+        <w:rPr>
+          <w:sz w:val="24"/>
+          <w:szCs w:val="24"/>
+          <w:lang w:val="es-AR"/>
+        </w:rPr>
+      </w:pPr>
+      <w:proofErr w:type="spellStart"/>
       <w:r>
         <w:rPr>
           <w:b/>
@@ -20179,13 +21373,32 @@
         </w:rPr>
         <w:t>Query</w:t>
       </w:r>
-      <w:r>
-        <w:rPr>
-          <w:sz w:val="24"/>
-          <w:szCs w:val="24"/>
-          <w:lang w:val="es-AR"/>
-        </w:rPr>
-        <w:t>: produccion cultura libre</w:t>
+      <w:proofErr w:type="spellEnd"/>
+      <w:r>
+        <w:rPr>
+          <w:sz w:val="24"/>
+          <w:szCs w:val="24"/>
+          <w:lang w:val="es-AR"/>
+        </w:rPr>
+        <w:t xml:space="preserve">: </w:t>
+      </w:r>
+      <w:proofErr w:type="spellStart"/>
+      <w:r>
+        <w:rPr>
+          <w:sz w:val="24"/>
+          <w:szCs w:val="24"/>
+          <w:lang w:val="es-AR"/>
+        </w:rPr>
+        <w:t>produccion</w:t>
+      </w:r>
+      <w:proofErr w:type="spellEnd"/>
+      <w:r>
+        <w:rPr>
+          <w:sz w:val="24"/>
+          <w:szCs w:val="24"/>
+          <w:lang w:val="es-AR"/>
+        </w:rPr>
+        <w:t xml:space="preserve"> cultura libre</w:t>
       </w:r>
     </w:p>
     <w:p>
@@ -20286,6 +21499,7 @@
                 <w:szCs w:val="24"/>
               </w:rPr>
             </w:pPr>
+            <w:proofErr w:type="spellStart"/>
             <w:r>
               <w:rPr>
                 <w:sz w:val="24"/>
@@ -20293,6 +21507,7 @@
               </w:rPr>
               <w:t>doc</w:t>
             </w:r>
+            <w:proofErr w:type="spellEnd"/>
           </w:p>
         </w:tc>
         <w:tc>
@@ -20718,49 +21933,51 @@
           <w:szCs w:val="24"/>
           <w:lang w:val="en-US"/>
         </w:rPr>
-        <w:t>5, D6</w:t>
-      </w:r>
-      <w:r>
+        <w:t>5, D6-1</w:t>
+      </w:r>
+    </w:p>
+    <w:p>
+      <w:pPr>
         <w:rPr>
           <w:sz w:val="24"/>
           <w:szCs w:val="24"/>
           <w:lang w:val="en-US"/>
         </w:rPr>
-        <w:t>-</w:t>
-      </w:r>
-      <w:r>
-        <w:rPr>
-          <w:sz w:val="24"/>
-          <w:szCs w:val="24"/>
-          <w:lang w:val="en-US"/>
-        </w:rPr>
-        <w:t>1</w:t>
-      </w:r>
-    </w:p>
-    <w:p>
-      <w:pPr>
-        <w:rPr>
-          <w:sz w:val="24"/>
-          <w:szCs w:val="24"/>
-          <w:lang w:val="en-US"/>
-        </w:rPr>
-      </w:pPr>
-    </w:p>
-    <w:p>
-      <w:pPr>
-        <w:rPr>
-          <w:sz w:val="24"/>
-          <w:szCs w:val="24"/>
-          <w:lang w:val="es-AR"/>
-        </w:rPr>
-      </w:pPr>
-      <w:r>
-        <w:rPr>
-          <w:sz w:val="24"/>
-          <w:szCs w:val="24"/>
-          <w:lang w:val="es-AR"/>
-        </w:rPr>
-        <w:t xml:space="preserve">El producto escalar determina con mayor scoring a D2 por contener todos los </w:t>
+      </w:pPr>
+    </w:p>
+    <w:p>
+      <w:pPr>
+        <w:rPr>
+          <w:sz w:val="24"/>
+          <w:szCs w:val="24"/>
+          <w:lang w:val="es-AR"/>
+        </w:rPr>
+      </w:pPr>
+      <w:r>
+        <w:rPr>
+          <w:sz w:val="24"/>
+          <w:szCs w:val="24"/>
+          <w:lang w:val="es-AR"/>
+        </w:rPr>
+        <w:t xml:space="preserve">El producto escalar determina con mayor </w:t>
+      </w:r>
+      <w:proofErr w:type="spellStart"/>
+      <w:r>
+        <w:rPr>
+          <w:sz w:val="24"/>
+          <w:szCs w:val="24"/>
+          <w:lang w:val="es-AR"/>
+        </w:rPr>
+        <w:t>scoring</w:t>
+      </w:r>
+      <w:proofErr w:type="spellEnd"/>
+      <w:r>
+        <w:rPr>
+          <w:sz w:val="24"/>
+          <w:szCs w:val="24"/>
+          <w:lang w:val="es-AR"/>
+        </w:rPr>
+        <w:t xml:space="preserve"> a D2 por contener todos los </w:t>
       </w:r>
       <w:r>
         <w:rPr>
@@ -20895,6 +22112,7 @@
                 <w:szCs w:val="24"/>
               </w:rPr>
             </w:pPr>
+            <w:proofErr w:type="spellStart"/>
             <w:r>
               <w:rPr>
                 <w:sz w:val="24"/>
@@ -20902,6 +22120,7 @@
               </w:rPr>
               <w:t>doc</w:t>
             </w:r>
+            <w:proofErr w:type="spellEnd"/>
           </w:p>
         </w:tc>
         <w:tc>
@@ -21305,74 +22524,104 @@
           <w:szCs w:val="24"/>
           <w:lang w:val="en-US"/>
         </w:rPr>
-        <w:t>4-</w:t>
-      </w:r>
-      <w:r>
+        <w:t>4-5, D6-1</w:t>
+      </w:r>
+    </w:p>
+    <w:p>
+      <w:pPr>
         <w:rPr>
           <w:sz w:val="24"/>
           <w:szCs w:val="24"/>
           <w:lang w:val="en-US"/>
         </w:rPr>
-        <w:t>5, D6</w:t>
-      </w:r>
-      <w:r>
-        <w:rPr>
-          <w:sz w:val="24"/>
-          <w:szCs w:val="24"/>
-          <w:lang w:val="en-US"/>
-        </w:rPr>
-        <w:t>-</w:t>
-      </w:r>
-      <w:r>
-        <w:rPr>
-          <w:sz w:val="24"/>
-          <w:szCs w:val="24"/>
-          <w:lang w:val="en-US"/>
-        </w:rPr>
-        <w:t>1</w:t>
-      </w:r>
-    </w:p>
-    <w:p>
-      <w:pPr>
-        <w:rPr>
-          <w:sz w:val="24"/>
-          <w:szCs w:val="24"/>
-          <w:lang w:val="en-US"/>
-        </w:rPr>
-      </w:pPr>
-    </w:p>
-    <w:p>
-      <w:pPr>
-        <w:rPr>
-          <w:sz w:val="24"/>
-          <w:szCs w:val="24"/>
-          <w:lang w:val="es-AR"/>
-        </w:rPr>
-      </w:pPr>
-      <w:r>
-        <w:rPr>
-          <w:sz w:val="24"/>
-          <w:szCs w:val="24"/>
-          <w:lang w:val="es-AR"/>
-        </w:rPr>
-        <w:t>La similitud por coseno, al igual que el producto escalar, determina que D2 es el documento con mejor score, exacto a la query. Este sobresale de los demás por tener presente los 3 términos de la query.</w:t>
-      </w:r>
-    </w:p>
-    <w:p>
-      <w:pPr>
-        <w:rPr>
-          <w:sz w:val="24"/>
-          <w:szCs w:val="24"/>
-          <w:lang w:val="es-AR"/>
-        </w:rPr>
-      </w:pPr>
-      <w:r>
-        <w:rPr>
-          <w:sz w:val="24"/>
-          <w:szCs w:val="24"/>
-          <w:lang w:val="es-AR"/>
-        </w:rPr>
-        <w:t>Se destaca también el alto valor de score de D3, a pesar de solamente tener presente el termino “producción” en su corpus. Esto nos hace concluir que un solo termino muy importante puede competir contra varios poco importante.</w:t>
+      </w:pPr>
+    </w:p>
+    <w:p>
+      <w:pPr>
+        <w:rPr>
+          <w:sz w:val="24"/>
+          <w:szCs w:val="24"/>
+          <w:lang w:val="es-AR"/>
+        </w:rPr>
+      </w:pPr>
+      <w:r>
+        <w:rPr>
+          <w:sz w:val="24"/>
+          <w:szCs w:val="24"/>
+          <w:lang w:val="es-AR"/>
+        </w:rPr>
+        <w:t xml:space="preserve">La similitud por coseno, al igual que el producto escalar, determina que D2 es el documento con mejor score, exacto a la </w:t>
+      </w:r>
+      <w:proofErr w:type="spellStart"/>
+      <w:r>
+        <w:rPr>
+          <w:sz w:val="24"/>
+          <w:szCs w:val="24"/>
+          <w:lang w:val="es-AR"/>
+        </w:rPr>
+        <w:t>query</w:t>
+      </w:r>
+      <w:proofErr w:type="spellEnd"/>
+      <w:r>
+        <w:rPr>
+          <w:sz w:val="24"/>
+          <w:szCs w:val="24"/>
+          <w:lang w:val="es-AR"/>
+        </w:rPr>
+        <w:t xml:space="preserve">. Este sobresale de los demás por tener presente los 3 términos de la </w:t>
+      </w:r>
+      <w:proofErr w:type="spellStart"/>
+      <w:r>
+        <w:rPr>
+          <w:sz w:val="24"/>
+          <w:szCs w:val="24"/>
+          <w:lang w:val="es-AR"/>
+        </w:rPr>
+        <w:t>query</w:t>
+      </w:r>
+      <w:proofErr w:type="spellEnd"/>
+      <w:r>
+        <w:rPr>
+          <w:sz w:val="24"/>
+          <w:szCs w:val="24"/>
+          <w:lang w:val="es-AR"/>
+        </w:rPr>
+        <w:t>.</w:t>
+      </w:r>
+    </w:p>
+    <w:p>
+      <w:pPr>
+        <w:rPr>
+          <w:sz w:val="24"/>
+          <w:szCs w:val="24"/>
+          <w:lang w:val="es-AR"/>
+        </w:rPr>
+      </w:pPr>
+      <w:r>
+        <w:rPr>
+          <w:sz w:val="24"/>
+          <w:szCs w:val="24"/>
+          <w:lang w:val="es-AR"/>
+        </w:rPr>
+        <w:t xml:space="preserve">Se destaca también el alto valor de score de D3, a pesar de solamente tener presente el </w:t>
+      </w:r>
+      <w:proofErr w:type="spellStart"/>
+      <w:r>
+        <w:rPr>
+          <w:sz w:val="24"/>
+          <w:szCs w:val="24"/>
+          <w:lang w:val="es-AR"/>
+        </w:rPr>
+        <w:t>termino</w:t>
+      </w:r>
+      <w:proofErr w:type="spellEnd"/>
+      <w:r>
+        <w:rPr>
+          <w:sz w:val="24"/>
+          <w:szCs w:val="24"/>
+          <w:lang w:val="es-AR"/>
+        </w:rPr>
+        <w:t xml:space="preserve"> “producción” en su corpus. Esto nos hace concluir que un solo termino muy importante puede competir contra varios poco importante.</w:t>
       </w:r>
     </w:p>
     <w:p>
@@ -21410,7 +22659,25 @@
           <w:szCs w:val="24"/>
           <w:lang w:val="es-AR"/>
         </w:rPr>
-        <w:t xml:space="preserve"> Terminos: Fundamental – Libre </w:t>
+        <w:t xml:space="preserve"> </w:t>
+      </w:r>
+      <w:proofErr w:type="spellStart"/>
+      <w:r>
+        <w:rPr>
+          <w:sz w:val="24"/>
+          <w:szCs w:val="24"/>
+          <w:lang w:val="es-AR"/>
+        </w:rPr>
+        <w:t>Terminos</w:t>
+      </w:r>
+      <w:proofErr w:type="spellEnd"/>
+      <w:r>
+        <w:rPr>
+          <w:sz w:val="24"/>
+          <w:szCs w:val="24"/>
+          <w:lang w:val="es-AR"/>
+        </w:rPr>
+        <w:t xml:space="preserve">: Fundamental – Libre </w:t>
       </w:r>
       <w:r>
         <w:rPr>
@@ -21426,8 +22693,18 @@
           <w:szCs w:val="24"/>
           <w:lang w:val="es-AR"/>
         </w:rPr>
-        <w:t xml:space="preserve"> Pais</w:t>
-      </w:r>
+        <w:t xml:space="preserve"> </w:t>
+      </w:r>
+      <w:proofErr w:type="spellStart"/>
+      <w:r>
+        <w:rPr>
+          <w:sz w:val="24"/>
+          <w:szCs w:val="24"/>
+          <w:lang w:val="es-AR"/>
+        </w:rPr>
+        <w:t>Pais</w:t>
+      </w:r>
+      <w:proofErr w:type="spellEnd"/>
     </w:p>
     <w:p>
       <w:pPr>
@@ -22468,6 +23745,7 @@
                 <w:lang w:val="es-AR"/>
               </w:rPr>
             </w:pPr>
+            <w:proofErr w:type="spellStart"/>
             <w:r>
               <w:rPr>
                 <w:rFonts w:eastAsia="Times New Roman"/>
@@ -22476,6 +23754,7 @@
               </w:rPr>
               <w:t>pais</w:t>
             </w:r>
+            <w:proofErr w:type="spellEnd"/>
           </w:p>
         </w:tc>
         <w:tc>
@@ -22825,6 +24104,7 @@
           <w:lang w:val="es-AR"/>
         </w:rPr>
       </w:pPr>
+      <w:proofErr w:type="spellStart"/>
       <w:r>
         <w:rPr>
           <w:b/>
@@ -22835,14 +24115,25 @@
         </w:rPr>
         <w:t>Query</w:t>
       </w:r>
-      <w:r>
-        <w:rPr>
-          <w:sz w:val="24"/>
-          <w:szCs w:val="24"/>
-          <w:lang w:val="es-AR"/>
-        </w:rPr>
-        <w:t>: fundamental libre pais</w:t>
-      </w:r>
+      <w:proofErr w:type="spellEnd"/>
+      <w:r>
+        <w:rPr>
+          <w:sz w:val="24"/>
+          <w:szCs w:val="24"/>
+          <w:lang w:val="es-AR"/>
+        </w:rPr>
+        <w:t xml:space="preserve">: fundamental libre </w:t>
+      </w:r>
+      <w:proofErr w:type="spellStart"/>
+      <w:r>
+        <w:rPr>
+          <w:sz w:val="24"/>
+          <w:szCs w:val="24"/>
+          <w:lang w:val="es-AR"/>
+        </w:rPr>
+        <w:t>pais</w:t>
+      </w:r>
+      <w:proofErr w:type="spellEnd"/>
     </w:p>
     <w:p>
       <w:pPr>
@@ -22942,6 +24233,7 @@
                 <w:szCs w:val="24"/>
               </w:rPr>
             </w:pPr>
+            <w:proofErr w:type="spellStart"/>
             <w:r>
               <w:rPr>
                 <w:sz w:val="24"/>
@@ -22949,6 +24241,7 @@
               </w:rPr>
               <w:t>doc</w:t>
             </w:r>
+            <w:proofErr w:type="spellEnd"/>
           </w:p>
         </w:tc>
         <w:tc>
@@ -23294,7 +24587,7 @@
           <w:szCs w:val="24"/>
           <w:lang w:val="en-US"/>
         </w:rPr>
-        <w:t>4</w:t>
+        <w:t xml:space="preserve">4, </w:t>
       </w:r>
       <w:r>
         <w:rPr>
@@ -23302,7 +24595,7 @@
           <w:szCs w:val="24"/>
           <w:lang w:val="en-US"/>
         </w:rPr>
-        <w:t xml:space="preserve">, </w:t>
+        <w:t>D</w:t>
       </w:r>
       <w:r>
         <w:rPr>
@@ -23310,6 +24603,30 @@
           <w:szCs w:val="24"/>
           <w:lang w:val="en-US"/>
         </w:rPr>
+        <w:t>3</w:t>
+      </w:r>
+      <w:r>
+        <w:rPr>
+          <w:sz w:val="24"/>
+          <w:szCs w:val="24"/>
+          <w:lang w:val="en-US"/>
+        </w:rPr>
+        <w:t>,</w:t>
+      </w:r>
+      <w:r>
+        <w:rPr>
+          <w:sz w:val="24"/>
+          <w:szCs w:val="24"/>
+          <w:lang w:val="en-US"/>
+        </w:rPr>
+        <w:t xml:space="preserve"> </w:t>
+      </w:r>
+      <w:r>
+        <w:rPr>
+          <w:sz w:val="24"/>
+          <w:szCs w:val="24"/>
+          <w:lang w:val="en-US"/>
+        </w:rPr>
         <w:t>D</w:t>
       </w:r>
       <w:r>
@@ -23318,55 +24635,7 @@
           <w:szCs w:val="24"/>
           <w:lang w:val="en-US"/>
         </w:rPr>
-        <w:t>3</w:t>
-      </w:r>
-      <w:r>
-        <w:rPr>
-          <w:sz w:val="24"/>
-          <w:szCs w:val="24"/>
-          <w:lang w:val="en-US"/>
-        </w:rPr>
-        <w:t>,</w:t>
-      </w:r>
-      <w:r>
-        <w:rPr>
-          <w:sz w:val="24"/>
-          <w:szCs w:val="24"/>
-          <w:lang w:val="en-US"/>
-        </w:rPr>
-        <w:t xml:space="preserve"> </w:t>
-      </w:r>
-      <w:r>
-        <w:rPr>
-          <w:sz w:val="24"/>
-          <w:szCs w:val="24"/>
-          <w:lang w:val="en-US"/>
-        </w:rPr>
-        <w:t>D</w:t>
-      </w:r>
-      <w:r>
-        <w:rPr>
-          <w:sz w:val="24"/>
-          <w:szCs w:val="24"/>
-          <w:lang w:val="en-US"/>
-        </w:rPr>
-        <w:t>1-2</w:t>
-      </w:r>
-      <w:r>
-        <w:rPr>
-          <w:sz w:val="24"/>
-          <w:szCs w:val="24"/>
-          <w:lang w:val="en-US"/>
-        </w:rPr>
-        <w:t>, D</w:t>
-      </w:r>
-      <w:r>
-        <w:rPr>
-          <w:sz w:val="24"/>
-          <w:szCs w:val="24"/>
-          <w:lang w:val="en-US"/>
-        </w:rPr>
-        <w:t>5-6</w:t>
+        <w:t>1-2, D5-6</w:t>
       </w:r>
     </w:p>
     <w:p>
@@ -23519,6 +24788,7 @@
                 <w:szCs w:val="24"/>
               </w:rPr>
             </w:pPr>
+            <w:proofErr w:type="spellStart"/>
             <w:r>
               <w:rPr>
                 <w:sz w:val="24"/>
@@ -23526,6 +24796,7 @@
               </w:rPr>
               <w:t>doc</w:t>
             </w:r>
+            <w:proofErr w:type="spellEnd"/>
           </w:p>
         </w:tc>
         <w:tc>
@@ -23871,7 +25142,7 @@
           <w:szCs w:val="24"/>
           <w:lang w:val="en-US"/>
         </w:rPr>
-        <w:t>4,</w:t>
+        <w:t xml:space="preserve">4, </w:t>
       </w:r>
       <w:r>
         <w:rPr>
@@ -23879,6 +25150,30 @@
           <w:szCs w:val="24"/>
           <w:lang w:val="en-US"/>
         </w:rPr>
+        <w:t>D</w:t>
+      </w:r>
+      <w:r>
+        <w:rPr>
+          <w:sz w:val="24"/>
+          <w:szCs w:val="24"/>
+          <w:lang w:val="en-US"/>
+        </w:rPr>
+        <w:t>3</w:t>
+      </w:r>
+      <w:r>
+        <w:rPr>
+          <w:sz w:val="24"/>
+          <w:szCs w:val="24"/>
+          <w:lang w:val="en-US"/>
+        </w:rPr>
+        <w:t>,</w:t>
+      </w:r>
+      <w:r>
+        <w:rPr>
+          <w:sz w:val="24"/>
+          <w:szCs w:val="24"/>
+          <w:lang w:val="en-US"/>
+        </w:rPr>
         <w:t xml:space="preserve"> </w:t>
       </w:r>
       <w:r>
@@ -23895,150 +25190,120 @@
           <w:szCs w:val="24"/>
           <w:lang w:val="en-US"/>
         </w:rPr>
-        <w:t>3</w:t>
-      </w:r>
-      <w:r>
+        <w:t>1-2, D5-6</w:t>
+      </w:r>
+    </w:p>
+    <w:p>
+      <w:pPr>
         <w:rPr>
           <w:sz w:val="24"/>
           <w:szCs w:val="24"/>
           <w:lang w:val="en-US"/>
         </w:rPr>
+      </w:pPr>
+    </w:p>
+    <w:p>
+      <w:pPr>
+        <w:rPr>
+          <w:sz w:val="24"/>
+          <w:szCs w:val="24"/>
+          <w:lang w:val="es-AR"/>
+        </w:rPr>
+      </w:pPr>
+      <w:r>
+        <w:rPr>
+          <w:sz w:val="24"/>
+          <w:szCs w:val="24"/>
+          <w:lang w:val="es-AR"/>
+        </w:rPr>
+        <w:t xml:space="preserve">D4 supera a D3 en score por tener presente el término </w:t>
+      </w:r>
+      <w:r>
+        <w:rPr>
+          <w:sz w:val="24"/>
+          <w:szCs w:val="24"/>
+          <w:lang w:val="es-AR"/>
+        </w:rPr>
+        <w:t>“</w:t>
+      </w:r>
+      <w:r>
+        <w:rPr>
+          <w:sz w:val="24"/>
+          <w:szCs w:val="24"/>
+          <w:lang w:val="es-AR"/>
+        </w:rPr>
+        <w:t>libre</w:t>
+      </w:r>
+      <w:r>
+        <w:rPr>
+          <w:sz w:val="24"/>
+          <w:szCs w:val="24"/>
+          <w:lang w:val="es-AR"/>
+        </w:rPr>
+        <w:t>”</w:t>
+      </w:r>
+      <w:r>
+        <w:rPr>
+          <w:sz w:val="24"/>
+          <w:szCs w:val="24"/>
+          <w:lang w:val="es-AR"/>
+        </w:rPr>
+        <w:t xml:space="preserve">, haciendo que este mas alineado a la </w:t>
+      </w:r>
+      <w:proofErr w:type="spellStart"/>
+      <w:r>
+        <w:rPr>
+          <w:sz w:val="24"/>
+          <w:szCs w:val="24"/>
+          <w:lang w:val="es-AR"/>
+        </w:rPr>
+        <w:t>query</w:t>
+      </w:r>
+      <w:proofErr w:type="spellEnd"/>
+      <w:r>
+        <w:rPr>
+          <w:sz w:val="24"/>
+          <w:szCs w:val="24"/>
+          <w:lang w:val="es-AR"/>
+        </w:rPr>
+        <w:t xml:space="preserve">. De igual manera, </w:t>
+      </w:r>
+      <w:r>
+        <w:rPr>
+          <w:sz w:val="24"/>
+          <w:szCs w:val="24"/>
+          <w:lang w:val="es-AR"/>
+        </w:rPr>
+        <w:t xml:space="preserve">al ser este </w:t>
+      </w:r>
+      <w:r>
+        <w:rPr>
+          <w:sz w:val="24"/>
+          <w:szCs w:val="24"/>
+          <w:lang w:val="es-AR"/>
+        </w:rPr>
+        <w:t xml:space="preserve">término </w:t>
+      </w:r>
+      <w:r>
+        <w:rPr>
+          <w:sz w:val="24"/>
+          <w:szCs w:val="24"/>
+          <w:lang w:val="es-AR"/>
+        </w:rPr>
+        <w:t>de poco peso</w:t>
+      </w:r>
+      <w:r>
+        <w:rPr>
+          <w:sz w:val="24"/>
+          <w:szCs w:val="24"/>
+          <w:lang w:val="es-AR"/>
+        </w:rPr>
         <w:t>,</w:t>
       </w:r>
       <w:r>
         <w:rPr>
           <w:sz w:val="24"/>
           <w:szCs w:val="24"/>
-          <w:lang w:val="en-US"/>
-        </w:rPr>
-        <w:t xml:space="preserve"> </w:t>
-      </w:r>
-      <w:r>
-        <w:rPr>
-          <w:sz w:val="24"/>
-          <w:szCs w:val="24"/>
-          <w:lang w:val="en-US"/>
-        </w:rPr>
-        <w:t>D</w:t>
-      </w:r>
-      <w:r>
-        <w:rPr>
-          <w:sz w:val="24"/>
-          <w:szCs w:val="24"/>
-          <w:lang w:val="en-US"/>
-        </w:rPr>
-        <w:t>1-2</w:t>
-      </w:r>
-      <w:r>
-        <w:rPr>
-          <w:sz w:val="24"/>
-          <w:szCs w:val="24"/>
-          <w:lang w:val="en-US"/>
-        </w:rPr>
-        <w:t>, D</w:t>
-      </w:r>
-      <w:r>
-        <w:rPr>
-          <w:sz w:val="24"/>
-          <w:szCs w:val="24"/>
-          <w:lang w:val="en-US"/>
-        </w:rPr>
-        <w:t>5-6</w:t>
-      </w:r>
-    </w:p>
-    <w:p>
-      <w:pPr>
-        <w:rPr>
-          <w:sz w:val="24"/>
-          <w:szCs w:val="24"/>
-          <w:lang w:val="en-US"/>
-        </w:rPr>
-      </w:pPr>
-    </w:p>
-    <w:p>
-      <w:pPr>
-        <w:rPr>
-          <w:sz w:val="24"/>
-          <w:szCs w:val="24"/>
-          <w:lang w:val="es-AR"/>
-        </w:rPr>
-      </w:pPr>
-      <w:r>
-        <w:rPr>
-          <w:sz w:val="24"/>
-          <w:szCs w:val="24"/>
-          <w:lang w:val="es-AR"/>
-        </w:rPr>
-        <w:t xml:space="preserve">D4 supera a D3 en score por tener presente el término </w:t>
-      </w:r>
-      <w:r>
-        <w:rPr>
-          <w:sz w:val="24"/>
-          <w:szCs w:val="24"/>
-          <w:lang w:val="es-AR"/>
-        </w:rPr>
-        <w:t>“</w:t>
-      </w:r>
-      <w:r>
-        <w:rPr>
-          <w:sz w:val="24"/>
-          <w:szCs w:val="24"/>
-          <w:lang w:val="es-AR"/>
-        </w:rPr>
-        <w:t>libre</w:t>
-      </w:r>
-      <w:r>
-        <w:rPr>
-          <w:sz w:val="24"/>
-          <w:szCs w:val="24"/>
-          <w:lang w:val="es-AR"/>
-        </w:rPr>
-        <w:t>”</w:t>
-      </w:r>
-      <w:r>
-        <w:rPr>
-          <w:sz w:val="24"/>
-          <w:szCs w:val="24"/>
-          <w:lang w:val="es-AR"/>
-        </w:rPr>
-        <w:t xml:space="preserve">, haciendo que este mas alineado a la query. De igual manera, </w:t>
-      </w:r>
-      <w:r>
-        <w:rPr>
-          <w:sz w:val="24"/>
-          <w:szCs w:val="24"/>
-          <w:lang w:val="es-AR"/>
-        </w:rPr>
-        <w:t xml:space="preserve">al ser este </w:t>
-      </w:r>
-      <w:r>
-        <w:rPr>
-          <w:sz w:val="24"/>
-          <w:szCs w:val="24"/>
-          <w:lang w:val="es-AR"/>
-        </w:rPr>
-        <w:t xml:space="preserve">término </w:t>
-      </w:r>
-      <w:r>
-        <w:rPr>
-          <w:sz w:val="24"/>
-          <w:szCs w:val="24"/>
-          <w:lang w:val="es-AR"/>
-        </w:rPr>
-        <w:t>de poco peso</w:t>
-      </w:r>
-      <w:r>
-        <w:rPr>
-          <w:sz w:val="24"/>
-          <w:szCs w:val="24"/>
-          <w:lang w:val="es-AR"/>
-        </w:rPr>
-        <w:t>,</w:t>
-      </w:r>
-      <w:r>
-        <w:rPr>
-          <w:sz w:val="24"/>
-          <w:szCs w:val="24"/>
           <w:lang w:val="es-AR"/>
         </w:rPr>
         <w:t xml:space="preserve"> la diferencia de score es mínima.</w:t>
@@ -24058,7 +25323,43 @@
           <w:szCs w:val="24"/>
           <w:lang w:val="es-AR"/>
         </w:rPr>
-        <w:t>D1 y D2 le siguen a estos dos primeros documentos por tener uno de los términos mas importantes en la query, que es “fundamental”</w:t>
+        <w:t xml:space="preserve">D1 y D2 le siguen a estos dos primeros documentos por tener uno de los términos </w:t>
+      </w:r>
+      <w:proofErr w:type="spellStart"/>
+      <w:r>
+        <w:rPr>
+          <w:sz w:val="24"/>
+          <w:szCs w:val="24"/>
+          <w:lang w:val="es-AR"/>
+        </w:rPr>
+        <w:t>mas</w:t>
+      </w:r>
+      <w:proofErr w:type="spellEnd"/>
+      <w:r>
+        <w:rPr>
+          <w:sz w:val="24"/>
+          <w:szCs w:val="24"/>
+          <w:lang w:val="es-AR"/>
+        </w:rPr>
+        <w:t xml:space="preserve"> importantes en la </w:t>
+      </w:r>
+      <w:proofErr w:type="spellStart"/>
+      <w:r>
+        <w:rPr>
+          <w:sz w:val="24"/>
+          <w:szCs w:val="24"/>
+          <w:lang w:val="es-AR"/>
+        </w:rPr>
+        <w:t>query</w:t>
+      </w:r>
+      <w:proofErr w:type="spellEnd"/>
+      <w:r>
+        <w:rPr>
+          <w:sz w:val="24"/>
+          <w:szCs w:val="24"/>
+          <w:lang w:val="es-AR"/>
+        </w:rPr>
+        <w:t>, que es “fundamental”</w:t>
       </w:r>
       <w:r>
         <w:rPr>
@@ -25547,26 +26848,63 @@
           <w:szCs w:val="24"/>
           <w:lang w:val="es-AR"/>
         </w:rPr>
-        <w:t>Puede verse como la presencia de “accesible” y “vital” en el documento va a ser determinante para el scoring, ya que son los términos mas influyentes.</w:t>
-      </w:r>
-    </w:p>
-    <w:p>
-      <w:pPr>
-        <w:rPr>
-          <w:sz w:val="24"/>
-          <w:szCs w:val="24"/>
-          <w:lang w:val="es-AR"/>
-        </w:rPr>
-      </w:pPr>
-    </w:p>
-    <w:p>
-      <w:pPr>
-        <w:rPr>
-          <w:sz w:val="24"/>
-          <w:szCs w:val="24"/>
-          <w:lang w:val="es-AR"/>
-        </w:rPr>
-      </w:pPr>
+        <w:t xml:space="preserve">Puede verse como la presencia de “accesible” y “vital” en el documento va a ser determinante para el </w:t>
+      </w:r>
+      <w:proofErr w:type="spellStart"/>
+      <w:r>
+        <w:rPr>
+          <w:sz w:val="24"/>
+          <w:szCs w:val="24"/>
+          <w:lang w:val="es-AR"/>
+        </w:rPr>
+        <w:t>scoring</w:t>
+      </w:r>
+      <w:proofErr w:type="spellEnd"/>
+      <w:r>
+        <w:rPr>
+          <w:sz w:val="24"/>
+          <w:szCs w:val="24"/>
+          <w:lang w:val="es-AR"/>
+        </w:rPr>
+        <w:t xml:space="preserve">, ya que son los términos </w:t>
+      </w:r>
+      <w:proofErr w:type="spellStart"/>
+      <w:r>
+        <w:rPr>
+          <w:sz w:val="24"/>
+          <w:szCs w:val="24"/>
+          <w:lang w:val="es-AR"/>
+        </w:rPr>
+        <w:t>mas</w:t>
+      </w:r>
+      <w:proofErr w:type="spellEnd"/>
+      <w:r>
+        <w:rPr>
+          <w:sz w:val="24"/>
+          <w:szCs w:val="24"/>
+          <w:lang w:val="es-AR"/>
+        </w:rPr>
+        <w:t xml:space="preserve"> influyentes.</w:t>
+      </w:r>
+    </w:p>
+    <w:p>
+      <w:pPr>
+        <w:rPr>
+          <w:sz w:val="24"/>
+          <w:szCs w:val="24"/>
+          <w:lang w:val="es-AR"/>
+        </w:rPr>
+      </w:pPr>
+    </w:p>
+    <w:p>
+      <w:pPr>
+        <w:rPr>
+          <w:sz w:val="24"/>
+          <w:szCs w:val="24"/>
+          <w:lang w:val="es-AR"/>
+        </w:rPr>
+      </w:pPr>
+      <w:proofErr w:type="spellStart"/>
       <w:r>
         <w:rPr>
           <w:b/>
@@ -25577,6 +26915,7 @@
         </w:rPr>
         <w:t>Query</w:t>
       </w:r>
+      <w:proofErr w:type="spellEnd"/>
       <w:r>
         <w:rPr>
           <w:sz w:val="24"/>
@@ -25684,6 +27023,7 @@
                 <w:szCs w:val="24"/>
               </w:rPr>
             </w:pPr>
+            <w:proofErr w:type="spellStart"/>
             <w:r>
               <w:rPr>
                 <w:sz w:val="24"/>
@@ -25691,6 +27031,7 @@
               </w:rPr>
               <w:t>doc</w:t>
             </w:r>
+            <w:proofErr w:type="spellEnd"/>
           </w:p>
         </w:tc>
         <w:tc>
@@ -26102,49 +27443,69 @@
           <w:szCs w:val="24"/>
           <w:lang w:val="en-US"/>
         </w:rPr>
-        <w:t>1-2</w:t>
-      </w:r>
-      <w:r>
+        <w:t>1-2, D3</w:t>
+      </w:r>
+    </w:p>
+    <w:p>
+      <w:pPr>
         <w:rPr>
           <w:sz w:val="24"/>
           <w:szCs w:val="24"/>
           <w:lang w:val="en-US"/>
         </w:rPr>
-        <w:t>, D</w:t>
-      </w:r>
-      <w:r>
-        <w:rPr>
-          <w:sz w:val="24"/>
-          <w:szCs w:val="24"/>
-          <w:lang w:val="en-US"/>
-        </w:rPr>
-        <w:t>3</w:t>
-      </w:r>
-    </w:p>
-    <w:p>
-      <w:pPr>
-        <w:rPr>
-          <w:sz w:val="24"/>
-          <w:szCs w:val="24"/>
-          <w:lang w:val="en-US"/>
-        </w:rPr>
-      </w:pPr>
-    </w:p>
-    <w:p>
-      <w:pPr>
-        <w:rPr>
-          <w:sz w:val="24"/>
-          <w:szCs w:val="24"/>
-          <w:lang w:val="es-AR"/>
-        </w:rPr>
-      </w:pPr>
-      <w:r>
-        <w:rPr>
-          <w:sz w:val="24"/>
-          <w:szCs w:val="24"/>
-          <w:lang w:val="es-AR"/>
-        </w:rPr>
-        <w:t>D5 y D6 tienen un termino poco influyente (“libre”) y un termino con mucho peso en su corpus (“accesible” en D5, “vital” en D6), provocando que ambos sean los mejores rankeados.</w:t>
+      </w:pPr>
+    </w:p>
+    <w:p>
+      <w:pPr>
+        <w:rPr>
+          <w:sz w:val="24"/>
+          <w:szCs w:val="24"/>
+          <w:lang w:val="es-AR"/>
+        </w:rPr>
+      </w:pPr>
+      <w:r>
+        <w:rPr>
+          <w:sz w:val="24"/>
+          <w:szCs w:val="24"/>
+          <w:lang w:val="es-AR"/>
+        </w:rPr>
+        <w:t xml:space="preserve">D5 y D6 tienen un </w:t>
+      </w:r>
+      <w:proofErr w:type="spellStart"/>
+      <w:r>
+        <w:rPr>
+          <w:sz w:val="24"/>
+          <w:szCs w:val="24"/>
+          <w:lang w:val="es-AR"/>
+        </w:rPr>
+        <w:t>termino</w:t>
+      </w:r>
+      <w:proofErr w:type="spellEnd"/>
+      <w:r>
+        <w:rPr>
+          <w:sz w:val="24"/>
+          <w:szCs w:val="24"/>
+          <w:lang w:val="es-AR"/>
+        </w:rPr>
+        <w:t xml:space="preserve"> poco influyente (“libre”) y un </w:t>
+      </w:r>
+      <w:proofErr w:type="spellStart"/>
+      <w:r>
+        <w:rPr>
+          <w:sz w:val="24"/>
+          <w:szCs w:val="24"/>
+          <w:lang w:val="es-AR"/>
+        </w:rPr>
+        <w:t>termino</w:t>
+      </w:r>
+      <w:proofErr w:type="spellEnd"/>
+      <w:r>
+        <w:rPr>
+          <w:sz w:val="24"/>
+          <w:szCs w:val="24"/>
+          <w:lang w:val="es-AR"/>
+        </w:rPr>
+        <w:t xml:space="preserve"> con mucho peso en su corpus (“accesible” en D5, “vital” en D6), provocando que ambos sean los mejores rankeados.</w:t>
       </w:r>
     </w:p>
     <w:p>
@@ -26244,6 +27605,7 @@
                 <w:szCs w:val="24"/>
               </w:rPr>
             </w:pPr>
+            <w:proofErr w:type="spellStart"/>
             <w:r>
               <w:rPr>
                 <w:sz w:val="24"/>
@@ -26251,6 +27613,7 @@
               </w:rPr>
               <w:t>doc</w:t>
             </w:r>
+            <w:proofErr w:type="spellEnd"/>
           </w:p>
         </w:tc>
         <w:tc>
@@ -26603,7 +27966,7 @@
           <w:szCs w:val="24"/>
           <w:lang w:val="en-US"/>
         </w:rPr>
-        <w:t>5-6,</w:t>
+        <w:t xml:space="preserve">5-6, </w:t>
       </w:r>
       <w:r>
         <w:rPr>
@@ -26611,7 +27974,7 @@
           <w:szCs w:val="24"/>
           <w:lang w:val="en-US"/>
         </w:rPr>
-        <w:t xml:space="preserve"> </w:t>
+        <w:t>D</w:t>
       </w:r>
       <w:r>
         <w:rPr>
@@ -26619,55 +27982,63 @@
           <w:szCs w:val="24"/>
           <w:lang w:val="en-US"/>
         </w:rPr>
-        <w:t>D</w:t>
-      </w:r>
-      <w:r>
+        <w:t>1-2-4, D3</w:t>
+      </w:r>
+    </w:p>
+    <w:p>
+      <w:pPr>
         <w:rPr>
           <w:sz w:val="24"/>
           <w:szCs w:val="24"/>
           <w:lang w:val="en-US"/>
         </w:rPr>
-        <w:t>1-2-4</w:t>
-      </w:r>
-      <w:r>
-        <w:rPr>
-          <w:sz w:val="24"/>
-          <w:szCs w:val="24"/>
-          <w:lang w:val="en-US"/>
-        </w:rPr>
-        <w:t>, D</w:t>
-      </w:r>
-      <w:r>
-        <w:rPr>
-          <w:sz w:val="24"/>
-          <w:szCs w:val="24"/>
-          <w:lang w:val="en-US"/>
-        </w:rPr>
-        <w:t>3</w:t>
-      </w:r>
-    </w:p>
-    <w:p>
-      <w:pPr>
-        <w:rPr>
-          <w:sz w:val="24"/>
-          <w:szCs w:val="24"/>
-          <w:lang w:val="en-US"/>
-        </w:rPr>
-      </w:pPr>
-    </w:p>
-    <w:p>
-      <w:pPr>
-        <w:rPr>
-          <w:sz w:val="24"/>
-          <w:szCs w:val="24"/>
-        </w:rPr>
-      </w:pPr>
-      <w:r>
-        <w:rPr>
-          <w:sz w:val="24"/>
-          <w:szCs w:val="24"/>
-        </w:rPr>
-        <w:t>Como se menciono en el producto escalar, ambos tienen un termino con mucho peso en su corpus, y son los únicos dos documentos que los tienen. Esto hace que un solo termino raro pueda dominar todo el ranking.</w:t>
+      </w:pPr>
+    </w:p>
+    <w:p>
+      <w:pPr>
+        <w:rPr>
+          <w:sz w:val="24"/>
+          <w:szCs w:val="24"/>
+        </w:rPr>
+      </w:pPr>
+      <w:r>
+        <w:rPr>
+          <w:sz w:val="24"/>
+          <w:szCs w:val="24"/>
+        </w:rPr>
+        <w:t xml:space="preserve">Como se </w:t>
+      </w:r>
+      <w:proofErr w:type="spellStart"/>
+      <w:r>
+        <w:rPr>
+          <w:sz w:val="24"/>
+          <w:szCs w:val="24"/>
+        </w:rPr>
+        <w:t>menciono</w:t>
+      </w:r>
+      <w:proofErr w:type="spellEnd"/>
+      <w:r>
+        <w:rPr>
+          <w:sz w:val="24"/>
+          <w:szCs w:val="24"/>
+        </w:rPr>
+        <w:t xml:space="preserve"> en el producto escalar, ambos tienen un </w:t>
+      </w:r>
+      <w:proofErr w:type="spellStart"/>
+      <w:r>
+        <w:rPr>
+          <w:sz w:val="24"/>
+          <w:szCs w:val="24"/>
+        </w:rPr>
+        <w:t>termino</w:t>
+      </w:r>
+      <w:proofErr w:type="spellEnd"/>
+      <w:r>
+        <w:rPr>
+          <w:sz w:val="24"/>
+          <w:szCs w:val="24"/>
+        </w:rPr>
+        <w:t xml:space="preserve"> con mucho peso en su corpus, y son los únicos dos documentos que los tienen. Esto hace que un solo termino raro pueda dominar todo el ranking.</w:t>
       </w:r>
     </w:p>
     <w:p>
@@ -26814,7 +28185,25 @@
           <w:szCs w:val="24"/>
         </w:rPr>
         <w:lastRenderedPageBreak/>
-        <w:t>Utilizando pyTerrier, indexe la colección Wiki-Small</w:t>
+        <w:t xml:space="preserve">Utilizando </w:t>
+      </w:r>
+      <w:proofErr w:type="spellStart"/>
+      <w:r>
+        <w:rPr>
+          <w:color w:val="FABF8F" w:themeColor="accent6" w:themeTint="99"/>
+          <w:sz w:val="24"/>
+          <w:szCs w:val="24"/>
+        </w:rPr>
+        <w:t>pyTerrier</w:t>
+      </w:r>
+      <w:proofErr w:type="spellEnd"/>
+      <w:r>
+        <w:rPr>
+          <w:color w:val="FABF8F" w:themeColor="accent6" w:themeTint="99"/>
+          <w:sz w:val="24"/>
+          <w:szCs w:val="24"/>
+        </w:rPr>
+        <w:t>, indexe la colección Wiki-Small</w:t>
       </w:r>
       <w:r>
         <w:rPr>
@@ -26858,6 +28247,363 @@
         <w:jc w:val="both"/>
         <w:rPr>
           <w:color w:val="FABF8F" w:themeColor="accent6" w:themeTint="99"/>
+          <w:sz w:val="24"/>
+          <w:szCs w:val="24"/>
+        </w:rPr>
+      </w:pPr>
+    </w:p>
+    <w:p>
+      <w:pPr>
+        <w:rPr>
+          <w:sz w:val="24"/>
+          <w:szCs w:val="24"/>
+        </w:rPr>
+      </w:pPr>
+      <w:r>
+        <w:rPr>
+          <w:sz w:val="24"/>
+          <w:szCs w:val="24"/>
+        </w:rPr>
+        <w:t>Llevamos a cabo la construcción de 5 consultas para los modelos de recuperación, utilizando palabras que fueron elegidas al azar en distintos documentos:</w:t>
+      </w:r>
+    </w:p>
+    <w:p>
+      <w:pPr>
+        <w:rPr>
+          <w:sz w:val="24"/>
+          <w:szCs w:val="24"/>
+        </w:rPr>
+      </w:pPr>
+    </w:p>
+    <w:p>
+      <w:pPr>
+        <w:pStyle w:val="Prrafodelista"/>
+        <w:numPr>
+          <w:ilvl w:val="0"/>
+          <w:numId w:val="10"/>
+        </w:numPr>
+        <w:rPr>
+          <w:sz w:val="24"/>
+          <w:szCs w:val="24"/>
+          <w:lang w:val="en-US"/>
+        </w:rPr>
+      </w:pPr>
+      <w:proofErr w:type="spellStart"/>
+      <w:r>
+        <w:rPr>
+          <w:sz w:val="24"/>
+          <w:szCs w:val="24"/>
+          <w:lang w:val="en-US"/>
+        </w:rPr>
+        <w:t>canada</w:t>
+      </w:r>
+      <w:proofErr w:type="spellEnd"/>
+      <w:r>
+        <w:rPr>
+          <w:sz w:val="24"/>
+          <w:szCs w:val="24"/>
+          <w:lang w:val="en-US"/>
+        </w:rPr>
+        <w:t xml:space="preserve"> 1838 </w:t>
+      </w:r>
+      <w:proofErr w:type="spellStart"/>
+      <w:r>
+        <w:rPr>
+          <w:sz w:val="24"/>
+          <w:szCs w:val="24"/>
+          <w:lang w:val="en-US"/>
+        </w:rPr>
+        <w:t>montreal</w:t>
+      </w:r>
+      <w:proofErr w:type="spellEnd"/>
+    </w:p>
+    <w:p>
+      <w:pPr>
+        <w:pStyle w:val="Prrafodelista"/>
+        <w:numPr>
+          <w:ilvl w:val="0"/>
+          <w:numId w:val="10"/>
+        </w:numPr>
+        <w:rPr>
+          <w:sz w:val="24"/>
+          <w:szCs w:val="24"/>
+          <w:lang w:val="en-US"/>
+        </w:rPr>
+      </w:pPr>
+      <w:r>
+        <w:rPr>
+          <w:sz w:val="24"/>
+          <w:szCs w:val="24"/>
+          <w:lang w:val="en-US"/>
+        </w:rPr>
+        <w:t>asteroid 1994</w:t>
+      </w:r>
+    </w:p>
+    <w:p>
+      <w:pPr>
+        <w:pStyle w:val="Prrafodelista"/>
+        <w:numPr>
+          <w:ilvl w:val="0"/>
+          <w:numId w:val="10"/>
+        </w:numPr>
+        <w:rPr>
+          <w:sz w:val="24"/>
+          <w:szCs w:val="24"/>
+          <w:lang w:val="en-US"/>
+        </w:rPr>
+      </w:pPr>
+      <w:proofErr w:type="spellStart"/>
+      <w:r>
+        <w:rPr>
+          <w:sz w:val="24"/>
+          <w:szCs w:val="24"/>
+          <w:lang w:val="en-US"/>
+        </w:rPr>
+        <w:t>wikipedia</w:t>
+      </w:r>
+      <w:proofErr w:type="spellEnd"/>
+      <w:r>
+        <w:rPr>
+          <w:sz w:val="24"/>
+          <w:szCs w:val="24"/>
+          <w:lang w:val="en-US"/>
+        </w:rPr>
+        <w:t xml:space="preserve"> languages</w:t>
+      </w:r>
+    </w:p>
+    <w:p>
+      <w:pPr>
+        <w:pStyle w:val="Prrafodelista"/>
+        <w:numPr>
+          <w:ilvl w:val="0"/>
+          <w:numId w:val="10"/>
+        </w:numPr>
+        <w:rPr>
+          <w:sz w:val="24"/>
+          <w:szCs w:val="24"/>
+          <w:lang w:val="en-US"/>
+        </w:rPr>
+      </w:pPr>
+      <w:r>
+        <w:rPr>
+          <w:sz w:val="24"/>
+          <w:szCs w:val="24"/>
+          <w:lang w:val="en-US"/>
+        </w:rPr>
+        <w:t>world war</w:t>
+      </w:r>
+    </w:p>
+    <w:p>
+      <w:pPr>
+        <w:pStyle w:val="Prrafodelista"/>
+        <w:numPr>
+          <w:ilvl w:val="0"/>
+          <w:numId w:val="10"/>
+        </w:numPr>
+        <w:rPr>
+          <w:sz w:val="24"/>
+          <w:szCs w:val="24"/>
+        </w:rPr>
+      </w:pPr>
+      <w:proofErr w:type="spellStart"/>
+      <w:r>
+        <w:rPr>
+          <w:sz w:val="24"/>
+          <w:szCs w:val="24"/>
+        </w:rPr>
+        <w:t>foo</w:t>
+      </w:r>
+      <w:proofErr w:type="spellEnd"/>
+      <w:r>
+        <w:rPr>
+          <w:sz w:val="24"/>
+          <w:szCs w:val="24"/>
+        </w:rPr>
+        <w:t xml:space="preserve"> </w:t>
+      </w:r>
+      <w:proofErr w:type="spellStart"/>
+      <w:r>
+        <w:rPr>
+          <w:sz w:val="24"/>
+          <w:szCs w:val="24"/>
+        </w:rPr>
+        <w:t>fighters</w:t>
+      </w:r>
+      <w:proofErr w:type="spellEnd"/>
+    </w:p>
+    <w:p>
+      <w:pPr>
+        <w:rPr>
+          <w:sz w:val="24"/>
+          <w:szCs w:val="24"/>
+        </w:rPr>
+      </w:pPr>
+    </w:p>
+    <w:p>
+      <w:pPr>
+        <w:rPr>
+          <w:sz w:val="24"/>
+          <w:szCs w:val="24"/>
+        </w:rPr>
+      </w:pPr>
+      <w:r>
+        <w:rPr>
+          <w:sz w:val="24"/>
+          <w:szCs w:val="24"/>
+        </w:rPr>
+        <w:t>Analizando los rankings de cada modelo con cada query, analizo lo siguiente:</w:t>
+      </w:r>
+    </w:p>
+    <w:p>
+      <w:pPr>
+        <w:pStyle w:val="Prrafodelista"/>
+        <w:numPr>
+          <w:ilvl w:val="0"/>
+          <w:numId w:val="9"/>
+        </w:numPr>
+        <w:rPr>
+          <w:sz w:val="24"/>
+          <w:szCs w:val="24"/>
+        </w:rPr>
+      </w:pPr>
+      <w:r>
+        <w:rPr>
+          <w:sz w:val="24"/>
+          <w:szCs w:val="24"/>
+        </w:rPr>
+        <w:t>En todas las querys (menos la 3), el orden de los documentos es el mismo o casi igual. No varia mucho el ranking pero si el score.</w:t>
+      </w:r>
+    </w:p>
+    <w:p>
+      <w:pPr>
+        <w:pStyle w:val="Prrafodelista"/>
+        <w:rPr>
+          <w:sz w:val="24"/>
+          <w:szCs w:val="24"/>
+        </w:rPr>
+      </w:pPr>
+      <w:r>
+        <w:rPr>
+          <w:sz w:val="24"/>
+          <w:szCs w:val="24"/>
+        </w:rPr>
+        <w:t>Podemos decir que hay una alta correlación en</w:t>
+      </w:r>
+      <w:r>
+        <w:rPr>
+          <w:sz w:val="24"/>
+          <w:szCs w:val="24"/>
+        </w:rPr>
+        <w:t>tre ambos modelos en los primeros niveles del rankings. Esto se confirma a la hora de calcular el coeficiente de correlación más adelante.</w:t>
+      </w:r>
+    </w:p>
+    <w:p>
+      <w:pPr>
+        <w:pStyle w:val="Prrafodelista"/>
+        <w:numPr>
+          <w:ilvl w:val="0"/>
+          <w:numId w:val="9"/>
+        </w:numPr>
+        <w:rPr>
+          <w:sz w:val="24"/>
+          <w:szCs w:val="24"/>
+        </w:rPr>
+      </w:pPr>
+      <w:r>
+        <w:rPr>
+          <w:sz w:val="24"/>
+          <w:szCs w:val="24"/>
+        </w:rPr>
+        <w:t xml:space="preserve">En la query 4, el orden de los documentos entre ambos documentos cambia ligeramente, confirmando que BM25 considera la saturación de los términos </w:t>
+      </w:r>
+    </w:p>
+    <w:p>
+      <w:pPr>
+        <w:pStyle w:val="Prrafodelista"/>
+        <w:numPr>
+          <w:ilvl w:val="0"/>
+          <w:numId w:val="9"/>
+        </w:numPr>
+        <w:rPr>
+          <w:sz w:val="24"/>
+          <w:szCs w:val="24"/>
+        </w:rPr>
+      </w:pPr>
+      <w:r>
+        <w:rPr>
+          <w:sz w:val="24"/>
+          <w:szCs w:val="24"/>
+        </w:rPr>
+        <w:t>En la query 3, se rompe esa correlación entre ambos modelos al utilizar un termino que aparece en todos los documentos (“Wikipedia”) con uno que es menos discriminativo (“Languages”).</w:t>
+      </w:r>
+    </w:p>
+    <w:p>
+      <w:pPr>
+        <w:pStyle w:val="Prrafodelista"/>
+        <w:rPr>
+          <w:sz w:val="24"/>
+          <w:szCs w:val="24"/>
+        </w:rPr>
+      </w:pPr>
+      <w:r>
+        <w:rPr>
+          <w:sz w:val="24"/>
+          <w:szCs w:val="24"/>
+        </w:rPr>
+        <w:t>Todos los documentos que devolvió TF-IDF tienen como título Languages. En cambio, BM25 devolvió documento con scores negativos y sin contener este termino como nombre de documento.</w:t>
+      </w:r>
+    </w:p>
+    <w:p>
+      <w:pPr>
+        <w:rPr>
+          <w:sz w:val="24"/>
+          <w:szCs w:val="24"/>
+        </w:rPr>
+      </w:pPr>
+    </w:p>
+    <w:p>
+      <w:pPr>
+        <w:rPr>
+          <w:sz w:val="24"/>
+          <w:szCs w:val="24"/>
+        </w:rPr>
+      </w:pPr>
+      <w:r>
+        <w:rPr>
+          <w:sz w:val="24"/>
+          <w:szCs w:val="24"/>
+        </w:rPr>
+        <w:t>Para finalizar el análisis, se calculo el coeficiente de correlación para los primeros 10, 25 y 50 resultados.</w:t>
+      </w:r>
+    </w:p>
+    <w:p>
+      <w:pPr>
+        <w:rPr>
+          <w:sz w:val="24"/>
+          <w:szCs w:val="24"/>
+        </w:rPr>
+      </w:pPr>
+    </w:p>
+    <w:p>
+      <w:pPr>
+        <w:rPr>
+          <w:sz w:val="24"/>
+          <w:szCs w:val="24"/>
+        </w:rPr>
+      </w:pPr>
+    </w:p>
+    <w:p>
+      <w:pPr>
+        <w:rPr>
+          <w:color w:val="FABF8F" w:themeColor="accent6" w:themeTint="99"/>
+          <w:sz w:val="24"/>
+          <w:szCs w:val="24"/>
+        </w:rPr>
+      </w:pPr>
+    </w:p>
+    <w:p>
+      <w:pPr>
+        <w:rPr>
           <w:sz w:val="24"/>
           <w:szCs w:val="24"/>
         </w:rPr>
@@ -26924,7 +28670,14 @@
         <w:rPr>
           <w:color w:val="FABF8F" w:themeColor="accent6" w:themeTint="99"/>
         </w:rPr>
-        <w:t>MIR [1]: (1 + log(freq</w:t>
+        <w:t>MIR [1]: (1 + log(</w:t>
+      </w:r>
+      <w:proofErr w:type="spellStart"/>
+      <w:r>
+        <w:rPr>
+          <w:color w:val="FABF8F" w:themeColor="accent6" w:themeTint="99"/>
+        </w:rPr>
+        <w:t>freq</w:t>
       </w:r>
       <w:r>
         <w:rPr>
@@ -26933,6 +28686,7 @@
         </w:rPr>
         <w:t>i,j</w:t>
       </w:r>
+      <w:proofErr w:type="spellEnd"/>
       <w:r>
         <w:rPr>
           <w:color w:val="FABF8F" w:themeColor="accent6" w:themeTint="99"/>
@@ -26987,7 +28741,25 @@
           <w:sz w:val="24"/>
           <w:szCs w:val="24"/>
         </w:rPr>
-        <w:t>5.1) Indexe la colección del ejercicio 4 con su software. Ejecute las consultas y compare los resultados con los obtenidos con pyTerrier. ¿Son consistentes?</w:t>
+        <w:t xml:space="preserve">5.1) Indexe la colección del ejercicio 4 con su software. Ejecute las consultas y compare los resultados con los obtenidos con </w:t>
+      </w:r>
+      <w:proofErr w:type="spellStart"/>
+      <w:r>
+        <w:rPr>
+          <w:color w:val="FABF8F" w:themeColor="accent6" w:themeTint="99"/>
+          <w:sz w:val="24"/>
+          <w:szCs w:val="24"/>
+        </w:rPr>
+        <w:t>pyTerrier</w:t>
+      </w:r>
+      <w:proofErr w:type="spellEnd"/>
+      <w:r>
+        <w:rPr>
+          <w:color w:val="FABF8F" w:themeColor="accent6" w:themeTint="99"/>
+          <w:sz w:val="24"/>
+          <w:szCs w:val="24"/>
+        </w:rPr>
+        <w:t>. ¿Son consistentes?</w:t>
       </w:r>
     </w:p>
     <w:p>
@@ -27000,6 +28772,23 @@
           <w:szCs w:val="24"/>
         </w:rPr>
       </w:pPr>
+    </w:p>
+    <w:p>
+      <w:pPr>
+        <w:rPr>
+          <w:color w:val="FABF8F" w:themeColor="accent6" w:themeTint="99"/>
+          <w:sz w:val="24"/>
+          <w:szCs w:val="24"/>
+        </w:rPr>
+      </w:pPr>
+      <w:r>
+        <w:rPr>
+          <w:color w:val="FABF8F" w:themeColor="accent6" w:themeTint="99"/>
+          <w:sz w:val="24"/>
+          <w:szCs w:val="24"/>
+        </w:rPr>
+        <w:br w:type="page"/>
+      </w:r>
     </w:p>
     <w:p>
       <w:pPr>
@@ -27020,6 +28809,7 @@
           <w:sz w:val="24"/>
           <w:szCs w:val="24"/>
         </w:rPr>
+        <w:lastRenderedPageBreak/>
         <w:t xml:space="preserve">Se requiere evaluar la performance en la recuperación de un sistema. Para una consulta </w:t>
       </w:r>
       <w:r>
@@ -28340,7 +30130,25 @@
           <w:sz w:val="24"/>
           <w:szCs w:val="24"/>
         </w:rPr>
-        <w:t xml:space="preserve">Los documentos identificados como R son los relevantes, mientras que las N’s corresponden a documentos no relevantes a </w:t>
+        <w:t xml:space="preserve">Los documentos identificados como R son los relevantes, mientras que las </w:t>
+      </w:r>
+      <w:proofErr w:type="spellStart"/>
+      <w:r>
+        <w:rPr>
+          <w:color w:val="FABF8F" w:themeColor="accent6" w:themeTint="99"/>
+          <w:sz w:val="24"/>
+          <w:szCs w:val="24"/>
+        </w:rPr>
+        <w:t>N’s</w:t>
+      </w:r>
+      <w:proofErr w:type="spellEnd"/>
+      <w:r>
+        <w:rPr>
+          <w:color w:val="FABF8F" w:themeColor="accent6" w:themeTint="99"/>
+          <w:sz w:val="24"/>
+          <w:szCs w:val="24"/>
+        </w:rPr>
+        <w:t xml:space="preserve"> corresponden a documentos no relevantes a </w:t>
       </w:r>
       <w:r>
         <w:rPr>
@@ -28550,6 +30358,3718 @@
       <w:pPr>
         <w:jc w:val="both"/>
         <w:rPr>
+          <w:b/>
+          <w:bCs/>
+          <w:color w:val="FABF8F" w:themeColor="accent6" w:themeTint="99"/>
+          <w:sz w:val="24"/>
+          <w:szCs w:val="24"/>
+        </w:rPr>
+      </w:pPr>
+    </w:p>
+    <w:tbl>
+      <w:tblPr>
+        <w:tblStyle w:val="Tablaconcuadrcula"/>
+        <w:tblW w:w="0" w:type="auto"/>
+        <w:tblLook w:val="04A0" w:firstRow="1" w:lastRow="0" w:firstColumn="1" w:lastColumn="0" w:noHBand="0" w:noVBand="1"/>
+      </w:tblPr>
+      <w:tblGrid>
+        <w:gridCol w:w="1926"/>
+        <w:gridCol w:w="1926"/>
+        <w:gridCol w:w="1926"/>
+        <w:gridCol w:w="1926"/>
+        <w:gridCol w:w="1926"/>
+      </w:tblGrid>
+      <w:tr>
+        <w:trPr>
+          <w:trHeight w:val="432"/>
+        </w:trPr>
+        <w:tc>
+          <w:tcPr>
+            <w:tcW w:w="1926" w:type="dxa"/>
+          </w:tcPr>
+          <w:p>
+            <w:pPr>
+              <w:jc w:val="center"/>
+              <w:rPr>
+                <w:b/>
+                <w:bCs/>
+                <w:sz w:val="24"/>
+                <w:szCs w:val="24"/>
+              </w:rPr>
+            </w:pPr>
+            <w:r>
+              <w:rPr>
+                <w:b/>
+                <w:bCs/>
+                <w:sz w:val="24"/>
+                <w:szCs w:val="24"/>
+              </w:rPr>
+              <w:t>Total Relevantes</w:t>
+            </w:r>
+          </w:p>
+        </w:tc>
+        <w:tc>
+          <w:tcPr>
+            <w:tcW w:w="1926" w:type="dxa"/>
+          </w:tcPr>
+          <w:p>
+            <w:pPr>
+              <w:jc w:val="center"/>
+              <w:rPr>
+                <w:b/>
+                <w:bCs/>
+                <w:sz w:val="24"/>
+                <w:szCs w:val="24"/>
+              </w:rPr>
+            </w:pPr>
+            <w:r>
+              <w:rPr>
+                <w:b/>
+                <w:bCs/>
+                <w:sz w:val="24"/>
+                <w:szCs w:val="24"/>
+              </w:rPr>
+              <w:t>Relevantes Recuperados</w:t>
+            </w:r>
+          </w:p>
+        </w:tc>
+        <w:tc>
+          <w:tcPr>
+            <w:tcW w:w="1926" w:type="dxa"/>
+          </w:tcPr>
+          <w:p>
+            <w:pPr>
+              <w:jc w:val="center"/>
+              <w:rPr>
+                <w:b/>
+                <w:bCs/>
+                <w:sz w:val="24"/>
+                <w:szCs w:val="24"/>
+              </w:rPr>
+            </w:pPr>
+            <w:r>
+              <w:rPr>
+                <w:b/>
+                <w:bCs/>
+                <w:sz w:val="24"/>
+                <w:szCs w:val="24"/>
+              </w:rPr>
+              <w:t>Total Recuperados</w:t>
+            </w:r>
+          </w:p>
+        </w:tc>
+        <w:tc>
+          <w:tcPr>
+            <w:tcW w:w="1926" w:type="dxa"/>
+          </w:tcPr>
+          <w:p>
+            <w:pPr>
+              <w:jc w:val="center"/>
+              <w:rPr>
+                <w:b/>
+                <w:bCs/>
+                <w:sz w:val="24"/>
+                <w:szCs w:val="24"/>
+              </w:rPr>
+            </w:pPr>
+            <w:r>
+              <w:rPr>
+                <w:b/>
+                <w:bCs/>
+                <w:sz w:val="24"/>
+                <w:szCs w:val="24"/>
+              </w:rPr>
+              <w:t>Precisión</w:t>
+            </w:r>
+          </w:p>
+        </w:tc>
+        <w:tc>
+          <w:tcPr>
+            <w:tcW w:w="1926" w:type="dxa"/>
+          </w:tcPr>
+          <w:p>
+            <w:pPr>
+              <w:jc w:val="center"/>
+              <w:rPr>
+                <w:b/>
+                <w:bCs/>
+                <w:sz w:val="24"/>
+                <w:szCs w:val="24"/>
+              </w:rPr>
+            </w:pPr>
+            <w:r>
+              <w:rPr>
+                <w:b/>
+                <w:bCs/>
+                <w:sz w:val="24"/>
+                <w:szCs w:val="24"/>
+              </w:rPr>
+              <w:t>Recall</w:t>
+            </w:r>
+          </w:p>
+        </w:tc>
+      </w:tr>
+      <w:tr>
+        <w:trPr>
+          <w:trHeight w:val="348"/>
+        </w:trPr>
+        <w:tc>
+          <w:tcPr>
+            <w:tcW w:w="1926" w:type="dxa"/>
+          </w:tcPr>
+          <w:p>
+            <w:pPr>
+              <w:jc w:val="center"/>
+              <w:rPr>
+                <w:sz w:val="24"/>
+                <w:szCs w:val="24"/>
+              </w:rPr>
+            </w:pPr>
+            <w:r>
+              <w:rPr>
+                <w:sz w:val="24"/>
+                <w:szCs w:val="24"/>
+              </w:rPr>
+              <w:t>11</w:t>
+            </w:r>
+          </w:p>
+        </w:tc>
+        <w:tc>
+          <w:tcPr>
+            <w:tcW w:w="1926" w:type="dxa"/>
+          </w:tcPr>
+          <w:p>
+            <w:pPr>
+              <w:jc w:val="center"/>
+              <w:rPr>
+                <w:sz w:val="24"/>
+                <w:szCs w:val="24"/>
+              </w:rPr>
+            </w:pPr>
+            <w:r>
+              <w:rPr>
+                <w:sz w:val="24"/>
+                <w:szCs w:val="24"/>
+              </w:rPr>
+              <w:t>5</w:t>
+            </w:r>
+          </w:p>
+        </w:tc>
+        <w:tc>
+          <w:tcPr>
+            <w:tcW w:w="1926" w:type="dxa"/>
+          </w:tcPr>
+          <w:p>
+            <w:pPr>
+              <w:jc w:val="center"/>
+              <w:rPr>
+                <w:sz w:val="24"/>
+                <w:szCs w:val="24"/>
+              </w:rPr>
+            </w:pPr>
+            <w:r>
+              <w:rPr>
+                <w:sz w:val="24"/>
+                <w:szCs w:val="24"/>
+              </w:rPr>
+              <w:t>15</w:t>
+            </w:r>
+          </w:p>
+        </w:tc>
+        <w:tc>
+          <w:tcPr>
+            <w:tcW w:w="1926" w:type="dxa"/>
+          </w:tcPr>
+          <w:p>
+            <w:pPr>
+              <w:jc w:val="center"/>
+              <w:rPr>
+                <w:sz w:val="24"/>
+                <w:szCs w:val="24"/>
+              </w:rPr>
+            </w:pPr>
+            <w:r>
+              <w:rPr>
+                <w:sz w:val="24"/>
+                <w:szCs w:val="24"/>
+              </w:rPr>
+              <w:t>0.33</w:t>
+            </w:r>
+          </w:p>
+        </w:tc>
+        <w:tc>
+          <w:tcPr>
+            <w:tcW w:w="1926" w:type="dxa"/>
+          </w:tcPr>
+          <w:p>
+            <w:pPr>
+              <w:jc w:val="center"/>
+              <w:rPr>
+                <w:sz w:val="24"/>
+                <w:szCs w:val="24"/>
+              </w:rPr>
+            </w:pPr>
+            <w:r>
+              <w:rPr>
+                <w:sz w:val="24"/>
+                <w:szCs w:val="24"/>
+              </w:rPr>
+              <w:t>0.45</w:t>
+            </w:r>
+          </w:p>
+        </w:tc>
+      </w:tr>
+    </w:tbl>
+    <w:p>
+      <w:pPr>
+        <w:rPr>
+          <w:color w:val="FABF8F" w:themeColor="accent6" w:themeTint="99"/>
+          <w:sz w:val="24"/>
+          <w:szCs w:val="24"/>
+        </w:rPr>
+      </w:pPr>
+    </w:p>
+    <w:p>
+      <w:pPr>
+        <w:rPr>
+          <w:sz w:val="24"/>
+          <w:szCs w:val="24"/>
+        </w:rPr>
+      </w:pPr>
+      <w:r>
+        <w:rPr>
+          <w:sz w:val="24"/>
+          <w:szCs w:val="24"/>
+        </w:rPr>
+        <w:t>Precisión = 0,33. Uno de cada tres documentos recuperados es relevantes</w:t>
+      </w:r>
+    </w:p>
+    <w:p>
+      <w:pPr>
+        <w:rPr>
+          <w:sz w:val="24"/>
+          <w:szCs w:val="24"/>
+        </w:rPr>
+      </w:pPr>
+      <w:r>
+        <w:rPr>
+          <w:sz w:val="24"/>
+          <w:szCs w:val="24"/>
+        </w:rPr>
+        <w:t>Recall = 0,45. El sistema recupero un 45% de todos los documentos relevantes.</w:t>
+      </w:r>
+    </w:p>
+    <w:p>
+      <w:pPr>
+        <w:rPr>
+          <w:color w:val="FABF8F" w:themeColor="accent6" w:themeTint="99"/>
+          <w:sz w:val="24"/>
+          <w:szCs w:val="24"/>
+        </w:rPr>
+      </w:pPr>
+    </w:p>
+    <w:p>
+      <w:pPr>
+        <w:rPr>
+          <w:b/>
+          <w:bCs/>
+          <w:sz w:val="24"/>
+          <w:szCs w:val="24"/>
+        </w:rPr>
+      </w:pPr>
+      <w:r>
+        <w:rPr>
+          <w:b/>
+          <w:bCs/>
+          <w:sz w:val="24"/>
+          <w:szCs w:val="24"/>
+        </w:rPr>
+        <w:t>A) Recall y Precisión por cada posición j</w:t>
+      </w:r>
+    </w:p>
+    <w:p>
+      <w:pPr>
+        <w:rPr>
+          <w:b/>
+          <w:bCs/>
+          <w:sz w:val="24"/>
+          <w:szCs w:val="24"/>
+        </w:rPr>
+      </w:pPr>
+    </w:p>
+    <w:tbl>
+      <w:tblPr>
+        <w:tblStyle w:val="Tablaconcuadrcula"/>
+        <w:tblW w:w="0" w:type="auto"/>
+        <w:jc w:val="center"/>
+        <w:tblLook w:val="04A0" w:firstRow="1" w:lastRow="0" w:firstColumn="1" w:lastColumn="0" w:noHBand="0" w:noVBand="1"/>
+      </w:tblPr>
+      <w:tblGrid>
+        <w:gridCol w:w="938"/>
+        <w:gridCol w:w="1926"/>
+        <w:gridCol w:w="1926"/>
+        <w:gridCol w:w="1926"/>
+        <w:gridCol w:w="1926"/>
+      </w:tblGrid>
+      <w:tr>
+        <w:trPr>
+          <w:jc w:val="center"/>
+        </w:trPr>
+        <w:tc>
+          <w:tcPr>
+            <w:tcW w:w="938" w:type="dxa"/>
+          </w:tcPr>
+          <w:p>
+            <w:pPr>
+              <w:jc w:val="center"/>
+              <w:rPr>
+                <w:sz w:val="24"/>
+                <w:szCs w:val="24"/>
+              </w:rPr>
+            </w:pPr>
+          </w:p>
+        </w:tc>
+        <w:tc>
+          <w:tcPr>
+            <w:tcW w:w="1926" w:type="dxa"/>
+          </w:tcPr>
+          <w:p>
+            <w:pPr>
+              <w:jc w:val="center"/>
+              <w:rPr>
+                <w:b/>
+                <w:bCs/>
+                <w:sz w:val="24"/>
+                <w:szCs w:val="24"/>
+              </w:rPr>
+            </w:pPr>
+            <w:r>
+              <w:rPr>
+                <w:b/>
+                <w:bCs/>
+                <w:sz w:val="24"/>
+                <w:szCs w:val="24"/>
+              </w:rPr>
+              <w:t>Documento</w:t>
+            </w:r>
+          </w:p>
+        </w:tc>
+        <w:tc>
+          <w:tcPr>
+            <w:tcW w:w="1926" w:type="dxa"/>
+          </w:tcPr>
+          <w:p>
+            <w:pPr>
+              <w:jc w:val="center"/>
+              <w:rPr>
+                <w:b/>
+                <w:bCs/>
+                <w:sz w:val="24"/>
+                <w:szCs w:val="24"/>
+              </w:rPr>
+            </w:pPr>
+            <w:r>
+              <w:rPr>
+                <w:b/>
+                <w:bCs/>
+                <w:sz w:val="24"/>
+                <w:szCs w:val="24"/>
+              </w:rPr>
+              <w:t>Relevante</w:t>
+            </w:r>
+          </w:p>
+        </w:tc>
+        <w:tc>
+          <w:tcPr>
+            <w:tcW w:w="1926" w:type="dxa"/>
+          </w:tcPr>
+          <w:p>
+            <w:pPr>
+              <w:jc w:val="center"/>
+              <w:rPr>
+                <w:b/>
+                <w:bCs/>
+                <w:sz w:val="24"/>
+                <w:szCs w:val="24"/>
+              </w:rPr>
+            </w:pPr>
+            <w:r>
+              <w:rPr>
+                <w:b/>
+                <w:bCs/>
+                <w:sz w:val="24"/>
+                <w:szCs w:val="24"/>
+              </w:rPr>
+              <w:t>Recall</w:t>
+            </w:r>
+          </w:p>
+        </w:tc>
+        <w:tc>
+          <w:tcPr>
+            <w:tcW w:w="1926" w:type="dxa"/>
+          </w:tcPr>
+          <w:p>
+            <w:pPr>
+              <w:jc w:val="center"/>
+              <w:rPr>
+                <w:b/>
+                <w:bCs/>
+                <w:sz w:val="24"/>
+                <w:szCs w:val="24"/>
+              </w:rPr>
+            </w:pPr>
+            <w:r>
+              <w:rPr>
+                <w:b/>
+                <w:bCs/>
+                <w:sz w:val="24"/>
+                <w:szCs w:val="24"/>
+              </w:rPr>
+              <w:t>Precisión</w:t>
+            </w:r>
+          </w:p>
+        </w:tc>
+      </w:tr>
+      <w:tr>
+        <w:trPr>
+          <w:jc w:val="center"/>
+        </w:trPr>
+        <w:tc>
+          <w:tcPr>
+            <w:tcW w:w="938" w:type="dxa"/>
+            <w:shd w:val="clear" w:color="auto" w:fill="D6E3BC" w:themeFill="accent3" w:themeFillTint="66"/>
+          </w:tcPr>
+          <w:p>
+            <w:pPr>
+              <w:jc w:val="center"/>
+              <w:rPr>
+                <w:sz w:val="24"/>
+                <w:szCs w:val="24"/>
+              </w:rPr>
+            </w:pPr>
+            <w:r>
+              <w:rPr>
+                <w:sz w:val="24"/>
+                <w:szCs w:val="24"/>
+              </w:rPr>
+              <w:t>1</w:t>
+            </w:r>
+          </w:p>
+        </w:tc>
+        <w:tc>
+          <w:tcPr>
+            <w:tcW w:w="1926" w:type="dxa"/>
+            <w:shd w:val="clear" w:color="auto" w:fill="D6E3BC" w:themeFill="accent3" w:themeFillTint="66"/>
+          </w:tcPr>
+          <w:p>
+            <w:pPr>
+              <w:jc w:val="center"/>
+              <w:rPr>
+                <w:sz w:val="24"/>
+                <w:szCs w:val="24"/>
+              </w:rPr>
+            </w:pPr>
+            <w:r>
+              <w:rPr>
+                <w:sz w:val="24"/>
+                <w:szCs w:val="24"/>
+              </w:rPr>
+              <w:t>1</w:t>
+            </w:r>
+          </w:p>
+        </w:tc>
+        <w:tc>
+          <w:tcPr>
+            <w:tcW w:w="1926" w:type="dxa"/>
+            <w:shd w:val="clear" w:color="auto" w:fill="D6E3BC" w:themeFill="accent3" w:themeFillTint="66"/>
+          </w:tcPr>
+          <w:p>
+            <w:pPr>
+              <w:jc w:val="center"/>
+              <w:rPr>
+                <w:sz w:val="24"/>
+                <w:szCs w:val="24"/>
+              </w:rPr>
+            </w:pPr>
+            <w:r>
+              <w:rPr>
+                <w:sz w:val="24"/>
+                <w:szCs w:val="24"/>
+              </w:rPr>
+              <w:t>SI</w:t>
+            </w:r>
+          </w:p>
+        </w:tc>
+        <w:tc>
+          <w:tcPr>
+            <w:tcW w:w="1926" w:type="dxa"/>
+            <w:shd w:val="clear" w:color="auto" w:fill="D6E3BC" w:themeFill="accent3" w:themeFillTint="66"/>
+          </w:tcPr>
+          <w:p>
+            <w:pPr>
+              <w:jc w:val="center"/>
+              <w:rPr>
+                <w:sz w:val="24"/>
+                <w:szCs w:val="24"/>
+              </w:rPr>
+            </w:pPr>
+            <w:r>
+              <w:rPr>
+                <w:sz w:val="24"/>
+                <w:szCs w:val="24"/>
+              </w:rPr>
+              <w:t>1/11 = 0.091</w:t>
+            </w:r>
+          </w:p>
+        </w:tc>
+        <w:tc>
+          <w:tcPr>
+            <w:tcW w:w="1926" w:type="dxa"/>
+            <w:shd w:val="clear" w:color="auto" w:fill="D6E3BC" w:themeFill="accent3" w:themeFillTint="66"/>
+          </w:tcPr>
+          <w:p>
+            <w:pPr>
+              <w:jc w:val="center"/>
+              <w:rPr>
+                <w:sz w:val="24"/>
+                <w:szCs w:val="24"/>
+              </w:rPr>
+            </w:pPr>
+            <w:r>
+              <w:rPr>
+                <w:sz w:val="24"/>
+                <w:szCs w:val="24"/>
+              </w:rPr>
+              <w:t>1</w:t>
+            </w:r>
+          </w:p>
+        </w:tc>
+      </w:tr>
+      <w:tr>
+        <w:trPr>
+          <w:jc w:val="center"/>
+        </w:trPr>
+        <w:tc>
+          <w:tcPr>
+            <w:tcW w:w="938" w:type="dxa"/>
+          </w:tcPr>
+          <w:p>
+            <w:pPr>
+              <w:jc w:val="center"/>
+              <w:rPr>
+                <w:sz w:val="24"/>
+                <w:szCs w:val="24"/>
+              </w:rPr>
+            </w:pPr>
+            <w:r>
+              <w:rPr>
+                <w:sz w:val="24"/>
+                <w:szCs w:val="24"/>
+              </w:rPr>
+              <w:t>2</w:t>
+            </w:r>
+          </w:p>
+        </w:tc>
+        <w:tc>
+          <w:tcPr>
+            <w:tcW w:w="1926" w:type="dxa"/>
+          </w:tcPr>
+          <w:p>
+            <w:pPr>
+              <w:jc w:val="center"/>
+              <w:rPr>
+                <w:sz w:val="24"/>
+                <w:szCs w:val="24"/>
+              </w:rPr>
+            </w:pPr>
+            <w:r>
+              <w:rPr>
+                <w:sz w:val="24"/>
+                <w:szCs w:val="24"/>
+              </w:rPr>
+              <w:t>2</w:t>
+            </w:r>
+          </w:p>
+        </w:tc>
+        <w:tc>
+          <w:tcPr>
+            <w:tcW w:w="1926" w:type="dxa"/>
+          </w:tcPr>
+          <w:p>
+            <w:pPr>
+              <w:jc w:val="center"/>
+              <w:rPr>
+                <w:sz w:val="24"/>
+                <w:szCs w:val="24"/>
+              </w:rPr>
+            </w:pPr>
+            <w:r>
+              <w:rPr>
+                <w:sz w:val="24"/>
+                <w:szCs w:val="24"/>
+              </w:rPr>
+              <w:t>NO</w:t>
+            </w:r>
+          </w:p>
+        </w:tc>
+        <w:tc>
+          <w:tcPr>
+            <w:tcW w:w="1926" w:type="dxa"/>
+          </w:tcPr>
+          <w:p>
+            <w:pPr>
+              <w:jc w:val="center"/>
+              <w:rPr>
+                <w:sz w:val="24"/>
+                <w:szCs w:val="24"/>
+              </w:rPr>
+            </w:pPr>
+            <w:r>
+              <w:rPr>
+                <w:sz w:val="24"/>
+                <w:szCs w:val="24"/>
+              </w:rPr>
+              <w:t>0.091</w:t>
+            </w:r>
+          </w:p>
+        </w:tc>
+        <w:tc>
+          <w:tcPr>
+            <w:tcW w:w="1926" w:type="dxa"/>
+          </w:tcPr>
+          <w:p>
+            <w:pPr>
+              <w:jc w:val="center"/>
+              <w:rPr>
+                <w:sz w:val="24"/>
+                <w:szCs w:val="24"/>
+              </w:rPr>
+            </w:pPr>
+            <w:r>
+              <w:rPr>
+                <w:sz w:val="24"/>
+                <w:szCs w:val="24"/>
+              </w:rPr>
+              <w:t>0.5</w:t>
+            </w:r>
+          </w:p>
+        </w:tc>
+      </w:tr>
+      <w:tr>
+        <w:trPr>
+          <w:jc w:val="center"/>
+        </w:trPr>
+        <w:tc>
+          <w:tcPr>
+            <w:tcW w:w="938" w:type="dxa"/>
+          </w:tcPr>
+          <w:p>
+            <w:pPr>
+              <w:jc w:val="center"/>
+              <w:rPr>
+                <w:sz w:val="24"/>
+                <w:szCs w:val="24"/>
+              </w:rPr>
+            </w:pPr>
+            <w:r>
+              <w:rPr>
+                <w:sz w:val="24"/>
+                <w:szCs w:val="24"/>
+              </w:rPr>
+              <w:t>3</w:t>
+            </w:r>
+          </w:p>
+        </w:tc>
+        <w:tc>
+          <w:tcPr>
+            <w:tcW w:w="1926" w:type="dxa"/>
+          </w:tcPr>
+          <w:p>
+            <w:pPr>
+              <w:jc w:val="center"/>
+              <w:rPr>
+                <w:sz w:val="24"/>
+                <w:szCs w:val="24"/>
+              </w:rPr>
+            </w:pPr>
+            <w:r>
+              <w:rPr>
+                <w:sz w:val="24"/>
+                <w:szCs w:val="24"/>
+              </w:rPr>
+              <w:t>3</w:t>
+            </w:r>
+          </w:p>
+        </w:tc>
+        <w:tc>
+          <w:tcPr>
+            <w:tcW w:w="1926" w:type="dxa"/>
+          </w:tcPr>
+          <w:p>
+            <w:pPr>
+              <w:jc w:val="center"/>
+              <w:rPr>
+                <w:sz w:val="24"/>
+                <w:szCs w:val="24"/>
+              </w:rPr>
+            </w:pPr>
+            <w:r>
+              <w:rPr>
+                <w:sz w:val="24"/>
+                <w:szCs w:val="24"/>
+              </w:rPr>
+              <w:t>NO</w:t>
+            </w:r>
+          </w:p>
+        </w:tc>
+        <w:tc>
+          <w:tcPr>
+            <w:tcW w:w="1926" w:type="dxa"/>
+          </w:tcPr>
+          <w:p>
+            <w:pPr>
+              <w:jc w:val="center"/>
+              <w:rPr>
+                <w:sz w:val="24"/>
+                <w:szCs w:val="24"/>
+              </w:rPr>
+            </w:pPr>
+            <w:r>
+              <w:rPr>
+                <w:sz w:val="24"/>
+                <w:szCs w:val="24"/>
+              </w:rPr>
+              <w:t>0.091</w:t>
+            </w:r>
+          </w:p>
+        </w:tc>
+        <w:tc>
+          <w:tcPr>
+            <w:tcW w:w="1926" w:type="dxa"/>
+          </w:tcPr>
+          <w:p>
+            <w:pPr>
+              <w:jc w:val="center"/>
+              <w:rPr>
+                <w:sz w:val="24"/>
+                <w:szCs w:val="24"/>
+              </w:rPr>
+            </w:pPr>
+            <w:r>
+              <w:rPr>
+                <w:sz w:val="24"/>
+                <w:szCs w:val="24"/>
+              </w:rPr>
+              <w:t>0.333</w:t>
+            </w:r>
+          </w:p>
+        </w:tc>
+      </w:tr>
+      <w:tr>
+        <w:trPr>
+          <w:jc w:val="center"/>
+        </w:trPr>
+        <w:tc>
+          <w:tcPr>
+            <w:tcW w:w="938" w:type="dxa"/>
+            <w:shd w:val="clear" w:color="auto" w:fill="D6E3BC" w:themeFill="accent3" w:themeFillTint="66"/>
+          </w:tcPr>
+          <w:p>
+            <w:pPr>
+              <w:jc w:val="center"/>
+              <w:rPr>
+                <w:sz w:val="24"/>
+                <w:szCs w:val="24"/>
+              </w:rPr>
+            </w:pPr>
+            <w:r>
+              <w:rPr>
+                <w:sz w:val="24"/>
+                <w:szCs w:val="24"/>
+              </w:rPr>
+              <w:t>4</w:t>
+            </w:r>
+          </w:p>
+        </w:tc>
+        <w:tc>
+          <w:tcPr>
+            <w:tcW w:w="1926" w:type="dxa"/>
+            <w:shd w:val="clear" w:color="auto" w:fill="D6E3BC" w:themeFill="accent3" w:themeFillTint="66"/>
+          </w:tcPr>
+          <w:p>
+            <w:pPr>
+              <w:jc w:val="center"/>
+              <w:rPr>
+                <w:sz w:val="24"/>
+                <w:szCs w:val="24"/>
+              </w:rPr>
+            </w:pPr>
+            <w:r>
+              <w:rPr>
+                <w:sz w:val="24"/>
+                <w:szCs w:val="24"/>
+              </w:rPr>
+              <w:t>4</w:t>
+            </w:r>
+          </w:p>
+        </w:tc>
+        <w:tc>
+          <w:tcPr>
+            <w:tcW w:w="1926" w:type="dxa"/>
+            <w:shd w:val="clear" w:color="auto" w:fill="D6E3BC" w:themeFill="accent3" w:themeFillTint="66"/>
+          </w:tcPr>
+          <w:p>
+            <w:pPr>
+              <w:jc w:val="center"/>
+              <w:rPr>
+                <w:sz w:val="24"/>
+                <w:szCs w:val="24"/>
+              </w:rPr>
+            </w:pPr>
+            <w:r>
+              <w:rPr>
+                <w:sz w:val="24"/>
+                <w:szCs w:val="24"/>
+              </w:rPr>
+              <w:t>SI</w:t>
+            </w:r>
+          </w:p>
+        </w:tc>
+        <w:tc>
+          <w:tcPr>
+            <w:tcW w:w="1926" w:type="dxa"/>
+            <w:shd w:val="clear" w:color="auto" w:fill="D6E3BC" w:themeFill="accent3" w:themeFillTint="66"/>
+          </w:tcPr>
+          <w:p>
+            <w:pPr>
+              <w:jc w:val="center"/>
+              <w:rPr>
+                <w:sz w:val="24"/>
+                <w:szCs w:val="24"/>
+              </w:rPr>
+            </w:pPr>
+            <w:r>
+              <w:rPr>
+                <w:sz w:val="24"/>
+                <w:szCs w:val="24"/>
+              </w:rPr>
+              <w:t>2/11 = 0.18</w:t>
+            </w:r>
+          </w:p>
+        </w:tc>
+        <w:tc>
+          <w:tcPr>
+            <w:tcW w:w="1926" w:type="dxa"/>
+            <w:shd w:val="clear" w:color="auto" w:fill="D6E3BC" w:themeFill="accent3" w:themeFillTint="66"/>
+          </w:tcPr>
+          <w:p>
+            <w:pPr>
+              <w:jc w:val="center"/>
+              <w:rPr>
+                <w:sz w:val="24"/>
+                <w:szCs w:val="24"/>
+              </w:rPr>
+            </w:pPr>
+            <w:r>
+              <w:rPr>
+                <w:sz w:val="24"/>
+                <w:szCs w:val="24"/>
+              </w:rPr>
+              <w:t>0.5</w:t>
+            </w:r>
+          </w:p>
+        </w:tc>
+      </w:tr>
+      <w:tr>
+        <w:trPr>
+          <w:jc w:val="center"/>
+        </w:trPr>
+        <w:tc>
+          <w:tcPr>
+            <w:tcW w:w="938" w:type="dxa"/>
+            <w:shd w:val="clear" w:color="auto" w:fill="D6E3BC" w:themeFill="accent3" w:themeFillTint="66"/>
+          </w:tcPr>
+          <w:p>
+            <w:pPr>
+              <w:jc w:val="center"/>
+              <w:rPr>
+                <w:sz w:val="24"/>
+                <w:szCs w:val="24"/>
+              </w:rPr>
+            </w:pPr>
+            <w:r>
+              <w:rPr>
+                <w:sz w:val="24"/>
+                <w:szCs w:val="24"/>
+              </w:rPr>
+              <w:t>5</w:t>
+            </w:r>
+          </w:p>
+        </w:tc>
+        <w:tc>
+          <w:tcPr>
+            <w:tcW w:w="1926" w:type="dxa"/>
+            <w:shd w:val="clear" w:color="auto" w:fill="D6E3BC" w:themeFill="accent3" w:themeFillTint="66"/>
+          </w:tcPr>
+          <w:p>
+            <w:pPr>
+              <w:jc w:val="center"/>
+              <w:rPr>
+                <w:sz w:val="24"/>
+                <w:szCs w:val="24"/>
+              </w:rPr>
+            </w:pPr>
+            <w:r>
+              <w:rPr>
+                <w:sz w:val="24"/>
+                <w:szCs w:val="24"/>
+              </w:rPr>
+              <w:t>5</w:t>
+            </w:r>
+          </w:p>
+        </w:tc>
+        <w:tc>
+          <w:tcPr>
+            <w:tcW w:w="1926" w:type="dxa"/>
+            <w:shd w:val="clear" w:color="auto" w:fill="D6E3BC" w:themeFill="accent3" w:themeFillTint="66"/>
+          </w:tcPr>
+          <w:p>
+            <w:pPr>
+              <w:jc w:val="center"/>
+              <w:rPr>
+                <w:sz w:val="24"/>
+                <w:szCs w:val="24"/>
+              </w:rPr>
+            </w:pPr>
+            <w:r>
+              <w:rPr>
+                <w:sz w:val="24"/>
+                <w:szCs w:val="24"/>
+              </w:rPr>
+              <w:t>SI</w:t>
+            </w:r>
+          </w:p>
+        </w:tc>
+        <w:tc>
+          <w:tcPr>
+            <w:tcW w:w="1926" w:type="dxa"/>
+            <w:shd w:val="clear" w:color="auto" w:fill="D6E3BC" w:themeFill="accent3" w:themeFillTint="66"/>
+          </w:tcPr>
+          <w:p>
+            <w:pPr>
+              <w:jc w:val="center"/>
+              <w:rPr>
+                <w:sz w:val="24"/>
+                <w:szCs w:val="24"/>
+              </w:rPr>
+            </w:pPr>
+            <w:r>
+              <w:rPr>
+                <w:sz w:val="24"/>
+                <w:szCs w:val="24"/>
+              </w:rPr>
+              <w:t>3/11 = 0.27</w:t>
+            </w:r>
+          </w:p>
+        </w:tc>
+        <w:tc>
+          <w:tcPr>
+            <w:tcW w:w="1926" w:type="dxa"/>
+            <w:shd w:val="clear" w:color="auto" w:fill="D6E3BC" w:themeFill="accent3" w:themeFillTint="66"/>
+          </w:tcPr>
+          <w:p>
+            <w:pPr>
+              <w:jc w:val="center"/>
+              <w:rPr>
+                <w:sz w:val="24"/>
+                <w:szCs w:val="24"/>
+              </w:rPr>
+            </w:pPr>
+            <w:r>
+              <w:rPr>
+                <w:sz w:val="24"/>
+                <w:szCs w:val="24"/>
+              </w:rPr>
+              <w:t>0.6</w:t>
+            </w:r>
+          </w:p>
+        </w:tc>
+      </w:tr>
+      <w:tr>
+        <w:trPr>
+          <w:jc w:val="center"/>
+        </w:trPr>
+        <w:tc>
+          <w:tcPr>
+            <w:tcW w:w="938" w:type="dxa"/>
+          </w:tcPr>
+          <w:p>
+            <w:pPr>
+              <w:jc w:val="center"/>
+              <w:rPr>
+                <w:sz w:val="24"/>
+                <w:szCs w:val="24"/>
+              </w:rPr>
+            </w:pPr>
+            <w:r>
+              <w:rPr>
+                <w:sz w:val="24"/>
+                <w:szCs w:val="24"/>
+              </w:rPr>
+              <w:t>6</w:t>
+            </w:r>
+          </w:p>
+        </w:tc>
+        <w:tc>
+          <w:tcPr>
+            <w:tcW w:w="1926" w:type="dxa"/>
+          </w:tcPr>
+          <w:p>
+            <w:pPr>
+              <w:jc w:val="center"/>
+              <w:rPr>
+                <w:sz w:val="24"/>
+                <w:szCs w:val="24"/>
+              </w:rPr>
+            </w:pPr>
+            <w:r>
+              <w:rPr>
+                <w:sz w:val="24"/>
+                <w:szCs w:val="24"/>
+              </w:rPr>
+              <w:t>6</w:t>
+            </w:r>
+          </w:p>
+        </w:tc>
+        <w:tc>
+          <w:tcPr>
+            <w:tcW w:w="1926" w:type="dxa"/>
+          </w:tcPr>
+          <w:p>
+            <w:pPr>
+              <w:jc w:val="center"/>
+              <w:rPr>
+                <w:sz w:val="24"/>
+                <w:szCs w:val="24"/>
+              </w:rPr>
+            </w:pPr>
+            <w:r>
+              <w:rPr>
+                <w:sz w:val="24"/>
+                <w:szCs w:val="24"/>
+              </w:rPr>
+              <w:t>NO</w:t>
+            </w:r>
+          </w:p>
+        </w:tc>
+        <w:tc>
+          <w:tcPr>
+            <w:tcW w:w="1926" w:type="dxa"/>
+          </w:tcPr>
+          <w:p>
+            <w:pPr>
+              <w:jc w:val="center"/>
+              <w:rPr>
+                <w:sz w:val="24"/>
+                <w:szCs w:val="24"/>
+              </w:rPr>
+            </w:pPr>
+            <w:r>
+              <w:rPr>
+                <w:sz w:val="24"/>
+                <w:szCs w:val="24"/>
+              </w:rPr>
+              <w:t>0.27</w:t>
+            </w:r>
+          </w:p>
+        </w:tc>
+        <w:tc>
+          <w:tcPr>
+            <w:tcW w:w="1926" w:type="dxa"/>
+          </w:tcPr>
+          <w:p>
+            <w:pPr>
+              <w:jc w:val="center"/>
+              <w:rPr>
+                <w:sz w:val="24"/>
+                <w:szCs w:val="24"/>
+              </w:rPr>
+            </w:pPr>
+            <w:r>
+              <w:rPr>
+                <w:sz w:val="24"/>
+                <w:szCs w:val="24"/>
+              </w:rPr>
+              <w:t>0.5</w:t>
+            </w:r>
+          </w:p>
+        </w:tc>
+      </w:tr>
+      <w:tr>
+        <w:trPr>
+          <w:jc w:val="center"/>
+        </w:trPr>
+        <w:tc>
+          <w:tcPr>
+            <w:tcW w:w="938" w:type="dxa"/>
+          </w:tcPr>
+          <w:p>
+            <w:pPr>
+              <w:jc w:val="center"/>
+              <w:rPr>
+                <w:sz w:val="24"/>
+                <w:szCs w:val="24"/>
+              </w:rPr>
+            </w:pPr>
+            <w:r>
+              <w:rPr>
+                <w:sz w:val="24"/>
+                <w:szCs w:val="24"/>
+              </w:rPr>
+              <w:t>7</w:t>
+            </w:r>
+          </w:p>
+        </w:tc>
+        <w:tc>
+          <w:tcPr>
+            <w:tcW w:w="1926" w:type="dxa"/>
+          </w:tcPr>
+          <w:p>
+            <w:pPr>
+              <w:jc w:val="center"/>
+              <w:rPr>
+                <w:sz w:val="24"/>
+                <w:szCs w:val="24"/>
+              </w:rPr>
+            </w:pPr>
+            <w:r>
+              <w:rPr>
+                <w:sz w:val="24"/>
+                <w:szCs w:val="24"/>
+              </w:rPr>
+              <w:t>7</w:t>
+            </w:r>
+          </w:p>
+        </w:tc>
+        <w:tc>
+          <w:tcPr>
+            <w:tcW w:w="1926" w:type="dxa"/>
+          </w:tcPr>
+          <w:p>
+            <w:pPr>
+              <w:jc w:val="center"/>
+              <w:rPr>
+                <w:sz w:val="24"/>
+                <w:szCs w:val="24"/>
+              </w:rPr>
+            </w:pPr>
+            <w:r>
+              <w:rPr>
+                <w:sz w:val="24"/>
+                <w:szCs w:val="24"/>
+              </w:rPr>
+              <w:t>NO</w:t>
+            </w:r>
+          </w:p>
+        </w:tc>
+        <w:tc>
+          <w:tcPr>
+            <w:tcW w:w="1926" w:type="dxa"/>
+          </w:tcPr>
+          <w:p>
+            <w:pPr>
+              <w:jc w:val="center"/>
+              <w:rPr>
+                <w:sz w:val="24"/>
+                <w:szCs w:val="24"/>
+              </w:rPr>
+            </w:pPr>
+            <w:r>
+              <w:rPr>
+                <w:sz w:val="24"/>
+                <w:szCs w:val="24"/>
+              </w:rPr>
+              <w:t>0.27</w:t>
+            </w:r>
+          </w:p>
+        </w:tc>
+        <w:tc>
+          <w:tcPr>
+            <w:tcW w:w="1926" w:type="dxa"/>
+          </w:tcPr>
+          <w:p>
+            <w:pPr>
+              <w:jc w:val="center"/>
+              <w:rPr>
+                <w:sz w:val="24"/>
+                <w:szCs w:val="24"/>
+              </w:rPr>
+            </w:pPr>
+            <w:r>
+              <w:rPr>
+                <w:sz w:val="24"/>
+                <w:szCs w:val="24"/>
+              </w:rPr>
+              <w:t>0.42</w:t>
+            </w:r>
+          </w:p>
+        </w:tc>
+      </w:tr>
+      <w:tr>
+        <w:trPr>
+          <w:jc w:val="center"/>
+        </w:trPr>
+        <w:tc>
+          <w:tcPr>
+            <w:tcW w:w="938" w:type="dxa"/>
+          </w:tcPr>
+          <w:p>
+            <w:pPr>
+              <w:jc w:val="center"/>
+              <w:rPr>
+                <w:sz w:val="24"/>
+                <w:szCs w:val="24"/>
+              </w:rPr>
+            </w:pPr>
+            <w:r>
+              <w:rPr>
+                <w:sz w:val="24"/>
+                <w:szCs w:val="24"/>
+              </w:rPr>
+              <w:t>8</w:t>
+            </w:r>
+          </w:p>
+        </w:tc>
+        <w:tc>
+          <w:tcPr>
+            <w:tcW w:w="1926" w:type="dxa"/>
+          </w:tcPr>
+          <w:p>
+            <w:pPr>
+              <w:jc w:val="center"/>
+              <w:rPr>
+                <w:sz w:val="24"/>
+                <w:szCs w:val="24"/>
+              </w:rPr>
+            </w:pPr>
+            <w:r>
+              <w:rPr>
+                <w:sz w:val="24"/>
+                <w:szCs w:val="24"/>
+              </w:rPr>
+              <w:t>8</w:t>
+            </w:r>
+          </w:p>
+        </w:tc>
+        <w:tc>
+          <w:tcPr>
+            <w:tcW w:w="1926" w:type="dxa"/>
+          </w:tcPr>
+          <w:p>
+            <w:pPr>
+              <w:jc w:val="center"/>
+              <w:rPr>
+                <w:sz w:val="24"/>
+                <w:szCs w:val="24"/>
+              </w:rPr>
+            </w:pPr>
+            <w:r>
+              <w:rPr>
+                <w:sz w:val="24"/>
+                <w:szCs w:val="24"/>
+              </w:rPr>
+              <w:t>NO</w:t>
+            </w:r>
+          </w:p>
+        </w:tc>
+        <w:tc>
+          <w:tcPr>
+            <w:tcW w:w="1926" w:type="dxa"/>
+          </w:tcPr>
+          <w:p>
+            <w:pPr>
+              <w:jc w:val="center"/>
+              <w:rPr>
+                <w:sz w:val="24"/>
+                <w:szCs w:val="24"/>
+              </w:rPr>
+            </w:pPr>
+            <w:r>
+              <w:rPr>
+                <w:sz w:val="24"/>
+                <w:szCs w:val="24"/>
+              </w:rPr>
+              <w:t>0.27</w:t>
+            </w:r>
+          </w:p>
+        </w:tc>
+        <w:tc>
+          <w:tcPr>
+            <w:tcW w:w="1926" w:type="dxa"/>
+          </w:tcPr>
+          <w:p>
+            <w:pPr>
+              <w:jc w:val="center"/>
+              <w:rPr>
+                <w:sz w:val="24"/>
+                <w:szCs w:val="24"/>
+              </w:rPr>
+            </w:pPr>
+            <w:r>
+              <w:rPr>
+                <w:sz w:val="24"/>
+                <w:szCs w:val="24"/>
+              </w:rPr>
+              <w:t>0.375</w:t>
+            </w:r>
+          </w:p>
+        </w:tc>
+      </w:tr>
+      <w:tr>
+        <w:trPr>
+          <w:jc w:val="center"/>
+        </w:trPr>
+        <w:tc>
+          <w:tcPr>
+            <w:tcW w:w="938" w:type="dxa"/>
+          </w:tcPr>
+          <w:p>
+            <w:pPr>
+              <w:jc w:val="center"/>
+              <w:rPr>
+                <w:sz w:val="24"/>
+                <w:szCs w:val="24"/>
+              </w:rPr>
+            </w:pPr>
+            <w:r>
+              <w:rPr>
+                <w:sz w:val="24"/>
+                <w:szCs w:val="24"/>
+              </w:rPr>
+              <w:t>9</w:t>
+            </w:r>
+          </w:p>
+        </w:tc>
+        <w:tc>
+          <w:tcPr>
+            <w:tcW w:w="1926" w:type="dxa"/>
+          </w:tcPr>
+          <w:p>
+            <w:pPr>
+              <w:jc w:val="center"/>
+              <w:rPr>
+                <w:sz w:val="24"/>
+                <w:szCs w:val="24"/>
+              </w:rPr>
+            </w:pPr>
+            <w:r>
+              <w:rPr>
+                <w:sz w:val="24"/>
+                <w:szCs w:val="24"/>
+              </w:rPr>
+              <w:t>9</w:t>
+            </w:r>
+          </w:p>
+        </w:tc>
+        <w:tc>
+          <w:tcPr>
+            <w:tcW w:w="1926" w:type="dxa"/>
+          </w:tcPr>
+          <w:p>
+            <w:pPr>
+              <w:jc w:val="center"/>
+              <w:rPr>
+                <w:sz w:val="24"/>
+                <w:szCs w:val="24"/>
+              </w:rPr>
+            </w:pPr>
+            <w:r>
+              <w:rPr>
+                <w:sz w:val="24"/>
+                <w:szCs w:val="24"/>
+              </w:rPr>
+              <w:t>NO</w:t>
+            </w:r>
+          </w:p>
+        </w:tc>
+        <w:tc>
+          <w:tcPr>
+            <w:tcW w:w="1926" w:type="dxa"/>
+          </w:tcPr>
+          <w:p>
+            <w:pPr>
+              <w:jc w:val="center"/>
+              <w:rPr>
+                <w:sz w:val="24"/>
+                <w:szCs w:val="24"/>
+              </w:rPr>
+            </w:pPr>
+            <w:r>
+              <w:rPr>
+                <w:sz w:val="24"/>
+                <w:szCs w:val="24"/>
+              </w:rPr>
+              <w:t>0.27</w:t>
+            </w:r>
+          </w:p>
+        </w:tc>
+        <w:tc>
+          <w:tcPr>
+            <w:tcW w:w="1926" w:type="dxa"/>
+          </w:tcPr>
+          <w:p>
+            <w:pPr>
+              <w:jc w:val="center"/>
+              <w:rPr>
+                <w:sz w:val="24"/>
+                <w:szCs w:val="24"/>
+              </w:rPr>
+            </w:pPr>
+            <w:r>
+              <w:rPr>
+                <w:sz w:val="24"/>
+                <w:szCs w:val="24"/>
+              </w:rPr>
+              <w:t>0.333</w:t>
+            </w:r>
+          </w:p>
+        </w:tc>
+      </w:tr>
+      <w:tr>
+        <w:trPr>
+          <w:jc w:val="center"/>
+        </w:trPr>
+        <w:tc>
+          <w:tcPr>
+            <w:tcW w:w="938" w:type="dxa"/>
+            <w:shd w:val="clear" w:color="auto" w:fill="D6E3BC" w:themeFill="accent3" w:themeFillTint="66"/>
+          </w:tcPr>
+          <w:p>
+            <w:pPr>
+              <w:jc w:val="center"/>
+              <w:rPr>
+                <w:sz w:val="24"/>
+                <w:szCs w:val="24"/>
+              </w:rPr>
+            </w:pPr>
+            <w:r>
+              <w:rPr>
+                <w:sz w:val="24"/>
+                <w:szCs w:val="24"/>
+              </w:rPr>
+              <w:t>10</w:t>
+            </w:r>
+          </w:p>
+        </w:tc>
+        <w:tc>
+          <w:tcPr>
+            <w:tcW w:w="1926" w:type="dxa"/>
+            <w:shd w:val="clear" w:color="auto" w:fill="D6E3BC" w:themeFill="accent3" w:themeFillTint="66"/>
+          </w:tcPr>
+          <w:p>
+            <w:pPr>
+              <w:jc w:val="center"/>
+              <w:rPr>
+                <w:sz w:val="24"/>
+                <w:szCs w:val="24"/>
+              </w:rPr>
+            </w:pPr>
+            <w:r>
+              <w:rPr>
+                <w:sz w:val="24"/>
+                <w:szCs w:val="24"/>
+              </w:rPr>
+              <w:t>10</w:t>
+            </w:r>
+          </w:p>
+        </w:tc>
+        <w:tc>
+          <w:tcPr>
+            <w:tcW w:w="1926" w:type="dxa"/>
+            <w:shd w:val="clear" w:color="auto" w:fill="D6E3BC" w:themeFill="accent3" w:themeFillTint="66"/>
+          </w:tcPr>
+          <w:p>
+            <w:pPr>
+              <w:jc w:val="center"/>
+              <w:rPr>
+                <w:sz w:val="24"/>
+                <w:szCs w:val="24"/>
+              </w:rPr>
+            </w:pPr>
+            <w:r>
+              <w:rPr>
+                <w:sz w:val="24"/>
+                <w:szCs w:val="24"/>
+              </w:rPr>
+              <w:t>SI</w:t>
+            </w:r>
+          </w:p>
+        </w:tc>
+        <w:tc>
+          <w:tcPr>
+            <w:tcW w:w="1926" w:type="dxa"/>
+            <w:shd w:val="clear" w:color="auto" w:fill="D6E3BC" w:themeFill="accent3" w:themeFillTint="66"/>
+          </w:tcPr>
+          <w:p>
+            <w:pPr>
+              <w:jc w:val="center"/>
+              <w:rPr>
+                <w:sz w:val="24"/>
+                <w:szCs w:val="24"/>
+              </w:rPr>
+            </w:pPr>
+            <w:r>
+              <w:rPr>
+                <w:sz w:val="24"/>
+                <w:szCs w:val="24"/>
+              </w:rPr>
+              <w:t>4/11 = 0.36</w:t>
+            </w:r>
+          </w:p>
+        </w:tc>
+        <w:tc>
+          <w:tcPr>
+            <w:tcW w:w="1926" w:type="dxa"/>
+            <w:shd w:val="clear" w:color="auto" w:fill="D6E3BC" w:themeFill="accent3" w:themeFillTint="66"/>
+          </w:tcPr>
+          <w:p>
+            <w:pPr>
+              <w:jc w:val="center"/>
+              <w:rPr>
+                <w:sz w:val="24"/>
+                <w:szCs w:val="24"/>
+              </w:rPr>
+            </w:pPr>
+            <w:r>
+              <w:rPr>
+                <w:sz w:val="24"/>
+                <w:szCs w:val="24"/>
+              </w:rPr>
+              <w:t>0.4</w:t>
+            </w:r>
+          </w:p>
+        </w:tc>
+      </w:tr>
+      <w:tr>
+        <w:trPr>
+          <w:jc w:val="center"/>
+        </w:trPr>
+        <w:tc>
+          <w:tcPr>
+            <w:tcW w:w="938" w:type="dxa"/>
+          </w:tcPr>
+          <w:p>
+            <w:pPr>
+              <w:jc w:val="center"/>
+              <w:rPr>
+                <w:sz w:val="24"/>
+                <w:szCs w:val="24"/>
+              </w:rPr>
+            </w:pPr>
+            <w:r>
+              <w:rPr>
+                <w:sz w:val="24"/>
+                <w:szCs w:val="24"/>
+              </w:rPr>
+              <w:t>11</w:t>
+            </w:r>
+          </w:p>
+        </w:tc>
+        <w:tc>
+          <w:tcPr>
+            <w:tcW w:w="1926" w:type="dxa"/>
+          </w:tcPr>
+          <w:p>
+            <w:pPr>
+              <w:jc w:val="center"/>
+              <w:rPr>
+                <w:sz w:val="24"/>
+                <w:szCs w:val="24"/>
+              </w:rPr>
+            </w:pPr>
+            <w:r>
+              <w:rPr>
+                <w:sz w:val="24"/>
+                <w:szCs w:val="24"/>
+              </w:rPr>
+              <w:t>11</w:t>
+            </w:r>
+          </w:p>
+        </w:tc>
+        <w:tc>
+          <w:tcPr>
+            <w:tcW w:w="1926" w:type="dxa"/>
+          </w:tcPr>
+          <w:p>
+            <w:pPr>
+              <w:jc w:val="center"/>
+              <w:rPr>
+                <w:sz w:val="24"/>
+                <w:szCs w:val="24"/>
+              </w:rPr>
+            </w:pPr>
+            <w:r>
+              <w:rPr>
+                <w:sz w:val="24"/>
+                <w:szCs w:val="24"/>
+              </w:rPr>
+              <w:t>NO</w:t>
+            </w:r>
+          </w:p>
+        </w:tc>
+        <w:tc>
+          <w:tcPr>
+            <w:tcW w:w="1926" w:type="dxa"/>
+          </w:tcPr>
+          <w:p>
+            <w:pPr>
+              <w:jc w:val="center"/>
+              <w:rPr>
+                <w:sz w:val="24"/>
+                <w:szCs w:val="24"/>
+              </w:rPr>
+            </w:pPr>
+            <w:r>
+              <w:rPr>
+                <w:sz w:val="24"/>
+                <w:szCs w:val="24"/>
+              </w:rPr>
+              <w:t>0.36</w:t>
+            </w:r>
+          </w:p>
+        </w:tc>
+        <w:tc>
+          <w:tcPr>
+            <w:tcW w:w="1926" w:type="dxa"/>
+          </w:tcPr>
+          <w:p>
+            <w:pPr>
+              <w:jc w:val="center"/>
+              <w:rPr>
+                <w:sz w:val="24"/>
+                <w:szCs w:val="24"/>
+              </w:rPr>
+            </w:pPr>
+            <w:r>
+              <w:rPr>
+                <w:sz w:val="24"/>
+                <w:szCs w:val="24"/>
+              </w:rPr>
+              <w:t>0.36</w:t>
+            </w:r>
+          </w:p>
+        </w:tc>
+      </w:tr>
+      <w:tr>
+        <w:trPr>
+          <w:jc w:val="center"/>
+        </w:trPr>
+        <w:tc>
+          <w:tcPr>
+            <w:tcW w:w="938" w:type="dxa"/>
+          </w:tcPr>
+          <w:p>
+            <w:pPr>
+              <w:jc w:val="center"/>
+              <w:rPr>
+                <w:sz w:val="24"/>
+                <w:szCs w:val="24"/>
+              </w:rPr>
+            </w:pPr>
+            <w:r>
+              <w:rPr>
+                <w:sz w:val="24"/>
+                <w:szCs w:val="24"/>
+              </w:rPr>
+              <w:t>12</w:t>
+            </w:r>
+          </w:p>
+        </w:tc>
+        <w:tc>
+          <w:tcPr>
+            <w:tcW w:w="1926" w:type="dxa"/>
+          </w:tcPr>
+          <w:p>
+            <w:pPr>
+              <w:jc w:val="center"/>
+              <w:rPr>
+                <w:sz w:val="24"/>
+                <w:szCs w:val="24"/>
+              </w:rPr>
+            </w:pPr>
+            <w:r>
+              <w:rPr>
+                <w:sz w:val="24"/>
+                <w:szCs w:val="24"/>
+              </w:rPr>
+              <w:t>12</w:t>
+            </w:r>
+          </w:p>
+        </w:tc>
+        <w:tc>
+          <w:tcPr>
+            <w:tcW w:w="1926" w:type="dxa"/>
+          </w:tcPr>
+          <w:p>
+            <w:pPr>
+              <w:jc w:val="center"/>
+              <w:rPr>
+                <w:sz w:val="24"/>
+                <w:szCs w:val="24"/>
+              </w:rPr>
+            </w:pPr>
+            <w:r>
+              <w:rPr>
+                <w:sz w:val="24"/>
+                <w:szCs w:val="24"/>
+              </w:rPr>
+              <w:t>NO</w:t>
+            </w:r>
+          </w:p>
+        </w:tc>
+        <w:tc>
+          <w:tcPr>
+            <w:tcW w:w="1926" w:type="dxa"/>
+          </w:tcPr>
+          <w:p>
+            <w:pPr>
+              <w:jc w:val="center"/>
+              <w:rPr>
+                <w:sz w:val="24"/>
+                <w:szCs w:val="24"/>
+              </w:rPr>
+            </w:pPr>
+            <w:r>
+              <w:rPr>
+                <w:sz w:val="24"/>
+                <w:szCs w:val="24"/>
+              </w:rPr>
+              <w:t>0.36</w:t>
+            </w:r>
+          </w:p>
+        </w:tc>
+        <w:tc>
+          <w:tcPr>
+            <w:tcW w:w="1926" w:type="dxa"/>
+          </w:tcPr>
+          <w:p>
+            <w:pPr>
+              <w:jc w:val="center"/>
+              <w:rPr>
+                <w:sz w:val="24"/>
+                <w:szCs w:val="24"/>
+              </w:rPr>
+            </w:pPr>
+            <w:r>
+              <w:rPr>
+                <w:sz w:val="24"/>
+                <w:szCs w:val="24"/>
+              </w:rPr>
+              <w:t>0.33</w:t>
+            </w:r>
+          </w:p>
+        </w:tc>
+      </w:tr>
+      <w:tr>
+        <w:trPr>
+          <w:jc w:val="center"/>
+        </w:trPr>
+        <w:tc>
+          <w:tcPr>
+            <w:tcW w:w="938" w:type="dxa"/>
+          </w:tcPr>
+          <w:p>
+            <w:pPr>
+              <w:jc w:val="center"/>
+              <w:rPr>
+                <w:sz w:val="24"/>
+                <w:szCs w:val="24"/>
+              </w:rPr>
+            </w:pPr>
+            <w:r>
+              <w:rPr>
+                <w:sz w:val="24"/>
+                <w:szCs w:val="24"/>
+              </w:rPr>
+              <w:lastRenderedPageBreak/>
+              <w:t>13</w:t>
+            </w:r>
+          </w:p>
+        </w:tc>
+        <w:tc>
+          <w:tcPr>
+            <w:tcW w:w="1926" w:type="dxa"/>
+          </w:tcPr>
+          <w:p>
+            <w:pPr>
+              <w:jc w:val="center"/>
+              <w:rPr>
+                <w:sz w:val="24"/>
+                <w:szCs w:val="24"/>
+              </w:rPr>
+            </w:pPr>
+            <w:r>
+              <w:rPr>
+                <w:sz w:val="24"/>
+                <w:szCs w:val="24"/>
+              </w:rPr>
+              <w:t>13</w:t>
+            </w:r>
+          </w:p>
+        </w:tc>
+        <w:tc>
+          <w:tcPr>
+            <w:tcW w:w="1926" w:type="dxa"/>
+          </w:tcPr>
+          <w:p>
+            <w:pPr>
+              <w:jc w:val="center"/>
+              <w:rPr>
+                <w:sz w:val="24"/>
+                <w:szCs w:val="24"/>
+              </w:rPr>
+            </w:pPr>
+            <w:r>
+              <w:rPr>
+                <w:sz w:val="24"/>
+                <w:szCs w:val="24"/>
+              </w:rPr>
+              <w:t>NO</w:t>
+            </w:r>
+          </w:p>
+        </w:tc>
+        <w:tc>
+          <w:tcPr>
+            <w:tcW w:w="1926" w:type="dxa"/>
+          </w:tcPr>
+          <w:p>
+            <w:pPr>
+              <w:jc w:val="center"/>
+              <w:rPr>
+                <w:sz w:val="24"/>
+                <w:szCs w:val="24"/>
+              </w:rPr>
+            </w:pPr>
+            <w:r>
+              <w:rPr>
+                <w:sz w:val="24"/>
+                <w:szCs w:val="24"/>
+              </w:rPr>
+              <w:t>0.36</w:t>
+            </w:r>
+          </w:p>
+        </w:tc>
+        <w:tc>
+          <w:tcPr>
+            <w:tcW w:w="1926" w:type="dxa"/>
+          </w:tcPr>
+          <w:p>
+            <w:pPr>
+              <w:jc w:val="center"/>
+              <w:rPr>
+                <w:sz w:val="24"/>
+                <w:szCs w:val="24"/>
+              </w:rPr>
+            </w:pPr>
+            <w:r>
+              <w:rPr>
+                <w:sz w:val="24"/>
+                <w:szCs w:val="24"/>
+              </w:rPr>
+              <w:t>0.307</w:t>
+            </w:r>
+          </w:p>
+        </w:tc>
+      </w:tr>
+      <w:tr>
+        <w:trPr>
+          <w:jc w:val="center"/>
+        </w:trPr>
+        <w:tc>
+          <w:tcPr>
+            <w:tcW w:w="938" w:type="dxa"/>
+            <w:shd w:val="clear" w:color="auto" w:fill="D6E3BC" w:themeFill="accent3" w:themeFillTint="66"/>
+          </w:tcPr>
+          <w:p>
+            <w:pPr>
+              <w:jc w:val="center"/>
+              <w:rPr>
+                <w:sz w:val="24"/>
+                <w:szCs w:val="24"/>
+              </w:rPr>
+            </w:pPr>
+            <w:r>
+              <w:rPr>
+                <w:sz w:val="24"/>
+                <w:szCs w:val="24"/>
+              </w:rPr>
+              <w:t>14</w:t>
+            </w:r>
+          </w:p>
+        </w:tc>
+        <w:tc>
+          <w:tcPr>
+            <w:tcW w:w="1926" w:type="dxa"/>
+            <w:shd w:val="clear" w:color="auto" w:fill="D6E3BC" w:themeFill="accent3" w:themeFillTint="66"/>
+          </w:tcPr>
+          <w:p>
+            <w:pPr>
+              <w:jc w:val="center"/>
+              <w:rPr>
+                <w:sz w:val="24"/>
+                <w:szCs w:val="24"/>
+              </w:rPr>
+            </w:pPr>
+            <w:r>
+              <w:rPr>
+                <w:sz w:val="24"/>
+                <w:szCs w:val="24"/>
+              </w:rPr>
+              <w:t>14</w:t>
+            </w:r>
+          </w:p>
+        </w:tc>
+        <w:tc>
+          <w:tcPr>
+            <w:tcW w:w="1926" w:type="dxa"/>
+            <w:shd w:val="clear" w:color="auto" w:fill="D6E3BC" w:themeFill="accent3" w:themeFillTint="66"/>
+          </w:tcPr>
+          <w:p>
+            <w:pPr>
+              <w:jc w:val="center"/>
+              <w:rPr>
+                <w:sz w:val="24"/>
+                <w:szCs w:val="24"/>
+              </w:rPr>
+            </w:pPr>
+            <w:r>
+              <w:rPr>
+                <w:sz w:val="24"/>
+                <w:szCs w:val="24"/>
+              </w:rPr>
+              <w:t>SI</w:t>
+            </w:r>
+          </w:p>
+        </w:tc>
+        <w:tc>
+          <w:tcPr>
+            <w:tcW w:w="1926" w:type="dxa"/>
+            <w:shd w:val="clear" w:color="auto" w:fill="D6E3BC" w:themeFill="accent3" w:themeFillTint="66"/>
+          </w:tcPr>
+          <w:p>
+            <w:pPr>
+              <w:jc w:val="center"/>
+              <w:rPr>
+                <w:sz w:val="24"/>
+                <w:szCs w:val="24"/>
+              </w:rPr>
+            </w:pPr>
+            <w:r>
+              <w:rPr>
+                <w:sz w:val="24"/>
+                <w:szCs w:val="24"/>
+              </w:rPr>
+              <w:t>5/11 = 0.45</w:t>
+            </w:r>
+          </w:p>
+        </w:tc>
+        <w:tc>
+          <w:tcPr>
+            <w:tcW w:w="1926" w:type="dxa"/>
+            <w:shd w:val="clear" w:color="auto" w:fill="D6E3BC" w:themeFill="accent3" w:themeFillTint="66"/>
+          </w:tcPr>
+          <w:p>
+            <w:pPr>
+              <w:jc w:val="center"/>
+              <w:rPr>
+                <w:sz w:val="24"/>
+                <w:szCs w:val="24"/>
+              </w:rPr>
+            </w:pPr>
+            <w:r>
+              <w:rPr>
+                <w:sz w:val="24"/>
+                <w:szCs w:val="24"/>
+              </w:rPr>
+              <w:t>0.357</w:t>
+            </w:r>
+          </w:p>
+        </w:tc>
+      </w:tr>
+      <w:tr>
+        <w:trPr>
+          <w:jc w:val="center"/>
+        </w:trPr>
+        <w:tc>
+          <w:tcPr>
+            <w:tcW w:w="938" w:type="dxa"/>
+          </w:tcPr>
+          <w:p>
+            <w:pPr>
+              <w:jc w:val="center"/>
+              <w:rPr>
+                <w:sz w:val="24"/>
+                <w:szCs w:val="24"/>
+              </w:rPr>
+            </w:pPr>
+            <w:r>
+              <w:rPr>
+                <w:sz w:val="24"/>
+                <w:szCs w:val="24"/>
+              </w:rPr>
+              <w:t>15</w:t>
+            </w:r>
+          </w:p>
+        </w:tc>
+        <w:tc>
+          <w:tcPr>
+            <w:tcW w:w="1926" w:type="dxa"/>
+          </w:tcPr>
+          <w:p>
+            <w:pPr>
+              <w:jc w:val="center"/>
+              <w:rPr>
+                <w:sz w:val="24"/>
+                <w:szCs w:val="24"/>
+              </w:rPr>
+            </w:pPr>
+            <w:r>
+              <w:rPr>
+                <w:sz w:val="24"/>
+                <w:szCs w:val="24"/>
+              </w:rPr>
+              <w:t>15</w:t>
+            </w:r>
+          </w:p>
+        </w:tc>
+        <w:tc>
+          <w:tcPr>
+            <w:tcW w:w="1926" w:type="dxa"/>
+          </w:tcPr>
+          <w:p>
+            <w:pPr>
+              <w:jc w:val="center"/>
+              <w:rPr>
+                <w:sz w:val="24"/>
+                <w:szCs w:val="24"/>
+              </w:rPr>
+            </w:pPr>
+            <w:r>
+              <w:rPr>
+                <w:sz w:val="24"/>
+                <w:szCs w:val="24"/>
+              </w:rPr>
+              <w:t>NO</w:t>
+            </w:r>
+          </w:p>
+        </w:tc>
+        <w:tc>
+          <w:tcPr>
+            <w:tcW w:w="1926" w:type="dxa"/>
+          </w:tcPr>
+          <w:p>
+            <w:pPr>
+              <w:jc w:val="center"/>
+              <w:rPr>
+                <w:sz w:val="24"/>
+                <w:szCs w:val="24"/>
+              </w:rPr>
+            </w:pPr>
+            <w:r>
+              <w:rPr>
+                <w:sz w:val="24"/>
+                <w:szCs w:val="24"/>
+              </w:rPr>
+              <w:t>0.45</w:t>
+            </w:r>
+          </w:p>
+        </w:tc>
+        <w:tc>
+          <w:tcPr>
+            <w:tcW w:w="1926" w:type="dxa"/>
+          </w:tcPr>
+          <w:p>
+            <w:pPr>
+              <w:jc w:val="center"/>
+              <w:rPr>
+                <w:sz w:val="24"/>
+                <w:szCs w:val="24"/>
+              </w:rPr>
+            </w:pPr>
+            <w:r>
+              <w:rPr>
+                <w:sz w:val="24"/>
+                <w:szCs w:val="24"/>
+              </w:rPr>
+              <w:t>0.333</w:t>
+            </w:r>
+          </w:p>
+        </w:tc>
+      </w:tr>
+    </w:tbl>
+    <w:p>
+      <w:pPr>
+        <w:jc w:val="center"/>
+        <w:rPr>
+          <w:sz w:val="24"/>
+          <w:szCs w:val="24"/>
+        </w:rPr>
+      </w:pPr>
+      <w:r>
+        <w:rPr>
+          <w:sz w:val="24"/>
+          <w:szCs w:val="24"/>
+        </w:rPr>
+        <w:t>Con verde, indico la aparición de un documento relevante en la posición.</w:t>
+      </w:r>
+    </w:p>
+    <w:p>
+      <w:pPr>
+        <w:jc w:val="center"/>
+        <w:rPr>
+          <w:sz w:val="24"/>
+          <w:szCs w:val="24"/>
+        </w:rPr>
+      </w:pPr>
+    </w:p>
+    <w:p>
+      <w:pPr>
+        <w:jc w:val="both"/>
+        <w:rPr>
+          <w:sz w:val="24"/>
+          <w:szCs w:val="24"/>
+        </w:rPr>
+      </w:pPr>
+      <w:r>
+        <w:rPr>
+          <w:sz w:val="24"/>
+          <w:szCs w:val="24"/>
+        </w:rPr>
+        <w:t>Como puede verse en el gráfico, se hace visible el tradeoff entre Recall y Precisión donde, a medida que uno sube, el otro baja.</w:t>
+      </w:r>
+    </w:p>
+    <w:p>
+      <w:pPr>
+        <w:jc w:val="center"/>
+        <w:rPr>
+          <w:sz w:val="24"/>
+          <w:szCs w:val="24"/>
+        </w:rPr>
+      </w:pPr>
+    </w:p>
+    <w:p>
+      <w:pPr>
+        <w:jc w:val="both"/>
+        <w:rPr>
+          <w:b/>
+          <w:bCs/>
+          <w:sz w:val="24"/>
+          <w:szCs w:val="24"/>
+        </w:rPr>
+      </w:pPr>
+      <w:r>
+        <w:rPr>
+          <w:b/>
+          <w:bCs/>
+          <w:sz w:val="24"/>
+          <w:szCs w:val="24"/>
+        </w:rPr>
+        <w:t>B)</w:t>
+      </w:r>
+      <w:r>
+        <w:rPr>
+          <w:b/>
+          <w:bCs/>
+          <w:sz w:val="24"/>
+          <w:szCs w:val="24"/>
+        </w:rPr>
+        <w:t xml:space="preserve"> Precisión Promedio</w:t>
+      </w:r>
+    </w:p>
+    <w:p>
+      <w:pPr>
+        <w:jc w:val="both"/>
+        <w:rPr>
+          <w:b/>
+          <w:bCs/>
+          <w:sz w:val="24"/>
+          <w:szCs w:val="24"/>
+        </w:rPr>
+      </w:pPr>
+    </w:p>
+    <w:p>
+      <w:pPr>
+        <w:jc w:val="both"/>
+        <w:rPr>
+          <w:sz w:val="24"/>
+          <w:szCs w:val="24"/>
+        </w:rPr>
+      </w:pPr>
+      <w:r>
+        <w:rPr>
+          <w:sz w:val="24"/>
+          <w:szCs w:val="24"/>
+        </w:rPr>
+        <w:t>Se calcula en posiciones donde hay relevantes. El resultado sería:</w:t>
+      </w:r>
+    </w:p>
+    <w:p>
+      <w:pPr>
+        <w:jc w:val="both"/>
+        <w:rPr>
+          <w:sz w:val="24"/>
+          <w:szCs w:val="24"/>
+        </w:rPr>
+      </w:pPr>
+    </w:p>
+    <w:p>
+      <w:pPr>
+        <w:jc w:val="both"/>
+        <w:rPr>
+          <w:sz w:val="24"/>
+          <w:szCs w:val="24"/>
+        </w:rPr>
+      </w:pPr>
+      <w:r>
+        <w:rPr>
+          <w:sz w:val="24"/>
+          <w:szCs w:val="24"/>
+        </w:rPr>
+        <w:t>Posiciones relevantes: 1,4,5,10,14</w:t>
+      </w:r>
+    </w:p>
+    <w:p>
+      <w:pPr>
+        <w:jc w:val="both"/>
+        <w:rPr>
+          <w:sz w:val="24"/>
+          <w:szCs w:val="24"/>
+        </w:rPr>
+      </w:pPr>
+    </w:p>
+    <w:p>
+      <w:pPr>
+        <w:jc w:val="center"/>
+        <w:rPr>
+          <w:b/>
+          <w:bCs/>
+          <w:sz w:val="24"/>
+          <w:szCs w:val="24"/>
+        </w:rPr>
+      </w:pPr>
+      <w:r>
+        <w:rPr>
+          <w:sz w:val="24"/>
+          <w:szCs w:val="24"/>
+        </w:rPr>
+        <w:t xml:space="preserve">(1 + 0,5 + 0,6 + 0,4 + 0,357) / 11 = </w:t>
+      </w:r>
+      <w:r>
+        <w:rPr>
+          <w:b/>
+          <w:bCs/>
+          <w:sz w:val="24"/>
+          <w:szCs w:val="24"/>
+        </w:rPr>
+        <w:t>0.259</w:t>
+      </w:r>
+    </w:p>
+    <w:p>
+      <w:pPr>
+        <w:jc w:val="center"/>
+        <w:rPr>
+          <w:b/>
+          <w:bCs/>
+          <w:sz w:val="24"/>
+          <w:szCs w:val="24"/>
+        </w:rPr>
+      </w:pPr>
+    </w:p>
+    <w:p>
+      <w:pPr>
+        <w:jc w:val="both"/>
+        <w:rPr>
+          <w:color w:val="FABF8F" w:themeColor="accent6" w:themeTint="99"/>
+          <w:sz w:val="24"/>
+          <w:szCs w:val="24"/>
+        </w:rPr>
+      </w:pPr>
+      <w:r>
+        <w:rPr>
+          <w:sz w:val="24"/>
+          <w:szCs w:val="24"/>
+        </w:rPr>
+        <w:t>Como es un valor bajo, podemos decir que los relevantes se encuentran muy dispersos.</w:t>
+      </w:r>
+    </w:p>
+    <w:p>
+      <w:pPr>
+        <w:rPr>
+          <w:b/>
+          <w:bCs/>
+          <w:color w:val="FABF8F" w:themeColor="accent6" w:themeTint="99"/>
+          <w:sz w:val="24"/>
+          <w:szCs w:val="24"/>
+        </w:rPr>
+      </w:pPr>
+    </w:p>
+    <w:p>
+      <w:pPr>
+        <w:rPr>
+          <w:b/>
+          <w:bCs/>
+          <w:sz w:val="24"/>
+          <w:szCs w:val="24"/>
+        </w:rPr>
+      </w:pPr>
+      <w:r>
+        <w:rPr>
+          <w:b/>
+          <w:bCs/>
+          <w:sz w:val="24"/>
+          <w:szCs w:val="24"/>
+        </w:rPr>
+        <w:t xml:space="preserve">C) </w:t>
+      </w:r>
+      <w:r>
+        <w:rPr>
+          <w:b/>
+          <w:bCs/>
+          <w:sz w:val="24"/>
+          <w:szCs w:val="24"/>
+        </w:rPr>
+        <w:t>Precisión</w:t>
+      </w:r>
+      <w:r>
+        <w:rPr>
+          <w:b/>
+          <w:bCs/>
+          <w:sz w:val="24"/>
+          <w:szCs w:val="24"/>
+        </w:rPr>
+        <w:t xml:space="preserve"> al 50% de Recall</w:t>
+      </w:r>
+    </w:p>
+    <w:p>
+      <w:pPr>
+        <w:rPr>
+          <w:b/>
+          <w:bCs/>
+          <w:sz w:val="24"/>
+          <w:szCs w:val="24"/>
+        </w:rPr>
+      </w:pPr>
+    </w:p>
+    <w:p>
+      <w:pPr>
+        <w:rPr>
+          <w:sz w:val="24"/>
+          <w:szCs w:val="24"/>
+        </w:rPr>
+      </w:pPr>
+      <w:r>
+        <w:rPr>
+          <w:sz w:val="24"/>
+          <w:szCs w:val="24"/>
+        </w:rPr>
+        <w:t xml:space="preserve">El recall nunca llego al 50%. </w:t>
+      </w:r>
+    </w:p>
+    <w:p>
+      <w:pPr>
+        <w:rPr>
+          <w:sz w:val="24"/>
+          <w:szCs w:val="24"/>
+        </w:rPr>
+      </w:pPr>
+      <w:r>
+        <w:rPr>
+          <w:sz w:val="24"/>
+          <w:szCs w:val="24"/>
+        </w:rPr>
+        <w:t xml:space="preserve">Sería necesaria tener un relevante mas para tener </w:t>
+      </w:r>
+      <w:r>
+        <w:rPr>
+          <w:sz w:val="24"/>
+          <w:szCs w:val="24"/>
+        </w:rPr>
+        <w:t>5</w:t>
+      </w:r>
+      <w:r>
+        <w:rPr>
+          <w:sz w:val="24"/>
+          <w:szCs w:val="24"/>
+        </w:rPr>
+        <w:t>4% de Recall.</w:t>
+      </w:r>
+    </w:p>
+    <w:p>
+      <w:pPr>
+        <w:rPr>
+          <w:sz w:val="24"/>
+          <w:szCs w:val="24"/>
+        </w:rPr>
+      </w:pPr>
+      <w:r>
+        <w:rPr>
+          <w:sz w:val="24"/>
+          <w:szCs w:val="24"/>
+        </w:rPr>
+        <w:t xml:space="preserve">Esto nos da una idea de que la cobertura de todos los documentos relevantes capturados por el sistema no es muy buena. Esto puede solucionarse con los 6 documentos relevantes que el sistema no recupero. </w:t>
+      </w:r>
+    </w:p>
+    <w:p>
+      <w:pPr>
+        <w:rPr>
+          <w:sz w:val="24"/>
+          <w:szCs w:val="24"/>
+        </w:rPr>
+      </w:pPr>
+    </w:p>
+    <w:p>
+      <w:pPr>
+        <w:rPr>
+          <w:b/>
+          <w:bCs/>
+          <w:sz w:val="24"/>
+          <w:szCs w:val="24"/>
+        </w:rPr>
+      </w:pPr>
+      <w:r>
+        <w:rPr>
+          <w:b/>
+          <w:bCs/>
+          <w:sz w:val="24"/>
+          <w:szCs w:val="24"/>
+        </w:rPr>
+        <w:t>D) Precisión-R</w:t>
+      </w:r>
+    </w:p>
+    <w:p>
+      <w:pPr>
+        <w:rPr>
+          <w:b/>
+          <w:bCs/>
+          <w:sz w:val="24"/>
+          <w:szCs w:val="24"/>
+        </w:rPr>
+      </w:pPr>
+    </w:p>
+    <w:p>
+      <w:pPr>
+        <w:jc w:val="both"/>
+        <w:rPr>
+          <w:sz w:val="24"/>
+          <w:szCs w:val="24"/>
+        </w:rPr>
+      </w:pPr>
+      <w:r>
+        <w:rPr>
+          <w:sz w:val="24"/>
+          <w:szCs w:val="24"/>
+        </w:rPr>
+        <w:t>El cálculo es:</w:t>
+      </w:r>
+    </w:p>
+    <w:p>
+      <w:pPr>
+        <w:jc w:val="center"/>
+        <w:rPr>
+          <w:sz w:val="24"/>
+          <w:szCs w:val="24"/>
+        </w:rPr>
+      </w:pPr>
+      <w:r>
+        <w:rPr>
+          <w:sz w:val="24"/>
+          <w:szCs w:val="24"/>
+        </w:rPr>
+        <w:t>(relevantes en el top R) / R</w:t>
+      </w:r>
+      <w:r>
+        <w:rPr>
+          <w:sz w:val="24"/>
+          <w:szCs w:val="24"/>
+        </w:rPr>
+        <w:t xml:space="preserve"> </w:t>
+      </w:r>
+    </w:p>
+    <w:p>
+      <w:pPr>
+        <w:rPr>
+          <w:sz w:val="24"/>
+          <w:szCs w:val="24"/>
+        </w:rPr>
+      </w:pPr>
+    </w:p>
+    <w:p>
+      <w:pPr>
+        <w:rPr>
+          <w:sz w:val="24"/>
+          <w:szCs w:val="24"/>
+        </w:rPr>
+      </w:pPr>
+      <w:r>
+        <w:rPr>
+          <w:sz w:val="24"/>
+          <w:szCs w:val="24"/>
+        </w:rPr>
+        <w:t>Donde R es el número total de relevantes (11 en nuestro caso)</w:t>
+      </w:r>
+    </w:p>
+    <w:p>
+      <w:pPr>
+        <w:rPr>
+          <w:sz w:val="24"/>
+          <w:szCs w:val="24"/>
+        </w:rPr>
+      </w:pPr>
+      <w:r>
+        <w:rPr>
+          <w:sz w:val="24"/>
+          <w:szCs w:val="24"/>
+        </w:rPr>
+        <w:t>El resultado sería:</w:t>
+      </w:r>
+    </w:p>
+    <w:p>
+      <w:pPr>
+        <w:rPr>
+          <w:sz w:val="24"/>
+          <w:szCs w:val="24"/>
+        </w:rPr>
+      </w:pPr>
+    </w:p>
+    <w:p>
+      <w:pPr>
+        <w:jc w:val="center"/>
+        <w:rPr>
+          <w:sz w:val="24"/>
+          <w:szCs w:val="24"/>
+        </w:rPr>
+      </w:pPr>
+      <w:r>
+        <w:rPr>
+          <w:sz w:val="24"/>
+          <w:szCs w:val="24"/>
+        </w:rPr>
+        <w:t>R-</w:t>
+      </w:r>
+      <w:r>
+        <w:rPr>
+          <w:sz w:val="24"/>
+          <w:szCs w:val="24"/>
+        </w:rPr>
+        <w:t>Precisión</w:t>
+      </w:r>
+      <w:r>
+        <w:rPr>
+          <w:sz w:val="24"/>
+          <w:szCs w:val="24"/>
+        </w:rPr>
+        <w:t xml:space="preserve"> =  4 / 11 = </w:t>
+      </w:r>
+      <w:r>
+        <w:rPr>
+          <w:b/>
+          <w:bCs/>
+          <w:sz w:val="24"/>
+          <w:szCs w:val="24"/>
+        </w:rPr>
+        <w:t>0.364</w:t>
+      </w:r>
+    </w:p>
+    <w:p>
+      <w:pPr>
+        <w:rPr>
+          <w:sz w:val="24"/>
+          <w:szCs w:val="24"/>
+        </w:rPr>
+      </w:pPr>
+    </w:p>
+    <w:p>
+      <w:pPr>
+        <w:rPr>
+          <w:b/>
+          <w:bCs/>
+          <w:sz w:val="24"/>
+          <w:szCs w:val="24"/>
+        </w:rPr>
+      </w:pPr>
+      <w:r>
+        <w:rPr>
+          <w:b/>
+          <w:bCs/>
+          <w:sz w:val="24"/>
+          <w:szCs w:val="24"/>
+        </w:rPr>
+        <w:t>E)</w:t>
+      </w:r>
+    </w:p>
+    <w:p>
+      <w:pPr>
+        <w:rPr>
+          <w:b/>
+          <w:bCs/>
+          <w:sz w:val="24"/>
+          <w:szCs w:val="24"/>
+        </w:rPr>
+      </w:pPr>
+    </w:p>
+    <w:p>
+      <w:pPr>
+        <w:rPr>
+          <w:b/>
+          <w:bCs/>
+          <w:sz w:val="24"/>
+          <w:szCs w:val="24"/>
+        </w:rPr>
+      </w:pPr>
+      <w:r>
+        <w:rPr>
+          <w:b/>
+          <w:bCs/>
+          <w:sz w:val="24"/>
+          <w:szCs w:val="24"/>
+        </w:rPr>
+        <w:t>DCG@10</w:t>
+      </w:r>
+    </w:p>
+    <w:p>
+      <w:pPr>
+        <w:rPr>
+          <w:sz w:val="24"/>
+          <w:szCs w:val="24"/>
+        </w:rPr>
+      </w:pPr>
+      <w:r>
+        <w:rPr>
+          <w:sz w:val="24"/>
+          <w:szCs w:val="24"/>
+        </w:rPr>
+        <w:t>Relevantes en posiciones: 1, 4, 5, 10</w:t>
+      </w:r>
+    </w:p>
+    <w:p>
+      <w:pPr>
+        <w:jc w:val="center"/>
+        <w:rPr>
+          <w:sz w:val="24"/>
+          <w:szCs w:val="24"/>
+        </w:rPr>
+      </w:pPr>
+      <w:r>
+        <w:rPr>
+          <w:noProof/>
+        </w:rPr>
+        <w:drawing>
+          <wp:inline distT="0" distB="0" distL="0" distR="0" wp14:anchorId="0C7BF417" wp14:editId="0A4FC1BE">
+            <wp:extent cx="2619741" cy="495369"/>
+            <wp:effectExtent l="0" t="0" r="9525" b="0"/>
+            <wp:docPr id="35" name="Imagen 35"/>
+            <wp:cNvGraphicFramePr>
+              <a:graphicFrameLocks xmlns:a="http://schemas.openxmlformats.org/drawingml/2006/main" noChangeAspect="1"/>
+            </wp:cNvGraphicFramePr>
+            <a:graphic xmlns:a="http://schemas.openxmlformats.org/drawingml/2006/main">
+              <a:graphicData uri="http://schemas.openxmlformats.org/drawingml/2006/picture">
+                <pic:pic xmlns:pic="http://schemas.openxmlformats.org/drawingml/2006/picture">
+                  <pic:nvPicPr>
+                    <pic:cNvPr id="1" name=""/>
+                    <pic:cNvPicPr/>
+                  </pic:nvPicPr>
+                  <pic:blipFill>
+                    <a:blip r:embed="rId14"/>
+                    <a:stretch>
+                      <a:fillRect/>
+                    </a:stretch>
+                  </pic:blipFill>
+                  <pic:spPr>
+                    <a:xfrm>
+                      <a:off x="0" y="0"/>
+                      <a:ext cx="2619741" cy="495369"/>
+                    </a:xfrm>
+                    <a:prstGeom prst="rect">
+                      <a:avLst/>
+                    </a:prstGeom>
+                  </pic:spPr>
+                </pic:pic>
+              </a:graphicData>
+            </a:graphic>
+          </wp:inline>
+        </w:drawing>
+      </w:r>
+    </w:p>
+    <w:p>
+      <w:pPr>
+        <w:pStyle w:val="Prrafodelista"/>
+        <w:numPr>
+          <w:ilvl w:val="0"/>
+          <w:numId w:val="13"/>
+        </w:numPr>
+        <w:rPr>
+          <w:b/>
+          <w:bCs/>
+          <w:sz w:val="24"/>
+          <w:szCs w:val="24"/>
+        </w:rPr>
+      </w:pPr>
+      <w:r>
+        <w:rPr>
+          <w:sz w:val="24"/>
+          <w:szCs w:val="24"/>
+        </w:rPr>
+        <w:lastRenderedPageBreak/>
+        <w:t xml:space="preserve">i = 1 </w:t>
+      </w:r>
+      <w:r>
+        <w:rPr>
+          <w:sz w:val="24"/>
+          <w:szCs w:val="24"/>
+        </w:rPr>
+        <w:sym w:font="Wingdings" w:char="F0E0"/>
+      </w:r>
+      <w:r>
+        <w:rPr>
+          <w:sz w:val="24"/>
+          <w:szCs w:val="24"/>
+        </w:rPr>
+        <w:t xml:space="preserve"> 1</w:t>
+      </w:r>
+    </w:p>
+    <w:p>
+      <w:pPr>
+        <w:pStyle w:val="Prrafodelista"/>
+        <w:numPr>
+          <w:ilvl w:val="0"/>
+          <w:numId w:val="13"/>
+        </w:numPr>
+        <w:rPr>
+          <w:b/>
+          <w:bCs/>
+          <w:sz w:val="24"/>
+          <w:szCs w:val="24"/>
+        </w:rPr>
+      </w:pPr>
+      <w:r>
+        <w:rPr>
+          <w:sz w:val="24"/>
+          <w:szCs w:val="24"/>
+        </w:rPr>
+        <w:t xml:space="preserve">i = 4 </w:t>
+      </w:r>
+      <w:r>
+        <w:rPr>
+          <w:sz w:val="24"/>
+          <w:szCs w:val="24"/>
+        </w:rPr>
+        <w:sym w:font="Wingdings" w:char="F0E0"/>
+      </w:r>
+      <w:r>
+        <w:rPr>
+          <w:sz w:val="24"/>
+          <w:szCs w:val="24"/>
+        </w:rPr>
+        <w:t xml:space="preserve"> 1/log(4) = 0,5</w:t>
+      </w:r>
+    </w:p>
+    <w:p>
+      <w:pPr>
+        <w:pStyle w:val="Prrafodelista"/>
+        <w:numPr>
+          <w:ilvl w:val="0"/>
+          <w:numId w:val="13"/>
+        </w:numPr>
+        <w:rPr>
+          <w:b/>
+          <w:bCs/>
+          <w:sz w:val="24"/>
+          <w:szCs w:val="24"/>
+        </w:rPr>
+      </w:pPr>
+      <w:r>
+        <w:rPr>
+          <w:sz w:val="24"/>
+          <w:szCs w:val="24"/>
+        </w:rPr>
+        <w:t xml:space="preserve">i = 5 </w:t>
+      </w:r>
+      <w:r>
+        <w:rPr>
+          <w:sz w:val="24"/>
+          <w:szCs w:val="24"/>
+        </w:rPr>
+        <w:sym w:font="Wingdings" w:char="F0E0"/>
+      </w:r>
+      <w:r>
+        <w:rPr>
+          <w:sz w:val="24"/>
+          <w:szCs w:val="24"/>
+        </w:rPr>
+        <w:t xml:space="preserve"> 1/log(5) = 0,431</w:t>
+      </w:r>
+    </w:p>
+    <w:p>
+      <w:pPr>
+        <w:pStyle w:val="Prrafodelista"/>
+        <w:numPr>
+          <w:ilvl w:val="0"/>
+          <w:numId w:val="13"/>
+        </w:numPr>
+        <w:rPr>
+          <w:b/>
+          <w:bCs/>
+          <w:sz w:val="24"/>
+          <w:szCs w:val="24"/>
+        </w:rPr>
+      </w:pPr>
+      <w:r>
+        <w:rPr>
+          <w:sz w:val="24"/>
+          <w:szCs w:val="24"/>
+        </w:rPr>
+        <w:t xml:space="preserve">i = 10 </w:t>
+      </w:r>
+      <w:r>
+        <w:rPr>
+          <w:sz w:val="24"/>
+          <w:szCs w:val="24"/>
+        </w:rPr>
+        <w:sym w:font="Wingdings" w:char="F0E0"/>
+      </w:r>
+      <w:r>
+        <w:rPr>
+          <w:sz w:val="24"/>
+          <w:szCs w:val="24"/>
+        </w:rPr>
+        <w:t xml:space="preserve"> 1/log(10) = 0,301</w:t>
+      </w:r>
+    </w:p>
+    <w:p>
+      <w:pPr>
+        <w:rPr>
+          <w:b/>
+          <w:bCs/>
+          <w:sz w:val="24"/>
+          <w:szCs w:val="24"/>
+        </w:rPr>
+      </w:pPr>
+    </w:p>
+    <w:p>
+      <w:pPr>
+        <w:rPr>
+          <w:sz w:val="24"/>
+          <w:szCs w:val="24"/>
+        </w:rPr>
+      </w:pPr>
+      <w:r>
+        <w:rPr>
+          <w:sz w:val="24"/>
+          <w:szCs w:val="24"/>
+        </w:rPr>
+        <w:t>La sumatoria da como resultado</w:t>
+      </w:r>
+      <w:r>
+        <w:rPr>
+          <w:b/>
+          <w:bCs/>
+          <w:sz w:val="24"/>
+          <w:szCs w:val="24"/>
+        </w:rPr>
+        <w:t xml:space="preserve"> 2.232</w:t>
+      </w:r>
+    </w:p>
+    <w:p>
+      <w:pPr>
+        <w:rPr>
+          <w:b/>
+          <w:bCs/>
+          <w:sz w:val="24"/>
+          <w:szCs w:val="24"/>
+        </w:rPr>
+      </w:pPr>
+    </w:p>
+    <w:p>
+      <w:pPr>
+        <w:rPr>
+          <w:b/>
+          <w:bCs/>
+          <w:sz w:val="24"/>
+          <w:szCs w:val="24"/>
+        </w:rPr>
+      </w:pPr>
+      <w:r>
+        <w:rPr>
+          <w:b/>
+          <w:bCs/>
+          <w:sz w:val="24"/>
+          <w:szCs w:val="24"/>
+        </w:rPr>
+        <w:t>I</w:t>
+      </w:r>
+      <w:r>
+        <w:rPr>
+          <w:b/>
+          <w:bCs/>
+          <w:sz w:val="24"/>
+          <w:szCs w:val="24"/>
+        </w:rPr>
+        <w:t>DCG@10</w:t>
+      </w:r>
+    </w:p>
+    <w:p>
+      <w:pPr>
+        <w:rPr>
+          <w:sz w:val="24"/>
+          <w:szCs w:val="24"/>
+        </w:rPr>
+      </w:pPr>
+      <w:r>
+        <w:rPr>
+          <w:sz w:val="24"/>
+          <w:szCs w:val="24"/>
+        </w:rPr>
+        <w:t>El mejor caso, donde los primeros 10 son relevantes.</w:t>
+      </w:r>
+    </w:p>
+    <w:p>
+      <w:pPr>
+        <w:rPr>
+          <w:b/>
+          <w:bCs/>
+          <w:sz w:val="24"/>
+          <w:szCs w:val="24"/>
+        </w:rPr>
+      </w:pPr>
+      <w:r>
+        <w:rPr>
+          <w:b/>
+          <w:bCs/>
+          <w:sz w:val="24"/>
+          <w:szCs w:val="24"/>
+        </w:rPr>
+        <w:t xml:space="preserve">nDCG@10 </w:t>
+      </w:r>
+    </w:p>
+    <w:p>
+      <w:pPr>
+        <w:jc w:val="center"/>
+        <w:rPr>
+          <w:color w:val="FABF8F" w:themeColor="accent6" w:themeTint="99"/>
+          <w:sz w:val="24"/>
+          <w:szCs w:val="24"/>
+        </w:rPr>
+      </w:pPr>
+      <w:r>
+        <w:rPr>
+          <w:noProof/>
+          <w:lang w:val="es-AR"/>
+        </w:rPr>
+        <w:drawing>
+          <wp:inline distT="0" distB="0" distL="0" distR="0" wp14:anchorId="7CC53904" wp14:editId="352938DA">
+            <wp:extent cx="1676634" cy="485843"/>
+            <wp:effectExtent l="0" t="0" r="0" b="9525"/>
+            <wp:docPr id="44" name="Imagen 44"/>
+            <wp:cNvGraphicFramePr>
+              <a:graphicFrameLocks xmlns:a="http://schemas.openxmlformats.org/drawingml/2006/main" noChangeAspect="1"/>
+            </wp:cNvGraphicFramePr>
+            <a:graphic xmlns:a="http://schemas.openxmlformats.org/drawingml/2006/main">
+              <a:graphicData uri="http://schemas.openxmlformats.org/drawingml/2006/picture">
+                <pic:pic xmlns:pic="http://schemas.openxmlformats.org/drawingml/2006/picture">
+                  <pic:nvPicPr>
+                    <pic:cNvPr id="1" name=""/>
+                    <pic:cNvPicPr/>
+                  </pic:nvPicPr>
+                  <pic:blipFill>
+                    <a:blip r:embed="rId15"/>
+                    <a:stretch>
+                      <a:fillRect/>
+                    </a:stretch>
+                  </pic:blipFill>
+                  <pic:spPr>
+                    <a:xfrm>
+                      <a:off x="0" y="0"/>
+                      <a:ext cx="1676634" cy="485843"/>
+                    </a:xfrm>
+                    <a:prstGeom prst="rect">
+                      <a:avLst/>
+                    </a:prstGeom>
+                  </pic:spPr>
+                </pic:pic>
+              </a:graphicData>
+            </a:graphic>
+          </wp:inline>
+        </w:drawing>
+      </w:r>
+    </w:p>
+    <w:p>
+      <w:pPr>
+        <w:rPr>
+          <w:color w:val="FABF8F" w:themeColor="accent6" w:themeTint="99"/>
+          <w:sz w:val="24"/>
+          <w:szCs w:val="24"/>
+        </w:rPr>
+      </w:pPr>
+    </w:p>
+    <w:p>
+      <w:pPr>
+        <w:rPr>
+          <w:b/>
+          <w:bCs/>
+          <w:sz w:val="24"/>
+          <w:szCs w:val="24"/>
+          <w:lang w:val="en-US"/>
+        </w:rPr>
+      </w:pPr>
+      <w:r>
+        <w:rPr>
+          <w:b/>
+          <w:bCs/>
+          <w:sz w:val="24"/>
+          <w:szCs w:val="24"/>
+          <w:lang w:val="en-US"/>
+        </w:rPr>
+        <w:t>F) MRR (Mean Reciprocal R</w:t>
+      </w:r>
+      <w:r>
+        <w:rPr>
+          <w:b/>
+          <w:bCs/>
+          <w:sz w:val="24"/>
+          <w:szCs w:val="24"/>
+          <w:lang w:val="en-US"/>
+        </w:rPr>
+        <w:t>ank)</w:t>
+      </w:r>
+    </w:p>
+    <w:p>
+      <w:pPr>
+        <w:rPr>
+          <w:sz w:val="24"/>
+          <w:szCs w:val="24"/>
+          <w:lang w:val="en-US"/>
+        </w:rPr>
+      </w:pPr>
+    </w:p>
+    <w:p>
+      <w:pPr>
+        <w:rPr>
+          <w:sz w:val="24"/>
+          <w:szCs w:val="24"/>
+          <w:lang w:val="es-AR"/>
+        </w:rPr>
+      </w:pPr>
+      <w:r>
+        <w:rPr>
+          <w:sz w:val="24"/>
+          <w:szCs w:val="24"/>
+          <w:lang w:val="es-AR"/>
+        </w:rPr>
+        <w:t>Mide la capacidad de u</w:t>
+      </w:r>
+      <w:r>
+        <w:rPr>
+          <w:sz w:val="24"/>
+          <w:szCs w:val="24"/>
+          <w:lang w:val="es-AR"/>
+        </w:rPr>
+        <w:t>n sistema para posicionar el primer resultado relevante lo mas alto posible en una lista ordenada. Formula:</w:t>
+      </w:r>
+    </w:p>
+    <w:p>
+      <w:pPr>
+        <w:jc w:val="center"/>
+        <w:rPr>
+          <w:b/>
+          <w:bCs/>
+          <w:color w:val="FABF8F" w:themeColor="accent6" w:themeTint="99"/>
+          <w:sz w:val="24"/>
+          <w:szCs w:val="24"/>
+          <w:lang w:val="en-US"/>
+        </w:rPr>
+      </w:pPr>
+    </w:p>
+    <w:p>
+      <w:pPr>
+        <w:jc w:val="center"/>
+        <w:rPr>
+          <w:b/>
+          <w:bCs/>
+          <w:color w:val="FABF8F" w:themeColor="accent6" w:themeTint="99"/>
+          <w:sz w:val="24"/>
+          <w:szCs w:val="24"/>
+          <w:lang w:val="en-US"/>
+        </w:rPr>
+      </w:pPr>
+      <w:r>
+        <w:rPr>
+          <w:noProof/>
+        </w:rPr>
+        <w:drawing>
+          <wp:inline distT="0" distB="0" distL="0" distR="0" wp14:anchorId="404DA1F5" wp14:editId="3B82E2B3">
+            <wp:extent cx="1804496" cy="297712"/>
+            <wp:effectExtent l="0" t="0" r="5715" b="7620"/>
+            <wp:docPr id="6" name="Imagen 6" descr="Mean Reciprocal Rank (MRR) em Machine Learning | Mario Filho | Machine  Learning"/>
+            <wp:cNvGraphicFramePr>
+              <a:graphicFrameLocks xmlns:a="http://schemas.openxmlformats.org/drawingml/2006/main" noChangeAspect="1"/>
+            </wp:cNvGraphicFramePr>
+            <a:graphic xmlns:a="http://schemas.openxmlformats.org/drawingml/2006/main">
+              <a:graphicData uri="http://schemas.openxmlformats.org/drawingml/2006/picture">
+                <pic:pic xmlns:pic="http://schemas.openxmlformats.org/drawingml/2006/picture">
+                  <pic:nvPicPr>
+                    <pic:cNvPr id="0" name="Picture 2" descr="Mean Reciprocal Rank (MRR) em Machine Learning | Mario Filho | Machine  Learning"/>
+                    <pic:cNvPicPr>
+                      <a:picLocks noChangeAspect="1" noChangeArrowheads="1"/>
+                    </pic:cNvPicPr>
+                  </pic:nvPicPr>
+                  <pic:blipFill rotWithShape="1">
+                    <a:blip r:embed="rId16" cstate="print">
+                      <a:extLst>
+                        <a:ext uri="{28A0092B-C50C-407E-A947-70E740481C1C}">
+                          <a14:useLocalDpi xmlns:a14="http://schemas.microsoft.com/office/drawing/2010/main" val="0"/>
+                        </a:ext>
+                      </a:extLst>
+                    </a:blip>
+                    <a:srcRect t="36480" b="36022"/>
+                    <a:stretch/>
+                  </pic:blipFill>
+                  <pic:spPr bwMode="auto">
+                    <a:xfrm>
+                      <a:off x="0" y="0"/>
+                      <a:ext cx="1837382" cy="303138"/>
+                    </a:xfrm>
+                    <a:prstGeom prst="rect">
+                      <a:avLst/>
+                    </a:prstGeom>
+                    <a:noFill/>
+                    <a:ln>
+                      <a:noFill/>
+                    </a:ln>
+                    <a:extLst>
+                      <a:ext uri="{53640926-AAD7-44D8-BBD7-CCE9431645EC}">
+                        <a14:shadowObscured xmlns:a14="http://schemas.microsoft.com/office/drawing/2010/main"/>
+                      </a:ext>
+                    </a:extLst>
+                  </pic:spPr>
+                </pic:pic>
+              </a:graphicData>
+            </a:graphic>
+          </wp:inline>
+        </w:drawing>
+      </w:r>
+    </w:p>
+    <w:p>
+      <w:pPr>
+        <w:pStyle w:val="Prrafodelista"/>
+        <w:numPr>
+          <w:ilvl w:val="0"/>
+          <w:numId w:val="12"/>
+        </w:numPr>
+        <w:jc w:val="both"/>
+        <w:rPr>
+          <w:sz w:val="24"/>
+          <w:szCs w:val="24"/>
+          <w:lang w:val="es-AR"/>
+        </w:rPr>
+      </w:pPr>
+      <w:r>
+        <w:rPr>
+          <w:sz w:val="24"/>
+          <w:szCs w:val="24"/>
+          <w:lang w:val="es-AR"/>
+        </w:rPr>
+        <w:t>|Q|:</w:t>
+      </w:r>
+      <w:r>
+        <w:rPr>
+          <w:sz w:val="24"/>
+          <w:szCs w:val="24"/>
+          <w:lang w:val="es-AR"/>
+        </w:rPr>
+        <w:t>Número</w:t>
+      </w:r>
+      <w:r>
+        <w:rPr>
+          <w:sz w:val="24"/>
+          <w:szCs w:val="24"/>
+          <w:lang w:val="es-AR"/>
+        </w:rPr>
+        <w:t xml:space="preserve"> total de consultas</w:t>
+      </w:r>
+    </w:p>
+    <w:p>
+      <w:pPr>
+        <w:pStyle w:val="Prrafodelista"/>
+        <w:numPr>
+          <w:ilvl w:val="0"/>
+          <w:numId w:val="12"/>
+        </w:numPr>
+        <w:jc w:val="both"/>
+        <w:rPr>
+          <w:sz w:val="24"/>
+          <w:szCs w:val="24"/>
+          <w:lang w:val="es-AR"/>
+        </w:rPr>
+      </w:pPr>
+      <w:r>
+        <w:rPr>
+          <w:sz w:val="24"/>
+          <w:szCs w:val="24"/>
+          <w:lang w:val="es-AR"/>
+        </w:rPr>
+        <w:t xml:space="preserve">Rank: </w:t>
+      </w:r>
+      <w:r>
+        <w:rPr>
+          <w:sz w:val="24"/>
+          <w:szCs w:val="24"/>
+          <w:lang w:val="es-AR"/>
+        </w:rPr>
+        <w:t>Posición</w:t>
+      </w:r>
+      <w:r>
+        <w:rPr>
+          <w:sz w:val="24"/>
+          <w:szCs w:val="24"/>
+          <w:lang w:val="es-AR"/>
+        </w:rPr>
+        <w:t xml:space="preserve"> del primer documento relevante para la i-esima consulta.</w:t>
+      </w:r>
+    </w:p>
+    <w:p>
+      <w:pPr>
+        <w:pStyle w:val="Prrafodelista"/>
+        <w:numPr>
+          <w:ilvl w:val="0"/>
+          <w:numId w:val="12"/>
+        </w:numPr>
+        <w:jc w:val="both"/>
+        <w:rPr>
+          <w:sz w:val="24"/>
+          <w:szCs w:val="24"/>
+          <w:lang w:val="es-AR"/>
+        </w:rPr>
+      </w:pPr>
+      <w:r>
+        <w:rPr>
+          <w:sz w:val="24"/>
+          <w:szCs w:val="24"/>
+          <w:lang w:val="es-AR"/>
+        </w:rPr>
+        <w:t>1/Rank: Es el rango reciproco.</w:t>
+      </w:r>
+    </w:p>
+    <w:p>
+      <w:pPr>
+        <w:jc w:val="both"/>
+        <w:rPr>
+          <w:sz w:val="24"/>
+          <w:szCs w:val="24"/>
+          <w:lang w:val="es-AR"/>
+        </w:rPr>
+      </w:pPr>
+    </w:p>
+    <w:p>
+      <w:pPr>
+        <w:jc w:val="both"/>
+        <w:rPr>
+          <w:b/>
+          <w:bCs/>
+          <w:sz w:val="24"/>
+          <w:szCs w:val="24"/>
+          <w:lang w:val="es-AR"/>
+        </w:rPr>
+      </w:pPr>
+      <w:r>
+        <w:rPr>
+          <w:sz w:val="24"/>
+          <w:szCs w:val="24"/>
+          <w:lang w:val="es-AR"/>
+        </w:rPr>
+        <w:t xml:space="preserve">En este caso, como el primer relevante </w:t>
+      </w:r>
+      <w:r>
+        <w:rPr>
+          <w:sz w:val="24"/>
+          <w:szCs w:val="24"/>
+          <w:lang w:val="es-AR"/>
+        </w:rPr>
+        <w:t>está</w:t>
+      </w:r>
+      <w:r>
+        <w:rPr>
+          <w:sz w:val="24"/>
+          <w:szCs w:val="24"/>
+          <w:lang w:val="es-AR"/>
+        </w:rPr>
+        <w:t xml:space="preserve"> en la posición 1. </w:t>
+      </w:r>
+      <w:r>
+        <w:rPr>
+          <w:b/>
+          <w:bCs/>
+          <w:sz w:val="24"/>
+          <w:szCs w:val="24"/>
+          <w:lang w:val="es-AR"/>
+        </w:rPr>
+        <w:t>El resultado del MRR es 1.</w:t>
+      </w:r>
+    </w:p>
+    <w:p>
+      <w:pPr>
+        <w:jc w:val="both"/>
+        <w:rPr>
+          <w:b/>
+          <w:bCs/>
+          <w:sz w:val="24"/>
+          <w:szCs w:val="24"/>
+          <w:lang w:val="es-AR"/>
+        </w:rPr>
+      </w:pPr>
+    </w:p>
+    <w:p>
+      <w:pPr>
+        <w:jc w:val="both"/>
+        <w:rPr>
+          <w:sz w:val="24"/>
+          <w:szCs w:val="24"/>
+          <w:lang w:val="es-AR"/>
+        </w:rPr>
+      </w:pPr>
+      <w:r>
+        <w:rPr>
+          <w:sz w:val="24"/>
+          <w:szCs w:val="24"/>
+          <w:lang w:val="es-AR"/>
+        </w:rPr>
+        <w:t>Como es uno, quiere decir que el primer resultado es relevante para el usuario.</w:t>
+      </w:r>
+    </w:p>
+    <w:p>
+      <w:pPr>
+        <w:jc w:val="both"/>
+        <w:rPr>
+          <w:b/>
+          <w:bCs/>
+          <w:sz w:val="24"/>
+          <w:szCs w:val="24"/>
+          <w:lang w:val="es-AR"/>
+        </w:rPr>
+      </w:pPr>
+    </w:p>
+    <w:p>
+      <w:pPr>
+        <w:jc w:val="both"/>
+        <w:rPr>
+          <w:b/>
+          <w:bCs/>
+          <w:sz w:val="24"/>
+          <w:szCs w:val="24"/>
+          <w:lang w:val="es-AR"/>
+        </w:rPr>
+      </w:pPr>
+      <w:r>
+        <w:rPr>
+          <w:b/>
+          <w:bCs/>
+          <w:sz w:val="24"/>
+          <w:szCs w:val="24"/>
+          <w:lang w:val="es-AR"/>
+        </w:rPr>
+        <w:t>Gráfico interpolado</w:t>
+      </w:r>
+    </w:p>
+    <w:p>
+      <w:pPr>
+        <w:jc w:val="center"/>
+        <w:rPr>
+          <w:b/>
+          <w:bCs/>
+          <w:sz w:val="24"/>
+          <w:szCs w:val="24"/>
+          <w:lang w:val="es-AR"/>
+        </w:rPr>
+      </w:pPr>
+      <w:r>
+        <w:rPr>
+          <w:b/>
+          <w:bCs/>
+          <w:sz w:val="24"/>
+          <w:szCs w:val="24"/>
+          <w:lang w:val="es-AR"/>
+        </w:rPr>
+        <w:lastRenderedPageBreak/>
+        <w:drawing>
+          <wp:inline distT="0" distB="0" distL="0" distR="0" wp14:anchorId="7D81EF03" wp14:editId="68A2AF44">
+            <wp:extent cx="3736445" cy="2998382"/>
+            <wp:effectExtent l="0" t="0" r="0" b="0"/>
+            <wp:docPr id="9" name="Imagen 9"/>
+            <wp:cNvGraphicFramePr>
+              <a:graphicFrameLocks xmlns:a="http://schemas.openxmlformats.org/drawingml/2006/main" noChangeAspect="1"/>
+            </wp:cNvGraphicFramePr>
+            <a:graphic xmlns:a="http://schemas.openxmlformats.org/drawingml/2006/main">
+              <a:graphicData uri="http://schemas.openxmlformats.org/drawingml/2006/picture">
+                <pic:pic xmlns:pic="http://schemas.openxmlformats.org/drawingml/2006/picture">
+                  <pic:nvPicPr>
+                    <pic:cNvPr id="1" name=""/>
+                    <pic:cNvPicPr/>
+                  </pic:nvPicPr>
+                  <pic:blipFill>
+                    <a:blip r:embed="rId17"/>
+                    <a:stretch>
+                      <a:fillRect/>
+                    </a:stretch>
+                  </pic:blipFill>
+                  <pic:spPr>
+                    <a:xfrm>
+                      <a:off x="0" y="0"/>
+                      <a:ext cx="3743163" cy="3003773"/>
+                    </a:xfrm>
+                    <a:prstGeom prst="rect">
+                      <a:avLst/>
+                    </a:prstGeom>
+                  </pic:spPr>
+                </pic:pic>
+              </a:graphicData>
+            </a:graphic>
+          </wp:inline>
+        </w:drawing>
+      </w:r>
+    </w:p>
+    <w:p>
+      <w:pPr>
+        <w:jc w:val="both"/>
+        <w:rPr>
+          <w:b/>
+          <w:bCs/>
+          <w:sz w:val="24"/>
+          <w:szCs w:val="24"/>
+          <w:lang w:val="es-AR"/>
+        </w:rPr>
+      </w:pPr>
+    </w:p>
+    <w:p>
+      <w:pPr>
+        <w:jc w:val="both"/>
+        <w:rPr>
+          <w:b/>
+          <w:bCs/>
+          <w:sz w:val="24"/>
+          <w:szCs w:val="24"/>
+          <w:lang w:val="es-AR"/>
+        </w:rPr>
+      </w:pPr>
+      <w:r>
+        <w:rPr>
+          <w:b/>
+          <w:bCs/>
+          <w:sz w:val="24"/>
+          <w:szCs w:val="24"/>
+          <w:lang w:val="es-AR"/>
+        </w:rPr>
+        <w:t xml:space="preserve">Gráfico </w:t>
+      </w:r>
+      <w:r>
+        <w:rPr>
+          <w:b/>
+          <w:bCs/>
+          <w:sz w:val="24"/>
+          <w:szCs w:val="24"/>
+          <w:lang w:val="es-AR"/>
+        </w:rPr>
+        <w:t xml:space="preserve">sin </w:t>
+      </w:r>
+      <w:r>
+        <w:rPr>
+          <w:b/>
+          <w:bCs/>
+          <w:sz w:val="24"/>
+          <w:szCs w:val="24"/>
+          <w:lang w:val="es-AR"/>
+        </w:rPr>
+        <w:t>interpola</w:t>
+      </w:r>
+      <w:r>
+        <w:rPr>
+          <w:b/>
+          <w:bCs/>
+          <w:sz w:val="24"/>
+          <w:szCs w:val="24"/>
+          <w:lang w:val="es-AR"/>
+        </w:rPr>
+        <w:t>r</w:t>
+      </w:r>
+    </w:p>
+    <w:p>
+      <w:pPr>
+        <w:jc w:val="center"/>
+        <w:rPr>
+          <w:color w:val="FABF8F" w:themeColor="accent6" w:themeTint="99"/>
+          <w:sz w:val="24"/>
+          <w:szCs w:val="24"/>
+        </w:rPr>
+      </w:pPr>
+      <w:r>
+        <w:rPr>
+          <w:color w:val="FABF8F" w:themeColor="accent6" w:themeTint="99"/>
+          <w:sz w:val="24"/>
+          <w:szCs w:val="24"/>
+        </w:rPr>
+        <w:drawing>
+          <wp:inline distT="0" distB="0" distL="0" distR="0" wp14:anchorId="510EF45A" wp14:editId="2E65B2E0">
+            <wp:extent cx="3670192" cy="2945218"/>
+            <wp:effectExtent l="0" t="0" r="6985" b="7620"/>
+            <wp:docPr id="7" name="Imagen 7"/>
+            <wp:cNvGraphicFramePr>
+              <a:graphicFrameLocks xmlns:a="http://schemas.openxmlformats.org/drawingml/2006/main" noChangeAspect="1"/>
+            </wp:cNvGraphicFramePr>
+            <a:graphic xmlns:a="http://schemas.openxmlformats.org/drawingml/2006/main">
+              <a:graphicData uri="http://schemas.openxmlformats.org/drawingml/2006/picture">
+                <pic:pic xmlns:pic="http://schemas.openxmlformats.org/drawingml/2006/picture">
+                  <pic:nvPicPr>
+                    <pic:cNvPr id="1" name=""/>
+                    <pic:cNvPicPr/>
+                  </pic:nvPicPr>
+                  <pic:blipFill>
+                    <a:blip r:embed="rId18"/>
+                    <a:stretch>
+                      <a:fillRect/>
+                    </a:stretch>
+                  </pic:blipFill>
+                  <pic:spPr>
+                    <a:xfrm>
+                      <a:off x="0" y="0"/>
+                      <a:ext cx="3670192" cy="2945218"/>
+                    </a:xfrm>
+                    <a:prstGeom prst="rect">
+                      <a:avLst/>
+                    </a:prstGeom>
+                  </pic:spPr>
+                </pic:pic>
+              </a:graphicData>
+            </a:graphic>
+          </wp:inline>
+        </w:drawing>
+      </w:r>
+    </w:p>
+    <w:p>
+      <w:pPr>
+        <w:jc w:val="both"/>
+        <w:rPr>
+          <w:sz w:val="24"/>
+          <w:szCs w:val="24"/>
+        </w:rPr>
+      </w:pPr>
+      <w:r>
+        <w:rPr>
+          <w:sz w:val="24"/>
+          <w:szCs w:val="24"/>
+        </w:rPr>
+        <w:t xml:space="preserve">Analizando ambos gráficos, puede verse como lo fuerte del sistema es la recuperación del primer documento como relevante, que fue calculado en el MRR. Esto hace que a medida que aumenten los documentos baje considerablemente la precisión, siendo cero a partir del sexto documento. </w:t>
+      </w:r>
+    </w:p>
+    <w:p>
+      <w:pPr>
+        <w:jc w:val="both"/>
+        <w:rPr>
+          <w:sz w:val="24"/>
+          <w:szCs w:val="24"/>
+        </w:rPr>
+      </w:pPr>
+    </w:p>
+    <w:p>
+      <w:pPr>
+        <w:jc w:val="both"/>
+        <w:rPr>
+          <w:sz w:val="24"/>
+          <w:szCs w:val="24"/>
+        </w:rPr>
+      </w:pPr>
+      <w:r>
+        <w:rPr>
+          <w:sz w:val="24"/>
+          <w:szCs w:val="24"/>
+        </w:rPr>
+        <w:t>En el grafico sin interpolar, pueden verse los picos cada vez que aparece un documento relevante en el sistema, pero no resultan lo suficiente como para aumentar la precisión del mismo.</w:t>
+      </w:r>
+    </w:p>
+    <w:p>
+      <w:pPr>
+        <w:jc w:val="center"/>
+        <w:rPr>
+          <w:color w:val="FABF8F" w:themeColor="accent6" w:themeTint="99"/>
+          <w:sz w:val="24"/>
+          <w:szCs w:val="24"/>
+        </w:rPr>
+      </w:pPr>
+    </w:p>
+    <w:p>
+      <w:pPr>
+        <w:jc w:val="both"/>
+        <w:rPr>
+          <w:sz w:val="24"/>
+          <w:szCs w:val="24"/>
+          <w:u w:val="single"/>
+          <w:lang w:val="es-AR"/>
+        </w:rPr>
+      </w:pPr>
+      <w:r>
+        <w:rPr>
+          <w:sz w:val="24"/>
+          <w:szCs w:val="24"/>
+          <w:u w:val="single"/>
+          <w:lang w:val="es-AR"/>
+        </w:rPr>
+        <w:t>Utilización de IA:</w:t>
+      </w:r>
+    </w:p>
+    <w:p>
+      <w:pPr>
+        <w:rPr>
+          <w:color w:val="FABF8F" w:themeColor="accent6" w:themeTint="99"/>
+          <w:sz w:val="24"/>
+          <w:szCs w:val="24"/>
+        </w:rPr>
+      </w:pPr>
+    </w:p>
+    <w:p>
+      <w:pPr>
+        <w:rPr>
+          <w:sz w:val="24"/>
+          <w:szCs w:val="24"/>
+        </w:rPr>
+      </w:pPr>
+      <w:r>
+        <w:rPr>
+          <w:sz w:val="24"/>
+          <w:szCs w:val="24"/>
+        </w:rPr>
+        <w:lastRenderedPageBreak/>
+        <w:t xml:space="preserve">Se le solicito a la inteligencia artificial la construcción de las grafica interpolada y no interpolada del sistema a través de un pequeño labo en Python, con el fin de hacer más énfasis en el análisis de las métricas y no en el código que genera el grafico.  </w:t>
+      </w:r>
+    </w:p>
+    <w:p>
+      <w:pPr>
+        <w:jc w:val="both"/>
+        <w:rPr>
+          <w:color w:val="FABF8F" w:themeColor="accent6" w:themeTint="99"/>
+          <w:sz w:val="24"/>
+          <w:szCs w:val="24"/>
+        </w:rPr>
+      </w:pPr>
+      <w:r>
+        <w:rPr>
+          <w:color w:val="FABF8F" w:themeColor="accent6" w:themeTint="99"/>
+          <w:sz w:val="24"/>
+          <w:szCs w:val="24"/>
+        </w:rPr>
+        <w:br w:type="page"/>
+      </w:r>
+    </w:p>
+    <w:p>
+      <w:pPr>
+        <w:jc w:val="center"/>
+        <w:rPr>
           <w:color w:val="FABF8F" w:themeColor="accent6" w:themeTint="99"/>
           <w:sz w:val="24"/>
           <w:szCs w:val="24"/>
@@ -28575,7 +34095,43 @@
           <w:sz w:val="24"/>
           <w:szCs w:val="24"/>
         </w:rPr>
-        <w:t>Utilizando la colección de prueba Vaswani y pyTerrier se debe realizar la evaluación del sistema. Para ello, es necesario construir un índice con los documentos de la colección y luego ejecutar las consultas (modelo vectorial con TF/IDF), las cuales deben armar a partir de los términos que considere de las necesidades de información (puede eliminar las palabras vacías). Los resultados deben ser comparados contra los juicios de relevancia de la colección. Realizar el análisis en dos ámbitos:</w:t>
+        <w:t xml:space="preserve">Utilizando la colección de prueba </w:t>
+      </w:r>
+      <w:proofErr w:type="spellStart"/>
+      <w:r>
+        <w:rPr>
+          <w:color w:val="FABF8F" w:themeColor="accent6" w:themeTint="99"/>
+          <w:sz w:val="24"/>
+          <w:szCs w:val="24"/>
+        </w:rPr>
+        <w:t>Vaswani</w:t>
+      </w:r>
+      <w:proofErr w:type="spellEnd"/>
+      <w:r>
+        <w:rPr>
+          <w:color w:val="FABF8F" w:themeColor="accent6" w:themeTint="99"/>
+          <w:sz w:val="24"/>
+          <w:szCs w:val="24"/>
+        </w:rPr>
+        <w:t xml:space="preserve"> y </w:t>
+      </w:r>
+      <w:proofErr w:type="spellStart"/>
+      <w:r>
+        <w:rPr>
+          <w:color w:val="FABF8F" w:themeColor="accent6" w:themeTint="99"/>
+          <w:sz w:val="24"/>
+          <w:szCs w:val="24"/>
+        </w:rPr>
+        <w:t>pyTerrier</w:t>
+      </w:r>
+      <w:proofErr w:type="spellEnd"/>
+      <w:r>
+        <w:rPr>
+          <w:color w:val="FABF8F" w:themeColor="accent6" w:themeTint="99"/>
+          <w:sz w:val="24"/>
+          <w:szCs w:val="24"/>
+        </w:rPr>
+        <w:t xml:space="preserve"> se debe realizar la evaluación del sistema. Para ello, es necesario construir un índice con los documentos de la colección y luego ejecutar las consultas (modelo vectorial con TF/IDF), las cuales deben armar a partir de los términos que considere de las necesidades de información (puede eliminar las palabras vacías). Los resultados deben ser comparados contra los juicios de relevancia de la colección. Realizar el análisis en dos ámbitos:</w:t>
       </w:r>
     </w:p>
     <w:p>
@@ -28635,6 +34191,23 @@
     </w:p>
     <w:p>
       <w:pPr>
+        <w:rPr>
+          <w:color w:val="FABF8F" w:themeColor="accent6" w:themeTint="99"/>
+          <w:sz w:val="24"/>
+          <w:szCs w:val="24"/>
+        </w:rPr>
+      </w:pPr>
+      <w:r>
+        <w:rPr>
+          <w:color w:val="FABF8F" w:themeColor="accent6" w:themeTint="99"/>
+          <w:sz w:val="24"/>
+          <w:szCs w:val="24"/>
+        </w:rPr>
+        <w:br w:type="page"/>
+      </w:r>
+    </w:p>
+    <w:p>
+      <w:pPr>
         <w:numPr>
           <w:ilvl w:val="0"/>
           <w:numId w:val="1"/>
@@ -28850,7 +34423,15 @@
         </w:rPr>
       </w:pPr>
       <w:r>
-        <w:t xml:space="preserve">[1] Ricardo Baeza-Yates and Berthier Ribeiro-Neto. </w:t>
+        <w:t xml:space="preserve">[1] Ricardo Baeza-Yates and </w:t>
+      </w:r>
+      <w:proofErr w:type="spellStart"/>
+      <w:r>
+        <w:t>Berthier</w:t>
+      </w:r>
+      <w:proofErr w:type="spellEnd"/>
+      <w:r>
+        <w:t xml:space="preserve"> Ribeiro-Neto. </w:t>
       </w:r>
       <w:r>
         <w:rPr>
@@ -28878,11 +34459,25 @@
         <w:rPr>
           <w:lang w:val="en-US"/>
         </w:rPr>
-        <w:t>[2] Christopher D. Manning, Prabhakar Raghavan, and Hinrich Sch ̈utze. Introduction to Information Retrieval. Cambridge University Press, New York, NY, USA, 2008.</w:t>
+        <w:t>[2] Christopher D. Manning, Prabhakar Raghavan, and Hinrich Sch ̈</w:t>
+      </w:r>
+      <w:proofErr w:type="spellStart"/>
+      <w:r>
+        <w:rPr>
+          <w:lang w:val="en-US"/>
+        </w:rPr>
+        <w:t>utze</w:t>
+      </w:r>
+      <w:proofErr w:type="spellEnd"/>
+      <w:r>
+        <w:rPr>
+          <w:lang w:val="en-US"/>
+        </w:rPr>
+        <w:t>. Introduction to Information Retrieval. Cambridge University Press, New York, NY, USA, 2008.</w:t>
       </w:r>
     </w:p>
     <w:sectPr>
-      <w:headerReference w:type="default" r:id="rId14"/>
+      <w:headerReference w:type="default" r:id="rId19"/>
       <w:pgSz w:w="11906" w:h="16838"/>
       <w:pgMar w:top="1133" w:right="1133" w:bottom="1133" w:left="1133" w:header="850" w:footer="850" w:gutter="0"/>
       <w:pgNumType w:start="1"/>
@@ -29207,6 +34802,119 @@
 <file path=word/numbering.xml><?xml version="1.0" encoding="utf-8"?>
 <w:numbering xmlns:wpc="http://schemas.microsoft.com/office/word/2010/wordprocessingCanvas" xmlns:cx="http://schemas.microsoft.com/office/drawing/2014/chartex" xmlns:cx1="http://schemas.microsoft.com/office/drawing/2015/9/8/chartex" xmlns:cx2="http://schemas.microsoft.com/office/drawing/2015/10/21/chartex" xmlns:cx3="http://schemas.microsoft.com/office/drawing/2016/5/9/chartex" xmlns:cx4="http://schemas.microsoft.com/office/drawing/2016/5/10/chartex" xmlns:cx5="http://schemas.microsoft.com/office/drawing/2016/5/11/chartex" xmlns:cx6="http://schemas.microsoft.com/office/drawing/2016/5/12/chartex" xmlns:cx7="http://schemas.microsoft.com/office/drawing/2016/5/13/chartex" xmlns:cx8="http://schemas.microsoft.com/office/drawing/2016/5/14/chartex" xmlns:mc="http://schemas.openxmlformats.org/markup-compatibility/2006" xmlns:aink="http://schemas.microsoft.com/office/drawing/2016/ink" xmlns:am3d="http://schemas.microsoft.com/office/drawing/2017/model3d" xmlns:o="urn:schemas-microsoft-com:office:office" xmlns:r="http://schemas.openxmlformats.org/officeDocument/2006/relationships" xmlns:m="http://schemas.openxmlformats.org/officeDocument/2006/math" xmlns:v="urn:schemas-microsoft-com:vml" xmlns:wp14="http://schemas.microsoft.com/office/word/2010/wordprocessingDrawing" xmlns:wp="http://schemas.openxmlformats.org/drawingml/2006/wordprocessingDrawing" xmlns:w10="urn:schemas-microsoft-com:office:word" xmlns:w="http://schemas.openxmlformats.org/wordprocessingml/2006/main" xmlns:w14="http://schemas.microsoft.com/office/word/2010/wordml" xmlns:w15="http://schemas.microsoft.com/office/word/2012/wordml" xmlns:w16cex="http://schemas.microsoft.com/office/word/2018/wordml/cex" xmlns:w16cid="http://schemas.microsoft.com/office/word/2016/wordml/cid" xmlns:w16="http://schemas.microsoft.com/office/word/2018/wordml" xmlns:w16sdtdh="http://schemas.microsoft.com/office/word/2020/wordml/sdtdatahash" xmlns:w16se="http://schemas.microsoft.com/office/word/2015/wordml/symex" xmlns:wpg="http://schemas.microsoft.com/office/word/2010/wordprocessingGroup" xmlns:wpi="http://schemas.microsoft.com/office/word/2010/wordprocessingInk" xmlns:wne="http://schemas.microsoft.com/office/word/2006/wordml" xmlns:wps="http://schemas.microsoft.com/office/word/2010/wordprocessingShape" mc:Ignorable="w14 w15 w16se w16cid w16 w16cex w16sdtdh wp14">
   <w:abstractNum w:abstractNumId="0" w15:restartNumberingAfterBreak="0">
+    <w:nsid w:val="03713153"/>
+    <w:multiLevelType w:val="hybridMultilevel"/>
+    <w:tmpl w:val="7B5E6502"/>
+    <w:lvl w:ilvl="0" w:tplc="2C0A0001">
+      <w:start w:val="1"/>
+      <w:numFmt w:val="bullet"/>
+      <w:lvlText w:val=""/>
+      <w:lvlJc w:val="left"/>
+      <w:pPr>
+        <w:ind w:left="720" w:hanging="360"/>
+      </w:pPr>
+      <w:rPr>
+        <w:rFonts w:ascii="Symbol" w:hAnsi="Symbol" w:hint="default"/>
+      </w:rPr>
+    </w:lvl>
+    <w:lvl w:ilvl="1" w:tplc="2C0A0003" w:tentative="1">
+      <w:start w:val="1"/>
+      <w:numFmt w:val="bullet"/>
+      <w:lvlText w:val="o"/>
+      <w:lvlJc w:val="left"/>
+      <w:pPr>
+        <w:ind w:left="1440" w:hanging="360"/>
+      </w:pPr>
+      <w:rPr>
+        <w:rFonts w:ascii="Courier New" w:hAnsi="Courier New" w:cs="Courier New" w:hint="default"/>
+      </w:rPr>
+    </w:lvl>
+    <w:lvl w:ilvl="2" w:tplc="2C0A0005" w:tentative="1">
+      <w:start w:val="1"/>
+      <w:numFmt w:val="bullet"/>
+      <w:lvlText w:val=""/>
+      <w:lvlJc w:val="left"/>
+      <w:pPr>
+        <w:ind w:left="2160" w:hanging="360"/>
+      </w:pPr>
+      <w:rPr>
+        <w:rFonts w:ascii="Wingdings" w:hAnsi="Wingdings" w:hint="default"/>
+      </w:rPr>
+    </w:lvl>
+    <w:lvl w:ilvl="3" w:tplc="2C0A0001" w:tentative="1">
+      <w:start w:val="1"/>
+      <w:numFmt w:val="bullet"/>
+      <w:lvlText w:val=""/>
+      <w:lvlJc w:val="left"/>
+      <w:pPr>
+        <w:ind w:left="2880" w:hanging="360"/>
+      </w:pPr>
+      <w:rPr>
+        <w:rFonts w:ascii="Symbol" w:hAnsi="Symbol" w:hint="default"/>
+      </w:rPr>
+    </w:lvl>
+    <w:lvl w:ilvl="4" w:tplc="2C0A0003" w:tentative="1">
+      <w:start w:val="1"/>
+      <w:numFmt w:val="bullet"/>
+      <w:lvlText w:val="o"/>
+      <w:lvlJc w:val="left"/>
+      <w:pPr>
+        <w:ind w:left="3600" w:hanging="360"/>
+      </w:pPr>
+      <w:rPr>
+        <w:rFonts w:ascii="Courier New" w:hAnsi="Courier New" w:cs="Courier New" w:hint="default"/>
+      </w:rPr>
+    </w:lvl>
+    <w:lvl w:ilvl="5" w:tplc="2C0A0005" w:tentative="1">
+      <w:start w:val="1"/>
+      <w:numFmt w:val="bullet"/>
+      <w:lvlText w:val=""/>
+      <w:lvlJc w:val="left"/>
+      <w:pPr>
+        <w:ind w:left="4320" w:hanging="360"/>
+      </w:pPr>
+      <w:rPr>
+        <w:rFonts w:ascii="Wingdings" w:hAnsi="Wingdings" w:hint="default"/>
+      </w:rPr>
+    </w:lvl>
+    <w:lvl w:ilvl="6" w:tplc="2C0A0001" w:tentative="1">
+      <w:start w:val="1"/>
+      <w:numFmt w:val="bullet"/>
+      <w:lvlText w:val=""/>
+      <w:lvlJc w:val="left"/>
+      <w:pPr>
+        <w:ind w:left="5040" w:hanging="360"/>
+      </w:pPr>
+      <w:rPr>
+        <w:rFonts w:ascii="Symbol" w:hAnsi="Symbol" w:hint="default"/>
+      </w:rPr>
+    </w:lvl>
+    <w:lvl w:ilvl="7" w:tplc="2C0A0003" w:tentative="1">
+      <w:start w:val="1"/>
+      <w:numFmt w:val="bullet"/>
+      <w:lvlText w:val="o"/>
+      <w:lvlJc w:val="left"/>
+      <w:pPr>
+        <w:ind w:left="5760" w:hanging="360"/>
+      </w:pPr>
+      <w:rPr>
+        <w:rFonts w:ascii="Courier New" w:hAnsi="Courier New" w:cs="Courier New" w:hint="default"/>
+      </w:rPr>
+    </w:lvl>
+    <w:lvl w:ilvl="8" w:tplc="2C0A0005" w:tentative="1">
+      <w:start w:val="1"/>
+      <w:numFmt w:val="bullet"/>
+      <w:lvlText w:val=""/>
+      <w:lvlJc w:val="left"/>
+      <w:pPr>
+        <w:ind w:left="6480" w:hanging="360"/>
+      </w:pPr>
+      <w:rPr>
+        <w:rFonts w:ascii="Wingdings" w:hAnsi="Wingdings" w:hint="default"/>
+      </w:rPr>
+    </w:lvl>
+  </w:abstractNum>
+  <w:abstractNum w:abstractNumId="1" w15:restartNumberingAfterBreak="0">
     <w:nsid w:val="0B81013B"/>
     <w:multiLevelType w:val="multilevel"/>
     <w:tmpl w:val="B448E600"/>
@@ -29319,7 +35027,346 @@
       </w:rPr>
     </w:lvl>
   </w:abstractNum>
-  <w:abstractNum w:abstractNumId="1" w15:restartNumberingAfterBreak="0">
+  <w:abstractNum w:abstractNumId="2" w15:restartNumberingAfterBreak="0">
+    <w:nsid w:val="237A350A"/>
+    <w:multiLevelType w:val="hybridMultilevel"/>
+    <w:tmpl w:val="E4D66FD6"/>
+    <w:lvl w:ilvl="0" w:tplc="2C0A0001">
+      <w:start w:val="1"/>
+      <w:numFmt w:val="bullet"/>
+      <w:lvlText w:val=""/>
+      <w:lvlJc w:val="left"/>
+      <w:pPr>
+        <w:ind w:left="720" w:hanging="360"/>
+      </w:pPr>
+      <w:rPr>
+        <w:rFonts w:ascii="Symbol" w:hAnsi="Symbol" w:hint="default"/>
+      </w:rPr>
+    </w:lvl>
+    <w:lvl w:ilvl="1" w:tplc="2C0A0003">
+      <w:start w:val="1"/>
+      <w:numFmt w:val="bullet"/>
+      <w:lvlText w:val="o"/>
+      <w:lvlJc w:val="left"/>
+      <w:pPr>
+        <w:ind w:left="1440" w:hanging="360"/>
+      </w:pPr>
+      <w:rPr>
+        <w:rFonts w:ascii="Courier New" w:hAnsi="Courier New" w:cs="Courier New" w:hint="default"/>
+      </w:rPr>
+    </w:lvl>
+    <w:lvl w:ilvl="2" w:tplc="2C0A0005" w:tentative="1">
+      <w:start w:val="1"/>
+      <w:numFmt w:val="bullet"/>
+      <w:lvlText w:val=""/>
+      <w:lvlJc w:val="left"/>
+      <w:pPr>
+        <w:ind w:left="2160" w:hanging="360"/>
+      </w:pPr>
+      <w:rPr>
+        <w:rFonts w:ascii="Wingdings" w:hAnsi="Wingdings" w:hint="default"/>
+      </w:rPr>
+    </w:lvl>
+    <w:lvl w:ilvl="3" w:tplc="2C0A0001" w:tentative="1">
+      <w:start w:val="1"/>
+      <w:numFmt w:val="bullet"/>
+      <w:lvlText w:val=""/>
+      <w:lvlJc w:val="left"/>
+      <w:pPr>
+        <w:ind w:left="2880" w:hanging="360"/>
+      </w:pPr>
+      <w:rPr>
+        <w:rFonts w:ascii="Symbol" w:hAnsi="Symbol" w:hint="default"/>
+      </w:rPr>
+    </w:lvl>
+    <w:lvl w:ilvl="4" w:tplc="2C0A0003" w:tentative="1">
+      <w:start w:val="1"/>
+      <w:numFmt w:val="bullet"/>
+      <w:lvlText w:val="o"/>
+      <w:lvlJc w:val="left"/>
+      <w:pPr>
+        <w:ind w:left="3600" w:hanging="360"/>
+      </w:pPr>
+      <w:rPr>
+        <w:rFonts w:ascii="Courier New" w:hAnsi="Courier New" w:cs="Courier New" w:hint="default"/>
+      </w:rPr>
+    </w:lvl>
+    <w:lvl w:ilvl="5" w:tplc="2C0A0005" w:tentative="1">
+      <w:start w:val="1"/>
+      <w:numFmt w:val="bullet"/>
+      <w:lvlText w:val=""/>
+      <w:lvlJc w:val="left"/>
+      <w:pPr>
+        <w:ind w:left="4320" w:hanging="360"/>
+      </w:pPr>
+      <w:rPr>
+        <w:rFonts w:ascii="Wingdings" w:hAnsi="Wingdings" w:hint="default"/>
+      </w:rPr>
+    </w:lvl>
+    <w:lvl w:ilvl="6" w:tplc="2C0A0001" w:tentative="1">
+      <w:start w:val="1"/>
+      <w:numFmt w:val="bullet"/>
+      <w:lvlText w:val=""/>
+      <w:lvlJc w:val="left"/>
+      <w:pPr>
+        <w:ind w:left="5040" w:hanging="360"/>
+      </w:pPr>
+      <w:rPr>
+        <w:rFonts w:ascii="Symbol" w:hAnsi="Symbol" w:hint="default"/>
+      </w:rPr>
+    </w:lvl>
+    <w:lvl w:ilvl="7" w:tplc="2C0A0003" w:tentative="1">
+      <w:start w:val="1"/>
+      <w:numFmt w:val="bullet"/>
+      <w:lvlText w:val="o"/>
+      <w:lvlJc w:val="left"/>
+      <w:pPr>
+        <w:ind w:left="5760" w:hanging="360"/>
+      </w:pPr>
+      <w:rPr>
+        <w:rFonts w:ascii="Courier New" w:hAnsi="Courier New" w:cs="Courier New" w:hint="default"/>
+      </w:rPr>
+    </w:lvl>
+    <w:lvl w:ilvl="8" w:tplc="2C0A0005" w:tentative="1">
+      <w:start w:val="1"/>
+      <w:numFmt w:val="bullet"/>
+      <w:lvlText w:val=""/>
+      <w:lvlJc w:val="left"/>
+      <w:pPr>
+        <w:ind w:left="6480" w:hanging="360"/>
+      </w:pPr>
+      <w:rPr>
+        <w:rFonts w:ascii="Wingdings" w:hAnsi="Wingdings" w:hint="default"/>
+      </w:rPr>
+    </w:lvl>
+  </w:abstractNum>
+  <w:abstractNum w:abstractNumId="3" w15:restartNumberingAfterBreak="0">
+    <w:nsid w:val="247A1F8A"/>
+    <w:multiLevelType w:val="hybridMultilevel"/>
+    <w:tmpl w:val="3F7C0A0E"/>
+    <w:lvl w:ilvl="0" w:tplc="2C0A0001">
+      <w:start w:val="1"/>
+      <w:numFmt w:val="bullet"/>
+      <w:lvlText w:val=""/>
+      <w:lvlJc w:val="left"/>
+      <w:pPr>
+        <w:ind w:left="720" w:hanging="360"/>
+      </w:pPr>
+      <w:rPr>
+        <w:rFonts w:ascii="Symbol" w:hAnsi="Symbol" w:hint="default"/>
+      </w:rPr>
+    </w:lvl>
+    <w:lvl w:ilvl="1" w:tplc="2C0A0003" w:tentative="1">
+      <w:start w:val="1"/>
+      <w:numFmt w:val="bullet"/>
+      <w:lvlText w:val="o"/>
+      <w:lvlJc w:val="left"/>
+      <w:pPr>
+        <w:ind w:left="1440" w:hanging="360"/>
+      </w:pPr>
+      <w:rPr>
+        <w:rFonts w:ascii="Courier New" w:hAnsi="Courier New" w:cs="Courier New" w:hint="default"/>
+      </w:rPr>
+    </w:lvl>
+    <w:lvl w:ilvl="2" w:tplc="2C0A0005" w:tentative="1">
+      <w:start w:val="1"/>
+      <w:numFmt w:val="bullet"/>
+      <w:lvlText w:val=""/>
+      <w:lvlJc w:val="left"/>
+      <w:pPr>
+        <w:ind w:left="2160" w:hanging="360"/>
+      </w:pPr>
+      <w:rPr>
+        <w:rFonts w:ascii="Wingdings" w:hAnsi="Wingdings" w:hint="default"/>
+      </w:rPr>
+    </w:lvl>
+    <w:lvl w:ilvl="3" w:tplc="2C0A0001" w:tentative="1">
+      <w:start w:val="1"/>
+      <w:numFmt w:val="bullet"/>
+      <w:lvlText w:val=""/>
+      <w:lvlJc w:val="left"/>
+      <w:pPr>
+        <w:ind w:left="2880" w:hanging="360"/>
+      </w:pPr>
+      <w:rPr>
+        <w:rFonts w:ascii="Symbol" w:hAnsi="Symbol" w:hint="default"/>
+      </w:rPr>
+    </w:lvl>
+    <w:lvl w:ilvl="4" w:tplc="2C0A0003" w:tentative="1">
+      <w:start w:val="1"/>
+      <w:numFmt w:val="bullet"/>
+      <w:lvlText w:val="o"/>
+      <w:lvlJc w:val="left"/>
+      <w:pPr>
+        <w:ind w:left="3600" w:hanging="360"/>
+      </w:pPr>
+      <w:rPr>
+        <w:rFonts w:ascii="Courier New" w:hAnsi="Courier New" w:cs="Courier New" w:hint="default"/>
+      </w:rPr>
+    </w:lvl>
+    <w:lvl w:ilvl="5" w:tplc="2C0A0005" w:tentative="1">
+      <w:start w:val="1"/>
+      <w:numFmt w:val="bullet"/>
+      <w:lvlText w:val=""/>
+      <w:lvlJc w:val="left"/>
+      <w:pPr>
+        <w:ind w:left="4320" w:hanging="360"/>
+      </w:pPr>
+      <w:rPr>
+        <w:rFonts w:ascii="Wingdings" w:hAnsi="Wingdings" w:hint="default"/>
+      </w:rPr>
+    </w:lvl>
+    <w:lvl w:ilvl="6" w:tplc="2C0A0001" w:tentative="1">
+      <w:start w:val="1"/>
+      <w:numFmt w:val="bullet"/>
+      <w:lvlText w:val=""/>
+      <w:lvlJc w:val="left"/>
+      <w:pPr>
+        <w:ind w:left="5040" w:hanging="360"/>
+      </w:pPr>
+      <w:rPr>
+        <w:rFonts w:ascii="Symbol" w:hAnsi="Symbol" w:hint="default"/>
+      </w:rPr>
+    </w:lvl>
+    <w:lvl w:ilvl="7" w:tplc="2C0A0003" w:tentative="1">
+      <w:start w:val="1"/>
+      <w:numFmt w:val="bullet"/>
+      <w:lvlText w:val="o"/>
+      <w:lvlJc w:val="left"/>
+      <w:pPr>
+        <w:ind w:left="5760" w:hanging="360"/>
+      </w:pPr>
+      <w:rPr>
+        <w:rFonts w:ascii="Courier New" w:hAnsi="Courier New" w:cs="Courier New" w:hint="default"/>
+      </w:rPr>
+    </w:lvl>
+    <w:lvl w:ilvl="8" w:tplc="2C0A0005" w:tentative="1">
+      <w:start w:val="1"/>
+      <w:numFmt w:val="bullet"/>
+      <w:lvlText w:val=""/>
+      <w:lvlJc w:val="left"/>
+      <w:pPr>
+        <w:ind w:left="6480" w:hanging="360"/>
+      </w:pPr>
+      <w:rPr>
+        <w:rFonts w:ascii="Wingdings" w:hAnsi="Wingdings" w:hint="default"/>
+      </w:rPr>
+    </w:lvl>
+  </w:abstractNum>
+  <w:abstractNum w:abstractNumId="4" w15:restartNumberingAfterBreak="0">
+    <w:nsid w:val="261E14D4"/>
+    <w:multiLevelType w:val="hybridMultilevel"/>
+    <w:tmpl w:val="5CE89AF4"/>
+    <w:lvl w:ilvl="0" w:tplc="2C0A0001">
+      <w:start w:val="1"/>
+      <w:numFmt w:val="bullet"/>
+      <w:lvlText w:val=""/>
+      <w:lvlJc w:val="left"/>
+      <w:pPr>
+        <w:ind w:left="3600" w:hanging="360"/>
+      </w:pPr>
+      <w:rPr>
+        <w:rFonts w:ascii="Symbol" w:hAnsi="Symbol" w:hint="default"/>
+      </w:rPr>
+    </w:lvl>
+    <w:lvl w:ilvl="1" w:tplc="2C0A0003" w:tentative="1">
+      <w:start w:val="1"/>
+      <w:numFmt w:val="bullet"/>
+      <w:lvlText w:val="o"/>
+      <w:lvlJc w:val="left"/>
+      <w:pPr>
+        <w:ind w:left="4320" w:hanging="360"/>
+      </w:pPr>
+      <w:rPr>
+        <w:rFonts w:ascii="Courier New" w:hAnsi="Courier New" w:cs="Courier New" w:hint="default"/>
+      </w:rPr>
+    </w:lvl>
+    <w:lvl w:ilvl="2" w:tplc="2C0A0005" w:tentative="1">
+      <w:start w:val="1"/>
+      <w:numFmt w:val="bullet"/>
+      <w:lvlText w:val=""/>
+      <w:lvlJc w:val="left"/>
+      <w:pPr>
+        <w:ind w:left="5040" w:hanging="360"/>
+      </w:pPr>
+      <w:rPr>
+        <w:rFonts w:ascii="Wingdings" w:hAnsi="Wingdings" w:hint="default"/>
+      </w:rPr>
+    </w:lvl>
+    <w:lvl w:ilvl="3" w:tplc="2C0A0001" w:tentative="1">
+      <w:start w:val="1"/>
+      <w:numFmt w:val="bullet"/>
+      <w:lvlText w:val=""/>
+      <w:lvlJc w:val="left"/>
+      <w:pPr>
+        <w:ind w:left="5760" w:hanging="360"/>
+      </w:pPr>
+      <w:rPr>
+        <w:rFonts w:ascii="Symbol" w:hAnsi="Symbol" w:hint="default"/>
+      </w:rPr>
+    </w:lvl>
+    <w:lvl w:ilvl="4" w:tplc="2C0A0003" w:tentative="1">
+      <w:start w:val="1"/>
+      <w:numFmt w:val="bullet"/>
+      <w:lvlText w:val="o"/>
+      <w:lvlJc w:val="left"/>
+      <w:pPr>
+        <w:ind w:left="6480" w:hanging="360"/>
+      </w:pPr>
+      <w:rPr>
+        <w:rFonts w:ascii="Courier New" w:hAnsi="Courier New" w:cs="Courier New" w:hint="default"/>
+      </w:rPr>
+    </w:lvl>
+    <w:lvl w:ilvl="5" w:tplc="2C0A0005" w:tentative="1">
+      <w:start w:val="1"/>
+      <w:numFmt w:val="bullet"/>
+      <w:lvlText w:val=""/>
+      <w:lvlJc w:val="left"/>
+      <w:pPr>
+        <w:ind w:left="7200" w:hanging="360"/>
+      </w:pPr>
+      <w:rPr>
+        <w:rFonts w:ascii="Wingdings" w:hAnsi="Wingdings" w:hint="default"/>
+      </w:rPr>
+    </w:lvl>
+    <w:lvl w:ilvl="6" w:tplc="2C0A0001" w:tentative="1">
+      <w:start w:val="1"/>
+      <w:numFmt w:val="bullet"/>
+      <w:lvlText w:val=""/>
+      <w:lvlJc w:val="left"/>
+      <w:pPr>
+        <w:ind w:left="7920" w:hanging="360"/>
+      </w:pPr>
+      <w:rPr>
+        <w:rFonts w:ascii="Symbol" w:hAnsi="Symbol" w:hint="default"/>
+      </w:rPr>
+    </w:lvl>
+    <w:lvl w:ilvl="7" w:tplc="2C0A0003" w:tentative="1">
+      <w:start w:val="1"/>
+      <w:numFmt w:val="bullet"/>
+      <w:lvlText w:val="o"/>
+      <w:lvlJc w:val="left"/>
+      <w:pPr>
+        <w:ind w:left="8640" w:hanging="360"/>
+      </w:pPr>
+      <w:rPr>
+        <w:rFonts w:ascii="Courier New" w:hAnsi="Courier New" w:cs="Courier New" w:hint="default"/>
+      </w:rPr>
+    </w:lvl>
+    <w:lvl w:ilvl="8" w:tplc="2C0A0005" w:tentative="1">
+      <w:start w:val="1"/>
+      <w:numFmt w:val="bullet"/>
+      <w:lvlText w:val=""/>
+      <w:lvlJc w:val="left"/>
+      <w:pPr>
+        <w:ind w:left="9360" w:hanging="360"/>
+      </w:pPr>
+      <w:rPr>
+        <w:rFonts w:ascii="Wingdings" w:hAnsi="Wingdings" w:hint="default"/>
+      </w:rPr>
+    </w:lvl>
+  </w:abstractNum>
+  <w:abstractNum w:abstractNumId="5" w15:restartNumberingAfterBreak="0">
     <w:nsid w:val="28487BC0"/>
     <w:multiLevelType w:val="multilevel"/>
     <w:tmpl w:val="6CC43A82"/>
@@ -29432,7 +35479,7 @@
       </w:rPr>
     </w:lvl>
   </w:abstractNum>
-  <w:abstractNum w:abstractNumId="2" w15:restartNumberingAfterBreak="0">
+  <w:abstractNum w:abstractNumId="6" w15:restartNumberingAfterBreak="0">
     <w:nsid w:val="327D187B"/>
     <w:multiLevelType w:val="multilevel"/>
     <w:tmpl w:val="95F8C844"/>
@@ -29545,7 +35592,7 @@
       </w:rPr>
     </w:lvl>
   </w:abstractNum>
-  <w:abstractNum w:abstractNumId="3" w15:restartNumberingAfterBreak="0">
+  <w:abstractNum w:abstractNumId="7" w15:restartNumberingAfterBreak="0">
     <w:nsid w:val="3603469B"/>
     <w:multiLevelType w:val="hybridMultilevel"/>
     <w:tmpl w:val="EE888CCA"/>
@@ -29658,7 +35705,7 @@
       </w:rPr>
     </w:lvl>
   </w:abstractNum>
-  <w:abstractNum w:abstractNumId="4" w15:restartNumberingAfterBreak="0">
+  <w:abstractNum w:abstractNumId="8" w15:restartNumberingAfterBreak="0">
     <w:nsid w:val="3D1D50AE"/>
     <w:multiLevelType w:val="multilevel"/>
     <w:tmpl w:val="D6CC0948"/>
@@ -29771,20 +35818,496 @@
       </w:rPr>
     </w:lvl>
   </w:abstractNum>
+  <w:abstractNum w:abstractNumId="9" w15:restartNumberingAfterBreak="0">
+    <w:nsid w:val="49FC0ABB"/>
+    <w:multiLevelType w:val="hybridMultilevel"/>
+    <w:tmpl w:val="B45810EA"/>
+    <w:lvl w:ilvl="0" w:tplc="2C0A0001">
+      <w:start w:val="1"/>
+      <w:numFmt w:val="bullet"/>
+      <w:lvlText w:val=""/>
+      <w:lvlJc w:val="left"/>
+      <w:pPr>
+        <w:ind w:left="720" w:hanging="360"/>
+      </w:pPr>
+      <w:rPr>
+        <w:rFonts w:ascii="Symbol" w:hAnsi="Symbol" w:hint="default"/>
+      </w:rPr>
+    </w:lvl>
+    <w:lvl w:ilvl="1" w:tplc="2C0A0003" w:tentative="1">
+      <w:start w:val="1"/>
+      <w:numFmt w:val="bullet"/>
+      <w:lvlText w:val="o"/>
+      <w:lvlJc w:val="left"/>
+      <w:pPr>
+        <w:ind w:left="1440" w:hanging="360"/>
+      </w:pPr>
+      <w:rPr>
+        <w:rFonts w:ascii="Courier New" w:hAnsi="Courier New" w:cs="Courier New" w:hint="default"/>
+      </w:rPr>
+    </w:lvl>
+    <w:lvl w:ilvl="2" w:tplc="2C0A0005" w:tentative="1">
+      <w:start w:val="1"/>
+      <w:numFmt w:val="bullet"/>
+      <w:lvlText w:val=""/>
+      <w:lvlJc w:val="left"/>
+      <w:pPr>
+        <w:ind w:left="2160" w:hanging="360"/>
+      </w:pPr>
+      <w:rPr>
+        <w:rFonts w:ascii="Wingdings" w:hAnsi="Wingdings" w:hint="default"/>
+      </w:rPr>
+    </w:lvl>
+    <w:lvl w:ilvl="3" w:tplc="2C0A0001" w:tentative="1">
+      <w:start w:val="1"/>
+      <w:numFmt w:val="bullet"/>
+      <w:lvlText w:val=""/>
+      <w:lvlJc w:val="left"/>
+      <w:pPr>
+        <w:ind w:left="2880" w:hanging="360"/>
+      </w:pPr>
+      <w:rPr>
+        <w:rFonts w:ascii="Symbol" w:hAnsi="Symbol" w:hint="default"/>
+      </w:rPr>
+    </w:lvl>
+    <w:lvl w:ilvl="4" w:tplc="2C0A0003" w:tentative="1">
+      <w:start w:val="1"/>
+      <w:numFmt w:val="bullet"/>
+      <w:lvlText w:val="o"/>
+      <w:lvlJc w:val="left"/>
+      <w:pPr>
+        <w:ind w:left="3600" w:hanging="360"/>
+      </w:pPr>
+      <w:rPr>
+        <w:rFonts w:ascii="Courier New" w:hAnsi="Courier New" w:cs="Courier New" w:hint="default"/>
+      </w:rPr>
+    </w:lvl>
+    <w:lvl w:ilvl="5" w:tplc="2C0A0005" w:tentative="1">
+      <w:start w:val="1"/>
+      <w:numFmt w:val="bullet"/>
+      <w:lvlText w:val=""/>
+      <w:lvlJc w:val="left"/>
+      <w:pPr>
+        <w:ind w:left="4320" w:hanging="360"/>
+      </w:pPr>
+      <w:rPr>
+        <w:rFonts w:ascii="Wingdings" w:hAnsi="Wingdings" w:hint="default"/>
+      </w:rPr>
+    </w:lvl>
+    <w:lvl w:ilvl="6" w:tplc="2C0A0001" w:tentative="1">
+      <w:start w:val="1"/>
+      <w:numFmt w:val="bullet"/>
+      <w:lvlText w:val=""/>
+      <w:lvlJc w:val="left"/>
+      <w:pPr>
+        <w:ind w:left="5040" w:hanging="360"/>
+      </w:pPr>
+      <w:rPr>
+        <w:rFonts w:ascii="Symbol" w:hAnsi="Symbol" w:hint="default"/>
+      </w:rPr>
+    </w:lvl>
+    <w:lvl w:ilvl="7" w:tplc="2C0A0003" w:tentative="1">
+      <w:start w:val="1"/>
+      <w:numFmt w:val="bullet"/>
+      <w:lvlText w:val="o"/>
+      <w:lvlJc w:val="left"/>
+      <w:pPr>
+        <w:ind w:left="5760" w:hanging="360"/>
+      </w:pPr>
+      <w:rPr>
+        <w:rFonts w:ascii="Courier New" w:hAnsi="Courier New" w:cs="Courier New" w:hint="default"/>
+      </w:rPr>
+    </w:lvl>
+    <w:lvl w:ilvl="8" w:tplc="2C0A0005" w:tentative="1">
+      <w:start w:val="1"/>
+      <w:numFmt w:val="bullet"/>
+      <w:lvlText w:val=""/>
+      <w:lvlJc w:val="left"/>
+      <w:pPr>
+        <w:ind w:left="6480" w:hanging="360"/>
+      </w:pPr>
+      <w:rPr>
+        <w:rFonts w:ascii="Wingdings" w:hAnsi="Wingdings" w:hint="default"/>
+      </w:rPr>
+    </w:lvl>
+  </w:abstractNum>
+  <w:abstractNum w:abstractNumId="10" w15:restartNumberingAfterBreak="0">
+    <w:nsid w:val="4B040F22"/>
+    <w:multiLevelType w:val="hybridMultilevel"/>
+    <w:tmpl w:val="9894D10E"/>
+    <w:lvl w:ilvl="0" w:tplc="2C0A000F">
+      <w:start w:val="1"/>
+      <w:numFmt w:val="decimal"/>
+      <w:lvlText w:val="%1."/>
+      <w:lvlJc w:val="left"/>
+      <w:pPr>
+        <w:ind w:left="720" w:hanging="360"/>
+      </w:pPr>
+      <w:rPr>
+        <w:rFonts w:hint="default"/>
+      </w:rPr>
+    </w:lvl>
+    <w:lvl w:ilvl="1" w:tplc="2C0A0003" w:tentative="1">
+      <w:start w:val="1"/>
+      <w:numFmt w:val="bullet"/>
+      <w:lvlText w:val="o"/>
+      <w:lvlJc w:val="left"/>
+      <w:pPr>
+        <w:ind w:left="1440" w:hanging="360"/>
+      </w:pPr>
+      <w:rPr>
+        <w:rFonts w:ascii="Courier New" w:hAnsi="Courier New" w:cs="Courier New" w:hint="default"/>
+      </w:rPr>
+    </w:lvl>
+    <w:lvl w:ilvl="2" w:tplc="2C0A0005" w:tentative="1">
+      <w:start w:val="1"/>
+      <w:numFmt w:val="bullet"/>
+      <w:lvlText w:val=""/>
+      <w:lvlJc w:val="left"/>
+      <w:pPr>
+        <w:ind w:left="2160" w:hanging="360"/>
+      </w:pPr>
+      <w:rPr>
+        <w:rFonts w:ascii="Wingdings" w:hAnsi="Wingdings" w:hint="default"/>
+      </w:rPr>
+    </w:lvl>
+    <w:lvl w:ilvl="3" w:tplc="2C0A0001" w:tentative="1">
+      <w:start w:val="1"/>
+      <w:numFmt w:val="bullet"/>
+      <w:lvlText w:val=""/>
+      <w:lvlJc w:val="left"/>
+      <w:pPr>
+        <w:ind w:left="2880" w:hanging="360"/>
+      </w:pPr>
+      <w:rPr>
+        <w:rFonts w:ascii="Symbol" w:hAnsi="Symbol" w:hint="default"/>
+      </w:rPr>
+    </w:lvl>
+    <w:lvl w:ilvl="4" w:tplc="2C0A0003" w:tentative="1">
+      <w:start w:val="1"/>
+      <w:numFmt w:val="bullet"/>
+      <w:lvlText w:val="o"/>
+      <w:lvlJc w:val="left"/>
+      <w:pPr>
+        <w:ind w:left="3600" w:hanging="360"/>
+      </w:pPr>
+      <w:rPr>
+        <w:rFonts w:ascii="Courier New" w:hAnsi="Courier New" w:cs="Courier New" w:hint="default"/>
+      </w:rPr>
+    </w:lvl>
+    <w:lvl w:ilvl="5" w:tplc="2C0A0005" w:tentative="1">
+      <w:start w:val="1"/>
+      <w:numFmt w:val="bullet"/>
+      <w:lvlText w:val=""/>
+      <w:lvlJc w:val="left"/>
+      <w:pPr>
+        <w:ind w:left="4320" w:hanging="360"/>
+      </w:pPr>
+      <w:rPr>
+        <w:rFonts w:ascii="Wingdings" w:hAnsi="Wingdings" w:hint="default"/>
+      </w:rPr>
+    </w:lvl>
+    <w:lvl w:ilvl="6" w:tplc="2C0A0001" w:tentative="1">
+      <w:start w:val="1"/>
+      <w:numFmt w:val="bullet"/>
+      <w:lvlText w:val=""/>
+      <w:lvlJc w:val="left"/>
+      <w:pPr>
+        <w:ind w:left="5040" w:hanging="360"/>
+      </w:pPr>
+      <w:rPr>
+        <w:rFonts w:ascii="Symbol" w:hAnsi="Symbol" w:hint="default"/>
+      </w:rPr>
+    </w:lvl>
+    <w:lvl w:ilvl="7" w:tplc="2C0A0003" w:tentative="1">
+      <w:start w:val="1"/>
+      <w:numFmt w:val="bullet"/>
+      <w:lvlText w:val="o"/>
+      <w:lvlJc w:val="left"/>
+      <w:pPr>
+        <w:ind w:left="5760" w:hanging="360"/>
+      </w:pPr>
+      <w:rPr>
+        <w:rFonts w:ascii="Courier New" w:hAnsi="Courier New" w:cs="Courier New" w:hint="default"/>
+      </w:rPr>
+    </w:lvl>
+    <w:lvl w:ilvl="8" w:tplc="2C0A0005" w:tentative="1">
+      <w:start w:val="1"/>
+      <w:numFmt w:val="bullet"/>
+      <w:lvlText w:val=""/>
+      <w:lvlJc w:val="left"/>
+      <w:pPr>
+        <w:ind w:left="6480" w:hanging="360"/>
+      </w:pPr>
+      <w:rPr>
+        <w:rFonts w:ascii="Wingdings" w:hAnsi="Wingdings" w:hint="default"/>
+      </w:rPr>
+    </w:lvl>
+  </w:abstractNum>
+  <w:abstractNum w:abstractNumId="11" w15:restartNumberingAfterBreak="0">
+    <w:nsid w:val="64C0551D"/>
+    <w:multiLevelType w:val="hybridMultilevel"/>
+    <w:tmpl w:val="219E0E28"/>
+    <w:lvl w:ilvl="0" w:tplc="2C0A0001">
+      <w:start w:val="1"/>
+      <w:numFmt w:val="bullet"/>
+      <w:lvlText w:val=""/>
+      <w:lvlJc w:val="left"/>
+      <w:pPr>
+        <w:ind w:left="3600" w:hanging="360"/>
+      </w:pPr>
+      <w:rPr>
+        <w:rFonts w:ascii="Symbol" w:hAnsi="Symbol" w:hint="default"/>
+      </w:rPr>
+    </w:lvl>
+    <w:lvl w:ilvl="1" w:tplc="2C0A0003" w:tentative="1">
+      <w:start w:val="1"/>
+      <w:numFmt w:val="bullet"/>
+      <w:lvlText w:val="o"/>
+      <w:lvlJc w:val="left"/>
+      <w:pPr>
+        <w:ind w:left="4320" w:hanging="360"/>
+      </w:pPr>
+      <w:rPr>
+        <w:rFonts w:ascii="Courier New" w:hAnsi="Courier New" w:cs="Courier New" w:hint="default"/>
+      </w:rPr>
+    </w:lvl>
+    <w:lvl w:ilvl="2" w:tplc="2C0A0005" w:tentative="1">
+      <w:start w:val="1"/>
+      <w:numFmt w:val="bullet"/>
+      <w:lvlText w:val=""/>
+      <w:lvlJc w:val="left"/>
+      <w:pPr>
+        <w:ind w:left="5040" w:hanging="360"/>
+      </w:pPr>
+      <w:rPr>
+        <w:rFonts w:ascii="Wingdings" w:hAnsi="Wingdings" w:hint="default"/>
+      </w:rPr>
+    </w:lvl>
+    <w:lvl w:ilvl="3" w:tplc="2C0A0001" w:tentative="1">
+      <w:start w:val="1"/>
+      <w:numFmt w:val="bullet"/>
+      <w:lvlText w:val=""/>
+      <w:lvlJc w:val="left"/>
+      <w:pPr>
+        <w:ind w:left="5760" w:hanging="360"/>
+      </w:pPr>
+      <w:rPr>
+        <w:rFonts w:ascii="Symbol" w:hAnsi="Symbol" w:hint="default"/>
+      </w:rPr>
+    </w:lvl>
+    <w:lvl w:ilvl="4" w:tplc="2C0A0003" w:tentative="1">
+      <w:start w:val="1"/>
+      <w:numFmt w:val="bullet"/>
+      <w:lvlText w:val="o"/>
+      <w:lvlJc w:val="left"/>
+      <w:pPr>
+        <w:ind w:left="6480" w:hanging="360"/>
+      </w:pPr>
+      <w:rPr>
+        <w:rFonts w:ascii="Courier New" w:hAnsi="Courier New" w:cs="Courier New" w:hint="default"/>
+      </w:rPr>
+    </w:lvl>
+    <w:lvl w:ilvl="5" w:tplc="2C0A0005" w:tentative="1">
+      <w:start w:val="1"/>
+      <w:numFmt w:val="bullet"/>
+      <w:lvlText w:val=""/>
+      <w:lvlJc w:val="left"/>
+      <w:pPr>
+        <w:ind w:left="7200" w:hanging="360"/>
+      </w:pPr>
+      <w:rPr>
+        <w:rFonts w:ascii="Wingdings" w:hAnsi="Wingdings" w:hint="default"/>
+      </w:rPr>
+    </w:lvl>
+    <w:lvl w:ilvl="6" w:tplc="2C0A0001" w:tentative="1">
+      <w:start w:val="1"/>
+      <w:numFmt w:val="bullet"/>
+      <w:lvlText w:val=""/>
+      <w:lvlJc w:val="left"/>
+      <w:pPr>
+        <w:ind w:left="7920" w:hanging="360"/>
+      </w:pPr>
+      <w:rPr>
+        <w:rFonts w:ascii="Symbol" w:hAnsi="Symbol" w:hint="default"/>
+      </w:rPr>
+    </w:lvl>
+    <w:lvl w:ilvl="7" w:tplc="2C0A0003" w:tentative="1">
+      <w:start w:val="1"/>
+      <w:numFmt w:val="bullet"/>
+      <w:lvlText w:val="o"/>
+      <w:lvlJc w:val="left"/>
+      <w:pPr>
+        <w:ind w:left="8640" w:hanging="360"/>
+      </w:pPr>
+      <w:rPr>
+        <w:rFonts w:ascii="Courier New" w:hAnsi="Courier New" w:cs="Courier New" w:hint="default"/>
+      </w:rPr>
+    </w:lvl>
+    <w:lvl w:ilvl="8" w:tplc="2C0A0005" w:tentative="1">
+      <w:start w:val="1"/>
+      <w:numFmt w:val="bullet"/>
+      <w:lvlText w:val=""/>
+      <w:lvlJc w:val="left"/>
+      <w:pPr>
+        <w:ind w:left="9360" w:hanging="360"/>
+      </w:pPr>
+      <w:rPr>
+        <w:rFonts w:ascii="Wingdings" w:hAnsi="Wingdings" w:hint="default"/>
+      </w:rPr>
+    </w:lvl>
+  </w:abstractNum>
+  <w:abstractNum w:abstractNumId="12" w15:restartNumberingAfterBreak="0">
+    <w:nsid w:val="7A13706C"/>
+    <w:multiLevelType w:val="hybridMultilevel"/>
+    <w:tmpl w:val="42F410CE"/>
+    <w:lvl w:ilvl="0" w:tplc="2C0A0001">
+      <w:start w:val="1"/>
+      <w:numFmt w:val="bullet"/>
+      <w:lvlText w:val=""/>
+      <w:lvlJc w:val="left"/>
+      <w:pPr>
+        <w:ind w:left="3600" w:hanging="360"/>
+      </w:pPr>
+      <w:rPr>
+        <w:rFonts w:ascii="Symbol" w:hAnsi="Symbol" w:hint="default"/>
+      </w:rPr>
+    </w:lvl>
+    <w:lvl w:ilvl="1" w:tplc="2C0A0003" w:tentative="1">
+      <w:start w:val="1"/>
+      <w:numFmt w:val="bullet"/>
+      <w:lvlText w:val="o"/>
+      <w:lvlJc w:val="left"/>
+      <w:pPr>
+        <w:ind w:left="4320" w:hanging="360"/>
+      </w:pPr>
+      <w:rPr>
+        <w:rFonts w:ascii="Courier New" w:hAnsi="Courier New" w:cs="Courier New" w:hint="default"/>
+      </w:rPr>
+    </w:lvl>
+    <w:lvl w:ilvl="2" w:tplc="2C0A0005" w:tentative="1">
+      <w:start w:val="1"/>
+      <w:numFmt w:val="bullet"/>
+      <w:lvlText w:val=""/>
+      <w:lvlJc w:val="left"/>
+      <w:pPr>
+        <w:ind w:left="5040" w:hanging="360"/>
+      </w:pPr>
+      <w:rPr>
+        <w:rFonts w:ascii="Wingdings" w:hAnsi="Wingdings" w:hint="default"/>
+      </w:rPr>
+    </w:lvl>
+    <w:lvl w:ilvl="3" w:tplc="2C0A0001" w:tentative="1">
+      <w:start w:val="1"/>
+      <w:numFmt w:val="bullet"/>
+      <w:lvlText w:val=""/>
+      <w:lvlJc w:val="left"/>
+      <w:pPr>
+        <w:ind w:left="5760" w:hanging="360"/>
+      </w:pPr>
+      <w:rPr>
+        <w:rFonts w:ascii="Symbol" w:hAnsi="Symbol" w:hint="default"/>
+      </w:rPr>
+    </w:lvl>
+    <w:lvl w:ilvl="4" w:tplc="2C0A0003" w:tentative="1">
+      <w:start w:val="1"/>
+      <w:numFmt w:val="bullet"/>
+      <w:lvlText w:val="o"/>
+      <w:lvlJc w:val="left"/>
+      <w:pPr>
+        <w:ind w:left="6480" w:hanging="360"/>
+      </w:pPr>
+      <w:rPr>
+        <w:rFonts w:ascii="Courier New" w:hAnsi="Courier New" w:cs="Courier New" w:hint="default"/>
+      </w:rPr>
+    </w:lvl>
+    <w:lvl w:ilvl="5" w:tplc="2C0A0005" w:tentative="1">
+      <w:start w:val="1"/>
+      <w:numFmt w:val="bullet"/>
+      <w:lvlText w:val=""/>
+      <w:lvlJc w:val="left"/>
+      <w:pPr>
+        <w:ind w:left="7200" w:hanging="360"/>
+      </w:pPr>
+      <w:rPr>
+        <w:rFonts w:ascii="Wingdings" w:hAnsi="Wingdings" w:hint="default"/>
+      </w:rPr>
+    </w:lvl>
+    <w:lvl w:ilvl="6" w:tplc="2C0A0001" w:tentative="1">
+      <w:start w:val="1"/>
+      <w:numFmt w:val="bullet"/>
+      <w:lvlText w:val=""/>
+      <w:lvlJc w:val="left"/>
+      <w:pPr>
+        <w:ind w:left="7920" w:hanging="360"/>
+      </w:pPr>
+      <w:rPr>
+        <w:rFonts w:ascii="Symbol" w:hAnsi="Symbol" w:hint="default"/>
+      </w:rPr>
+    </w:lvl>
+    <w:lvl w:ilvl="7" w:tplc="2C0A0003" w:tentative="1">
+      <w:start w:val="1"/>
+      <w:numFmt w:val="bullet"/>
+      <w:lvlText w:val="o"/>
+      <w:lvlJc w:val="left"/>
+      <w:pPr>
+        <w:ind w:left="8640" w:hanging="360"/>
+      </w:pPr>
+      <w:rPr>
+        <w:rFonts w:ascii="Courier New" w:hAnsi="Courier New" w:cs="Courier New" w:hint="default"/>
+      </w:rPr>
+    </w:lvl>
+    <w:lvl w:ilvl="8" w:tplc="2C0A0005" w:tentative="1">
+      <w:start w:val="1"/>
+      <w:numFmt w:val="bullet"/>
+      <w:lvlText w:val=""/>
+      <w:lvlJc w:val="left"/>
+      <w:pPr>
+        <w:ind w:left="9360" w:hanging="360"/>
+      </w:pPr>
+      <w:rPr>
+        <w:rFonts w:ascii="Wingdings" w:hAnsi="Wingdings" w:hint="default"/>
+      </w:rPr>
+    </w:lvl>
+  </w:abstractNum>
   <w:num w:numId="1">
+    <w:abstractNumId w:val="8"/>
+  </w:num>
+  <w:num w:numId="2">
+    <w:abstractNumId w:val="6"/>
+  </w:num>
+  <w:num w:numId="3">
+    <w:abstractNumId w:val="5"/>
+  </w:num>
+  <w:num w:numId="4">
+    <w:abstractNumId w:val="1"/>
+  </w:num>
+  <w:num w:numId="5">
+    <w:abstractNumId w:val="7"/>
+  </w:num>
+  <w:num w:numId="6">
+    <w:abstractNumId w:val="11"/>
+  </w:num>
+  <w:num w:numId="7">
+    <w:abstractNumId w:val="12"/>
+  </w:num>
+  <w:num w:numId="8">
+    <w:abstractNumId w:val="9"/>
+  </w:num>
+  <w:num w:numId="9">
+    <w:abstractNumId w:val="0"/>
+  </w:num>
+  <w:num w:numId="10">
+    <w:abstractNumId w:val="10"/>
+  </w:num>
+  <w:num w:numId="11">
     <w:abstractNumId w:val="4"/>
   </w:num>
-  <w:num w:numId="2">
+  <w:num w:numId="12">
+    <w:abstractNumId w:val="3"/>
+  </w:num>
+  <w:num w:numId="13">
     <w:abstractNumId w:val="2"/>
-  </w:num>
-  <w:num w:numId="3">
-    <w:abstractNumId w:val="1"/>
-  </w:num>
-  <w:num w:numId="4">
-    <w:abstractNumId w:val="0"/>
-  </w:num>
-  <w:num w:numId="5">
-    <w:abstractNumId w:val="3"/>
   </w:num>
 </w:numbering>
 </file>
@@ -30187,7 +36710,7 @@
   <w:style w:type="paragraph" w:default="1" w:styleId="Normal">
     <w:name w:val="Normal"/>
     <w:qFormat/>
-    <w:rsid w:val="004C376F"/>
+    <w:rsid w:val="00E93880"/>
   </w:style>
   <w:style w:type="paragraph" w:styleId="Ttulo1">
     <w:name w:val="heading 1"/>

--- a/TP2/2026_RI_TP2_TP_Modelos.docx
+++ b/TP2/2026_RI_TP2_TP_Modelos.docx
@@ -134,7 +134,25 @@
           <w:sz w:val="20"/>
           <w:szCs w:val="20"/>
         </w:rPr>
-        <w:t>Fecha de entrega: 22/04/2026</w:t>
+        <w:t>Fecha de entrega: 2</w:t>
+      </w:r>
+      <w:r>
+        <w:rPr>
+          <w:b/>
+          <w:color w:val="000000"/>
+          <w:sz w:val="20"/>
+          <w:szCs w:val="20"/>
+        </w:rPr>
+        <w:t>3</w:t>
+      </w:r>
+      <w:r>
+        <w:rPr>
+          <w:b/>
+          <w:color w:val="000000"/>
+          <w:sz w:val="20"/>
+          <w:szCs w:val="20"/>
+        </w:rPr>
+        <w:t>/04/2026</w:t>
       </w:r>
     </w:p>
     <w:p>
@@ -6450,7 +6468,23 @@
           <w:sz w:val="24"/>
           <w:szCs w:val="24"/>
         </w:rPr>
-        <w:t>Fue necesario una revisión de las palabras que estaban en la query para confirmar que la formula hacia lo correcto.</w:t>
+        <w:t xml:space="preserve">Fue necesario una revisión de las palabras que estaban en la </w:t>
+      </w:r>
+      <w:proofErr w:type="spellStart"/>
+      <w:r>
+        <w:rPr>
+          <w:sz w:val="24"/>
+          <w:szCs w:val="24"/>
+        </w:rPr>
+        <w:t>query</w:t>
+      </w:r>
+      <w:proofErr w:type="spellEnd"/>
+      <w:r>
+        <w:rPr>
+          <w:sz w:val="24"/>
+          <w:szCs w:val="24"/>
+        </w:rPr>
+        <w:t xml:space="preserve"> para confirmar que la formula hacia lo correcto.</w:t>
       </w:r>
       <w:r>
         <w:rPr>
@@ -16648,7 +16682,23 @@
           <w:sz w:val="24"/>
           <w:szCs w:val="24"/>
         </w:rPr>
-        <w:t>que estaban en la query para confirmar que la formula hacia lo correcto.</w:t>
+        <w:t xml:space="preserve">que estaban en la </w:t>
+      </w:r>
+      <w:proofErr w:type="spellStart"/>
+      <w:r>
+        <w:rPr>
+          <w:sz w:val="24"/>
+          <w:szCs w:val="24"/>
+        </w:rPr>
+        <w:t>query</w:t>
+      </w:r>
+      <w:proofErr w:type="spellEnd"/>
+      <w:r>
+        <w:rPr>
+          <w:sz w:val="24"/>
+          <w:szCs w:val="24"/>
+        </w:rPr>
+        <w:t xml:space="preserve"> para confirmar que la formula hacia lo correcto.</w:t>
       </w:r>
       <w:r>
         <w:rPr>
@@ -28222,6 +28272,7 @@
         </w:rPr>
         <w:t>. Tome 5 necesidades de información y, de forma manual, derive una consulta (</w:t>
       </w:r>
+      <w:proofErr w:type="spellStart"/>
       <w:r>
         <w:rPr>
           <w:i/>
@@ -28232,6 +28283,7 @@
         </w:rPr>
         <w:t>query</w:t>
       </w:r>
+      <w:proofErr w:type="spellEnd"/>
       <w:r>
         <w:rPr>
           <w:color w:val="FABF8F" w:themeColor="accent6" w:themeTint="99"/>
@@ -28451,7 +28503,23 @@
           <w:sz w:val="24"/>
           <w:szCs w:val="24"/>
         </w:rPr>
-        <w:t>Analizando los rankings de cada modelo con cada query, analizo lo siguiente:</w:t>
+        <w:t xml:space="preserve">Analizando los rankings de cada modelo con cada </w:t>
+      </w:r>
+      <w:proofErr w:type="spellStart"/>
+      <w:r>
+        <w:rPr>
+          <w:sz w:val="24"/>
+          <w:szCs w:val="24"/>
+        </w:rPr>
+        <w:t>query</w:t>
+      </w:r>
+      <w:proofErr w:type="spellEnd"/>
+      <w:r>
+        <w:rPr>
+          <w:sz w:val="24"/>
+          <w:szCs w:val="24"/>
+        </w:rPr>
+        <w:t>, analizo lo siguiente:</w:t>
       </w:r>
     </w:p>
     <w:p>
@@ -28471,7 +28539,39 @@
           <w:sz w:val="24"/>
           <w:szCs w:val="24"/>
         </w:rPr>
-        <w:t>En todas las querys (menos la 3), el orden de los documentos es el mismo o casi igual. No varia mucho el ranking pero si el score.</w:t>
+        <w:t xml:space="preserve">En todas las </w:t>
+      </w:r>
+      <w:proofErr w:type="spellStart"/>
+      <w:r>
+        <w:rPr>
+          <w:sz w:val="24"/>
+          <w:szCs w:val="24"/>
+        </w:rPr>
+        <w:t>querys</w:t>
+      </w:r>
+      <w:proofErr w:type="spellEnd"/>
+      <w:r>
+        <w:rPr>
+          <w:sz w:val="24"/>
+          <w:szCs w:val="24"/>
+        </w:rPr>
+        <w:t xml:space="preserve"> (menos la 3), el orden de los documentos es el mismo o casi igual. No </w:t>
+      </w:r>
+      <w:proofErr w:type="spellStart"/>
+      <w:r>
+        <w:rPr>
+          <w:sz w:val="24"/>
+          <w:szCs w:val="24"/>
+        </w:rPr>
+        <w:t>varia</w:t>
+      </w:r>
+      <w:proofErr w:type="spellEnd"/>
+      <w:r>
+        <w:rPr>
+          <w:sz w:val="24"/>
+          <w:szCs w:val="24"/>
+        </w:rPr>
+        <w:t xml:space="preserve"> mucho el ranking pero si el score.</w:t>
       </w:r>
     </w:p>
     <w:p>
@@ -28514,7 +28614,23 @@
           <w:sz w:val="24"/>
           <w:szCs w:val="24"/>
         </w:rPr>
-        <w:t xml:space="preserve">En la query 4, el orden de los documentos entre ambos documentos cambia ligeramente, confirmando que BM25 considera la saturación de los términos </w:t>
+        <w:t xml:space="preserve">En la </w:t>
+      </w:r>
+      <w:proofErr w:type="spellStart"/>
+      <w:r>
+        <w:rPr>
+          <w:sz w:val="24"/>
+          <w:szCs w:val="24"/>
+        </w:rPr>
+        <w:t>query</w:t>
+      </w:r>
+      <w:proofErr w:type="spellEnd"/>
+      <w:r>
+        <w:rPr>
+          <w:sz w:val="24"/>
+          <w:szCs w:val="24"/>
+        </w:rPr>
+        <w:t xml:space="preserve"> 4, el orden de los documentos entre ambos documentos cambia ligeramente, confirmando que BM25 considera la saturación de los términos </w:t>
       </w:r>
     </w:p>
     <w:p>
@@ -28534,7 +28650,55 @@
           <w:sz w:val="24"/>
           <w:szCs w:val="24"/>
         </w:rPr>
-        <w:t>En la query 3, se rompe esa correlación entre ambos modelos al utilizar un termino que aparece en todos los documentos (“Wikipedia”) con uno que es menos discriminativo (“Languages”).</w:t>
+        <w:t xml:space="preserve">En la </w:t>
+      </w:r>
+      <w:proofErr w:type="spellStart"/>
+      <w:r>
+        <w:rPr>
+          <w:sz w:val="24"/>
+          <w:szCs w:val="24"/>
+        </w:rPr>
+        <w:t>query</w:t>
+      </w:r>
+      <w:proofErr w:type="spellEnd"/>
+      <w:r>
+        <w:rPr>
+          <w:sz w:val="24"/>
+          <w:szCs w:val="24"/>
+        </w:rPr>
+        <w:t xml:space="preserve"> 3, se rompe esa correlación entre ambos modelos al utilizar un </w:t>
+      </w:r>
+      <w:proofErr w:type="spellStart"/>
+      <w:r>
+        <w:rPr>
+          <w:sz w:val="24"/>
+          <w:szCs w:val="24"/>
+        </w:rPr>
+        <w:t>termino</w:t>
+      </w:r>
+      <w:proofErr w:type="spellEnd"/>
+      <w:r>
+        <w:rPr>
+          <w:sz w:val="24"/>
+          <w:szCs w:val="24"/>
+        </w:rPr>
+        <w:t xml:space="preserve"> que aparece en todos los documentos (“Wikipedia”) con uno que es menos discriminativo (“</w:t>
+      </w:r>
+      <w:proofErr w:type="spellStart"/>
+      <w:r>
+        <w:rPr>
+          <w:sz w:val="24"/>
+          <w:szCs w:val="24"/>
+        </w:rPr>
+        <w:t>Languages</w:t>
+      </w:r>
+      <w:proofErr w:type="spellEnd"/>
+      <w:r>
+        <w:rPr>
+          <w:sz w:val="24"/>
+          <w:szCs w:val="24"/>
+        </w:rPr>
+        <w:t>”).</w:t>
       </w:r>
     </w:p>
     <w:p>
@@ -28550,30 +28714,78 @@
           <w:sz w:val="24"/>
           <w:szCs w:val="24"/>
         </w:rPr>
-        <w:t>Todos los documentos que devolvió TF-IDF tienen como título Languages. En cambio, BM25 devolvió documento con scores negativos y sin contener este termino como nombre de documento.</w:t>
-      </w:r>
-    </w:p>
-    <w:p>
-      <w:pPr>
-        <w:rPr>
-          <w:sz w:val="24"/>
-          <w:szCs w:val="24"/>
-        </w:rPr>
-      </w:pPr>
-    </w:p>
-    <w:p>
-      <w:pPr>
-        <w:rPr>
-          <w:sz w:val="24"/>
-          <w:szCs w:val="24"/>
-        </w:rPr>
-      </w:pPr>
-      <w:r>
-        <w:rPr>
-          <w:sz w:val="24"/>
-          <w:szCs w:val="24"/>
-        </w:rPr>
-        <w:t>Para finalizar el análisis, se calculo el coeficiente de correlación para los primeros 10, 25 y 50 resultados.</w:t>
+        <w:t xml:space="preserve">Todos los documentos que devolvió TF-IDF tienen como título </w:t>
+      </w:r>
+      <w:proofErr w:type="spellStart"/>
+      <w:r>
+        <w:rPr>
+          <w:sz w:val="24"/>
+          <w:szCs w:val="24"/>
+        </w:rPr>
+        <w:t>Languages</w:t>
+      </w:r>
+      <w:proofErr w:type="spellEnd"/>
+      <w:r>
+        <w:rPr>
+          <w:sz w:val="24"/>
+          <w:szCs w:val="24"/>
+        </w:rPr>
+        <w:t xml:space="preserve">. En cambio, BM25 devolvió documento con scores negativos y sin contener este </w:t>
+      </w:r>
+      <w:proofErr w:type="spellStart"/>
+      <w:r>
+        <w:rPr>
+          <w:sz w:val="24"/>
+          <w:szCs w:val="24"/>
+        </w:rPr>
+        <w:t>termino</w:t>
+      </w:r>
+      <w:proofErr w:type="spellEnd"/>
+      <w:r>
+        <w:rPr>
+          <w:sz w:val="24"/>
+          <w:szCs w:val="24"/>
+        </w:rPr>
+        <w:t xml:space="preserve"> como nombre de documento.</w:t>
+      </w:r>
+    </w:p>
+    <w:p>
+      <w:pPr>
+        <w:rPr>
+          <w:sz w:val="24"/>
+          <w:szCs w:val="24"/>
+        </w:rPr>
+      </w:pPr>
+    </w:p>
+    <w:p>
+      <w:pPr>
+        <w:rPr>
+          <w:sz w:val="24"/>
+          <w:szCs w:val="24"/>
+        </w:rPr>
+      </w:pPr>
+      <w:r>
+        <w:rPr>
+          <w:sz w:val="24"/>
+          <w:szCs w:val="24"/>
+        </w:rPr>
+        <w:t xml:space="preserve">Para finalizar el análisis, se </w:t>
+      </w:r>
+      <w:proofErr w:type="spellStart"/>
+      <w:r>
+        <w:rPr>
+          <w:sz w:val="24"/>
+          <w:szCs w:val="24"/>
+        </w:rPr>
+        <w:t>calculo</w:t>
+      </w:r>
+      <w:proofErr w:type="spellEnd"/>
+      <w:r>
+        <w:rPr>
+          <w:sz w:val="24"/>
+          <w:szCs w:val="24"/>
+        </w:rPr>
+        <w:t xml:space="preserve"> el coeficiente de correlación para los primeros 10, 25 y 50 resultados.</w:t>
       </w:r>
     </w:p>
     <w:p>
@@ -32545,7 +32757,23 @@
           <w:sz w:val="24"/>
           <w:szCs w:val="24"/>
         </w:rPr>
-        <w:t>Como puede verse en el gráfico, se hace visible el tradeoff entre Recall y Precisión donde, a medida que uno sube, el otro baja.</w:t>
+        <w:t xml:space="preserve">Como puede verse en el gráfico, se hace visible el </w:t>
+      </w:r>
+      <w:proofErr w:type="spellStart"/>
+      <w:r>
+        <w:rPr>
+          <w:sz w:val="24"/>
+          <w:szCs w:val="24"/>
+        </w:rPr>
+        <w:t>tradeoff</w:t>
+      </w:r>
+      <w:proofErr w:type="spellEnd"/>
+      <w:r>
+        <w:rPr>
+          <w:sz w:val="24"/>
+          <w:szCs w:val="24"/>
+        </w:rPr>
+        <w:t xml:space="preserve"> entre Recall y Precisión donde, a medida que uno sube, el otro baja.</w:t>
       </w:r>
     </w:p>
     <w:p>
@@ -32787,7 +33015,21 @@
           <w:sz w:val="24"/>
           <w:szCs w:val="24"/>
         </w:rPr>
-        <w:t xml:space="preserve">Sería necesaria tener un relevante mas para tener </w:t>
+        <w:t xml:space="preserve">Sería necesaria tener un relevante </w:t>
+      </w:r>
+      <w:r>
+        <w:rPr>
+          <w:sz w:val="24"/>
+          <w:szCs w:val="24"/>
+        </w:rPr>
+        <w:t>más</w:t>
+      </w:r>
+      <w:r>
+        <w:rPr>
+          <w:sz w:val="24"/>
+          <w:szCs w:val="24"/>
+        </w:rPr>
+        <w:t xml:space="preserve"> para tener </w:t>
       </w:r>
       <w:r>
         <w:rPr>
@@ -32801,22 +33043,43 @@
           <w:sz w:val="24"/>
           <w:szCs w:val="24"/>
         </w:rPr>
-        <w:t>4% de Recall.</w:t>
-      </w:r>
-    </w:p>
-    <w:p>
-      <w:pPr>
-        <w:rPr>
-          <w:sz w:val="24"/>
-          <w:szCs w:val="24"/>
-        </w:rPr>
-      </w:pPr>
-      <w:r>
-        <w:rPr>
-          <w:sz w:val="24"/>
-          <w:szCs w:val="24"/>
-        </w:rPr>
-        <w:t xml:space="preserve">Esto nos da una idea de que la cobertura de todos los documentos relevantes capturados por el sistema no es muy buena. Esto puede solucionarse con los 6 documentos relevantes que el sistema no recupero. </w:t>
+        <w:t>4% de Recall</w:t>
+      </w:r>
+      <w:r>
+        <w:rPr>
+          <w:sz w:val="24"/>
+          <w:szCs w:val="24"/>
+        </w:rPr>
+        <w:t>, o modificando el orden del ranking puede llegarse a ese valor.</w:t>
+      </w:r>
+    </w:p>
+    <w:p>
+      <w:pPr>
+        <w:rPr>
+          <w:sz w:val="24"/>
+          <w:szCs w:val="24"/>
+        </w:rPr>
+      </w:pPr>
+      <w:r>
+        <w:rPr>
+          <w:sz w:val="24"/>
+          <w:szCs w:val="24"/>
+        </w:rPr>
+        <w:t>Esto nos da una idea de que la cobertura de todos los documentos relevantes capturados por el sistema no es muy buena. Est</w:t>
+      </w:r>
+      <w:r>
+        <w:rPr>
+          <w:sz w:val="24"/>
+          <w:szCs w:val="24"/>
+        </w:rPr>
+        <w:t>e problema</w:t>
+      </w:r>
+      <w:r>
+        <w:rPr>
+          <w:sz w:val="24"/>
+          <w:szCs w:val="24"/>
+        </w:rPr>
+        <w:t xml:space="preserve"> puede solucionarse con los 6 documentos relevantes que el sistema no recupero. </w:t>
       </w:r>
     </w:p>
     <w:p>
@@ -32885,14 +33148,7 @@
           <w:sz w:val="24"/>
           <w:szCs w:val="24"/>
         </w:rPr>
-        <w:t>(relevantes en el top R) / R</w:t>
-      </w:r>
-      <w:r>
-        <w:rPr>
-          <w:sz w:val="24"/>
-          <w:szCs w:val="24"/>
-        </w:rPr>
-        <w:t xml:space="preserve"> </w:t>
+        <w:t xml:space="preserve">(relevantes en el top R) / R </w:t>
       </w:r>
     </w:p>
     <w:p>
@@ -33063,6 +33319,7 @@
         <w:rPr>
           <w:noProof/>
         </w:rPr>
+        <w:lastRenderedPageBreak/>
         <w:drawing>
           <wp:inline distT="0" distB="0" distL="0" distR="0" wp14:anchorId="0C7BF417" wp14:editId="0A4FC1BE">
             <wp:extent cx="2619741" cy="495369"/>
@@ -33119,7 +33376,6 @@
           <w:sz w:val="24"/>
           <w:szCs w:val="24"/>
         </w:rPr>
-        <w:lastRenderedPageBreak/>
         <w:t xml:space="preserve">i = 1 </w:t>
       </w:r>
       <w:r>
@@ -33473,7 +33729,25 @@
           <w:szCs w:val="24"/>
           <w:lang w:val="es-AR"/>
         </w:rPr>
-        <w:t>n sistema para posicionar el primer resultado relevante lo mas alto posible en una lista ordenada. Formula:</w:t>
+        <w:t xml:space="preserve">n sistema para posicionar el primer resultado relevante lo </w:t>
+      </w:r>
+      <w:proofErr w:type="spellStart"/>
+      <w:r>
+        <w:rPr>
+          <w:sz w:val="24"/>
+          <w:szCs w:val="24"/>
+          <w:lang w:val="es-AR"/>
+        </w:rPr>
+        <w:t>mas</w:t>
+      </w:r>
+      <w:proofErr w:type="spellEnd"/>
+      <w:r>
+        <w:rPr>
+          <w:sz w:val="24"/>
+          <w:szCs w:val="24"/>
+          <w:lang w:val="es-AR"/>
+        </w:rPr>
+        <w:t xml:space="preserve"> alto posible en una lista ordenada. Formula:</w:t>
       </w:r>
     </w:p>
     <w:p>
@@ -33633,7 +33907,25 @@
           <w:szCs w:val="24"/>
           <w:lang w:val="es-AR"/>
         </w:rPr>
-        <w:t xml:space="preserve"> del primer documento relevante para la i-esima consulta.</w:t>
+        <w:t xml:space="preserve"> del primer documento relevante para la i-</w:t>
+      </w:r>
+      <w:proofErr w:type="spellStart"/>
+      <w:r>
+        <w:rPr>
+          <w:sz w:val="24"/>
+          <w:szCs w:val="24"/>
+          <w:lang w:val="es-AR"/>
+        </w:rPr>
+        <w:t>esima</w:t>
+      </w:r>
+      <w:proofErr w:type="spellEnd"/>
+      <w:r>
+        <w:rPr>
+          <w:sz w:val="24"/>
+          <w:szCs w:val="24"/>
+          <w:lang w:val="es-AR"/>
+        </w:rPr>
+        <w:t xml:space="preserve"> consulta.</w:t>
       </w:r>
     </w:p>
     <w:p>
@@ -33794,6 +34086,7 @@
         <w:rPr>
           <w:b/>
           <w:bCs/>
+          <w:noProof/>
           <w:sz w:val="24"/>
           <w:szCs w:val="24"/>
           <w:lang w:val="es-AR"/>
@@ -33911,6 +34204,7 @@
       </w:pPr>
       <w:r>
         <w:rPr>
+          <w:noProof/>
           <w:color w:val="FABF8F" w:themeColor="accent6" w:themeTint="99"/>
           <w:sz w:val="24"/>
           <w:szCs w:val="24"/>
@@ -34045,7 +34339,23 @@
           <w:szCs w:val="24"/>
         </w:rPr>
         <w:lastRenderedPageBreak/>
-        <w:t xml:space="preserve">Se le solicito a la inteligencia artificial la construcción de las grafica interpolada y no interpolada del sistema a través de un pequeño labo en Python, con el fin de hacer más énfasis en el análisis de las métricas y no en el código que genera el grafico.  </w:t>
+        <w:t xml:space="preserve">Se le solicito a la inteligencia artificial la construcción de las grafica interpolada y no interpolada del sistema a través de un pequeño </w:t>
+      </w:r>
+      <w:proofErr w:type="spellStart"/>
+      <w:r>
+        <w:rPr>
+          <w:sz w:val="24"/>
+          <w:szCs w:val="24"/>
+        </w:rPr>
+        <w:t>labo</w:t>
+      </w:r>
+      <w:proofErr w:type="spellEnd"/>
+      <w:r>
+        <w:rPr>
+          <w:sz w:val="24"/>
+          <w:szCs w:val="24"/>
+        </w:rPr>
+        <w:t xml:space="preserve"> en Python, con el fin de hacer más énfasis en el análisis de las métricas y no en el código que genera el grafico.  </w:t>
       </w:r>
     </w:p>
     <w:p>
@@ -34175,7 +34485,25 @@
           <w:sz w:val="24"/>
           <w:szCs w:val="24"/>
         </w:rPr>
-        <w:t>Individual (por query), para las mismas métricas, calculando la distribución de los valores en cada caso.</w:t>
+        <w:t xml:space="preserve">Individual (por </w:t>
+      </w:r>
+      <w:proofErr w:type="spellStart"/>
+      <w:r>
+        <w:rPr>
+          <w:color w:val="FABF8F" w:themeColor="accent6" w:themeTint="99"/>
+          <w:sz w:val="24"/>
+          <w:szCs w:val="24"/>
+        </w:rPr>
+        <w:t>query</w:t>
+      </w:r>
+      <w:proofErr w:type="spellEnd"/>
+      <w:r>
+        <w:rPr>
+          <w:color w:val="FABF8F" w:themeColor="accent6" w:themeTint="99"/>
+          <w:sz w:val="24"/>
+          <w:szCs w:val="24"/>
+        </w:rPr>
+        <w:t>), para las mismas métricas, calculando la distribución de los valores en cada caso.</w:t>
       </w:r>
     </w:p>
     <w:p>

--- a/TP2/2026_RI_TP2_TP_Modelos.docx
+++ b/TP2/2026_RI_TP2_TP_Modelos.docx
@@ -438,7 +438,21 @@
           <w:sz w:val="24"/>
           <w:szCs w:val="24"/>
         </w:rPr>
-        <w:t>En ejercicios donde no se indica el pasaje del directorio donde se encuentran los documentos como parámetro (por ejemplo, el EJ1), este toma por defecto la carpeta indicada con el nombre de la colección que se solicitó analizar para ese ejercicio.</w:t>
+        <w:t>En ejercicios donde no se indica el pasaje del directorio donde se encuentran los documentos como parámetro</w:t>
+      </w:r>
+      <w:r>
+        <w:rPr>
+          <w:sz w:val="24"/>
+          <w:szCs w:val="24"/>
+        </w:rPr>
+        <w:t xml:space="preserve">, </w:t>
+      </w:r>
+      <w:r>
+        <w:rPr>
+          <w:sz w:val="24"/>
+          <w:szCs w:val="24"/>
+        </w:rPr>
+        <w:t>este toma por defecto la carpeta indicada con el nombre de la colección que se solicitó analizar para ese ejercicio.</w:t>
       </w:r>
     </w:p>
     <w:p>
@@ -6289,34 +6303,46 @@
         </w:rPr>
         <w:t xml:space="preserve">Como hablamos en clase, este modelo solamente determina los modelos que pueden ser </w:t>
       </w:r>
-      <w:proofErr w:type="spellStart"/>
-      <w:r>
-        <w:rPr>
-          <w:sz w:val="24"/>
-          <w:szCs w:val="24"/>
-          <w:lang w:val="es-AR"/>
-        </w:rPr>
-        <w:t>mas</w:t>
-      </w:r>
-      <w:proofErr w:type="spellEnd"/>
-      <w:r>
-        <w:rPr>
-          <w:sz w:val="24"/>
-          <w:szCs w:val="24"/>
-          <w:lang w:val="es-AR"/>
-        </w:rPr>
-        <w:t xml:space="preserve"> relevantes para la consulta, no se calculan scores ni rankings para obtener aquellos que pueden ser </w:t>
-      </w:r>
-      <w:proofErr w:type="spellStart"/>
-      <w:r>
-        <w:rPr>
-          <w:sz w:val="24"/>
-          <w:szCs w:val="24"/>
-          <w:lang w:val="es-AR"/>
-        </w:rPr>
-        <w:t>mas</w:t>
-      </w:r>
-      <w:proofErr w:type="spellEnd"/>
+      <w:r>
+        <w:rPr>
+          <w:sz w:val="24"/>
+          <w:szCs w:val="24"/>
+          <w:lang w:val="es-AR"/>
+        </w:rPr>
+        <w:t>más</w:t>
+      </w:r>
+      <w:r>
+        <w:rPr>
+          <w:sz w:val="24"/>
+          <w:szCs w:val="24"/>
+          <w:lang w:val="es-AR"/>
+        </w:rPr>
+        <w:t xml:space="preserve"> relevantes para la consulta, no se </w:t>
+      </w:r>
+      <w:r>
+        <w:rPr>
+          <w:sz w:val="24"/>
+          <w:szCs w:val="24"/>
+          <w:lang w:val="es-AR"/>
+        </w:rPr>
+        <w:t>obtienen</w:t>
+      </w:r>
+      <w:r>
+        <w:rPr>
+          <w:sz w:val="24"/>
+          <w:szCs w:val="24"/>
+          <w:lang w:val="es-AR"/>
+        </w:rPr>
+        <w:t xml:space="preserve"> scores ni rankings para obtener aquellos que pueden ser </w:t>
+      </w:r>
+      <w:r>
+        <w:rPr>
+          <w:sz w:val="24"/>
+          <w:szCs w:val="24"/>
+          <w:lang w:val="es-AR"/>
+        </w:rPr>
+        <w:t>más</w:t>
+      </w:r>
       <w:r>
         <w:rPr>
           <w:sz w:val="24"/>
@@ -6468,23 +6494,7 @@
           <w:sz w:val="24"/>
           <w:szCs w:val="24"/>
         </w:rPr>
-        <w:t xml:space="preserve">Fue necesario una revisión de las palabras que estaban en la </w:t>
-      </w:r>
-      <w:proofErr w:type="spellStart"/>
-      <w:r>
-        <w:rPr>
-          <w:sz w:val="24"/>
-          <w:szCs w:val="24"/>
-        </w:rPr>
-        <w:t>query</w:t>
-      </w:r>
-      <w:proofErr w:type="spellEnd"/>
-      <w:r>
-        <w:rPr>
-          <w:sz w:val="24"/>
-          <w:szCs w:val="24"/>
-        </w:rPr>
-        <w:t xml:space="preserve"> para confirmar que la formula hacia lo correcto.</w:t>
+        <w:t>Fue necesario una revisión de las palabras que estaban en la query para confirmar que la formula hacia lo correcto.</w:t>
       </w:r>
       <w:r>
         <w:rPr>
@@ -8352,16 +8362,14 @@
         </w:rPr>
         <w:t xml:space="preserve">l documento con </w:t>
       </w:r>
-      <w:proofErr w:type="spellStart"/>
-      <w:r>
-        <w:rPr>
-          <w:sz w:val="24"/>
-          <w:szCs w:val="24"/>
-          <w:lang w:val="es-AR"/>
-        </w:rPr>
-        <w:t>mas</w:t>
-      </w:r>
-      <w:proofErr w:type="spellEnd"/>
+      <w:r>
+        <w:rPr>
+          <w:sz w:val="24"/>
+          <w:szCs w:val="24"/>
+          <w:lang w:val="es-AR"/>
+        </w:rPr>
+        <w:t>más</w:t>
+      </w:r>
       <w:r>
         <w:rPr>
           <w:sz w:val="24"/>
@@ -9018,16 +9026,14 @@
         </w:rPr>
         <w:t xml:space="preserve"> score distintos, ya que el producto escalar favoreció al documento que tiene los términos con </w:t>
       </w:r>
-      <w:proofErr w:type="spellStart"/>
-      <w:r>
-        <w:rPr>
-          <w:sz w:val="24"/>
-          <w:szCs w:val="24"/>
-          <w:lang w:val="es-AR"/>
-        </w:rPr>
-        <w:t>mas</w:t>
-      </w:r>
-      <w:proofErr w:type="spellEnd"/>
+      <w:r>
+        <w:rPr>
+          <w:sz w:val="24"/>
+          <w:szCs w:val="24"/>
+          <w:lang w:val="es-AR"/>
+        </w:rPr>
+        <w:t>más</w:t>
+      </w:r>
       <w:r>
         <w:rPr>
           <w:sz w:val="24"/>
@@ -9061,16 +9067,14 @@
         </w:rPr>
         <w:t xml:space="preserve">que tiene la misma cantidad de ocurrencias para los tres </w:t>
       </w:r>
-      <w:proofErr w:type="spellStart"/>
-      <w:r>
-        <w:rPr>
-          <w:sz w:val="24"/>
-          <w:szCs w:val="24"/>
-          <w:lang w:val="es-AR"/>
-        </w:rPr>
-        <w:t>terminos</w:t>
-      </w:r>
-      <w:proofErr w:type="spellEnd"/>
+      <w:r>
+        <w:rPr>
+          <w:sz w:val="24"/>
+          <w:szCs w:val="24"/>
+          <w:lang w:val="es-AR"/>
+        </w:rPr>
+        <w:t>términos</w:t>
+      </w:r>
       <w:r>
         <w:rPr>
           <w:sz w:val="24"/>
@@ -10828,18 +10832,32 @@
           <w:szCs w:val="24"/>
           <w:lang w:val="es-AR"/>
         </w:rPr>
-        <w:t xml:space="preserve">El producto escalar toma como </w:t>
-      </w:r>
-      <w:proofErr w:type="spellStart"/>
-      <w:r>
-        <w:rPr>
-          <w:sz w:val="24"/>
-          <w:szCs w:val="24"/>
-          <w:lang w:val="es-AR"/>
-        </w:rPr>
-        <w:t>mas</w:t>
-      </w:r>
-      <w:proofErr w:type="spellEnd"/>
+        <w:t xml:space="preserve">El producto escalar </w:t>
+      </w:r>
+      <w:r>
+        <w:rPr>
+          <w:sz w:val="24"/>
+          <w:szCs w:val="24"/>
+          <w:lang w:val="es-AR"/>
+        </w:rPr>
+        <w:t>determina</w:t>
+      </w:r>
+      <w:r>
+        <w:rPr>
+          <w:sz w:val="24"/>
+          <w:szCs w:val="24"/>
+          <w:lang w:val="es-AR"/>
+        </w:rPr>
+        <w:t xml:space="preserve"> como </w:t>
+      </w:r>
+      <w:r>
+        <w:rPr>
+          <w:sz w:val="24"/>
+          <w:szCs w:val="24"/>
+          <w:lang w:val="es-AR"/>
+        </w:rPr>
+        <w:t>más</w:t>
+      </w:r>
       <w:r>
         <w:rPr>
           <w:sz w:val="24"/>
@@ -11411,16 +11429,14 @@
         </w:rPr>
         <w:t xml:space="preserve">La similitud por coseno determina que el documento </w:t>
       </w:r>
-      <w:proofErr w:type="spellStart"/>
-      <w:r>
-        <w:rPr>
-          <w:sz w:val="24"/>
-          <w:szCs w:val="24"/>
-          <w:lang w:val="es-AR"/>
-        </w:rPr>
-        <w:t>mas</w:t>
-      </w:r>
-      <w:proofErr w:type="spellEnd"/>
+      <w:r>
+        <w:rPr>
+          <w:sz w:val="24"/>
+          <w:szCs w:val="24"/>
+          <w:lang w:val="es-AR"/>
+        </w:rPr>
+        <w:t>más</w:t>
+      </w:r>
       <w:r>
         <w:rPr>
           <w:sz w:val="24"/>
@@ -11481,16 +11497,14 @@
         </w:rPr>
         <w:t>En cambio, en cosenos, D4 tiene menos score ya que el término “</w:t>
       </w:r>
-      <w:proofErr w:type="spellStart"/>
-      <w:r>
-        <w:rPr>
-          <w:sz w:val="24"/>
-          <w:szCs w:val="24"/>
-          <w:lang w:val="es-AR"/>
-        </w:rPr>
-        <w:t>produccion</w:t>
-      </w:r>
-      <w:proofErr w:type="spellEnd"/>
+      <w:r>
+        <w:rPr>
+          <w:sz w:val="24"/>
+          <w:szCs w:val="24"/>
+          <w:lang w:val="es-AR"/>
+        </w:rPr>
+        <w:t>producción</w:t>
+      </w:r>
       <w:r>
         <w:rPr>
           <w:sz w:val="24"/>
@@ -11499,16 +11513,14 @@
         </w:rPr>
         <w:t xml:space="preserve">” no está presente en el documento y el </w:t>
       </w:r>
-      <w:proofErr w:type="spellStart"/>
-      <w:r>
-        <w:rPr>
-          <w:sz w:val="24"/>
-          <w:szCs w:val="24"/>
-          <w:lang w:val="es-AR"/>
-        </w:rPr>
-        <w:t>termino</w:t>
-      </w:r>
-      <w:proofErr w:type="spellEnd"/>
+      <w:r>
+        <w:rPr>
+          <w:sz w:val="24"/>
+          <w:szCs w:val="24"/>
+          <w:lang w:val="es-AR"/>
+        </w:rPr>
+        <w:t>término</w:t>
+      </w:r>
       <w:r>
         <w:rPr>
           <w:sz w:val="24"/>
@@ -11533,16 +11545,14 @@
         </w:rPr>
         <w:t xml:space="preserve"> aparecen solamente una vez, haciendo que sea </w:t>
       </w:r>
-      <w:proofErr w:type="spellStart"/>
-      <w:r>
-        <w:rPr>
-          <w:sz w:val="24"/>
-          <w:szCs w:val="24"/>
-          <w:lang w:val="es-AR"/>
-        </w:rPr>
-        <w:t>mas</w:t>
-      </w:r>
-      <w:proofErr w:type="spellEnd"/>
+      <w:r>
+        <w:rPr>
+          <w:sz w:val="24"/>
+          <w:szCs w:val="24"/>
+          <w:lang w:val="es-AR"/>
+        </w:rPr>
+        <w:t>más</w:t>
+      </w:r>
       <w:r>
         <w:rPr>
           <w:sz w:val="24"/>
@@ -11618,19 +11628,53 @@
     <w:p>
       <w:pPr>
         <w:rPr>
-          <w:sz w:val="24"/>
-          <w:szCs w:val="24"/>
-          <w:lang w:val="es-AR"/>
-        </w:rPr>
-      </w:pPr>
-      <w:r>
-        <w:rPr>
           <w:b/>
           <w:bCs/>
           <w:sz w:val="24"/>
           <w:szCs w:val="24"/>
           <w:lang w:val="es-AR"/>
         </w:rPr>
+      </w:pPr>
+    </w:p>
+    <w:p>
+      <w:pPr>
+        <w:rPr>
+          <w:b/>
+          <w:bCs/>
+          <w:sz w:val="24"/>
+          <w:szCs w:val="24"/>
+          <w:lang w:val="es-AR"/>
+        </w:rPr>
+      </w:pPr>
+    </w:p>
+    <w:p>
+      <w:pPr>
+        <w:rPr>
+          <w:b/>
+          <w:bCs/>
+          <w:sz w:val="24"/>
+          <w:szCs w:val="24"/>
+          <w:lang w:val="es-AR"/>
+        </w:rPr>
+      </w:pPr>
+    </w:p>
+    <w:p>
+      <w:pPr>
+        <w:rPr>
+          <w:sz w:val="24"/>
+          <w:szCs w:val="24"/>
+          <w:lang w:val="es-AR"/>
+        </w:rPr>
+      </w:pPr>
+      <w:r>
+        <w:rPr>
+          <w:b/>
+          <w:bCs/>
+          <w:sz w:val="24"/>
+          <w:szCs w:val="24"/>
+          <w:lang w:val="es-AR"/>
+        </w:rPr>
+        <w:lastRenderedPageBreak/>
         <w:t>C)</w:t>
       </w:r>
       <w:r>
@@ -12000,7 +12044,6 @@
                 <w:color w:val="000000"/>
                 <w:lang w:val="es-AR"/>
               </w:rPr>
-              <w:lastRenderedPageBreak/>
               <w:t>fundamental</w:t>
             </w:r>
           </w:p>
@@ -13938,18 +13981,32 @@
           <w:szCs w:val="24"/>
           <w:lang w:val="es-AR"/>
         </w:rPr>
-        <w:t xml:space="preserve"> tienen frecuencia 1, y el que resta no </w:t>
-      </w:r>
-      <w:proofErr w:type="spellStart"/>
-      <w:r>
-        <w:rPr>
-          <w:sz w:val="24"/>
-          <w:szCs w:val="24"/>
-          <w:lang w:val="es-AR"/>
-        </w:rPr>
-        <w:t>esta</w:t>
-      </w:r>
-      <w:proofErr w:type="spellEnd"/>
+        <w:t xml:space="preserve"> tienen frecuencia 1, y el </w:t>
+      </w:r>
+      <w:r>
+        <w:rPr>
+          <w:sz w:val="24"/>
+          <w:szCs w:val="24"/>
+          <w:lang w:val="es-AR"/>
+        </w:rPr>
+        <w:t xml:space="preserve">término </w:t>
+      </w:r>
+      <w:r>
+        <w:rPr>
+          <w:sz w:val="24"/>
+          <w:szCs w:val="24"/>
+          <w:lang w:val="es-AR"/>
+        </w:rPr>
+        <w:t xml:space="preserve">que resta no </w:t>
+      </w:r>
+      <w:r>
+        <w:rPr>
+          <w:sz w:val="24"/>
+          <w:szCs w:val="24"/>
+          <w:lang w:val="es-AR"/>
+        </w:rPr>
+        <w:t>está</w:t>
+      </w:r>
       <w:r>
         <w:rPr>
           <w:sz w:val="24"/>
@@ -13974,16 +14031,14 @@
         </w:rPr>
         <w:t xml:space="preserve"> </w:t>
       </w:r>
-      <w:proofErr w:type="spellStart"/>
-      <w:r>
-        <w:rPr>
-          <w:sz w:val="24"/>
-          <w:szCs w:val="24"/>
-          <w:lang w:val="es-AR"/>
-        </w:rPr>
-        <w:t>esta</w:t>
-      </w:r>
-      <w:proofErr w:type="spellEnd"/>
+      <w:r>
+        <w:rPr>
+          <w:sz w:val="24"/>
+          <w:szCs w:val="24"/>
+          <w:lang w:val="es-AR"/>
+        </w:rPr>
+        <w:t>está</w:t>
+      </w:r>
       <w:r>
         <w:rPr>
           <w:sz w:val="24"/>
@@ -14054,19 +14109,86 @@
     <w:p>
       <w:pPr>
         <w:rPr>
-          <w:sz w:val="24"/>
-          <w:szCs w:val="24"/>
-          <w:lang w:val="es-AR"/>
-        </w:rPr>
-      </w:pPr>
-      <w:r>
-        <w:rPr>
           <w:b/>
           <w:bCs/>
           <w:sz w:val="24"/>
           <w:szCs w:val="24"/>
           <w:lang w:val="es-AR"/>
         </w:rPr>
+      </w:pPr>
+    </w:p>
+    <w:p>
+      <w:pPr>
+        <w:rPr>
+          <w:b/>
+          <w:bCs/>
+          <w:sz w:val="24"/>
+          <w:szCs w:val="24"/>
+          <w:lang w:val="es-AR"/>
+        </w:rPr>
+      </w:pPr>
+    </w:p>
+    <w:p>
+      <w:pPr>
+        <w:rPr>
+          <w:b/>
+          <w:bCs/>
+          <w:sz w:val="24"/>
+          <w:szCs w:val="24"/>
+          <w:lang w:val="es-AR"/>
+        </w:rPr>
+      </w:pPr>
+    </w:p>
+    <w:p>
+      <w:pPr>
+        <w:rPr>
+          <w:b/>
+          <w:bCs/>
+          <w:sz w:val="24"/>
+          <w:szCs w:val="24"/>
+          <w:lang w:val="es-AR"/>
+        </w:rPr>
+      </w:pPr>
+    </w:p>
+    <w:p>
+      <w:pPr>
+        <w:rPr>
+          <w:b/>
+          <w:bCs/>
+          <w:sz w:val="24"/>
+          <w:szCs w:val="24"/>
+          <w:lang w:val="es-AR"/>
+        </w:rPr>
+      </w:pPr>
+    </w:p>
+    <w:p>
+      <w:pPr>
+        <w:rPr>
+          <w:b/>
+          <w:bCs/>
+          <w:sz w:val="24"/>
+          <w:szCs w:val="24"/>
+          <w:lang w:val="es-AR"/>
+        </w:rPr>
+      </w:pPr>
+    </w:p>
+    <w:p>
+      <w:pPr>
+        <w:rPr>
+          <w:sz w:val="24"/>
+          <w:szCs w:val="24"/>
+          <w:lang w:val="es-AR"/>
+        </w:rPr>
+      </w:pPr>
+      <w:r>
+        <w:rPr>
+          <w:b/>
+          <w:bCs/>
+          <w:sz w:val="24"/>
+          <w:szCs w:val="24"/>
+          <w:lang w:val="es-AR"/>
+        </w:rPr>
+        <w:lastRenderedPageBreak/>
         <w:t>D)</w:t>
       </w:r>
       <w:r>
@@ -16292,6 +16414,70 @@
         </w:rPr>
         <w:t xml:space="preserve">La similitud por coseno elimina como </w:t>
       </w:r>
+      <w:r>
+        <w:rPr>
+          <w:sz w:val="24"/>
+          <w:szCs w:val="24"/>
+          <w:lang w:val="es-AR"/>
+        </w:rPr>
+        <w:t>más</w:t>
+      </w:r>
+      <w:r>
+        <w:rPr>
+          <w:sz w:val="24"/>
+          <w:szCs w:val="24"/>
+          <w:lang w:val="es-AR"/>
+        </w:rPr>
+        <w:t xml:space="preserve"> relevante a uno de los tres documentos que el producto escalar determina con mayor score, ya que D4 solamente tiene presente el </w:t>
+      </w:r>
+      <w:r>
+        <w:rPr>
+          <w:sz w:val="24"/>
+          <w:szCs w:val="24"/>
+          <w:lang w:val="es-AR"/>
+        </w:rPr>
+        <w:t>término</w:t>
+      </w:r>
+      <w:r>
+        <w:rPr>
+          <w:sz w:val="24"/>
+          <w:szCs w:val="24"/>
+          <w:lang w:val="es-AR"/>
+        </w:rPr>
+        <w:t xml:space="preserve"> “libre” en el documento. En cambio, D5 y D6 </w:t>
+      </w:r>
+      <w:r>
+        <w:rPr>
+          <w:sz w:val="24"/>
+          <w:szCs w:val="24"/>
+          <w:lang w:val="es-AR"/>
+        </w:rPr>
+        <w:t>tienen</w:t>
+      </w:r>
+      <w:r>
+        <w:rPr>
+          <w:sz w:val="24"/>
+          <w:szCs w:val="24"/>
+          <w:lang w:val="es-AR"/>
+        </w:rPr>
+        <w:t xml:space="preserve"> presentes 2 de 3 </w:t>
+      </w:r>
+      <w:r>
+        <w:rPr>
+          <w:sz w:val="24"/>
+          <w:szCs w:val="24"/>
+          <w:lang w:val="es-AR"/>
+        </w:rPr>
+        <w:t>términos</w:t>
+      </w:r>
+      <w:r>
+        <w:rPr>
+          <w:sz w:val="24"/>
+          <w:szCs w:val="24"/>
+          <w:lang w:val="es-AR"/>
+        </w:rPr>
+        <w:t xml:space="preserve"> que están en la </w:t>
+      </w:r>
       <w:proofErr w:type="spellStart"/>
       <w:r>
         <w:rPr>
@@ -16299,7 +16485,7 @@
           <w:szCs w:val="24"/>
           <w:lang w:val="es-AR"/>
         </w:rPr>
-        <w:t>mas</w:t>
+        <w:t>query</w:t>
       </w:r>
       <w:proofErr w:type="spellEnd"/>
       <w:r>
@@ -16308,7 +16494,39 @@
           <w:szCs w:val="24"/>
           <w:lang w:val="es-AR"/>
         </w:rPr>
-        <w:t xml:space="preserve"> relevante a uno de los tres documentos que el producto escalar determina con mayor score, ya que D4 solamente tiene presente el </w:t>
+        <w:t xml:space="preserve"> dentro del documento</w:t>
+      </w:r>
+      <w:r>
+        <w:rPr>
+          <w:sz w:val="24"/>
+          <w:szCs w:val="24"/>
+          <w:lang w:val="es-AR"/>
+        </w:rPr>
+        <w:t>. Entonces,</w:t>
+      </w:r>
+      <w:r>
+        <w:rPr>
+          <w:sz w:val="24"/>
+          <w:szCs w:val="24"/>
+          <w:lang w:val="es-AR"/>
+        </w:rPr>
+        <w:t xml:space="preserve"> la similitud por cosenos favorece documentos </w:t>
+      </w:r>
+      <w:r>
+        <w:rPr>
+          <w:sz w:val="24"/>
+          <w:szCs w:val="24"/>
+          <w:lang w:val="es-AR"/>
+        </w:rPr>
+        <w:t>más</w:t>
+      </w:r>
+      <w:r>
+        <w:rPr>
+          <w:sz w:val="24"/>
+          <w:szCs w:val="24"/>
+          <w:lang w:val="es-AR"/>
+        </w:rPr>
+        <w:t xml:space="preserve"> similares a la </w:t>
       </w:r>
       <w:proofErr w:type="spellStart"/>
       <w:r>
@@ -16317,7 +16535,7 @@
           <w:szCs w:val="24"/>
           <w:lang w:val="es-AR"/>
         </w:rPr>
-        <w:t>termino</w:t>
+        <w:t>query</w:t>
       </w:r>
       <w:proofErr w:type="spellEnd"/>
       <w:r>
@@ -16326,102 +16544,118 @@
           <w:szCs w:val="24"/>
           <w:lang w:val="es-AR"/>
         </w:rPr>
-        <w:t xml:space="preserve"> “libre” en el documento. En cambio, D5 y D6 </w:t>
-      </w:r>
-      <w:r>
-        <w:rPr>
-          <w:sz w:val="24"/>
-          <w:szCs w:val="24"/>
-          <w:lang w:val="es-AR"/>
-        </w:rPr>
-        <w:t>tienen</w:t>
-      </w:r>
-      <w:r>
-        <w:rPr>
-          <w:sz w:val="24"/>
-          <w:szCs w:val="24"/>
-          <w:lang w:val="es-AR"/>
-        </w:rPr>
-        <w:t xml:space="preserve"> presentes 2 de 3 </w:t>
-      </w:r>
-      <w:r>
-        <w:rPr>
-          <w:sz w:val="24"/>
-          <w:szCs w:val="24"/>
-          <w:lang w:val="es-AR"/>
-        </w:rPr>
-        <w:t>términos</w:t>
-      </w:r>
-      <w:r>
-        <w:rPr>
-          <w:sz w:val="24"/>
-          <w:szCs w:val="24"/>
-          <w:lang w:val="es-AR"/>
-        </w:rPr>
-        <w:t xml:space="preserve"> que están en la </w:t>
-      </w:r>
-      <w:proofErr w:type="spellStart"/>
-      <w:r>
-        <w:rPr>
-          <w:sz w:val="24"/>
-          <w:szCs w:val="24"/>
-          <w:lang w:val="es-AR"/>
-        </w:rPr>
-        <w:t>query</w:t>
-      </w:r>
-      <w:proofErr w:type="spellEnd"/>
-      <w:r>
-        <w:rPr>
-          <w:sz w:val="24"/>
-          <w:szCs w:val="24"/>
-          <w:lang w:val="es-AR"/>
-        </w:rPr>
-        <w:t xml:space="preserve"> dentro del documento</w:t>
-      </w:r>
-      <w:r>
-        <w:rPr>
-          <w:sz w:val="24"/>
-          <w:szCs w:val="24"/>
-          <w:lang w:val="es-AR"/>
-        </w:rPr>
-        <w:t xml:space="preserve">, dando por hecho que la similitud por cosenos favorece documentos </w:t>
-      </w:r>
-      <w:proofErr w:type="spellStart"/>
-      <w:r>
-        <w:rPr>
-          <w:sz w:val="24"/>
-          <w:szCs w:val="24"/>
-          <w:lang w:val="es-AR"/>
-        </w:rPr>
-        <w:t>mas</w:t>
-      </w:r>
-      <w:proofErr w:type="spellEnd"/>
-      <w:r>
-        <w:rPr>
-          <w:sz w:val="24"/>
-          <w:szCs w:val="24"/>
-          <w:lang w:val="es-AR"/>
-        </w:rPr>
-        <w:t xml:space="preserve"> similares a la </w:t>
-      </w:r>
-      <w:proofErr w:type="spellStart"/>
-      <w:r>
-        <w:rPr>
-          <w:sz w:val="24"/>
-          <w:szCs w:val="24"/>
-          <w:lang w:val="es-AR"/>
-        </w:rPr>
-        <w:t>query</w:t>
-      </w:r>
-      <w:proofErr w:type="spellEnd"/>
-      <w:r>
-        <w:rPr>
-          <w:sz w:val="24"/>
-          <w:szCs w:val="24"/>
-          <w:lang w:val="es-AR"/>
-        </w:rPr>
         <w:t>, y no la cantidad de ocurrencias de todos los términos dentro del documento.</w:t>
       </w:r>
+    </w:p>
+    <w:p>
+      <w:pPr>
+        <w:jc w:val="both"/>
+        <w:rPr>
+          <w:sz w:val="24"/>
+          <w:szCs w:val="24"/>
+          <w:lang w:val="es-AR"/>
+        </w:rPr>
+      </w:pPr>
+    </w:p>
+    <w:p>
+      <w:pPr>
+        <w:jc w:val="both"/>
+        <w:rPr>
+          <w:sz w:val="24"/>
+          <w:szCs w:val="24"/>
+          <w:lang w:val="es-AR"/>
+        </w:rPr>
+      </w:pPr>
+    </w:p>
+    <w:p>
+      <w:pPr>
+        <w:jc w:val="both"/>
+        <w:rPr>
+          <w:sz w:val="24"/>
+          <w:szCs w:val="24"/>
+          <w:lang w:val="es-AR"/>
+        </w:rPr>
+      </w:pPr>
+    </w:p>
+    <w:p>
+      <w:pPr>
+        <w:jc w:val="both"/>
+        <w:rPr>
+          <w:sz w:val="24"/>
+          <w:szCs w:val="24"/>
+          <w:lang w:val="es-AR"/>
+        </w:rPr>
+      </w:pPr>
+    </w:p>
+    <w:p>
+      <w:pPr>
+        <w:jc w:val="both"/>
+        <w:rPr>
+          <w:sz w:val="24"/>
+          <w:szCs w:val="24"/>
+          <w:lang w:val="es-AR"/>
+        </w:rPr>
+      </w:pPr>
+    </w:p>
+    <w:p>
+      <w:pPr>
+        <w:jc w:val="both"/>
+        <w:rPr>
+          <w:sz w:val="24"/>
+          <w:szCs w:val="24"/>
+          <w:lang w:val="es-AR"/>
+        </w:rPr>
+      </w:pPr>
+    </w:p>
+    <w:p>
+      <w:pPr>
+        <w:jc w:val="both"/>
+        <w:rPr>
+          <w:sz w:val="24"/>
+          <w:szCs w:val="24"/>
+          <w:lang w:val="es-AR"/>
+        </w:rPr>
+      </w:pPr>
+    </w:p>
+    <w:p>
+      <w:pPr>
+        <w:jc w:val="both"/>
+        <w:rPr>
+          <w:sz w:val="24"/>
+          <w:szCs w:val="24"/>
+          <w:lang w:val="es-AR"/>
+        </w:rPr>
+      </w:pPr>
+    </w:p>
+    <w:p>
+      <w:pPr>
+        <w:jc w:val="both"/>
+        <w:rPr>
+          <w:sz w:val="24"/>
+          <w:szCs w:val="24"/>
+          <w:lang w:val="es-AR"/>
+        </w:rPr>
+      </w:pPr>
+    </w:p>
+    <w:p>
+      <w:pPr>
+        <w:jc w:val="both"/>
+        <w:rPr>
+          <w:sz w:val="24"/>
+          <w:szCs w:val="24"/>
+          <w:lang w:val="es-AR"/>
+        </w:rPr>
+      </w:pPr>
+    </w:p>
+    <w:p>
+      <w:pPr>
+        <w:jc w:val="both"/>
+        <w:rPr>
+          <w:sz w:val="24"/>
+          <w:szCs w:val="24"/>
+          <w:lang w:val="es-AR"/>
+        </w:rPr>
+      </w:pPr>
     </w:p>
     <w:p>
       <w:pPr>
@@ -16452,6 +16686,7 @@
           <w:szCs w:val="24"/>
           <w:lang w:val="es-AR"/>
         </w:rPr>
+        <w:lastRenderedPageBreak/>
         <w:t>Resultados generales:</w:t>
       </w:r>
     </w:p>
@@ -16487,7 +16722,6 @@
           <w:szCs w:val="24"/>
           <w:lang w:val="es-AR"/>
         </w:rPr>
-        <w:lastRenderedPageBreak/>
         <w:drawing>
           <wp:inline distT="0" distB="0" distL="0" distR="0" wp14:anchorId="542180FA" wp14:editId="724AE992">
             <wp:extent cx="6121400" cy="4231005"/>
@@ -16682,23 +16916,7 @@
           <w:sz w:val="24"/>
           <w:szCs w:val="24"/>
         </w:rPr>
-        <w:t xml:space="preserve">que estaban en la </w:t>
-      </w:r>
-      <w:proofErr w:type="spellStart"/>
-      <w:r>
-        <w:rPr>
-          <w:sz w:val="24"/>
-          <w:szCs w:val="24"/>
-        </w:rPr>
-        <w:t>query</w:t>
-      </w:r>
-      <w:proofErr w:type="spellEnd"/>
-      <w:r>
-        <w:rPr>
-          <w:sz w:val="24"/>
-          <w:szCs w:val="24"/>
-        </w:rPr>
-        <w:t xml:space="preserve"> para confirmar que la formula hacia lo correcto.</w:t>
+        <w:t>que estaban en la query para confirmar que la formula hacia lo correcto.</w:t>
       </w:r>
       <w:r>
         <w:rPr>
@@ -16776,15 +16994,13 @@
         </w:rPr>
         <w:t xml:space="preserve">En este ejercicio, se </w:t>
       </w:r>
-      <w:proofErr w:type="spellStart"/>
-      <w:r>
-        <w:rPr>
-          <w:sz w:val="24"/>
-          <w:szCs w:val="24"/>
-        </w:rPr>
-        <w:t>uso</w:t>
-      </w:r>
-      <w:proofErr w:type="spellEnd"/>
+      <w:r>
+        <w:rPr>
+          <w:sz w:val="24"/>
+          <w:szCs w:val="24"/>
+        </w:rPr>
+        <w:t>usó</w:t>
+      </w:r>
       <w:r>
         <w:rPr>
           <w:sz w:val="24"/>
@@ -16792,15 +17008,13 @@
         </w:rPr>
         <w:t xml:space="preserve"> TF/IDF como forma de ponderación. El </w:t>
       </w:r>
-      <w:proofErr w:type="spellStart"/>
-      <w:r>
-        <w:rPr>
-          <w:sz w:val="24"/>
-          <w:szCs w:val="24"/>
-        </w:rPr>
-        <w:t>calculo</w:t>
-      </w:r>
-      <w:proofErr w:type="spellEnd"/>
+      <w:r>
+        <w:rPr>
+          <w:sz w:val="24"/>
+          <w:szCs w:val="24"/>
+        </w:rPr>
+        <w:t>cálculo</w:t>
+      </w:r>
       <w:r>
         <w:rPr>
           <w:sz w:val="24"/>
@@ -16808,15 +17022,13 @@
         </w:rPr>
         <w:t xml:space="preserve"> del mismo se </w:t>
       </w:r>
-      <w:proofErr w:type="spellStart"/>
-      <w:r>
-        <w:rPr>
-          <w:sz w:val="24"/>
-          <w:szCs w:val="24"/>
-        </w:rPr>
-        <w:t>realizo</w:t>
-      </w:r>
-      <w:proofErr w:type="spellEnd"/>
+      <w:r>
+        <w:rPr>
+          <w:sz w:val="24"/>
+          <w:szCs w:val="24"/>
+        </w:rPr>
+        <w:t>realizó</w:t>
+      </w:r>
       <w:r>
         <w:rPr>
           <w:sz w:val="24"/>
@@ -16847,15 +17059,13 @@
         </w:rPr>
         <w:t xml:space="preserve">Para el </w:t>
       </w:r>
-      <w:proofErr w:type="spellStart"/>
-      <w:r>
-        <w:rPr>
-          <w:sz w:val="24"/>
-          <w:szCs w:val="24"/>
-        </w:rPr>
-        <w:t>calculo</w:t>
-      </w:r>
-      <w:proofErr w:type="spellEnd"/>
+      <w:r>
+        <w:rPr>
+          <w:sz w:val="24"/>
+          <w:szCs w:val="24"/>
+        </w:rPr>
+        <w:t>cálculo</w:t>
+      </w:r>
       <w:r>
         <w:rPr>
           <w:sz w:val="24"/>
@@ -17029,15 +17239,13 @@
         </w:rPr>
         <w:t xml:space="preserve">Luego, se </w:t>
       </w:r>
-      <w:proofErr w:type="spellStart"/>
-      <w:r>
-        <w:rPr>
-          <w:sz w:val="24"/>
-          <w:szCs w:val="24"/>
-        </w:rPr>
-        <w:t>construyo</w:t>
-      </w:r>
-      <w:proofErr w:type="spellEnd"/>
+      <w:r>
+        <w:rPr>
+          <w:sz w:val="24"/>
+          <w:szCs w:val="24"/>
+        </w:rPr>
+        <w:t>construyó</w:t>
+      </w:r>
       <w:r>
         <w:rPr>
           <w:sz w:val="24"/>
@@ -19147,16 +19355,14 @@
         </w:rPr>
         <w:t xml:space="preserve">Para el producto escalar, el documento </w:t>
       </w:r>
-      <w:proofErr w:type="spellStart"/>
-      <w:r>
-        <w:rPr>
-          <w:sz w:val="24"/>
-          <w:szCs w:val="24"/>
-          <w:lang w:val="es-AR"/>
-        </w:rPr>
-        <w:t>mas</w:t>
-      </w:r>
-      <w:proofErr w:type="spellEnd"/>
+      <w:r>
+        <w:rPr>
+          <w:sz w:val="24"/>
+          <w:szCs w:val="24"/>
+          <w:lang w:val="es-AR"/>
+        </w:rPr>
+        <w:t>más</w:t>
+      </w:r>
       <w:r>
         <w:rPr>
           <w:sz w:val="24"/>
@@ -19182,16 +19388,14 @@
         </w:rPr>
         <w:t xml:space="preserve">En comparativa con el ejercicio anterior, D4 sigue siendo el </w:t>
       </w:r>
-      <w:proofErr w:type="spellStart"/>
-      <w:r>
-        <w:rPr>
-          <w:sz w:val="24"/>
-          <w:szCs w:val="24"/>
-          <w:lang w:val="es-AR"/>
-        </w:rPr>
-        <w:t>mas</w:t>
-      </w:r>
-      <w:proofErr w:type="spellEnd"/>
+      <w:r>
+        <w:rPr>
+          <w:sz w:val="24"/>
+          <w:szCs w:val="24"/>
+          <w:lang w:val="es-AR"/>
+        </w:rPr>
+        <w:t>más</w:t>
+      </w:r>
       <w:r>
         <w:rPr>
           <w:sz w:val="24"/>
@@ -19764,6 +19968,22 @@
         </w:rPr>
         <w:t xml:space="preserve">Para cosenos, D3 es quien tiene el score </w:t>
       </w:r>
+      <w:r>
+        <w:rPr>
+          <w:sz w:val="24"/>
+          <w:szCs w:val="24"/>
+          <w:lang w:val="es-AR"/>
+        </w:rPr>
+        <w:t>más</w:t>
+      </w:r>
+      <w:r>
+        <w:rPr>
+          <w:sz w:val="24"/>
+          <w:szCs w:val="24"/>
+          <w:lang w:val="es-AR"/>
+        </w:rPr>
+        <w:t xml:space="preserve"> alto, siendo lo más símil a la </w:t>
+      </w:r>
       <w:proofErr w:type="spellStart"/>
       <w:r>
         <w:rPr>
@@ -19771,7 +19991,7 @@
           <w:szCs w:val="24"/>
           <w:lang w:val="es-AR"/>
         </w:rPr>
-        <w:t>mas</w:t>
+        <w:t>Query</w:t>
       </w:r>
       <w:proofErr w:type="spellEnd"/>
       <w:r>
@@ -19780,24 +20000,6 @@
           <w:szCs w:val="24"/>
           <w:lang w:val="es-AR"/>
         </w:rPr>
-        <w:t xml:space="preserve"> alto, siendo lo más símil a la </w:t>
-      </w:r>
-      <w:proofErr w:type="spellStart"/>
-      <w:r>
-        <w:rPr>
-          <w:sz w:val="24"/>
-          <w:szCs w:val="24"/>
-          <w:lang w:val="es-AR"/>
-        </w:rPr>
-        <w:t>Query</w:t>
-      </w:r>
-      <w:proofErr w:type="spellEnd"/>
-      <w:r>
-        <w:rPr>
-          <w:sz w:val="24"/>
-          <w:szCs w:val="24"/>
-          <w:lang w:val="es-AR"/>
-        </w:rPr>
         <w:t xml:space="preserve"> posible. Le sigue D4, donde el producto escalar había identifico como de mayor similitud.</w:t>
       </w:r>
     </w:p>
@@ -19809,6 +20011,15 @@
           <w:lang w:val="es-AR"/>
         </w:rPr>
       </w:pPr>
+    </w:p>
+    <w:p>
+      <w:pPr>
+        <w:rPr>
+          <w:sz w:val="24"/>
+          <w:szCs w:val="24"/>
+          <w:lang w:val="es-AR"/>
+        </w:rPr>
+      </w:pPr>
       <w:r>
         <w:rPr>
           <w:sz w:val="24"/>
@@ -19817,16 +20028,14 @@
         </w:rPr>
         <w:t xml:space="preserve">Esto puede explicarse por el valor que presenta el </w:t>
       </w:r>
-      <w:proofErr w:type="spellStart"/>
-      <w:r>
-        <w:rPr>
-          <w:sz w:val="24"/>
-          <w:szCs w:val="24"/>
-          <w:lang w:val="es-AR"/>
-        </w:rPr>
-        <w:t>termino</w:t>
-      </w:r>
-      <w:proofErr w:type="spellEnd"/>
+      <w:r>
+        <w:rPr>
+          <w:sz w:val="24"/>
+          <w:szCs w:val="24"/>
+          <w:lang w:val="es-AR"/>
+        </w:rPr>
+        <w:t>término</w:t>
+      </w:r>
       <w:r>
         <w:rPr>
           <w:sz w:val="24"/>
@@ -19835,16 +20044,14 @@
         </w:rPr>
         <w:t xml:space="preserve"> “software”. La ponderación por TF*IDF hizo que este término pese menos por aparecer en </w:t>
       </w:r>
-      <w:proofErr w:type="spellStart"/>
-      <w:r>
-        <w:rPr>
-          <w:sz w:val="24"/>
-          <w:szCs w:val="24"/>
-          <w:lang w:val="es-AR"/>
-        </w:rPr>
-        <w:t>mas</w:t>
-      </w:r>
-      <w:proofErr w:type="spellEnd"/>
+      <w:r>
+        <w:rPr>
+          <w:sz w:val="24"/>
+          <w:szCs w:val="24"/>
+          <w:lang w:val="es-AR"/>
+        </w:rPr>
+        <w:t>más</w:t>
+      </w:r>
       <w:r>
         <w:rPr>
           <w:sz w:val="24"/>
@@ -19861,16 +20068,14 @@
         </w:rPr>
         <w:t xml:space="preserve">, haciendo que D3 pase a ser </w:t>
       </w:r>
-      <w:proofErr w:type="spellStart"/>
-      <w:r>
-        <w:rPr>
-          <w:sz w:val="24"/>
-          <w:szCs w:val="24"/>
-          <w:lang w:val="es-AR"/>
-        </w:rPr>
-        <w:t>mas</w:t>
-      </w:r>
-      <w:proofErr w:type="spellEnd"/>
+      <w:r>
+        <w:rPr>
+          <w:sz w:val="24"/>
+          <w:szCs w:val="24"/>
+          <w:lang w:val="es-AR"/>
+        </w:rPr>
+        <w:t>más</w:t>
+      </w:r>
       <w:r>
         <w:rPr>
           <w:sz w:val="24"/>
@@ -21348,51 +21553,63 @@
           <w:szCs w:val="24"/>
           <w:lang w:val="es-AR"/>
         </w:rPr>
-        <w:t xml:space="preserve">Antes de llevar a cabo las similitudes, puede verse como producción es el termino </w:t>
-      </w:r>
-      <w:proofErr w:type="spellStart"/>
-      <w:r>
-        <w:rPr>
-          <w:sz w:val="24"/>
-          <w:szCs w:val="24"/>
-          <w:lang w:val="es-AR"/>
-        </w:rPr>
-        <w:t>mas</w:t>
-      </w:r>
-      <w:proofErr w:type="spellEnd"/>
-      <w:r>
-        <w:rPr>
-          <w:sz w:val="24"/>
-          <w:szCs w:val="24"/>
-          <w:lang w:val="es-AR"/>
-        </w:rPr>
-        <w:t xml:space="preserve"> pesado de todos, haciendo que sea de gran relevancia para el documento </w:t>
-      </w:r>
-      <w:r>
-        <w:rPr>
-          <w:sz w:val="24"/>
-          <w:szCs w:val="24"/>
-          <w:lang w:val="es-AR"/>
-        </w:rPr>
-        <w:t xml:space="preserve">por ser </w:t>
-      </w:r>
-      <w:proofErr w:type="spellStart"/>
-      <w:r>
-        <w:rPr>
-          <w:sz w:val="24"/>
-          <w:szCs w:val="24"/>
-          <w:lang w:val="es-AR"/>
-        </w:rPr>
-        <w:t>mas</w:t>
-      </w:r>
-      <w:proofErr w:type="spellEnd"/>
-      <w:r>
-        <w:rPr>
-          <w:sz w:val="24"/>
-          <w:szCs w:val="24"/>
-          <w:lang w:val="es-AR"/>
-        </w:rPr>
-        <w:t xml:space="preserve"> raro.</w:t>
+        <w:t xml:space="preserve">Antes de llevar a cabo las similitudes, puede verse como </w:t>
+      </w:r>
+      <w:r>
+        <w:rPr>
+          <w:sz w:val="24"/>
+          <w:szCs w:val="24"/>
+          <w:lang w:val="es-AR"/>
+        </w:rPr>
+        <w:t>“</w:t>
+      </w:r>
+      <w:r>
+        <w:rPr>
+          <w:sz w:val="24"/>
+          <w:szCs w:val="24"/>
+          <w:lang w:val="es-AR"/>
+        </w:rPr>
+        <w:t>producción</w:t>
+      </w:r>
+      <w:r>
+        <w:rPr>
+          <w:sz w:val="24"/>
+          <w:szCs w:val="24"/>
+          <w:lang w:val="es-AR"/>
+        </w:rPr>
+        <w:t>”</w:t>
+      </w:r>
+      <w:r>
+        <w:rPr>
+          <w:sz w:val="24"/>
+          <w:szCs w:val="24"/>
+          <w:lang w:val="es-AR"/>
+        </w:rPr>
+        <w:t xml:space="preserve"> es el termino </w:t>
+      </w:r>
+      <w:r>
+        <w:rPr>
+          <w:sz w:val="24"/>
+          <w:szCs w:val="24"/>
+          <w:lang w:val="es-AR"/>
+        </w:rPr>
+        <w:t>más</w:t>
+      </w:r>
+      <w:r>
+        <w:rPr>
+          <w:sz w:val="24"/>
+          <w:szCs w:val="24"/>
+          <w:lang w:val="es-AR"/>
+        </w:rPr>
+        <w:t xml:space="preserve"> pesado de todos, haciendo que sea de gran relevancia</w:t>
+      </w:r>
+      <w:r>
+        <w:rPr>
+          <w:sz w:val="24"/>
+          <w:szCs w:val="24"/>
+          <w:lang w:val="es-AR"/>
+        </w:rPr>
+        <w:t>.</w:t>
       </w:r>
     </w:p>
     <w:p>
@@ -22655,16 +22872,14 @@
         </w:rPr>
         <w:t xml:space="preserve">Se destaca también el alto valor de score de D3, a pesar de solamente tener presente el </w:t>
       </w:r>
-      <w:proofErr w:type="spellStart"/>
-      <w:r>
-        <w:rPr>
-          <w:sz w:val="24"/>
-          <w:szCs w:val="24"/>
-          <w:lang w:val="es-AR"/>
-        </w:rPr>
-        <w:t>termino</w:t>
-      </w:r>
-      <w:proofErr w:type="spellEnd"/>
+      <w:r>
+        <w:rPr>
+          <w:sz w:val="24"/>
+          <w:szCs w:val="24"/>
+          <w:lang w:val="es-AR"/>
+        </w:rPr>
+        <w:t>término</w:t>
+      </w:r>
       <w:r>
         <w:rPr>
           <w:sz w:val="24"/>
@@ -25375,16 +25590,14 @@
         </w:rPr>
         <w:t xml:space="preserve">D1 y D2 le siguen a estos dos primeros documentos por tener uno de los términos </w:t>
       </w:r>
-      <w:proofErr w:type="spellStart"/>
-      <w:r>
-        <w:rPr>
-          <w:sz w:val="24"/>
-          <w:szCs w:val="24"/>
-          <w:lang w:val="es-AR"/>
-        </w:rPr>
-        <w:t>mas</w:t>
-      </w:r>
-      <w:proofErr w:type="spellEnd"/>
+      <w:r>
+        <w:rPr>
+          <w:sz w:val="24"/>
+          <w:szCs w:val="24"/>
+          <w:lang w:val="es-AR"/>
+        </w:rPr>
+        <w:t>más</w:t>
+      </w:r>
       <w:r>
         <w:rPr>
           <w:sz w:val="24"/>
@@ -26918,16 +27131,14 @@
         </w:rPr>
         <w:t xml:space="preserve">, ya que son los términos </w:t>
       </w:r>
-      <w:proofErr w:type="spellStart"/>
-      <w:r>
-        <w:rPr>
-          <w:sz w:val="24"/>
-          <w:szCs w:val="24"/>
-          <w:lang w:val="es-AR"/>
-        </w:rPr>
-        <w:t>mas</w:t>
-      </w:r>
-      <w:proofErr w:type="spellEnd"/>
+      <w:r>
+        <w:rPr>
+          <w:sz w:val="24"/>
+          <w:szCs w:val="24"/>
+          <w:lang w:val="es-AR"/>
+        </w:rPr>
+        <w:t>más</w:t>
+      </w:r>
       <w:r>
         <w:rPr>
           <w:sz w:val="24"/>
@@ -27521,16 +27732,14 @@
         </w:rPr>
         <w:t xml:space="preserve">D5 y D6 tienen un </w:t>
       </w:r>
-      <w:proofErr w:type="spellStart"/>
-      <w:r>
-        <w:rPr>
-          <w:sz w:val="24"/>
-          <w:szCs w:val="24"/>
-          <w:lang w:val="es-AR"/>
-        </w:rPr>
-        <w:t>termino</w:t>
-      </w:r>
-      <w:proofErr w:type="spellEnd"/>
+      <w:r>
+        <w:rPr>
+          <w:sz w:val="24"/>
+          <w:szCs w:val="24"/>
+          <w:lang w:val="es-AR"/>
+        </w:rPr>
+        <w:t>término</w:t>
+      </w:r>
       <w:r>
         <w:rPr>
           <w:sz w:val="24"/>
@@ -27539,16 +27748,14 @@
         </w:rPr>
         <w:t xml:space="preserve"> poco influyente (“libre”) y un </w:t>
       </w:r>
-      <w:proofErr w:type="spellStart"/>
-      <w:r>
-        <w:rPr>
-          <w:sz w:val="24"/>
-          <w:szCs w:val="24"/>
-          <w:lang w:val="es-AR"/>
-        </w:rPr>
-        <w:t>termino</w:t>
-      </w:r>
-      <w:proofErr w:type="spellEnd"/>
+      <w:r>
+        <w:rPr>
+          <w:sz w:val="24"/>
+          <w:szCs w:val="24"/>
+          <w:lang w:val="es-AR"/>
+        </w:rPr>
+        <w:t>término</w:t>
+      </w:r>
       <w:r>
         <w:rPr>
           <w:sz w:val="24"/>
@@ -28058,15 +28265,13 @@
         </w:rPr>
         <w:t xml:space="preserve">Como se </w:t>
       </w:r>
-      <w:proofErr w:type="spellStart"/>
-      <w:r>
-        <w:rPr>
-          <w:sz w:val="24"/>
-          <w:szCs w:val="24"/>
-        </w:rPr>
-        <w:t>menciono</w:t>
-      </w:r>
-      <w:proofErr w:type="spellEnd"/>
+      <w:r>
+        <w:rPr>
+          <w:sz w:val="24"/>
+          <w:szCs w:val="24"/>
+        </w:rPr>
+        <w:t>mencionó</w:t>
+      </w:r>
       <w:r>
         <w:rPr>
           <w:sz w:val="24"/>
@@ -28074,15 +28279,13 @@
         </w:rPr>
         <w:t xml:space="preserve"> en el producto escalar, ambos tienen un </w:t>
       </w:r>
-      <w:proofErr w:type="spellStart"/>
-      <w:r>
-        <w:rPr>
-          <w:sz w:val="24"/>
-          <w:szCs w:val="24"/>
-        </w:rPr>
-        <w:t>termino</w:t>
-      </w:r>
-      <w:proofErr w:type="spellEnd"/>
+      <w:r>
+        <w:rPr>
+          <w:sz w:val="24"/>
+          <w:szCs w:val="24"/>
+        </w:rPr>
+        <w:t>término</w:t>
+      </w:r>
       <w:r>
         <w:rPr>
           <w:sz w:val="24"/>
@@ -28134,7 +28337,10 @@
           <w:lang w:val="es-AR"/>
         </w:rPr>
       </w:pPr>
-      <w:r>
+    </w:p>
+    <w:p>
+      <w:pPr>
+        <w:jc w:val="both"/>
         <w:rPr>
           <w:b/>
           <w:bCs/>
@@ -28142,6 +28348,52 @@
           <w:szCs w:val="24"/>
           <w:lang w:val="es-AR"/>
         </w:rPr>
+      </w:pPr>
+    </w:p>
+    <w:p>
+      <w:pPr>
+        <w:jc w:val="both"/>
+        <w:rPr>
+          <w:b/>
+          <w:bCs/>
+          <w:sz w:val="24"/>
+          <w:szCs w:val="24"/>
+          <w:lang w:val="es-AR"/>
+        </w:rPr>
+      </w:pPr>
+    </w:p>
+    <w:p>
+      <w:pPr>
+        <w:jc w:val="both"/>
+        <w:rPr>
+          <w:b/>
+          <w:bCs/>
+          <w:sz w:val="24"/>
+          <w:szCs w:val="24"/>
+          <w:lang w:val="es-AR"/>
+        </w:rPr>
+      </w:pPr>
+    </w:p>
+    <w:p>
+      <w:pPr>
+        <w:jc w:val="both"/>
+        <w:rPr>
+          <w:b/>
+          <w:bCs/>
+          <w:sz w:val="24"/>
+          <w:szCs w:val="24"/>
+          <w:lang w:val="es-AR"/>
+        </w:rPr>
+      </w:pPr>
+      <w:r>
+        <w:rPr>
+          <w:b/>
+          <w:bCs/>
+          <w:sz w:val="24"/>
+          <w:szCs w:val="24"/>
+          <w:lang w:val="es-AR"/>
+        </w:rPr>
+        <w:lastRenderedPageBreak/>
         <w:t>Resultados generales:</w:t>
       </w:r>
     </w:p>
@@ -28169,7 +28421,6 @@
           <w:sz w:val="24"/>
           <w:szCs w:val="24"/>
         </w:rPr>
-        <w:lastRenderedPageBreak/>
         <w:drawing>
           <wp:inline distT="0" distB="0" distL="0" distR="0" wp14:anchorId="2EC4EBF7" wp14:editId="5992DEC0">
             <wp:extent cx="5975498" cy="4119621"/>
@@ -28272,7 +28523,6 @@
         </w:rPr>
         <w:t>. Tome 5 necesidades de información y, de forma manual, derive una consulta (</w:t>
       </w:r>
-      <w:proofErr w:type="spellStart"/>
       <w:r>
         <w:rPr>
           <w:i/>
@@ -28283,7 +28533,6 @@
         </w:rPr>
         <w:t>query</w:t>
       </w:r>
-      <w:proofErr w:type="spellEnd"/>
       <w:r>
         <w:rPr>
           <w:color w:val="FABF8F" w:themeColor="accent6" w:themeTint="99"/>
@@ -28316,7 +28565,228 @@
           <w:sz w:val="24"/>
           <w:szCs w:val="24"/>
         </w:rPr>
-        <w:t>Llevamos a cabo la construcción de 5 consultas para los modelos de recuperación, utilizando palabras que fueron elegidas al azar en distintos documentos:</w:t>
+        <w:t>Armamos</w:t>
+      </w:r>
+      <w:r>
+        <w:rPr>
+          <w:sz w:val="24"/>
+          <w:szCs w:val="24"/>
+        </w:rPr>
+        <w:t xml:space="preserve"> las 5 necesidades de información solicitadas</w:t>
+      </w:r>
+      <w:r>
+        <w:rPr>
+          <w:sz w:val="24"/>
+          <w:szCs w:val="24"/>
+        </w:rPr>
+        <w:t xml:space="preserve"> (en español, luego las consultas serán en inglés)</w:t>
+      </w:r>
+      <w:r>
+        <w:rPr>
+          <w:sz w:val="24"/>
+          <w:szCs w:val="24"/>
+        </w:rPr>
+        <w:t>:</w:t>
+      </w:r>
+    </w:p>
+    <w:p>
+      <w:pPr>
+        <w:rPr>
+          <w:sz w:val="24"/>
+          <w:szCs w:val="24"/>
+        </w:rPr>
+      </w:pPr>
+    </w:p>
+    <w:p>
+      <w:pPr>
+        <w:pStyle w:val="Prrafodelista"/>
+        <w:numPr>
+          <w:ilvl w:val="0"/>
+          <w:numId w:val="14"/>
+        </w:numPr>
+        <w:rPr>
+          <w:sz w:val="24"/>
+          <w:szCs w:val="24"/>
+        </w:rPr>
+      </w:pPr>
+      <w:r>
+        <w:rPr>
+          <w:sz w:val="24"/>
+          <w:szCs w:val="24"/>
+        </w:rPr>
+        <w:t xml:space="preserve">Que sucedió en </w:t>
+      </w:r>
+      <w:r>
+        <w:rPr>
+          <w:sz w:val="24"/>
+          <w:szCs w:val="24"/>
+        </w:rPr>
+        <w:t xml:space="preserve">Montreal, </w:t>
+      </w:r>
+      <w:proofErr w:type="spellStart"/>
+      <w:r>
+        <w:rPr>
+          <w:sz w:val="24"/>
+          <w:szCs w:val="24"/>
+        </w:rPr>
+        <w:t>Canada</w:t>
+      </w:r>
+      <w:proofErr w:type="spellEnd"/>
+      <w:r>
+        <w:rPr>
+          <w:sz w:val="24"/>
+          <w:szCs w:val="24"/>
+        </w:rPr>
+        <w:t xml:space="preserve"> en 1838?</w:t>
+      </w:r>
+    </w:p>
+    <w:p>
+      <w:pPr>
+        <w:pStyle w:val="Prrafodelista"/>
+        <w:numPr>
+          <w:ilvl w:val="0"/>
+          <w:numId w:val="14"/>
+        </w:numPr>
+        <w:rPr>
+          <w:sz w:val="24"/>
+          <w:szCs w:val="24"/>
+        </w:rPr>
+      </w:pPr>
+      <w:r>
+        <w:rPr>
+          <w:sz w:val="24"/>
+          <w:szCs w:val="24"/>
+        </w:rPr>
+        <w:t>Asteroide de 1994</w:t>
+      </w:r>
+    </w:p>
+    <w:p>
+      <w:pPr>
+        <w:pStyle w:val="Prrafodelista"/>
+        <w:numPr>
+          <w:ilvl w:val="0"/>
+          <w:numId w:val="14"/>
+        </w:numPr>
+        <w:rPr>
+          <w:sz w:val="24"/>
+          <w:szCs w:val="24"/>
+        </w:rPr>
+      </w:pPr>
+      <w:r>
+        <w:rPr>
+          <w:sz w:val="24"/>
+          <w:szCs w:val="24"/>
+        </w:rPr>
+        <w:t>Que fue la guerra mundial?</w:t>
+      </w:r>
+    </w:p>
+    <w:p>
+      <w:pPr>
+        <w:pStyle w:val="Prrafodelista"/>
+        <w:numPr>
+          <w:ilvl w:val="0"/>
+          <w:numId w:val="14"/>
+        </w:numPr>
+        <w:rPr>
+          <w:sz w:val="24"/>
+          <w:szCs w:val="24"/>
+        </w:rPr>
+      </w:pPr>
+      <w:r>
+        <w:rPr>
+          <w:sz w:val="24"/>
+          <w:szCs w:val="24"/>
+        </w:rPr>
+        <w:t>Cuantos lenguajes tiene Wikipedia?</w:t>
+      </w:r>
+    </w:p>
+    <w:p>
+      <w:pPr>
+        <w:pStyle w:val="Prrafodelista"/>
+        <w:numPr>
+          <w:ilvl w:val="0"/>
+          <w:numId w:val="14"/>
+        </w:numPr>
+        <w:rPr>
+          <w:sz w:val="24"/>
+          <w:szCs w:val="24"/>
+        </w:rPr>
+      </w:pPr>
+      <w:r>
+        <w:rPr>
+          <w:sz w:val="24"/>
+          <w:szCs w:val="24"/>
+        </w:rPr>
+        <w:t>Quienes</w:t>
+      </w:r>
+      <w:r>
+        <w:rPr>
+          <w:sz w:val="24"/>
+          <w:szCs w:val="24"/>
+        </w:rPr>
+        <w:t xml:space="preserve"> fueron los </w:t>
+      </w:r>
+      <w:proofErr w:type="spellStart"/>
+      <w:r>
+        <w:rPr>
+          <w:sz w:val="24"/>
+          <w:szCs w:val="24"/>
+        </w:rPr>
+        <w:t>foo</w:t>
+      </w:r>
+      <w:proofErr w:type="spellEnd"/>
+      <w:r>
+        <w:rPr>
+          <w:sz w:val="24"/>
+          <w:szCs w:val="24"/>
+        </w:rPr>
+        <w:t xml:space="preserve"> </w:t>
+      </w:r>
+      <w:proofErr w:type="spellStart"/>
+      <w:r>
+        <w:rPr>
+          <w:sz w:val="24"/>
+          <w:szCs w:val="24"/>
+        </w:rPr>
+        <w:t>fighters</w:t>
+      </w:r>
+      <w:proofErr w:type="spellEnd"/>
+      <w:r>
+        <w:rPr>
+          <w:sz w:val="24"/>
+          <w:szCs w:val="24"/>
+        </w:rPr>
+        <w:t>?</w:t>
+      </w:r>
+    </w:p>
+    <w:p>
+      <w:pPr>
+        <w:rPr>
+          <w:sz w:val="24"/>
+          <w:szCs w:val="24"/>
+        </w:rPr>
+      </w:pPr>
+    </w:p>
+    <w:p>
+      <w:pPr>
+        <w:rPr>
+          <w:sz w:val="24"/>
+          <w:szCs w:val="24"/>
+        </w:rPr>
+      </w:pPr>
+      <w:r>
+        <w:rPr>
+          <w:sz w:val="24"/>
+          <w:szCs w:val="24"/>
+        </w:rPr>
+        <w:t>En base a ellas, l</w:t>
+      </w:r>
+      <w:r>
+        <w:rPr>
+          <w:sz w:val="24"/>
+          <w:szCs w:val="24"/>
+        </w:rPr>
+        <w:t>levamos a cabo la construcción de 5 consultas para los modelos de recuperación:</w:t>
       </w:r>
     </w:p>
     <w:p>
@@ -28356,18 +28826,8 @@
           <w:szCs w:val="24"/>
           <w:lang w:val="en-US"/>
         </w:rPr>
-        <w:t xml:space="preserve"> 1838 </w:t>
-      </w:r>
-      <w:proofErr w:type="spellStart"/>
-      <w:r>
-        <w:rPr>
-          <w:sz w:val="24"/>
-          <w:szCs w:val="24"/>
-          <w:lang w:val="en-US"/>
-        </w:rPr>
-        <w:t>montreal</w:t>
-      </w:r>
-      <w:proofErr w:type="spellEnd"/>
+        <w:t xml:space="preserve"> 1838</w:t>
+      </w:r>
     </w:p>
     <w:p>
       <w:pPr>
@@ -28503,24 +28963,16 @@
           <w:sz w:val="24"/>
           <w:szCs w:val="24"/>
         </w:rPr>
-        <w:t xml:space="preserve">Analizando los rankings de cada modelo con cada </w:t>
-      </w:r>
-      <w:proofErr w:type="spellStart"/>
-      <w:r>
-        <w:rPr>
-          <w:sz w:val="24"/>
-          <w:szCs w:val="24"/>
-        </w:rPr>
-        <w:t>query</w:t>
-      </w:r>
-      <w:proofErr w:type="spellEnd"/>
-      <w:r>
-        <w:rPr>
-          <w:sz w:val="24"/>
-          <w:szCs w:val="24"/>
-        </w:rPr>
-        <w:t>, analizo lo siguiente:</w:t>
-      </w:r>
+        <w:t>Probando los modelos de recuperación, obtuvimos el ranking para cada query, pudiendo analizar lo siguiente:</w:t>
+      </w:r>
+    </w:p>
+    <w:p>
+      <w:pPr>
+        <w:rPr>
+          <w:sz w:val="24"/>
+          <w:szCs w:val="24"/>
+        </w:rPr>
+      </w:pPr>
     </w:p>
     <w:p>
       <w:pPr>
@@ -28557,15 +29009,13 @@
         </w:rPr>
         <w:t xml:space="preserve"> (menos la 3), el orden de los documentos es el mismo o casi igual. No </w:t>
       </w:r>
-      <w:proofErr w:type="spellStart"/>
-      <w:r>
-        <w:rPr>
-          <w:sz w:val="24"/>
-          <w:szCs w:val="24"/>
-        </w:rPr>
-        <w:t>varia</w:t>
-      </w:r>
-      <w:proofErr w:type="spellEnd"/>
+      <w:r>
+        <w:rPr>
+          <w:sz w:val="24"/>
+          <w:szCs w:val="24"/>
+        </w:rPr>
+        <w:t>varía</w:t>
+      </w:r>
       <w:r>
         <w:rPr>
           <w:sz w:val="24"/>
@@ -28596,6 +29046,15 @@
         </w:rPr>
         <w:t>tre ambos modelos en los primeros niveles del rankings. Esto se confirma a la hora de calcular el coeficiente de correlación más adelante.</w:t>
       </w:r>
+    </w:p>
+    <w:p>
+      <w:pPr>
+        <w:pStyle w:val="Prrafodelista"/>
+        <w:rPr>
+          <w:sz w:val="24"/>
+          <w:szCs w:val="24"/>
+        </w:rPr>
+      </w:pPr>
     </w:p>
     <w:p>
       <w:pPr>
@@ -28614,24 +29073,24 @@
           <w:sz w:val="24"/>
           <w:szCs w:val="24"/>
         </w:rPr>
-        <w:t xml:space="preserve">En la </w:t>
-      </w:r>
-      <w:proofErr w:type="spellStart"/>
-      <w:r>
-        <w:rPr>
-          <w:sz w:val="24"/>
-          <w:szCs w:val="24"/>
-        </w:rPr>
-        <w:t>query</w:t>
-      </w:r>
-      <w:proofErr w:type="spellEnd"/>
-      <w:r>
-        <w:rPr>
-          <w:sz w:val="24"/>
-          <w:szCs w:val="24"/>
-        </w:rPr>
-        <w:t xml:space="preserve"> 4, el orden de los documentos entre ambos documentos cambia ligeramente, confirmando que BM25 considera la saturación de los términos </w:t>
-      </w:r>
+        <w:t xml:space="preserve">Los documentos que devuelven los modelos son coherentes a la necesidad de información. Por ejemplo, el top 1 de “asteroid 1994” devuelve </w:t>
+      </w:r>
+      <w:r>
+        <w:rPr>
+          <w:sz w:val="24"/>
+          <w:szCs w:val="24"/>
+        </w:rPr>
+        <w:t>exactamente un enlace a Wikipedia de un asteroide descubierto en esa fecha.</w:t>
+      </w:r>
+    </w:p>
+    <w:p>
+      <w:pPr>
+        <w:pStyle w:val="Prrafodelista"/>
+        <w:rPr>
+          <w:sz w:val="24"/>
+          <w:szCs w:val="24"/>
+        </w:rPr>
+      </w:pPr>
     </w:p>
     <w:p>
       <w:pPr>
@@ -28650,97 +29109,66 @@
           <w:sz w:val="24"/>
           <w:szCs w:val="24"/>
         </w:rPr>
-        <w:t xml:space="preserve">En la </w:t>
-      </w:r>
-      <w:proofErr w:type="spellStart"/>
-      <w:r>
-        <w:rPr>
-          <w:sz w:val="24"/>
-          <w:szCs w:val="24"/>
-        </w:rPr>
-        <w:t>query</w:t>
-      </w:r>
-      <w:proofErr w:type="spellEnd"/>
-      <w:r>
-        <w:rPr>
-          <w:sz w:val="24"/>
-          <w:szCs w:val="24"/>
-        </w:rPr>
-        <w:t xml:space="preserve"> 3, se rompe esa correlación entre ambos modelos al utilizar un </w:t>
-      </w:r>
-      <w:proofErr w:type="spellStart"/>
-      <w:r>
-        <w:rPr>
-          <w:sz w:val="24"/>
-          <w:szCs w:val="24"/>
-        </w:rPr>
-        <w:t>termino</w:t>
-      </w:r>
-      <w:proofErr w:type="spellEnd"/>
-      <w:r>
-        <w:rPr>
-          <w:sz w:val="24"/>
-          <w:szCs w:val="24"/>
-        </w:rPr>
-        <w:t xml:space="preserve"> que aparece en todos los documentos (“Wikipedia”) con uno que es menos discriminativo (“</w:t>
-      </w:r>
-      <w:proofErr w:type="spellStart"/>
-      <w:r>
-        <w:rPr>
-          <w:sz w:val="24"/>
-          <w:szCs w:val="24"/>
-        </w:rPr>
-        <w:t>Languages</w:t>
-      </w:r>
-      <w:proofErr w:type="spellEnd"/>
-      <w:r>
-        <w:rPr>
-          <w:sz w:val="24"/>
-          <w:szCs w:val="24"/>
-        </w:rPr>
-        <w:t>”).</w:t>
+        <w:t xml:space="preserve">En la query 4, el orden de los documentos entre ambos documentos cambia ligeramente, confirmando que BM25 considera la saturación de los términos </w:t>
       </w:r>
     </w:p>
     <w:p>
       <w:pPr>
         <w:pStyle w:val="Prrafodelista"/>
-        <w:rPr>
-          <w:sz w:val="24"/>
-          <w:szCs w:val="24"/>
-        </w:rPr>
-      </w:pPr>
-      <w:r>
-        <w:rPr>
-          <w:sz w:val="24"/>
-          <w:szCs w:val="24"/>
-        </w:rPr>
-        <w:t xml:space="preserve">Todos los documentos que devolvió TF-IDF tienen como título </w:t>
-      </w:r>
-      <w:proofErr w:type="spellStart"/>
-      <w:r>
-        <w:rPr>
-          <w:sz w:val="24"/>
-          <w:szCs w:val="24"/>
-        </w:rPr>
-        <w:t>Languages</w:t>
-      </w:r>
-      <w:proofErr w:type="spellEnd"/>
-      <w:r>
-        <w:rPr>
-          <w:sz w:val="24"/>
-          <w:szCs w:val="24"/>
-        </w:rPr>
-        <w:t xml:space="preserve">. En cambio, BM25 devolvió documento con scores negativos y sin contener este </w:t>
-      </w:r>
-      <w:proofErr w:type="spellStart"/>
-      <w:r>
-        <w:rPr>
-          <w:sz w:val="24"/>
-          <w:szCs w:val="24"/>
-        </w:rPr>
-        <w:t>termino</w:t>
-      </w:r>
-      <w:proofErr w:type="spellEnd"/>
+        <w:numPr>
+          <w:ilvl w:val="0"/>
+          <w:numId w:val="9"/>
+        </w:numPr>
+        <w:rPr>
+          <w:sz w:val="24"/>
+          <w:szCs w:val="24"/>
+        </w:rPr>
+      </w:pPr>
+      <w:r>
+        <w:rPr>
+          <w:sz w:val="24"/>
+          <w:szCs w:val="24"/>
+        </w:rPr>
+        <w:lastRenderedPageBreak/>
+        <w:t xml:space="preserve">En la query 3, se rompe esa correlación entre ambos modelos al utilizar un </w:t>
+      </w:r>
+      <w:r>
+        <w:rPr>
+          <w:sz w:val="24"/>
+          <w:szCs w:val="24"/>
+        </w:rPr>
+        <w:t>término</w:t>
+      </w:r>
+      <w:r>
+        <w:rPr>
+          <w:sz w:val="24"/>
+          <w:szCs w:val="24"/>
+        </w:rPr>
+        <w:t xml:space="preserve"> que aparece en todos los documentos (“Wikipedia”) con uno que es menos discriminativo (“Languages”).</w:t>
+      </w:r>
+    </w:p>
+    <w:p>
+      <w:pPr>
+        <w:pStyle w:val="Prrafodelista"/>
+        <w:rPr>
+          <w:sz w:val="24"/>
+          <w:szCs w:val="24"/>
+        </w:rPr>
+      </w:pPr>
+      <w:r>
+        <w:rPr>
+          <w:sz w:val="24"/>
+          <w:szCs w:val="24"/>
+        </w:rPr>
+        <w:t xml:space="preserve">Todos los documentos que devolvió TF-IDF tienen como título Languages. En cambio, BM25 devolvió documento con scores negativos y sin contener este </w:t>
+      </w:r>
+      <w:r>
+        <w:rPr>
+          <w:sz w:val="24"/>
+          <w:szCs w:val="24"/>
+        </w:rPr>
+        <w:t>término</w:t>
+      </w:r>
       <w:r>
         <w:rPr>
           <w:sz w:val="24"/>
@@ -28771,15 +29199,13 @@
         </w:rPr>
         <w:t xml:space="preserve">Para finalizar el análisis, se </w:t>
       </w:r>
-      <w:proofErr w:type="spellStart"/>
-      <w:r>
-        <w:rPr>
-          <w:sz w:val="24"/>
-          <w:szCs w:val="24"/>
-        </w:rPr>
-        <w:t>calculo</w:t>
-      </w:r>
-      <w:proofErr w:type="spellEnd"/>
+      <w:r>
+        <w:rPr>
+          <w:sz w:val="24"/>
+          <w:szCs w:val="24"/>
+        </w:rPr>
+        <w:t>calculó</w:t>
+      </w:r>
       <w:r>
         <w:rPr>
           <w:sz w:val="24"/>
@@ -28795,6 +29221,236 @@
           <w:szCs w:val="24"/>
         </w:rPr>
       </w:pPr>
+    </w:p>
+    <w:p>
+      <w:pPr>
+        <w:jc w:val="center"/>
+        <w:rPr>
+          <w:sz w:val="24"/>
+          <w:szCs w:val="24"/>
+        </w:rPr>
+      </w:pPr>
+      <w:r>
+        <w:rPr>
+          <w:sz w:val="24"/>
+          <w:szCs w:val="24"/>
+        </w:rPr>
+        <w:drawing>
+          <wp:inline distT="0" distB="0" distL="0" distR="0" wp14:anchorId="6B3FC3C4" wp14:editId="508A818A">
+            <wp:extent cx="3027871" cy="2355011"/>
+            <wp:effectExtent l="0" t="0" r="1270" b="7620"/>
+            <wp:docPr id="12" name="Imagen 12"/>
+            <wp:cNvGraphicFramePr>
+              <a:graphicFrameLocks xmlns:a="http://schemas.openxmlformats.org/drawingml/2006/main" noChangeAspect="1"/>
+            </wp:cNvGraphicFramePr>
+            <a:graphic xmlns:a="http://schemas.openxmlformats.org/drawingml/2006/main">
+              <a:graphicData uri="http://schemas.openxmlformats.org/drawingml/2006/picture">
+                <pic:pic xmlns:pic="http://schemas.openxmlformats.org/drawingml/2006/picture">
+                  <pic:nvPicPr>
+                    <pic:cNvPr id="1" name=""/>
+                    <pic:cNvPicPr/>
+                  </pic:nvPicPr>
+                  <pic:blipFill>
+                    <a:blip r:embed="rId14"/>
+                    <a:stretch>
+                      <a:fillRect/>
+                    </a:stretch>
+                  </pic:blipFill>
+                  <pic:spPr>
+                    <a:xfrm>
+                      <a:off x="0" y="0"/>
+                      <a:ext cx="3038044" cy="2362923"/>
+                    </a:xfrm>
+                    <a:prstGeom prst="rect">
+                      <a:avLst/>
+                    </a:prstGeom>
+                  </pic:spPr>
+                </pic:pic>
+              </a:graphicData>
+            </a:graphic>
+          </wp:inline>
+        </w:drawing>
+      </w:r>
+    </w:p>
+    <w:p>
+      <w:pPr>
+        <w:rPr>
+          <w:sz w:val="24"/>
+          <w:szCs w:val="24"/>
+        </w:rPr>
+      </w:pPr>
+    </w:p>
+    <w:p>
+      <w:pPr>
+        <w:rPr>
+          <w:sz w:val="24"/>
+          <w:szCs w:val="24"/>
+        </w:rPr>
+      </w:pPr>
+      <w:r>
+        <w:rPr>
+          <w:sz w:val="24"/>
+          <w:szCs w:val="24"/>
+        </w:rPr>
+        <w:t xml:space="preserve">Como puede verse en el gráfico, a medida que aumenta el Top, hace que la correlación entre ambos modelos sea mayor, concluyendo que estos construyen rankings </w:t>
+      </w:r>
+      <w:r>
+        <w:rPr>
+          <w:sz w:val="24"/>
+          <w:szCs w:val="24"/>
+        </w:rPr>
+        <w:t>muy similares.</w:t>
+      </w:r>
+      <w:r>
+        <w:rPr>
+          <w:sz w:val="24"/>
+          <w:szCs w:val="24"/>
+        </w:rPr>
+        <w:t xml:space="preserve"> Esto se puede deber a las queries que se utilizaron para llevar a cabo el análisis, que son bastantes claras para ambos modelos y devuelven resultados coherentes.</w:t>
+      </w:r>
+    </w:p>
+    <w:p>
+      <w:pPr>
+        <w:rPr>
+          <w:sz w:val="24"/>
+          <w:szCs w:val="24"/>
+        </w:rPr>
+      </w:pPr>
+    </w:p>
+    <w:p>
+      <w:pPr>
+        <w:rPr>
+          <w:sz w:val="24"/>
+          <w:szCs w:val="24"/>
+        </w:rPr>
+      </w:pPr>
+      <w:r>
+        <w:rPr>
+          <w:sz w:val="24"/>
+          <w:szCs w:val="24"/>
+        </w:rPr>
+        <w:drawing>
+          <wp:inline distT="0" distB="0" distL="0" distR="0" wp14:anchorId="64C508A2" wp14:editId="6E8B61B3">
+            <wp:extent cx="6120339" cy="2112993"/>
+            <wp:effectExtent l="0" t="0" r="0" b="0"/>
+            <wp:docPr id="13" name="Imagen 13"/>
+            <wp:cNvGraphicFramePr>
+              <a:graphicFrameLocks xmlns:a="http://schemas.openxmlformats.org/drawingml/2006/main" noChangeAspect="1"/>
+            </wp:cNvGraphicFramePr>
+            <a:graphic xmlns:a="http://schemas.openxmlformats.org/drawingml/2006/main">
+              <a:graphicData uri="http://schemas.openxmlformats.org/drawingml/2006/picture">
+                <pic:pic xmlns:pic="http://schemas.openxmlformats.org/drawingml/2006/picture">
+                  <pic:nvPicPr>
+                    <pic:cNvPr id="1" name=""/>
+                    <pic:cNvPicPr/>
+                  </pic:nvPicPr>
+                  <pic:blipFill rotWithShape="1">
+                    <a:blip r:embed="rId15"/>
+                    <a:srcRect t="21327" b="9939"/>
+                    <a:stretch/>
+                  </pic:blipFill>
+                  <pic:spPr bwMode="auto">
+                    <a:xfrm>
+                      <a:off x="0" y="0"/>
+                      <a:ext cx="6121400" cy="2113359"/>
+                    </a:xfrm>
+                    <a:prstGeom prst="rect">
+                      <a:avLst/>
+                    </a:prstGeom>
+                    <a:ln>
+                      <a:noFill/>
+                    </a:ln>
+                    <a:extLst>
+                      <a:ext uri="{53640926-AAD7-44D8-BBD7-CCE9431645EC}">
+                        <a14:shadowObscured xmlns:a14="http://schemas.microsoft.com/office/drawing/2010/main"/>
+                      </a:ext>
+                    </a:extLst>
+                  </pic:spPr>
+                </pic:pic>
+              </a:graphicData>
+            </a:graphic>
+          </wp:inline>
+        </w:drawing>
+      </w:r>
+    </w:p>
+    <w:p>
+      <w:pPr>
+        <w:rPr>
+          <w:sz w:val="24"/>
+          <w:szCs w:val="24"/>
+        </w:rPr>
+      </w:pPr>
+      <w:r>
+        <w:rPr>
+          <w:sz w:val="24"/>
+          <w:szCs w:val="24"/>
+        </w:rPr>
+        <w:t xml:space="preserve">Analizando los resultados de correlación de cada query y sus tops, puede verse como la query 3, nombrada anteriormente por devolver documentos completamente distintos, tiene una relación muy negativa, provocando que la correlación en general entre los modelos </w:t>
+      </w:r>
+      <w:r>
+        <w:rPr>
+          <w:sz w:val="24"/>
+          <w:szCs w:val="24"/>
+        </w:rPr>
+        <w:lastRenderedPageBreak/>
+        <w:t>no sea uno por esta query. Podemos decir que la query 3 genera un problema para ambos modelos a la hora de llevar a cabo la recuperación, y es necesario analizarla en detalle para obtener los resultados esperados.</w:t>
+      </w:r>
+    </w:p>
+    <w:p>
+      <w:pPr>
+        <w:rPr>
+          <w:sz w:val="24"/>
+          <w:szCs w:val="24"/>
+        </w:rPr>
+      </w:pPr>
+    </w:p>
+    <w:p>
+      <w:pPr>
+        <w:rPr>
+          <w:sz w:val="24"/>
+          <w:szCs w:val="24"/>
+          <w:u w:val="single"/>
+        </w:rPr>
+      </w:pPr>
+      <w:r>
+        <w:rPr>
+          <w:sz w:val="24"/>
+          <w:szCs w:val="24"/>
+          <w:u w:val="single"/>
+        </w:rPr>
+        <w:t>Utilización de IA:</w:t>
+      </w:r>
+    </w:p>
+    <w:p>
+      <w:pPr>
+        <w:rPr>
+          <w:sz w:val="24"/>
+          <w:szCs w:val="24"/>
+          <w:u w:val="single"/>
+        </w:rPr>
+      </w:pPr>
+    </w:p>
+    <w:p>
+      <w:pPr>
+        <w:rPr>
+          <w:sz w:val="24"/>
+          <w:szCs w:val="24"/>
+        </w:rPr>
+      </w:pPr>
+      <w:r>
+        <w:rPr>
+          <w:sz w:val="24"/>
+          <w:szCs w:val="24"/>
+        </w:rPr>
+        <w:t>Para facilitar la construcción de gráficos de correlación por top-K, se le solicito a la IA que realice el código del mismo</w:t>
+      </w:r>
+      <w:r>
+        <w:rPr>
+          <w:sz w:val="24"/>
+          <w:szCs w:val="24"/>
+        </w:rPr>
+        <w:t>, llevando a cabo la supervisión correspondiente para que haga lo correcto.</w:t>
+      </w:r>
     </w:p>
     <w:p>
       <w:pPr>
@@ -32773,7 +33429,23 @@
           <w:sz w:val="24"/>
           <w:szCs w:val="24"/>
         </w:rPr>
-        <w:t xml:space="preserve"> entre Recall y Precisión donde, a medida que uno sube, el otro baja.</w:t>
+        <w:t xml:space="preserve"> entre </w:t>
+      </w:r>
+      <w:proofErr w:type="spellStart"/>
+      <w:r>
+        <w:rPr>
+          <w:sz w:val="24"/>
+          <w:szCs w:val="24"/>
+        </w:rPr>
+        <w:t>Recall</w:t>
+      </w:r>
+      <w:proofErr w:type="spellEnd"/>
+      <w:r>
+        <w:rPr>
+          <w:sz w:val="24"/>
+          <w:szCs w:val="24"/>
+        </w:rPr>
+        <w:t xml:space="preserve"> y Precisión donde, a medida que uno sube, el otro baja.</w:t>
       </w:r>
     </w:p>
     <w:p>
@@ -33336,7 +34008,7 @@
                     <pic:cNvPicPr/>
                   </pic:nvPicPr>
                   <pic:blipFill>
-                    <a:blip r:embed="rId14"/>
+                    <a:blip r:embed="rId16"/>
                     <a:stretch>
                       <a:fillRect/>
                     </a:stretch>
@@ -33637,7 +34309,7 @@
                     <pic:cNvPicPr/>
                   </pic:nvPicPr>
                   <pic:blipFill>
-                    <a:blip r:embed="rId15"/>
+                    <a:blip r:embed="rId17"/>
                     <a:stretch>
                       <a:fillRect/>
                     </a:stretch>
@@ -33797,7 +34469,7 @@
                     </pic:cNvPicPr>
                   </pic:nvPicPr>
                   <pic:blipFill rotWithShape="1">
-                    <a:blip r:embed="rId16" cstate="print">
+                    <a:blip r:embed="rId18" cstate="print">
                       <a:extLst>
                         <a:ext uri="{28A0092B-C50C-407E-A947-70E740481C1C}">
                           <a14:useLocalDpi xmlns:a14="http://schemas.microsoft.com/office/drawing/2010/main" val="0"/>
@@ -34108,7 +34780,7 @@
                     <pic:cNvPicPr/>
                   </pic:nvPicPr>
                   <pic:blipFill>
-                    <a:blip r:embed="rId17"/>
+                    <a:blip r:embed="rId19"/>
                     <a:stretch>
                       <a:fillRect/>
                     </a:stretch>
@@ -34225,7 +34897,7 @@
                     <pic:cNvPicPr/>
                   </pic:nvPicPr>
                   <pic:blipFill>
-                    <a:blip r:embed="rId18"/>
+                    <a:blip r:embed="rId20"/>
                     <a:stretch>
                       <a:fillRect/>
                     </a:stretch>
@@ -34485,25 +35157,7 @@
           <w:sz w:val="24"/>
           <w:szCs w:val="24"/>
         </w:rPr>
-        <w:t xml:space="preserve">Individual (por </w:t>
-      </w:r>
-      <w:proofErr w:type="spellStart"/>
-      <w:r>
-        <w:rPr>
-          <w:color w:val="FABF8F" w:themeColor="accent6" w:themeTint="99"/>
-          <w:sz w:val="24"/>
-          <w:szCs w:val="24"/>
-        </w:rPr>
-        <w:t>query</w:t>
-      </w:r>
-      <w:proofErr w:type="spellEnd"/>
-      <w:r>
-        <w:rPr>
-          <w:color w:val="FABF8F" w:themeColor="accent6" w:themeTint="99"/>
-          <w:sz w:val="24"/>
-          <w:szCs w:val="24"/>
-        </w:rPr>
-        <w:t>), para las mismas métricas, calculando la distribución de los valores en cada caso.</w:t>
+        <w:t>Individual (por query), para las mismas métricas, calculando la distribución de los valores en cada caso.</w:t>
       </w:r>
     </w:p>
     <w:p>
@@ -34805,7 +35459,7 @@
       </w:r>
     </w:p>
     <w:sectPr>
-      <w:headerReference w:type="default" r:id="rId19"/>
+      <w:headerReference w:type="default" r:id="rId21"/>
       <w:pgSz w:w="11906" w:h="16838"/>
       <w:pgMar w:top="1133" w:right="1133" w:bottom="1133" w:left="1133" w:header="850" w:footer="850" w:gutter="0"/>
       <w:pgNumType w:start="1"/>
@@ -35132,7 +35786,7 @@
   <w:abstractNum w:abstractNumId="0" w15:restartNumberingAfterBreak="0">
     <w:nsid w:val="03713153"/>
     <w:multiLevelType w:val="hybridMultilevel"/>
-    <w:tmpl w:val="7B5E6502"/>
+    <w:tmpl w:val="C51682DE"/>
     <w:lvl w:ilvl="0" w:tplc="2C0A0001">
       <w:start w:val="1"/>
       <w:numFmt w:val="bullet"/>
@@ -36486,6 +37140,119 @@
     </w:lvl>
   </w:abstractNum>
   <w:abstractNum w:abstractNumId="12" w15:restartNumberingAfterBreak="0">
+    <w:nsid w:val="6F36430A"/>
+    <w:multiLevelType w:val="hybridMultilevel"/>
+    <w:tmpl w:val="1DDAB206"/>
+    <w:lvl w:ilvl="0" w:tplc="2C0A0001">
+      <w:start w:val="1"/>
+      <w:numFmt w:val="bullet"/>
+      <w:lvlText w:val=""/>
+      <w:lvlJc w:val="left"/>
+      <w:pPr>
+        <w:ind w:left="720" w:hanging="360"/>
+      </w:pPr>
+      <w:rPr>
+        <w:rFonts w:ascii="Symbol" w:hAnsi="Symbol" w:hint="default"/>
+      </w:rPr>
+    </w:lvl>
+    <w:lvl w:ilvl="1" w:tplc="2C0A0003" w:tentative="1">
+      <w:start w:val="1"/>
+      <w:numFmt w:val="bullet"/>
+      <w:lvlText w:val="o"/>
+      <w:lvlJc w:val="left"/>
+      <w:pPr>
+        <w:ind w:left="1440" w:hanging="360"/>
+      </w:pPr>
+      <w:rPr>
+        <w:rFonts w:ascii="Courier New" w:hAnsi="Courier New" w:cs="Courier New" w:hint="default"/>
+      </w:rPr>
+    </w:lvl>
+    <w:lvl w:ilvl="2" w:tplc="2C0A0005" w:tentative="1">
+      <w:start w:val="1"/>
+      <w:numFmt w:val="bullet"/>
+      <w:lvlText w:val=""/>
+      <w:lvlJc w:val="left"/>
+      <w:pPr>
+        <w:ind w:left="2160" w:hanging="360"/>
+      </w:pPr>
+      <w:rPr>
+        <w:rFonts w:ascii="Wingdings" w:hAnsi="Wingdings" w:hint="default"/>
+      </w:rPr>
+    </w:lvl>
+    <w:lvl w:ilvl="3" w:tplc="2C0A0001" w:tentative="1">
+      <w:start w:val="1"/>
+      <w:numFmt w:val="bullet"/>
+      <w:lvlText w:val=""/>
+      <w:lvlJc w:val="left"/>
+      <w:pPr>
+        <w:ind w:left="2880" w:hanging="360"/>
+      </w:pPr>
+      <w:rPr>
+        <w:rFonts w:ascii="Symbol" w:hAnsi="Symbol" w:hint="default"/>
+      </w:rPr>
+    </w:lvl>
+    <w:lvl w:ilvl="4" w:tplc="2C0A0003" w:tentative="1">
+      <w:start w:val="1"/>
+      <w:numFmt w:val="bullet"/>
+      <w:lvlText w:val="o"/>
+      <w:lvlJc w:val="left"/>
+      <w:pPr>
+        <w:ind w:left="3600" w:hanging="360"/>
+      </w:pPr>
+      <w:rPr>
+        <w:rFonts w:ascii="Courier New" w:hAnsi="Courier New" w:cs="Courier New" w:hint="default"/>
+      </w:rPr>
+    </w:lvl>
+    <w:lvl w:ilvl="5" w:tplc="2C0A0005" w:tentative="1">
+      <w:start w:val="1"/>
+      <w:numFmt w:val="bullet"/>
+      <w:lvlText w:val=""/>
+      <w:lvlJc w:val="left"/>
+      <w:pPr>
+        <w:ind w:left="4320" w:hanging="360"/>
+      </w:pPr>
+      <w:rPr>
+        <w:rFonts w:ascii="Wingdings" w:hAnsi="Wingdings" w:hint="default"/>
+      </w:rPr>
+    </w:lvl>
+    <w:lvl w:ilvl="6" w:tplc="2C0A0001" w:tentative="1">
+      <w:start w:val="1"/>
+      <w:numFmt w:val="bullet"/>
+      <w:lvlText w:val=""/>
+      <w:lvlJc w:val="left"/>
+      <w:pPr>
+        <w:ind w:left="5040" w:hanging="360"/>
+      </w:pPr>
+      <w:rPr>
+        <w:rFonts w:ascii="Symbol" w:hAnsi="Symbol" w:hint="default"/>
+      </w:rPr>
+    </w:lvl>
+    <w:lvl w:ilvl="7" w:tplc="2C0A0003" w:tentative="1">
+      <w:start w:val="1"/>
+      <w:numFmt w:val="bullet"/>
+      <w:lvlText w:val="o"/>
+      <w:lvlJc w:val="left"/>
+      <w:pPr>
+        <w:ind w:left="5760" w:hanging="360"/>
+      </w:pPr>
+      <w:rPr>
+        <w:rFonts w:ascii="Courier New" w:hAnsi="Courier New" w:cs="Courier New" w:hint="default"/>
+      </w:rPr>
+    </w:lvl>
+    <w:lvl w:ilvl="8" w:tplc="2C0A0005" w:tentative="1">
+      <w:start w:val="1"/>
+      <w:numFmt w:val="bullet"/>
+      <w:lvlText w:val=""/>
+      <w:lvlJc w:val="left"/>
+      <w:pPr>
+        <w:ind w:left="6480" w:hanging="360"/>
+      </w:pPr>
+      <w:rPr>
+        <w:rFonts w:ascii="Wingdings" w:hAnsi="Wingdings" w:hint="default"/>
+      </w:rPr>
+    </w:lvl>
+  </w:abstractNum>
+  <w:abstractNum w:abstractNumId="13" w15:restartNumberingAfterBreak="0">
     <w:nsid w:val="7A13706C"/>
     <w:multiLevelType w:val="hybridMultilevel"/>
     <w:tmpl w:val="42F410CE"/>
@@ -36617,7 +37384,7 @@
     <w:abstractNumId w:val="11"/>
   </w:num>
   <w:num w:numId="7">
-    <w:abstractNumId w:val="12"/>
+    <w:abstractNumId w:val="13"/>
   </w:num>
   <w:num w:numId="8">
     <w:abstractNumId w:val="9"/>
@@ -36636,6 +37403,9 @@
   </w:num>
   <w:num w:numId="13">
     <w:abstractNumId w:val="2"/>
+  </w:num>
+  <w:num w:numId="14">
+    <w:abstractNumId w:val="12"/>
   </w:num>
 </w:numbering>
 </file>

--- a/TP2/2026_RI_TP2_TP_Modelos.docx
+++ b/TP2/2026_RI_TP2_TP_Modelos.docx
@@ -194,25 +194,7 @@
           <w:sz w:val="24"/>
           <w:szCs w:val="24"/>
         </w:rPr>
-        <w:t xml:space="preserve">Josue Leonel Gatica </w:t>
-      </w:r>
-      <w:proofErr w:type="spellStart"/>
-      <w:r>
-        <w:rPr>
-          <w:color w:val="000000"/>
-          <w:sz w:val="24"/>
-          <w:szCs w:val="24"/>
-        </w:rPr>
-        <w:t>Odato</w:t>
-      </w:r>
-      <w:proofErr w:type="spellEnd"/>
-      <w:r>
-        <w:rPr>
-          <w:color w:val="000000"/>
-          <w:sz w:val="24"/>
-          <w:szCs w:val="24"/>
-        </w:rPr>
-        <w:t xml:space="preserve"> 178921</w:t>
+        <w:t>Josue Leonel Gatica Odato 178921</w:t>
       </w:r>
     </w:p>
     <w:p>
@@ -399,23 +381,7 @@
           <w:sz w:val="24"/>
           <w:szCs w:val="24"/>
         </w:rPr>
-        <w:t>Para un correcto manejo de las colecciones en cada ejercicio, los archivos .</w:t>
-      </w:r>
-      <w:proofErr w:type="spellStart"/>
-      <w:r>
-        <w:rPr>
-          <w:sz w:val="24"/>
-          <w:szCs w:val="24"/>
-        </w:rPr>
-        <w:t>py</w:t>
-      </w:r>
-      <w:proofErr w:type="spellEnd"/>
-      <w:r>
-        <w:rPr>
-          <w:sz w:val="24"/>
-          <w:szCs w:val="24"/>
-        </w:rPr>
-        <w:t xml:space="preserve"> tomando las colecciones por defecto en una carpeta llamada “Colecciones”, ubicada a la par con todas las carpetas de los ejercicios.</w:t>
+        <w:t>Para un correcto manejo de las colecciones en cada ejercicio, los archivos .py tomando las colecciones por defecto en una carpeta llamada “Colecciones”, ubicada a la par con todas las carpetas de los ejercicios.</w:t>
       </w:r>
     </w:p>
     <w:p>
@@ -503,23 +469,7 @@
           <w:sz w:val="24"/>
           <w:szCs w:val="24"/>
         </w:rPr>
-        <w:t xml:space="preserve">El modelo de lenguaje de inteligencia artificial utilizado para el trabajo fue </w:t>
-      </w:r>
-      <w:proofErr w:type="spellStart"/>
-      <w:r>
-        <w:rPr>
-          <w:sz w:val="24"/>
-          <w:szCs w:val="24"/>
-        </w:rPr>
-        <w:t>ChatGPT</w:t>
-      </w:r>
-      <w:proofErr w:type="spellEnd"/>
-      <w:r>
-        <w:rPr>
-          <w:sz w:val="24"/>
-          <w:szCs w:val="24"/>
-        </w:rPr>
-        <w:t xml:space="preserve"> </w:t>
+        <w:t xml:space="preserve">El modelo de lenguaje de inteligencia artificial utilizado para el trabajo fue ChatGPT </w:t>
       </w:r>
       <w:r>
         <w:rPr>
@@ -774,27 +724,7 @@
           <w:szCs w:val="24"/>
           <w:lang w:val="en-US"/>
         </w:rPr>
-        <w:t>a) (not software) or (</w:t>
-      </w:r>
-      <w:proofErr w:type="spellStart"/>
-      <w:r>
-        <w:rPr>
-          <w:color w:val="FABF8F" w:themeColor="accent6" w:themeTint="99"/>
-          <w:sz w:val="24"/>
-          <w:szCs w:val="24"/>
-          <w:lang w:val="en-US"/>
-        </w:rPr>
-        <w:t>pais</w:t>
-      </w:r>
-      <w:proofErr w:type="spellEnd"/>
-      <w:r>
-        <w:rPr>
-          <w:color w:val="FABF8F" w:themeColor="accent6" w:themeTint="99"/>
-          <w:sz w:val="24"/>
-          <w:szCs w:val="24"/>
-          <w:lang w:val="en-US"/>
-        </w:rPr>
-        <w:t xml:space="preserve"> and fundamental)</w:t>
+        <w:t>a) (not software) or (pais and fundamental)</w:t>
       </w:r>
     </w:p>
     <w:p>
@@ -813,25 +743,7 @@
           <w:sz w:val="24"/>
           <w:szCs w:val="24"/>
         </w:rPr>
-        <w:t xml:space="preserve">b) producción and (cultura </w:t>
-      </w:r>
-      <w:proofErr w:type="spellStart"/>
-      <w:r>
-        <w:rPr>
-          <w:color w:val="FABF8F" w:themeColor="accent6" w:themeTint="99"/>
-          <w:sz w:val="24"/>
-          <w:szCs w:val="24"/>
-        </w:rPr>
-        <w:t>or</w:t>
-      </w:r>
-      <w:proofErr w:type="spellEnd"/>
-      <w:r>
-        <w:rPr>
-          <w:color w:val="FABF8F" w:themeColor="accent6" w:themeTint="99"/>
-          <w:sz w:val="24"/>
-          <w:szCs w:val="24"/>
-        </w:rPr>
-        <w:t xml:space="preserve"> libre)</w:t>
+        <w:t>b) producción and (cultura or libre)</w:t>
       </w:r>
     </w:p>
     <w:p>
@@ -852,19 +764,8 @@
           <w:szCs w:val="24"/>
           <w:lang w:val="en-US"/>
         </w:rPr>
-        <w:t xml:space="preserve">c) fundamental or libre or </w:t>
-      </w:r>
-      <w:proofErr w:type="spellStart"/>
-      <w:r>
-        <w:rPr>
-          <w:color w:val="FABF8F" w:themeColor="accent6" w:themeTint="99"/>
-          <w:sz w:val="24"/>
-          <w:szCs w:val="24"/>
-          <w:lang w:val="en-US"/>
-        </w:rPr>
-        <w:t>país</w:t>
-      </w:r>
-      <w:proofErr w:type="spellEnd"/>
+        <w:t>c) fundamental or libre or país</w:t>
+      </w:r>
     </w:p>
     <w:p>
       <w:pPr>
@@ -884,27 +785,7 @@
           <w:szCs w:val="24"/>
           <w:lang w:val="en-US"/>
         </w:rPr>
-        <w:t>d) (</w:t>
-      </w:r>
-      <w:proofErr w:type="spellStart"/>
-      <w:r>
-        <w:rPr>
-          <w:color w:val="FABF8F" w:themeColor="accent6" w:themeTint="99"/>
-          <w:sz w:val="24"/>
-          <w:szCs w:val="24"/>
-          <w:lang w:val="en-US"/>
-        </w:rPr>
-        <w:t>accesible</w:t>
-      </w:r>
-      <w:proofErr w:type="spellEnd"/>
-      <w:r>
-        <w:rPr>
-          <w:color w:val="FABF8F" w:themeColor="accent6" w:themeTint="99"/>
-          <w:sz w:val="24"/>
-          <w:szCs w:val="24"/>
-          <w:lang w:val="en-US"/>
-        </w:rPr>
-        <w:t xml:space="preserve"> or vital) and not (libre)</w:t>
+        <w:t>d) (accesible or vital) and not (libre)</w:t>
       </w:r>
     </w:p>
     <w:p>
@@ -974,41 +855,13 @@
         </w:rPr>
         <w:t xml:space="preserve">A) </w:t>
       </w:r>
-      <w:proofErr w:type="spellStart"/>
       <w:r>
         <w:rPr>
           <w:sz w:val="24"/>
           <w:szCs w:val="24"/>
           <w:lang w:val="en-US"/>
         </w:rPr>
-        <w:t>Terminos</w:t>
-      </w:r>
-      <w:proofErr w:type="spellEnd"/>
-      <w:r>
-        <w:rPr>
-          <w:sz w:val="24"/>
-          <w:szCs w:val="24"/>
-          <w:lang w:val="en-US"/>
-        </w:rPr>
-        <w:t xml:space="preserve">: Software – </w:t>
-      </w:r>
-      <w:proofErr w:type="spellStart"/>
-      <w:r>
-        <w:rPr>
-          <w:sz w:val="24"/>
-          <w:szCs w:val="24"/>
-          <w:lang w:val="en-US"/>
-        </w:rPr>
-        <w:t>Pais</w:t>
-      </w:r>
-      <w:proofErr w:type="spellEnd"/>
-      <w:r>
-        <w:rPr>
-          <w:sz w:val="24"/>
-          <w:szCs w:val="24"/>
-          <w:lang w:val="en-US"/>
-        </w:rPr>
-        <w:t xml:space="preserve"> -Fundamental</w:t>
+        <w:t>Terminos: Software – Pais -Fundamental</w:t>
       </w:r>
     </w:p>
     <w:p>
@@ -1601,7 +1454,6 @@
                 <w:lang w:val="es-AR"/>
               </w:rPr>
             </w:pPr>
-            <w:proofErr w:type="spellStart"/>
             <w:r>
               <w:rPr>
                 <w:rFonts w:eastAsia="Times New Roman"/>
@@ -1612,7 +1464,6 @@
               </w:rPr>
               <w:t>pais</w:t>
             </w:r>
-            <w:proofErr w:type="spellEnd"/>
           </w:p>
         </w:tc>
         <w:tc>
@@ -2149,25 +2000,7 @@
           <w:szCs w:val="24"/>
           <w:lang w:val="en-US"/>
         </w:rPr>
-        <w:t xml:space="preserve"> (not software) or (</w:t>
-      </w:r>
-      <w:proofErr w:type="spellStart"/>
-      <w:r>
-        <w:rPr>
-          <w:sz w:val="24"/>
-          <w:szCs w:val="24"/>
-          <w:lang w:val="en-US"/>
-        </w:rPr>
-        <w:t>pais</w:t>
-      </w:r>
-      <w:proofErr w:type="spellEnd"/>
-      <w:r>
-        <w:rPr>
-          <w:sz w:val="24"/>
-          <w:szCs w:val="24"/>
-          <w:lang w:val="en-US"/>
-        </w:rPr>
-        <w:t xml:space="preserve"> and fundamental)</w:t>
+        <w:t xml:space="preserve"> (not software) or (pais and fundamental)</w:t>
       </w:r>
     </w:p>
     <w:p>
@@ -3129,7 +2962,6 @@
                 <w:lang w:val="es-AR"/>
               </w:rPr>
             </w:pPr>
-            <w:proofErr w:type="spellStart"/>
             <w:r>
               <w:rPr>
                 <w:rFonts w:eastAsia="Times New Roman"/>
@@ -3140,7 +2972,6 @@
               </w:rPr>
               <w:t>produccion</w:t>
             </w:r>
-            <w:proofErr w:type="spellEnd"/>
           </w:p>
         </w:tc>
         <w:tc>
@@ -3392,7 +3223,6 @@
           <w:lang w:val="es-AR"/>
         </w:rPr>
       </w:pPr>
-      <w:proofErr w:type="spellStart"/>
       <w:r>
         <w:rPr>
           <w:b/>
@@ -3401,18 +3231,7 @@
           <w:szCs w:val="24"/>
           <w:lang w:val="es-AR"/>
         </w:rPr>
-        <w:t>Query</w:t>
-      </w:r>
-      <w:proofErr w:type="spellEnd"/>
-      <w:r>
-        <w:rPr>
-          <w:b/>
-          <w:bCs/>
-          <w:sz w:val="24"/>
-          <w:szCs w:val="24"/>
-          <w:lang w:val="es-AR"/>
-        </w:rPr>
-        <w:t xml:space="preserve">: </w:t>
+        <w:t xml:space="preserve">Query: </w:t>
       </w:r>
       <w:r>
         <w:rPr>
@@ -4364,7 +4183,6 @@
                 <w:lang w:val="es-AR"/>
               </w:rPr>
             </w:pPr>
-            <w:proofErr w:type="spellStart"/>
             <w:r>
               <w:rPr>
                 <w:rFonts w:eastAsia="Times New Roman"/>
@@ -4375,7 +4193,6 @@
               </w:rPr>
               <w:t>pais</w:t>
             </w:r>
-            <w:proofErr w:type="spellEnd"/>
           </w:p>
         </w:tc>
         <w:tc>
@@ -4627,7 +4444,6 @@
           <w:lang w:val="es-AR"/>
         </w:rPr>
       </w:pPr>
-      <w:proofErr w:type="spellStart"/>
       <w:r>
         <w:rPr>
           <w:b/>
@@ -4636,18 +4452,7 @@
           <w:szCs w:val="24"/>
           <w:lang w:val="es-AR"/>
         </w:rPr>
-        <w:t>Query</w:t>
-      </w:r>
-      <w:proofErr w:type="spellEnd"/>
-      <w:r>
-        <w:rPr>
-          <w:b/>
-          <w:bCs/>
-          <w:sz w:val="24"/>
-          <w:szCs w:val="24"/>
-          <w:lang w:val="es-AR"/>
-        </w:rPr>
-        <w:t xml:space="preserve">: </w:t>
+        <w:t xml:space="preserve">Query: </w:t>
       </w:r>
       <w:r>
         <w:rPr>
@@ -4665,7 +4470,6 @@
         </w:rPr>
         <w:t xml:space="preserve">undamental </w:t>
       </w:r>
-      <w:proofErr w:type="spellStart"/>
       <w:r>
         <w:rPr>
           <w:sz w:val="24"/>
@@ -4680,51 +4484,32 @@
           <w:szCs w:val="24"/>
           <w:lang w:val="es-AR"/>
         </w:rPr>
+        <w:t xml:space="preserve">r </w:t>
+      </w:r>
+      <w:r>
+        <w:rPr>
+          <w:sz w:val="24"/>
+          <w:szCs w:val="24"/>
+          <w:lang w:val="es-AR"/>
+        </w:rPr>
+        <w:t>l</w:t>
+      </w:r>
+      <w:r>
+        <w:rPr>
+          <w:sz w:val="24"/>
+          <w:szCs w:val="24"/>
+          <w:lang w:val="es-AR"/>
+        </w:rPr>
+        <w:t>ibre o</w:t>
+      </w:r>
+      <w:r>
+        <w:rPr>
+          <w:sz w:val="24"/>
+          <w:szCs w:val="24"/>
+          <w:lang w:val="es-AR"/>
+        </w:rPr>
         <w:t>r</w:t>
       </w:r>
-      <w:proofErr w:type="spellEnd"/>
-      <w:r>
-        <w:rPr>
-          <w:sz w:val="24"/>
-          <w:szCs w:val="24"/>
-          <w:lang w:val="es-AR"/>
-        </w:rPr>
-        <w:t xml:space="preserve"> </w:t>
-      </w:r>
-      <w:r>
-        <w:rPr>
-          <w:sz w:val="24"/>
-          <w:szCs w:val="24"/>
-          <w:lang w:val="es-AR"/>
-        </w:rPr>
-        <w:t>l</w:t>
-      </w:r>
-      <w:r>
-        <w:rPr>
-          <w:sz w:val="24"/>
-          <w:szCs w:val="24"/>
-          <w:lang w:val="es-AR"/>
-        </w:rPr>
-        <w:t xml:space="preserve">ibre </w:t>
-      </w:r>
-      <w:proofErr w:type="spellStart"/>
-      <w:r>
-        <w:rPr>
-          <w:sz w:val="24"/>
-          <w:szCs w:val="24"/>
-          <w:lang w:val="es-AR"/>
-        </w:rPr>
-        <w:t>o</w:t>
-      </w:r>
-      <w:r>
-        <w:rPr>
-          <w:sz w:val="24"/>
-          <w:szCs w:val="24"/>
-          <w:lang w:val="es-AR"/>
-        </w:rPr>
-        <w:t>r</w:t>
-      </w:r>
-      <w:proofErr w:type="spellEnd"/>
       <w:r>
         <w:rPr>
           <w:sz w:val="24"/>
@@ -6230,25 +6015,7 @@
           <w:szCs w:val="24"/>
           <w:lang w:val="en-US"/>
         </w:rPr>
-        <w:t>(</w:t>
-      </w:r>
-      <w:proofErr w:type="spellStart"/>
-      <w:r>
-        <w:rPr>
-          <w:sz w:val="24"/>
-          <w:szCs w:val="24"/>
-          <w:lang w:val="en-US"/>
-        </w:rPr>
-        <w:t>accesible</w:t>
-      </w:r>
-      <w:proofErr w:type="spellEnd"/>
-      <w:r>
-        <w:rPr>
-          <w:sz w:val="24"/>
-          <w:szCs w:val="24"/>
-          <w:lang w:val="en-US"/>
-        </w:rPr>
-        <w:t xml:space="preserve"> or vital) and not (libre)</w:t>
+        <w:t>(accesible or vital) and not (libre)</w:t>
       </w:r>
     </w:p>
     <w:p>
@@ -6527,7 +6294,6 @@
         <w:lastRenderedPageBreak/>
         <w:t xml:space="preserve">Utilizando los documentos del ejercicio anterior, arme la matriz TD pero calculando </w:t>
       </w:r>
-      <w:proofErr w:type="spellStart"/>
       <w:r>
         <w:rPr>
           <w:i/>
@@ -6549,50 +6315,13 @@
         </w:rPr>
         <w:t>ij</w:t>
       </w:r>
-      <w:proofErr w:type="spellEnd"/>
       <w:r>
         <w:rPr>
           <w:color w:val="FABF8F" w:themeColor="accent6" w:themeTint="99"/>
           <w:sz w:val="24"/>
           <w:szCs w:val="24"/>
         </w:rPr>
-        <w:t xml:space="preserve"> como la frecuencia del i-</w:t>
-      </w:r>
-      <w:proofErr w:type="spellStart"/>
-      <w:r>
-        <w:rPr>
-          <w:color w:val="FABF8F" w:themeColor="accent6" w:themeTint="99"/>
-          <w:sz w:val="24"/>
-          <w:szCs w:val="24"/>
-        </w:rPr>
-        <w:t>ésimo</w:t>
-      </w:r>
-      <w:proofErr w:type="spellEnd"/>
-      <w:r>
-        <w:rPr>
-          <w:color w:val="FABF8F" w:themeColor="accent6" w:themeTint="99"/>
-          <w:sz w:val="24"/>
-          <w:szCs w:val="24"/>
-        </w:rPr>
-        <w:t xml:space="preserve"> término en el j-</w:t>
-      </w:r>
-      <w:proofErr w:type="spellStart"/>
-      <w:r>
-        <w:rPr>
-          <w:color w:val="FABF8F" w:themeColor="accent6" w:themeTint="99"/>
-          <w:sz w:val="24"/>
-          <w:szCs w:val="24"/>
-        </w:rPr>
-        <w:t>ésimo</w:t>
-      </w:r>
-      <w:proofErr w:type="spellEnd"/>
-      <w:r>
-        <w:rPr>
-          <w:color w:val="FABF8F" w:themeColor="accent6" w:themeTint="99"/>
-          <w:sz w:val="24"/>
-          <w:szCs w:val="24"/>
-        </w:rPr>
-        <w:t xml:space="preserve"> documento. Calcule el ranking para las siguientes consultas utilizando como </w:t>
+        <w:t xml:space="preserve"> como la frecuencia del i-ésimo término en el j-ésimo documento. Calcule el ranking para las siguientes consultas utilizando como </w:t>
       </w:r>
       <w:r>
         <w:rPr>
@@ -6647,25 +6376,7 @@
           <w:sz w:val="24"/>
           <w:szCs w:val="24"/>
         </w:rPr>
-        <w:t xml:space="preserve">a) software </w:t>
-      </w:r>
-      <w:proofErr w:type="spellStart"/>
-      <w:r>
-        <w:rPr>
-          <w:color w:val="FABF8F" w:themeColor="accent6" w:themeTint="99"/>
-          <w:sz w:val="24"/>
-          <w:szCs w:val="24"/>
-        </w:rPr>
-        <w:t>pais</w:t>
-      </w:r>
-      <w:proofErr w:type="spellEnd"/>
-      <w:r>
-        <w:rPr>
-          <w:color w:val="FABF8F" w:themeColor="accent6" w:themeTint="99"/>
-          <w:sz w:val="24"/>
-          <w:szCs w:val="24"/>
-        </w:rPr>
-        <w:t xml:space="preserve"> fundamental</w:t>
+        <w:t>a) software pais fundamental</w:t>
       </w:r>
     </w:p>
     <w:p>
@@ -6822,43 +6533,7 @@
           <w:szCs w:val="24"/>
           <w:lang w:val="en-US"/>
         </w:rPr>
-        <w:t xml:space="preserve"> </w:t>
-      </w:r>
-      <w:proofErr w:type="spellStart"/>
-      <w:r>
-        <w:rPr>
-          <w:sz w:val="24"/>
-          <w:szCs w:val="24"/>
-          <w:lang w:val="en-US"/>
-        </w:rPr>
-        <w:t>Terminos</w:t>
-      </w:r>
-      <w:proofErr w:type="spellEnd"/>
-      <w:r>
-        <w:rPr>
-          <w:sz w:val="24"/>
-          <w:szCs w:val="24"/>
-          <w:lang w:val="en-US"/>
-        </w:rPr>
-        <w:t xml:space="preserve">: Software – </w:t>
-      </w:r>
-      <w:proofErr w:type="spellStart"/>
-      <w:r>
-        <w:rPr>
-          <w:sz w:val="24"/>
-          <w:szCs w:val="24"/>
-          <w:lang w:val="en-US"/>
-        </w:rPr>
-        <w:t>Pais</w:t>
-      </w:r>
-      <w:proofErr w:type="spellEnd"/>
-      <w:r>
-        <w:rPr>
-          <w:sz w:val="24"/>
-          <w:szCs w:val="24"/>
-          <w:lang w:val="en-US"/>
-        </w:rPr>
-        <w:t xml:space="preserve"> – Fundamental</w:t>
+        <w:t xml:space="preserve"> Terminos: Software – Pais – Fundamental</w:t>
       </w:r>
     </w:p>
     <w:p>
@@ -7451,7 +7126,6 @@
                 <w:lang w:val="es-AR"/>
               </w:rPr>
             </w:pPr>
-            <w:proofErr w:type="spellStart"/>
             <w:r>
               <w:rPr>
                 <w:rFonts w:eastAsia="Times New Roman"/>
@@ -7462,7 +7136,6 @@
               </w:rPr>
               <w:t>pais</w:t>
             </w:r>
-            <w:proofErr w:type="spellEnd"/>
           </w:p>
         </w:tc>
         <w:tc>
@@ -7998,25 +7671,7 @@
           <w:szCs w:val="24"/>
           <w:lang w:val="en-US"/>
         </w:rPr>
-        <w:t xml:space="preserve">: software </w:t>
-      </w:r>
-      <w:proofErr w:type="spellStart"/>
-      <w:r>
-        <w:rPr>
-          <w:sz w:val="24"/>
-          <w:szCs w:val="24"/>
-          <w:lang w:val="en-US"/>
-        </w:rPr>
-        <w:t>pais</w:t>
-      </w:r>
-      <w:proofErr w:type="spellEnd"/>
-      <w:r>
-        <w:rPr>
-          <w:sz w:val="24"/>
-          <w:szCs w:val="24"/>
-          <w:lang w:val="en-US"/>
-        </w:rPr>
-        <w:t xml:space="preserve"> fundamental</w:t>
+        <w:t>: software pais fundamental</w:t>
       </w:r>
     </w:p>
     <w:p>
@@ -8038,7 +7693,6 @@
           <w:lang w:val="en-US"/>
         </w:rPr>
       </w:pPr>
-      <w:proofErr w:type="spellStart"/>
       <w:r>
         <w:rPr>
           <w:b/>
@@ -8057,40 +7711,7 @@
           <w:szCs w:val="24"/>
           <w:lang w:val="en-US"/>
         </w:rPr>
-        <w:t>roducto</w:t>
-      </w:r>
-      <w:proofErr w:type="spellEnd"/>
-      <w:r>
-        <w:rPr>
-          <w:b/>
-          <w:bCs/>
-          <w:sz w:val="24"/>
-          <w:szCs w:val="24"/>
-          <w:lang w:val="en-US"/>
-        </w:rPr>
-        <w:t xml:space="preserve"> </w:t>
-      </w:r>
-      <w:proofErr w:type="spellStart"/>
-      <w:r>
-        <w:rPr>
-          <w:b/>
-          <w:bCs/>
-          <w:sz w:val="24"/>
-          <w:szCs w:val="24"/>
-          <w:lang w:val="en-US"/>
-        </w:rPr>
-        <w:t>escalar</w:t>
-      </w:r>
-      <w:proofErr w:type="spellEnd"/>
-      <w:r>
-        <w:rPr>
-          <w:b/>
-          <w:bCs/>
-          <w:sz w:val="24"/>
-          <w:szCs w:val="24"/>
-          <w:lang w:val="en-US"/>
-        </w:rPr>
-        <w:t>:</w:t>
+        <w:t>roducto escalar:</w:t>
       </w:r>
     </w:p>
     <w:p>
@@ -8147,11 +7768,9 @@
             <w:hideMark/>
           </w:tcPr>
           <w:p>
-            <w:proofErr w:type="spellStart"/>
             <w:r>
               <w:t>doc</w:t>
             </w:r>
-            <w:proofErr w:type="spellEnd"/>
           </w:p>
         </w:tc>
         <w:tc>
@@ -8376,25 +7995,7 @@
           <w:szCs w:val="24"/>
           <w:lang w:val="es-AR"/>
         </w:rPr>
-        <w:t xml:space="preserve"> similitud a la </w:t>
-      </w:r>
-      <w:proofErr w:type="spellStart"/>
-      <w:r>
-        <w:rPr>
-          <w:sz w:val="24"/>
-          <w:szCs w:val="24"/>
-          <w:lang w:val="es-AR"/>
-        </w:rPr>
-        <w:t>query</w:t>
-      </w:r>
-      <w:proofErr w:type="spellEnd"/>
-      <w:r>
-        <w:rPr>
-          <w:sz w:val="24"/>
-          <w:szCs w:val="24"/>
-          <w:lang w:val="es-AR"/>
-        </w:rPr>
-        <w:t xml:space="preserve"> es D4.</w:t>
+        <w:t xml:space="preserve"> similitud a la query es D4.</w:t>
       </w:r>
     </w:p>
     <w:p>
@@ -8459,7 +8060,6 @@
           <w:lang w:val="en-US"/>
         </w:rPr>
       </w:pPr>
-      <w:proofErr w:type="spellStart"/>
       <w:r>
         <w:rPr>
           <w:b/>
@@ -8468,18 +8068,7 @@
           <w:szCs w:val="24"/>
           <w:lang w:val="en-US"/>
         </w:rPr>
-        <w:t>Cosenos</w:t>
-      </w:r>
-      <w:proofErr w:type="spellEnd"/>
-      <w:r>
-        <w:rPr>
-          <w:b/>
-          <w:bCs/>
-          <w:sz w:val="24"/>
-          <w:szCs w:val="24"/>
-          <w:lang w:val="en-US"/>
-        </w:rPr>
-        <w:t>:</w:t>
+        <w:t>Cosenos:</w:t>
       </w:r>
     </w:p>
     <w:p>
@@ -8550,7 +8139,6 @@
                 <w:szCs w:val="24"/>
               </w:rPr>
             </w:pPr>
-            <w:proofErr w:type="spellStart"/>
             <w:r>
               <w:rPr>
                 <w:sz w:val="24"/>
@@ -8558,7 +8146,6 @@
               </w:rPr>
               <w:t>doc</w:t>
             </w:r>
-            <w:proofErr w:type="spellEnd"/>
           </w:p>
         </w:tc>
         <w:tc>
@@ -8962,69 +8549,33 @@
           <w:szCs w:val="24"/>
           <w:lang w:val="es-AR"/>
         </w:rPr>
-        <w:t xml:space="preserve">A través de la similitud con cosenos, el documento D3 tiene un score de 1, siendo este idéntico a la </w:t>
-      </w:r>
-      <w:proofErr w:type="spellStart"/>
-      <w:r>
-        <w:rPr>
-          <w:sz w:val="24"/>
-          <w:szCs w:val="24"/>
-          <w:lang w:val="es-AR"/>
-        </w:rPr>
-        <w:t>Query</w:t>
-      </w:r>
-      <w:proofErr w:type="spellEnd"/>
-      <w:r>
-        <w:rPr>
-          <w:sz w:val="24"/>
-          <w:szCs w:val="24"/>
-          <w:lang w:val="es-AR"/>
-        </w:rPr>
-        <w:t xml:space="preserve">. </w:t>
-      </w:r>
-    </w:p>
-    <w:p>
-      <w:pPr>
-        <w:rPr>
-          <w:sz w:val="24"/>
-          <w:szCs w:val="24"/>
-          <w:lang w:val="es-AR"/>
-        </w:rPr>
-      </w:pPr>
-    </w:p>
-    <w:p>
-      <w:pPr>
-        <w:rPr>
-          <w:sz w:val="24"/>
-          <w:szCs w:val="24"/>
-          <w:lang w:val="es-AR"/>
-        </w:rPr>
-      </w:pPr>
-      <w:r>
-        <w:rPr>
-          <w:sz w:val="24"/>
-          <w:szCs w:val="24"/>
-          <w:lang w:val="es-AR"/>
-        </w:rPr>
-        <w:t xml:space="preserve">Ambas similitudes dieron documentos con </w:t>
-      </w:r>
-      <w:proofErr w:type="spellStart"/>
-      <w:r>
-        <w:rPr>
-          <w:sz w:val="24"/>
-          <w:szCs w:val="24"/>
-          <w:lang w:val="es-AR"/>
-        </w:rPr>
-        <w:t>mas</w:t>
-      </w:r>
-      <w:proofErr w:type="spellEnd"/>
-      <w:r>
-        <w:rPr>
-          <w:sz w:val="24"/>
-          <w:szCs w:val="24"/>
-          <w:lang w:val="es-AR"/>
-        </w:rPr>
-        <w:t xml:space="preserve"> score distintos, ya que el producto escalar favoreció al documento que tiene los términos con </w:t>
+        <w:t xml:space="preserve">A través de la similitud con cosenos, el documento D3 tiene un score de 1, siendo este idéntico a la Query. </w:t>
+      </w:r>
+    </w:p>
+    <w:p>
+      <w:pPr>
+        <w:rPr>
+          <w:sz w:val="24"/>
+          <w:szCs w:val="24"/>
+          <w:lang w:val="es-AR"/>
+        </w:rPr>
+      </w:pPr>
+    </w:p>
+    <w:p>
+      <w:pPr>
+        <w:rPr>
+          <w:sz w:val="24"/>
+          <w:szCs w:val="24"/>
+          <w:lang w:val="es-AR"/>
+        </w:rPr>
+      </w:pPr>
+      <w:r>
+        <w:rPr>
+          <w:sz w:val="24"/>
+          <w:szCs w:val="24"/>
+          <w:lang w:val="es-AR"/>
+        </w:rPr>
+        <w:t xml:space="preserve">Ambas similitudes dieron documentos con mas score distintos, ya que el producto escalar favoreció al documento que tiene los términos con </w:t>
       </w:r>
       <w:r>
         <w:rPr>
@@ -9119,43 +8670,7 @@
           <w:szCs w:val="24"/>
           <w:lang w:val="es-AR"/>
         </w:rPr>
-        <w:t xml:space="preserve"> </w:t>
-      </w:r>
-      <w:proofErr w:type="spellStart"/>
-      <w:r>
-        <w:rPr>
-          <w:sz w:val="24"/>
-          <w:szCs w:val="24"/>
-          <w:lang w:val="es-AR"/>
-        </w:rPr>
-        <w:t>Terminos</w:t>
-      </w:r>
-      <w:proofErr w:type="spellEnd"/>
-      <w:r>
-        <w:rPr>
-          <w:sz w:val="24"/>
-          <w:szCs w:val="24"/>
-          <w:lang w:val="es-AR"/>
-        </w:rPr>
-        <w:t xml:space="preserve">: </w:t>
-      </w:r>
-      <w:proofErr w:type="spellStart"/>
-      <w:r>
-        <w:rPr>
-          <w:sz w:val="24"/>
-          <w:szCs w:val="24"/>
-          <w:lang w:val="es-AR"/>
-        </w:rPr>
-        <w:t>Produccion</w:t>
-      </w:r>
-      <w:proofErr w:type="spellEnd"/>
-      <w:r>
-        <w:rPr>
-          <w:sz w:val="24"/>
-          <w:szCs w:val="24"/>
-          <w:lang w:val="es-AR"/>
-        </w:rPr>
-        <w:t xml:space="preserve"> – Cultura - Libre</w:t>
+        <w:t xml:space="preserve"> Terminos: Produccion – Cultura - Libre</w:t>
       </w:r>
     </w:p>
     <w:p>
@@ -10018,7 +9533,6 @@
                 <w:lang w:val="es-AR"/>
               </w:rPr>
             </w:pPr>
-            <w:proofErr w:type="spellStart"/>
             <w:r>
               <w:rPr>
                 <w:rFonts w:eastAsia="Times New Roman"/>
@@ -10029,7 +9543,6 @@
               </w:rPr>
               <w:t>produccion</w:t>
             </w:r>
-            <w:proofErr w:type="spellEnd"/>
           </w:p>
         </w:tc>
         <w:tc>
@@ -10279,7 +9792,6 @@
           <w:lang w:val="es-AR"/>
         </w:rPr>
       </w:pPr>
-      <w:proofErr w:type="spellStart"/>
       <w:r>
         <w:rPr>
           <w:b/>
@@ -10290,32 +9802,13 @@
         </w:rPr>
         <w:t>Query</w:t>
       </w:r>
-      <w:proofErr w:type="spellEnd"/>
-      <w:r>
-        <w:rPr>
-          <w:sz w:val="24"/>
-          <w:szCs w:val="24"/>
-          <w:lang w:val="es-AR"/>
-        </w:rPr>
-        <w:t xml:space="preserve">: </w:t>
-      </w:r>
-      <w:proofErr w:type="spellStart"/>
-      <w:r>
-        <w:rPr>
-          <w:sz w:val="24"/>
-          <w:szCs w:val="24"/>
-          <w:lang w:val="es-AR"/>
-        </w:rPr>
-        <w:t>produccion</w:t>
-      </w:r>
-      <w:proofErr w:type="spellEnd"/>
-      <w:r>
-        <w:rPr>
-          <w:sz w:val="24"/>
-          <w:szCs w:val="24"/>
-          <w:lang w:val="es-AR"/>
-        </w:rPr>
-        <w:t xml:space="preserve"> cultura libre</w:t>
+      <w:r>
+        <w:rPr>
+          <w:sz w:val="24"/>
+          <w:szCs w:val="24"/>
+          <w:lang w:val="es-AR"/>
+        </w:rPr>
+        <w:t>: produccion cultura libre</w:t>
       </w:r>
     </w:p>
     <w:p>
@@ -10416,7 +9909,6 @@
                 <w:szCs w:val="24"/>
               </w:rPr>
             </w:pPr>
-            <w:proofErr w:type="spellStart"/>
             <w:r>
               <w:rPr>
                 <w:sz w:val="24"/>
@@ -10424,7 +9916,6 @@
               </w:rPr>
               <w:t>doc</w:t>
             </w:r>
-            <w:proofErr w:type="spellEnd"/>
           </w:p>
         </w:tc>
         <w:tc>
@@ -10967,7 +10458,6 @@
                 <w:szCs w:val="24"/>
               </w:rPr>
             </w:pPr>
-            <w:proofErr w:type="spellStart"/>
             <w:r>
               <w:rPr>
                 <w:sz w:val="24"/>
@@ -10975,7 +10465,6 @@
               </w:rPr>
               <w:t>doc</w:t>
             </w:r>
-            <w:proofErr w:type="spellEnd"/>
           </w:p>
         </w:tc>
         <w:tc>
@@ -11559,43 +11048,7 @@
           <w:szCs w:val="24"/>
           <w:lang w:val="es-AR"/>
         </w:rPr>
-        <w:t xml:space="preserve"> similar a la </w:t>
-      </w:r>
-      <w:proofErr w:type="spellStart"/>
-      <w:r>
-        <w:rPr>
-          <w:sz w:val="24"/>
-          <w:szCs w:val="24"/>
-          <w:lang w:val="es-AR"/>
-        </w:rPr>
-        <w:t>query</w:t>
-      </w:r>
-      <w:proofErr w:type="spellEnd"/>
-      <w:r>
-        <w:rPr>
-          <w:sz w:val="24"/>
-          <w:szCs w:val="24"/>
-          <w:lang w:val="es-AR"/>
-        </w:rPr>
-        <w:t xml:space="preserve"> y este mas balanceado. Por último, D2 tiene todos los términos de la </w:t>
-      </w:r>
-      <w:proofErr w:type="spellStart"/>
-      <w:r>
-        <w:rPr>
-          <w:sz w:val="24"/>
-          <w:szCs w:val="24"/>
-          <w:lang w:val="es-AR"/>
-        </w:rPr>
-        <w:t>query</w:t>
-      </w:r>
-      <w:proofErr w:type="spellEnd"/>
-      <w:r>
-        <w:rPr>
-          <w:sz w:val="24"/>
-          <w:szCs w:val="24"/>
-          <w:lang w:val="es-AR"/>
-        </w:rPr>
-        <w:t xml:space="preserve"> con frecuencia uno, haciendo que sea el que </w:t>
+        <w:t xml:space="preserve"> similar a la query y este mas balanceado. Por último, D2 tiene todos los términos de la query con frecuencia uno, haciendo que sea el que </w:t>
       </w:r>
       <w:r>
         <w:rPr>
@@ -11683,36 +11136,8 @@
           <w:szCs w:val="24"/>
           <w:lang w:val="es-AR"/>
         </w:rPr>
-        <w:t xml:space="preserve"> </w:t>
-      </w:r>
-      <w:proofErr w:type="spellStart"/>
-      <w:r>
-        <w:rPr>
-          <w:sz w:val="24"/>
-          <w:szCs w:val="24"/>
-          <w:lang w:val="es-AR"/>
-        </w:rPr>
-        <w:t>Terminos</w:t>
-      </w:r>
-      <w:proofErr w:type="spellEnd"/>
-      <w:r>
-        <w:rPr>
-          <w:sz w:val="24"/>
-          <w:szCs w:val="24"/>
-          <w:lang w:val="es-AR"/>
-        </w:rPr>
-        <w:t xml:space="preserve">: Fundamental – Libre - </w:t>
-      </w:r>
-      <w:proofErr w:type="spellStart"/>
-      <w:r>
-        <w:rPr>
-          <w:sz w:val="24"/>
-          <w:szCs w:val="24"/>
-          <w:lang w:val="es-AR"/>
-        </w:rPr>
-        <w:t>Pais</w:t>
-      </w:r>
-      <w:proofErr w:type="spellEnd"/>
+        <w:t xml:space="preserve"> Terminos: Fundamental – Libre - Pais</w:t>
+      </w:r>
     </w:p>
     <w:p>
       <w:pPr>
@@ -12576,7 +12001,6 @@
                 <w:lang w:val="es-AR"/>
               </w:rPr>
             </w:pPr>
-            <w:proofErr w:type="spellStart"/>
             <w:r>
               <w:rPr>
                 <w:rFonts w:eastAsia="Times New Roman"/>
@@ -12587,7 +12011,6 @@
               </w:rPr>
               <w:t>pais</w:t>
             </w:r>
-            <w:proofErr w:type="spellEnd"/>
           </w:p>
         </w:tc>
         <w:tc>
@@ -12839,7 +12262,6 @@
           <w:lang w:val="es-AR"/>
         </w:rPr>
       </w:pPr>
-      <w:proofErr w:type="spellStart"/>
       <w:r>
         <w:rPr>
           <w:b/>
@@ -12850,7 +12272,6 @@
         </w:rPr>
         <w:t>Query</w:t>
       </w:r>
-      <w:proofErr w:type="spellEnd"/>
       <w:r>
         <w:rPr>
           <w:sz w:val="24"/>
@@ -12865,18 +12286,8 @@
           <w:szCs w:val="24"/>
           <w:lang w:val="es-AR"/>
         </w:rPr>
-        <w:t xml:space="preserve">fundamental libre </w:t>
-      </w:r>
-      <w:proofErr w:type="spellStart"/>
-      <w:r>
-        <w:rPr>
-          <w:sz w:val="24"/>
-          <w:szCs w:val="24"/>
-          <w:lang w:val="es-AR"/>
-        </w:rPr>
-        <w:t>pais</w:t>
-      </w:r>
-      <w:proofErr w:type="spellEnd"/>
+        <w:t>fundamental libre pais</w:t>
+      </w:r>
     </w:p>
     <w:p>
       <w:pPr>
@@ -12976,7 +12387,6 @@
                 <w:szCs w:val="24"/>
               </w:rPr>
             </w:pPr>
-            <w:proofErr w:type="spellStart"/>
             <w:r>
               <w:rPr>
                 <w:sz w:val="24"/>
@@ -12984,7 +12394,6 @@
               </w:rPr>
               <w:t>doc</w:t>
             </w:r>
-            <w:proofErr w:type="spellEnd"/>
           </w:p>
         </w:tc>
         <w:tc>
@@ -13390,43 +12799,7 @@
           <w:szCs w:val="24"/>
           <w:lang w:val="es-AR"/>
         </w:rPr>
-        <w:t xml:space="preserve">El producto escalar determina como top 1 del ranking a el D4 por tener frecuencia 4 de los </w:t>
-      </w:r>
-      <w:proofErr w:type="spellStart"/>
-      <w:r>
-        <w:rPr>
-          <w:sz w:val="24"/>
-          <w:szCs w:val="24"/>
-          <w:lang w:val="es-AR"/>
-        </w:rPr>
-        <w:t>terminos</w:t>
-      </w:r>
-      <w:proofErr w:type="spellEnd"/>
-      <w:r>
-        <w:rPr>
-          <w:sz w:val="24"/>
-          <w:szCs w:val="24"/>
-          <w:lang w:val="es-AR"/>
-        </w:rPr>
-        <w:t xml:space="preserve"> en la </w:t>
-      </w:r>
-      <w:proofErr w:type="spellStart"/>
-      <w:r>
-        <w:rPr>
-          <w:sz w:val="24"/>
-          <w:szCs w:val="24"/>
-          <w:lang w:val="es-AR"/>
-        </w:rPr>
-        <w:t>query</w:t>
-      </w:r>
-      <w:proofErr w:type="spellEnd"/>
-      <w:r>
-        <w:rPr>
-          <w:sz w:val="24"/>
-          <w:szCs w:val="24"/>
-          <w:lang w:val="es-AR"/>
-        </w:rPr>
-        <w:t>.</w:t>
+        <w:t>El producto escalar determina como top 1 del ranking a el D4 por tener frecuencia 4 de los terminos en la query.</w:t>
       </w:r>
     </w:p>
     <w:p>
@@ -13529,7 +12902,6 @@
                 <w:szCs w:val="24"/>
               </w:rPr>
             </w:pPr>
-            <w:proofErr w:type="spellStart"/>
             <w:r>
               <w:rPr>
                 <w:sz w:val="24"/>
@@ -13537,7 +12909,6 @@
               </w:rPr>
               <w:t>doc</w:t>
             </w:r>
-            <w:proofErr w:type="spellEnd"/>
           </w:p>
         </w:tc>
         <w:tc>
@@ -14045,43 +13416,7 @@
           <w:szCs w:val="24"/>
           <w:lang w:val="es-AR"/>
         </w:rPr>
-        <w:t xml:space="preserve"> presente en la </w:t>
-      </w:r>
-      <w:proofErr w:type="spellStart"/>
-      <w:r>
-        <w:rPr>
-          <w:sz w:val="24"/>
-          <w:szCs w:val="24"/>
-          <w:lang w:val="es-AR"/>
-        </w:rPr>
-        <w:t>query</w:t>
-      </w:r>
-      <w:proofErr w:type="spellEnd"/>
-      <w:r>
-        <w:rPr>
-          <w:sz w:val="24"/>
-          <w:szCs w:val="24"/>
-          <w:lang w:val="es-AR"/>
-        </w:rPr>
-        <w:t xml:space="preserve">, y tiene frecuencia 1. El que mejor score tiene, que es D4 en ambos casos, predomina frente a los demás ya que tiene la presencia de todos los términos en el documento frente a la </w:t>
-      </w:r>
-      <w:proofErr w:type="spellStart"/>
-      <w:r>
-        <w:rPr>
-          <w:sz w:val="24"/>
-          <w:szCs w:val="24"/>
-          <w:lang w:val="es-AR"/>
-        </w:rPr>
-        <w:t>query</w:t>
-      </w:r>
-      <w:proofErr w:type="spellEnd"/>
-      <w:r>
-        <w:rPr>
-          <w:sz w:val="24"/>
-          <w:szCs w:val="24"/>
-          <w:lang w:val="es-AR"/>
-        </w:rPr>
-        <w:t>.</w:t>
+        <w:t xml:space="preserve"> presente en la query, y tiene frecuencia 1. El que mejor score tiene, que es D4 en ambos casos, predomina frente a los demás ya que tiene la presencia de todos los términos en el documento frente a la query.</w:t>
       </w:r>
     </w:p>
     <w:p>
@@ -15339,7 +14674,6 @@
           <w:lang w:val="es-AR"/>
         </w:rPr>
       </w:pPr>
-      <w:proofErr w:type="spellStart"/>
       <w:r>
         <w:rPr>
           <w:b/>
@@ -15350,7 +14684,6 @@
         </w:rPr>
         <w:t>Query</w:t>
       </w:r>
-      <w:proofErr w:type="spellEnd"/>
       <w:r>
         <w:rPr>
           <w:sz w:val="24"/>
@@ -15458,7 +14791,6 @@
                 <w:szCs w:val="24"/>
               </w:rPr>
             </w:pPr>
-            <w:proofErr w:type="spellStart"/>
             <w:r>
               <w:rPr>
                 <w:sz w:val="24"/>
@@ -15466,7 +14798,6 @@
               </w:rPr>
               <w:t>doc</w:t>
             </w:r>
-            <w:proofErr w:type="spellEnd"/>
           </w:p>
         </w:tc>
         <w:tc>
@@ -15876,25 +15207,7 @@
           <w:szCs w:val="24"/>
           <w:lang w:val="es-AR"/>
         </w:rPr>
-        <w:t xml:space="preserve">El producto escalar determina como </w:t>
-      </w:r>
-      <w:proofErr w:type="spellStart"/>
-      <w:r>
-        <w:rPr>
-          <w:sz w:val="24"/>
-          <w:szCs w:val="24"/>
-          <w:lang w:val="es-AR"/>
-        </w:rPr>
-        <w:t>mas</w:t>
-      </w:r>
-      <w:proofErr w:type="spellEnd"/>
-      <w:r>
-        <w:rPr>
-          <w:sz w:val="24"/>
-          <w:szCs w:val="24"/>
-          <w:lang w:val="es-AR"/>
-        </w:rPr>
-        <w:t xml:space="preserve"> relevantes a D4,D5 y D6</w:t>
+        <w:t>El producto escalar determina como mas relevantes a D4,D5 y D6</w:t>
       </w:r>
     </w:p>
     <w:p>
@@ -15997,7 +15310,6 @@
                 <w:szCs w:val="24"/>
               </w:rPr>
             </w:pPr>
-            <w:proofErr w:type="spellStart"/>
             <w:r>
               <w:rPr>
                 <w:sz w:val="24"/>
@@ -16005,7 +15317,6 @@
               </w:rPr>
               <w:t>doc</w:t>
             </w:r>
-            <w:proofErr w:type="spellEnd"/>
           </w:p>
         </w:tc>
         <w:tc>
@@ -16476,25 +15787,7 @@
           <w:szCs w:val="24"/>
           <w:lang w:val="es-AR"/>
         </w:rPr>
-        <w:t xml:space="preserve"> que están en la </w:t>
-      </w:r>
-      <w:proofErr w:type="spellStart"/>
-      <w:r>
-        <w:rPr>
-          <w:sz w:val="24"/>
-          <w:szCs w:val="24"/>
-          <w:lang w:val="es-AR"/>
-        </w:rPr>
-        <w:t>query</w:t>
-      </w:r>
-      <w:proofErr w:type="spellEnd"/>
-      <w:r>
-        <w:rPr>
-          <w:sz w:val="24"/>
-          <w:szCs w:val="24"/>
-          <w:lang w:val="es-AR"/>
-        </w:rPr>
-        <w:t xml:space="preserve"> dentro del documento</w:t>
+        <w:t xml:space="preserve"> que están en la query dentro del documento</w:t>
       </w:r>
       <w:r>
         <w:rPr>
@@ -16526,18 +15819,8 @@
           <w:szCs w:val="24"/>
           <w:lang w:val="es-AR"/>
         </w:rPr>
-        <w:t xml:space="preserve"> similares a la </w:t>
-      </w:r>
-      <w:proofErr w:type="spellStart"/>
-      <w:r>
-        <w:rPr>
-          <w:sz w:val="24"/>
-          <w:szCs w:val="24"/>
-          <w:lang w:val="es-AR"/>
-        </w:rPr>
-        <w:t>query</w:t>
-      </w:r>
-      <w:proofErr w:type="spellEnd"/>
+        <w:t xml:space="preserve"> similares a la query</w:t>
+      </w:r>
       <w:r>
         <w:rPr>
           <w:sz w:val="24"/>
@@ -17395,43 +16678,7 @@
           <w:szCs w:val="24"/>
           <w:lang w:val="en-US"/>
         </w:rPr>
-        <w:t xml:space="preserve"> </w:t>
-      </w:r>
-      <w:proofErr w:type="spellStart"/>
-      <w:r>
-        <w:rPr>
-          <w:sz w:val="24"/>
-          <w:szCs w:val="24"/>
-          <w:lang w:val="en-US"/>
-        </w:rPr>
-        <w:t>Terminos</w:t>
-      </w:r>
-      <w:proofErr w:type="spellEnd"/>
-      <w:r>
-        <w:rPr>
-          <w:sz w:val="24"/>
-          <w:szCs w:val="24"/>
-          <w:lang w:val="en-US"/>
-        </w:rPr>
-        <w:t xml:space="preserve">: Software – </w:t>
-      </w:r>
-      <w:proofErr w:type="spellStart"/>
-      <w:r>
-        <w:rPr>
-          <w:sz w:val="24"/>
-          <w:szCs w:val="24"/>
-          <w:lang w:val="en-US"/>
-        </w:rPr>
-        <w:t>Pais</w:t>
-      </w:r>
-      <w:proofErr w:type="spellEnd"/>
-      <w:r>
-        <w:rPr>
-          <w:sz w:val="24"/>
-          <w:szCs w:val="24"/>
-          <w:lang w:val="en-US"/>
-        </w:rPr>
-        <w:t xml:space="preserve"> – Fundamental</w:t>
+        <w:t xml:space="preserve"> Terminos: Software – Pais – Fundamental</w:t>
       </w:r>
     </w:p>
     <w:p>
@@ -18113,7 +17360,6 @@
                 <w:lang w:val="es-AR"/>
               </w:rPr>
             </w:pPr>
-            <w:proofErr w:type="spellStart"/>
             <w:r>
               <w:rPr>
                 <w:rFonts w:eastAsia="Times New Roman"/>
@@ -18122,7 +17368,6 @@
               </w:rPr>
               <w:t>pais</w:t>
             </w:r>
-            <w:proofErr w:type="spellEnd"/>
           </w:p>
         </w:tc>
         <w:tc>
@@ -18738,25 +17983,7 @@
           <w:szCs w:val="24"/>
           <w:lang w:val="en-US"/>
         </w:rPr>
-        <w:t xml:space="preserve">: software </w:t>
-      </w:r>
-      <w:proofErr w:type="spellStart"/>
-      <w:r>
-        <w:rPr>
-          <w:sz w:val="24"/>
-          <w:szCs w:val="24"/>
-          <w:lang w:val="en-US"/>
-        </w:rPr>
-        <w:t>pais</w:t>
-      </w:r>
-      <w:proofErr w:type="spellEnd"/>
-      <w:r>
-        <w:rPr>
-          <w:sz w:val="24"/>
-          <w:szCs w:val="24"/>
-          <w:lang w:val="en-US"/>
-        </w:rPr>
-        <w:t xml:space="preserve"> fundamental</w:t>
+        <w:t>: software pais fundamental</w:t>
       </w:r>
     </w:p>
     <w:p>
@@ -18778,7 +18005,6 @@
           <w:lang w:val="en-US"/>
         </w:rPr>
       </w:pPr>
-      <w:proofErr w:type="spellStart"/>
       <w:r>
         <w:rPr>
           <w:b/>
@@ -18787,40 +18013,7 @@
           <w:szCs w:val="24"/>
           <w:lang w:val="en-US"/>
         </w:rPr>
-        <w:t>Producto</w:t>
-      </w:r>
-      <w:proofErr w:type="spellEnd"/>
-      <w:r>
-        <w:rPr>
-          <w:b/>
-          <w:bCs/>
-          <w:sz w:val="24"/>
-          <w:szCs w:val="24"/>
-          <w:lang w:val="en-US"/>
-        </w:rPr>
-        <w:t xml:space="preserve"> </w:t>
-      </w:r>
-      <w:proofErr w:type="spellStart"/>
-      <w:r>
-        <w:rPr>
-          <w:b/>
-          <w:bCs/>
-          <w:sz w:val="24"/>
-          <w:szCs w:val="24"/>
-          <w:lang w:val="en-US"/>
-        </w:rPr>
-        <w:t>escalar</w:t>
-      </w:r>
-      <w:proofErr w:type="spellEnd"/>
-      <w:r>
-        <w:rPr>
-          <w:b/>
-          <w:bCs/>
-          <w:sz w:val="24"/>
-          <w:szCs w:val="24"/>
-          <w:lang w:val="en-US"/>
-        </w:rPr>
-        <w:t>:</w:t>
+        <w:t>Producto escalar:</w:t>
       </w:r>
     </w:p>
     <w:p>
@@ -18891,7 +18084,6 @@
                 <w:szCs w:val="24"/>
               </w:rPr>
             </w:pPr>
-            <w:proofErr w:type="spellStart"/>
             <w:r>
               <w:rPr>
                 <w:sz w:val="24"/>
@@ -18899,7 +18091,6 @@
               </w:rPr>
               <w:t>doc</w:t>
             </w:r>
-            <w:proofErr w:type="spellEnd"/>
           </w:p>
         </w:tc>
         <w:tc>
@@ -19506,7 +18697,6 @@
                 <w:szCs w:val="24"/>
               </w:rPr>
             </w:pPr>
-            <w:proofErr w:type="spellStart"/>
             <w:r>
               <w:rPr>
                 <w:sz w:val="24"/>
@@ -19514,7 +18704,6 @@
               </w:rPr>
               <w:t>doc</w:t>
             </w:r>
-            <w:proofErr w:type="spellEnd"/>
           </w:p>
         </w:tc>
         <w:tc>
@@ -19982,25 +19171,7 @@
           <w:szCs w:val="24"/>
           <w:lang w:val="es-AR"/>
         </w:rPr>
-        <w:t xml:space="preserve"> alto, siendo lo más símil a la </w:t>
-      </w:r>
-      <w:proofErr w:type="spellStart"/>
-      <w:r>
-        <w:rPr>
-          <w:sz w:val="24"/>
-          <w:szCs w:val="24"/>
-          <w:lang w:val="es-AR"/>
-        </w:rPr>
-        <w:t>Query</w:t>
-      </w:r>
-      <w:proofErr w:type="spellEnd"/>
-      <w:r>
-        <w:rPr>
-          <w:sz w:val="24"/>
-          <w:szCs w:val="24"/>
-          <w:lang w:val="es-AR"/>
-        </w:rPr>
-        <w:t xml:space="preserve"> posible. Le sigue D4, donde el producto escalar había identifico como de mayor similitud.</w:t>
+        <w:t xml:space="preserve"> alto, siendo lo más símil a la Query posible. Le sigue D4, donde el producto escalar había identifico como de mayor similitud.</w:t>
       </w:r>
     </w:p>
     <w:p>
@@ -20128,43 +19299,7 @@
           <w:szCs w:val="24"/>
           <w:lang w:val="es-AR"/>
         </w:rPr>
-        <w:t xml:space="preserve"> </w:t>
-      </w:r>
-      <w:proofErr w:type="spellStart"/>
-      <w:r>
-        <w:rPr>
-          <w:sz w:val="24"/>
-          <w:szCs w:val="24"/>
-          <w:lang w:val="es-AR"/>
-        </w:rPr>
-        <w:t>Terminos</w:t>
-      </w:r>
-      <w:proofErr w:type="spellEnd"/>
-      <w:r>
-        <w:rPr>
-          <w:sz w:val="24"/>
-          <w:szCs w:val="24"/>
-          <w:lang w:val="es-AR"/>
-        </w:rPr>
-        <w:t xml:space="preserve">: </w:t>
-      </w:r>
-      <w:proofErr w:type="spellStart"/>
-      <w:r>
-        <w:rPr>
-          <w:sz w:val="24"/>
-          <w:szCs w:val="24"/>
-          <w:lang w:val="es-AR"/>
-        </w:rPr>
-        <w:t>Produccion</w:t>
-      </w:r>
-      <w:proofErr w:type="spellEnd"/>
-      <w:r>
-        <w:rPr>
-          <w:sz w:val="24"/>
-          <w:szCs w:val="24"/>
-          <w:lang w:val="es-AR"/>
-        </w:rPr>
-        <w:t xml:space="preserve"> – Cultura </w:t>
+        <w:t xml:space="preserve"> Terminos: Produccion – Cultura </w:t>
       </w:r>
       <w:r>
         <w:rPr>
@@ -21222,7 +20357,6 @@
                 <w:lang w:val="es-AR"/>
               </w:rPr>
             </w:pPr>
-            <w:proofErr w:type="spellStart"/>
             <w:r>
               <w:rPr>
                 <w:rFonts w:eastAsia="Times New Roman"/>
@@ -21231,7 +20365,6 @@
               </w:rPr>
               <w:t>produccion</w:t>
             </w:r>
-            <w:proofErr w:type="spellEnd"/>
           </w:p>
         </w:tc>
         <w:tc>
@@ -21629,7 +20762,6 @@
           <w:lang w:val="es-AR"/>
         </w:rPr>
       </w:pPr>
-      <w:proofErr w:type="spellStart"/>
       <w:r>
         <w:rPr>
           <w:b/>
@@ -21640,32 +20772,13 @@
         </w:rPr>
         <w:t>Query</w:t>
       </w:r>
-      <w:proofErr w:type="spellEnd"/>
-      <w:r>
-        <w:rPr>
-          <w:sz w:val="24"/>
-          <w:szCs w:val="24"/>
-          <w:lang w:val="es-AR"/>
-        </w:rPr>
-        <w:t xml:space="preserve">: </w:t>
-      </w:r>
-      <w:proofErr w:type="spellStart"/>
-      <w:r>
-        <w:rPr>
-          <w:sz w:val="24"/>
-          <w:szCs w:val="24"/>
-          <w:lang w:val="es-AR"/>
-        </w:rPr>
-        <w:t>produccion</w:t>
-      </w:r>
-      <w:proofErr w:type="spellEnd"/>
-      <w:r>
-        <w:rPr>
-          <w:sz w:val="24"/>
-          <w:szCs w:val="24"/>
-          <w:lang w:val="es-AR"/>
-        </w:rPr>
-        <w:t xml:space="preserve"> cultura libre</w:t>
+      <w:r>
+        <w:rPr>
+          <w:sz w:val="24"/>
+          <w:szCs w:val="24"/>
+          <w:lang w:val="es-AR"/>
+        </w:rPr>
+        <w:t>: produccion cultura libre</w:t>
       </w:r>
     </w:p>
     <w:p>
@@ -21766,7 +20879,6 @@
                 <w:szCs w:val="24"/>
               </w:rPr>
             </w:pPr>
-            <w:proofErr w:type="spellStart"/>
             <w:r>
               <w:rPr>
                 <w:sz w:val="24"/>
@@ -21774,7 +20886,6 @@
               </w:rPr>
               <w:t>doc</w:t>
             </w:r>
-            <w:proofErr w:type="spellEnd"/>
           </w:p>
         </w:tc>
         <w:tc>
@@ -22226,25 +21337,7 @@
           <w:szCs w:val="24"/>
           <w:lang w:val="es-AR"/>
         </w:rPr>
-        <w:t xml:space="preserve">El producto escalar determina con mayor </w:t>
-      </w:r>
-      <w:proofErr w:type="spellStart"/>
-      <w:r>
-        <w:rPr>
-          <w:sz w:val="24"/>
-          <w:szCs w:val="24"/>
-          <w:lang w:val="es-AR"/>
-        </w:rPr>
-        <w:t>scoring</w:t>
-      </w:r>
-      <w:proofErr w:type="spellEnd"/>
-      <w:r>
-        <w:rPr>
-          <w:sz w:val="24"/>
-          <w:szCs w:val="24"/>
-          <w:lang w:val="es-AR"/>
-        </w:rPr>
-        <w:t xml:space="preserve"> a D2 por contener todos los </w:t>
+        <w:t xml:space="preserve">El producto escalar determina con mayor scoring a D2 por contener todos los </w:t>
       </w:r>
       <w:r>
         <w:rPr>
@@ -22379,7 +21472,6 @@
                 <w:szCs w:val="24"/>
               </w:rPr>
             </w:pPr>
-            <w:proofErr w:type="spellStart"/>
             <w:r>
               <w:rPr>
                 <w:sz w:val="24"/>
@@ -22387,7 +21479,6 @@
               </w:rPr>
               <w:t>doc</w:t>
             </w:r>
-            <w:proofErr w:type="spellEnd"/>
           </w:p>
         </w:tc>
         <w:tc>
@@ -22817,43 +21908,7 @@
           <w:szCs w:val="24"/>
           <w:lang w:val="es-AR"/>
         </w:rPr>
-        <w:t xml:space="preserve">La similitud por coseno, al igual que el producto escalar, determina que D2 es el documento con mejor score, exacto a la </w:t>
-      </w:r>
-      <w:proofErr w:type="spellStart"/>
-      <w:r>
-        <w:rPr>
-          <w:sz w:val="24"/>
-          <w:szCs w:val="24"/>
-          <w:lang w:val="es-AR"/>
-        </w:rPr>
-        <w:t>query</w:t>
-      </w:r>
-      <w:proofErr w:type="spellEnd"/>
-      <w:r>
-        <w:rPr>
-          <w:sz w:val="24"/>
-          <w:szCs w:val="24"/>
-          <w:lang w:val="es-AR"/>
-        </w:rPr>
-        <w:t xml:space="preserve">. Este sobresale de los demás por tener presente los 3 términos de la </w:t>
-      </w:r>
-      <w:proofErr w:type="spellStart"/>
-      <w:r>
-        <w:rPr>
-          <w:sz w:val="24"/>
-          <w:szCs w:val="24"/>
-          <w:lang w:val="es-AR"/>
-        </w:rPr>
-        <w:t>query</w:t>
-      </w:r>
-      <w:proofErr w:type="spellEnd"/>
-      <w:r>
-        <w:rPr>
-          <w:sz w:val="24"/>
-          <w:szCs w:val="24"/>
-          <w:lang w:val="es-AR"/>
-        </w:rPr>
-        <w:t>.</w:t>
+        <w:t>La similitud por coseno, al igual que el producto escalar, determina que D2 es el documento con mejor score, exacto a la query. Este sobresale de los demás por tener presente los 3 términos de la query.</w:t>
       </w:r>
     </w:p>
     <w:p>
@@ -22924,25 +21979,7 @@
           <w:szCs w:val="24"/>
           <w:lang w:val="es-AR"/>
         </w:rPr>
-        <w:t xml:space="preserve"> </w:t>
-      </w:r>
-      <w:proofErr w:type="spellStart"/>
-      <w:r>
-        <w:rPr>
-          <w:sz w:val="24"/>
-          <w:szCs w:val="24"/>
-          <w:lang w:val="es-AR"/>
-        </w:rPr>
-        <w:t>Terminos</w:t>
-      </w:r>
-      <w:proofErr w:type="spellEnd"/>
-      <w:r>
-        <w:rPr>
-          <w:sz w:val="24"/>
-          <w:szCs w:val="24"/>
-          <w:lang w:val="es-AR"/>
-        </w:rPr>
-        <w:t xml:space="preserve">: Fundamental – Libre </w:t>
+        <w:t xml:space="preserve"> Terminos: Fundamental – Libre </w:t>
       </w:r>
       <w:r>
         <w:rPr>
@@ -22958,18 +21995,8 @@
           <w:szCs w:val="24"/>
           <w:lang w:val="es-AR"/>
         </w:rPr>
-        <w:t xml:space="preserve"> </w:t>
-      </w:r>
-      <w:proofErr w:type="spellStart"/>
-      <w:r>
-        <w:rPr>
-          <w:sz w:val="24"/>
-          <w:szCs w:val="24"/>
-          <w:lang w:val="es-AR"/>
-        </w:rPr>
-        <w:t>Pais</w:t>
-      </w:r>
-      <w:proofErr w:type="spellEnd"/>
+        <w:t xml:space="preserve"> Pais</w:t>
+      </w:r>
     </w:p>
     <w:p>
       <w:pPr>
@@ -24010,7 +23037,6 @@
                 <w:lang w:val="es-AR"/>
               </w:rPr>
             </w:pPr>
-            <w:proofErr w:type="spellStart"/>
             <w:r>
               <w:rPr>
                 <w:rFonts w:eastAsia="Times New Roman"/>
@@ -24019,7 +23045,6 @@
               </w:rPr>
               <w:t>pais</w:t>
             </w:r>
-            <w:proofErr w:type="spellEnd"/>
           </w:p>
         </w:tc>
         <w:tc>
@@ -24369,7 +23394,6 @@
           <w:lang w:val="es-AR"/>
         </w:rPr>
       </w:pPr>
-      <w:proofErr w:type="spellStart"/>
       <w:r>
         <w:rPr>
           <w:b/>
@@ -24380,25 +23404,14 @@
         </w:rPr>
         <w:t>Query</w:t>
       </w:r>
-      <w:proofErr w:type="spellEnd"/>
-      <w:r>
-        <w:rPr>
-          <w:sz w:val="24"/>
-          <w:szCs w:val="24"/>
-          <w:lang w:val="es-AR"/>
-        </w:rPr>
-        <w:t xml:space="preserve">: fundamental libre </w:t>
-      </w:r>
-      <w:proofErr w:type="spellStart"/>
-      <w:r>
-        <w:rPr>
-          <w:sz w:val="24"/>
-          <w:szCs w:val="24"/>
-          <w:lang w:val="es-AR"/>
-        </w:rPr>
-        <w:t>pais</w:t>
-      </w:r>
-      <w:proofErr w:type="spellEnd"/>
+      <w:r>
+        <w:rPr>
+          <w:sz w:val="24"/>
+          <w:szCs w:val="24"/>
+          <w:lang w:val="es-AR"/>
+        </w:rPr>
+        <w:t>: fundamental libre pais</w:t>
+      </w:r>
     </w:p>
     <w:p>
       <w:pPr>
@@ -24498,7 +23511,6 @@
                 <w:szCs w:val="24"/>
               </w:rPr>
             </w:pPr>
-            <w:proofErr w:type="spellStart"/>
             <w:r>
               <w:rPr>
                 <w:sz w:val="24"/>
@@ -24506,7 +23518,6 @@
               </w:rPr>
               <w:t>doc</w:t>
             </w:r>
-            <w:proofErr w:type="spellEnd"/>
           </w:p>
         </w:tc>
         <w:tc>
@@ -25053,7 +24064,6 @@
                 <w:szCs w:val="24"/>
               </w:rPr>
             </w:pPr>
-            <w:proofErr w:type="spellStart"/>
             <w:r>
               <w:rPr>
                 <w:sz w:val="24"/>
@@ -25061,7 +24071,6 @@
               </w:rPr>
               <w:t>doc</w:t>
             </w:r>
-            <w:proofErr w:type="spellEnd"/>
           </w:p>
         </w:tc>
         <w:tc>
@@ -25513,25 +24522,7 @@
           <w:szCs w:val="24"/>
           <w:lang w:val="es-AR"/>
         </w:rPr>
-        <w:t xml:space="preserve">, haciendo que este mas alineado a la </w:t>
-      </w:r>
-      <w:proofErr w:type="spellStart"/>
-      <w:r>
-        <w:rPr>
-          <w:sz w:val="24"/>
-          <w:szCs w:val="24"/>
-          <w:lang w:val="es-AR"/>
-        </w:rPr>
-        <w:t>query</w:t>
-      </w:r>
-      <w:proofErr w:type="spellEnd"/>
-      <w:r>
-        <w:rPr>
-          <w:sz w:val="24"/>
-          <w:szCs w:val="24"/>
-          <w:lang w:val="es-AR"/>
-        </w:rPr>
-        <w:t xml:space="preserve">. De igual manera, </w:t>
+        <w:t xml:space="preserve">, haciendo que este mas alineado a la query. De igual manera, </w:t>
       </w:r>
       <w:r>
         <w:rPr>
@@ -25604,25 +24595,7 @@
           <w:szCs w:val="24"/>
           <w:lang w:val="es-AR"/>
         </w:rPr>
-        <w:t xml:space="preserve"> importantes en la </w:t>
-      </w:r>
-      <w:proofErr w:type="spellStart"/>
-      <w:r>
-        <w:rPr>
-          <w:sz w:val="24"/>
-          <w:szCs w:val="24"/>
-          <w:lang w:val="es-AR"/>
-        </w:rPr>
-        <w:t>query</w:t>
-      </w:r>
-      <w:proofErr w:type="spellEnd"/>
-      <w:r>
-        <w:rPr>
-          <w:sz w:val="24"/>
-          <w:szCs w:val="24"/>
-          <w:lang w:val="es-AR"/>
-        </w:rPr>
-        <w:t>, que es “fundamental”</w:t>
+        <w:t xml:space="preserve"> importantes en la query, que es “fundamental”</w:t>
       </w:r>
       <w:r>
         <w:rPr>
@@ -27111,25 +26084,7 @@
           <w:szCs w:val="24"/>
           <w:lang w:val="es-AR"/>
         </w:rPr>
-        <w:t xml:space="preserve">Puede verse como la presencia de “accesible” y “vital” en el documento va a ser determinante para el </w:t>
-      </w:r>
-      <w:proofErr w:type="spellStart"/>
-      <w:r>
-        <w:rPr>
-          <w:sz w:val="24"/>
-          <w:szCs w:val="24"/>
-          <w:lang w:val="es-AR"/>
-        </w:rPr>
-        <w:t>scoring</w:t>
-      </w:r>
-      <w:proofErr w:type="spellEnd"/>
-      <w:r>
-        <w:rPr>
-          <w:sz w:val="24"/>
-          <w:szCs w:val="24"/>
-          <w:lang w:val="es-AR"/>
-        </w:rPr>
-        <w:t xml:space="preserve">, ya que son los términos </w:t>
+        <w:t xml:space="preserve">Puede verse como la presencia de “accesible” y “vital” en el documento va a ser determinante para el scoring, ya que son los términos </w:t>
       </w:r>
       <w:r>
         <w:rPr>
@@ -27165,7 +26120,6 @@
           <w:lang w:val="es-AR"/>
         </w:rPr>
       </w:pPr>
-      <w:proofErr w:type="spellStart"/>
       <w:r>
         <w:rPr>
           <w:b/>
@@ -27176,7 +26130,6 @@
         </w:rPr>
         <w:t>Query</w:t>
       </w:r>
-      <w:proofErr w:type="spellEnd"/>
       <w:r>
         <w:rPr>
           <w:sz w:val="24"/>
@@ -27284,7 +26237,6 @@
                 <w:szCs w:val="24"/>
               </w:rPr>
             </w:pPr>
-            <w:proofErr w:type="spellStart"/>
             <w:r>
               <w:rPr>
                 <w:sz w:val="24"/>
@@ -27292,7 +26244,6 @@
               </w:rPr>
               <w:t>doc</w:t>
             </w:r>
-            <w:proofErr w:type="spellEnd"/>
           </w:p>
         </w:tc>
         <w:tc>
@@ -27862,7 +26813,6 @@
                 <w:szCs w:val="24"/>
               </w:rPr>
             </w:pPr>
-            <w:proofErr w:type="spellStart"/>
             <w:r>
               <w:rPr>
                 <w:sz w:val="24"/>
@@ -27870,7 +26820,6 @@
               </w:rPr>
               <w:t>doc</w:t>
             </w:r>
-            <w:proofErr w:type="spellEnd"/>
           </w:p>
         </w:tc>
         <w:tc>
@@ -28486,25 +27435,7 @@
           <w:szCs w:val="24"/>
         </w:rPr>
         <w:lastRenderedPageBreak/>
-        <w:t xml:space="preserve">Utilizando </w:t>
-      </w:r>
-      <w:proofErr w:type="spellStart"/>
-      <w:r>
-        <w:rPr>
-          <w:color w:val="FABF8F" w:themeColor="accent6" w:themeTint="99"/>
-          <w:sz w:val="24"/>
-          <w:szCs w:val="24"/>
-        </w:rPr>
-        <w:t>pyTerrier</w:t>
-      </w:r>
-      <w:proofErr w:type="spellEnd"/>
-      <w:r>
-        <w:rPr>
-          <w:color w:val="FABF8F" w:themeColor="accent6" w:themeTint="99"/>
-          <w:sz w:val="24"/>
-          <w:szCs w:val="24"/>
-        </w:rPr>
-        <w:t>, indexe la colección Wiki-Small</w:t>
+        <w:t>Utilizando pyTerrier, indexe la colección Wiki-Small</w:t>
       </w:r>
       <w:r>
         <w:rPr>
@@ -28621,17 +27552,8 @@
           <w:sz w:val="24"/>
           <w:szCs w:val="24"/>
         </w:rPr>
-        <w:t xml:space="preserve">Montreal, </w:t>
-      </w:r>
-      <w:proofErr w:type="spellStart"/>
-      <w:r>
-        <w:rPr>
-          <w:sz w:val="24"/>
-          <w:szCs w:val="24"/>
-        </w:rPr>
-        <w:t>Canada</w:t>
-      </w:r>
-      <w:proofErr w:type="spellEnd"/>
+        <w:t>Montreal, Canada</w:t>
+      </w:r>
       <w:r>
         <w:rPr>
           <w:sz w:val="24"/>
@@ -28724,39 +27646,7 @@
           <w:sz w:val="24"/>
           <w:szCs w:val="24"/>
         </w:rPr>
-        <w:t xml:space="preserve"> fueron los </w:t>
-      </w:r>
-      <w:proofErr w:type="spellStart"/>
-      <w:r>
-        <w:rPr>
-          <w:sz w:val="24"/>
-          <w:szCs w:val="24"/>
-        </w:rPr>
-        <w:t>foo</w:t>
-      </w:r>
-      <w:proofErr w:type="spellEnd"/>
-      <w:r>
-        <w:rPr>
-          <w:sz w:val="24"/>
-          <w:szCs w:val="24"/>
-        </w:rPr>
-        <w:t xml:space="preserve"> </w:t>
-      </w:r>
-      <w:proofErr w:type="spellStart"/>
-      <w:r>
-        <w:rPr>
-          <w:sz w:val="24"/>
-          <w:szCs w:val="24"/>
-        </w:rPr>
-        <w:t>fighters</w:t>
-      </w:r>
-      <w:proofErr w:type="spellEnd"/>
-      <w:r>
-        <w:rPr>
-          <w:sz w:val="24"/>
-          <w:szCs w:val="24"/>
-        </w:rPr>
-        <w:t>?</w:t>
+        <w:t xml:space="preserve"> fueron los foo fighters?</w:t>
       </w:r>
     </w:p>
     <w:p>
@@ -28810,23 +27700,13 @@
           <w:lang w:val="en-US"/>
         </w:rPr>
       </w:pPr>
-      <w:proofErr w:type="spellStart"/>
       <w:r>
         <w:rPr>
           <w:sz w:val="24"/>
           <w:szCs w:val="24"/>
           <w:lang w:val="en-US"/>
         </w:rPr>
-        <w:t>canada</w:t>
-      </w:r>
-      <w:proofErr w:type="spellEnd"/>
-      <w:r>
-        <w:rPr>
-          <w:sz w:val="24"/>
-          <w:szCs w:val="24"/>
-          <w:lang w:val="en-US"/>
-        </w:rPr>
-        <w:t xml:space="preserve"> 1838</w:t>
+        <w:t>canada 1838</w:t>
       </w:r>
     </w:p>
     <w:p>
@@ -28864,23 +27744,13 @@
           <w:lang w:val="en-US"/>
         </w:rPr>
       </w:pPr>
-      <w:proofErr w:type="spellStart"/>
       <w:r>
         <w:rPr>
           <w:sz w:val="24"/>
           <w:szCs w:val="24"/>
           <w:lang w:val="en-US"/>
         </w:rPr>
-        <w:t>wikipedia</w:t>
-      </w:r>
-      <w:proofErr w:type="spellEnd"/>
-      <w:r>
-        <w:rPr>
-          <w:sz w:val="24"/>
-          <w:szCs w:val="24"/>
-          <w:lang w:val="en-US"/>
-        </w:rPr>
-        <w:t xml:space="preserve"> languages</w:t>
+        <w:t>wikipedia languages</w:t>
       </w:r>
     </w:p>
     <w:p>
@@ -28917,31 +27787,13 @@
           <w:szCs w:val="24"/>
         </w:rPr>
       </w:pPr>
-      <w:proofErr w:type="spellStart"/>
-      <w:r>
-        <w:rPr>
-          <w:sz w:val="24"/>
-          <w:szCs w:val="24"/>
-        </w:rPr>
-        <w:t>foo</w:t>
-      </w:r>
-      <w:proofErr w:type="spellEnd"/>
-      <w:r>
-        <w:rPr>
-          <w:sz w:val="24"/>
-          <w:szCs w:val="24"/>
-        </w:rPr>
-        <w:t xml:space="preserve"> </w:t>
-      </w:r>
-      <w:proofErr w:type="spellStart"/>
-      <w:r>
-        <w:rPr>
-          <w:sz w:val="24"/>
-          <w:szCs w:val="24"/>
-        </w:rPr>
-        <w:t>fighters</w:t>
-      </w:r>
-      <w:proofErr w:type="spellEnd"/>
+      <w:r>
+        <w:rPr>
+          <w:sz w:val="24"/>
+          <w:szCs w:val="24"/>
+        </w:rPr>
+        <w:t>foo fighters</w:t>
+      </w:r>
     </w:p>
     <w:p>
       <w:pPr>
@@ -28991,23 +27843,7 @@
           <w:sz w:val="24"/>
           <w:szCs w:val="24"/>
         </w:rPr>
-        <w:t xml:space="preserve">En todas las </w:t>
-      </w:r>
-      <w:proofErr w:type="spellStart"/>
-      <w:r>
-        <w:rPr>
-          <w:sz w:val="24"/>
-          <w:szCs w:val="24"/>
-        </w:rPr>
-        <w:t>querys</w:t>
-      </w:r>
-      <w:proofErr w:type="spellEnd"/>
-      <w:r>
-        <w:rPr>
-          <w:sz w:val="24"/>
-          <w:szCs w:val="24"/>
-        </w:rPr>
-        <w:t xml:space="preserve"> (menos la 3), el orden de los documentos es el mismo o casi igual. No </w:t>
+        <w:t xml:space="preserve">En todas las querys (menos la 3), el orden de los documentos es el mismo o casi igual. No </w:t>
       </w:r>
       <w:r>
         <w:rPr>
@@ -29232,6 +28068,7 @@
       </w:pPr>
       <w:r>
         <w:rPr>
+          <w:noProof/>
           <w:sz w:val="24"/>
           <w:szCs w:val="24"/>
         </w:rPr>
@@ -29326,6 +28163,7 @@
       </w:pPr>
       <w:r>
         <w:rPr>
+          <w:noProof/>
           <w:sz w:val="24"/>
           <w:szCs w:val="24"/>
         </w:rPr>
@@ -29538,14 +28376,7 @@
         <w:rPr>
           <w:color w:val="FABF8F" w:themeColor="accent6" w:themeTint="99"/>
         </w:rPr>
-        <w:t>MIR [1]: (1 + log(</w:t>
-      </w:r>
-      <w:proofErr w:type="spellStart"/>
-      <w:r>
-        <w:rPr>
-          <w:color w:val="FABF8F" w:themeColor="accent6" w:themeTint="99"/>
-        </w:rPr>
-        <w:t>freq</w:t>
+        <w:t>MIR [1]: (1 + log(freq</w:t>
       </w:r>
       <w:r>
         <w:rPr>
@@ -29554,7 +28385,6 @@
         </w:rPr>
         <w:t>i,j</w:t>
       </w:r>
-      <w:proofErr w:type="spellEnd"/>
       <w:r>
         <w:rPr>
           <w:color w:val="FABF8F" w:themeColor="accent6" w:themeTint="99"/>
@@ -29609,25 +28439,7 @@
           <w:sz w:val="24"/>
           <w:szCs w:val="24"/>
         </w:rPr>
-        <w:t xml:space="preserve">5.1) Indexe la colección del ejercicio 4 con su software. Ejecute las consultas y compare los resultados con los obtenidos con </w:t>
-      </w:r>
-      <w:proofErr w:type="spellStart"/>
-      <w:r>
-        <w:rPr>
-          <w:color w:val="FABF8F" w:themeColor="accent6" w:themeTint="99"/>
-          <w:sz w:val="24"/>
-          <w:szCs w:val="24"/>
-        </w:rPr>
-        <w:t>pyTerrier</w:t>
-      </w:r>
-      <w:proofErr w:type="spellEnd"/>
-      <w:r>
-        <w:rPr>
-          <w:color w:val="FABF8F" w:themeColor="accent6" w:themeTint="99"/>
-          <w:sz w:val="24"/>
-          <w:szCs w:val="24"/>
-        </w:rPr>
-        <w:t>. ¿Son consistentes?</w:t>
+        <w:t>5.1) Indexe la colección del ejercicio 4 con su software. Ejecute las consultas y compare los resultados con los obtenidos con pyTerrier. ¿Son consistentes?</w:t>
       </w:r>
     </w:p>
     <w:p>
@@ -30998,25 +29810,7 @@
           <w:sz w:val="24"/>
           <w:szCs w:val="24"/>
         </w:rPr>
-        <w:t xml:space="preserve">Los documentos identificados como R son los relevantes, mientras que las </w:t>
-      </w:r>
-      <w:proofErr w:type="spellStart"/>
-      <w:r>
-        <w:rPr>
-          <w:color w:val="FABF8F" w:themeColor="accent6" w:themeTint="99"/>
-          <w:sz w:val="24"/>
-          <w:szCs w:val="24"/>
-        </w:rPr>
-        <w:t>N’s</w:t>
-      </w:r>
-      <w:proofErr w:type="spellEnd"/>
-      <w:r>
-        <w:rPr>
-          <w:color w:val="FABF8F" w:themeColor="accent6" w:themeTint="99"/>
-          <w:sz w:val="24"/>
-          <w:szCs w:val="24"/>
-        </w:rPr>
-        <w:t xml:space="preserve"> corresponden a documentos no relevantes a </w:t>
+        <w:t xml:space="preserve">Los documentos identificados como R son los relevantes, mientras que las N’s corresponden a documentos no relevantes a </w:t>
       </w:r>
       <w:r>
         <w:rPr>
@@ -33413,39 +32207,7 @@
           <w:sz w:val="24"/>
           <w:szCs w:val="24"/>
         </w:rPr>
-        <w:t xml:space="preserve">Como puede verse en el gráfico, se hace visible el </w:t>
-      </w:r>
-      <w:proofErr w:type="spellStart"/>
-      <w:r>
-        <w:rPr>
-          <w:sz w:val="24"/>
-          <w:szCs w:val="24"/>
-        </w:rPr>
-        <w:t>tradeoff</w:t>
-      </w:r>
-      <w:proofErr w:type="spellEnd"/>
-      <w:r>
-        <w:rPr>
-          <w:sz w:val="24"/>
-          <w:szCs w:val="24"/>
-        </w:rPr>
-        <w:t xml:space="preserve"> entre </w:t>
-      </w:r>
-      <w:proofErr w:type="spellStart"/>
-      <w:r>
-        <w:rPr>
-          <w:sz w:val="24"/>
-          <w:szCs w:val="24"/>
-        </w:rPr>
-        <w:t>Recall</w:t>
-      </w:r>
-      <w:proofErr w:type="spellEnd"/>
-      <w:r>
-        <w:rPr>
-          <w:sz w:val="24"/>
-          <w:szCs w:val="24"/>
-        </w:rPr>
-        <w:t xml:space="preserve"> y Precisión donde, a medida que uno sube, el otro baja.</w:t>
+        <w:t>Como puede verse en el gráfico, se hace visible el tradeoff entre Recall y Precisión donde, a medida que uno sube, el otro baja.</w:t>
       </w:r>
     </w:p>
     <w:p>
@@ -33674,70 +32436,35 @@
         </w:rPr>
         <w:t xml:space="preserve">El recall nunca llego al 50%. </w:t>
       </w:r>
-    </w:p>
-    <w:p>
-      <w:pPr>
-        <w:rPr>
-          <w:sz w:val="24"/>
-          <w:szCs w:val="24"/>
-        </w:rPr>
-      </w:pPr>
-      <w:r>
-        <w:rPr>
-          <w:sz w:val="24"/>
-          <w:szCs w:val="24"/>
-        </w:rPr>
-        <w:t xml:space="preserve">Sería necesaria tener un relevante </w:t>
-      </w:r>
-      <w:r>
-        <w:rPr>
-          <w:sz w:val="24"/>
-          <w:szCs w:val="24"/>
-        </w:rPr>
-        <w:t>más</w:t>
-      </w:r>
-      <w:r>
-        <w:rPr>
-          <w:sz w:val="24"/>
-          <w:szCs w:val="24"/>
-        </w:rPr>
-        <w:t xml:space="preserve"> para tener </w:t>
-      </w:r>
-      <w:r>
-        <w:rPr>
-          <w:sz w:val="24"/>
-          <w:szCs w:val="24"/>
-        </w:rPr>
-        <w:t>5</w:t>
-      </w:r>
-      <w:r>
-        <w:rPr>
-          <w:sz w:val="24"/>
-          <w:szCs w:val="24"/>
-        </w:rPr>
-        <w:t>4% de Recall</w:t>
-      </w:r>
-      <w:r>
-        <w:rPr>
-          <w:sz w:val="24"/>
-          <w:szCs w:val="24"/>
-        </w:rPr>
-        <w:t>, o modificando el orden del ranking puede llegarse a ese valor.</w:t>
-      </w:r>
-    </w:p>
-    <w:p>
-      <w:pPr>
-        <w:rPr>
-          <w:sz w:val="24"/>
-          <w:szCs w:val="24"/>
-        </w:rPr>
-      </w:pPr>
-      <w:r>
-        <w:rPr>
-          <w:sz w:val="24"/>
-          <w:szCs w:val="24"/>
-        </w:rPr>
-        <w:t>Esto nos da una idea de que la cobertura de todos los documentos relevantes capturados por el sistema no es muy buena. Est</w:t>
+      <w:r>
+        <w:rPr>
+          <w:sz w:val="24"/>
+          <w:szCs w:val="24"/>
+        </w:rPr>
+        <w:t xml:space="preserve">Esto nos da una idea de que la cobertura de todos los documentos relevantes capturados por el sistema no es muy buena. </w:t>
+      </w:r>
+    </w:p>
+    <w:p>
+      <w:pPr>
+        <w:rPr>
+          <w:sz w:val="24"/>
+          <w:szCs w:val="24"/>
+        </w:rPr>
+      </w:pPr>
+    </w:p>
+    <w:p>
+      <w:pPr>
+        <w:rPr>
+          <w:sz w:val="24"/>
+          <w:szCs w:val="24"/>
+        </w:rPr>
+      </w:pPr>
+      <w:r>
+        <w:rPr>
+          <w:sz w:val="24"/>
+          <w:szCs w:val="24"/>
+        </w:rPr>
+        <w:t>Est</w:t>
       </w:r>
       <w:r>
         <w:rPr>
@@ -33751,7 +32478,49 @@
           <w:sz w:val="24"/>
           <w:szCs w:val="24"/>
         </w:rPr>
-        <w:t xml:space="preserve"> puede solucionarse con los 6 documentos relevantes que el sistema no recupero. </w:t>
+        <w:t xml:space="preserve"> puede solucionarse con los 6 documentos relevantes que el sistema no recupero.</w:t>
+      </w:r>
+      <w:r>
+        <w:rPr>
+          <w:sz w:val="24"/>
+          <w:szCs w:val="24"/>
+        </w:rPr>
+        <w:t xml:space="preserve"> Con recuperar un relevante</w:t>
+      </w:r>
+      <w:r>
+        <w:rPr>
+          <w:sz w:val="24"/>
+          <w:szCs w:val="24"/>
+        </w:rPr>
+        <w:t xml:space="preserve"> más </w:t>
+      </w:r>
+      <w:r>
+        <w:rPr>
+          <w:sz w:val="24"/>
+          <w:szCs w:val="24"/>
+        </w:rPr>
+        <w:t>tenemos un</w:t>
+      </w:r>
+      <w:r>
+        <w:rPr>
+          <w:sz w:val="24"/>
+          <w:szCs w:val="24"/>
+        </w:rPr>
+        <w:t xml:space="preserve"> 54% de Recall, o modificando el orden del ranking puede llegarse a </w:t>
+      </w:r>
+      <w:r>
+        <w:rPr>
+          <w:sz w:val="24"/>
+          <w:szCs w:val="24"/>
+        </w:rPr>
+        <w:t>la franja que necesitamos</w:t>
+      </w:r>
+      <w:r>
+        <w:rPr>
+          <w:sz w:val="24"/>
+          <w:szCs w:val="24"/>
+        </w:rPr>
+        <w:t>.</w:t>
       </w:r>
     </w:p>
     <w:p>
@@ -33977,6 +32746,21 @@
           <w:szCs w:val="24"/>
         </w:rPr>
         <w:t>Relevantes en posiciones: 1, 4, 5, 10</w:t>
+      </w:r>
+    </w:p>
+    <w:p>
+      <w:pPr>
+        <w:rPr>
+          <w:sz w:val="24"/>
+          <w:szCs w:val="24"/>
+        </w:rPr>
+      </w:pPr>
+      <w:r>
+        <w:rPr>
+          <w:sz w:val="24"/>
+          <w:szCs w:val="24"/>
+        </w:rPr>
+        <w:t>En todos los casos, el grado de relevancia es 1.</w:t>
       </w:r>
     </w:p>
     <w:p>
@@ -34248,6 +33032,16 @@
     <w:p>
       <w:pPr>
         <w:rPr>
+          <w:b/>
+          <w:bCs/>
+          <w:sz w:val="24"/>
+          <w:szCs w:val="24"/>
+        </w:rPr>
+      </w:pPr>
+    </w:p>
+    <w:p>
+      <w:pPr>
+        <w:rPr>
           <w:sz w:val="24"/>
           <w:szCs w:val="24"/>
         </w:rPr>
@@ -34259,6 +33053,264 @@
         </w:rPr>
         <w:t>El mejor caso, donde los primeros 10 son relevantes.</w:t>
       </w:r>
+    </w:p>
+    <w:p>
+      <w:pPr>
+        <w:rPr>
+          <w:sz w:val="24"/>
+          <w:szCs w:val="24"/>
+        </w:rPr>
+      </w:pPr>
+      <w:r>
+        <w:rPr>
+          <w:sz w:val="24"/>
+          <w:szCs w:val="24"/>
+        </w:rPr>
+        <w:t>Como todos tienen grado de relevancia 1, el cálculo es el siguiente:</w:t>
+      </w:r>
+    </w:p>
+    <w:p>
+      <w:pPr>
+        <w:rPr>
+          <w:sz w:val="24"/>
+          <w:szCs w:val="24"/>
+        </w:rPr>
+      </w:pPr>
+    </w:p>
+    <w:p>
+      <w:pPr>
+        <w:pStyle w:val="Prrafodelista"/>
+        <w:numPr>
+          <w:ilvl w:val="0"/>
+          <w:numId w:val="15"/>
+        </w:numPr>
+        <w:rPr>
+          <w:sz w:val="24"/>
+          <w:szCs w:val="24"/>
+        </w:rPr>
+      </w:pPr>
+      <w:r>
+        <w:rPr>
+          <w:sz w:val="24"/>
+          <w:szCs w:val="24"/>
+        </w:rPr>
+        <w:t xml:space="preserve">i = 1 </w:t>
+      </w:r>
+      <w:r>
+        <w:rPr>
+          <w:sz w:val="24"/>
+          <w:szCs w:val="24"/>
+        </w:rPr>
+        <w:sym w:font="Wingdings" w:char="F0E0"/>
+      </w:r>
+      <w:r>
+        <w:rPr>
+          <w:sz w:val="24"/>
+          <w:szCs w:val="24"/>
+        </w:rPr>
+        <w:t xml:space="preserve"> 1</w:t>
+      </w:r>
+    </w:p>
+    <w:p>
+      <w:pPr>
+        <w:pStyle w:val="Prrafodelista"/>
+        <w:numPr>
+          <w:ilvl w:val="0"/>
+          <w:numId w:val="15"/>
+        </w:numPr>
+        <w:spacing w:before="240"/>
+        <w:rPr>
+          <w:sz w:val="24"/>
+          <w:szCs w:val="24"/>
+        </w:rPr>
+      </w:pPr>
+      <w:r>
+        <w:rPr>
+          <w:sz w:val="24"/>
+          <w:szCs w:val="24"/>
+        </w:rPr>
+        <w:t xml:space="preserve">i = 2 </w:t>
+      </w:r>
+      <w:r>
+        <w:rPr>
+          <w:sz w:val="24"/>
+          <w:szCs w:val="24"/>
+        </w:rPr>
+        <w:sym w:font="Wingdings" w:char="F0E0"/>
+      </w:r>
+      <w:r>
+        <w:rPr>
+          <w:sz w:val="24"/>
+          <w:szCs w:val="24"/>
+        </w:rPr>
+        <w:t xml:space="preserve"> 1/log(2)</w:t>
+      </w:r>
+      <w:r>
+        <w:rPr>
+          <w:sz w:val="24"/>
+          <w:szCs w:val="24"/>
+        </w:rPr>
+        <w:t xml:space="preserve"> = 1</w:t>
+      </w:r>
+    </w:p>
+    <w:p>
+      <w:pPr>
+        <w:pStyle w:val="Prrafodelista"/>
+        <w:numPr>
+          <w:ilvl w:val="0"/>
+          <w:numId w:val="15"/>
+        </w:numPr>
+        <w:rPr>
+          <w:sz w:val="24"/>
+          <w:szCs w:val="24"/>
+        </w:rPr>
+      </w:pPr>
+      <w:r>
+        <w:rPr>
+          <w:sz w:val="24"/>
+          <w:szCs w:val="24"/>
+        </w:rPr>
+        <w:t xml:space="preserve">i = 3 </w:t>
+      </w:r>
+      <w:r>
+        <w:rPr>
+          <w:sz w:val="24"/>
+          <w:szCs w:val="24"/>
+        </w:rPr>
+        <w:sym w:font="Wingdings" w:char="F0E0"/>
+      </w:r>
+      <w:r>
+        <w:rPr>
+          <w:sz w:val="24"/>
+          <w:szCs w:val="24"/>
+        </w:rPr>
+        <w:t xml:space="preserve"> 1/log(3)</w:t>
+      </w:r>
+      <w:r>
+        <w:rPr>
+          <w:sz w:val="24"/>
+          <w:szCs w:val="24"/>
+        </w:rPr>
+        <w:t xml:space="preserve"> = 0,631</w:t>
+      </w:r>
+    </w:p>
+    <w:p>
+      <w:pPr>
+        <w:pStyle w:val="Prrafodelista"/>
+        <w:numPr>
+          <w:ilvl w:val="0"/>
+          <w:numId w:val="15"/>
+        </w:numPr>
+        <w:rPr>
+          <w:sz w:val="24"/>
+          <w:szCs w:val="24"/>
+        </w:rPr>
+      </w:pPr>
+      <w:r>
+        <w:rPr>
+          <w:sz w:val="24"/>
+          <w:szCs w:val="24"/>
+        </w:rPr>
+        <w:t>….</w:t>
+      </w:r>
+    </w:p>
+    <w:p>
+      <w:pPr>
+        <w:pStyle w:val="Prrafodelista"/>
+        <w:numPr>
+          <w:ilvl w:val="0"/>
+          <w:numId w:val="15"/>
+        </w:numPr>
+        <w:rPr>
+          <w:sz w:val="24"/>
+          <w:szCs w:val="24"/>
+        </w:rPr>
+      </w:pPr>
+      <w:r>
+        <w:rPr>
+          <w:sz w:val="24"/>
+          <w:szCs w:val="24"/>
+        </w:rPr>
+        <w:t>i</w:t>
+      </w:r>
+      <w:r>
+        <w:rPr>
+          <w:sz w:val="24"/>
+          <w:szCs w:val="24"/>
+        </w:rPr>
+        <w:t xml:space="preserve"> = 10 </w:t>
+      </w:r>
+      <w:r>
+        <w:rPr>
+          <w:sz w:val="24"/>
+          <w:szCs w:val="24"/>
+        </w:rPr>
+        <w:sym w:font="Wingdings" w:char="F0E0"/>
+      </w:r>
+      <w:r>
+        <w:rPr>
+          <w:sz w:val="24"/>
+          <w:szCs w:val="24"/>
+        </w:rPr>
+        <w:t xml:space="preserve"> 1/log(10)</w:t>
+      </w:r>
+      <w:r>
+        <w:rPr>
+          <w:sz w:val="24"/>
+          <w:szCs w:val="24"/>
+        </w:rPr>
+        <w:t xml:space="preserve"> = 0,301</w:t>
+      </w:r>
+    </w:p>
+    <w:p>
+      <w:pPr>
+        <w:rPr>
+          <w:sz w:val="24"/>
+          <w:szCs w:val="24"/>
+        </w:rPr>
+      </w:pPr>
+    </w:p>
+    <w:p>
+      <w:pPr>
+        <w:rPr>
+          <w:b/>
+          <w:bCs/>
+          <w:sz w:val="24"/>
+          <w:szCs w:val="24"/>
+        </w:rPr>
+      </w:pPr>
+      <w:r>
+        <w:rPr>
+          <w:sz w:val="24"/>
+          <w:szCs w:val="24"/>
+        </w:rPr>
+        <w:t xml:space="preserve">Toda esta sumatoria da como resultado </w:t>
+      </w:r>
+      <w:r>
+        <w:rPr>
+          <w:b/>
+          <w:bCs/>
+          <w:sz w:val="24"/>
+          <w:szCs w:val="24"/>
+        </w:rPr>
+        <w:t>5.254</w:t>
+      </w:r>
+    </w:p>
+    <w:p>
+      <w:pPr>
+        <w:rPr>
+          <w:sz w:val="24"/>
+          <w:szCs w:val="24"/>
+        </w:rPr>
+      </w:pPr>
+    </w:p>
+    <w:p>
+      <w:pPr>
+        <w:rPr>
+          <w:sz w:val="24"/>
+          <w:szCs w:val="24"/>
+        </w:rPr>
+      </w:pPr>
     </w:p>
     <w:p>
       <w:pPr>
@@ -34332,6 +33384,47 @@
     </w:p>
     <w:p>
       <w:pPr>
+        <w:jc w:val="center"/>
+        <w:rPr>
+          <w:sz w:val="24"/>
+          <w:szCs w:val="24"/>
+        </w:rPr>
+      </w:pPr>
+      <w:r>
+        <w:rPr>
+          <w:sz w:val="24"/>
+          <w:szCs w:val="24"/>
+        </w:rPr>
+        <w:t>(DCG / iDCG) = (2,232/5,254) = 0.425</w:t>
+      </w:r>
+    </w:p>
+    <w:p>
+      <w:pPr>
+        <w:jc w:val="center"/>
+        <w:rPr>
+          <w:sz w:val="24"/>
+          <w:szCs w:val="24"/>
+        </w:rPr>
+      </w:pPr>
+    </w:p>
+    <w:p>
+      <w:pPr>
+        <w:jc w:val="both"/>
+        <w:rPr>
+          <w:sz w:val="24"/>
+          <w:szCs w:val="24"/>
+        </w:rPr>
+      </w:pPr>
+      <w:r>
+        <w:rPr>
+          <w:sz w:val="24"/>
+          <w:szCs w:val="24"/>
+        </w:rPr>
+        <w:t>Al ser un numero menor que 1, podemos decir que tiene un mal ordenamiento, haciendo que no sea un buen ranking.</w:t>
+      </w:r>
+    </w:p>
+    <w:p>
+      <w:pPr>
         <w:rPr>
           <w:color w:val="FABF8F" w:themeColor="accent6" w:themeTint="99"/>
           <w:sz w:val="24"/>
@@ -34401,25 +33494,7 @@
           <w:szCs w:val="24"/>
           <w:lang w:val="es-AR"/>
         </w:rPr>
-        <w:t xml:space="preserve">n sistema para posicionar el primer resultado relevante lo </w:t>
-      </w:r>
-      <w:proofErr w:type="spellStart"/>
-      <w:r>
-        <w:rPr>
-          <w:sz w:val="24"/>
-          <w:szCs w:val="24"/>
-          <w:lang w:val="es-AR"/>
-        </w:rPr>
-        <w:t>mas</w:t>
-      </w:r>
-      <w:proofErr w:type="spellEnd"/>
-      <w:r>
-        <w:rPr>
-          <w:sz w:val="24"/>
-          <w:szCs w:val="24"/>
-          <w:lang w:val="es-AR"/>
-        </w:rPr>
-        <w:t xml:space="preserve"> alto posible en una lista ordenada. Formula:</w:t>
+        <w:t>n sistema para posicionar el primer resultado relevante lo mas alto posible en una lista ordenada. Formula:</w:t>
       </w:r>
     </w:p>
     <w:p>
@@ -34579,25 +33654,7 @@
           <w:szCs w:val="24"/>
           <w:lang w:val="es-AR"/>
         </w:rPr>
-        <w:t xml:space="preserve"> del primer documento relevante para la i-</w:t>
-      </w:r>
-      <w:proofErr w:type="spellStart"/>
-      <w:r>
-        <w:rPr>
-          <w:sz w:val="24"/>
-          <w:szCs w:val="24"/>
-          <w:lang w:val="es-AR"/>
-        </w:rPr>
-        <w:t>esima</w:t>
-      </w:r>
-      <w:proofErr w:type="spellEnd"/>
-      <w:r>
-        <w:rPr>
-          <w:sz w:val="24"/>
-          <w:szCs w:val="24"/>
-          <w:lang w:val="es-AR"/>
-        </w:rPr>
-        <w:t xml:space="preserve"> consulta.</w:t>
+        <w:t xml:space="preserve"> del primer documento relevante para la i-esima consulta.</w:t>
       </w:r>
     </w:p>
     <w:p>
@@ -34763,7 +33820,6 @@
           <w:szCs w:val="24"/>
           <w:lang w:val="es-AR"/>
         </w:rPr>
-        <w:lastRenderedPageBreak/>
         <w:drawing>
           <wp:inline distT="0" distB="0" distL="0" distR="0" wp14:anchorId="7D81EF03" wp14:editId="68A2AF44">
             <wp:extent cx="3736445" cy="2998382"/>
@@ -34956,6 +34012,7 @@
           <w:sz w:val="24"/>
           <w:szCs w:val="24"/>
         </w:rPr>
+        <w:lastRenderedPageBreak/>
         <w:t>En el grafico sin interpolar, pueden verse los picos cada vez que aparece un documento relevante en el sistema, pero no resultan lo suficiente como para aumentar la precisión del mismo.</w:t>
       </w:r>
     </w:p>
@@ -35010,24 +34067,7 @@
           <w:sz w:val="24"/>
           <w:szCs w:val="24"/>
         </w:rPr>
-        <w:lastRenderedPageBreak/>
-        <w:t xml:space="preserve">Se le solicito a la inteligencia artificial la construcción de las grafica interpolada y no interpolada del sistema a través de un pequeño </w:t>
-      </w:r>
-      <w:proofErr w:type="spellStart"/>
-      <w:r>
-        <w:rPr>
-          <w:sz w:val="24"/>
-          <w:szCs w:val="24"/>
-        </w:rPr>
-        <w:t>labo</w:t>
-      </w:r>
-      <w:proofErr w:type="spellEnd"/>
-      <w:r>
-        <w:rPr>
-          <w:sz w:val="24"/>
-          <w:szCs w:val="24"/>
-        </w:rPr>
-        <w:t xml:space="preserve"> en Python, con el fin de hacer más énfasis en el análisis de las métricas y no en el código que genera el grafico.  </w:t>
+        <w:t xml:space="preserve">Se le solicito a la inteligencia artificial la construcción de las grafica interpolada y no interpolada del sistema a través de un pequeño labo en Python, con el fin de hacer más énfasis en el análisis de las métricas y no en el código que genera el grafico.  </w:t>
       </w:r>
     </w:p>
     <w:p>
@@ -35077,43 +34117,7 @@
           <w:sz w:val="24"/>
           <w:szCs w:val="24"/>
         </w:rPr>
-        <w:t xml:space="preserve">Utilizando la colección de prueba </w:t>
-      </w:r>
-      <w:proofErr w:type="spellStart"/>
-      <w:r>
-        <w:rPr>
-          <w:color w:val="FABF8F" w:themeColor="accent6" w:themeTint="99"/>
-          <w:sz w:val="24"/>
-          <w:szCs w:val="24"/>
-        </w:rPr>
-        <w:t>Vaswani</w:t>
-      </w:r>
-      <w:proofErr w:type="spellEnd"/>
-      <w:r>
-        <w:rPr>
-          <w:color w:val="FABF8F" w:themeColor="accent6" w:themeTint="99"/>
-          <w:sz w:val="24"/>
-          <w:szCs w:val="24"/>
-        </w:rPr>
-        <w:t xml:space="preserve"> y </w:t>
-      </w:r>
-      <w:proofErr w:type="spellStart"/>
-      <w:r>
-        <w:rPr>
-          <w:color w:val="FABF8F" w:themeColor="accent6" w:themeTint="99"/>
-          <w:sz w:val="24"/>
-          <w:szCs w:val="24"/>
-        </w:rPr>
-        <w:t>pyTerrier</w:t>
-      </w:r>
-      <w:proofErr w:type="spellEnd"/>
-      <w:r>
-        <w:rPr>
-          <w:color w:val="FABF8F" w:themeColor="accent6" w:themeTint="99"/>
-          <w:sz w:val="24"/>
-          <w:szCs w:val="24"/>
-        </w:rPr>
-        <w:t xml:space="preserve"> se debe realizar la evaluación del sistema. Para ello, es necesario construir un índice con los documentos de la colección y luego ejecutar las consultas (modelo vectorial con TF/IDF), las cuales deben armar a partir de los términos que considere de las necesidades de información (puede eliminar las palabras vacías). Los resultados deben ser comparados contra los juicios de relevancia de la colección. Realizar el análisis en dos ámbitos:</w:t>
+        <w:t>Utilizando la colección de prueba Vaswani y pyTerrier se debe realizar la evaluación del sistema. Para ello, es necesario construir un índice con los documentos de la colección y luego ejecutar las consultas (modelo vectorial con TF/IDF), las cuales deben armar a partir de los términos que considere de las necesidades de información (puede eliminar las palabras vacías). Los resultados deben ser comparados contra los juicios de relevancia de la colección. Realizar el análisis en dos ámbitos:</w:t>
       </w:r>
     </w:p>
     <w:p>
@@ -35405,15 +34409,7 @@
         </w:rPr>
       </w:pPr>
       <w:r>
-        <w:t xml:space="preserve">[1] Ricardo Baeza-Yates and </w:t>
-      </w:r>
-      <w:proofErr w:type="spellStart"/>
-      <w:r>
-        <w:t>Berthier</w:t>
-      </w:r>
-      <w:proofErr w:type="spellEnd"/>
-      <w:r>
-        <w:t xml:space="preserve"> Ribeiro-Neto. </w:t>
+        <w:t xml:space="preserve">[1] Ricardo Baeza-Yates and Berthier Ribeiro-Neto. </w:t>
       </w:r>
       <w:r>
         <w:rPr>
@@ -35441,21 +34437,7 @@
         <w:rPr>
           <w:lang w:val="en-US"/>
         </w:rPr>
-        <w:t>[2] Christopher D. Manning, Prabhakar Raghavan, and Hinrich Sch ̈</w:t>
-      </w:r>
-      <w:proofErr w:type="spellStart"/>
-      <w:r>
-        <w:rPr>
-          <w:lang w:val="en-US"/>
-        </w:rPr>
-        <w:t>utze</w:t>
-      </w:r>
-      <w:proofErr w:type="spellEnd"/>
-      <w:r>
-        <w:rPr>
-          <w:lang w:val="en-US"/>
-        </w:rPr>
-        <w:t>. Introduction to Information Retrieval. Cambridge University Press, New York, NY, USA, 2008.</w:t>
+        <w:t>[2] Christopher D. Manning, Prabhakar Raghavan, and Hinrich Sch ̈utze. Introduction to Information Retrieval. Cambridge University Press, New York, NY, USA, 2008.</w:t>
       </w:r>
     </w:p>
     <w:sectPr>
@@ -35897,6 +34879,119 @@
     </w:lvl>
   </w:abstractNum>
   <w:abstractNum w:abstractNumId="1" w15:restartNumberingAfterBreak="0">
+    <w:nsid w:val="07C674DF"/>
+    <w:multiLevelType w:val="hybridMultilevel"/>
+    <w:tmpl w:val="D14619EC"/>
+    <w:lvl w:ilvl="0" w:tplc="2C0A0001">
+      <w:start w:val="1"/>
+      <w:numFmt w:val="bullet"/>
+      <w:lvlText w:val=""/>
+      <w:lvlJc w:val="left"/>
+      <w:pPr>
+        <w:ind w:left="720" w:hanging="360"/>
+      </w:pPr>
+      <w:rPr>
+        <w:rFonts w:ascii="Symbol" w:hAnsi="Symbol" w:hint="default"/>
+      </w:rPr>
+    </w:lvl>
+    <w:lvl w:ilvl="1" w:tplc="2C0A0003" w:tentative="1">
+      <w:start w:val="1"/>
+      <w:numFmt w:val="bullet"/>
+      <w:lvlText w:val="o"/>
+      <w:lvlJc w:val="left"/>
+      <w:pPr>
+        <w:ind w:left="1440" w:hanging="360"/>
+      </w:pPr>
+      <w:rPr>
+        <w:rFonts w:ascii="Courier New" w:hAnsi="Courier New" w:cs="Courier New" w:hint="default"/>
+      </w:rPr>
+    </w:lvl>
+    <w:lvl w:ilvl="2" w:tplc="2C0A0005" w:tentative="1">
+      <w:start w:val="1"/>
+      <w:numFmt w:val="bullet"/>
+      <w:lvlText w:val=""/>
+      <w:lvlJc w:val="left"/>
+      <w:pPr>
+        <w:ind w:left="2160" w:hanging="360"/>
+      </w:pPr>
+      <w:rPr>
+        <w:rFonts w:ascii="Wingdings" w:hAnsi="Wingdings" w:hint="default"/>
+      </w:rPr>
+    </w:lvl>
+    <w:lvl w:ilvl="3" w:tplc="2C0A0001" w:tentative="1">
+      <w:start w:val="1"/>
+      <w:numFmt w:val="bullet"/>
+      <w:lvlText w:val=""/>
+      <w:lvlJc w:val="left"/>
+      <w:pPr>
+        <w:ind w:left="2880" w:hanging="360"/>
+      </w:pPr>
+      <w:rPr>
+        <w:rFonts w:ascii="Symbol" w:hAnsi="Symbol" w:hint="default"/>
+      </w:rPr>
+    </w:lvl>
+    <w:lvl w:ilvl="4" w:tplc="2C0A0003" w:tentative="1">
+      <w:start w:val="1"/>
+      <w:numFmt w:val="bullet"/>
+      <w:lvlText w:val="o"/>
+      <w:lvlJc w:val="left"/>
+      <w:pPr>
+        <w:ind w:left="3600" w:hanging="360"/>
+      </w:pPr>
+      <w:rPr>
+        <w:rFonts w:ascii="Courier New" w:hAnsi="Courier New" w:cs="Courier New" w:hint="default"/>
+      </w:rPr>
+    </w:lvl>
+    <w:lvl w:ilvl="5" w:tplc="2C0A0005" w:tentative="1">
+      <w:start w:val="1"/>
+      <w:numFmt w:val="bullet"/>
+      <w:lvlText w:val=""/>
+      <w:lvlJc w:val="left"/>
+      <w:pPr>
+        <w:ind w:left="4320" w:hanging="360"/>
+      </w:pPr>
+      <w:rPr>
+        <w:rFonts w:ascii="Wingdings" w:hAnsi="Wingdings" w:hint="default"/>
+      </w:rPr>
+    </w:lvl>
+    <w:lvl w:ilvl="6" w:tplc="2C0A0001" w:tentative="1">
+      <w:start w:val="1"/>
+      <w:numFmt w:val="bullet"/>
+      <w:lvlText w:val=""/>
+      <w:lvlJc w:val="left"/>
+      <w:pPr>
+        <w:ind w:left="5040" w:hanging="360"/>
+      </w:pPr>
+      <w:rPr>
+        <w:rFonts w:ascii="Symbol" w:hAnsi="Symbol" w:hint="default"/>
+      </w:rPr>
+    </w:lvl>
+    <w:lvl w:ilvl="7" w:tplc="2C0A0003" w:tentative="1">
+      <w:start w:val="1"/>
+      <w:numFmt w:val="bullet"/>
+      <w:lvlText w:val="o"/>
+      <w:lvlJc w:val="left"/>
+      <w:pPr>
+        <w:ind w:left="5760" w:hanging="360"/>
+      </w:pPr>
+      <w:rPr>
+        <w:rFonts w:ascii="Courier New" w:hAnsi="Courier New" w:cs="Courier New" w:hint="default"/>
+      </w:rPr>
+    </w:lvl>
+    <w:lvl w:ilvl="8" w:tplc="2C0A0005" w:tentative="1">
+      <w:start w:val="1"/>
+      <w:numFmt w:val="bullet"/>
+      <w:lvlText w:val=""/>
+      <w:lvlJc w:val="left"/>
+      <w:pPr>
+        <w:ind w:left="6480" w:hanging="360"/>
+      </w:pPr>
+      <w:rPr>
+        <w:rFonts w:ascii="Wingdings" w:hAnsi="Wingdings" w:hint="default"/>
+      </w:rPr>
+    </w:lvl>
+  </w:abstractNum>
+  <w:abstractNum w:abstractNumId="2" w15:restartNumberingAfterBreak="0">
     <w:nsid w:val="0B81013B"/>
     <w:multiLevelType w:val="multilevel"/>
     <w:tmpl w:val="B448E600"/>
@@ -36009,7 +35104,7 @@
       </w:rPr>
     </w:lvl>
   </w:abstractNum>
-  <w:abstractNum w:abstractNumId="2" w15:restartNumberingAfterBreak="0">
+  <w:abstractNum w:abstractNumId="3" w15:restartNumberingAfterBreak="0">
     <w:nsid w:val="237A350A"/>
     <w:multiLevelType w:val="hybridMultilevel"/>
     <w:tmpl w:val="E4D66FD6"/>
@@ -36122,7 +35217,7 @@
       </w:rPr>
     </w:lvl>
   </w:abstractNum>
-  <w:abstractNum w:abstractNumId="3" w15:restartNumberingAfterBreak="0">
+  <w:abstractNum w:abstractNumId="4" w15:restartNumberingAfterBreak="0">
     <w:nsid w:val="247A1F8A"/>
     <w:multiLevelType w:val="hybridMultilevel"/>
     <w:tmpl w:val="3F7C0A0E"/>
@@ -36235,7 +35330,7 @@
       </w:rPr>
     </w:lvl>
   </w:abstractNum>
-  <w:abstractNum w:abstractNumId="4" w15:restartNumberingAfterBreak="0">
+  <w:abstractNum w:abstractNumId="5" w15:restartNumberingAfterBreak="0">
     <w:nsid w:val="261E14D4"/>
     <w:multiLevelType w:val="hybridMultilevel"/>
     <w:tmpl w:val="5CE89AF4"/>
@@ -36348,7 +35443,7 @@
       </w:rPr>
     </w:lvl>
   </w:abstractNum>
-  <w:abstractNum w:abstractNumId="5" w15:restartNumberingAfterBreak="0">
+  <w:abstractNum w:abstractNumId="6" w15:restartNumberingAfterBreak="0">
     <w:nsid w:val="28487BC0"/>
     <w:multiLevelType w:val="multilevel"/>
     <w:tmpl w:val="6CC43A82"/>
@@ -36461,7 +35556,7 @@
       </w:rPr>
     </w:lvl>
   </w:abstractNum>
-  <w:abstractNum w:abstractNumId="6" w15:restartNumberingAfterBreak="0">
+  <w:abstractNum w:abstractNumId="7" w15:restartNumberingAfterBreak="0">
     <w:nsid w:val="327D187B"/>
     <w:multiLevelType w:val="multilevel"/>
     <w:tmpl w:val="95F8C844"/>
@@ -36574,7 +35669,7 @@
       </w:rPr>
     </w:lvl>
   </w:abstractNum>
-  <w:abstractNum w:abstractNumId="7" w15:restartNumberingAfterBreak="0">
+  <w:abstractNum w:abstractNumId="8" w15:restartNumberingAfterBreak="0">
     <w:nsid w:val="3603469B"/>
     <w:multiLevelType w:val="hybridMultilevel"/>
     <w:tmpl w:val="EE888CCA"/>
@@ -36687,7 +35782,7 @@
       </w:rPr>
     </w:lvl>
   </w:abstractNum>
-  <w:abstractNum w:abstractNumId="8" w15:restartNumberingAfterBreak="0">
+  <w:abstractNum w:abstractNumId="9" w15:restartNumberingAfterBreak="0">
     <w:nsid w:val="3D1D50AE"/>
     <w:multiLevelType w:val="multilevel"/>
     <w:tmpl w:val="D6CC0948"/>
@@ -36800,7 +35895,7 @@
       </w:rPr>
     </w:lvl>
   </w:abstractNum>
-  <w:abstractNum w:abstractNumId="9" w15:restartNumberingAfterBreak="0">
+  <w:abstractNum w:abstractNumId="10" w15:restartNumberingAfterBreak="0">
     <w:nsid w:val="49FC0ABB"/>
     <w:multiLevelType w:val="hybridMultilevel"/>
     <w:tmpl w:val="B45810EA"/>
@@ -36913,7 +36008,7 @@
       </w:rPr>
     </w:lvl>
   </w:abstractNum>
-  <w:abstractNum w:abstractNumId="10" w15:restartNumberingAfterBreak="0">
+  <w:abstractNum w:abstractNumId="11" w15:restartNumberingAfterBreak="0">
     <w:nsid w:val="4B040F22"/>
     <w:multiLevelType w:val="hybridMultilevel"/>
     <w:tmpl w:val="9894D10E"/>
@@ -37026,7 +36121,7 @@
       </w:rPr>
     </w:lvl>
   </w:abstractNum>
-  <w:abstractNum w:abstractNumId="11" w15:restartNumberingAfterBreak="0">
+  <w:abstractNum w:abstractNumId="12" w15:restartNumberingAfterBreak="0">
     <w:nsid w:val="64C0551D"/>
     <w:multiLevelType w:val="hybridMultilevel"/>
     <w:tmpl w:val="219E0E28"/>
@@ -37139,7 +36234,7 @@
       </w:rPr>
     </w:lvl>
   </w:abstractNum>
-  <w:abstractNum w:abstractNumId="12" w15:restartNumberingAfterBreak="0">
+  <w:abstractNum w:abstractNumId="13" w15:restartNumberingAfterBreak="0">
     <w:nsid w:val="6F36430A"/>
     <w:multiLevelType w:val="hybridMultilevel"/>
     <w:tmpl w:val="1DDAB206"/>
@@ -37252,7 +36347,7 @@
       </w:rPr>
     </w:lvl>
   </w:abstractNum>
-  <w:abstractNum w:abstractNumId="13" w15:restartNumberingAfterBreak="0">
+  <w:abstractNum w:abstractNumId="14" w15:restartNumberingAfterBreak="0">
     <w:nsid w:val="7A13706C"/>
     <w:multiLevelType w:val="hybridMultilevel"/>
     <w:tmpl w:val="42F410CE"/>
@@ -37366,46 +36461,49 @@
     </w:lvl>
   </w:abstractNum>
   <w:num w:numId="1">
+    <w:abstractNumId w:val="9"/>
+  </w:num>
+  <w:num w:numId="2">
+    <w:abstractNumId w:val="7"/>
+  </w:num>
+  <w:num w:numId="3">
+    <w:abstractNumId w:val="6"/>
+  </w:num>
+  <w:num w:numId="4">
+    <w:abstractNumId w:val="2"/>
+  </w:num>
+  <w:num w:numId="5">
     <w:abstractNumId w:val="8"/>
   </w:num>
-  <w:num w:numId="2">
-    <w:abstractNumId w:val="6"/>
-  </w:num>
-  <w:num w:numId="3">
-    <w:abstractNumId w:val="5"/>
-  </w:num>
-  <w:num w:numId="4">
-    <w:abstractNumId w:val="1"/>
-  </w:num>
-  <w:num w:numId="5">
-    <w:abstractNumId w:val="7"/>
-  </w:num>
   <w:num w:numId="6">
-    <w:abstractNumId w:val="11"/>
+    <w:abstractNumId w:val="12"/>
   </w:num>
   <w:num w:numId="7">
-    <w:abstractNumId w:val="13"/>
+    <w:abstractNumId w:val="14"/>
   </w:num>
   <w:num w:numId="8">
-    <w:abstractNumId w:val="9"/>
+    <w:abstractNumId w:val="10"/>
   </w:num>
   <w:num w:numId="9">
     <w:abstractNumId w:val="0"/>
   </w:num>
   <w:num w:numId="10">
-    <w:abstractNumId w:val="10"/>
+    <w:abstractNumId w:val="11"/>
   </w:num>
   <w:num w:numId="11">
+    <w:abstractNumId w:val="5"/>
+  </w:num>
+  <w:num w:numId="12">
     <w:abstractNumId w:val="4"/>
   </w:num>
-  <w:num w:numId="12">
+  <w:num w:numId="13">
     <w:abstractNumId w:val="3"/>
   </w:num>
-  <w:num w:numId="13">
-    <w:abstractNumId w:val="2"/>
+  <w:num w:numId="14">
+    <w:abstractNumId w:val="13"/>
   </w:num>
-  <w:num w:numId="14">
-    <w:abstractNumId w:val="12"/>
+  <w:num w:numId="15">
+    <w:abstractNumId w:val="1"/>
   </w:num>
 </w:numbering>
 </file>

--- a/TP2/2026_RI_TP2_TP_Modelos.docx
+++ b/TP2/2026_RI_TP2_TP_Modelos.docx
@@ -32485,42 +32485,7 @@
           <w:sz w:val="24"/>
           <w:szCs w:val="24"/>
         </w:rPr>
-        <w:t xml:space="preserve"> Con recuperar un relevante</w:t>
-      </w:r>
-      <w:r>
-        <w:rPr>
-          <w:sz w:val="24"/>
-          <w:szCs w:val="24"/>
-        </w:rPr>
-        <w:t xml:space="preserve"> más </w:t>
-      </w:r>
-      <w:r>
-        <w:rPr>
-          <w:sz w:val="24"/>
-          <w:szCs w:val="24"/>
-        </w:rPr>
-        <w:t>tenemos un</w:t>
-      </w:r>
-      <w:r>
-        <w:rPr>
-          <w:sz w:val="24"/>
-          <w:szCs w:val="24"/>
-        </w:rPr>
-        <w:t xml:space="preserve"> 54% de Recall, o modificando el orden del ranking puede llegarse a </w:t>
-      </w:r>
-      <w:r>
-        <w:rPr>
-          <w:sz w:val="24"/>
-          <w:szCs w:val="24"/>
-        </w:rPr>
-        <w:t>la franja que necesitamos</w:t>
-      </w:r>
-      <w:r>
-        <w:rPr>
-          <w:sz w:val="24"/>
-          <w:szCs w:val="24"/>
-        </w:rPr>
-        <w:t>.</w:t>
+        <w:t xml:space="preserve"> Con recuperar un relevante más tenemos un 54% de Recall, o modificando el orden del ranking puede llegarse a la franja que necesitamos.</w:t>
       </w:r>
     </w:p>
     <w:p>
@@ -32882,7 +32847,29 @@
           <w:sz w:val="24"/>
           <w:szCs w:val="24"/>
         </w:rPr>
-        <w:t xml:space="preserve"> 1/log(4) = 0,5</w:t>
+        <w:t xml:space="preserve"> 1/log</w:t>
+      </w:r>
+      <w:r>
+        <w:rPr>
+          <w:sz w:val="24"/>
+          <w:szCs w:val="24"/>
+          <w:vertAlign w:val="subscript"/>
+        </w:rPr>
+        <w:t>2</w:t>
+      </w:r>
+      <w:r>
+        <w:rPr>
+          <w:sz w:val="24"/>
+          <w:szCs w:val="24"/>
+        </w:rPr>
+        <w:t xml:space="preserve"> </w:t>
+      </w:r>
+      <w:r>
+        <w:rPr>
+          <w:sz w:val="24"/>
+          <w:szCs w:val="24"/>
+        </w:rPr>
+        <w:t>(4) = 0,5</w:t>
       </w:r>
     </w:p>
     <w:p>
@@ -32918,7 +32905,29 @@
           <w:sz w:val="24"/>
           <w:szCs w:val="24"/>
         </w:rPr>
-        <w:t xml:space="preserve"> 1/log(5) = 0,431</w:t>
+        <w:t xml:space="preserve"> 1/log</w:t>
+      </w:r>
+      <w:r>
+        <w:rPr>
+          <w:sz w:val="24"/>
+          <w:szCs w:val="24"/>
+          <w:vertAlign w:val="subscript"/>
+        </w:rPr>
+        <w:t>2</w:t>
+      </w:r>
+      <w:r>
+        <w:rPr>
+          <w:sz w:val="24"/>
+          <w:szCs w:val="24"/>
+        </w:rPr>
+        <w:t xml:space="preserve"> </w:t>
+      </w:r>
+      <w:r>
+        <w:rPr>
+          <w:sz w:val="24"/>
+          <w:szCs w:val="24"/>
+        </w:rPr>
+        <w:t>(5) = 0,431</w:t>
       </w:r>
     </w:p>
     <w:p>
@@ -32954,7 +32963,29 @@
           <w:sz w:val="24"/>
           <w:szCs w:val="24"/>
         </w:rPr>
-        <w:t xml:space="preserve"> 1/log(10) = 0,301</w:t>
+        <w:t xml:space="preserve"> 1/log</w:t>
+      </w:r>
+      <w:r>
+        <w:rPr>
+          <w:sz w:val="24"/>
+          <w:szCs w:val="24"/>
+          <w:vertAlign w:val="subscript"/>
+        </w:rPr>
+        <w:t>2</w:t>
+      </w:r>
+      <w:r>
+        <w:rPr>
+          <w:sz w:val="24"/>
+          <w:szCs w:val="24"/>
+        </w:rPr>
+        <w:t xml:space="preserve"> </w:t>
+      </w:r>
+      <w:r>
+        <w:rPr>
+          <w:sz w:val="24"/>
+          <w:szCs w:val="24"/>
+        </w:rPr>
+        <w:t>(10) = 0,301</w:t>
       </w:r>
     </w:p>
     <w:p>
@@ -33143,7 +33174,29 @@
           <w:sz w:val="24"/>
           <w:szCs w:val="24"/>
         </w:rPr>
-        <w:t xml:space="preserve"> 1/log(2)</w:t>
+        <w:t xml:space="preserve"> 1/log</w:t>
+      </w:r>
+      <w:r>
+        <w:rPr>
+          <w:sz w:val="24"/>
+          <w:szCs w:val="24"/>
+          <w:vertAlign w:val="subscript"/>
+        </w:rPr>
+        <w:t>2</w:t>
+      </w:r>
+      <w:r>
+        <w:rPr>
+          <w:sz w:val="24"/>
+          <w:szCs w:val="24"/>
+        </w:rPr>
+        <w:t xml:space="preserve"> </w:t>
+      </w:r>
+      <w:r>
+        <w:rPr>
+          <w:sz w:val="24"/>
+          <w:szCs w:val="24"/>
+        </w:rPr>
+        <w:t>(2)</w:t>
       </w:r>
       <w:r>
         <w:rPr>
@@ -33184,7 +33237,29 @@
           <w:sz w:val="24"/>
           <w:szCs w:val="24"/>
         </w:rPr>
-        <w:t xml:space="preserve"> 1/log(3)</w:t>
+        <w:t xml:space="preserve"> 1/log</w:t>
+      </w:r>
+      <w:r>
+        <w:rPr>
+          <w:sz w:val="24"/>
+          <w:szCs w:val="24"/>
+          <w:vertAlign w:val="subscript"/>
+        </w:rPr>
+        <w:t>2</w:t>
+      </w:r>
+      <w:r>
+        <w:rPr>
+          <w:sz w:val="24"/>
+          <w:szCs w:val="24"/>
+        </w:rPr>
+        <w:t xml:space="preserve"> </w:t>
+      </w:r>
+      <w:r>
+        <w:rPr>
+          <w:sz w:val="24"/>
+          <w:szCs w:val="24"/>
+        </w:rPr>
+        <w:t>(3)</w:t>
       </w:r>
       <w:r>
         <w:rPr>
@@ -33192,6 +33267,22 @@
           <w:szCs w:val="24"/>
         </w:rPr>
         <w:t xml:space="preserve"> = 0,631</w:t>
+      </w:r>
+    </w:p>
+    <w:p>
+      <w:pPr>
+        <w:pStyle w:val="Prrafodelista"/>
+        <w:rPr>
+          <w:sz w:val="24"/>
+          <w:szCs w:val="24"/>
+        </w:rPr>
+      </w:pPr>
+      <w:r>
+        <w:rPr>
+          <w:sz w:val="24"/>
+          <w:szCs w:val="24"/>
+        </w:rPr>
+        <w:t>….</w:t>
       </w:r>
     </w:p>
     <w:p>
@@ -33211,26 +33302,6 @@
           <w:sz w:val="24"/>
           <w:szCs w:val="24"/>
         </w:rPr>
-        <w:t>….</w:t>
-      </w:r>
-    </w:p>
-    <w:p>
-      <w:pPr>
-        <w:pStyle w:val="Prrafodelista"/>
-        <w:numPr>
-          <w:ilvl w:val="0"/>
-          <w:numId w:val="15"/>
-        </w:numPr>
-        <w:rPr>
-          <w:sz w:val="24"/>
-          <w:szCs w:val="24"/>
-        </w:rPr>
-      </w:pPr>
-      <w:r>
-        <w:rPr>
-          <w:sz w:val="24"/>
-          <w:szCs w:val="24"/>
-        </w:rPr>
         <w:t>i</w:t>
       </w:r>
       <w:r>
@@ -33252,7 +33323,29 @@
           <w:sz w:val="24"/>
           <w:szCs w:val="24"/>
         </w:rPr>
-        <w:t xml:space="preserve"> 1/log(10)</w:t>
+        <w:t xml:space="preserve"> 1/log</w:t>
+      </w:r>
+      <w:r>
+        <w:rPr>
+          <w:sz w:val="24"/>
+          <w:szCs w:val="24"/>
+          <w:vertAlign w:val="subscript"/>
+        </w:rPr>
+        <w:t>2</w:t>
+      </w:r>
+      <w:r>
+        <w:rPr>
+          <w:sz w:val="24"/>
+          <w:szCs w:val="24"/>
+        </w:rPr>
+        <w:t xml:space="preserve"> </w:t>
+      </w:r>
+      <w:r>
+        <w:rPr>
+          <w:sz w:val="24"/>
+          <w:szCs w:val="24"/>
+        </w:rPr>
+        <w:t>(10)</w:t>
       </w:r>
       <w:r>
         <w:rPr>
@@ -33395,6 +33488,13 @@
           <w:sz w:val="24"/>
           <w:szCs w:val="24"/>
         </w:rPr>
+        <w:t xml:space="preserve">nDCG = </w:t>
+      </w:r>
+      <w:r>
+        <w:rPr>
+          <w:sz w:val="24"/>
+          <w:szCs w:val="24"/>
+        </w:rPr>
         <w:t>(DCG / iDCG) = (2,232/5,254) = 0.425</w:t>
       </w:r>
     </w:p>
@@ -33420,7 +33520,21 @@
           <w:sz w:val="24"/>
           <w:szCs w:val="24"/>
         </w:rPr>
-        <w:t>Al ser un numero menor que 1, podemos decir que tiene un mal ordenamiento, haciendo que no sea un buen ranking.</w:t>
+        <w:t xml:space="preserve">Al ser un </w:t>
+      </w:r>
+      <w:r>
+        <w:rPr>
+          <w:sz w:val="24"/>
+          <w:szCs w:val="24"/>
+        </w:rPr>
+        <w:t>número</w:t>
+      </w:r>
+      <w:r>
+        <w:rPr>
+          <w:sz w:val="24"/>
+          <w:szCs w:val="24"/>
+        </w:rPr>
+        <w:t xml:space="preserve"> menor que 1, podemos decir que tiene un mal ordenamiento, haciendo que no sea un buen ranking.</w:t>
       </w:r>
     </w:p>
     <w:p>
@@ -34366,6 +34480,24 @@
       </w:pPr>
     </w:p>
     <w:p>
+      <w:r>
+        <w:t xml:space="preserve">Cálculos en </w:t>
+      </w:r>
+      <w:r>
+        <w:t>planilla</w:t>
+      </w:r>
+      <w:r>
+        <w:t xml:space="preserve"> “</w:t>
+      </w:r>
+      <w:r>
+        <w:t>Ejer-Evaluacion-OUTPUT</w:t>
+      </w:r>
+      <w:r>
+        <w:t>”. En cada hoja están cada query, y dentro de ellas los tres sistemas con las métrica solicitadas.</w:t>
+      </w:r>
+    </w:p>
+    <w:p/>
+    <w:p>
       <w:pPr>
         <w:rPr>
           <w:b/>
@@ -34377,7 +34509,7 @@
           <w:b/>
           <w:bCs/>
         </w:rPr>
-        <w:br w:type="page"/>
+        <w:t>Análisis por Query:</w:t>
       </w:r>
     </w:p>
     <w:p>
@@ -34387,12 +34519,560 @@
           <w:bCs/>
         </w:rPr>
       </w:pPr>
-      <w:r>
+    </w:p>
+    <w:p>
+      <w:pPr>
+        <w:pStyle w:val="Prrafodelista"/>
+        <w:numPr>
+          <w:ilvl w:val="0"/>
+          <w:numId w:val="17"/>
+        </w:numPr>
         <w:rPr>
           <w:b/>
           <w:bCs/>
         </w:rPr>
+      </w:pPr>
+      <w:r>
+        <w:t xml:space="preserve">Para la query 1, el mejor sistema resulta ser el A por tener una buena precisión media y altos valores de precisión para tops altos. Le sigue el sistema B que presenta </w:t>
+      </w:r>
+      <w:r>
+        <w:t xml:space="preserve">valores no tan distintos </w:t>
+      </w:r>
+      <w:r>
+        <w:t xml:space="preserve">que A, y por ultimo C que tiene niveles muy bajos en comparativa al primero, un 30% menor. </w:t>
+      </w:r>
+    </w:p>
+    <w:p>
+      <w:pPr>
+        <w:pStyle w:val="Prrafodelista"/>
+        <w:numPr>
+          <w:ilvl w:val="1"/>
+          <w:numId w:val="17"/>
+        </w:numPr>
+        <w:rPr>
+          <w:b/>
+          <w:bCs/>
+        </w:rPr>
+      </w:pPr>
+      <w:r>
+        <w:rPr>
+          <w:b/>
+          <w:bCs/>
+        </w:rPr>
+        <w:t>SISTEMA A</w:t>
+      </w:r>
+    </w:p>
+    <w:p>
+      <w:pPr>
+        <w:pStyle w:val="Prrafodelista"/>
+        <w:numPr>
+          <w:ilvl w:val="1"/>
+          <w:numId w:val="17"/>
+        </w:numPr>
+        <w:rPr>
+          <w:b/>
+          <w:bCs/>
+        </w:rPr>
+      </w:pPr>
+      <w:r>
+        <w:t>Sistema B</w:t>
+      </w:r>
+    </w:p>
+    <w:p>
+      <w:pPr>
+        <w:pStyle w:val="Prrafodelista"/>
+        <w:numPr>
+          <w:ilvl w:val="1"/>
+          <w:numId w:val="17"/>
+        </w:numPr>
+        <w:rPr>
+          <w:b/>
+          <w:bCs/>
+        </w:rPr>
+      </w:pPr>
+      <w:r>
+        <w:t>Sistema C</w:t>
+      </w:r>
+    </w:p>
+    <w:p>
+      <w:pPr>
+        <w:rPr>
+          <w:b/>
+          <w:bCs/>
+        </w:rPr>
+      </w:pPr>
+    </w:p>
+    <w:p>
+      <w:pPr>
+        <w:rPr>
+          <w:b/>
+          <w:bCs/>
+        </w:rPr>
+      </w:pPr>
+      <w:r>
+        <w:rPr>
+          <w:b/>
+          <w:bCs/>
+        </w:rPr>
+        <w:drawing>
+          <wp:inline distT="0" distB="0" distL="0" distR="0" wp14:anchorId="15C21C67" wp14:editId="3865362F">
+            <wp:extent cx="6121400" cy="1834515"/>
+            <wp:effectExtent l="0" t="0" r="0" b="0"/>
+            <wp:docPr id="10" name="Imagen 10"/>
+            <wp:cNvGraphicFramePr>
+              <a:graphicFrameLocks xmlns:a="http://schemas.openxmlformats.org/drawingml/2006/main" noChangeAspect="1"/>
+            </wp:cNvGraphicFramePr>
+            <a:graphic xmlns:a="http://schemas.openxmlformats.org/drawingml/2006/main">
+              <a:graphicData uri="http://schemas.openxmlformats.org/drawingml/2006/picture">
+                <pic:pic xmlns:pic="http://schemas.openxmlformats.org/drawingml/2006/picture">
+                  <pic:nvPicPr>
+                    <pic:cNvPr id="1" name=""/>
+                    <pic:cNvPicPr/>
+                  </pic:nvPicPr>
+                  <pic:blipFill>
+                    <a:blip r:embed="rId21"/>
+                    <a:stretch>
+                      <a:fillRect/>
+                    </a:stretch>
+                  </pic:blipFill>
+                  <pic:spPr>
+                    <a:xfrm>
+                      <a:off x="0" y="0"/>
+                      <a:ext cx="6121400" cy="1834515"/>
+                    </a:xfrm>
+                    <a:prstGeom prst="rect">
+                      <a:avLst/>
+                    </a:prstGeom>
+                  </pic:spPr>
+                </pic:pic>
+              </a:graphicData>
+            </a:graphic>
+          </wp:inline>
+        </w:drawing>
+      </w:r>
+    </w:p>
+    <w:p>
+      <w:pPr>
+        <w:rPr>
+          <w:b/>
+          <w:bCs/>
+        </w:rPr>
+      </w:pPr>
+    </w:p>
+    <w:p>
+      <w:pPr>
+        <w:rPr>
+          <w:b/>
+          <w:bCs/>
+        </w:rPr>
+      </w:pPr>
+    </w:p>
+    <w:p>
+      <w:pPr>
+        <w:pStyle w:val="Prrafodelista"/>
+        <w:numPr>
+          <w:ilvl w:val="0"/>
+          <w:numId w:val="17"/>
+        </w:numPr>
+        <w:rPr>
+          <w:b/>
+          <w:bCs/>
+        </w:rPr>
+      </w:pPr>
+      <w:r>
+        <w:t>Para la query 2, sigue siendo dominante el sistema A por las mismas razones que la query anterior (buena precisión media + precisión alta en tops altos). El sistema C se superpone levenmente contra el sistema B en este caso</w:t>
+      </w:r>
+    </w:p>
+    <w:p>
+      <w:pPr>
+        <w:pStyle w:val="Prrafodelista"/>
+        <w:numPr>
+          <w:ilvl w:val="1"/>
+          <w:numId w:val="17"/>
+        </w:numPr>
+        <w:rPr>
+          <w:b/>
+          <w:bCs/>
+        </w:rPr>
+      </w:pPr>
+      <w:r>
+        <w:rPr>
+          <w:b/>
+          <w:bCs/>
+        </w:rPr>
+        <w:t>SISTEMA A</w:t>
+      </w:r>
+    </w:p>
+    <w:p>
+      <w:pPr>
+        <w:pStyle w:val="Prrafodelista"/>
+        <w:numPr>
+          <w:ilvl w:val="1"/>
+          <w:numId w:val="17"/>
+        </w:numPr>
+        <w:rPr>
+          <w:b/>
+          <w:bCs/>
+        </w:rPr>
+      </w:pPr>
+      <w:r>
+        <w:t>Sistema C</w:t>
+      </w:r>
+    </w:p>
+    <w:p>
+      <w:pPr>
+        <w:pStyle w:val="Prrafodelista"/>
+        <w:numPr>
+          <w:ilvl w:val="1"/>
+          <w:numId w:val="17"/>
+        </w:numPr>
+        <w:rPr>
+          <w:b/>
+          <w:bCs/>
+        </w:rPr>
+      </w:pPr>
+      <w:r>
+        <w:t>Sistema B</w:t>
+      </w:r>
+    </w:p>
+    <w:p>
+      <w:pPr>
+        <w:rPr>
+          <w:b/>
+          <w:bCs/>
+        </w:rPr>
+      </w:pPr>
+    </w:p>
+    <w:p>
+      <w:pPr>
+        <w:rPr>
+          <w:b/>
+          <w:bCs/>
+        </w:rPr>
+      </w:pPr>
+      <w:r>
+        <w:rPr>
+          <w:b/>
+          <w:bCs/>
+        </w:rPr>
         <w:lastRenderedPageBreak/>
+        <w:drawing>
+          <wp:inline distT="0" distB="0" distL="0" distR="0" wp14:anchorId="78D27ADE" wp14:editId="171CFEA7">
+            <wp:extent cx="6121400" cy="1835785"/>
+            <wp:effectExtent l="0" t="0" r="0" b="0"/>
+            <wp:docPr id="11" name="Imagen 11"/>
+            <wp:cNvGraphicFramePr>
+              <a:graphicFrameLocks xmlns:a="http://schemas.openxmlformats.org/drawingml/2006/main" noChangeAspect="1"/>
+            </wp:cNvGraphicFramePr>
+            <a:graphic xmlns:a="http://schemas.openxmlformats.org/drawingml/2006/main">
+              <a:graphicData uri="http://schemas.openxmlformats.org/drawingml/2006/picture">
+                <pic:pic xmlns:pic="http://schemas.openxmlformats.org/drawingml/2006/picture">
+                  <pic:nvPicPr>
+                    <pic:cNvPr id="1" name=""/>
+                    <pic:cNvPicPr/>
+                  </pic:nvPicPr>
+                  <pic:blipFill>
+                    <a:blip r:embed="rId22"/>
+                    <a:stretch>
+                      <a:fillRect/>
+                    </a:stretch>
+                  </pic:blipFill>
+                  <pic:spPr>
+                    <a:xfrm>
+                      <a:off x="0" y="0"/>
+                      <a:ext cx="6121400" cy="1835785"/>
+                    </a:xfrm>
+                    <a:prstGeom prst="rect">
+                      <a:avLst/>
+                    </a:prstGeom>
+                  </pic:spPr>
+                </pic:pic>
+              </a:graphicData>
+            </a:graphic>
+          </wp:inline>
+        </w:drawing>
+      </w:r>
+    </w:p>
+    <w:p>
+      <w:pPr>
+        <w:pStyle w:val="Prrafodelista"/>
+        <w:ind w:left="1440"/>
+        <w:rPr>
+          <w:b/>
+          <w:bCs/>
+        </w:rPr>
+      </w:pPr>
+    </w:p>
+    <w:p>
+      <w:pPr>
+        <w:pStyle w:val="Prrafodelista"/>
+        <w:numPr>
+          <w:ilvl w:val="0"/>
+          <w:numId w:val="17"/>
+        </w:numPr>
+        <w:rPr>
+          <w:b/>
+          <w:bCs/>
+        </w:rPr>
+      </w:pPr>
+      <w:r>
+        <w:t xml:space="preserve">Para la query 3, </w:t>
+      </w:r>
+      <w:r>
+        <w:t>en desempeños generales, el sistema B mínimamente es mejor que los demás</w:t>
+      </w:r>
+      <w:r>
+        <w:t>, pero ninguno de los tres es relativamente bueno como lo era A en las dos anteriores querys.</w:t>
+      </w:r>
+    </w:p>
+    <w:p>
+      <w:pPr>
+        <w:pStyle w:val="Prrafodelista"/>
+        <w:numPr>
+          <w:ilvl w:val="1"/>
+          <w:numId w:val="17"/>
+        </w:numPr>
+        <w:rPr>
+          <w:b/>
+          <w:bCs/>
+        </w:rPr>
+      </w:pPr>
+      <w:r>
+        <w:rPr>
+          <w:b/>
+          <w:bCs/>
+        </w:rPr>
+        <w:t>SISTEMA B</w:t>
+      </w:r>
+    </w:p>
+    <w:p>
+      <w:pPr>
+        <w:pStyle w:val="Prrafodelista"/>
+        <w:numPr>
+          <w:ilvl w:val="1"/>
+          <w:numId w:val="17"/>
+        </w:numPr>
+        <w:rPr>
+          <w:b/>
+          <w:bCs/>
+        </w:rPr>
+      </w:pPr>
+      <w:r>
+        <w:t>Sistema A</w:t>
+      </w:r>
+    </w:p>
+    <w:p>
+      <w:pPr>
+        <w:pStyle w:val="Prrafodelista"/>
+        <w:numPr>
+          <w:ilvl w:val="1"/>
+          <w:numId w:val="17"/>
+        </w:numPr>
+        <w:rPr>
+          <w:b/>
+          <w:bCs/>
+        </w:rPr>
+      </w:pPr>
+      <w:r>
+        <w:t>Sistema C</w:t>
+      </w:r>
+    </w:p>
+    <w:p>
+      <w:pPr>
+        <w:rPr>
+          <w:b/>
+          <w:bCs/>
+        </w:rPr>
+      </w:pPr>
+    </w:p>
+    <w:p>
+      <w:pPr>
+        <w:rPr>
+          <w:b/>
+          <w:bCs/>
+        </w:rPr>
+      </w:pPr>
+      <w:r>
+        <w:rPr>
+          <w:b/>
+          <w:bCs/>
+        </w:rPr>
+        <w:drawing>
+          <wp:inline distT="0" distB="0" distL="0" distR="0" wp14:anchorId="4860C530" wp14:editId="392B5058">
+            <wp:extent cx="6121400" cy="1807845"/>
+            <wp:effectExtent l="0" t="0" r="0" b="1905"/>
+            <wp:docPr id="14" name="Imagen 14"/>
+            <wp:cNvGraphicFramePr>
+              <a:graphicFrameLocks xmlns:a="http://schemas.openxmlformats.org/drawingml/2006/main" noChangeAspect="1"/>
+            </wp:cNvGraphicFramePr>
+            <a:graphic xmlns:a="http://schemas.openxmlformats.org/drawingml/2006/main">
+              <a:graphicData uri="http://schemas.openxmlformats.org/drawingml/2006/picture">
+                <pic:pic xmlns:pic="http://schemas.openxmlformats.org/drawingml/2006/picture">
+                  <pic:nvPicPr>
+                    <pic:cNvPr id="1" name=""/>
+                    <pic:cNvPicPr/>
+                  </pic:nvPicPr>
+                  <pic:blipFill>
+                    <a:blip r:embed="rId23"/>
+                    <a:stretch>
+                      <a:fillRect/>
+                    </a:stretch>
+                  </pic:blipFill>
+                  <pic:spPr>
+                    <a:xfrm>
+                      <a:off x="0" y="0"/>
+                      <a:ext cx="6121400" cy="1807845"/>
+                    </a:xfrm>
+                    <a:prstGeom prst="rect">
+                      <a:avLst/>
+                    </a:prstGeom>
+                  </pic:spPr>
+                </pic:pic>
+              </a:graphicData>
+            </a:graphic>
+          </wp:inline>
+        </w:drawing>
+      </w:r>
+    </w:p>
+    <w:p>
+      <w:pPr>
+        <w:rPr>
+          <w:b/>
+          <w:bCs/>
+        </w:rPr>
+      </w:pPr>
+    </w:p>
+    <w:p>
+      <w:r>
+        <w:t xml:space="preserve">En conclusión, el mejor sistema </w:t>
+      </w:r>
+      <w:r>
+        <w:t xml:space="preserve">a utilizar es el Sistema A, ya que tiene muy buenas métricas para 2 de las 3 querys realizadas. </w:t>
+      </w:r>
+      <w:r>
+        <w:t>Además</w:t>
+      </w:r>
+      <w:r>
+        <w:t>, destaca en tener buena precisión en tops de resultados 5 y 10, destacándolo en entornos donde los primeros resultados son muy relevantes para el usuario.</w:t>
+      </w:r>
+    </w:p>
+    <w:p/>
+    <w:p>
+      <w:r>
+        <w:t>Para ayudar con el estudio, serian necesario agregar medidas complementarias vistas en clase como el MAP, para obtener el promedio de los AP de todas las querys, y el nDCG, ya que puedo evaluar el ranking con relevancias. En forma gráfica, se podría usar el promedio de los valores interpolados de las tres consultas para comparar los tres sistemas.</w:t>
+      </w:r>
+    </w:p>
+    <w:p/>
+    <w:p>
+      <w:pPr>
+        <w:jc w:val="both"/>
+        <w:rPr>
+          <w:sz w:val="24"/>
+          <w:szCs w:val="24"/>
+          <w:u w:val="single"/>
+          <w:lang w:val="es-AR"/>
+        </w:rPr>
+      </w:pPr>
+      <w:r>
+        <w:rPr>
+          <w:sz w:val="24"/>
+          <w:szCs w:val="24"/>
+          <w:u w:val="single"/>
+          <w:lang w:val="es-AR"/>
+        </w:rPr>
+        <w:t>Utilización de IA:</w:t>
+      </w:r>
+    </w:p>
+    <w:p>
+      <w:pPr>
+        <w:rPr>
+          <w:color w:val="FABF8F" w:themeColor="accent6" w:themeTint="99"/>
+          <w:sz w:val="24"/>
+          <w:szCs w:val="24"/>
+        </w:rPr>
+      </w:pPr>
+    </w:p>
+    <w:p>
+      <w:pPr>
+        <w:rPr>
+          <w:sz w:val="24"/>
+          <w:szCs w:val="24"/>
+        </w:rPr>
+      </w:pPr>
+      <w:r>
+        <w:rPr>
+          <w:sz w:val="24"/>
+          <w:szCs w:val="24"/>
+        </w:rPr>
+        <w:t xml:space="preserve">Se le solicito a la inteligencia artificial </w:t>
+      </w:r>
+      <w:r>
+        <w:rPr>
+          <w:sz w:val="24"/>
+          <w:szCs w:val="24"/>
+        </w:rPr>
+        <w:t>las fórmulas</w:t>
+      </w:r>
+      <w:r>
+        <w:rPr>
+          <w:sz w:val="24"/>
+          <w:szCs w:val="24"/>
+        </w:rPr>
+        <w:t xml:space="preserve"> para la planilla</w:t>
+      </w:r>
+      <w:r>
+        <w:rPr>
+          <w:sz w:val="24"/>
+          <w:szCs w:val="24"/>
+        </w:rPr>
+        <w:t xml:space="preserve"> necesarias para llevar a cabo la construcción de las métricas solicitadas en el ejercicio.</w:t>
+      </w:r>
+      <w:r>
+        <w:rPr>
+          <w:sz w:val="24"/>
+          <w:szCs w:val="24"/>
+        </w:rPr>
+        <w:t xml:space="preserve"> </w:t>
+      </w:r>
+    </w:p>
+    <w:p>
+      <w:pPr>
+        <w:jc w:val="both"/>
+        <w:rPr>
+          <w:color w:val="FABF8F" w:themeColor="accent6" w:themeTint="99"/>
+          <w:sz w:val="24"/>
+          <w:szCs w:val="24"/>
+        </w:rPr>
+      </w:pPr>
+      <w:r>
+        <w:rPr>
+          <w:color w:val="FABF8F" w:themeColor="accent6" w:themeTint="99"/>
+          <w:sz w:val="24"/>
+          <w:szCs w:val="24"/>
+        </w:rPr>
+        <w:br w:type="page"/>
+      </w:r>
+    </w:p>
+    <w:p>
+      <w:pPr>
+        <w:rPr>
+          <w:b/>
+          <w:bCs/>
+        </w:rPr>
+      </w:pPr>
+    </w:p>
+    <w:p>
+      <w:pPr>
+        <w:rPr>
+          <w:b/>
+          <w:bCs/>
+        </w:rPr>
+      </w:pPr>
+      <w:r>
+        <w:rPr>
+          <w:b/>
+          <w:bCs/>
+        </w:rPr>
         <w:t>Bibliografía</w:t>
       </w:r>
     </w:p>
@@ -34441,7 +35121,7 @@
       </w:r>
     </w:p>
     <w:sectPr>
-      <w:headerReference w:type="default" r:id="rId21"/>
+      <w:headerReference w:type="default" r:id="rId24"/>
       <w:pgSz w:w="11906" w:h="16838"/>
       <w:pgMar w:top="1133" w:right="1133" w:bottom="1133" w:left="1133" w:header="850" w:footer="850" w:gutter="0"/>
       <w:pgNumType w:start="1"/>
@@ -34766,6 +35446,92 @@
 <file path=word/numbering.xml><?xml version="1.0" encoding="utf-8"?>
 <w:numbering xmlns:wpc="http://schemas.microsoft.com/office/word/2010/wordprocessingCanvas" xmlns:cx="http://schemas.microsoft.com/office/drawing/2014/chartex" xmlns:cx1="http://schemas.microsoft.com/office/drawing/2015/9/8/chartex" xmlns:cx2="http://schemas.microsoft.com/office/drawing/2015/10/21/chartex" xmlns:cx3="http://schemas.microsoft.com/office/drawing/2016/5/9/chartex" xmlns:cx4="http://schemas.microsoft.com/office/drawing/2016/5/10/chartex" xmlns:cx5="http://schemas.microsoft.com/office/drawing/2016/5/11/chartex" xmlns:cx6="http://schemas.microsoft.com/office/drawing/2016/5/12/chartex" xmlns:cx7="http://schemas.microsoft.com/office/drawing/2016/5/13/chartex" xmlns:cx8="http://schemas.microsoft.com/office/drawing/2016/5/14/chartex" xmlns:mc="http://schemas.openxmlformats.org/markup-compatibility/2006" xmlns:aink="http://schemas.microsoft.com/office/drawing/2016/ink" xmlns:am3d="http://schemas.microsoft.com/office/drawing/2017/model3d" xmlns:o="urn:schemas-microsoft-com:office:office" xmlns:r="http://schemas.openxmlformats.org/officeDocument/2006/relationships" xmlns:m="http://schemas.openxmlformats.org/officeDocument/2006/math" xmlns:v="urn:schemas-microsoft-com:vml" xmlns:wp14="http://schemas.microsoft.com/office/word/2010/wordprocessingDrawing" xmlns:wp="http://schemas.openxmlformats.org/drawingml/2006/wordprocessingDrawing" xmlns:w10="urn:schemas-microsoft-com:office:word" xmlns:w="http://schemas.openxmlformats.org/wordprocessingml/2006/main" xmlns:w14="http://schemas.microsoft.com/office/word/2010/wordml" xmlns:w15="http://schemas.microsoft.com/office/word/2012/wordml" xmlns:w16cex="http://schemas.microsoft.com/office/word/2018/wordml/cex" xmlns:w16cid="http://schemas.microsoft.com/office/word/2016/wordml/cid" xmlns:w16="http://schemas.microsoft.com/office/word/2018/wordml" xmlns:w16sdtdh="http://schemas.microsoft.com/office/word/2020/wordml/sdtdatahash" xmlns:w16se="http://schemas.microsoft.com/office/word/2015/wordml/symex" xmlns:wpg="http://schemas.microsoft.com/office/word/2010/wordprocessingGroup" xmlns:wpi="http://schemas.microsoft.com/office/word/2010/wordprocessingInk" xmlns:wne="http://schemas.microsoft.com/office/word/2006/wordml" xmlns:wps="http://schemas.microsoft.com/office/word/2010/wordprocessingShape" mc:Ignorable="w14 w15 w16se w16cid w16 w16cex w16sdtdh wp14">
   <w:abstractNum w:abstractNumId="0" w15:restartNumberingAfterBreak="0">
+    <w:nsid w:val="02A069E4"/>
+    <w:multiLevelType w:val="hybridMultilevel"/>
+    <w:tmpl w:val="487ACDC4"/>
+    <w:lvl w:ilvl="0" w:tplc="2C0A000F">
+      <w:start w:val="1"/>
+      <w:numFmt w:val="decimal"/>
+      <w:lvlText w:val="%1."/>
+      <w:lvlJc w:val="left"/>
+      <w:pPr>
+        <w:ind w:left="720" w:hanging="360"/>
+      </w:pPr>
+    </w:lvl>
+    <w:lvl w:ilvl="1" w:tplc="2C0A0011">
+      <w:start w:val="1"/>
+      <w:numFmt w:val="decimal"/>
+      <w:lvlText w:val="%2)"/>
+      <w:lvlJc w:val="left"/>
+      <w:pPr>
+        <w:ind w:left="1440" w:hanging="360"/>
+      </w:pPr>
+    </w:lvl>
+    <w:lvl w:ilvl="2" w:tplc="2C0A001B" w:tentative="1">
+      <w:start w:val="1"/>
+      <w:numFmt w:val="lowerRoman"/>
+      <w:lvlText w:val="%3."/>
+      <w:lvlJc w:val="right"/>
+      <w:pPr>
+        <w:ind w:left="2160" w:hanging="180"/>
+      </w:pPr>
+    </w:lvl>
+    <w:lvl w:ilvl="3" w:tplc="2C0A000F" w:tentative="1">
+      <w:start w:val="1"/>
+      <w:numFmt w:val="decimal"/>
+      <w:lvlText w:val="%4."/>
+      <w:lvlJc w:val="left"/>
+      <w:pPr>
+        <w:ind w:left="2880" w:hanging="360"/>
+      </w:pPr>
+    </w:lvl>
+    <w:lvl w:ilvl="4" w:tplc="2C0A0019" w:tentative="1">
+      <w:start w:val="1"/>
+      <w:numFmt w:val="lowerLetter"/>
+      <w:lvlText w:val="%5."/>
+      <w:lvlJc w:val="left"/>
+      <w:pPr>
+        <w:ind w:left="3600" w:hanging="360"/>
+      </w:pPr>
+    </w:lvl>
+    <w:lvl w:ilvl="5" w:tplc="2C0A001B" w:tentative="1">
+      <w:start w:val="1"/>
+      <w:numFmt w:val="lowerRoman"/>
+      <w:lvlText w:val="%6."/>
+      <w:lvlJc w:val="right"/>
+      <w:pPr>
+        <w:ind w:left="4320" w:hanging="180"/>
+      </w:pPr>
+    </w:lvl>
+    <w:lvl w:ilvl="6" w:tplc="2C0A000F" w:tentative="1">
+      <w:start w:val="1"/>
+      <w:numFmt w:val="decimal"/>
+      <w:lvlText w:val="%7."/>
+      <w:lvlJc w:val="left"/>
+      <w:pPr>
+        <w:ind w:left="5040" w:hanging="360"/>
+      </w:pPr>
+    </w:lvl>
+    <w:lvl w:ilvl="7" w:tplc="2C0A0019" w:tentative="1">
+      <w:start w:val="1"/>
+      <w:numFmt w:val="lowerLetter"/>
+      <w:lvlText w:val="%8."/>
+      <w:lvlJc w:val="left"/>
+      <w:pPr>
+        <w:ind w:left="5760" w:hanging="360"/>
+      </w:pPr>
+    </w:lvl>
+    <w:lvl w:ilvl="8" w:tplc="2C0A001B" w:tentative="1">
+      <w:start w:val="1"/>
+      <w:numFmt w:val="lowerRoman"/>
+      <w:lvlText w:val="%9."/>
+      <w:lvlJc w:val="right"/>
+      <w:pPr>
+        <w:ind w:left="6480" w:hanging="180"/>
+      </w:pPr>
+    </w:lvl>
+  </w:abstractNum>
+  <w:abstractNum w:abstractNumId="1" w15:restartNumberingAfterBreak="0">
     <w:nsid w:val="03713153"/>
     <w:multiLevelType w:val="hybridMultilevel"/>
     <w:tmpl w:val="C51682DE"/>
@@ -34878,7 +35644,7 @@
       </w:rPr>
     </w:lvl>
   </w:abstractNum>
-  <w:abstractNum w:abstractNumId="1" w15:restartNumberingAfterBreak="0">
+  <w:abstractNum w:abstractNumId="2" w15:restartNumberingAfterBreak="0">
     <w:nsid w:val="07C674DF"/>
     <w:multiLevelType w:val="hybridMultilevel"/>
     <w:tmpl w:val="D14619EC"/>
@@ -34991,7 +35757,7 @@
       </w:rPr>
     </w:lvl>
   </w:abstractNum>
-  <w:abstractNum w:abstractNumId="2" w15:restartNumberingAfterBreak="0">
+  <w:abstractNum w:abstractNumId="3" w15:restartNumberingAfterBreak="0">
     <w:nsid w:val="0B81013B"/>
     <w:multiLevelType w:val="multilevel"/>
     <w:tmpl w:val="B448E600"/>
@@ -35104,7 +35870,120 @@
       </w:rPr>
     </w:lvl>
   </w:abstractNum>
-  <w:abstractNum w:abstractNumId="3" w15:restartNumberingAfterBreak="0">
+  <w:abstractNum w:abstractNumId="4" w15:restartNumberingAfterBreak="0">
+    <w:nsid w:val="112439AD"/>
+    <w:multiLevelType w:val="hybridMultilevel"/>
+    <w:tmpl w:val="DDC0ABD4"/>
+    <w:lvl w:ilvl="0" w:tplc="2C0A0001">
+      <w:start w:val="1"/>
+      <w:numFmt w:val="bullet"/>
+      <w:lvlText w:val=""/>
+      <w:lvlJc w:val="left"/>
+      <w:pPr>
+        <w:ind w:left="720" w:hanging="360"/>
+      </w:pPr>
+      <w:rPr>
+        <w:rFonts w:ascii="Symbol" w:hAnsi="Symbol" w:hint="default"/>
+      </w:rPr>
+    </w:lvl>
+    <w:lvl w:ilvl="1" w:tplc="2C0A0003" w:tentative="1">
+      <w:start w:val="1"/>
+      <w:numFmt w:val="bullet"/>
+      <w:lvlText w:val="o"/>
+      <w:lvlJc w:val="left"/>
+      <w:pPr>
+        <w:ind w:left="1440" w:hanging="360"/>
+      </w:pPr>
+      <w:rPr>
+        <w:rFonts w:ascii="Courier New" w:hAnsi="Courier New" w:cs="Courier New" w:hint="default"/>
+      </w:rPr>
+    </w:lvl>
+    <w:lvl w:ilvl="2" w:tplc="2C0A0005" w:tentative="1">
+      <w:start w:val="1"/>
+      <w:numFmt w:val="bullet"/>
+      <w:lvlText w:val=""/>
+      <w:lvlJc w:val="left"/>
+      <w:pPr>
+        <w:ind w:left="2160" w:hanging="360"/>
+      </w:pPr>
+      <w:rPr>
+        <w:rFonts w:ascii="Wingdings" w:hAnsi="Wingdings" w:hint="default"/>
+      </w:rPr>
+    </w:lvl>
+    <w:lvl w:ilvl="3" w:tplc="2C0A0001" w:tentative="1">
+      <w:start w:val="1"/>
+      <w:numFmt w:val="bullet"/>
+      <w:lvlText w:val=""/>
+      <w:lvlJc w:val="left"/>
+      <w:pPr>
+        <w:ind w:left="2880" w:hanging="360"/>
+      </w:pPr>
+      <w:rPr>
+        <w:rFonts w:ascii="Symbol" w:hAnsi="Symbol" w:hint="default"/>
+      </w:rPr>
+    </w:lvl>
+    <w:lvl w:ilvl="4" w:tplc="2C0A0003" w:tentative="1">
+      <w:start w:val="1"/>
+      <w:numFmt w:val="bullet"/>
+      <w:lvlText w:val="o"/>
+      <w:lvlJc w:val="left"/>
+      <w:pPr>
+        <w:ind w:left="3600" w:hanging="360"/>
+      </w:pPr>
+      <w:rPr>
+        <w:rFonts w:ascii="Courier New" w:hAnsi="Courier New" w:cs="Courier New" w:hint="default"/>
+      </w:rPr>
+    </w:lvl>
+    <w:lvl w:ilvl="5" w:tplc="2C0A0005" w:tentative="1">
+      <w:start w:val="1"/>
+      <w:numFmt w:val="bullet"/>
+      <w:lvlText w:val=""/>
+      <w:lvlJc w:val="left"/>
+      <w:pPr>
+        <w:ind w:left="4320" w:hanging="360"/>
+      </w:pPr>
+      <w:rPr>
+        <w:rFonts w:ascii="Wingdings" w:hAnsi="Wingdings" w:hint="default"/>
+      </w:rPr>
+    </w:lvl>
+    <w:lvl w:ilvl="6" w:tplc="2C0A0001" w:tentative="1">
+      <w:start w:val="1"/>
+      <w:numFmt w:val="bullet"/>
+      <w:lvlText w:val=""/>
+      <w:lvlJc w:val="left"/>
+      <w:pPr>
+        <w:ind w:left="5040" w:hanging="360"/>
+      </w:pPr>
+      <w:rPr>
+        <w:rFonts w:ascii="Symbol" w:hAnsi="Symbol" w:hint="default"/>
+      </w:rPr>
+    </w:lvl>
+    <w:lvl w:ilvl="7" w:tplc="2C0A0003" w:tentative="1">
+      <w:start w:val="1"/>
+      <w:numFmt w:val="bullet"/>
+      <w:lvlText w:val="o"/>
+      <w:lvlJc w:val="left"/>
+      <w:pPr>
+        <w:ind w:left="5760" w:hanging="360"/>
+      </w:pPr>
+      <w:rPr>
+        <w:rFonts w:ascii="Courier New" w:hAnsi="Courier New" w:cs="Courier New" w:hint="default"/>
+      </w:rPr>
+    </w:lvl>
+    <w:lvl w:ilvl="8" w:tplc="2C0A0005" w:tentative="1">
+      <w:start w:val="1"/>
+      <w:numFmt w:val="bullet"/>
+      <w:lvlText w:val=""/>
+      <w:lvlJc w:val="left"/>
+      <w:pPr>
+        <w:ind w:left="6480" w:hanging="360"/>
+      </w:pPr>
+      <w:rPr>
+        <w:rFonts w:ascii="Wingdings" w:hAnsi="Wingdings" w:hint="default"/>
+      </w:rPr>
+    </w:lvl>
+  </w:abstractNum>
+  <w:abstractNum w:abstractNumId="5" w15:restartNumberingAfterBreak="0">
     <w:nsid w:val="237A350A"/>
     <w:multiLevelType w:val="hybridMultilevel"/>
     <w:tmpl w:val="E4D66FD6"/>
@@ -35217,7 +36096,7 @@
       </w:rPr>
     </w:lvl>
   </w:abstractNum>
-  <w:abstractNum w:abstractNumId="4" w15:restartNumberingAfterBreak="0">
+  <w:abstractNum w:abstractNumId="6" w15:restartNumberingAfterBreak="0">
     <w:nsid w:val="247A1F8A"/>
     <w:multiLevelType w:val="hybridMultilevel"/>
     <w:tmpl w:val="3F7C0A0E"/>
@@ -35330,7 +36209,7 @@
       </w:rPr>
     </w:lvl>
   </w:abstractNum>
-  <w:abstractNum w:abstractNumId="5" w15:restartNumberingAfterBreak="0">
+  <w:abstractNum w:abstractNumId="7" w15:restartNumberingAfterBreak="0">
     <w:nsid w:val="261E14D4"/>
     <w:multiLevelType w:val="hybridMultilevel"/>
     <w:tmpl w:val="5CE89AF4"/>
@@ -35443,7 +36322,7 @@
       </w:rPr>
     </w:lvl>
   </w:abstractNum>
-  <w:abstractNum w:abstractNumId="6" w15:restartNumberingAfterBreak="0">
+  <w:abstractNum w:abstractNumId="8" w15:restartNumberingAfterBreak="0">
     <w:nsid w:val="28487BC0"/>
     <w:multiLevelType w:val="multilevel"/>
     <w:tmpl w:val="6CC43A82"/>
@@ -35556,7 +36435,7 @@
       </w:rPr>
     </w:lvl>
   </w:abstractNum>
-  <w:abstractNum w:abstractNumId="7" w15:restartNumberingAfterBreak="0">
+  <w:abstractNum w:abstractNumId="9" w15:restartNumberingAfterBreak="0">
     <w:nsid w:val="327D187B"/>
     <w:multiLevelType w:val="multilevel"/>
     <w:tmpl w:val="95F8C844"/>
@@ -35669,7 +36548,7 @@
       </w:rPr>
     </w:lvl>
   </w:abstractNum>
-  <w:abstractNum w:abstractNumId="8" w15:restartNumberingAfterBreak="0">
+  <w:abstractNum w:abstractNumId="10" w15:restartNumberingAfterBreak="0">
     <w:nsid w:val="3603469B"/>
     <w:multiLevelType w:val="hybridMultilevel"/>
     <w:tmpl w:val="EE888CCA"/>
@@ -35782,7 +36661,7 @@
       </w:rPr>
     </w:lvl>
   </w:abstractNum>
-  <w:abstractNum w:abstractNumId="9" w15:restartNumberingAfterBreak="0">
+  <w:abstractNum w:abstractNumId="11" w15:restartNumberingAfterBreak="0">
     <w:nsid w:val="3D1D50AE"/>
     <w:multiLevelType w:val="multilevel"/>
     <w:tmpl w:val="D6CC0948"/>
@@ -35895,7 +36774,7 @@
       </w:rPr>
     </w:lvl>
   </w:abstractNum>
-  <w:abstractNum w:abstractNumId="10" w15:restartNumberingAfterBreak="0">
+  <w:abstractNum w:abstractNumId="12" w15:restartNumberingAfterBreak="0">
     <w:nsid w:val="49FC0ABB"/>
     <w:multiLevelType w:val="hybridMultilevel"/>
     <w:tmpl w:val="B45810EA"/>
@@ -36008,7 +36887,7 @@
       </w:rPr>
     </w:lvl>
   </w:abstractNum>
-  <w:abstractNum w:abstractNumId="11" w15:restartNumberingAfterBreak="0">
+  <w:abstractNum w:abstractNumId="13" w15:restartNumberingAfterBreak="0">
     <w:nsid w:val="4B040F22"/>
     <w:multiLevelType w:val="hybridMultilevel"/>
     <w:tmpl w:val="9894D10E"/>
@@ -36121,7 +37000,7 @@
       </w:rPr>
     </w:lvl>
   </w:abstractNum>
-  <w:abstractNum w:abstractNumId="12" w15:restartNumberingAfterBreak="0">
+  <w:abstractNum w:abstractNumId="14" w15:restartNumberingAfterBreak="0">
     <w:nsid w:val="64C0551D"/>
     <w:multiLevelType w:val="hybridMultilevel"/>
     <w:tmpl w:val="219E0E28"/>
@@ -36234,7 +37113,7 @@
       </w:rPr>
     </w:lvl>
   </w:abstractNum>
-  <w:abstractNum w:abstractNumId="13" w15:restartNumberingAfterBreak="0">
+  <w:abstractNum w:abstractNumId="15" w15:restartNumberingAfterBreak="0">
     <w:nsid w:val="6F36430A"/>
     <w:multiLevelType w:val="hybridMultilevel"/>
     <w:tmpl w:val="1DDAB206"/>
@@ -36347,7 +37226,7 @@
       </w:rPr>
     </w:lvl>
   </w:abstractNum>
-  <w:abstractNum w:abstractNumId="14" w15:restartNumberingAfterBreak="0">
+  <w:abstractNum w:abstractNumId="16" w15:restartNumberingAfterBreak="0">
     <w:nsid w:val="7A13706C"/>
     <w:multiLevelType w:val="hybridMultilevel"/>
     <w:tmpl w:val="42F410CE"/>
@@ -36461,49 +37340,55 @@
     </w:lvl>
   </w:abstractNum>
   <w:num w:numId="1">
+    <w:abstractNumId w:val="11"/>
+  </w:num>
+  <w:num w:numId="2">
     <w:abstractNumId w:val="9"/>
   </w:num>
-  <w:num w:numId="2">
+  <w:num w:numId="3">
+    <w:abstractNumId w:val="8"/>
+  </w:num>
+  <w:num w:numId="4">
+    <w:abstractNumId w:val="3"/>
+  </w:num>
+  <w:num w:numId="5">
+    <w:abstractNumId w:val="10"/>
+  </w:num>
+  <w:num w:numId="6">
+    <w:abstractNumId w:val="14"/>
+  </w:num>
+  <w:num w:numId="7">
+    <w:abstractNumId w:val="16"/>
+  </w:num>
+  <w:num w:numId="8">
+    <w:abstractNumId w:val="12"/>
+  </w:num>
+  <w:num w:numId="9">
+    <w:abstractNumId w:val="1"/>
+  </w:num>
+  <w:num w:numId="10">
+    <w:abstractNumId w:val="13"/>
+  </w:num>
+  <w:num w:numId="11">
     <w:abstractNumId w:val="7"/>
   </w:num>
-  <w:num w:numId="3">
+  <w:num w:numId="12">
     <w:abstractNumId w:val="6"/>
   </w:num>
-  <w:num w:numId="4">
+  <w:num w:numId="13">
+    <w:abstractNumId w:val="5"/>
+  </w:num>
+  <w:num w:numId="14">
+    <w:abstractNumId w:val="15"/>
+  </w:num>
+  <w:num w:numId="15">
     <w:abstractNumId w:val="2"/>
   </w:num>
-  <w:num w:numId="5">
-    <w:abstractNumId w:val="8"/>
-  </w:num>
-  <w:num w:numId="6">
-    <w:abstractNumId w:val="12"/>
-  </w:num>
-  <w:num w:numId="7">
-    <w:abstractNumId w:val="14"/>
-  </w:num>
-  <w:num w:numId="8">
-    <w:abstractNumId w:val="10"/>
-  </w:num>
-  <w:num w:numId="9">
-    <w:abstractNumId w:val="0"/>
-  </w:num>
-  <w:num w:numId="10">
-    <w:abstractNumId w:val="11"/>
-  </w:num>
-  <w:num w:numId="11">
-    <w:abstractNumId w:val="5"/>
-  </w:num>
-  <w:num w:numId="12">
+  <w:num w:numId="16">
     <w:abstractNumId w:val="4"/>
   </w:num>
-  <w:num w:numId="13">
-    <w:abstractNumId w:val="3"/>
-  </w:num>
-  <w:num w:numId="14">
-    <w:abstractNumId w:val="13"/>
-  </w:num>
-  <w:num w:numId="15">
-    <w:abstractNumId w:val="1"/>
+  <w:num w:numId="17">
+    <w:abstractNumId w:val="0"/>
   </w:num>
 </w:numbering>
 </file>
@@ -36906,7 +37791,7 @@
   <w:style w:type="paragraph" w:default="1" w:styleId="Normal">
     <w:name w:val="Normal"/>
     <w:qFormat/>
-    <w:rsid w:val="00E93880"/>
+    <w:rsid w:val="009737BB"/>
   </w:style>
   <w:style w:type="paragraph" w:styleId="Ttulo1">
     <w:name w:val="heading 1"/>

--- a/TP2/2026_RI_TP2_TP_Modelos.docx
+++ b/TP2/2026_RI_TP2_TP_Modelos.docx
@@ -33388,14 +33388,6 @@
         </w:rPr>
         <w:t>5.254</w:t>
       </w:r>
-    </w:p>
-    <w:p>
-      <w:pPr>
-        <w:rPr>
-          <w:sz w:val="24"/>
-          <w:szCs w:val="24"/>
-        </w:rPr>
-      </w:pPr>
     </w:p>
     <w:p>
       <w:pPr>
@@ -33821,6 +33813,7 @@
           <w:szCs w:val="24"/>
           <w:lang w:val="es-AR"/>
         </w:rPr>
+        <w:lastRenderedPageBreak/>
         <w:t xml:space="preserve">En este caso, como el primer relevante </w:t>
       </w:r>
       <w:r>
@@ -34204,16 +34197,6 @@
     </w:p>
     <w:p>
       <w:pPr>
-        <w:jc w:val="center"/>
-        <w:rPr>
-          <w:color w:val="FABF8F" w:themeColor="accent6" w:themeTint="99"/>
-          <w:sz w:val="24"/>
-          <w:szCs w:val="24"/>
-        </w:rPr>
-      </w:pPr>
-    </w:p>
-    <w:p>
-      <w:pPr>
         <w:numPr>
           <w:ilvl w:val="0"/>
           <w:numId w:val="1"/>
@@ -34231,6 +34214,7 @@
           <w:sz w:val="24"/>
           <w:szCs w:val="24"/>
         </w:rPr>
+        <w:lastRenderedPageBreak/>
         <w:t>Utilizando la colección de prueba Vaswani y pyTerrier se debe realizar la evaluación del sistema. Para ello, es necesario construir un índice con los documentos de la colección y luego ejecutar las consultas (modelo vectorial con TF/IDF), las cuales deben armar a partir de los términos que considere de las necesidades de información (puede eliminar las palabras vacías). Los resultados deben ser comparados contra los juicios de relevancia de la colección. Realizar el análisis en dos ámbitos:</w:t>
       </w:r>
     </w:p>
@@ -34292,224 +34276,20 @@
     <w:p>
       <w:pPr>
         <w:rPr>
-          <w:color w:val="FABF8F" w:themeColor="accent6" w:themeTint="99"/>
-          <w:sz w:val="24"/>
-          <w:szCs w:val="24"/>
-        </w:rPr>
-      </w:pPr>
-      <w:r>
-        <w:rPr>
-          <w:color w:val="FABF8F" w:themeColor="accent6" w:themeTint="99"/>
-          <w:sz w:val="24"/>
-          <w:szCs w:val="24"/>
-        </w:rPr>
-        <w:br w:type="page"/>
-      </w:r>
-    </w:p>
-    <w:p>
-      <w:pPr>
-        <w:numPr>
-          <w:ilvl w:val="0"/>
-          <w:numId w:val="1"/>
-        </w:numPr>
-        <w:jc w:val="both"/>
-        <w:rPr>
-          <w:color w:val="FABF8F" w:themeColor="accent6" w:themeTint="99"/>
-          <w:sz w:val="24"/>
-          <w:szCs w:val="24"/>
-        </w:rPr>
-      </w:pPr>
-      <w:r>
-        <w:rPr>
-          <w:color w:val="FABF8F" w:themeColor="accent6" w:themeTint="99"/>
-          <w:sz w:val="24"/>
-          <w:szCs w:val="24"/>
-        </w:rPr>
-        <w:lastRenderedPageBreak/>
-        <w:t>Dadas las salidas de tres sistemas de recuperación de información para 3 consultas cualquiera</w:t>
-      </w:r>
-      <w:r>
-        <w:rPr>
-          <w:color w:val="FABF8F" w:themeColor="accent6" w:themeTint="99"/>
-          <w:sz w:val="24"/>
-          <w:szCs w:val="24"/>
-          <w:vertAlign w:val="superscript"/>
-        </w:rPr>
-        <w:footnoteReference w:id="3"/>
-      </w:r>
-      <w:r>
-        <w:rPr>
-          <w:color w:val="FABF8F" w:themeColor="accent6" w:themeTint="99"/>
-          <w:sz w:val="24"/>
-          <w:szCs w:val="24"/>
-          <w:vertAlign w:val="superscript"/>
-        </w:rPr>
-        <w:t xml:space="preserve"> </w:t>
-      </w:r>
-      <w:r>
-        <w:rPr>
-          <w:color w:val="FABF8F" w:themeColor="accent6" w:themeTint="99"/>
-          <w:sz w:val="24"/>
-          <w:szCs w:val="24"/>
-        </w:rPr>
-        <w:t xml:space="preserve"> y los juicios de relevancia creados por asesores humanos</w:t>
-      </w:r>
-      <w:r>
-        <w:rPr>
-          <w:color w:val="FABF8F" w:themeColor="accent6" w:themeTint="99"/>
-          <w:sz w:val="24"/>
-          <w:szCs w:val="24"/>
-          <w:vertAlign w:val="superscript"/>
-        </w:rPr>
-        <w:footnoteReference w:id="4"/>
-      </w:r>
-      <w:r>
-        <w:rPr>
-          <w:color w:val="FABF8F" w:themeColor="accent6" w:themeTint="99"/>
-          <w:sz w:val="24"/>
-          <w:szCs w:val="24"/>
-        </w:rPr>
-        <w:t xml:space="preserve"> calcule para cada sistema:</w:t>
-      </w:r>
-    </w:p>
-    <w:p>
-      <w:pPr>
-        <w:ind w:left="720"/>
-        <w:jc w:val="both"/>
-        <w:rPr>
-          <w:color w:val="FABF8F" w:themeColor="accent6" w:themeTint="99"/>
-          <w:sz w:val="24"/>
-          <w:szCs w:val="24"/>
-        </w:rPr>
-      </w:pPr>
-    </w:p>
-    <w:p>
-      <w:pPr>
-        <w:ind w:left="720" w:firstLine="720"/>
-        <w:jc w:val="both"/>
-        <w:rPr>
-          <w:color w:val="FABF8F" w:themeColor="accent6" w:themeTint="99"/>
-          <w:sz w:val="24"/>
-          <w:szCs w:val="24"/>
-        </w:rPr>
-      </w:pPr>
-      <w:r>
-        <w:rPr>
-          <w:color w:val="FABF8F" w:themeColor="accent6" w:themeTint="99"/>
-          <w:sz w:val="24"/>
-          <w:szCs w:val="24"/>
-        </w:rPr>
-        <w:t>a) La precisión media</w:t>
-      </w:r>
-    </w:p>
-    <w:p>
-      <w:pPr>
-        <w:ind w:left="720" w:firstLine="720"/>
-        <w:jc w:val="both"/>
-        <w:rPr>
-          <w:color w:val="FABF8F" w:themeColor="accent6" w:themeTint="99"/>
-          <w:sz w:val="24"/>
-          <w:szCs w:val="24"/>
-        </w:rPr>
-      </w:pPr>
-      <w:r>
-        <w:rPr>
-          <w:color w:val="FABF8F" w:themeColor="accent6" w:themeTint="99"/>
-          <w:sz w:val="24"/>
-          <w:szCs w:val="24"/>
-        </w:rPr>
-        <w:t>b) La precisión media a intervalos de Recall de 20%</w:t>
-      </w:r>
-    </w:p>
-    <w:p>
-      <w:pPr>
-        <w:ind w:left="720" w:firstLine="720"/>
-        <w:jc w:val="both"/>
-        <w:rPr>
-          <w:color w:val="FABF8F" w:themeColor="accent6" w:themeTint="99"/>
-          <w:sz w:val="24"/>
-          <w:szCs w:val="24"/>
-        </w:rPr>
-      </w:pPr>
-      <w:r>
-        <w:rPr>
-          <w:color w:val="FABF8F" w:themeColor="accent6" w:themeTint="99"/>
-          <w:sz w:val="24"/>
-          <w:szCs w:val="24"/>
-        </w:rPr>
-        <w:t>c) P@5, P@10, P@20</w:t>
-      </w:r>
-    </w:p>
-    <w:p>
-      <w:pPr>
-        <w:ind w:left="720"/>
-        <w:jc w:val="both"/>
-        <w:rPr>
-          <w:color w:val="FABF8F" w:themeColor="accent6" w:themeTint="99"/>
-          <w:sz w:val="24"/>
-          <w:szCs w:val="24"/>
-        </w:rPr>
-      </w:pPr>
-    </w:p>
-    <w:p>
-      <w:pPr>
-        <w:ind w:left="720"/>
-        <w:jc w:val="both"/>
-        <w:rPr>
-          <w:color w:val="FABF8F" w:themeColor="accent6" w:themeTint="99"/>
-          <w:sz w:val="24"/>
-          <w:szCs w:val="24"/>
-        </w:rPr>
-      </w:pPr>
-      <w:r>
-        <w:rPr>
-          <w:color w:val="FABF8F" w:themeColor="accent6" w:themeTint="99"/>
-          <w:sz w:val="24"/>
-          <w:szCs w:val="24"/>
-        </w:rPr>
-        <w:t>Luego, exponga un escenario posible y medidas complementarias para decidir qué sistema utilizar.</w:t>
-      </w:r>
-    </w:p>
-    <w:p>
-      <w:pPr>
-        <w:jc w:val="both"/>
-        <w:rPr>
-          <w:sz w:val="24"/>
-          <w:szCs w:val="24"/>
-        </w:rPr>
-      </w:pPr>
-    </w:p>
-    <w:p>
-      <w:r>
-        <w:t xml:space="preserve">Cálculos en </w:t>
-      </w:r>
-      <w:r>
-        <w:t>planilla</w:t>
-      </w:r>
-      <w:r>
-        <w:t xml:space="preserve"> “</w:t>
-      </w:r>
-      <w:r>
-        <w:t>Ejer-Evaluacion-OUTPUT</w:t>
-      </w:r>
-      <w:r>
-        <w:t>”. En cada hoja están cada query, y dentro de ellas los tres sistemas con las métrica solicitadas.</w:t>
-      </w:r>
-    </w:p>
-    <w:p/>
-    <w:p>
-      <w:pPr>
-        <w:rPr>
           <w:b/>
           <w:bCs/>
+          <w:sz w:val="24"/>
+          <w:szCs w:val="24"/>
         </w:rPr>
       </w:pPr>
       <w:r>
         <w:rPr>
           <w:b/>
           <w:bCs/>
-        </w:rPr>
-        <w:t>Análisis por Query:</w:t>
+          <w:sz w:val="24"/>
+          <w:szCs w:val="24"/>
+        </w:rPr>
+        <w:t>A) Análisis global</w:t>
       </w:r>
     </w:p>
     <w:p>
@@ -34517,108 +34297,391 @@
         <w:rPr>
           <w:b/>
           <w:bCs/>
-        </w:rPr>
-      </w:pPr>
-    </w:p>
-    <w:p>
-      <w:pPr>
-        <w:pStyle w:val="Prrafodelista"/>
-        <w:numPr>
-          <w:ilvl w:val="0"/>
-          <w:numId w:val="17"/>
-        </w:numPr>
-        <w:rPr>
-          <w:b/>
-          <w:bCs/>
-        </w:rPr>
-      </w:pPr>
-      <w:r>
-        <w:t xml:space="preserve">Para la query 1, el mejor sistema resulta ser el A por tener una buena precisión media y altos valores de precisión para tops altos. Le sigue el sistema B que presenta </w:t>
-      </w:r>
-      <w:r>
-        <w:t xml:space="preserve">valores no tan distintos </w:t>
-      </w:r>
-      <w:r>
-        <w:t xml:space="preserve">que A, y por ultimo C que tiene niveles muy bajos en comparativa al primero, un 30% menor. </w:t>
-      </w:r>
-    </w:p>
-    <w:p>
-      <w:pPr>
-        <w:pStyle w:val="Prrafodelista"/>
-        <w:numPr>
-          <w:ilvl w:val="1"/>
-          <w:numId w:val="17"/>
-        </w:numPr>
-        <w:rPr>
-          <w:b/>
-          <w:bCs/>
-        </w:rPr>
-      </w:pPr>
-      <w:r>
-        <w:rPr>
-          <w:b/>
-          <w:bCs/>
-        </w:rPr>
-        <w:t>SISTEMA A</w:t>
-      </w:r>
-    </w:p>
-    <w:p>
-      <w:pPr>
-        <w:pStyle w:val="Prrafodelista"/>
-        <w:numPr>
-          <w:ilvl w:val="1"/>
-          <w:numId w:val="17"/>
-        </w:numPr>
-        <w:rPr>
-          <w:b/>
-          <w:bCs/>
-        </w:rPr>
-      </w:pPr>
-      <w:r>
-        <w:t>Sistema B</w:t>
-      </w:r>
-    </w:p>
-    <w:p>
-      <w:pPr>
-        <w:pStyle w:val="Prrafodelista"/>
-        <w:numPr>
-          <w:ilvl w:val="1"/>
-          <w:numId w:val="17"/>
-        </w:numPr>
-        <w:rPr>
-          <w:b/>
-          <w:bCs/>
-        </w:rPr>
-      </w:pPr>
-      <w:r>
-        <w:t>Sistema C</w:t>
-      </w:r>
-    </w:p>
-    <w:p>
-      <w:pPr>
-        <w:rPr>
-          <w:b/>
-          <w:bCs/>
-        </w:rPr>
-      </w:pPr>
-    </w:p>
-    <w:p>
-      <w:pPr>
-        <w:rPr>
-          <w:b/>
-          <w:bCs/>
-        </w:rPr>
-      </w:pPr>
-      <w:r>
-        <w:rPr>
-          <w:b/>
-          <w:bCs/>
+          <w:sz w:val="24"/>
+          <w:szCs w:val="24"/>
+        </w:rPr>
+      </w:pPr>
+    </w:p>
+    <w:p>
+      <w:pPr>
+        <w:rPr>
+          <w:sz w:val="24"/>
+          <w:szCs w:val="24"/>
+        </w:rPr>
+      </w:pPr>
+      <w:r>
+        <w:rPr>
+          <w:sz w:val="24"/>
+          <w:szCs w:val="24"/>
+        </w:rPr>
+        <w:t>Los resultados para las métricas solicitadas fueron las siguientes:</w:t>
+      </w:r>
+    </w:p>
+    <w:p>
+      <w:pPr>
+        <w:rPr>
+          <w:sz w:val="24"/>
+          <w:szCs w:val="24"/>
+        </w:rPr>
+      </w:pPr>
+    </w:p>
+    <w:tbl>
+      <w:tblPr>
+        <w:tblStyle w:val="Tablaconcuadrcula"/>
+        <w:tblW w:w="0" w:type="auto"/>
+        <w:tblLook w:val="04A0" w:firstRow="1" w:lastRow="0" w:firstColumn="1" w:lastColumn="0" w:noHBand="0" w:noVBand="1"/>
+      </w:tblPr>
+      <w:tblGrid>
+        <w:gridCol w:w="1838"/>
+        <w:gridCol w:w="1701"/>
+        <w:gridCol w:w="6091"/>
+      </w:tblGrid>
+      <w:tr>
+        <w:trPr>
+          <w:trHeight w:val="414"/>
+        </w:trPr>
+        <w:tc>
+          <w:tcPr>
+            <w:tcW w:w="1838" w:type="dxa"/>
+            <w:vAlign w:val="center"/>
+          </w:tcPr>
+          <w:p>
+            <w:pPr>
+              <w:jc w:val="center"/>
+              <w:rPr>
+                <w:b/>
+                <w:bCs/>
+                <w:sz w:val="24"/>
+                <w:szCs w:val="24"/>
+              </w:rPr>
+            </w:pPr>
+            <w:r>
+              <w:rPr>
+                <w:b/>
+                <w:bCs/>
+                <w:sz w:val="24"/>
+                <w:szCs w:val="24"/>
+              </w:rPr>
+              <w:t>Métrica</w:t>
+            </w:r>
+          </w:p>
+        </w:tc>
+        <w:tc>
+          <w:tcPr>
+            <w:tcW w:w="1701" w:type="dxa"/>
+            <w:vAlign w:val="center"/>
+          </w:tcPr>
+          <w:p>
+            <w:pPr>
+              <w:jc w:val="center"/>
+              <w:rPr>
+                <w:b/>
+                <w:bCs/>
+                <w:sz w:val="24"/>
+                <w:szCs w:val="24"/>
+              </w:rPr>
+            </w:pPr>
+            <w:r>
+              <w:rPr>
+                <w:b/>
+                <w:bCs/>
+                <w:sz w:val="24"/>
+                <w:szCs w:val="24"/>
+              </w:rPr>
+              <w:t>Valor</w:t>
+            </w:r>
+          </w:p>
+        </w:tc>
+        <w:tc>
+          <w:tcPr>
+            <w:tcW w:w="6091" w:type="dxa"/>
+            <w:vAlign w:val="center"/>
+          </w:tcPr>
+          <w:p>
+            <w:pPr>
+              <w:jc w:val="center"/>
+              <w:rPr>
+                <w:b/>
+                <w:bCs/>
+                <w:sz w:val="24"/>
+                <w:szCs w:val="24"/>
+              </w:rPr>
+            </w:pPr>
+            <w:r>
+              <w:rPr>
+                <w:b/>
+                <w:bCs/>
+                <w:sz w:val="24"/>
+                <w:szCs w:val="24"/>
+              </w:rPr>
+              <w:t>Análisis</w:t>
+            </w:r>
+          </w:p>
+        </w:tc>
+      </w:tr>
+      <w:tr>
+        <w:trPr>
+          <w:trHeight w:val="1413"/>
+        </w:trPr>
+        <w:tc>
+          <w:tcPr>
+            <w:tcW w:w="1838" w:type="dxa"/>
+            <w:vAlign w:val="center"/>
+          </w:tcPr>
+          <w:p>
+            <w:pPr>
+              <w:jc w:val="center"/>
+              <w:rPr>
+                <w:sz w:val="24"/>
+                <w:szCs w:val="24"/>
+              </w:rPr>
+            </w:pPr>
+            <w:r>
+              <w:rPr>
+                <w:sz w:val="24"/>
+                <w:szCs w:val="24"/>
+              </w:rPr>
+              <w:t>P@10</w:t>
+            </w:r>
+          </w:p>
+        </w:tc>
+        <w:tc>
+          <w:tcPr>
+            <w:tcW w:w="1701" w:type="dxa"/>
+            <w:vAlign w:val="center"/>
+          </w:tcPr>
+          <w:p>
+            <w:pPr>
+              <w:jc w:val="center"/>
+              <w:rPr>
+                <w:sz w:val="24"/>
+                <w:szCs w:val="24"/>
+              </w:rPr>
+            </w:pPr>
+            <w:r>
+              <w:rPr>
+                <w:sz w:val="24"/>
+                <w:szCs w:val="24"/>
+              </w:rPr>
+              <w:t>0.3591</w:t>
+            </w:r>
+          </w:p>
+        </w:tc>
+        <w:tc>
+          <w:tcPr>
+            <w:tcW w:w="6091" w:type="dxa"/>
+            <w:vAlign w:val="center"/>
+          </w:tcPr>
+          <w:p>
+            <w:pPr>
+              <w:jc w:val="center"/>
+              <w:rPr>
+                <w:sz w:val="24"/>
+                <w:szCs w:val="24"/>
+              </w:rPr>
+            </w:pPr>
+            <w:r>
+              <w:rPr>
+                <w:sz w:val="24"/>
+                <w:szCs w:val="24"/>
+              </w:rPr>
+              <w:t>De los primeros 10 resultados, casi 4 documentos son relevantes. El valor es aceptable, pero ver el P@5 podría ser mas interesante para acompañar esta métrica.</w:t>
+            </w:r>
+          </w:p>
+        </w:tc>
+      </w:tr>
+      <w:tr>
+        <w:trPr>
+          <w:trHeight w:val="979"/>
+        </w:trPr>
+        <w:tc>
+          <w:tcPr>
+            <w:tcW w:w="1838" w:type="dxa"/>
+            <w:vAlign w:val="center"/>
+          </w:tcPr>
+          <w:p>
+            <w:pPr>
+              <w:jc w:val="center"/>
+              <w:rPr>
+                <w:sz w:val="24"/>
+                <w:szCs w:val="24"/>
+              </w:rPr>
+            </w:pPr>
+            <w:r>
+              <w:rPr>
+                <w:sz w:val="24"/>
+                <w:szCs w:val="24"/>
+              </w:rPr>
+              <w:t>AP</w:t>
+            </w:r>
+          </w:p>
+        </w:tc>
+        <w:tc>
+          <w:tcPr>
+            <w:tcW w:w="1701" w:type="dxa"/>
+            <w:vAlign w:val="center"/>
+          </w:tcPr>
+          <w:p>
+            <w:pPr>
+              <w:jc w:val="center"/>
+              <w:rPr>
+                <w:sz w:val="24"/>
+                <w:szCs w:val="24"/>
+              </w:rPr>
+            </w:pPr>
+            <w:r>
+              <w:rPr>
+                <w:sz w:val="24"/>
+                <w:szCs w:val="24"/>
+              </w:rPr>
+              <w:t>0.2909</w:t>
+            </w:r>
+          </w:p>
+        </w:tc>
+        <w:tc>
+          <w:tcPr>
+            <w:tcW w:w="6091" w:type="dxa"/>
+            <w:vAlign w:val="center"/>
+          </w:tcPr>
+          <w:p>
+            <w:pPr>
+              <w:jc w:val="center"/>
+              <w:rPr>
+                <w:sz w:val="24"/>
+                <w:szCs w:val="24"/>
+              </w:rPr>
+            </w:pPr>
+            <w:r>
+              <w:rPr>
+                <w:sz w:val="24"/>
+                <w:szCs w:val="24"/>
+              </w:rPr>
+              <w:t>Al ser un valor bajo, los documentos relevantes se mezclan con los no relevantes.</w:t>
+            </w:r>
+          </w:p>
+        </w:tc>
+      </w:tr>
+      <w:tr>
+        <w:trPr>
+          <w:trHeight w:val="1111"/>
+        </w:trPr>
+        <w:tc>
+          <w:tcPr>
+            <w:tcW w:w="1838" w:type="dxa"/>
+            <w:vAlign w:val="center"/>
+          </w:tcPr>
+          <w:p>
+            <w:pPr>
+              <w:jc w:val="center"/>
+              <w:rPr>
+                <w:sz w:val="24"/>
+                <w:szCs w:val="24"/>
+              </w:rPr>
+            </w:pPr>
+            <w:r>
+              <w:rPr>
+                <w:sz w:val="24"/>
+                <w:szCs w:val="24"/>
+              </w:rPr>
+              <w:t>NDCG@10</w:t>
+            </w:r>
+          </w:p>
+        </w:tc>
+        <w:tc>
+          <w:tcPr>
+            <w:tcW w:w="1701" w:type="dxa"/>
+            <w:vAlign w:val="center"/>
+          </w:tcPr>
+          <w:p>
+            <w:pPr>
+              <w:jc w:val="center"/>
+              <w:rPr>
+                <w:sz w:val="24"/>
+                <w:szCs w:val="24"/>
+              </w:rPr>
+            </w:pPr>
+            <w:r>
+              <w:rPr>
+                <w:sz w:val="24"/>
+                <w:szCs w:val="24"/>
+              </w:rPr>
+              <w:t>0.4444</w:t>
+            </w:r>
+          </w:p>
+        </w:tc>
+        <w:tc>
+          <w:tcPr>
+            <w:tcW w:w="6091" w:type="dxa"/>
+            <w:vAlign w:val="center"/>
+          </w:tcPr>
+          <w:p>
+            <w:pPr>
+              <w:jc w:val="center"/>
+              <w:rPr>
+                <w:sz w:val="24"/>
+                <w:szCs w:val="24"/>
+              </w:rPr>
+            </w:pPr>
+            <w:r>
+              <w:rPr>
+                <w:sz w:val="24"/>
+                <w:szCs w:val="24"/>
+              </w:rPr>
+              <w:t>El valor es menor que 1, por lo que estaría mal el ordenamiento de los relevantes.</w:t>
+            </w:r>
+          </w:p>
+        </w:tc>
+      </w:tr>
+    </w:tbl>
+    <w:p>
+      <w:pPr>
+        <w:rPr>
+          <w:sz w:val="24"/>
+          <w:szCs w:val="24"/>
+        </w:rPr>
+      </w:pPr>
+    </w:p>
+    <w:p>
+      <w:pPr>
+        <w:rPr>
+          <w:sz w:val="24"/>
+          <w:szCs w:val="24"/>
+        </w:rPr>
+      </w:pPr>
+      <w:r>
+        <w:rPr>
+          <w:sz w:val="24"/>
+          <w:szCs w:val="24"/>
+        </w:rPr>
+        <w:t>Luego de calcular las métricas, construimos la curva R-P de 11 puntos.</w:t>
+      </w:r>
+    </w:p>
+    <w:p>
+      <w:pPr>
+        <w:rPr>
+          <w:sz w:val="24"/>
+          <w:szCs w:val="24"/>
+        </w:rPr>
+      </w:pPr>
+    </w:p>
+    <w:p>
+      <w:pPr>
+        <w:jc w:val="center"/>
+        <w:rPr>
+          <w:sz w:val="24"/>
+          <w:szCs w:val="24"/>
+        </w:rPr>
+      </w:pPr>
+      <w:r>
+        <w:rPr>
+          <w:sz w:val="24"/>
+          <w:szCs w:val="24"/>
         </w:rPr>
         <w:drawing>
-          <wp:inline distT="0" distB="0" distL="0" distR="0" wp14:anchorId="15C21C67" wp14:editId="3865362F">
-            <wp:extent cx="6121400" cy="1834515"/>
-            <wp:effectExtent l="0" t="0" r="0" b="0"/>
-            <wp:docPr id="10" name="Imagen 10"/>
+          <wp:inline distT="0" distB="0" distL="0" distR="0" wp14:anchorId="174B6357" wp14:editId="069D6E1C">
+            <wp:extent cx="2630014" cy="2070340"/>
+            <wp:effectExtent l="0" t="0" r="0" b="6350"/>
+            <wp:docPr id="15" name="Imagen 15"/>
             <wp:cNvGraphicFramePr>
               <a:graphicFrameLocks xmlns:a="http://schemas.openxmlformats.org/drawingml/2006/main" noChangeAspect="1"/>
             </wp:cNvGraphicFramePr>
@@ -34638,7 +34701,7 @@
                   <pic:spPr>
                     <a:xfrm>
                       <a:off x="0" y="0"/>
-                      <a:ext cx="6121400" cy="1834515"/>
+                      <a:ext cx="2631439" cy="2071462"/>
                     </a:xfrm>
                     <a:prstGeom prst="rect">
                       <a:avLst/>
@@ -34653,9 +34716,62 @@
     </w:p>
     <w:p>
       <w:pPr>
+        <w:jc w:val="center"/>
+        <w:rPr>
+          <w:sz w:val="24"/>
+          <w:szCs w:val="24"/>
+        </w:rPr>
+      </w:pPr>
+    </w:p>
+    <w:p>
+      <w:pPr>
+        <w:jc w:val="both"/>
+        <w:rPr>
+          <w:sz w:val="24"/>
+          <w:szCs w:val="24"/>
+        </w:rPr>
+      </w:pPr>
+      <w:r>
+        <w:rPr>
+          <w:sz w:val="24"/>
+          <w:szCs w:val="24"/>
+        </w:rPr>
+        <w:lastRenderedPageBreak/>
+        <w:t>Mirando la curva, puede verse la precisión es alta en bajos valores de recall, llegando a un pico de 0.72 como máximo. Luego, esta decrece hasta 0.02, perdiendo casi toda la precisión pero con un recall de 1.</w:t>
+      </w:r>
+    </w:p>
+    <w:p>
+      <w:pPr>
+        <w:jc w:val="both"/>
+        <w:rPr>
+          <w:sz w:val="24"/>
+          <w:szCs w:val="24"/>
+        </w:rPr>
+      </w:pPr>
+    </w:p>
+    <w:p>
+      <w:pPr>
+        <w:jc w:val="both"/>
+        <w:rPr>
+          <w:sz w:val="24"/>
+          <w:szCs w:val="24"/>
+        </w:rPr>
+      </w:pPr>
+      <w:r>
+        <w:rPr>
+          <w:sz w:val="24"/>
+          <w:szCs w:val="24"/>
+        </w:rPr>
+        <w:t>Podes decir que el sistema recupera buenos resultados al principio, pero cuando aumenta la cantidad de documentos este deja de serlo, perdiendo efectividad.</w:t>
+      </w:r>
+    </w:p>
+    <w:p>
+      <w:pPr>
         <w:rPr>
           <w:b/>
           <w:bCs/>
+          <w:sz w:val="24"/>
+          <w:szCs w:val="24"/>
         </w:rPr>
       </w:pPr>
     </w:p>
@@ -34664,103 +34780,118 @@
         <w:rPr>
           <w:b/>
           <w:bCs/>
-        </w:rPr>
-      </w:pPr>
-    </w:p>
-    <w:p>
-      <w:pPr>
-        <w:pStyle w:val="Prrafodelista"/>
-        <w:numPr>
-          <w:ilvl w:val="0"/>
-          <w:numId w:val="17"/>
-        </w:numPr>
+          <w:sz w:val="24"/>
+          <w:szCs w:val="24"/>
+        </w:rPr>
+      </w:pPr>
+      <w:r>
         <w:rPr>
           <w:b/>
           <w:bCs/>
-        </w:rPr>
-      </w:pPr>
-      <w:r>
-        <w:t>Para la query 2, sigue siendo dominante el sistema A por las mismas razones que la query anterior (buena precisión media + precisión alta en tops altos). El sistema C se superpone levenmente contra el sistema B en este caso</w:t>
-      </w:r>
-    </w:p>
-    <w:p>
-      <w:pPr>
-        <w:pStyle w:val="Prrafodelista"/>
-        <w:numPr>
-          <w:ilvl w:val="1"/>
-          <w:numId w:val="17"/>
-        </w:numPr>
+          <w:sz w:val="24"/>
+          <w:szCs w:val="24"/>
+        </w:rPr>
+        <w:t>B) Análisis Individual</w:t>
+      </w:r>
+    </w:p>
+    <w:p>
+      <w:pPr>
         <w:rPr>
           <w:b/>
           <w:bCs/>
-        </w:rPr>
-      </w:pPr>
-      <w:r>
+          <w:sz w:val="24"/>
+          <w:szCs w:val="24"/>
+        </w:rPr>
+      </w:pPr>
+    </w:p>
+    <w:p>
+      <w:pPr>
+        <w:rPr>
+          <w:sz w:val="24"/>
+          <w:szCs w:val="24"/>
+        </w:rPr>
+      </w:pPr>
+      <w:r>
+        <w:rPr>
+          <w:sz w:val="24"/>
+          <w:szCs w:val="24"/>
+        </w:rPr>
+        <w:t xml:space="preserve">Para el análisis por query, </w:t>
+      </w:r>
+      <w:r>
+        <w:rPr>
+          <w:sz w:val="24"/>
+          <w:szCs w:val="24"/>
+        </w:rPr>
+        <w:t>se muestra gráficamente como es la distribución de los valores en cada métrica.</w:t>
+      </w:r>
+    </w:p>
+    <w:p>
+      <w:pPr>
+        <w:rPr>
+          <w:sz w:val="24"/>
+          <w:szCs w:val="24"/>
+        </w:rPr>
+      </w:pPr>
+    </w:p>
+    <w:p>
+      <w:pPr>
         <w:rPr>
           <w:b/>
           <w:bCs/>
-        </w:rPr>
-        <w:t>SISTEMA A</w:t>
-      </w:r>
-    </w:p>
-    <w:p>
-      <w:pPr>
-        <w:pStyle w:val="Prrafodelista"/>
-        <w:numPr>
-          <w:ilvl w:val="1"/>
-          <w:numId w:val="17"/>
-        </w:numPr>
+          <w:sz w:val="24"/>
+          <w:szCs w:val="24"/>
+        </w:rPr>
+      </w:pPr>
+      <w:r>
+        <w:rPr>
+          <w:sz w:val="24"/>
+          <w:szCs w:val="24"/>
+        </w:rPr>
+        <w:tab/>
+      </w:r>
+      <w:r>
         <w:rPr>
           <w:b/>
           <w:bCs/>
-        </w:rPr>
-      </w:pPr>
-      <w:r>
-        <w:t>Sistema C</w:t>
-      </w:r>
-    </w:p>
-    <w:p>
-      <w:pPr>
-        <w:pStyle w:val="Prrafodelista"/>
-        <w:numPr>
-          <w:ilvl w:val="1"/>
-          <w:numId w:val="17"/>
-        </w:numPr>
+          <w:sz w:val="24"/>
+          <w:szCs w:val="24"/>
+        </w:rPr>
+        <w:t>P@10</w:t>
+      </w:r>
+    </w:p>
+    <w:p>
+      <w:pPr>
         <w:rPr>
           <w:b/>
           <w:bCs/>
-        </w:rPr>
-      </w:pPr>
-      <w:r>
-        <w:t>Sistema B</w:t>
-      </w:r>
-    </w:p>
-    <w:p>
-      <w:pPr>
+          <w:sz w:val="24"/>
+          <w:szCs w:val="24"/>
+        </w:rPr>
+      </w:pPr>
+    </w:p>
+    <w:p>
+      <w:pPr>
+        <w:jc w:val="center"/>
         <w:rPr>
           <w:b/>
           <w:bCs/>
-        </w:rPr>
-      </w:pPr>
-    </w:p>
-    <w:p>
-      <w:pPr>
+          <w:sz w:val="24"/>
+          <w:szCs w:val="24"/>
+        </w:rPr>
+      </w:pPr>
+      <w:r>
         <w:rPr>
           <w:b/>
           <w:bCs/>
-        </w:rPr>
-      </w:pPr>
-      <w:r>
-        <w:rPr>
-          <w:b/>
-          <w:bCs/>
-        </w:rPr>
-        <w:lastRenderedPageBreak/>
+          <w:sz w:val="24"/>
+          <w:szCs w:val="24"/>
+        </w:rPr>
         <w:drawing>
-          <wp:inline distT="0" distB="0" distL="0" distR="0" wp14:anchorId="78D27ADE" wp14:editId="171CFEA7">
-            <wp:extent cx="6121400" cy="1835785"/>
-            <wp:effectExtent l="0" t="0" r="0" b="0"/>
-            <wp:docPr id="11" name="Imagen 11"/>
+          <wp:inline distT="0" distB="0" distL="0" distR="0" wp14:anchorId="73473566" wp14:editId="69EA50F6">
+            <wp:extent cx="2724341" cy="2182483"/>
+            <wp:effectExtent l="0" t="0" r="0" b="8890"/>
+            <wp:docPr id="16" name="Imagen 16"/>
             <wp:cNvGraphicFramePr>
               <a:graphicFrameLocks xmlns:a="http://schemas.openxmlformats.org/drawingml/2006/main" noChangeAspect="1"/>
             </wp:cNvGraphicFramePr>
@@ -34780,7 +34911,7 @@
                   <pic:spPr>
                     <a:xfrm>
                       <a:off x="0" y="0"/>
-                      <a:ext cx="6121400" cy="1835785"/>
+                      <a:ext cx="2727554" cy="2185057"/>
                     </a:xfrm>
                     <a:prstGeom prst="rect">
                       <a:avLst/>
@@ -34795,113 +34926,235 @@
     </w:p>
     <w:p>
       <w:pPr>
-        <w:pStyle w:val="Prrafodelista"/>
-        <w:ind w:left="1440"/>
+        <w:jc w:val="center"/>
+        <w:rPr>
+          <w:sz w:val="24"/>
+          <w:szCs w:val="24"/>
+        </w:rPr>
+      </w:pPr>
+      <w:r>
+        <w:rPr>
+          <w:sz w:val="24"/>
+          <w:szCs w:val="24"/>
+        </w:rPr>
+        <w:t xml:space="preserve">X: Valores de la </w:t>
+      </w:r>
+      <w:r>
+        <w:rPr>
+          <w:sz w:val="24"/>
+          <w:szCs w:val="24"/>
+        </w:rPr>
+        <w:t>métrica</w:t>
+      </w:r>
+      <w:r>
+        <w:rPr>
+          <w:sz w:val="24"/>
+          <w:szCs w:val="24"/>
+        </w:rPr>
+        <w:t xml:space="preserve"> – Y: Cantidad de querys</w:t>
+      </w:r>
+    </w:p>
+    <w:p>
+      <w:pPr>
+        <w:jc w:val="center"/>
+        <w:rPr>
+          <w:sz w:val="24"/>
+          <w:szCs w:val="24"/>
+        </w:rPr>
+      </w:pPr>
+    </w:p>
+    <w:p>
+      <w:pPr>
+        <w:jc w:val="both"/>
+        <w:rPr>
+          <w:sz w:val="24"/>
+          <w:szCs w:val="24"/>
+        </w:rPr>
+      </w:pPr>
+      <w:r>
+        <w:rPr>
+          <w:sz w:val="24"/>
+          <w:szCs w:val="24"/>
+        </w:rPr>
+        <w:t>Para el P@10, puede verse que la mayor cantidad de querys que tiene en el top 10 los documentos mas relevantes son entre 0,</w:t>
+      </w:r>
+      <w:r>
+        <w:rPr>
+          <w:sz w:val="24"/>
+          <w:szCs w:val="24"/>
+        </w:rPr>
+        <w:t>1</w:t>
+      </w:r>
+      <w:r>
+        <w:rPr>
+          <w:sz w:val="24"/>
+          <w:szCs w:val="24"/>
+        </w:rPr>
+        <w:t xml:space="preserve"> y 0,</w:t>
+      </w:r>
+      <w:r>
+        <w:rPr>
+          <w:sz w:val="24"/>
+          <w:szCs w:val="24"/>
+        </w:rPr>
+        <w:t>4</w:t>
+      </w:r>
+      <w:r>
+        <w:rPr>
+          <w:sz w:val="24"/>
+          <w:szCs w:val="24"/>
+        </w:rPr>
+        <w:t xml:space="preserve">. Esto quiere decir que, de 10 documentos, </w:t>
+      </w:r>
+      <w:r>
+        <w:rPr>
+          <w:sz w:val="24"/>
+          <w:szCs w:val="24"/>
+        </w:rPr>
+        <w:t>hay entre 1 a 4</w:t>
+      </w:r>
+      <w:r>
+        <w:rPr>
+          <w:sz w:val="24"/>
+          <w:szCs w:val="24"/>
+        </w:rPr>
+        <w:t xml:space="preserve"> </w:t>
+      </w:r>
+      <w:r>
+        <w:rPr>
+          <w:sz w:val="24"/>
+          <w:szCs w:val="24"/>
+        </w:rPr>
+        <w:t>documentos</w:t>
+      </w:r>
+      <w:r>
+        <w:rPr>
+          <w:sz w:val="24"/>
+          <w:szCs w:val="24"/>
+        </w:rPr>
+        <w:t xml:space="preserve"> relevantes</w:t>
+      </w:r>
+      <w:r>
+        <w:rPr>
+          <w:sz w:val="24"/>
+          <w:szCs w:val="24"/>
+        </w:rPr>
+        <w:t>.</w:t>
+      </w:r>
+    </w:p>
+    <w:p>
+      <w:pPr>
+        <w:jc w:val="both"/>
+        <w:rPr>
+          <w:sz w:val="24"/>
+          <w:szCs w:val="24"/>
+        </w:rPr>
+      </w:pPr>
+    </w:p>
+    <w:p>
+      <w:pPr>
+        <w:jc w:val="both"/>
+        <w:rPr>
+          <w:sz w:val="24"/>
+          <w:szCs w:val="24"/>
+        </w:rPr>
+      </w:pPr>
+      <w:r>
+        <w:rPr>
+          <w:sz w:val="24"/>
+          <w:szCs w:val="24"/>
+        </w:rPr>
+        <w:t>Existen muy pocas querys que se recupera una gran cantidad de documentos relevantes, como 8 de 10 documentos, que son solamente 2 a 3 querys.</w:t>
+      </w:r>
+    </w:p>
+    <w:p>
+      <w:pPr>
+        <w:jc w:val="both"/>
+        <w:rPr>
+          <w:sz w:val="24"/>
+          <w:szCs w:val="24"/>
+        </w:rPr>
+      </w:pPr>
+    </w:p>
+    <w:p>
+      <w:pPr>
+        <w:jc w:val="both"/>
+        <w:rPr>
+          <w:sz w:val="24"/>
+          <w:szCs w:val="24"/>
+        </w:rPr>
+      </w:pPr>
+      <w:r>
+        <w:rPr>
+          <w:sz w:val="24"/>
+          <w:szCs w:val="24"/>
+        </w:rPr>
+        <w:t>Podemos concluir que el sistema recupera pocos documentos relevantes en el top 10, y eso lo confirmamos con el análisis global visto anteriormente.</w:t>
+      </w:r>
+    </w:p>
+    <w:p>
+      <w:pPr>
         <w:rPr>
           <w:b/>
           <w:bCs/>
-        </w:rPr>
-      </w:pPr>
-    </w:p>
-    <w:p>
-      <w:pPr>
-        <w:pStyle w:val="Prrafodelista"/>
-        <w:numPr>
-          <w:ilvl w:val="0"/>
-          <w:numId w:val="17"/>
-        </w:numPr>
+          <w:sz w:val="24"/>
+          <w:szCs w:val="24"/>
+        </w:rPr>
+      </w:pPr>
+    </w:p>
+    <w:p>
+      <w:pPr>
         <w:rPr>
           <w:b/>
           <w:bCs/>
-        </w:rPr>
-      </w:pPr>
-      <w:r>
-        <w:t xml:space="preserve">Para la query 3, </w:t>
-      </w:r>
-      <w:r>
-        <w:t>en desempeños generales, el sistema B mínimamente es mejor que los demás</w:t>
-      </w:r>
-      <w:r>
-        <w:t>, pero ninguno de los tres es relativamente bueno como lo era A en las dos anteriores querys.</w:t>
-      </w:r>
-    </w:p>
-    <w:p>
-      <w:pPr>
-        <w:pStyle w:val="Prrafodelista"/>
-        <w:numPr>
-          <w:ilvl w:val="1"/>
-          <w:numId w:val="17"/>
-        </w:numPr>
+          <w:sz w:val="24"/>
+          <w:szCs w:val="24"/>
+        </w:rPr>
+      </w:pPr>
+      <w:r>
         <w:rPr>
           <w:b/>
           <w:bCs/>
-        </w:rPr>
-      </w:pPr>
-      <w:r>
+          <w:sz w:val="24"/>
+          <w:szCs w:val="24"/>
+        </w:rPr>
+        <w:tab/>
+        <w:t>AP</w:t>
+      </w:r>
+    </w:p>
+    <w:p>
+      <w:pPr>
         <w:rPr>
           <w:b/>
           <w:bCs/>
-        </w:rPr>
-        <w:t>SISTEMA B</w:t>
-      </w:r>
-    </w:p>
-    <w:p>
-      <w:pPr>
-        <w:pStyle w:val="Prrafodelista"/>
-        <w:numPr>
-          <w:ilvl w:val="1"/>
-          <w:numId w:val="17"/>
-        </w:numPr>
+          <w:sz w:val="24"/>
+          <w:szCs w:val="24"/>
+        </w:rPr>
+      </w:pPr>
+    </w:p>
+    <w:p>
+      <w:pPr>
+        <w:jc w:val="center"/>
         <w:rPr>
           <w:b/>
           <w:bCs/>
-        </w:rPr>
-      </w:pPr>
-      <w:r>
-        <w:t>Sistema A</w:t>
-      </w:r>
-    </w:p>
-    <w:p>
-      <w:pPr>
-        <w:pStyle w:val="Prrafodelista"/>
-        <w:numPr>
-          <w:ilvl w:val="1"/>
-          <w:numId w:val="17"/>
-        </w:numPr>
+          <w:sz w:val="24"/>
+          <w:szCs w:val="24"/>
+        </w:rPr>
+      </w:pPr>
+      <w:r>
         <w:rPr>
           <w:b/>
           <w:bCs/>
-        </w:rPr>
-      </w:pPr>
-      <w:r>
-        <w:t>Sistema C</w:t>
-      </w:r>
-    </w:p>
-    <w:p>
-      <w:pPr>
-        <w:rPr>
-          <w:b/>
-          <w:bCs/>
-        </w:rPr>
-      </w:pPr>
-    </w:p>
-    <w:p>
-      <w:pPr>
-        <w:rPr>
-          <w:b/>
-          <w:bCs/>
-        </w:rPr>
-      </w:pPr>
-      <w:r>
-        <w:rPr>
-          <w:b/>
-          <w:bCs/>
-        </w:rPr>
+          <w:sz w:val="24"/>
+          <w:szCs w:val="24"/>
+        </w:rPr>
+        <w:lastRenderedPageBreak/>
         <w:drawing>
-          <wp:inline distT="0" distB="0" distL="0" distR="0" wp14:anchorId="4860C530" wp14:editId="392B5058">
-            <wp:extent cx="6121400" cy="1807845"/>
-            <wp:effectExtent l="0" t="0" r="0" b="1905"/>
-            <wp:docPr id="14" name="Imagen 14"/>
+          <wp:inline distT="0" distB="0" distL="0" distR="0" wp14:anchorId="3AA6BCE0" wp14:editId="3C6A5B5A">
+            <wp:extent cx="2498211" cy="2001329"/>
+            <wp:effectExtent l="0" t="0" r="0" b="0"/>
+            <wp:docPr id="17" name="Imagen 17"/>
             <wp:cNvGraphicFramePr>
               <a:graphicFrameLocks xmlns:a="http://schemas.openxmlformats.org/drawingml/2006/main" noChangeAspect="1"/>
             </wp:cNvGraphicFramePr>
@@ -34921,6 +35174,901 @@
                   <pic:spPr>
                     <a:xfrm>
                       <a:off x="0" y="0"/>
+                      <a:ext cx="2504984" cy="2006755"/>
+                    </a:xfrm>
+                    <a:prstGeom prst="rect">
+                      <a:avLst/>
+                    </a:prstGeom>
+                  </pic:spPr>
+                </pic:pic>
+              </a:graphicData>
+            </a:graphic>
+          </wp:inline>
+        </w:drawing>
+      </w:r>
+    </w:p>
+    <w:p>
+      <w:pPr>
+        <w:jc w:val="center"/>
+        <w:rPr>
+          <w:sz w:val="24"/>
+          <w:szCs w:val="24"/>
+        </w:rPr>
+      </w:pPr>
+      <w:r>
+        <w:rPr>
+          <w:sz w:val="24"/>
+          <w:szCs w:val="24"/>
+        </w:rPr>
+        <w:t>X: Valores de la métrica – Y: Cantidad de querys</w:t>
+      </w:r>
+    </w:p>
+    <w:p>
+      <w:pPr>
+        <w:jc w:val="both"/>
+        <w:rPr>
+          <w:b/>
+          <w:bCs/>
+          <w:sz w:val="24"/>
+          <w:szCs w:val="24"/>
+        </w:rPr>
+      </w:pPr>
+    </w:p>
+    <w:p>
+      <w:pPr>
+        <w:jc w:val="both"/>
+        <w:rPr>
+          <w:sz w:val="24"/>
+          <w:szCs w:val="24"/>
+        </w:rPr>
+      </w:pPr>
+      <w:r>
+        <w:rPr>
+          <w:sz w:val="24"/>
+          <w:szCs w:val="24"/>
+        </w:rPr>
+        <w:t>La gran cantidad de querys rondan entre valores de 0.0 a 0.6, y  existen unas pocas querys que  tienen valor 0.7.</w:t>
+      </w:r>
+    </w:p>
+    <w:p>
+      <w:pPr>
+        <w:jc w:val="both"/>
+        <w:rPr>
+          <w:sz w:val="24"/>
+          <w:szCs w:val="24"/>
+        </w:rPr>
+      </w:pPr>
+    </w:p>
+    <w:p>
+      <w:pPr>
+        <w:jc w:val="both"/>
+        <w:rPr>
+          <w:sz w:val="24"/>
+          <w:szCs w:val="24"/>
+        </w:rPr>
+      </w:pPr>
+      <w:r>
+        <w:rPr>
+          <w:sz w:val="24"/>
+          <w:szCs w:val="24"/>
+        </w:rPr>
+        <w:t>Concluimos que el sistema tiene un rendimiento inconsistente a lo largo de las consultas</w:t>
+      </w:r>
+    </w:p>
+    <w:p>
+      <w:pPr>
+        <w:rPr>
+          <w:b/>
+          <w:bCs/>
+          <w:sz w:val="24"/>
+          <w:szCs w:val="24"/>
+        </w:rPr>
+      </w:pPr>
+    </w:p>
+    <w:p>
+      <w:pPr>
+        <w:rPr>
+          <w:b/>
+          <w:bCs/>
+          <w:sz w:val="24"/>
+          <w:szCs w:val="24"/>
+        </w:rPr>
+      </w:pPr>
+      <w:r>
+        <w:rPr>
+          <w:b/>
+          <w:bCs/>
+          <w:sz w:val="24"/>
+          <w:szCs w:val="24"/>
+        </w:rPr>
+        <w:tab/>
+        <w:t>NDCG@10</w:t>
+      </w:r>
+    </w:p>
+    <w:p>
+      <w:pPr>
+        <w:rPr>
+          <w:sz w:val="24"/>
+          <w:szCs w:val="24"/>
+        </w:rPr>
+      </w:pPr>
+    </w:p>
+    <w:p>
+      <w:pPr>
+        <w:jc w:val="center"/>
+        <w:rPr>
+          <w:sz w:val="24"/>
+          <w:szCs w:val="24"/>
+        </w:rPr>
+      </w:pPr>
+      <w:r>
+        <w:rPr>
+          <w:sz w:val="24"/>
+          <w:szCs w:val="24"/>
+        </w:rPr>
+        <w:drawing>
+          <wp:inline distT="0" distB="0" distL="0" distR="0" wp14:anchorId="1531385F" wp14:editId="150B1467">
+            <wp:extent cx="2616660" cy="2096219"/>
+            <wp:effectExtent l="0" t="0" r="0" b="0"/>
+            <wp:docPr id="18" name="Imagen 18"/>
+            <wp:cNvGraphicFramePr>
+              <a:graphicFrameLocks xmlns:a="http://schemas.openxmlformats.org/drawingml/2006/main" noChangeAspect="1"/>
+            </wp:cNvGraphicFramePr>
+            <a:graphic xmlns:a="http://schemas.openxmlformats.org/drawingml/2006/main">
+              <a:graphicData uri="http://schemas.openxmlformats.org/drawingml/2006/picture">
+                <pic:pic xmlns:pic="http://schemas.openxmlformats.org/drawingml/2006/picture">
+                  <pic:nvPicPr>
+                    <pic:cNvPr id="1" name=""/>
+                    <pic:cNvPicPr/>
+                  </pic:nvPicPr>
+                  <pic:blipFill>
+                    <a:blip r:embed="rId24"/>
+                    <a:stretch>
+                      <a:fillRect/>
+                    </a:stretch>
+                  </pic:blipFill>
+                  <pic:spPr>
+                    <a:xfrm>
+                      <a:off x="0" y="0"/>
+                      <a:ext cx="2625682" cy="2103446"/>
+                    </a:xfrm>
+                    <a:prstGeom prst="rect">
+                      <a:avLst/>
+                    </a:prstGeom>
+                  </pic:spPr>
+                </pic:pic>
+              </a:graphicData>
+            </a:graphic>
+          </wp:inline>
+        </w:drawing>
+      </w:r>
+    </w:p>
+    <w:p>
+      <w:pPr>
+        <w:jc w:val="center"/>
+        <w:rPr>
+          <w:sz w:val="24"/>
+          <w:szCs w:val="24"/>
+        </w:rPr>
+      </w:pPr>
+      <w:r>
+        <w:rPr>
+          <w:sz w:val="24"/>
+          <w:szCs w:val="24"/>
+        </w:rPr>
+        <w:t>X: Valores de la métrica – Y: Cantidad de querys</w:t>
+      </w:r>
+    </w:p>
+    <w:p>
+      <w:pPr>
+        <w:rPr>
+          <w:sz w:val="24"/>
+          <w:szCs w:val="24"/>
+        </w:rPr>
+      </w:pPr>
+    </w:p>
+    <w:p>
+      <w:pPr>
+        <w:rPr>
+          <w:sz w:val="24"/>
+          <w:szCs w:val="24"/>
+        </w:rPr>
+      </w:pPr>
+      <w:r>
+        <w:rPr>
+          <w:sz w:val="24"/>
+          <w:szCs w:val="24"/>
+        </w:rPr>
+        <w:t xml:space="preserve">Existen muchos valores de 0.5 a 0.8, y también existen una gran cantidad de casos con 0.0. Hay una dispersión notable de las querys en este caso. </w:t>
+      </w:r>
+    </w:p>
+    <w:p>
+      <w:pPr>
+        <w:rPr>
+          <w:sz w:val="24"/>
+          <w:szCs w:val="24"/>
+        </w:rPr>
+      </w:pPr>
+    </w:p>
+    <w:p>
+      <w:pPr>
+        <w:rPr>
+          <w:sz w:val="24"/>
+          <w:szCs w:val="24"/>
+        </w:rPr>
+      </w:pPr>
+      <w:r>
+        <w:rPr>
+          <w:sz w:val="24"/>
+          <w:szCs w:val="24"/>
+        </w:rPr>
+        <w:t>Mirando la gráfica, es posible partir a la distribución en dos mitades bien marcadas, de 0.0 a 0.4 abarcaría una parte, que es la mala, mientras que 0.5 a 0.8 sería la otra, que es la moderada-buena.</w:t>
+      </w:r>
+    </w:p>
+    <w:p>
+      <w:pPr>
+        <w:rPr>
+          <w:sz w:val="24"/>
+          <w:szCs w:val="24"/>
+        </w:rPr>
+      </w:pPr>
+    </w:p>
+    <w:p>
+      <w:pPr>
+        <w:rPr>
+          <w:sz w:val="24"/>
+          <w:szCs w:val="24"/>
+        </w:rPr>
+      </w:pPr>
+      <w:r>
+        <w:rPr>
+          <w:sz w:val="24"/>
+          <w:szCs w:val="24"/>
+        </w:rPr>
+        <w:t>Con esta dispersión, podemos decir que el orden del ranking es algún casos es muy bueno, mientras que la otra mitad no ordena de forma correcta los relevantes encontrados, y eso explica los valores bajísimos en la otra mitad.</w:t>
+      </w:r>
+    </w:p>
+    <w:p>
+      <w:pPr>
+        <w:rPr>
+          <w:color w:val="FABF8F" w:themeColor="accent6" w:themeTint="99"/>
+          <w:sz w:val="24"/>
+          <w:szCs w:val="24"/>
+        </w:rPr>
+      </w:pPr>
+      <w:r>
+        <w:rPr>
+          <w:color w:val="FABF8F" w:themeColor="accent6" w:themeTint="99"/>
+          <w:sz w:val="24"/>
+          <w:szCs w:val="24"/>
+        </w:rPr>
+        <w:br w:type="page"/>
+      </w:r>
+    </w:p>
+    <w:p>
+      <w:pPr>
+        <w:numPr>
+          <w:ilvl w:val="0"/>
+          <w:numId w:val="1"/>
+        </w:numPr>
+        <w:jc w:val="both"/>
+        <w:rPr>
+          <w:color w:val="FABF8F" w:themeColor="accent6" w:themeTint="99"/>
+          <w:sz w:val="24"/>
+          <w:szCs w:val="24"/>
+        </w:rPr>
+      </w:pPr>
+      <w:r>
+        <w:rPr>
+          <w:color w:val="FABF8F" w:themeColor="accent6" w:themeTint="99"/>
+          <w:sz w:val="24"/>
+          <w:szCs w:val="24"/>
+        </w:rPr>
+        <w:lastRenderedPageBreak/>
+        <w:t>Dadas las salidas de tres sistemas de recuperación de información para 3 consultas cualquiera</w:t>
+      </w:r>
+      <w:r>
+        <w:rPr>
+          <w:color w:val="FABF8F" w:themeColor="accent6" w:themeTint="99"/>
+          <w:sz w:val="24"/>
+          <w:szCs w:val="24"/>
+          <w:vertAlign w:val="superscript"/>
+        </w:rPr>
+        <w:footnoteReference w:id="3"/>
+      </w:r>
+      <w:r>
+        <w:rPr>
+          <w:color w:val="FABF8F" w:themeColor="accent6" w:themeTint="99"/>
+          <w:sz w:val="24"/>
+          <w:szCs w:val="24"/>
+          <w:vertAlign w:val="superscript"/>
+        </w:rPr>
+        <w:t xml:space="preserve"> </w:t>
+      </w:r>
+      <w:r>
+        <w:rPr>
+          <w:color w:val="FABF8F" w:themeColor="accent6" w:themeTint="99"/>
+          <w:sz w:val="24"/>
+          <w:szCs w:val="24"/>
+        </w:rPr>
+        <w:t xml:space="preserve"> y los juicios de relevancia creados por asesores humanos</w:t>
+      </w:r>
+      <w:r>
+        <w:rPr>
+          <w:color w:val="FABF8F" w:themeColor="accent6" w:themeTint="99"/>
+          <w:sz w:val="24"/>
+          <w:szCs w:val="24"/>
+          <w:vertAlign w:val="superscript"/>
+        </w:rPr>
+        <w:footnoteReference w:id="4"/>
+      </w:r>
+      <w:r>
+        <w:rPr>
+          <w:color w:val="FABF8F" w:themeColor="accent6" w:themeTint="99"/>
+          <w:sz w:val="24"/>
+          <w:szCs w:val="24"/>
+        </w:rPr>
+        <w:t xml:space="preserve"> calcule para cada sistema:</w:t>
+      </w:r>
+    </w:p>
+    <w:p>
+      <w:pPr>
+        <w:ind w:left="720"/>
+        <w:jc w:val="both"/>
+        <w:rPr>
+          <w:color w:val="FABF8F" w:themeColor="accent6" w:themeTint="99"/>
+          <w:sz w:val="24"/>
+          <w:szCs w:val="24"/>
+        </w:rPr>
+      </w:pPr>
+    </w:p>
+    <w:p>
+      <w:pPr>
+        <w:ind w:left="720" w:firstLine="720"/>
+        <w:jc w:val="both"/>
+        <w:rPr>
+          <w:color w:val="FABF8F" w:themeColor="accent6" w:themeTint="99"/>
+          <w:sz w:val="24"/>
+          <w:szCs w:val="24"/>
+        </w:rPr>
+      </w:pPr>
+      <w:r>
+        <w:rPr>
+          <w:color w:val="FABF8F" w:themeColor="accent6" w:themeTint="99"/>
+          <w:sz w:val="24"/>
+          <w:szCs w:val="24"/>
+        </w:rPr>
+        <w:t>a) La precisión media</w:t>
+      </w:r>
+    </w:p>
+    <w:p>
+      <w:pPr>
+        <w:ind w:left="720" w:firstLine="720"/>
+        <w:jc w:val="both"/>
+        <w:rPr>
+          <w:color w:val="FABF8F" w:themeColor="accent6" w:themeTint="99"/>
+          <w:sz w:val="24"/>
+          <w:szCs w:val="24"/>
+        </w:rPr>
+      </w:pPr>
+      <w:r>
+        <w:rPr>
+          <w:color w:val="FABF8F" w:themeColor="accent6" w:themeTint="99"/>
+          <w:sz w:val="24"/>
+          <w:szCs w:val="24"/>
+        </w:rPr>
+        <w:t>b) La precisión media a intervalos de Recall de 20%</w:t>
+      </w:r>
+    </w:p>
+    <w:p>
+      <w:pPr>
+        <w:ind w:left="720" w:firstLine="720"/>
+        <w:jc w:val="both"/>
+        <w:rPr>
+          <w:color w:val="FABF8F" w:themeColor="accent6" w:themeTint="99"/>
+          <w:sz w:val="24"/>
+          <w:szCs w:val="24"/>
+        </w:rPr>
+      </w:pPr>
+      <w:r>
+        <w:rPr>
+          <w:color w:val="FABF8F" w:themeColor="accent6" w:themeTint="99"/>
+          <w:sz w:val="24"/>
+          <w:szCs w:val="24"/>
+        </w:rPr>
+        <w:t>c) P@5, P@10, P@20</w:t>
+      </w:r>
+    </w:p>
+    <w:p>
+      <w:pPr>
+        <w:ind w:left="720"/>
+        <w:jc w:val="both"/>
+        <w:rPr>
+          <w:color w:val="FABF8F" w:themeColor="accent6" w:themeTint="99"/>
+          <w:sz w:val="24"/>
+          <w:szCs w:val="24"/>
+        </w:rPr>
+      </w:pPr>
+    </w:p>
+    <w:p>
+      <w:pPr>
+        <w:ind w:left="720"/>
+        <w:jc w:val="both"/>
+        <w:rPr>
+          <w:color w:val="FABF8F" w:themeColor="accent6" w:themeTint="99"/>
+          <w:sz w:val="24"/>
+          <w:szCs w:val="24"/>
+        </w:rPr>
+      </w:pPr>
+      <w:r>
+        <w:rPr>
+          <w:color w:val="FABF8F" w:themeColor="accent6" w:themeTint="99"/>
+          <w:sz w:val="24"/>
+          <w:szCs w:val="24"/>
+        </w:rPr>
+        <w:t>Luego, exponga un escenario posible y medidas complementarias para decidir qué sistema utilizar.</w:t>
+      </w:r>
+    </w:p>
+    <w:p>
+      <w:pPr>
+        <w:jc w:val="both"/>
+        <w:rPr>
+          <w:sz w:val="24"/>
+          <w:szCs w:val="24"/>
+        </w:rPr>
+      </w:pPr>
+    </w:p>
+    <w:p>
+      <w:r>
+        <w:t xml:space="preserve">Cálculos en </w:t>
+      </w:r>
+      <w:r>
+        <w:t>planilla</w:t>
+      </w:r>
+      <w:r>
+        <w:t xml:space="preserve"> “</w:t>
+      </w:r>
+      <w:r>
+        <w:t>Ejer-Evaluacion-OUTPUT</w:t>
+      </w:r>
+      <w:r>
+        <w:t xml:space="preserve">”. En cada hoja están </w:t>
+      </w:r>
+      <w:r>
+        <w:t xml:space="preserve">las </w:t>
+      </w:r>
+      <w:r>
+        <w:t>query, y dentro de ellas los tres sistemas con las métrica solicitadas.</w:t>
+      </w:r>
+    </w:p>
+    <w:p/>
+    <w:p>
+      <w:pPr>
+        <w:rPr>
+          <w:b/>
+          <w:bCs/>
+        </w:rPr>
+      </w:pPr>
+      <w:r>
+        <w:rPr>
+          <w:b/>
+          <w:bCs/>
+        </w:rPr>
+        <w:t>Análisis por Query:</w:t>
+      </w:r>
+    </w:p>
+    <w:p>
+      <w:pPr>
+        <w:rPr>
+          <w:b/>
+          <w:bCs/>
+        </w:rPr>
+      </w:pPr>
+    </w:p>
+    <w:p>
+      <w:pPr>
+        <w:pStyle w:val="Prrafodelista"/>
+        <w:numPr>
+          <w:ilvl w:val="0"/>
+          <w:numId w:val="17"/>
+        </w:numPr>
+        <w:rPr>
+          <w:b/>
+          <w:bCs/>
+        </w:rPr>
+      </w:pPr>
+      <w:r>
+        <w:t xml:space="preserve">Para la query 1, el mejor sistema resulta ser el A por tener una buena precisión media y altos valores de precisión para tops altos. Le sigue el sistema B que presenta </w:t>
+      </w:r>
+      <w:r>
+        <w:t xml:space="preserve">valores no tan distintos </w:t>
+      </w:r>
+      <w:r>
+        <w:t xml:space="preserve">que A, y por ultimo C que tiene niveles muy bajos en comparativa al primero, un 30% menor. </w:t>
+      </w:r>
+    </w:p>
+    <w:p>
+      <w:pPr>
+        <w:pStyle w:val="Prrafodelista"/>
+        <w:numPr>
+          <w:ilvl w:val="1"/>
+          <w:numId w:val="17"/>
+        </w:numPr>
+        <w:rPr>
+          <w:b/>
+          <w:bCs/>
+        </w:rPr>
+      </w:pPr>
+      <w:r>
+        <w:rPr>
+          <w:b/>
+          <w:bCs/>
+        </w:rPr>
+        <w:t>SISTEMA A</w:t>
+      </w:r>
+    </w:p>
+    <w:p>
+      <w:pPr>
+        <w:pStyle w:val="Prrafodelista"/>
+        <w:numPr>
+          <w:ilvl w:val="1"/>
+          <w:numId w:val="17"/>
+        </w:numPr>
+        <w:rPr>
+          <w:b/>
+          <w:bCs/>
+        </w:rPr>
+      </w:pPr>
+      <w:r>
+        <w:t>Sistema B</w:t>
+      </w:r>
+    </w:p>
+    <w:p>
+      <w:pPr>
+        <w:pStyle w:val="Prrafodelista"/>
+        <w:numPr>
+          <w:ilvl w:val="1"/>
+          <w:numId w:val="17"/>
+        </w:numPr>
+        <w:rPr>
+          <w:b/>
+          <w:bCs/>
+        </w:rPr>
+      </w:pPr>
+      <w:r>
+        <w:t>Sistema C</w:t>
+      </w:r>
+    </w:p>
+    <w:p>
+      <w:pPr>
+        <w:rPr>
+          <w:b/>
+          <w:bCs/>
+        </w:rPr>
+      </w:pPr>
+    </w:p>
+    <w:p>
+      <w:pPr>
+        <w:rPr>
+          <w:b/>
+          <w:bCs/>
+        </w:rPr>
+      </w:pPr>
+      <w:r>
+        <w:rPr>
+          <w:b/>
+          <w:bCs/>
+          <w:noProof/>
+        </w:rPr>
+        <w:drawing>
+          <wp:inline distT="0" distB="0" distL="0" distR="0" wp14:anchorId="15C21C67" wp14:editId="3865362F">
+            <wp:extent cx="6121400" cy="1834515"/>
+            <wp:effectExtent l="0" t="0" r="0" b="0"/>
+            <wp:docPr id="10" name="Imagen 10"/>
+            <wp:cNvGraphicFramePr>
+              <a:graphicFrameLocks xmlns:a="http://schemas.openxmlformats.org/drawingml/2006/main" noChangeAspect="1"/>
+            </wp:cNvGraphicFramePr>
+            <a:graphic xmlns:a="http://schemas.openxmlformats.org/drawingml/2006/main">
+              <a:graphicData uri="http://schemas.openxmlformats.org/drawingml/2006/picture">
+                <pic:pic xmlns:pic="http://schemas.openxmlformats.org/drawingml/2006/picture">
+                  <pic:nvPicPr>
+                    <pic:cNvPr id="1" name=""/>
+                    <pic:cNvPicPr/>
+                  </pic:nvPicPr>
+                  <pic:blipFill>
+                    <a:blip r:embed="rId25"/>
+                    <a:stretch>
+                      <a:fillRect/>
+                    </a:stretch>
+                  </pic:blipFill>
+                  <pic:spPr>
+                    <a:xfrm>
+                      <a:off x="0" y="0"/>
+                      <a:ext cx="6121400" cy="1834515"/>
+                    </a:xfrm>
+                    <a:prstGeom prst="rect">
+                      <a:avLst/>
+                    </a:prstGeom>
+                  </pic:spPr>
+                </pic:pic>
+              </a:graphicData>
+            </a:graphic>
+          </wp:inline>
+        </w:drawing>
+      </w:r>
+    </w:p>
+    <w:p>
+      <w:pPr>
+        <w:rPr>
+          <w:b/>
+          <w:bCs/>
+        </w:rPr>
+      </w:pPr>
+    </w:p>
+    <w:p>
+      <w:pPr>
+        <w:rPr>
+          <w:b/>
+          <w:bCs/>
+        </w:rPr>
+      </w:pPr>
+    </w:p>
+    <w:p>
+      <w:pPr>
+        <w:pStyle w:val="Prrafodelista"/>
+        <w:numPr>
+          <w:ilvl w:val="0"/>
+          <w:numId w:val="17"/>
+        </w:numPr>
+        <w:rPr>
+          <w:b/>
+          <w:bCs/>
+        </w:rPr>
+      </w:pPr>
+      <w:r>
+        <w:t>Para la query 2, sigue siendo dominante el sistema A por las mismas razones que la query anterior (buena precisión media + precisión alta en tops altos). El sistema C se superpone levenmente contra el sistema B en este caso</w:t>
+      </w:r>
+    </w:p>
+    <w:p>
+      <w:pPr>
+        <w:pStyle w:val="Prrafodelista"/>
+        <w:numPr>
+          <w:ilvl w:val="1"/>
+          <w:numId w:val="17"/>
+        </w:numPr>
+        <w:rPr>
+          <w:b/>
+          <w:bCs/>
+        </w:rPr>
+      </w:pPr>
+      <w:r>
+        <w:rPr>
+          <w:b/>
+          <w:bCs/>
+        </w:rPr>
+        <w:t>SISTEMA A</w:t>
+      </w:r>
+    </w:p>
+    <w:p>
+      <w:pPr>
+        <w:pStyle w:val="Prrafodelista"/>
+        <w:numPr>
+          <w:ilvl w:val="1"/>
+          <w:numId w:val="17"/>
+        </w:numPr>
+        <w:rPr>
+          <w:b/>
+          <w:bCs/>
+        </w:rPr>
+      </w:pPr>
+      <w:r>
+        <w:t>Sistema C</w:t>
+      </w:r>
+    </w:p>
+    <w:p>
+      <w:pPr>
+        <w:pStyle w:val="Prrafodelista"/>
+        <w:numPr>
+          <w:ilvl w:val="1"/>
+          <w:numId w:val="17"/>
+        </w:numPr>
+        <w:rPr>
+          <w:b/>
+          <w:bCs/>
+        </w:rPr>
+      </w:pPr>
+      <w:r>
+        <w:t>Sistema B</w:t>
+      </w:r>
+    </w:p>
+    <w:p>
+      <w:pPr>
+        <w:rPr>
+          <w:b/>
+          <w:bCs/>
+        </w:rPr>
+      </w:pPr>
+    </w:p>
+    <w:p>
+      <w:pPr>
+        <w:rPr>
+          <w:b/>
+          <w:bCs/>
+        </w:rPr>
+      </w:pPr>
+      <w:r>
+        <w:rPr>
+          <w:b/>
+          <w:bCs/>
+          <w:noProof/>
+        </w:rPr>
+        <w:lastRenderedPageBreak/>
+        <w:drawing>
+          <wp:inline distT="0" distB="0" distL="0" distR="0" wp14:anchorId="78D27ADE" wp14:editId="171CFEA7">
+            <wp:extent cx="6121400" cy="1835785"/>
+            <wp:effectExtent l="0" t="0" r="0" b="0"/>
+            <wp:docPr id="11" name="Imagen 11"/>
+            <wp:cNvGraphicFramePr>
+              <a:graphicFrameLocks xmlns:a="http://schemas.openxmlformats.org/drawingml/2006/main" noChangeAspect="1"/>
+            </wp:cNvGraphicFramePr>
+            <a:graphic xmlns:a="http://schemas.openxmlformats.org/drawingml/2006/main">
+              <a:graphicData uri="http://schemas.openxmlformats.org/drawingml/2006/picture">
+                <pic:pic xmlns:pic="http://schemas.openxmlformats.org/drawingml/2006/picture">
+                  <pic:nvPicPr>
+                    <pic:cNvPr id="1" name=""/>
+                    <pic:cNvPicPr/>
+                  </pic:nvPicPr>
+                  <pic:blipFill>
+                    <a:blip r:embed="rId26"/>
+                    <a:stretch>
+                      <a:fillRect/>
+                    </a:stretch>
+                  </pic:blipFill>
+                  <pic:spPr>
+                    <a:xfrm>
+                      <a:off x="0" y="0"/>
+                      <a:ext cx="6121400" cy="1835785"/>
+                    </a:xfrm>
+                    <a:prstGeom prst="rect">
+                      <a:avLst/>
+                    </a:prstGeom>
+                  </pic:spPr>
+                </pic:pic>
+              </a:graphicData>
+            </a:graphic>
+          </wp:inline>
+        </w:drawing>
+      </w:r>
+    </w:p>
+    <w:p>
+      <w:pPr>
+        <w:pStyle w:val="Prrafodelista"/>
+        <w:ind w:left="1440"/>
+        <w:rPr>
+          <w:b/>
+          <w:bCs/>
+        </w:rPr>
+      </w:pPr>
+    </w:p>
+    <w:p>
+      <w:pPr>
+        <w:pStyle w:val="Prrafodelista"/>
+        <w:numPr>
+          <w:ilvl w:val="0"/>
+          <w:numId w:val="17"/>
+        </w:numPr>
+        <w:rPr>
+          <w:b/>
+          <w:bCs/>
+        </w:rPr>
+      </w:pPr>
+      <w:r>
+        <w:t xml:space="preserve">Para la query 3, </w:t>
+      </w:r>
+      <w:r>
+        <w:t>en desempeños generales, el sistema B mínimamente es mejor que los demás</w:t>
+      </w:r>
+      <w:r>
+        <w:t>, pero ninguno de los tres es relativamente bueno como lo era A en las dos anteriores querys.</w:t>
+      </w:r>
+    </w:p>
+    <w:p>
+      <w:pPr>
+        <w:pStyle w:val="Prrafodelista"/>
+        <w:numPr>
+          <w:ilvl w:val="1"/>
+          <w:numId w:val="17"/>
+        </w:numPr>
+        <w:rPr>
+          <w:b/>
+          <w:bCs/>
+        </w:rPr>
+      </w:pPr>
+      <w:r>
+        <w:rPr>
+          <w:b/>
+          <w:bCs/>
+        </w:rPr>
+        <w:t>SISTEMA B</w:t>
+      </w:r>
+    </w:p>
+    <w:p>
+      <w:pPr>
+        <w:pStyle w:val="Prrafodelista"/>
+        <w:numPr>
+          <w:ilvl w:val="1"/>
+          <w:numId w:val="17"/>
+        </w:numPr>
+        <w:rPr>
+          <w:b/>
+          <w:bCs/>
+        </w:rPr>
+      </w:pPr>
+      <w:r>
+        <w:t>Sistema A</w:t>
+      </w:r>
+    </w:p>
+    <w:p>
+      <w:pPr>
+        <w:pStyle w:val="Prrafodelista"/>
+        <w:numPr>
+          <w:ilvl w:val="1"/>
+          <w:numId w:val="17"/>
+        </w:numPr>
+        <w:rPr>
+          <w:b/>
+          <w:bCs/>
+        </w:rPr>
+      </w:pPr>
+      <w:r>
+        <w:t>Sistema C</w:t>
+      </w:r>
+    </w:p>
+    <w:p>
+      <w:pPr>
+        <w:rPr>
+          <w:b/>
+          <w:bCs/>
+        </w:rPr>
+      </w:pPr>
+    </w:p>
+    <w:p>
+      <w:pPr>
+        <w:rPr>
+          <w:b/>
+          <w:bCs/>
+        </w:rPr>
+      </w:pPr>
+      <w:r>
+        <w:rPr>
+          <w:b/>
+          <w:bCs/>
+          <w:noProof/>
+        </w:rPr>
+        <w:drawing>
+          <wp:inline distT="0" distB="0" distL="0" distR="0" wp14:anchorId="4860C530" wp14:editId="392B5058">
+            <wp:extent cx="6121400" cy="1807845"/>
+            <wp:effectExtent l="0" t="0" r="0" b="1905"/>
+            <wp:docPr id="14" name="Imagen 14"/>
+            <wp:cNvGraphicFramePr>
+              <a:graphicFrameLocks xmlns:a="http://schemas.openxmlformats.org/drawingml/2006/main" noChangeAspect="1"/>
+            </wp:cNvGraphicFramePr>
+            <a:graphic xmlns:a="http://schemas.openxmlformats.org/drawingml/2006/main">
+              <a:graphicData uri="http://schemas.openxmlformats.org/drawingml/2006/picture">
+                <pic:pic xmlns:pic="http://schemas.openxmlformats.org/drawingml/2006/picture">
+                  <pic:nvPicPr>
+                    <pic:cNvPr id="1" name=""/>
+                    <pic:cNvPicPr/>
+                  </pic:nvPicPr>
+                  <pic:blipFill>
+                    <a:blip r:embed="rId27"/>
+                    <a:stretch>
+                      <a:fillRect/>
+                    </a:stretch>
+                  </pic:blipFill>
+                  <pic:spPr>
+                    <a:xfrm>
+                      <a:off x="0" y="0"/>
                       <a:ext cx="6121400" cy="1807845"/>
                     </a:xfrm>
                     <a:prstGeom prst="rect">
@@ -35004,14 +36152,7 @@
           <w:sz w:val="24"/>
           <w:szCs w:val="24"/>
         </w:rPr>
-        <w:t xml:space="preserve">Se le solicito a la inteligencia artificial </w:t>
-      </w:r>
-      <w:r>
-        <w:rPr>
-          <w:sz w:val="24"/>
-          <w:szCs w:val="24"/>
-        </w:rPr>
-        <w:t>las fórmulas</w:t>
+        <w:t>Se le solicito a la inteligencia artificial las fórmulas</w:t>
       </w:r>
       <w:r>
         <w:rPr>
@@ -35025,14 +36166,7 @@
           <w:sz w:val="24"/>
           <w:szCs w:val="24"/>
         </w:rPr>
-        <w:t xml:space="preserve"> necesarias para llevar a cabo la construcción de las métricas solicitadas en el ejercicio.</w:t>
-      </w:r>
-      <w:r>
-        <w:rPr>
-          <w:sz w:val="24"/>
-          <w:szCs w:val="24"/>
-        </w:rPr>
-        <w:t xml:space="preserve"> </w:t>
+        <w:t xml:space="preserve"> necesarias para llevar a cabo la construcción de las métricas solicitadas en el ejercicio. </w:t>
       </w:r>
     </w:p>
     <w:p>
@@ -35121,7 +36255,7 @@
       </w:r>
     </w:p>
     <w:sectPr>
-      <w:headerReference w:type="default" r:id="rId24"/>
+      <w:headerReference w:type="default" r:id="rId28"/>
       <w:pgSz w:w="11906" w:h="16838"/>
       <w:pgMar w:top="1133" w:right="1133" w:bottom="1133" w:left="1133" w:header="850" w:footer="850" w:gutter="0"/>
       <w:pgNumType w:start="1"/>
@@ -37791,7 +38925,7 @@
   <w:style w:type="paragraph" w:default="1" w:styleId="Normal">
     <w:name w:val="Normal"/>
     <w:qFormat/>
-    <w:rsid w:val="009737BB"/>
+    <w:rsid w:val="00625E38"/>
   </w:style>
   <w:style w:type="paragraph" w:styleId="Ttulo1">
     <w:name w:val="heading 1"/>

--- a/TP2/2026_RI_TP2_TP_Modelos.docx
+++ b/TP2/2026_RI_TP2_TP_Modelos.docx
@@ -213,7 +213,7 @@
           <w:szCs w:val="24"/>
         </w:rPr>
       </w:pPr>
-      <w:hyperlink r:id="rId7">
+      <w:hyperlink r:id="rId8">
         <w:r>
           <w:rPr>
             <w:color w:val="0563C1"/>
@@ -223,7 +223,7 @@
           <w:t>Josuegaticaodato</w:t>
         </w:r>
       </w:hyperlink>
-      <w:hyperlink r:id="rId8">
+      <w:hyperlink r:id="rId9">
         <w:r>
           <w:rPr>
             <w:color w:val="0563C1"/>
@@ -289,7 +289,7 @@
                     <pic:cNvPicPr preferRelativeResize="0"/>
                   </pic:nvPicPr>
                   <pic:blipFill>
-                    <a:blip r:embed="rId9"/>
+                    <a:blip r:embed="rId10"/>
                     <a:srcRect/>
                     <a:stretch>
                       <a:fillRect/>
@@ -8575,7 +8575,23 @@
           <w:szCs w:val="24"/>
           <w:lang w:val="es-AR"/>
         </w:rPr>
-        <w:t xml:space="preserve">Ambas similitudes dieron documentos con mas score distintos, ya que el producto escalar favoreció al documento que tiene los términos con </w:t>
+        <w:t xml:space="preserve">Ambas similitudes dieron documentos con </w:t>
+      </w:r>
+      <w:r>
+        <w:rPr>
+          <w:sz w:val="24"/>
+          <w:szCs w:val="24"/>
+          <w:lang w:val="es-AR"/>
+        </w:rPr>
+        <w:t>más</w:t>
+      </w:r>
+      <w:r>
+        <w:rPr>
+          <w:sz w:val="24"/>
+          <w:szCs w:val="24"/>
+          <w:lang w:val="es-AR"/>
+        </w:rPr>
+        <w:t xml:space="preserve"> score distintos, ya que el producto escalar favoreció al documento que tiene los términos con </w:t>
       </w:r>
       <w:r>
         <w:rPr>
@@ -15207,7 +15223,23 @@
           <w:szCs w:val="24"/>
           <w:lang w:val="es-AR"/>
         </w:rPr>
-        <w:t>El producto escalar determina como mas relevantes a D4,D5 y D6</w:t>
+        <w:t xml:space="preserve">El producto escalar determina como </w:t>
+      </w:r>
+      <w:r>
+        <w:rPr>
+          <w:sz w:val="24"/>
+          <w:szCs w:val="24"/>
+          <w:lang w:val="es-AR"/>
+        </w:rPr>
+        <w:t>más</w:t>
+      </w:r>
+      <w:r>
+        <w:rPr>
+          <w:sz w:val="24"/>
+          <w:szCs w:val="24"/>
+          <w:lang w:val="es-AR"/>
+        </w:rPr>
+        <w:t xml:space="preserve"> relevantes a D4,D5 y D6</w:t>
       </w:r>
     </w:p>
     <w:p>
@@ -16021,7 +16053,7 @@
                     <pic:cNvPicPr/>
                   </pic:nvPicPr>
                   <pic:blipFill>
-                    <a:blip r:embed="rId10"/>
+                    <a:blip r:embed="rId11"/>
                     <a:stretch>
                       <a:fillRect/>
                     </a:stretch>
@@ -16395,7 +16427,7 @@
                     <pic:cNvPicPr/>
                   </pic:nvPicPr>
                   <pic:blipFill>
-                    <a:blip r:embed="rId11"/>
+                    <a:blip r:embed="rId12"/>
                     <a:stretch>
                       <a:fillRect/>
                     </a:stretch>
@@ -16575,7 +16607,7 @@
                     <pic:cNvPicPr/>
                   </pic:nvPicPr>
                   <pic:blipFill>
-                    <a:blip r:embed="rId12"/>
+                    <a:blip r:embed="rId13"/>
                     <a:stretch>
                       <a:fillRect/>
                     </a:stretch>
@@ -27386,7 +27418,7 @@
                     <pic:cNvPicPr/>
                   </pic:nvPicPr>
                   <pic:blipFill>
-                    <a:blip r:embed="rId13"/>
+                    <a:blip r:embed="rId14"/>
                     <a:stretch>
                       <a:fillRect/>
                     </a:stretch>
@@ -28088,7 +28120,7 @@
                     <pic:cNvPicPr/>
                   </pic:nvPicPr>
                   <pic:blipFill>
-                    <a:blip r:embed="rId14"/>
+                    <a:blip r:embed="rId15"/>
                     <a:stretch>
                       <a:fillRect/>
                     </a:stretch>
@@ -28183,7 +28215,7 @@
                     <pic:cNvPicPr/>
                   </pic:nvPicPr>
                   <pic:blipFill rotWithShape="1">
-                    <a:blip r:embed="rId15"/>
+                    <a:blip r:embed="rId16"/>
                     <a:srcRect t="21327" b="9939"/>
                     <a:stretch/>
                   </pic:blipFill>
@@ -28444,8 +28476,467 @@
     </w:p>
     <w:p>
       <w:pPr>
-        <w:ind w:left="720"/>
         <w:jc w:val="both"/>
+        <w:rPr>
+          <w:color w:val="FABF8F" w:themeColor="accent6" w:themeTint="99"/>
+          <w:sz w:val="24"/>
+          <w:szCs w:val="24"/>
+        </w:rPr>
+      </w:pPr>
+    </w:p>
+    <w:p>
+      <w:pPr>
+        <w:jc w:val="both"/>
+        <w:rPr>
+          <w:sz w:val="24"/>
+          <w:szCs w:val="24"/>
+        </w:rPr>
+      </w:pPr>
+      <w:r>
+        <w:rPr>
+          <w:sz w:val="24"/>
+          <w:szCs w:val="24"/>
+        </w:rPr>
+        <w:t>Se construyo una estructura de datos en memoria que soporta recuperación, que almacena los datos de la siguiente manera:</w:t>
+      </w:r>
+    </w:p>
+    <w:p>
+      <w:pPr>
+        <w:jc w:val="both"/>
+        <w:rPr>
+          <w:sz w:val="24"/>
+          <w:szCs w:val="24"/>
+        </w:rPr>
+      </w:pPr>
+    </w:p>
+    <w:p>
+      <w:pPr>
+        <w:jc w:val="center"/>
+        <w:rPr>
+          <w:sz w:val="24"/>
+          <w:szCs w:val="24"/>
+        </w:rPr>
+      </w:pPr>
+      <w:r>
+        <w:rPr>
+          <w:sz w:val="24"/>
+          <w:szCs w:val="24"/>
+        </w:rPr>
+        <w:drawing>
+          <wp:inline distT="0" distB="0" distL="0" distR="0" wp14:anchorId="41439E2A" wp14:editId="5A178480">
+            <wp:extent cx="3362794" cy="733527"/>
+            <wp:effectExtent l="0" t="0" r="9525" b="9525"/>
+            <wp:docPr id="21" name="Imagen 21"/>
+            <wp:cNvGraphicFramePr>
+              <a:graphicFrameLocks xmlns:a="http://schemas.openxmlformats.org/drawingml/2006/main" noChangeAspect="1"/>
+            </wp:cNvGraphicFramePr>
+            <a:graphic xmlns:a="http://schemas.openxmlformats.org/drawingml/2006/main">
+              <a:graphicData uri="http://schemas.openxmlformats.org/drawingml/2006/picture">
+                <pic:pic xmlns:pic="http://schemas.openxmlformats.org/drawingml/2006/picture">
+                  <pic:nvPicPr>
+                    <pic:cNvPr id="1" name=""/>
+                    <pic:cNvPicPr/>
+                  </pic:nvPicPr>
+                  <pic:blipFill>
+                    <a:blip r:embed="rId17"/>
+                    <a:stretch>
+                      <a:fillRect/>
+                    </a:stretch>
+                  </pic:blipFill>
+                  <pic:spPr>
+                    <a:xfrm>
+                      <a:off x="0" y="0"/>
+                      <a:ext cx="3362794" cy="733527"/>
+                    </a:xfrm>
+                    <a:prstGeom prst="rect">
+                      <a:avLst/>
+                    </a:prstGeom>
+                  </pic:spPr>
+                </pic:pic>
+              </a:graphicData>
+            </a:graphic>
+          </wp:inline>
+        </w:drawing>
+      </w:r>
+    </w:p>
+    <w:p>
+      <w:pPr>
+        <w:jc w:val="center"/>
+        <w:rPr>
+          <w:sz w:val="24"/>
+          <w:szCs w:val="24"/>
+        </w:rPr>
+      </w:pPr>
+      <w:r>
+        <w:rPr>
+          <w:sz w:val="24"/>
+          <w:szCs w:val="24"/>
+        </w:rPr>
+        <w:t xml:space="preserve">Cada termino del vocabulario tiene su DF junto con la posting-list a los documentos que </w:t>
+      </w:r>
+      <w:r>
+        <w:rPr>
+          <w:sz w:val="24"/>
+          <w:szCs w:val="24"/>
+        </w:rPr>
+        <w:t>está</w:t>
+      </w:r>
+      <w:r>
+        <w:rPr>
+          <w:sz w:val="24"/>
+          <w:szCs w:val="24"/>
+        </w:rPr>
+        <w:t xml:space="preserve"> presente ese </w:t>
+      </w:r>
+      <w:r>
+        <w:rPr>
+          <w:sz w:val="24"/>
+          <w:szCs w:val="24"/>
+        </w:rPr>
+        <w:t>término</w:t>
+      </w:r>
+      <w:r>
+        <w:rPr>
+          <w:sz w:val="24"/>
+          <w:szCs w:val="24"/>
+        </w:rPr>
+        <w:t>, y el TF-IDF correspondiente</w:t>
+      </w:r>
+    </w:p>
+    <w:p>
+      <w:pPr>
+        <w:jc w:val="center"/>
+        <w:rPr>
+          <w:sz w:val="24"/>
+          <w:szCs w:val="24"/>
+        </w:rPr>
+      </w:pPr>
+    </w:p>
+    <w:p>
+      <w:pPr>
+        <w:jc w:val="both"/>
+        <w:rPr>
+          <w:sz w:val="24"/>
+          <w:szCs w:val="24"/>
+        </w:rPr>
+      </w:pPr>
+      <w:r>
+        <w:rPr>
+          <w:sz w:val="24"/>
+          <w:szCs w:val="24"/>
+        </w:rPr>
+        <w:t xml:space="preserve">Construida la estructura, debió a la gran cantidad de </w:t>
+      </w:r>
+      <w:r>
+        <w:rPr>
+          <w:sz w:val="24"/>
+          <w:szCs w:val="24"/>
+        </w:rPr>
+        <w:t>términos</w:t>
+      </w:r>
+      <w:r>
+        <w:rPr>
+          <w:sz w:val="24"/>
+          <w:szCs w:val="24"/>
+        </w:rPr>
+        <w:t xml:space="preserve"> que tiene la colección Wiki-Small, se selección un pequeño conjunto útil de esta para probar querys entre la librería y el script construido.</w:t>
+      </w:r>
+    </w:p>
+    <w:p>
+      <w:pPr>
+        <w:jc w:val="both"/>
+        <w:rPr>
+          <w:sz w:val="24"/>
+          <w:szCs w:val="24"/>
+        </w:rPr>
+      </w:pPr>
+    </w:p>
+    <w:p>
+      <w:pPr>
+        <w:jc w:val="both"/>
+        <w:rPr>
+          <w:sz w:val="24"/>
+          <w:szCs w:val="24"/>
+        </w:rPr>
+      </w:pPr>
+      <w:r>
+        <w:rPr>
+          <w:sz w:val="24"/>
+          <w:szCs w:val="24"/>
+        </w:rPr>
+        <w:t>La query en este caso fue la primera utilizada en el ejercicio 4, que fue “canada 1838 montreal”. El resultado para pyTerrier fue el siguiente:</w:t>
+      </w:r>
+    </w:p>
+    <w:p>
+      <w:pPr>
+        <w:rPr>
+          <w:color w:val="FABF8F" w:themeColor="accent6" w:themeTint="99"/>
+          <w:sz w:val="24"/>
+          <w:szCs w:val="24"/>
+        </w:rPr>
+      </w:pPr>
+    </w:p>
+    <w:p>
+      <w:pPr>
+        <w:jc w:val="center"/>
+        <w:rPr>
+          <w:color w:val="FABF8F" w:themeColor="accent6" w:themeTint="99"/>
+          <w:sz w:val="24"/>
+          <w:szCs w:val="24"/>
+        </w:rPr>
+      </w:pPr>
+      <w:r>
+        <w:rPr>
+          <w:color w:val="FABF8F" w:themeColor="accent6" w:themeTint="99"/>
+          <w:sz w:val="24"/>
+          <w:szCs w:val="24"/>
+        </w:rPr>
+        <w:drawing>
+          <wp:inline distT="0" distB="0" distL="0" distR="0" wp14:anchorId="77531ED9" wp14:editId="4AD35E99">
+            <wp:extent cx="4296375" cy="1133633"/>
+            <wp:effectExtent l="0" t="0" r="9525" b="9525"/>
+            <wp:docPr id="20" name="Imagen 20"/>
+            <wp:cNvGraphicFramePr>
+              <a:graphicFrameLocks xmlns:a="http://schemas.openxmlformats.org/drawingml/2006/main" noChangeAspect="1"/>
+            </wp:cNvGraphicFramePr>
+            <a:graphic xmlns:a="http://schemas.openxmlformats.org/drawingml/2006/main">
+              <a:graphicData uri="http://schemas.openxmlformats.org/drawingml/2006/picture">
+                <pic:pic xmlns:pic="http://schemas.openxmlformats.org/drawingml/2006/picture">
+                  <pic:nvPicPr>
+                    <pic:cNvPr id="1" name=""/>
+                    <pic:cNvPicPr/>
+                  </pic:nvPicPr>
+                  <pic:blipFill>
+                    <a:blip r:embed="rId18"/>
+                    <a:stretch>
+                      <a:fillRect/>
+                    </a:stretch>
+                  </pic:blipFill>
+                  <pic:spPr>
+                    <a:xfrm>
+                      <a:off x="0" y="0"/>
+                      <a:ext cx="4296375" cy="1133633"/>
+                    </a:xfrm>
+                    <a:prstGeom prst="rect">
+                      <a:avLst/>
+                    </a:prstGeom>
+                  </pic:spPr>
+                </pic:pic>
+              </a:graphicData>
+            </a:graphic>
+          </wp:inline>
+        </w:drawing>
+      </w:r>
+    </w:p>
+    <w:p>
+      <w:pPr>
+        <w:jc w:val="center"/>
+        <w:rPr>
+          <w:color w:val="FABF8F" w:themeColor="accent6" w:themeTint="99"/>
+          <w:sz w:val="24"/>
+          <w:szCs w:val="24"/>
+        </w:rPr>
+      </w:pPr>
+    </w:p>
+    <w:p>
+      <w:pPr>
+        <w:jc w:val="both"/>
+        <w:rPr>
+          <w:sz w:val="24"/>
+          <w:szCs w:val="24"/>
+        </w:rPr>
+      </w:pPr>
+      <w:r>
+        <w:rPr>
+          <w:sz w:val="24"/>
+          <w:szCs w:val="24"/>
+        </w:rPr>
+        <w:t>Mientras que, el script construido, devolvió lo siguiente:</w:t>
+      </w:r>
+    </w:p>
+    <w:p>
+      <w:pPr>
+        <w:jc w:val="both"/>
+        <w:rPr>
+          <w:sz w:val="24"/>
+          <w:szCs w:val="24"/>
+        </w:rPr>
+      </w:pPr>
+    </w:p>
+    <w:p>
+      <w:pPr>
+        <w:jc w:val="center"/>
+        <w:rPr>
+          <w:color w:val="FABF8F" w:themeColor="accent6" w:themeTint="99"/>
+          <w:sz w:val="24"/>
+          <w:szCs w:val="24"/>
+        </w:rPr>
+      </w:pPr>
+      <w:r>
+        <w:rPr>
+          <w:color w:val="FABF8F" w:themeColor="accent6" w:themeTint="99"/>
+          <w:sz w:val="24"/>
+          <w:szCs w:val="24"/>
+        </w:rPr>
+        <w:drawing>
+          <wp:inline distT="0" distB="0" distL="0" distR="0" wp14:anchorId="6C60AF2D" wp14:editId="542D32E7">
+            <wp:extent cx="4315427" cy="619211"/>
+            <wp:effectExtent l="0" t="0" r="9525" b="9525"/>
+            <wp:docPr id="19" name="Imagen 19"/>
+            <wp:cNvGraphicFramePr>
+              <a:graphicFrameLocks xmlns:a="http://schemas.openxmlformats.org/drawingml/2006/main" noChangeAspect="1"/>
+            </wp:cNvGraphicFramePr>
+            <a:graphic xmlns:a="http://schemas.openxmlformats.org/drawingml/2006/main">
+              <a:graphicData uri="http://schemas.openxmlformats.org/drawingml/2006/picture">
+                <pic:pic xmlns:pic="http://schemas.openxmlformats.org/drawingml/2006/picture">
+                  <pic:nvPicPr>
+                    <pic:cNvPr id="1" name=""/>
+                    <pic:cNvPicPr/>
+                  </pic:nvPicPr>
+                  <pic:blipFill>
+                    <a:blip r:embed="rId19"/>
+                    <a:stretch>
+                      <a:fillRect/>
+                    </a:stretch>
+                  </pic:blipFill>
+                  <pic:spPr>
+                    <a:xfrm>
+                      <a:off x="0" y="0"/>
+                      <a:ext cx="4315427" cy="619211"/>
+                    </a:xfrm>
+                    <a:prstGeom prst="rect">
+                      <a:avLst/>
+                    </a:prstGeom>
+                  </pic:spPr>
+                </pic:pic>
+              </a:graphicData>
+            </a:graphic>
+          </wp:inline>
+        </w:drawing>
+      </w:r>
+      <w:r>
+        <w:rPr>
+          <w:color w:val="FABF8F" w:themeColor="accent6" w:themeTint="99"/>
+          <w:sz w:val="24"/>
+          <w:szCs w:val="24"/>
+        </w:rPr>
+        <w:br w:type="page"/>
+      </w:r>
+    </w:p>
+    <w:p>
+      <w:pPr>
+        <w:jc w:val="both"/>
+        <w:rPr>
+          <w:sz w:val="24"/>
+          <w:szCs w:val="24"/>
+        </w:rPr>
+      </w:pPr>
+      <w:r>
+        <w:rPr>
+          <w:sz w:val="24"/>
+          <w:szCs w:val="24"/>
+        </w:rPr>
+        <w:lastRenderedPageBreak/>
+        <w:t>Utilizando la estructura de recuperación de posting, fue posible recuperar 2 de los 3 documentos relevantes que destaco la librería, con un score y orden bastante diferente a lo que se esperaba. La justificación ante esto seria las técnicas que utiliza atrás el algoritmo de pyTerrier para construir sus índices, además de aplicar stemming, stopwords propias, normalización, etc.</w:t>
+      </w:r>
+    </w:p>
+    <w:p>
+      <w:pPr>
+        <w:jc w:val="both"/>
+        <w:rPr>
+          <w:sz w:val="24"/>
+          <w:szCs w:val="24"/>
+        </w:rPr>
+      </w:pPr>
+    </w:p>
+    <w:p>
+      <w:pPr>
+        <w:jc w:val="both"/>
+        <w:rPr>
+          <w:sz w:val="24"/>
+          <w:szCs w:val="24"/>
+        </w:rPr>
+      </w:pPr>
+      <w:r>
+        <w:rPr>
+          <w:sz w:val="24"/>
+          <w:szCs w:val="24"/>
+        </w:rPr>
+        <w:t>A pesar de las diferencias con la librería, se pude construir un pequeño índice que cumple con los requerimientos solicitados.</w:t>
+      </w:r>
+    </w:p>
+    <w:p>
+      <w:pPr>
+        <w:jc w:val="both"/>
+        <w:rPr>
+          <w:sz w:val="24"/>
+          <w:szCs w:val="24"/>
+        </w:rPr>
+      </w:pPr>
+    </w:p>
+    <w:p>
+      <w:pPr>
+        <w:rPr>
+          <w:sz w:val="24"/>
+          <w:szCs w:val="24"/>
+          <w:u w:val="single"/>
+        </w:rPr>
+      </w:pPr>
+      <w:r>
+        <w:rPr>
+          <w:sz w:val="24"/>
+          <w:szCs w:val="24"/>
+          <w:u w:val="single"/>
+        </w:rPr>
+        <w:t>Utilización de IA:</w:t>
+      </w:r>
+    </w:p>
+    <w:p>
+      <w:pPr>
+        <w:jc w:val="both"/>
+        <w:rPr>
+          <w:sz w:val="24"/>
+          <w:szCs w:val="24"/>
+        </w:rPr>
+      </w:pPr>
+    </w:p>
+    <w:p>
+      <w:pPr>
+        <w:jc w:val="both"/>
+        <w:rPr>
+          <w:sz w:val="24"/>
+          <w:szCs w:val="24"/>
+        </w:rPr>
+      </w:pPr>
+      <w:r>
+        <w:rPr>
+          <w:sz w:val="24"/>
+          <w:szCs w:val="24"/>
+        </w:rPr>
+        <w:t>Fue necesaria la utilización de IA para construir la estructura de datos de memoria que soporte recuperación.</w:t>
+      </w:r>
+    </w:p>
+    <w:p>
+      <w:pPr>
+        <w:jc w:val="both"/>
+        <w:rPr>
+          <w:sz w:val="24"/>
+          <w:szCs w:val="24"/>
+        </w:rPr>
+      </w:pPr>
+    </w:p>
+    <w:p>
+      <w:pPr>
+        <w:jc w:val="both"/>
+        <w:rPr>
+          <w:sz w:val="24"/>
+          <w:szCs w:val="24"/>
+        </w:rPr>
+      </w:pPr>
+    </w:p>
+    <w:p>
+      <w:pPr>
+        <w:jc w:val="center"/>
         <w:rPr>
           <w:color w:val="FABF8F" w:themeColor="accent6" w:themeTint="99"/>
           <w:sz w:val="24"/>
@@ -32757,7 +33248,7 @@
                     <pic:cNvPicPr/>
                   </pic:nvPicPr>
                   <pic:blipFill>
-                    <a:blip r:embed="rId16"/>
+                    <a:blip r:embed="rId20"/>
                     <a:stretch>
                       <a:fillRect/>
                     </a:stretch>
@@ -33446,7 +33937,7 @@
                     <pic:cNvPicPr/>
                   </pic:nvPicPr>
                   <pic:blipFill>
-                    <a:blip r:embed="rId17"/>
+                    <a:blip r:embed="rId21"/>
                     <a:stretch>
                       <a:fillRect/>
                     </a:stretch>
@@ -33600,7 +34091,23 @@
           <w:szCs w:val="24"/>
           <w:lang w:val="es-AR"/>
         </w:rPr>
-        <w:t>n sistema para posicionar el primer resultado relevante lo mas alto posible en una lista ordenada. Formula:</w:t>
+        <w:t xml:space="preserve">n sistema para posicionar el primer resultado relevante lo </w:t>
+      </w:r>
+      <w:r>
+        <w:rPr>
+          <w:sz w:val="24"/>
+          <w:szCs w:val="24"/>
+          <w:lang w:val="es-AR"/>
+        </w:rPr>
+        <w:t>más</w:t>
+      </w:r>
+      <w:r>
+        <w:rPr>
+          <w:sz w:val="24"/>
+          <w:szCs w:val="24"/>
+          <w:lang w:val="es-AR"/>
+        </w:rPr>
+        <w:t xml:space="preserve"> alto posible en una lista ordenada. Formula:</w:t>
       </w:r>
     </w:p>
     <w:p>
@@ -33650,7 +34157,7 @@
                     </pic:cNvPicPr>
                   </pic:nvPicPr>
                   <pic:blipFill rotWithShape="1">
-                    <a:blip r:embed="rId18" cstate="print">
+                    <a:blip r:embed="rId22" cstate="print">
                       <a:extLst>
                         <a:ext uri="{28A0092B-C50C-407E-A947-70E740481C1C}">
                           <a14:useLocalDpi xmlns:a14="http://schemas.microsoft.com/office/drawing/2010/main" val="0"/>
@@ -33943,7 +34450,7 @@
                     <pic:cNvPicPr/>
                   </pic:nvPicPr>
                   <pic:blipFill>
-                    <a:blip r:embed="rId19"/>
+                    <a:blip r:embed="rId23"/>
                     <a:stretch>
                       <a:fillRect/>
                     </a:stretch>
@@ -34049,1268 +34556,6 @@
             <wp:extent cx="3670192" cy="2945218"/>
             <wp:effectExtent l="0" t="0" r="6985" b="7620"/>
             <wp:docPr id="7" name="Imagen 7"/>
-            <wp:cNvGraphicFramePr>
-              <a:graphicFrameLocks xmlns:a="http://schemas.openxmlformats.org/drawingml/2006/main" noChangeAspect="1"/>
-            </wp:cNvGraphicFramePr>
-            <a:graphic xmlns:a="http://schemas.openxmlformats.org/drawingml/2006/main">
-              <a:graphicData uri="http://schemas.openxmlformats.org/drawingml/2006/picture">
-                <pic:pic xmlns:pic="http://schemas.openxmlformats.org/drawingml/2006/picture">
-                  <pic:nvPicPr>
-                    <pic:cNvPr id="1" name=""/>
-                    <pic:cNvPicPr/>
-                  </pic:nvPicPr>
-                  <pic:blipFill>
-                    <a:blip r:embed="rId20"/>
-                    <a:stretch>
-                      <a:fillRect/>
-                    </a:stretch>
-                  </pic:blipFill>
-                  <pic:spPr>
-                    <a:xfrm>
-                      <a:off x="0" y="0"/>
-                      <a:ext cx="3670192" cy="2945218"/>
-                    </a:xfrm>
-                    <a:prstGeom prst="rect">
-                      <a:avLst/>
-                    </a:prstGeom>
-                  </pic:spPr>
-                </pic:pic>
-              </a:graphicData>
-            </a:graphic>
-          </wp:inline>
-        </w:drawing>
-      </w:r>
-    </w:p>
-    <w:p>
-      <w:pPr>
-        <w:jc w:val="both"/>
-        <w:rPr>
-          <w:sz w:val="24"/>
-          <w:szCs w:val="24"/>
-        </w:rPr>
-      </w:pPr>
-      <w:r>
-        <w:rPr>
-          <w:sz w:val="24"/>
-          <w:szCs w:val="24"/>
-        </w:rPr>
-        <w:t xml:space="preserve">Analizando ambos gráficos, puede verse como lo fuerte del sistema es la recuperación del primer documento como relevante, que fue calculado en el MRR. Esto hace que a medida que aumenten los documentos baje considerablemente la precisión, siendo cero a partir del sexto documento. </w:t>
-      </w:r>
-    </w:p>
-    <w:p>
-      <w:pPr>
-        <w:jc w:val="both"/>
-        <w:rPr>
-          <w:sz w:val="24"/>
-          <w:szCs w:val="24"/>
-        </w:rPr>
-      </w:pPr>
-    </w:p>
-    <w:p>
-      <w:pPr>
-        <w:jc w:val="both"/>
-        <w:rPr>
-          <w:sz w:val="24"/>
-          <w:szCs w:val="24"/>
-        </w:rPr>
-      </w:pPr>
-      <w:r>
-        <w:rPr>
-          <w:sz w:val="24"/>
-          <w:szCs w:val="24"/>
-        </w:rPr>
-        <w:lastRenderedPageBreak/>
-        <w:t>En el grafico sin interpolar, pueden verse los picos cada vez que aparece un documento relevante en el sistema, pero no resultan lo suficiente como para aumentar la precisión del mismo.</w:t>
-      </w:r>
-    </w:p>
-    <w:p>
-      <w:pPr>
-        <w:jc w:val="center"/>
-        <w:rPr>
-          <w:color w:val="FABF8F" w:themeColor="accent6" w:themeTint="99"/>
-          <w:sz w:val="24"/>
-          <w:szCs w:val="24"/>
-        </w:rPr>
-      </w:pPr>
-    </w:p>
-    <w:p>
-      <w:pPr>
-        <w:jc w:val="both"/>
-        <w:rPr>
-          <w:sz w:val="24"/>
-          <w:szCs w:val="24"/>
-          <w:u w:val="single"/>
-          <w:lang w:val="es-AR"/>
-        </w:rPr>
-      </w:pPr>
-      <w:r>
-        <w:rPr>
-          <w:sz w:val="24"/>
-          <w:szCs w:val="24"/>
-          <w:u w:val="single"/>
-          <w:lang w:val="es-AR"/>
-        </w:rPr>
-        <w:t>Utilización de IA:</w:t>
-      </w:r>
-    </w:p>
-    <w:p>
-      <w:pPr>
-        <w:rPr>
-          <w:color w:val="FABF8F" w:themeColor="accent6" w:themeTint="99"/>
-          <w:sz w:val="24"/>
-          <w:szCs w:val="24"/>
-        </w:rPr>
-      </w:pPr>
-    </w:p>
-    <w:p>
-      <w:pPr>
-        <w:rPr>
-          <w:sz w:val="24"/>
-          <w:szCs w:val="24"/>
-        </w:rPr>
-      </w:pPr>
-      <w:r>
-        <w:rPr>
-          <w:sz w:val="24"/>
-          <w:szCs w:val="24"/>
-        </w:rPr>
-        <w:t xml:space="preserve">Se le solicito a la inteligencia artificial la construcción de las grafica interpolada y no interpolada del sistema a través de un pequeño labo en Python, con el fin de hacer más énfasis en el análisis de las métricas y no en el código que genera el grafico.  </w:t>
-      </w:r>
-    </w:p>
-    <w:p>
-      <w:pPr>
-        <w:jc w:val="both"/>
-        <w:rPr>
-          <w:color w:val="FABF8F" w:themeColor="accent6" w:themeTint="99"/>
-          <w:sz w:val="24"/>
-          <w:szCs w:val="24"/>
-        </w:rPr>
-      </w:pPr>
-      <w:r>
-        <w:rPr>
-          <w:color w:val="FABF8F" w:themeColor="accent6" w:themeTint="99"/>
-          <w:sz w:val="24"/>
-          <w:szCs w:val="24"/>
-        </w:rPr>
-        <w:br w:type="page"/>
-      </w:r>
-    </w:p>
-    <w:p>
-      <w:pPr>
-        <w:numPr>
-          <w:ilvl w:val="0"/>
-          <w:numId w:val="1"/>
-        </w:numPr>
-        <w:jc w:val="both"/>
-        <w:rPr>
-          <w:color w:val="FABF8F" w:themeColor="accent6" w:themeTint="99"/>
-          <w:sz w:val="24"/>
-          <w:szCs w:val="24"/>
-        </w:rPr>
-      </w:pPr>
-      <w:r>
-        <w:rPr>
-          <w:color w:val="FABF8F" w:themeColor="accent6" w:themeTint="99"/>
-          <w:sz w:val="24"/>
-          <w:szCs w:val="24"/>
-        </w:rPr>
-        <w:lastRenderedPageBreak/>
-        <w:t>Utilizando la colección de prueba Vaswani y pyTerrier se debe realizar la evaluación del sistema. Para ello, es necesario construir un índice con los documentos de la colección y luego ejecutar las consultas (modelo vectorial con TF/IDF), las cuales deben armar a partir de los términos que considere de las necesidades de información (puede eliminar las palabras vacías). Los resultados deben ser comparados contra los juicios de relevancia de la colección. Realizar el análisis en dos ámbitos:</w:t>
-      </w:r>
-    </w:p>
-    <w:p>
-      <w:pPr>
-        <w:numPr>
-          <w:ilvl w:val="1"/>
-          <w:numId w:val="1"/>
-        </w:numPr>
-        <w:jc w:val="both"/>
-        <w:rPr>
-          <w:color w:val="FABF8F" w:themeColor="accent6" w:themeTint="99"/>
-          <w:sz w:val="24"/>
-          <w:szCs w:val="24"/>
-        </w:rPr>
-      </w:pPr>
-      <w:r>
-        <w:rPr>
-          <w:color w:val="FABF8F" w:themeColor="accent6" w:themeTint="99"/>
-          <w:sz w:val="24"/>
-          <w:szCs w:val="24"/>
-        </w:rPr>
-        <w:t xml:space="preserve">Global (promedio de todas la consultas), para las siguientes métricas: P@10, AP, NDCG@10 e incluya la gráfica de R–P en los 11 puntos estándar. </w:t>
-      </w:r>
-    </w:p>
-    <w:p>
-      <w:pPr>
-        <w:numPr>
-          <w:ilvl w:val="1"/>
-          <w:numId w:val="1"/>
-        </w:numPr>
-        <w:jc w:val="both"/>
-        <w:rPr>
-          <w:color w:val="FABF8F" w:themeColor="accent6" w:themeTint="99"/>
-          <w:sz w:val="24"/>
-          <w:szCs w:val="24"/>
-        </w:rPr>
-      </w:pPr>
-      <w:r>
-        <w:rPr>
-          <w:color w:val="FABF8F" w:themeColor="accent6" w:themeTint="99"/>
-          <w:sz w:val="24"/>
-          <w:szCs w:val="24"/>
-        </w:rPr>
-        <w:t>Individual (por query), para las mismas métricas, calculando la distribución de los valores en cada caso.</w:t>
-      </w:r>
-    </w:p>
-    <w:p>
-      <w:pPr>
-        <w:ind w:left="720"/>
-        <w:jc w:val="both"/>
-        <w:rPr>
-          <w:color w:val="FABF8F" w:themeColor="accent6" w:themeTint="99"/>
-          <w:sz w:val="24"/>
-          <w:szCs w:val="24"/>
-        </w:rPr>
-      </w:pPr>
-    </w:p>
-    <w:p>
-      <w:pPr>
-        <w:rPr>
-          <w:b/>
-          <w:bCs/>
-          <w:sz w:val="24"/>
-          <w:szCs w:val="24"/>
-        </w:rPr>
-      </w:pPr>
-      <w:r>
-        <w:rPr>
-          <w:b/>
-          <w:bCs/>
-          <w:sz w:val="24"/>
-          <w:szCs w:val="24"/>
-        </w:rPr>
-        <w:t>A) Análisis global</w:t>
-      </w:r>
-    </w:p>
-    <w:p>
-      <w:pPr>
-        <w:rPr>
-          <w:b/>
-          <w:bCs/>
-          <w:sz w:val="24"/>
-          <w:szCs w:val="24"/>
-        </w:rPr>
-      </w:pPr>
-    </w:p>
-    <w:p>
-      <w:pPr>
-        <w:rPr>
-          <w:sz w:val="24"/>
-          <w:szCs w:val="24"/>
-        </w:rPr>
-      </w:pPr>
-      <w:r>
-        <w:rPr>
-          <w:sz w:val="24"/>
-          <w:szCs w:val="24"/>
-        </w:rPr>
-        <w:t>Los resultados para las métricas solicitadas fueron las siguientes:</w:t>
-      </w:r>
-    </w:p>
-    <w:p>
-      <w:pPr>
-        <w:rPr>
-          <w:sz w:val="24"/>
-          <w:szCs w:val="24"/>
-        </w:rPr>
-      </w:pPr>
-    </w:p>
-    <w:tbl>
-      <w:tblPr>
-        <w:tblStyle w:val="Tablaconcuadrcula"/>
-        <w:tblW w:w="0" w:type="auto"/>
-        <w:tblLook w:val="04A0" w:firstRow="1" w:lastRow="0" w:firstColumn="1" w:lastColumn="0" w:noHBand="0" w:noVBand="1"/>
-      </w:tblPr>
-      <w:tblGrid>
-        <w:gridCol w:w="1838"/>
-        <w:gridCol w:w="1701"/>
-        <w:gridCol w:w="6091"/>
-      </w:tblGrid>
-      <w:tr>
-        <w:trPr>
-          <w:trHeight w:val="414"/>
-        </w:trPr>
-        <w:tc>
-          <w:tcPr>
-            <w:tcW w:w="1838" w:type="dxa"/>
-            <w:vAlign w:val="center"/>
-          </w:tcPr>
-          <w:p>
-            <w:pPr>
-              <w:jc w:val="center"/>
-              <w:rPr>
-                <w:b/>
-                <w:bCs/>
-                <w:sz w:val="24"/>
-                <w:szCs w:val="24"/>
-              </w:rPr>
-            </w:pPr>
-            <w:r>
-              <w:rPr>
-                <w:b/>
-                <w:bCs/>
-                <w:sz w:val="24"/>
-                <w:szCs w:val="24"/>
-              </w:rPr>
-              <w:t>Métrica</w:t>
-            </w:r>
-          </w:p>
-        </w:tc>
-        <w:tc>
-          <w:tcPr>
-            <w:tcW w:w="1701" w:type="dxa"/>
-            <w:vAlign w:val="center"/>
-          </w:tcPr>
-          <w:p>
-            <w:pPr>
-              <w:jc w:val="center"/>
-              <w:rPr>
-                <w:b/>
-                <w:bCs/>
-                <w:sz w:val="24"/>
-                <w:szCs w:val="24"/>
-              </w:rPr>
-            </w:pPr>
-            <w:r>
-              <w:rPr>
-                <w:b/>
-                <w:bCs/>
-                <w:sz w:val="24"/>
-                <w:szCs w:val="24"/>
-              </w:rPr>
-              <w:t>Valor</w:t>
-            </w:r>
-          </w:p>
-        </w:tc>
-        <w:tc>
-          <w:tcPr>
-            <w:tcW w:w="6091" w:type="dxa"/>
-            <w:vAlign w:val="center"/>
-          </w:tcPr>
-          <w:p>
-            <w:pPr>
-              <w:jc w:val="center"/>
-              <w:rPr>
-                <w:b/>
-                <w:bCs/>
-                <w:sz w:val="24"/>
-                <w:szCs w:val="24"/>
-              </w:rPr>
-            </w:pPr>
-            <w:r>
-              <w:rPr>
-                <w:b/>
-                <w:bCs/>
-                <w:sz w:val="24"/>
-                <w:szCs w:val="24"/>
-              </w:rPr>
-              <w:t>Análisis</w:t>
-            </w:r>
-          </w:p>
-        </w:tc>
-      </w:tr>
-      <w:tr>
-        <w:trPr>
-          <w:trHeight w:val="1413"/>
-        </w:trPr>
-        <w:tc>
-          <w:tcPr>
-            <w:tcW w:w="1838" w:type="dxa"/>
-            <w:vAlign w:val="center"/>
-          </w:tcPr>
-          <w:p>
-            <w:pPr>
-              <w:jc w:val="center"/>
-              <w:rPr>
-                <w:sz w:val="24"/>
-                <w:szCs w:val="24"/>
-              </w:rPr>
-            </w:pPr>
-            <w:r>
-              <w:rPr>
-                <w:sz w:val="24"/>
-                <w:szCs w:val="24"/>
-              </w:rPr>
-              <w:t>P@10</w:t>
-            </w:r>
-          </w:p>
-        </w:tc>
-        <w:tc>
-          <w:tcPr>
-            <w:tcW w:w="1701" w:type="dxa"/>
-            <w:vAlign w:val="center"/>
-          </w:tcPr>
-          <w:p>
-            <w:pPr>
-              <w:jc w:val="center"/>
-              <w:rPr>
-                <w:sz w:val="24"/>
-                <w:szCs w:val="24"/>
-              </w:rPr>
-            </w:pPr>
-            <w:r>
-              <w:rPr>
-                <w:sz w:val="24"/>
-                <w:szCs w:val="24"/>
-              </w:rPr>
-              <w:t>0.3591</w:t>
-            </w:r>
-          </w:p>
-        </w:tc>
-        <w:tc>
-          <w:tcPr>
-            <w:tcW w:w="6091" w:type="dxa"/>
-            <w:vAlign w:val="center"/>
-          </w:tcPr>
-          <w:p>
-            <w:pPr>
-              <w:jc w:val="center"/>
-              <w:rPr>
-                <w:sz w:val="24"/>
-                <w:szCs w:val="24"/>
-              </w:rPr>
-            </w:pPr>
-            <w:r>
-              <w:rPr>
-                <w:sz w:val="24"/>
-                <w:szCs w:val="24"/>
-              </w:rPr>
-              <w:t>De los primeros 10 resultados, casi 4 documentos son relevantes. El valor es aceptable, pero ver el P@5 podría ser mas interesante para acompañar esta métrica.</w:t>
-            </w:r>
-          </w:p>
-        </w:tc>
-      </w:tr>
-      <w:tr>
-        <w:trPr>
-          <w:trHeight w:val="979"/>
-        </w:trPr>
-        <w:tc>
-          <w:tcPr>
-            <w:tcW w:w="1838" w:type="dxa"/>
-            <w:vAlign w:val="center"/>
-          </w:tcPr>
-          <w:p>
-            <w:pPr>
-              <w:jc w:val="center"/>
-              <w:rPr>
-                <w:sz w:val="24"/>
-                <w:szCs w:val="24"/>
-              </w:rPr>
-            </w:pPr>
-            <w:r>
-              <w:rPr>
-                <w:sz w:val="24"/>
-                <w:szCs w:val="24"/>
-              </w:rPr>
-              <w:t>AP</w:t>
-            </w:r>
-          </w:p>
-        </w:tc>
-        <w:tc>
-          <w:tcPr>
-            <w:tcW w:w="1701" w:type="dxa"/>
-            <w:vAlign w:val="center"/>
-          </w:tcPr>
-          <w:p>
-            <w:pPr>
-              <w:jc w:val="center"/>
-              <w:rPr>
-                <w:sz w:val="24"/>
-                <w:szCs w:val="24"/>
-              </w:rPr>
-            </w:pPr>
-            <w:r>
-              <w:rPr>
-                <w:sz w:val="24"/>
-                <w:szCs w:val="24"/>
-              </w:rPr>
-              <w:t>0.2909</w:t>
-            </w:r>
-          </w:p>
-        </w:tc>
-        <w:tc>
-          <w:tcPr>
-            <w:tcW w:w="6091" w:type="dxa"/>
-            <w:vAlign w:val="center"/>
-          </w:tcPr>
-          <w:p>
-            <w:pPr>
-              <w:jc w:val="center"/>
-              <w:rPr>
-                <w:sz w:val="24"/>
-                <w:szCs w:val="24"/>
-              </w:rPr>
-            </w:pPr>
-            <w:r>
-              <w:rPr>
-                <w:sz w:val="24"/>
-                <w:szCs w:val="24"/>
-              </w:rPr>
-              <w:t>Al ser un valor bajo, los documentos relevantes se mezclan con los no relevantes.</w:t>
-            </w:r>
-          </w:p>
-        </w:tc>
-      </w:tr>
-      <w:tr>
-        <w:trPr>
-          <w:trHeight w:val="1111"/>
-        </w:trPr>
-        <w:tc>
-          <w:tcPr>
-            <w:tcW w:w="1838" w:type="dxa"/>
-            <w:vAlign w:val="center"/>
-          </w:tcPr>
-          <w:p>
-            <w:pPr>
-              <w:jc w:val="center"/>
-              <w:rPr>
-                <w:sz w:val="24"/>
-                <w:szCs w:val="24"/>
-              </w:rPr>
-            </w:pPr>
-            <w:r>
-              <w:rPr>
-                <w:sz w:val="24"/>
-                <w:szCs w:val="24"/>
-              </w:rPr>
-              <w:t>NDCG@10</w:t>
-            </w:r>
-          </w:p>
-        </w:tc>
-        <w:tc>
-          <w:tcPr>
-            <w:tcW w:w="1701" w:type="dxa"/>
-            <w:vAlign w:val="center"/>
-          </w:tcPr>
-          <w:p>
-            <w:pPr>
-              <w:jc w:val="center"/>
-              <w:rPr>
-                <w:sz w:val="24"/>
-                <w:szCs w:val="24"/>
-              </w:rPr>
-            </w:pPr>
-            <w:r>
-              <w:rPr>
-                <w:sz w:val="24"/>
-                <w:szCs w:val="24"/>
-              </w:rPr>
-              <w:t>0.4444</w:t>
-            </w:r>
-          </w:p>
-        </w:tc>
-        <w:tc>
-          <w:tcPr>
-            <w:tcW w:w="6091" w:type="dxa"/>
-            <w:vAlign w:val="center"/>
-          </w:tcPr>
-          <w:p>
-            <w:pPr>
-              <w:jc w:val="center"/>
-              <w:rPr>
-                <w:sz w:val="24"/>
-                <w:szCs w:val="24"/>
-              </w:rPr>
-            </w:pPr>
-            <w:r>
-              <w:rPr>
-                <w:sz w:val="24"/>
-                <w:szCs w:val="24"/>
-              </w:rPr>
-              <w:t>El valor es menor que 1, por lo que estaría mal el ordenamiento de los relevantes.</w:t>
-            </w:r>
-          </w:p>
-        </w:tc>
-      </w:tr>
-    </w:tbl>
-    <w:p>
-      <w:pPr>
-        <w:rPr>
-          <w:sz w:val="24"/>
-          <w:szCs w:val="24"/>
-        </w:rPr>
-      </w:pPr>
-    </w:p>
-    <w:p>
-      <w:pPr>
-        <w:rPr>
-          <w:sz w:val="24"/>
-          <w:szCs w:val="24"/>
-        </w:rPr>
-      </w:pPr>
-      <w:r>
-        <w:rPr>
-          <w:sz w:val="24"/>
-          <w:szCs w:val="24"/>
-        </w:rPr>
-        <w:t>Luego de calcular las métricas, construimos la curva R-P de 11 puntos.</w:t>
-      </w:r>
-    </w:p>
-    <w:p>
-      <w:pPr>
-        <w:rPr>
-          <w:sz w:val="24"/>
-          <w:szCs w:val="24"/>
-        </w:rPr>
-      </w:pPr>
-    </w:p>
-    <w:p>
-      <w:pPr>
-        <w:jc w:val="center"/>
-        <w:rPr>
-          <w:sz w:val="24"/>
-          <w:szCs w:val="24"/>
-        </w:rPr>
-      </w:pPr>
-      <w:r>
-        <w:rPr>
-          <w:sz w:val="24"/>
-          <w:szCs w:val="24"/>
-        </w:rPr>
-        <w:drawing>
-          <wp:inline distT="0" distB="0" distL="0" distR="0" wp14:anchorId="174B6357" wp14:editId="069D6E1C">
-            <wp:extent cx="2630014" cy="2070340"/>
-            <wp:effectExtent l="0" t="0" r="0" b="6350"/>
-            <wp:docPr id="15" name="Imagen 15"/>
-            <wp:cNvGraphicFramePr>
-              <a:graphicFrameLocks xmlns:a="http://schemas.openxmlformats.org/drawingml/2006/main" noChangeAspect="1"/>
-            </wp:cNvGraphicFramePr>
-            <a:graphic xmlns:a="http://schemas.openxmlformats.org/drawingml/2006/main">
-              <a:graphicData uri="http://schemas.openxmlformats.org/drawingml/2006/picture">
-                <pic:pic xmlns:pic="http://schemas.openxmlformats.org/drawingml/2006/picture">
-                  <pic:nvPicPr>
-                    <pic:cNvPr id="1" name=""/>
-                    <pic:cNvPicPr/>
-                  </pic:nvPicPr>
-                  <pic:blipFill>
-                    <a:blip r:embed="rId21"/>
-                    <a:stretch>
-                      <a:fillRect/>
-                    </a:stretch>
-                  </pic:blipFill>
-                  <pic:spPr>
-                    <a:xfrm>
-                      <a:off x="0" y="0"/>
-                      <a:ext cx="2631439" cy="2071462"/>
-                    </a:xfrm>
-                    <a:prstGeom prst="rect">
-                      <a:avLst/>
-                    </a:prstGeom>
-                  </pic:spPr>
-                </pic:pic>
-              </a:graphicData>
-            </a:graphic>
-          </wp:inline>
-        </w:drawing>
-      </w:r>
-    </w:p>
-    <w:p>
-      <w:pPr>
-        <w:jc w:val="center"/>
-        <w:rPr>
-          <w:sz w:val="24"/>
-          <w:szCs w:val="24"/>
-        </w:rPr>
-      </w:pPr>
-    </w:p>
-    <w:p>
-      <w:pPr>
-        <w:jc w:val="both"/>
-        <w:rPr>
-          <w:sz w:val="24"/>
-          <w:szCs w:val="24"/>
-        </w:rPr>
-      </w:pPr>
-      <w:r>
-        <w:rPr>
-          <w:sz w:val="24"/>
-          <w:szCs w:val="24"/>
-        </w:rPr>
-        <w:lastRenderedPageBreak/>
-        <w:t>Mirando la curva, puede verse la precisión es alta en bajos valores de recall, llegando a un pico de 0.72 como máximo. Luego, esta decrece hasta 0.02, perdiendo casi toda la precisión pero con un recall de 1.</w:t>
-      </w:r>
-    </w:p>
-    <w:p>
-      <w:pPr>
-        <w:jc w:val="both"/>
-        <w:rPr>
-          <w:sz w:val="24"/>
-          <w:szCs w:val="24"/>
-        </w:rPr>
-      </w:pPr>
-    </w:p>
-    <w:p>
-      <w:pPr>
-        <w:jc w:val="both"/>
-        <w:rPr>
-          <w:sz w:val="24"/>
-          <w:szCs w:val="24"/>
-        </w:rPr>
-      </w:pPr>
-      <w:r>
-        <w:rPr>
-          <w:sz w:val="24"/>
-          <w:szCs w:val="24"/>
-        </w:rPr>
-        <w:t>Podes decir que el sistema recupera buenos resultados al principio, pero cuando aumenta la cantidad de documentos este deja de serlo, perdiendo efectividad.</w:t>
-      </w:r>
-    </w:p>
-    <w:p>
-      <w:pPr>
-        <w:rPr>
-          <w:b/>
-          <w:bCs/>
-          <w:sz w:val="24"/>
-          <w:szCs w:val="24"/>
-        </w:rPr>
-      </w:pPr>
-    </w:p>
-    <w:p>
-      <w:pPr>
-        <w:rPr>
-          <w:b/>
-          <w:bCs/>
-          <w:sz w:val="24"/>
-          <w:szCs w:val="24"/>
-        </w:rPr>
-      </w:pPr>
-      <w:r>
-        <w:rPr>
-          <w:b/>
-          <w:bCs/>
-          <w:sz w:val="24"/>
-          <w:szCs w:val="24"/>
-        </w:rPr>
-        <w:t>B) Análisis Individual</w:t>
-      </w:r>
-    </w:p>
-    <w:p>
-      <w:pPr>
-        <w:rPr>
-          <w:b/>
-          <w:bCs/>
-          <w:sz w:val="24"/>
-          <w:szCs w:val="24"/>
-        </w:rPr>
-      </w:pPr>
-    </w:p>
-    <w:p>
-      <w:pPr>
-        <w:rPr>
-          <w:sz w:val="24"/>
-          <w:szCs w:val="24"/>
-        </w:rPr>
-      </w:pPr>
-      <w:r>
-        <w:rPr>
-          <w:sz w:val="24"/>
-          <w:szCs w:val="24"/>
-        </w:rPr>
-        <w:t xml:space="preserve">Para el análisis por query, </w:t>
-      </w:r>
-      <w:r>
-        <w:rPr>
-          <w:sz w:val="24"/>
-          <w:szCs w:val="24"/>
-        </w:rPr>
-        <w:t>se muestra gráficamente como es la distribución de los valores en cada métrica.</w:t>
-      </w:r>
-    </w:p>
-    <w:p>
-      <w:pPr>
-        <w:rPr>
-          <w:sz w:val="24"/>
-          <w:szCs w:val="24"/>
-        </w:rPr>
-      </w:pPr>
-    </w:p>
-    <w:p>
-      <w:pPr>
-        <w:rPr>
-          <w:b/>
-          <w:bCs/>
-          <w:sz w:val="24"/>
-          <w:szCs w:val="24"/>
-        </w:rPr>
-      </w:pPr>
-      <w:r>
-        <w:rPr>
-          <w:sz w:val="24"/>
-          <w:szCs w:val="24"/>
-        </w:rPr>
-        <w:tab/>
-      </w:r>
-      <w:r>
-        <w:rPr>
-          <w:b/>
-          <w:bCs/>
-          <w:sz w:val="24"/>
-          <w:szCs w:val="24"/>
-        </w:rPr>
-        <w:t>P@10</w:t>
-      </w:r>
-    </w:p>
-    <w:p>
-      <w:pPr>
-        <w:rPr>
-          <w:b/>
-          <w:bCs/>
-          <w:sz w:val="24"/>
-          <w:szCs w:val="24"/>
-        </w:rPr>
-      </w:pPr>
-    </w:p>
-    <w:p>
-      <w:pPr>
-        <w:jc w:val="center"/>
-        <w:rPr>
-          <w:b/>
-          <w:bCs/>
-          <w:sz w:val="24"/>
-          <w:szCs w:val="24"/>
-        </w:rPr>
-      </w:pPr>
-      <w:r>
-        <w:rPr>
-          <w:b/>
-          <w:bCs/>
-          <w:sz w:val="24"/>
-          <w:szCs w:val="24"/>
-        </w:rPr>
-        <w:drawing>
-          <wp:inline distT="0" distB="0" distL="0" distR="0" wp14:anchorId="73473566" wp14:editId="69EA50F6">
-            <wp:extent cx="2724341" cy="2182483"/>
-            <wp:effectExtent l="0" t="0" r="0" b="8890"/>
-            <wp:docPr id="16" name="Imagen 16"/>
-            <wp:cNvGraphicFramePr>
-              <a:graphicFrameLocks xmlns:a="http://schemas.openxmlformats.org/drawingml/2006/main" noChangeAspect="1"/>
-            </wp:cNvGraphicFramePr>
-            <a:graphic xmlns:a="http://schemas.openxmlformats.org/drawingml/2006/main">
-              <a:graphicData uri="http://schemas.openxmlformats.org/drawingml/2006/picture">
-                <pic:pic xmlns:pic="http://schemas.openxmlformats.org/drawingml/2006/picture">
-                  <pic:nvPicPr>
-                    <pic:cNvPr id="1" name=""/>
-                    <pic:cNvPicPr/>
-                  </pic:nvPicPr>
-                  <pic:blipFill>
-                    <a:blip r:embed="rId22"/>
-                    <a:stretch>
-                      <a:fillRect/>
-                    </a:stretch>
-                  </pic:blipFill>
-                  <pic:spPr>
-                    <a:xfrm>
-                      <a:off x="0" y="0"/>
-                      <a:ext cx="2727554" cy="2185057"/>
-                    </a:xfrm>
-                    <a:prstGeom prst="rect">
-                      <a:avLst/>
-                    </a:prstGeom>
-                  </pic:spPr>
-                </pic:pic>
-              </a:graphicData>
-            </a:graphic>
-          </wp:inline>
-        </w:drawing>
-      </w:r>
-    </w:p>
-    <w:p>
-      <w:pPr>
-        <w:jc w:val="center"/>
-        <w:rPr>
-          <w:sz w:val="24"/>
-          <w:szCs w:val="24"/>
-        </w:rPr>
-      </w:pPr>
-      <w:r>
-        <w:rPr>
-          <w:sz w:val="24"/>
-          <w:szCs w:val="24"/>
-        </w:rPr>
-        <w:t xml:space="preserve">X: Valores de la </w:t>
-      </w:r>
-      <w:r>
-        <w:rPr>
-          <w:sz w:val="24"/>
-          <w:szCs w:val="24"/>
-        </w:rPr>
-        <w:t>métrica</w:t>
-      </w:r>
-      <w:r>
-        <w:rPr>
-          <w:sz w:val="24"/>
-          <w:szCs w:val="24"/>
-        </w:rPr>
-        <w:t xml:space="preserve"> – Y: Cantidad de querys</w:t>
-      </w:r>
-    </w:p>
-    <w:p>
-      <w:pPr>
-        <w:jc w:val="center"/>
-        <w:rPr>
-          <w:sz w:val="24"/>
-          <w:szCs w:val="24"/>
-        </w:rPr>
-      </w:pPr>
-    </w:p>
-    <w:p>
-      <w:pPr>
-        <w:jc w:val="both"/>
-        <w:rPr>
-          <w:sz w:val="24"/>
-          <w:szCs w:val="24"/>
-        </w:rPr>
-      </w:pPr>
-      <w:r>
-        <w:rPr>
-          <w:sz w:val="24"/>
-          <w:szCs w:val="24"/>
-        </w:rPr>
-        <w:t>Para el P@10, puede verse que la mayor cantidad de querys que tiene en el top 10 los documentos mas relevantes son entre 0,</w:t>
-      </w:r>
-      <w:r>
-        <w:rPr>
-          <w:sz w:val="24"/>
-          <w:szCs w:val="24"/>
-        </w:rPr>
-        <w:t>1</w:t>
-      </w:r>
-      <w:r>
-        <w:rPr>
-          <w:sz w:val="24"/>
-          <w:szCs w:val="24"/>
-        </w:rPr>
-        <w:t xml:space="preserve"> y 0,</w:t>
-      </w:r>
-      <w:r>
-        <w:rPr>
-          <w:sz w:val="24"/>
-          <w:szCs w:val="24"/>
-        </w:rPr>
-        <w:t>4</w:t>
-      </w:r>
-      <w:r>
-        <w:rPr>
-          <w:sz w:val="24"/>
-          <w:szCs w:val="24"/>
-        </w:rPr>
-        <w:t xml:space="preserve">. Esto quiere decir que, de 10 documentos, </w:t>
-      </w:r>
-      <w:r>
-        <w:rPr>
-          <w:sz w:val="24"/>
-          <w:szCs w:val="24"/>
-        </w:rPr>
-        <w:t>hay entre 1 a 4</w:t>
-      </w:r>
-      <w:r>
-        <w:rPr>
-          <w:sz w:val="24"/>
-          <w:szCs w:val="24"/>
-        </w:rPr>
-        <w:t xml:space="preserve"> </w:t>
-      </w:r>
-      <w:r>
-        <w:rPr>
-          <w:sz w:val="24"/>
-          <w:szCs w:val="24"/>
-        </w:rPr>
-        <w:t>documentos</w:t>
-      </w:r>
-      <w:r>
-        <w:rPr>
-          <w:sz w:val="24"/>
-          <w:szCs w:val="24"/>
-        </w:rPr>
-        <w:t xml:space="preserve"> relevantes</w:t>
-      </w:r>
-      <w:r>
-        <w:rPr>
-          <w:sz w:val="24"/>
-          <w:szCs w:val="24"/>
-        </w:rPr>
-        <w:t>.</w:t>
-      </w:r>
-    </w:p>
-    <w:p>
-      <w:pPr>
-        <w:jc w:val="both"/>
-        <w:rPr>
-          <w:sz w:val="24"/>
-          <w:szCs w:val="24"/>
-        </w:rPr>
-      </w:pPr>
-    </w:p>
-    <w:p>
-      <w:pPr>
-        <w:jc w:val="both"/>
-        <w:rPr>
-          <w:sz w:val="24"/>
-          <w:szCs w:val="24"/>
-        </w:rPr>
-      </w:pPr>
-      <w:r>
-        <w:rPr>
-          <w:sz w:val="24"/>
-          <w:szCs w:val="24"/>
-        </w:rPr>
-        <w:t>Existen muy pocas querys que se recupera una gran cantidad de documentos relevantes, como 8 de 10 documentos, que son solamente 2 a 3 querys.</w:t>
-      </w:r>
-    </w:p>
-    <w:p>
-      <w:pPr>
-        <w:jc w:val="both"/>
-        <w:rPr>
-          <w:sz w:val="24"/>
-          <w:szCs w:val="24"/>
-        </w:rPr>
-      </w:pPr>
-    </w:p>
-    <w:p>
-      <w:pPr>
-        <w:jc w:val="both"/>
-        <w:rPr>
-          <w:sz w:val="24"/>
-          <w:szCs w:val="24"/>
-        </w:rPr>
-      </w:pPr>
-      <w:r>
-        <w:rPr>
-          <w:sz w:val="24"/>
-          <w:szCs w:val="24"/>
-        </w:rPr>
-        <w:t>Podemos concluir que el sistema recupera pocos documentos relevantes en el top 10, y eso lo confirmamos con el análisis global visto anteriormente.</w:t>
-      </w:r>
-    </w:p>
-    <w:p>
-      <w:pPr>
-        <w:rPr>
-          <w:b/>
-          <w:bCs/>
-          <w:sz w:val="24"/>
-          <w:szCs w:val="24"/>
-        </w:rPr>
-      </w:pPr>
-    </w:p>
-    <w:p>
-      <w:pPr>
-        <w:rPr>
-          <w:b/>
-          <w:bCs/>
-          <w:sz w:val="24"/>
-          <w:szCs w:val="24"/>
-        </w:rPr>
-      </w:pPr>
-      <w:r>
-        <w:rPr>
-          <w:b/>
-          <w:bCs/>
-          <w:sz w:val="24"/>
-          <w:szCs w:val="24"/>
-        </w:rPr>
-        <w:tab/>
-        <w:t>AP</w:t>
-      </w:r>
-    </w:p>
-    <w:p>
-      <w:pPr>
-        <w:rPr>
-          <w:b/>
-          <w:bCs/>
-          <w:sz w:val="24"/>
-          <w:szCs w:val="24"/>
-        </w:rPr>
-      </w:pPr>
-    </w:p>
-    <w:p>
-      <w:pPr>
-        <w:jc w:val="center"/>
-        <w:rPr>
-          <w:b/>
-          <w:bCs/>
-          <w:sz w:val="24"/>
-          <w:szCs w:val="24"/>
-        </w:rPr>
-      </w:pPr>
-      <w:r>
-        <w:rPr>
-          <w:b/>
-          <w:bCs/>
-          <w:sz w:val="24"/>
-          <w:szCs w:val="24"/>
-        </w:rPr>
-        <w:lastRenderedPageBreak/>
-        <w:drawing>
-          <wp:inline distT="0" distB="0" distL="0" distR="0" wp14:anchorId="3AA6BCE0" wp14:editId="3C6A5B5A">
-            <wp:extent cx="2498211" cy="2001329"/>
-            <wp:effectExtent l="0" t="0" r="0" b="0"/>
-            <wp:docPr id="17" name="Imagen 17"/>
-            <wp:cNvGraphicFramePr>
-              <a:graphicFrameLocks xmlns:a="http://schemas.openxmlformats.org/drawingml/2006/main" noChangeAspect="1"/>
-            </wp:cNvGraphicFramePr>
-            <a:graphic xmlns:a="http://schemas.openxmlformats.org/drawingml/2006/main">
-              <a:graphicData uri="http://schemas.openxmlformats.org/drawingml/2006/picture">
-                <pic:pic xmlns:pic="http://schemas.openxmlformats.org/drawingml/2006/picture">
-                  <pic:nvPicPr>
-                    <pic:cNvPr id="1" name=""/>
-                    <pic:cNvPicPr/>
-                  </pic:nvPicPr>
-                  <pic:blipFill>
-                    <a:blip r:embed="rId23"/>
-                    <a:stretch>
-                      <a:fillRect/>
-                    </a:stretch>
-                  </pic:blipFill>
-                  <pic:spPr>
-                    <a:xfrm>
-                      <a:off x="0" y="0"/>
-                      <a:ext cx="2504984" cy="2006755"/>
-                    </a:xfrm>
-                    <a:prstGeom prst="rect">
-                      <a:avLst/>
-                    </a:prstGeom>
-                  </pic:spPr>
-                </pic:pic>
-              </a:graphicData>
-            </a:graphic>
-          </wp:inline>
-        </w:drawing>
-      </w:r>
-    </w:p>
-    <w:p>
-      <w:pPr>
-        <w:jc w:val="center"/>
-        <w:rPr>
-          <w:sz w:val="24"/>
-          <w:szCs w:val="24"/>
-        </w:rPr>
-      </w:pPr>
-      <w:r>
-        <w:rPr>
-          <w:sz w:val="24"/>
-          <w:szCs w:val="24"/>
-        </w:rPr>
-        <w:t>X: Valores de la métrica – Y: Cantidad de querys</w:t>
-      </w:r>
-    </w:p>
-    <w:p>
-      <w:pPr>
-        <w:jc w:val="both"/>
-        <w:rPr>
-          <w:b/>
-          <w:bCs/>
-          <w:sz w:val="24"/>
-          <w:szCs w:val="24"/>
-        </w:rPr>
-      </w:pPr>
-    </w:p>
-    <w:p>
-      <w:pPr>
-        <w:jc w:val="both"/>
-        <w:rPr>
-          <w:sz w:val="24"/>
-          <w:szCs w:val="24"/>
-        </w:rPr>
-      </w:pPr>
-      <w:r>
-        <w:rPr>
-          <w:sz w:val="24"/>
-          <w:szCs w:val="24"/>
-        </w:rPr>
-        <w:t>La gran cantidad de querys rondan entre valores de 0.0 a 0.6, y  existen unas pocas querys que  tienen valor 0.7.</w:t>
-      </w:r>
-    </w:p>
-    <w:p>
-      <w:pPr>
-        <w:jc w:val="both"/>
-        <w:rPr>
-          <w:sz w:val="24"/>
-          <w:szCs w:val="24"/>
-        </w:rPr>
-      </w:pPr>
-    </w:p>
-    <w:p>
-      <w:pPr>
-        <w:jc w:val="both"/>
-        <w:rPr>
-          <w:sz w:val="24"/>
-          <w:szCs w:val="24"/>
-        </w:rPr>
-      </w:pPr>
-      <w:r>
-        <w:rPr>
-          <w:sz w:val="24"/>
-          <w:szCs w:val="24"/>
-        </w:rPr>
-        <w:t>Concluimos que el sistema tiene un rendimiento inconsistente a lo largo de las consultas</w:t>
-      </w:r>
-    </w:p>
-    <w:p>
-      <w:pPr>
-        <w:rPr>
-          <w:b/>
-          <w:bCs/>
-          <w:sz w:val="24"/>
-          <w:szCs w:val="24"/>
-        </w:rPr>
-      </w:pPr>
-    </w:p>
-    <w:p>
-      <w:pPr>
-        <w:rPr>
-          <w:b/>
-          <w:bCs/>
-          <w:sz w:val="24"/>
-          <w:szCs w:val="24"/>
-        </w:rPr>
-      </w:pPr>
-      <w:r>
-        <w:rPr>
-          <w:b/>
-          <w:bCs/>
-          <w:sz w:val="24"/>
-          <w:szCs w:val="24"/>
-        </w:rPr>
-        <w:tab/>
-        <w:t>NDCG@10</w:t>
-      </w:r>
-    </w:p>
-    <w:p>
-      <w:pPr>
-        <w:rPr>
-          <w:sz w:val="24"/>
-          <w:szCs w:val="24"/>
-        </w:rPr>
-      </w:pPr>
-    </w:p>
-    <w:p>
-      <w:pPr>
-        <w:jc w:val="center"/>
-        <w:rPr>
-          <w:sz w:val="24"/>
-          <w:szCs w:val="24"/>
-        </w:rPr>
-      </w:pPr>
-      <w:r>
-        <w:rPr>
-          <w:sz w:val="24"/>
-          <w:szCs w:val="24"/>
-        </w:rPr>
-        <w:drawing>
-          <wp:inline distT="0" distB="0" distL="0" distR="0" wp14:anchorId="1531385F" wp14:editId="150B1467">
-            <wp:extent cx="2616660" cy="2096219"/>
-            <wp:effectExtent l="0" t="0" r="0" b="0"/>
-            <wp:docPr id="18" name="Imagen 18"/>
             <wp:cNvGraphicFramePr>
               <a:graphicFrameLocks xmlns:a="http://schemas.openxmlformats.org/drawingml/2006/main" noChangeAspect="1"/>
             </wp:cNvGraphicFramePr>
@@ -35330,7 +34575,7 @@
                   <pic:spPr>
                     <a:xfrm>
                       <a:off x="0" y="0"/>
-                      <a:ext cx="2625682" cy="2103446"/>
+                      <a:ext cx="3670192" cy="2945218"/>
                     </a:xfrm>
                     <a:prstGeom prst="rect">
                       <a:avLst/>
@@ -35345,91 +34590,103 @@
     </w:p>
     <w:p>
       <w:pPr>
+        <w:jc w:val="both"/>
+        <w:rPr>
+          <w:sz w:val="24"/>
+          <w:szCs w:val="24"/>
+        </w:rPr>
+      </w:pPr>
+      <w:r>
+        <w:rPr>
+          <w:sz w:val="24"/>
+          <w:szCs w:val="24"/>
+        </w:rPr>
+        <w:t xml:space="preserve">Analizando ambos gráficos, puede verse como lo fuerte del sistema es la recuperación del primer documento como relevante, que fue calculado en el MRR. Esto hace que a medida que aumenten los documentos baje considerablemente la precisión, siendo cero a partir del sexto documento. </w:t>
+      </w:r>
+    </w:p>
+    <w:p>
+      <w:pPr>
+        <w:jc w:val="both"/>
+        <w:rPr>
+          <w:sz w:val="24"/>
+          <w:szCs w:val="24"/>
+        </w:rPr>
+      </w:pPr>
+    </w:p>
+    <w:p>
+      <w:pPr>
+        <w:jc w:val="both"/>
+        <w:rPr>
+          <w:sz w:val="24"/>
+          <w:szCs w:val="24"/>
+        </w:rPr>
+      </w:pPr>
+      <w:r>
+        <w:rPr>
+          <w:sz w:val="24"/>
+          <w:szCs w:val="24"/>
+        </w:rPr>
+        <w:lastRenderedPageBreak/>
+        <w:t>En el grafico sin interpolar, pueden verse los picos cada vez que aparece un documento relevante en el sistema, pero no resultan lo suficiente como para aumentar la precisión del mismo.</w:t>
+      </w:r>
+    </w:p>
+    <w:p>
+      <w:pPr>
         <w:jc w:val="center"/>
         <w:rPr>
-          <w:sz w:val="24"/>
-          <w:szCs w:val="24"/>
-        </w:rPr>
-      </w:pPr>
-      <w:r>
-        <w:rPr>
-          <w:sz w:val="24"/>
-          <w:szCs w:val="24"/>
-        </w:rPr>
-        <w:t>X: Valores de la métrica – Y: Cantidad de querys</w:t>
-      </w:r>
-    </w:p>
-    <w:p>
-      <w:pPr>
-        <w:rPr>
-          <w:sz w:val="24"/>
-          <w:szCs w:val="24"/>
-        </w:rPr>
-      </w:pPr>
-    </w:p>
-    <w:p>
-      <w:pPr>
-        <w:rPr>
-          <w:sz w:val="24"/>
-          <w:szCs w:val="24"/>
-        </w:rPr>
-      </w:pPr>
-      <w:r>
-        <w:rPr>
-          <w:sz w:val="24"/>
-          <w:szCs w:val="24"/>
-        </w:rPr>
-        <w:t xml:space="preserve">Existen muchos valores de 0.5 a 0.8, y también existen una gran cantidad de casos con 0.0. Hay una dispersión notable de las querys en este caso. </w:t>
-      </w:r>
-    </w:p>
-    <w:p>
-      <w:pPr>
-        <w:rPr>
-          <w:sz w:val="24"/>
-          <w:szCs w:val="24"/>
-        </w:rPr>
-      </w:pPr>
-    </w:p>
-    <w:p>
-      <w:pPr>
-        <w:rPr>
-          <w:sz w:val="24"/>
-          <w:szCs w:val="24"/>
-        </w:rPr>
-      </w:pPr>
-      <w:r>
-        <w:rPr>
-          <w:sz w:val="24"/>
-          <w:szCs w:val="24"/>
-        </w:rPr>
-        <w:t>Mirando la gráfica, es posible partir a la distribución en dos mitades bien marcadas, de 0.0 a 0.4 abarcaría una parte, que es la mala, mientras que 0.5 a 0.8 sería la otra, que es la moderada-buena.</w:t>
-      </w:r>
-    </w:p>
-    <w:p>
-      <w:pPr>
-        <w:rPr>
-          <w:sz w:val="24"/>
-          <w:szCs w:val="24"/>
-        </w:rPr>
-      </w:pPr>
-    </w:p>
-    <w:p>
-      <w:pPr>
-        <w:rPr>
-          <w:sz w:val="24"/>
-          <w:szCs w:val="24"/>
-        </w:rPr>
-      </w:pPr>
-      <w:r>
-        <w:rPr>
-          <w:sz w:val="24"/>
-          <w:szCs w:val="24"/>
-        </w:rPr>
-        <w:t>Con esta dispersión, podemos decir que el orden del ranking es algún casos es muy bueno, mientras que la otra mitad no ordena de forma correcta los relevantes encontrados, y eso explica los valores bajísimos en la otra mitad.</w:t>
-      </w:r>
-    </w:p>
-    <w:p>
-      <w:pPr>
+          <w:color w:val="FABF8F" w:themeColor="accent6" w:themeTint="99"/>
+          <w:sz w:val="24"/>
+          <w:szCs w:val="24"/>
+        </w:rPr>
+      </w:pPr>
+    </w:p>
+    <w:p>
+      <w:pPr>
+        <w:jc w:val="both"/>
+        <w:rPr>
+          <w:sz w:val="24"/>
+          <w:szCs w:val="24"/>
+          <w:u w:val="single"/>
+          <w:lang w:val="es-AR"/>
+        </w:rPr>
+      </w:pPr>
+      <w:r>
+        <w:rPr>
+          <w:sz w:val="24"/>
+          <w:szCs w:val="24"/>
+          <w:u w:val="single"/>
+          <w:lang w:val="es-AR"/>
+        </w:rPr>
+        <w:t>Utilización de IA:</w:t>
+      </w:r>
+    </w:p>
+    <w:p>
+      <w:pPr>
+        <w:rPr>
+          <w:color w:val="FABF8F" w:themeColor="accent6" w:themeTint="99"/>
+          <w:sz w:val="24"/>
+          <w:szCs w:val="24"/>
+        </w:rPr>
+      </w:pPr>
+    </w:p>
+    <w:p>
+      <w:pPr>
+        <w:rPr>
+          <w:sz w:val="24"/>
+          <w:szCs w:val="24"/>
+        </w:rPr>
+      </w:pPr>
+      <w:r>
+        <w:rPr>
+          <w:sz w:val="24"/>
+          <w:szCs w:val="24"/>
+        </w:rPr>
+        <w:t xml:space="preserve">Se le solicito a la inteligencia artificial la construcción de las grafica interpolada y no interpolada del sistema a través de un pequeño labo en Python, con el fin de hacer más énfasis en el análisis de las métricas y no en el código que genera el grafico.  </w:t>
+      </w:r>
+    </w:p>
+    <w:p>
+      <w:pPr>
+        <w:jc w:val="both"/>
         <w:rPr>
           <w:color w:val="FABF8F" w:themeColor="accent6" w:themeTint="99"/>
           <w:sz w:val="24"/>
@@ -35465,50 +34722,51 @@
           <w:szCs w:val="24"/>
         </w:rPr>
         <w:lastRenderedPageBreak/>
-        <w:t>Dadas las salidas de tres sistemas de recuperación de información para 3 consultas cualquiera</w:t>
-      </w:r>
-      <w:r>
+        <w:t>Utilizando la colección de prueba Vaswani y pyTerrier se debe realizar la evaluación del sistema. Para ello, es necesario construir un índice con los documentos de la colección y luego ejecutar las consultas (modelo vectorial con TF/IDF), las cuales deben armar a partir de los términos que considere de las necesidades de información (puede eliminar las palabras vacías). Los resultados deben ser comparados contra los juicios de relevancia de la colección. Realizar el análisis en dos ámbitos:</w:t>
+      </w:r>
+    </w:p>
+    <w:p>
+      <w:pPr>
+        <w:numPr>
+          <w:ilvl w:val="1"/>
+          <w:numId w:val="1"/>
+        </w:numPr>
+        <w:jc w:val="both"/>
         <w:rPr>
           <w:color w:val="FABF8F" w:themeColor="accent6" w:themeTint="99"/>
           <w:sz w:val="24"/>
           <w:szCs w:val="24"/>
-          <w:vertAlign w:val="superscript"/>
-        </w:rPr>
-        <w:footnoteReference w:id="3"/>
-      </w:r>
+        </w:rPr>
+      </w:pPr>
       <w:r>
         <w:rPr>
           <w:color w:val="FABF8F" w:themeColor="accent6" w:themeTint="99"/>
           <w:sz w:val="24"/>
           <w:szCs w:val="24"/>
-          <w:vertAlign w:val="superscript"/>
-        </w:rPr>
-        <w:t xml:space="preserve"> </w:t>
-      </w:r>
-      <w:r>
+        </w:rPr>
+        <w:t xml:space="preserve">Global (promedio de todas la consultas), para las siguientes métricas: P@10, AP, NDCG@10 e incluya la gráfica de R–P en los 11 puntos estándar. </w:t>
+      </w:r>
+    </w:p>
+    <w:p>
+      <w:pPr>
+        <w:numPr>
+          <w:ilvl w:val="1"/>
+          <w:numId w:val="1"/>
+        </w:numPr>
+        <w:jc w:val="both"/>
         <w:rPr>
           <w:color w:val="FABF8F" w:themeColor="accent6" w:themeTint="99"/>
           <w:sz w:val="24"/>
           <w:szCs w:val="24"/>
         </w:rPr>
-        <w:t xml:space="preserve"> y los juicios de relevancia creados por asesores humanos</w:t>
-      </w:r>
+      </w:pPr>
       <w:r>
         <w:rPr>
           <w:color w:val="FABF8F" w:themeColor="accent6" w:themeTint="99"/>
           <w:sz w:val="24"/>
           <w:szCs w:val="24"/>
-          <w:vertAlign w:val="superscript"/>
-        </w:rPr>
-        <w:footnoteReference w:id="4"/>
-      </w:r>
-      <w:r>
-        <w:rPr>
-          <w:color w:val="FABF8F" w:themeColor="accent6" w:themeTint="99"/>
-          <w:sz w:val="24"/>
-          <w:szCs w:val="24"/>
-        </w:rPr>
-        <w:t xml:space="preserve"> calcule para cada sistema:</w:t>
+        </w:rPr>
+        <w:t>Individual (por query), para las mismas métricas, calculando la distribución de los valores en cada caso.</w:t>
       </w:r>
     </w:p>
     <w:p>
@@ -35524,137 +34782,21 @@
     </w:p>
     <w:p>
       <w:pPr>
-        <w:ind w:left="720" w:firstLine="720"/>
-        <w:jc w:val="both"/>
-        <w:rPr>
-          <w:color w:val="FABF8F" w:themeColor="accent6" w:themeTint="99"/>
-          <w:sz w:val="24"/>
-          <w:szCs w:val="24"/>
-        </w:rPr>
-      </w:pPr>
-      <w:r>
-        <w:rPr>
-          <w:color w:val="FABF8F" w:themeColor="accent6" w:themeTint="99"/>
-          <w:sz w:val="24"/>
-          <w:szCs w:val="24"/>
-        </w:rPr>
-        <w:t>a) La precisión media</w:t>
-      </w:r>
-    </w:p>
-    <w:p>
-      <w:pPr>
-        <w:ind w:left="720" w:firstLine="720"/>
-        <w:jc w:val="both"/>
-        <w:rPr>
-          <w:color w:val="FABF8F" w:themeColor="accent6" w:themeTint="99"/>
-          <w:sz w:val="24"/>
-          <w:szCs w:val="24"/>
-        </w:rPr>
-      </w:pPr>
-      <w:r>
-        <w:rPr>
-          <w:color w:val="FABF8F" w:themeColor="accent6" w:themeTint="99"/>
-          <w:sz w:val="24"/>
-          <w:szCs w:val="24"/>
-        </w:rPr>
-        <w:t>b) La precisión media a intervalos de Recall de 20%</w:t>
-      </w:r>
-    </w:p>
-    <w:p>
-      <w:pPr>
-        <w:ind w:left="720" w:firstLine="720"/>
-        <w:jc w:val="both"/>
-        <w:rPr>
-          <w:color w:val="FABF8F" w:themeColor="accent6" w:themeTint="99"/>
-          <w:sz w:val="24"/>
-          <w:szCs w:val="24"/>
-        </w:rPr>
-      </w:pPr>
-      <w:r>
-        <w:rPr>
-          <w:color w:val="FABF8F" w:themeColor="accent6" w:themeTint="99"/>
-          <w:sz w:val="24"/>
-          <w:szCs w:val="24"/>
-        </w:rPr>
-        <w:t>c) P@5, P@10, P@20</w:t>
-      </w:r>
-    </w:p>
-    <w:p>
-      <w:pPr>
-        <w:ind w:left="720"/>
-        <w:jc w:val="both"/>
-        <w:rPr>
-          <w:color w:val="FABF8F" w:themeColor="accent6" w:themeTint="99"/>
-          <w:sz w:val="24"/>
-          <w:szCs w:val="24"/>
-        </w:rPr>
-      </w:pPr>
-    </w:p>
-    <w:p>
-      <w:pPr>
-        <w:ind w:left="720"/>
-        <w:jc w:val="both"/>
-        <w:rPr>
-          <w:color w:val="FABF8F" w:themeColor="accent6" w:themeTint="99"/>
-          <w:sz w:val="24"/>
-          <w:szCs w:val="24"/>
-        </w:rPr>
-      </w:pPr>
-      <w:r>
-        <w:rPr>
-          <w:color w:val="FABF8F" w:themeColor="accent6" w:themeTint="99"/>
-          <w:sz w:val="24"/>
-          <w:szCs w:val="24"/>
-        </w:rPr>
-        <w:t>Luego, exponga un escenario posible y medidas complementarias para decidir qué sistema utilizar.</w:t>
-      </w:r>
-    </w:p>
-    <w:p>
-      <w:pPr>
-        <w:jc w:val="both"/>
-        <w:rPr>
-          <w:sz w:val="24"/>
-          <w:szCs w:val="24"/>
-        </w:rPr>
-      </w:pPr>
-    </w:p>
-    <w:p>
-      <w:r>
-        <w:t xml:space="preserve">Cálculos en </w:t>
-      </w:r>
-      <w:r>
-        <w:t>planilla</w:t>
-      </w:r>
-      <w:r>
-        <w:t xml:space="preserve"> “</w:t>
-      </w:r>
-      <w:r>
-        <w:t>Ejer-Evaluacion-OUTPUT</w:t>
-      </w:r>
-      <w:r>
-        <w:t xml:space="preserve">”. En cada hoja están </w:t>
-      </w:r>
-      <w:r>
-        <w:t xml:space="preserve">las </w:t>
-      </w:r>
-      <w:r>
-        <w:t>query, y dentro de ellas los tres sistemas con las métrica solicitadas.</w:t>
-      </w:r>
-    </w:p>
-    <w:p/>
-    <w:p>
-      <w:pPr>
         <w:rPr>
           <w:b/>
           <w:bCs/>
+          <w:sz w:val="24"/>
+          <w:szCs w:val="24"/>
         </w:rPr>
       </w:pPr>
       <w:r>
         <w:rPr>
           <w:b/>
           <w:bCs/>
-        </w:rPr>
-        <w:t>Análisis por Query:</w:t>
+          <w:sz w:val="24"/>
+          <w:szCs w:val="24"/>
+        </w:rPr>
+        <w:t>A) Análisis global</w:t>
       </w:r>
     </w:p>
     <w:p>
@@ -35662,109 +34804,406 @@
         <w:rPr>
           <w:b/>
           <w:bCs/>
-        </w:rPr>
-      </w:pPr>
-    </w:p>
-    <w:p>
-      <w:pPr>
-        <w:pStyle w:val="Prrafodelista"/>
-        <w:numPr>
-          <w:ilvl w:val="0"/>
-          <w:numId w:val="17"/>
-        </w:numPr>
-        <w:rPr>
-          <w:b/>
-          <w:bCs/>
-        </w:rPr>
-      </w:pPr>
-      <w:r>
-        <w:t xml:space="preserve">Para la query 1, el mejor sistema resulta ser el A por tener una buena precisión media y altos valores de precisión para tops altos. Le sigue el sistema B que presenta </w:t>
-      </w:r>
-      <w:r>
-        <w:t xml:space="preserve">valores no tan distintos </w:t>
-      </w:r>
-      <w:r>
-        <w:t xml:space="preserve">que A, y por ultimo C que tiene niveles muy bajos en comparativa al primero, un 30% menor. </w:t>
-      </w:r>
-    </w:p>
-    <w:p>
-      <w:pPr>
-        <w:pStyle w:val="Prrafodelista"/>
-        <w:numPr>
-          <w:ilvl w:val="1"/>
-          <w:numId w:val="17"/>
-        </w:numPr>
-        <w:rPr>
-          <w:b/>
-          <w:bCs/>
-        </w:rPr>
-      </w:pPr>
-      <w:r>
-        <w:rPr>
-          <w:b/>
-          <w:bCs/>
-        </w:rPr>
-        <w:t>SISTEMA A</w:t>
-      </w:r>
-    </w:p>
-    <w:p>
-      <w:pPr>
-        <w:pStyle w:val="Prrafodelista"/>
-        <w:numPr>
-          <w:ilvl w:val="1"/>
-          <w:numId w:val="17"/>
-        </w:numPr>
-        <w:rPr>
-          <w:b/>
-          <w:bCs/>
-        </w:rPr>
-      </w:pPr>
-      <w:r>
-        <w:t>Sistema B</w:t>
-      </w:r>
-    </w:p>
-    <w:p>
-      <w:pPr>
-        <w:pStyle w:val="Prrafodelista"/>
-        <w:numPr>
-          <w:ilvl w:val="1"/>
-          <w:numId w:val="17"/>
-        </w:numPr>
-        <w:rPr>
-          <w:b/>
-          <w:bCs/>
-        </w:rPr>
-      </w:pPr>
-      <w:r>
-        <w:t>Sistema C</w:t>
-      </w:r>
-    </w:p>
-    <w:p>
-      <w:pPr>
-        <w:rPr>
-          <w:b/>
-          <w:bCs/>
-        </w:rPr>
-      </w:pPr>
-    </w:p>
-    <w:p>
-      <w:pPr>
-        <w:rPr>
-          <w:b/>
-          <w:bCs/>
-        </w:rPr>
-      </w:pPr>
-      <w:r>
-        <w:rPr>
-          <w:b/>
-          <w:bCs/>
+          <w:sz w:val="24"/>
+          <w:szCs w:val="24"/>
+        </w:rPr>
+      </w:pPr>
+    </w:p>
+    <w:p>
+      <w:pPr>
+        <w:rPr>
+          <w:sz w:val="24"/>
+          <w:szCs w:val="24"/>
+        </w:rPr>
+      </w:pPr>
+      <w:r>
+        <w:rPr>
+          <w:sz w:val="24"/>
+          <w:szCs w:val="24"/>
+        </w:rPr>
+        <w:t>Los resultados para las métricas solicitadas fueron las siguientes:</w:t>
+      </w:r>
+    </w:p>
+    <w:p>
+      <w:pPr>
+        <w:rPr>
+          <w:sz w:val="24"/>
+          <w:szCs w:val="24"/>
+        </w:rPr>
+      </w:pPr>
+    </w:p>
+    <w:tbl>
+      <w:tblPr>
+        <w:tblStyle w:val="Tablaconcuadrcula"/>
+        <w:tblW w:w="0" w:type="auto"/>
+        <w:tblLook w:val="04A0" w:firstRow="1" w:lastRow="0" w:firstColumn="1" w:lastColumn="0" w:noHBand="0" w:noVBand="1"/>
+      </w:tblPr>
+      <w:tblGrid>
+        <w:gridCol w:w="1838"/>
+        <w:gridCol w:w="1701"/>
+        <w:gridCol w:w="6091"/>
+      </w:tblGrid>
+      <w:tr>
+        <w:trPr>
+          <w:trHeight w:val="414"/>
+        </w:trPr>
+        <w:tc>
+          <w:tcPr>
+            <w:tcW w:w="1838" w:type="dxa"/>
+            <w:vAlign w:val="center"/>
+          </w:tcPr>
+          <w:p>
+            <w:pPr>
+              <w:jc w:val="center"/>
+              <w:rPr>
+                <w:b/>
+                <w:bCs/>
+                <w:sz w:val="24"/>
+                <w:szCs w:val="24"/>
+              </w:rPr>
+            </w:pPr>
+            <w:r>
+              <w:rPr>
+                <w:b/>
+                <w:bCs/>
+                <w:sz w:val="24"/>
+                <w:szCs w:val="24"/>
+              </w:rPr>
+              <w:t>Métrica</w:t>
+            </w:r>
+          </w:p>
+        </w:tc>
+        <w:tc>
+          <w:tcPr>
+            <w:tcW w:w="1701" w:type="dxa"/>
+            <w:vAlign w:val="center"/>
+          </w:tcPr>
+          <w:p>
+            <w:pPr>
+              <w:jc w:val="center"/>
+              <w:rPr>
+                <w:b/>
+                <w:bCs/>
+                <w:sz w:val="24"/>
+                <w:szCs w:val="24"/>
+              </w:rPr>
+            </w:pPr>
+            <w:r>
+              <w:rPr>
+                <w:b/>
+                <w:bCs/>
+                <w:sz w:val="24"/>
+                <w:szCs w:val="24"/>
+              </w:rPr>
+              <w:t>Valor</w:t>
+            </w:r>
+          </w:p>
+        </w:tc>
+        <w:tc>
+          <w:tcPr>
+            <w:tcW w:w="6091" w:type="dxa"/>
+            <w:vAlign w:val="center"/>
+          </w:tcPr>
+          <w:p>
+            <w:pPr>
+              <w:jc w:val="center"/>
+              <w:rPr>
+                <w:b/>
+                <w:bCs/>
+                <w:sz w:val="24"/>
+                <w:szCs w:val="24"/>
+              </w:rPr>
+            </w:pPr>
+            <w:r>
+              <w:rPr>
+                <w:b/>
+                <w:bCs/>
+                <w:sz w:val="24"/>
+                <w:szCs w:val="24"/>
+              </w:rPr>
+              <w:t>Análisis</w:t>
+            </w:r>
+          </w:p>
+        </w:tc>
+      </w:tr>
+      <w:tr>
+        <w:trPr>
+          <w:trHeight w:val="1413"/>
+        </w:trPr>
+        <w:tc>
+          <w:tcPr>
+            <w:tcW w:w="1838" w:type="dxa"/>
+            <w:vAlign w:val="center"/>
+          </w:tcPr>
+          <w:p>
+            <w:pPr>
+              <w:jc w:val="center"/>
+              <w:rPr>
+                <w:sz w:val="24"/>
+                <w:szCs w:val="24"/>
+              </w:rPr>
+            </w:pPr>
+            <w:r>
+              <w:rPr>
+                <w:sz w:val="24"/>
+                <w:szCs w:val="24"/>
+              </w:rPr>
+              <w:t>P@10</w:t>
+            </w:r>
+          </w:p>
+        </w:tc>
+        <w:tc>
+          <w:tcPr>
+            <w:tcW w:w="1701" w:type="dxa"/>
+            <w:vAlign w:val="center"/>
+          </w:tcPr>
+          <w:p>
+            <w:pPr>
+              <w:jc w:val="center"/>
+              <w:rPr>
+                <w:sz w:val="24"/>
+                <w:szCs w:val="24"/>
+              </w:rPr>
+            </w:pPr>
+            <w:r>
+              <w:rPr>
+                <w:sz w:val="24"/>
+                <w:szCs w:val="24"/>
+              </w:rPr>
+              <w:t>0.3591</w:t>
+            </w:r>
+          </w:p>
+        </w:tc>
+        <w:tc>
+          <w:tcPr>
+            <w:tcW w:w="6091" w:type="dxa"/>
+            <w:vAlign w:val="center"/>
+          </w:tcPr>
+          <w:p>
+            <w:pPr>
+              <w:jc w:val="center"/>
+              <w:rPr>
+                <w:sz w:val="24"/>
+                <w:szCs w:val="24"/>
+              </w:rPr>
+            </w:pPr>
+            <w:r>
+              <w:rPr>
+                <w:sz w:val="24"/>
+                <w:szCs w:val="24"/>
+              </w:rPr>
+              <w:t xml:space="preserve">De los primeros 10 resultados, casi 4 documentos son relevantes. El valor es aceptable, pero ver el P@5 podría ser </w:t>
+            </w:r>
+            <w:r>
+              <w:rPr>
+                <w:sz w:val="24"/>
+                <w:szCs w:val="24"/>
+              </w:rPr>
+              <w:t>más</w:t>
+            </w:r>
+            <w:r>
+              <w:rPr>
+                <w:sz w:val="24"/>
+                <w:szCs w:val="24"/>
+              </w:rPr>
+              <w:t xml:space="preserve"> interesante para acompañar esta métrica.</w:t>
+            </w:r>
+          </w:p>
+        </w:tc>
+      </w:tr>
+      <w:tr>
+        <w:trPr>
+          <w:trHeight w:val="979"/>
+        </w:trPr>
+        <w:tc>
+          <w:tcPr>
+            <w:tcW w:w="1838" w:type="dxa"/>
+            <w:vAlign w:val="center"/>
+          </w:tcPr>
+          <w:p>
+            <w:pPr>
+              <w:jc w:val="center"/>
+              <w:rPr>
+                <w:sz w:val="24"/>
+                <w:szCs w:val="24"/>
+              </w:rPr>
+            </w:pPr>
+            <w:r>
+              <w:rPr>
+                <w:sz w:val="24"/>
+                <w:szCs w:val="24"/>
+              </w:rPr>
+              <w:t>AP</w:t>
+            </w:r>
+          </w:p>
+        </w:tc>
+        <w:tc>
+          <w:tcPr>
+            <w:tcW w:w="1701" w:type="dxa"/>
+            <w:vAlign w:val="center"/>
+          </w:tcPr>
+          <w:p>
+            <w:pPr>
+              <w:jc w:val="center"/>
+              <w:rPr>
+                <w:sz w:val="24"/>
+                <w:szCs w:val="24"/>
+              </w:rPr>
+            </w:pPr>
+            <w:r>
+              <w:rPr>
+                <w:sz w:val="24"/>
+                <w:szCs w:val="24"/>
+              </w:rPr>
+              <w:t>0.2909</w:t>
+            </w:r>
+          </w:p>
+        </w:tc>
+        <w:tc>
+          <w:tcPr>
+            <w:tcW w:w="6091" w:type="dxa"/>
+            <w:vAlign w:val="center"/>
+          </w:tcPr>
+          <w:p>
+            <w:pPr>
+              <w:jc w:val="center"/>
+              <w:rPr>
+                <w:sz w:val="24"/>
+                <w:szCs w:val="24"/>
+              </w:rPr>
+            </w:pPr>
+            <w:r>
+              <w:rPr>
+                <w:sz w:val="24"/>
+                <w:szCs w:val="24"/>
+              </w:rPr>
+              <w:t>Al ser un valor bajo, los documentos relevantes se mezclan con los no relevantes.</w:t>
+            </w:r>
+          </w:p>
+        </w:tc>
+      </w:tr>
+      <w:tr>
+        <w:trPr>
+          <w:trHeight w:val="1111"/>
+        </w:trPr>
+        <w:tc>
+          <w:tcPr>
+            <w:tcW w:w="1838" w:type="dxa"/>
+            <w:vAlign w:val="center"/>
+          </w:tcPr>
+          <w:p>
+            <w:pPr>
+              <w:jc w:val="center"/>
+              <w:rPr>
+                <w:sz w:val="24"/>
+                <w:szCs w:val="24"/>
+              </w:rPr>
+            </w:pPr>
+            <w:r>
+              <w:rPr>
+                <w:sz w:val="24"/>
+                <w:szCs w:val="24"/>
+              </w:rPr>
+              <w:t>NDCG@10</w:t>
+            </w:r>
+          </w:p>
+        </w:tc>
+        <w:tc>
+          <w:tcPr>
+            <w:tcW w:w="1701" w:type="dxa"/>
+            <w:vAlign w:val="center"/>
+          </w:tcPr>
+          <w:p>
+            <w:pPr>
+              <w:jc w:val="center"/>
+              <w:rPr>
+                <w:sz w:val="24"/>
+                <w:szCs w:val="24"/>
+              </w:rPr>
+            </w:pPr>
+            <w:r>
+              <w:rPr>
+                <w:sz w:val="24"/>
+                <w:szCs w:val="24"/>
+              </w:rPr>
+              <w:t>0.4444</w:t>
+            </w:r>
+          </w:p>
+        </w:tc>
+        <w:tc>
+          <w:tcPr>
+            <w:tcW w:w="6091" w:type="dxa"/>
+            <w:vAlign w:val="center"/>
+          </w:tcPr>
+          <w:p>
+            <w:pPr>
+              <w:jc w:val="center"/>
+              <w:rPr>
+                <w:sz w:val="24"/>
+                <w:szCs w:val="24"/>
+              </w:rPr>
+            </w:pPr>
+            <w:r>
+              <w:rPr>
+                <w:sz w:val="24"/>
+                <w:szCs w:val="24"/>
+              </w:rPr>
+              <w:t>El valor es menor que 1, por lo que estaría mal el ordenamiento de los relevantes.</w:t>
+            </w:r>
+          </w:p>
+        </w:tc>
+      </w:tr>
+    </w:tbl>
+    <w:p>
+      <w:pPr>
+        <w:rPr>
+          <w:sz w:val="24"/>
+          <w:szCs w:val="24"/>
+        </w:rPr>
+      </w:pPr>
+    </w:p>
+    <w:p>
+      <w:pPr>
+        <w:rPr>
+          <w:sz w:val="24"/>
+          <w:szCs w:val="24"/>
+        </w:rPr>
+      </w:pPr>
+      <w:r>
+        <w:rPr>
+          <w:sz w:val="24"/>
+          <w:szCs w:val="24"/>
+        </w:rPr>
+        <w:t>Luego de calcular las métricas, construimos la curva R-P de 11 puntos.</w:t>
+      </w:r>
+    </w:p>
+    <w:p>
+      <w:pPr>
+        <w:rPr>
+          <w:sz w:val="24"/>
+          <w:szCs w:val="24"/>
+        </w:rPr>
+      </w:pPr>
+    </w:p>
+    <w:p>
+      <w:pPr>
+        <w:jc w:val="center"/>
+        <w:rPr>
+          <w:sz w:val="24"/>
+          <w:szCs w:val="24"/>
+        </w:rPr>
+      </w:pPr>
+      <w:r>
+        <w:rPr>
           <w:noProof/>
+          <w:sz w:val="24"/>
+          <w:szCs w:val="24"/>
         </w:rPr>
         <w:drawing>
-          <wp:inline distT="0" distB="0" distL="0" distR="0" wp14:anchorId="15C21C67" wp14:editId="3865362F">
-            <wp:extent cx="6121400" cy="1834515"/>
-            <wp:effectExtent l="0" t="0" r="0" b="0"/>
-            <wp:docPr id="10" name="Imagen 10"/>
+          <wp:inline distT="0" distB="0" distL="0" distR="0" wp14:anchorId="174B6357" wp14:editId="069D6E1C">
+            <wp:extent cx="2630014" cy="2070340"/>
+            <wp:effectExtent l="0" t="0" r="0" b="6350"/>
+            <wp:docPr id="15" name="Imagen 15"/>
             <wp:cNvGraphicFramePr>
               <a:graphicFrameLocks xmlns:a="http://schemas.openxmlformats.org/drawingml/2006/main" noChangeAspect="1"/>
             </wp:cNvGraphicFramePr>
@@ -35784,7 +35223,7 @@
                   <pic:spPr>
                     <a:xfrm>
                       <a:off x="0" y="0"/>
-                      <a:ext cx="6121400" cy="1834515"/>
+                      <a:ext cx="2631439" cy="2071462"/>
                     </a:xfrm>
                     <a:prstGeom prst="rect">
                       <a:avLst/>
@@ -35799,9 +35238,62 @@
     </w:p>
     <w:p>
       <w:pPr>
+        <w:jc w:val="center"/>
+        <w:rPr>
+          <w:sz w:val="24"/>
+          <w:szCs w:val="24"/>
+        </w:rPr>
+      </w:pPr>
+    </w:p>
+    <w:p>
+      <w:pPr>
+        <w:jc w:val="both"/>
+        <w:rPr>
+          <w:sz w:val="24"/>
+          <w:szCs w:val="24"/>
+        </w:rPr>
+      </w:pPr>
+      <w:r>
+        <w:rPr>
+          <w:sz w:val="24"/>
+          <w:szCs w:val="24"/>
+        </w:rPr>
+        <w:lastRenderedPageBreak/>
+        <w:t>Mirando la curva, puede verse la precisión es alta en bajos valores de recall, llegando a un pico de 0.72 como máximo. Luego, esta decrece hasta 0.02, perdiendo casi toda la precisión pero con un recall de 1.</w:t>
+      </w:r>
+    </w:p>
+    <w:p>
+      <w:pPr>
+        <w:jc w:val="both"/>
+        <w:rPr>
+          <w:sz w:val="24"/>
+          <w:szCs w:val="24"/>
+        </w:rPr>
+      </w:pPr>
+    </w:p>
+    <w:p>
+      <w:pPr>
+        <w:jc w:val="both"/>
+        <w:rPr>
+          <w:sz w:val="24"/>
+          <w:szCs w:val="24"/>
+        </w:rPr>
+      </w:pPr>
+      <w:r>
+        <w:rPr>
+          <w:sz w:val="24"/>
+          <w:szCs w:val="24"/>
+        </w:rPr>
+        <w:t>Podes decir que el sistema recupera buenos resultados al principio, pero cuando aumenta la cantidad de documentos este deja de serlo, perdiendo efectividad.</w:t>
+      </w:r>
+    </w:p>
+    <w:p>
+      <w:pPr>
         <w:rPr>
           <w:b/>
           <w:bCs/>
+          <w:sz w:val="24"/>
+          <w:szCs w:val="24"/>
         </w:rPr>
       </w:pPr>
     </w:p>
@@ -35810,90 +35302,104 @@
         <w:rPr>
           <w:b/>
           <w:bCs/>
-        </w:rPr>
-      </w:pPr>
-    </w:p>
-    <w:p>
-      <w:pPr>
-        <w:pStyle w:val="Prrafodelista"/>
-        <w:numPr>
-          <w:ilvl w:val="0"/>
-          <w:numId w:val="17"/>
-        </w:numPr>
+          <w:sz w:val="24"/>
+          <w:szCs w:val="24"/>
+        </w:rPr>
+      </w:pPr>
+      <w:r>
         <w:rPr>
           <w:b/>
           <w:bCs/>
-        </w:rPr>
-      </w:pPr>
-      <w:r>
-        <w:t>Para la query 2, sigue siendo dominante el sistema A por las mismas razones que la query anterior (buena precisión media + precisión alta en tops altos). El sistema C se superpone levenmente contra el sistema B en este caso</w:t>
-      </w:r>
-    </w:p>
-    <w:p>
-      <w:pPr>
-        <w:pStyle w:val="Prrafodelista"/>
-        <w:numPr>
-          <w:ilvl w:val="1"/>
-          <w:numId w:val="17"/>
-        </w:numPr>
+          <w:sz w:val="24"/>
+          <w:szCs w:val="24"/>
+        </w:rPr>
+        <w:t>B) Análisis Individual</w:t>
+      </w:r>
+    </w:p>
+    <w:p>
+      <w:pPr>
         <w:rPr>
           <w:b/>
           <w:bCs/>
-        </w:rPr>
-      </w:pPr>
-      <w:r>
+          <w:sz w:val="24"/>
+          <w:szCs w:val="24"/>
+        </w:rPr>
+      </w:pPr>
+    </w:p>
+    <w:p>
+      <w:pPr>
+        <w:rPr>
+          <w:sz w:val="24"/>
+          <w:szCs w:val="24"/>
+        </w:rPr>
+      </w:pPr>
+      <w:r>
+        <w:rPr>
+          <w:sz w:val="24"/>
+          <w:szCs w:val="24"/>
+        </w:rPr>
+        <w:t xml:space="preserve">Para el análisis por query, </w:t>
+      </w:r>
+      <w:r>
+        <w:rPr>
+          <w:sz w:val="24"/>
+          <w:szCs w:val="24"/>
+        </w:rPr>
+        <w:t>se muestra gráficamente como es la distribución de los valores en cada métrica.</w:t>
+      </w:r>
+    </w:p>
+    <w:p>
+      <w:pPr>
+        <w:rPr>
+          <w:sz w:val="24"/>
+          <w:szCs w:val="24"/>
+        </w:rPr>
+      </w:pPr>
+    </w:p>
+    <w:p>
+      <w:pPr>
         <w:rPr>
           <w:b/>
           <w:bCs/>
-        </w:rPr>
-        <w:t>SISTEMA A</w:t>
-      </w:r>
-    </w:p>
-    <w:p>
-      <w:pPr>
-        <w:pStyle w:val="Prrafodelista"/>
-        <w:numPr>
-          <w:ilvl w:val="1"/>
-          <w:numId w:val="17"/>
-        </w:numPr>
+          <w:sz w:val="24"/>
+          <w:szCs w:val="24"/>
+        </w:rPr>
+      </w:pPr>
+      <w:r>
+        <w:rPr>
+          <w:sz w:val="24"/>
+          <w:szCs w:val="24"/>
+        </w:rPr>
+        <w:tab/>
+      </w:r>
+      <w:r>
         <w:rPr>
           <w:b/>
           <w:bCs/>
-        </w:rPr>
-      </w:pPr>
-      <w:r>
-        <w:t>Sistema C</w:t>
-      </w:r>
-    </w:p>
-    <w:p>
-      <w:pPr>
-        <w:pStyle w:val="Prrafodelista"/>
-        <w:numPr>
-          <w:ilvl w:val="1"/>
-          <w:numId w:val="17"/>
-        </w:numPr>
+          <w:sz w:val="24"/>
+          <w:szCs w:val="24"/>
+        </w:rPr>
+        <w:t>P@10</w:t>
+      </w:r>
+    </w:p>
+    <w:p>
+      <w:pPr>
         <w:rPr>
           <w:b/>
           <w:bCs/>
-        </w:rPr>
-      </w:pPr>
-      <w:r>
-        <w:t>Sistema B</w:t>
-      </w:r>
-    </w:p>
-    <w:p>
-      <w:pPr>
+          <w:sz w:val="24"/>
+          <w:szCs w:val="24"/>
+        </w:rPr>
+      </w:pPr>
+    </w:p>
+    <w:p>
+      <w:pPr>
+        <w:jc w:val="center"/>
         <w:rPr>
           <w:b/>
           <w:bCs/>
-        </w:rPr>
-      </w:pPr>
-    </w:p>
-    <w:p>
-      <w:pPr>
-        <w:rPr>
-          <w:b/>
-          <w:bCs/>
+          <w:sz w:val="24"/>
+          <w:szCs w:val="24"/>
         </w:rPr>
       </w:pPr>
       <w:r>
@@ -35901,13 +35407,14 @@
           <w:b/>
           <w:bCs/>
           <w:noProof/>
-        </w:rPr>
-        <w:lastRenderedPageBreak/>
+          <w:sz w:val="24"/>
+          <w:szCs w:val="24"/>
+        </w:rPr>
         <w:drawing>
-          <wp:inline distT="0" distB="0" distL="0" distR="0" wp14:anchorId="78D27ADE" wp14:editId="171CFEA7">
-            <wp:extent cx="6121400" cy="1835785"/>
-            <wp:effectExtent l="0" t="0" r="0" b="0"/>
-            <wp:docPr id="11" name="Imagen 11"/>
+          <wp:inline distT="0" distB="0" distL="0" distR="0" wp14:anchorId="73473566" wp14:editId="69EA50F6">
+            <wp:extent cx="2724341" cy="2182483"/>
+            <wp:effectExtent l="0" t="0" r="0" b="8890"/>
+            <wp:docPr id="16" name="Imagen 16"/>
             <wp:cNvGraphicFramePr>
               <a:graphicFrameLocks xmlns:a="http://schemas.openxmlformats.org/drawingml/2006/main" noChangeAspect="1"/>
             </wp:cNvGraphicFramePr>
@@ -35927,7 +35434,7 @@
                   <pic:spPr>
                     <a:xfrm>
                       <a:off x="0" y="0"/>
-                      <a:ext cx="6121400" cy="1835785"/>
+                      <a:ext cx="2727554" cy="2185057"/>
                     </a:xfrm>
                     <a:prstGeom prst="rect">
                       <a:avLst/>
@@ -35942,93 +35449,252 @@
     </w:p>
     <w:p>
       <w:pPr>
-        <w:pStyle w:val="Prrafodelista"/>
-        <w:ind w:left="1440"/>
+        <w:jc w:val="center"/>
+        <w:rPr>
+          <w:sz w:val="24"/>
+          <w:szCs w:val="24"/>
+        </w:rPr>
+      </w:pPr>
+      <w:r>
+        <w:rPr>
+          <w:sz w:val="24"/>
+          <w:szCs w:val="24"/>
+        </w:rPr>
+        <w:t xml:space="preserve">X: Valores de la </w:t>
+      </w:r>
+      <w:r>
+        <w:rPr>
+          <w:sz w:val="24"/>
+          <w:szCs w:val="24"/>
+        </w:rPr>
+        <w:t>métrica</w:t>
+      </w:r>
+      <w:r>
+        <w:rPr>
+          <w:sz w:val="24"/>
+          <w:szCs w:val="24"/>
+        </w:rPr>
+        <w:t xml:space="preserve"> – Y: Cantidad de querys</w:t>
+      </w:r>
+    </w:p>
+    <w:p>
+      <w:pPr>
+        <w:jc w:val="center"/>
+        <w:rPr>
+          <w:sz w:val="24"/>
+          <w:szCs w:val="24"/>
+        </w:rPr>
+      </w:pPr>
+    </w:p>
+    <w:p>
+      <w:pPr>
+        <w:jc w:val="both"/>
+        <w:rPr>
+          <w:sz w:val="24"/>
+          <w:szCs w:val="24"/>
+        </w:rPr>
+      </w:pPr>
+      <w:r>
+        <w:rPr>
+          <w:sz w:val="24"/>
+          <w:szCs w:val="24"/>
+        </w:rPr>
+        <w:t xml:space="preserve">Para el P@10, puede verse que la mayor cantidad de querys que tiene en el top 10 los documentos </w:t>
+      </w:r>
+      <w:r>
+        <w:rPr>
+          <w:sz w:val="24"/>
+          <w:szCs w:val="24"/>
+        </w:rPr>
+        <w:t>más</w:t>
+      </w:r>
+      <w:r>
+        <w:rPr>
+          <w:sz w:val="24"/>
+          <w:szCs w:val="24"/>
+        </w:rPr>
+        <w:t xml:space="preserve"> relevantes son entre 0,</w:t>
+      </w:r>
+      <w:r>
+        <w:rPr>
+          <w:sz w:val="24"/>
+          <w:szCs w:val="24"/>
+        </w:rPr>
+        <w:t>1</w:t>
+      </w:r>
+      <w:r>
+        <w:rPr>
+          <w:sz w:val="24"/>
+          <w:szCs w:val="24"/>
+        </w:rPr>
+        <w:t xml:space="preserve"> y 0,</w:t>
+      </w:r>
+      <w:r>
+        <w:rPr>
+          <w:sz w:val="24"/>
+          <w:szCs w:val="24"/>
+        </w:rPr>
+        <w:t>4</w:t>
+      </w:r>
+      <w:r>
+        <w:rPr>
+          <w:sz w:val="24"/>
+          <w:szCs w:val="24"/>
+        </w:rPr>
+        <w:t xml:space="preserve">. Esto quiere decir que, de 10 documentos, </w:t>
+      </w:r>
+      <w:r>
+        <w:rPr>
+          <w:sz w:val="24"/>
+          <w:szCs w:val="24"/>
+        </w:rPr>
+        <w:t>hay entre 1 a 4</w:t>
+      </w:r>
+      <w:r>
+        <w:rPr>
+          <w:sz w:val="24"/>
+          <w:szCs w:val="24"/>
+        </w:rPr>
+        <w:t xml:space="preserve"> </w:t>
+      </w:r>
+      <w:r>
+        <w:rPr>
+          <w:sz w:val="24"/>
+          <w:szCs w:val="24"/>
+        </w:rPr>
+        <w:t>documentos</w:t>
+      </w:r>
+      <w:r>
+        <w:rPr>
+          <w:sz w:val="24"/>
+          <w:szCs w:val="24"/>
+        </w:rPr>
+        <w:t xml:space="preserve"> relevantes</w:t>
+      </w:r>
+      <w:r>
+        <w:rPr>
+          <w:sz w:val="24"/>
+          <w:szCs w:val="24"/>
+        </w:rPr>
+        <w:t>.</w:t>
+      </w:r>
+    </w:p>
+    <w:p>
+      <w:pPr>
+        <w:jc w:val="both"/>
+        <w:rPr>
+          <w:sz w:val="24"/>
+          <w:szCs w:val="24"/>
+        </w:rPr>
+      </w:pPr>
+    </w:p>
+    <w:p>
+      <w:pPr>
+        <w:jc w:val="both"/>
+        <w:rPr>
+          <w:sz w:val="24"/>
+          <w:szCs w:val="24"/>
+        </w:rPr>
+      </w:pPr>
+      <w:r>
+        <w:rPr>
+          <w:sz w:val="24"/>
+          <w:szCs w:val="24"/>
+        </w:rPr>
+        <w:t>Existen muy pocas querys que se recupera una gran cantidad de documentos relevantes, como 8 de 10 documentos, que son solamente 2 a 3 querys.</w:t>
+      </w:r>
+    </w:p>
+    <w:p>
+      <w:pPr>
+        <w:jc w:val="both"/>
+        <w:rPr>
+          <w:sz w:val="24"/>
+          <w:szCs w:val="24"/>
+        </w:rPr>
+      </w:pPr>
+    </w:p>
+    <w:p>
+      <w:pPr>
+        <w:jc w:val="both"/>
+        <w:rPr>
+          <w:sz w:val="24"/>
+          <w:szCs w:val="24"/>
+        </w:rPr>
+      </w:pPr>
+      <w:r>
+        <w:rPr>
+          <w:sz w:val="24"/>
+          <w:szCs w:val="24"/>
+        </w:rPr>
+        <w:t>Podemos concluir que el sistema recupera pocos documentos relevantes en el top 10, y eso lo confirmamos con el análisis global visto anteriormente.</w:t>
+      </w:r>
+    </w:p>
+    <w:p>
+      <w:pPr>
         <w:rPr>
           <w:b/>
           <w:bCs/>
-        </w:rPr>
-      </w:pPr>
-    </w:p>
-    <w:p>
-      <w:pPr>
-        <w:pStyle w:val="Prrafodelista"/>
-        <w:numPr>
-          <w:ilvl w:val="0"/>
-          <w:numId w:val="17"/>
-        </w:numPr>
+          <w:sz w:val="24"/>
+          <w:szCs w:val="24"/>
+        </w:rPr>
+      </w:pPr>
+    </w:p>
+    <w:p>
+      <w:pPr>
         <w:rPr>
           <w:b/>
           <w:bCs/>
-        </w:rPr>
-      </w:pPr>
-      <w:r>
-        <w:t xml:space="preserve">Para la query 3, </w:t>
-      </w:r>
-      <w:r>
-        <w:t>en desempeños generales, el sistema B mínimamente es mejor que los demás</w:t>
-      </w:r>
-      <w:r>
-        <w:t>, pero ninguno de los tres es relativamente bueno como lo era A en las dos anteriores querys.</w:t>
-      </w:r>
-    </w:p>
-    <w:p>
-      <w:pPr>
-        <w:pStyle w:val="Prrafodelista"/>
-        <w:numPr>
-          <w:ilvl w:val="1"/>
-          <w:numId w:val="17"/>
-        </w:numPr>
+          <w:sz w:val="24"/>
+          <w:szCs w:val="24"/>
+        </w:rPr>
+      </w:pPr>
+      <w:r>
         <w:rPr>
           <w:b/>
           <w:bCs/>
-        </w:rPr>
-      </w:pPr>
-      <w:r>
+          <w:sz w:val="24"/>
+          <w:szCs w:val="24"/>
+        </w:rPr>
+        <w:tab/>
+      </w:r>
+    </w:p>
+    <w:p>
+      <w:pPr>
         <w:rPr>
           <w:b/>
           <w:bCs/>
-        </w:rPr>
-        <w:t>SISTEMA B</w:t>
-      </w:r>
-    </w:p>
-    <w:p>
-      <w:pPr>
-        <w:pStyle w:val="Prrafodelista"/>
-        <w:numPr>
-          <w:ilvl w:val="1"/>
-          <w:numId w:val="17"/>
-        </w:numPr>
+          <w:sz w:val="24"/>
+          <w:szCs w:val="24"/>
+        </w:rPr>
+      </w:pPr>
+    </w:p>
+    <w:p>
+      <w:pPr>
         <w:rPr>
           <w:b/>
           <w:bCs/>
-        </w:rPr>
-      </w:pPr>
-      <w:r>
-        <w:t>Sistema A</w:t>
-      </w:r>
-    </w:p>
-    <w:p>
-      <w:pPr>
-        <w:pStyle w:val="Prrafodelista"/>
-        <w:numPr>
-          <w:ilvl w:val="1"/>
-          <w:numId w:val="17"/>
-        </w:numPr>
+          <w:sz w:val="24"/>
+          <w:szCs w:val="24"/>
+        </w:rPr>
+      </w:pPr>
+    </w:p>
+    <w:p>
+      <w:pPr>
         <w:rPr>
           <w:b/>
           <w:bCs/>
-        </w:rPr>
-      </w:pPr>
-      <w:r>
-        <w:t>Sistema C</w:t>
-      </w:r>
+          <w:sz w:val="24"/>
+          <w:szCs w:val="24"/>
+        </w:rPr>
+      </w:pPr>
     </w:p>
     <w:p>
       <w:pPr>
         <w:rPr>
           <w:b/>
           <w:bCs/>
+          <w:sz w:val="24"/>
+          <w:szCs w:val="24"/>
         </w:rPr>
       </w:pPr>
     </w:p>
@@ -36037,6 +35703,50 @@
         <w:rPr>
           <w:b/>
           <w:bCs/>
+          <w:sz w:val="24"/>
+          <w:szCs w:val="24"/>
+        </w:rPr>
+      </w:pPr>
+    </w:p>
+    <w:p>
+      <w:pPr>
+        <w:ind w:firstLine="720"/>
+        <w:rPr>
+          <w:b/>
+          <w:bCs/>
+          <w:sz w:val="24"/>
+          <w:szCs w:val="24"/>
+        </w:rPr>
+      </w:pPr>
+      <w:r>
+        <w:rPr>
+          <w:b/>
+          <w:bCs/>
+          <w:sz w:val="24"/>
+          <w:szCs w:val="24"/>
+        </w:rPr>
+        <w:lastRenderedPageBreak/>
+        <w:t>AP</w:t>
+      </w:r>
+    </w:p>
+    <w:p>
+      <w:pPr>
+        <w:rPr>
+          <w:b/>
+          <w:bCs/>
+          <w:sz w:val="24"/>
+          <w:szCs w:val="24"/>
+        </w:rPr>
+      </w:pPr>
+    </w:p>
+    <w:p>
+      <w:pPr>
+        <w:jc w:val="center"/>
+        <w:rPr>
+          <w:b/>
+          <w:bCs/>
+          <w:sz w:val="24"/>
+          <w:szCs w:val="24"/>
         </w:rPr>
       </w:pPr>
       <w:r>
@@ -36044,12 +35754,14 @@
           <w:b/>
           <w:bCs/>
           <w:noProof/>
+          <w:sz w:val="24"/>
+          <w:szCs w:val="24"/>
         </w:rPr>
         <w:drawing>
-          <wp:inline distT="0" distB="0" distL="0" distR="0" wp14:anchorId="4860C530" wp14:editId="392B5058">
-            <wp:extent cx="6121400" cy="1807845"/>
-            <wp:effectExtent l="0" t="0" r="0" b="1905"/>
-            <wp:docPr id="14" name="Imagen 14"/>
+          <wp:inline distT="0" distB="0" distL="0" distR="0" wp14:anchorId="3AA6BCE0" wp14:editId="3C6A5B5A">
+            <wp:extent cx="2498211" cy="2001329"/>
+            <wp:effectExtent l="0" t="0" r="0" b="0"/>
+            <wp:docPr id="17" name="Imagen 17"/>
             <wp:cNvGraphicFramePr>
               <a:graphicFrameLocks xmlns:a="http://schemas.openxmlformats.org/drawingml/2006/main" noChangeAspect="1"/>
             </wp:cNvGraphicFramePr>
@@ -36069,6 +35781,909 @@
                   <pic:spPr>
                     <a:xfrm>
                       <a:off x="0" y="0"/>
+                      <a:ext cx="2504984" cy="2006755"/>
+                    </a:xfrm>
+                    <a:prstGeom prst="rect">
+                      <a:avLst/>
+                    </a:prstGeom>
+                  </pic:spPr>
+                </pic:pic>
+              </a:graphicData>
+            </a:graphic>
+          </wp:inline>
+        </w:drawing>
+      </w:r>
+    </w:p>
+    <w:p>
+      <w:pPr>
+        <w:jc w:val="center"/>
+        <w:rPr>
+          <w:sz w:val="24"/>
+          <w:szCs w:val="24"/>
+        </w:rPr>
+      </w:pPr>
+      <w:r>
+        <w:rPr>
+          <w:sz w:val="24"/>
+          <w:szCs w:val="24"/>
+        </w:rPr>
+        <w:t>X: Valores de la métrica – Y: Cantidad de querys</w:t>
+      </w:r>
+    </w:p>
+    <w:p>
+      <w:pPr>
+        <w:jc w:val="both"/>
+        <w:rPr>
+          <w:b/>
+          <w:bCs/>
+          <w:sz w:val="24"/>
+          <w:szCs w:val="24"/>
+        </w:rPr>
+      </w:pPr>
+    </w:p>
+    <w:p>
+      <w:pPr>
+        <w:jc w:val="both"/>
+        <w:rPr>
+          <w:sz w:val="24"/>
+          <w:szCs w:val="24"/>
+        </w:rPr>
+      </w:pPr>
+      <w:r>
+        <w:rPr>
+          <w:sz w:val="24"/>
+          <w:szCs w:val="24"/>
+        </w:rPr>
+        <w:t>La gran cantidad de querys rondan entre valores de 0.0 a 0.6, y  existen unas pocas querys que  tienen valor 0.7.</w:t>
+      </w:r>
+    </w:p>
+    <w:p>
+      <w:pPr>
+        <w:jc w:val="both"/>
+        <w:rPr>
+          <w:sz w:val="24"/>
+          <w:szCs w:val="24"/>
+        </w:rPr>
+      </w:pPr>
+    </w:p>
+    <w:p>
+      <w:pPr>
+        <w:jc w:val="both"/>
+        <w:rPr>
+          <w:sz w:val="24"/>
+          <w:szCs w:val="24"/>
+        </w:rPr>
+      </w:pPr>
+      <w:r>
+        <w:rPr>
+          <w:sz w:val="24"/>
+          <w:szCs w:val="24"/>
+        </w:rPr>
+        <w:t>Concluimos que el sistema tiene un rendimiento inconsistente a lo largo de las consultas</w:t>
+      </w:r>
+    </w:p>
+    <w:p>
+      <w:pPr>
+        <w:rPr>
+          <w:b/>
+          <w:bCs/>
+          <w:sz w:val="24"/>
+          <w:szCs w:val="24"/>
+        </w:rPr>
+      </w:pPr>
+    </w:p>
+    <w:p>
+      <w:pPr>
+        <w:rPr>
+          <w:b/>
+          <w:bCs/>
+          <w:sz w:val="24"/>
+          <w:szCs w:val="24"/>
+        </w:rPr>
+      </w:pPr>
+      <w:r>
+        <w:rPr>
+          <w:b/>
+          <w:bCs/>
+          <w:sz w:val="24"/>
+          <w:szCs w:val="24"/>
+        </w:rPr>
+        <w:tab/>
+        <w:t>NDCG@10</w:t>
+      </w:r>
+    </w:p>
+    <w:p>
+      <w:pPr>
+        <w:rPr>
+          <w:sz w:val="24"/>
+          <w:szCs w:val="24"/>
+        </w:rPr>
+      </w:pPr>
+    </w:p>
+    <w:p>
+      <w:pPr>
+        <w:jc w:val="center"/>
+        <w:rPr>
+          <w:sz w:val="24"/>
+          <w:szCs w:val="24"/>
+        </w:rPr>
+      </w:pPr>
+      <w:r>
+        <w:rPr>
+          <w:noProof/>
+          <w:sz w:val="24"/>
+          <w:szCs w:val="24"/>
+        </w:rPr>
+        <w:drawing>
+          <wp:inline distT="0" distB="0" distL="0" distR="0" wp14:anchorId="1531385F" wp14:editId="150B1467">
+            <wp:extent cx="2616660" cy="2096219"/>
+            <wp:effectExtent l="0" t="0" r="0" b="0"/>
+            <wp:docPr id="18" name="Imagen 18"/>
+            <wp:cNvGraphicFramePr>
+              <a:graphicFrameLocks xmlns:a="http://schemas.openxmlformats.org/drawingml/2006/main" noChangeAspect="1"/>
+            </wp:cNvGraphicFramePr>
+            <a:graphic xmlns:a="http://schemas.openxmlformats.org/drawingml/2006/main">
+              <a:graphicData uri="http://schemas.openxmlformats.org/drawingml/2006/picture">
+                <pic:pic xmlns:pic="http://schemas.openxmlformats.org/drawingml/2006/picture">
+                  <pic:nvPicPr>
+                    <pic:cNvPr id="1" name=""/>
+                    <pic:cNvPicPr/>
+                  </pic:nvPicPr>
+                  <pic:blipFill>
+                    <a:blip r:embed="rId28"/>
+                    <a:stretch>
+                      <a:fillRect/>
+                    </a:stretch>
+                  </pic:blipFill>
+                  <pic:spPr>
+                    <a:xfrm>
+                      <a:off x="0" y="0"/>
+                      <a:ext cx="2625682" cy="2103446"/>
+                    </a:xfrm>
+                    <a:prstGeom prst="rect">
+                      <a:avLst/>
+                    </a:prstGeom>
+                  </pic:spPr>
+                </pic:pic>
+              </a:graphicData>
+            </a:graphic>
+          </wp:inline>
+        </w:drawing>
+      </w:r>
+    </w:p>
+    <w:p>
+      <w:pPr>
+        <w:jc w:val="center"/>
+        <w:rPr>
+          <w:sz w:val="24"/>
+          <w:szCs w:val="24"/>
+        </w:rPr>
+      </w:pPr>
+      <w:r>
+        <w:rPr>
+          <w:sz w:val="24"/>
+          <w:szCs w:val="24"/>
+        </w:rPr>
+        <w:t>X: Valores de la métrica – Y: Cantidad de querys</w:t>
+      </w:r>
+    </w:p>
+    <w:p>
+      <w:pPr>
+        <w:rPr>
+          <w:sz w:val="24"/>
+          <w:szCs w:val="24"/>
+        </w:rPr>
+      </w:pPr>
+    </w:p>
+    <w:p>
+      <w:pPr>
+        <w:rPr>
+          <w:sz w:val="24"/>
+          <w:szCs w:val="24"/>
+        </w:rPr>
+      </w:pPr>
+      <w:r>
+        <w:rPr>
+          <w:sz w:val="24"/>
+          <w:szCs w:val="24"/>
+        </w:rPr>
+        <w:t xml:space="preserve">Existen muchos valores de 0.5 a 0.8, y también existen una gran cantidad de casos con 0.0. Hay una dispersión notable de las querys en este caso. </w:t>
+      </w:r>
+    </w:p>
+    <w:p>
+      <w:pPr>
+        <w:rPr>
+          <w:sz w:val="24"/>
+          <w:szCs w:val="24"/>
+        </w:rPr>
+      </w:pPr>
+    </w:p>
+    <w:p>
+      <w:pPr>
+        <w:rPr>
+          <w:sz w:val="24"/>
+          <w:szCs w:val="24"/>
+        </w:rPr>
+      </w:pPr>
+      <w:r>
+        <w:rPr>
+          <w:sz w:val="24"/>
+          <w:szCs w:val="24"/>
+        </w:rPr>
+        <w:t>Mirando la gráfica, es posible partir a la distribución en dos mitades bien marcadas, de 0.0 a 0.4 abarcaría una parte, que es la mala, mientras que 0.5 a 0.8 sería la otra, que es la moderada-buena.</w:t>
+      </w:r>
+    </w:p>
+    <w:p>
+      <w:pPr>
+        <w:rPr>
+          <w:sz w:val="24"/>
+          <w:szCs w:val="24"/>
+        </w:rPr>
+      </w:pPr>
+    </w:p>
+    <w:p>
+      <w:pPr>
+        <w:rPr>
+          <w:sz w:val="24"/>
+          <w:szCs w:val="24"/>
+        </w:rPr>
+      </w:pPr>
+      <w:r>
+        <w:rPr>
+          <w:sz w:val="24"/>
+          <w:szCs w:val="24"/>
+        </w:rPr>
+        <w:lastRenderedPageBreak/>
+        <w:t>Con esta dispersión, podemos decir que el orden del ranking es algún casos es muy bueno, mientras que la otra mitad no ordena de forma correcta los relevantes encontrados, y eso explica los valores bajísimos en la otra mitad.</w:t>
+      </w:r>
+    </w:p>
+    <w:p>
+      <w:pPr>
+        <w:rPr>
+          <w:color w:val="FABF8F" w:themeColor="accent6" w:themeTint="99"/>
+          <w:sz w:val="24"/>
+          <w:szCs w:val="24"/>
+        </w:rPr>
+      </w:pPr>
+      <w:r>
+        <w:rPr>
+          <w:color w:val="FABF8F" w:themeColor="accent6" w:themeTint="99"/>
+          <w:sz w:val="24"/>
+          <w:szCs w:val="24"/>
+        </w:rPr>
+        <w:br w:type="page"/>
+      </w:r>
+    </w:p>
+    <w:p>
+      <w:pPr>
+        <w:numPr>
+          <w:ilvl w:val="0"/>
+          <w:numId w:val="1"/>
+        </w:numPr>
+        <w:jc w:val="both"/>
+        <w:rPr>
+          <w:color w:val="FABF8F" w:themeColor="accent6" w:themeTint="99"/>
+          <w:sz w:val="24"/>
+          <w:szCs w:val="24"/>
+        </w:rPr>
+      </w:pPr>
+      <w:r>
+        <w:rPr>
+          <w:color w:val="FABF8F" w:themeColor="accent6" w:themeTint="99"/>
+          <w:sz w:val="24"/>
+          <w:szCs w:val="24"/>
+        </w:rPr>
+        <w:lastRenderedPageBreak/>
+        <w:t>Dadas las salidas de tres sistemas de recuperación de información para 3 consultas cualquiera</w:t>
+      </w:r>
+      <w:r>
+        <w:rPr>
+          <w:color w:val="FABF8F" w:themeColor="accent6" w:themeTint="99"/>
+          <w:sz w:val="24"/>
+          <w:szCs w:val="24"/>
+          <w:vertAlign w:val="superscript"/>
+        </w:rPr>
+        <w:footnoteReference w:id="3"/>
+      </w:r>
+      <w:r>
+        <w:rPr>
+          <w:color w:val="FABF8F" w:themeColor="accent6" w:themeTint="99"/>
+          <w:sz w:val="24"/>
+          <w:szCs w:val="24"/>
+          <w:vertAlign w:val="superscript"/>
+        </w:rPr>
+        <w:t xml:space="preserve"> </w:t>
+      </w:r>
+      <w:r>
+        <w:rPr>
+          <w:color w:val="FABF8F" w:themeColor="accent6" w:themeTint="99"/>
+          <w:sz w:val="24"/>
+          <w:szCs w:val="24"/>
+        </w:rPr>
+        <w:t xml:space="preserve"> y los juicios de relevancia creados por asesores humanos</w:t>
+      </w:r>
+      <w:r>
+        <w:rPr>
+          <w:color w:val="FABF8F" w:themeColor="accent6" w:themeTint="99"/>
+          <w:sz w:val="24"/>
+          <w:szCs w:val="24"/>
+          <w:vertAlign w:val="superscript"/>
+        </w:rPr>
+        <w:footnoteReference w:id="4"/>
+      </w:r>
+      <w:r>
+        <w:rPr>
+          <w:color w:val="FABF8F" w:themeColor="accent6" w:themeTint="99"/>
+          <w:sz w:val="24"/>
+          <w:szCs w:val="24"/>
+        </w:rPr>
+        <w:t xml:space="preserve"> calcule para cada sistema:</w:t>
+      </w:r>
+    </w:p>
+    <w:p>
+      <w:pPr>
+        <w:ind w:left="720"/>
+        <w:jc w:val="both"/>
+        <w:rPr>
+          <w:color w:val="FABF8F" w:themeColor="accent6" w:themeTint="99"/>
+          <w:sz w:val="24"/>
+          <w:szCs w:val="24"/>
+        </w:rPr>
+      </w:pPr>
+    </w:p>
+    <w:p>
+      <w:pPr>
+        <w:ind w:left="720" w:firstLine="720"/>
+        <w:jc w:val="both"/>
+        <w:rPr>
+          <w:color w:val="FABF8F" w:themeColor="accent6" w:themeTint="99"/>
+          <w:sz w:val="24"/>
+          <w:szCs w:val="24"/>
+        </w:rPr>
+      </w:pPr>
+      <w:r>
+        <w:rPr>
+          <w:color w:val="FABF8F" w:themeColor="accent6" w:themeTint="99"/>
+          <w:sz w:val="24"/>
+          <w:szCs w:val="24"/>
+        </w:rPr>
+        <w:t>a) La precisión media</w:t>
+      </w:r>
+    </w:p>
+    <w:p>
+      <w:pPr>
+        <w:ind w:left="720" w:firstLine="720"/>
+        <w:jc w:val="both"/>
+        <w:rPr>
+          <w:color w:val="FABF8F" w:themeColor="accent6" w:themeTint="99"/>
+          <w:sz w:val="24"/>
+          <w:szCs w:val="24"/>
+        </w:rPr>
+      </w:pPr>
+      <w:r>
+        <w:rPr>
+          <w:color w:val="FABF8F" w:themeColor="accent6" w:themeTint="99"/>
+          <w:sz w:val="24"/>
+          <w:szCs w:val="24"/>
+        </w:rPr>
+        <w:t>b) La precisión media a intervalos de Recall de 20%</w:t>
+      </w:r>
+    </w:p>
+    <w:p>
+      <w:pPr>
+        <w:ind w:left="720" w:firstLine="720"/>
+        <w:jc w:val="both"/>
+        <w:rPr>
+          <w:color w:val="FABF8F" w:themeColor="accent6" w:themeTint="99"/>
+          <w:sz w:val="24"/>
+          <w:szCs w:val="24"/>
+        </w:rPr>
+      </w:pPr>
+      <w:r>
+        <w:rPr>
+          <w:color w:val="FABF8F" w:themeColor="accent6" w:themeTint="99"/>
+          <w:sz w:val="24"/>
+          <w:szCs w:val="24"/>
+        </w:rPr>
+        <w:t>c) P@5, P@10, P@20</w:t>
+      </w:r>
+    </w:p>
+    <w:p>
+      <w:pPr>
+        <w:ind w:left="720"/>
+        <w:jc w:val="both"/>
+        <w:rPr>
+          <w:color w:val="FABF8F" w:themeColor="accent6" w:themeTint="99"/>
+          <w:sz w:val="24"/>
+          <w:szCs w:val="24"/>
+        </w:rPr>
+      </w:pPr>
+    </w:p>
+    <w:p>
+      <w:pPr>
+        <w:ind w:left="720"/>
+        <w:jc w:val="both"/>
+        <w:rPr>
+          <w:color w:val="FABF8F" w:themeColor="accent6" w:themeTint="99"/>
+          <w:sz w:val="24"/>
+          <w:szCs w:val="24"/>
+        </w:rPr>
+      </w:pPr>
+      <w:r>
+        <w:rPr>
+          <w:color w:val="FABF8F" w:themeColor="accent6" w:themeTint="99"/>
+          <w:sz w:val="24"/>
+          <w:szCs w:val="24"/>
+        </w:rPr>
+        <w:t>Luego, exponga un escenario posible y medidas complementarias para decidir qué sistema utilizar.</w:t>
+      </w:r>
+    </w:p>
+    <w:p>
+      <w:pPr>
+        <w:jc w:val="both"/>
+        <w:rPr>
+          <w:sz w:val="24"/>
+          <w:szCs w:val="24"/>
+        </w:rPr>
+      </w:pPr>
+    </w:p>
+    <w:p>
+      <w:r>
+        <w:t xml:space="preserve">Cálculos en </w:t>
+      </w:r>
+      <w:r>
+        <w:t>planilla</w:t>
+      </w:r>
+      <w:r>
+        <w:t xml:space="preserve"> “</w:t>
+      </w:r>
+      <w:r>
+        <w:t>Ejer-Evaluacion-OUTPUT</w:t>
+      </w:r>
+      <w:r>
+        <w:t xml:space="preserve">”. En cada hoja están </w:t>
+      </w:r>
+      <w:r>
+        <w:t xml:space="preserve">las </w:t>
+      </w:r>
+      <w:r>
+        <w:t>query, y dentro de ellas los tres sistemas con las métrica solicitadas.</w:t>
+      </w:r>
+    </w:p>
+    <w:p/>
+    <w:p>
+      <w:pPr>
+        <w:rPr>
+          <w:b/>
+          <w:bCs/>
+        </w:rPr>
+      </w:pPr>
+      <w:r>
+        <w:rPr>
+          <w:b/>
+          <w:bCs/>
+        </w:rPr>
+        <w:t>Análisis por Query:</w:t>
+      </w:r>
+    </w:p>
+    <w:p>
+      <w:pPr>
+        <w:rPr>
+          <w:b/>
+          <w:bCs/>
+        </w:rPr>
+      </w:pPr>
+    </w:p>
+    <w:p>
+      <w:pPr>
+        <w:pStyle w:val="Prrafodelista"/>
+        <w:numPr>
+          <w:ilvl w:val="0"/>
+          <w:numId w:val="17"/>
+        </w:numPr>
+        <w:rPr>
+          <w:b/>
+          <w:bCs/>
+        </w:rPr>
+      </w:pPr>
+      <w:r>
+        <w:t xml:space="preserve">Para la query 1, el mejor sistema resulta ser el A por tener una buena precisión media y altos valores de precisión para tops altos. Le sigue el sistema B que presenta </w:t>
+      </w:r>
+      <w:r>
+        <w:t xml:space="preserve">valores no tan distintos </w:t>
+      </w:r>
+      <w:r>
+        <w:t xml:space="preserve">que A, y por ultimo C que tiene niveles muy bajos en comparativa al primero, un 30% menor. </w:t>
+      </w:r>
+    </w:p>
+    <w:p>
+      <w:pPr>
+        <w:pStyle w:val="Prrafodelista"/>
+        <w:numPr>
+          <w:ilvl w:val="1"/>
+          <w:numId w:val="17"/>
+        </w:numPr>
+        <w:rPr>
+          <w:b/>
+          <w:bCs/>
+        </w:rPr>
+      </w:pPr>
+      <w:r>
+        <w:rPr>
+          <w:b/>
+          <w:bCs/>
+        </w:rPr>
+        <w:t>SISTEMA A</w:t>
+      </w:r>
+    </w:p>
+    <w:p>
+      <w:pPr>
+        <w:pStyle w:val="Prrafodelista"/>
+        <w:numPr>
+          <w:ilvl w:val="1"/>
+          <w:numId w:val="17"/>
+        </w:numPr>
+        <w:rPr>
+          <w:b/>
+          <w:bCs/>
+        </w:rPr>
+      </w:pPr>
+      <w:r>
+        <w:t>Sistema B</w:t>
+      </w:r>
+    </w:p>
+    <w:p>
+      <w:pPr>
+        <w:pStyle w:val="Prrafodelista"/>
+        <w:numPr>
+          <w:ilvl w:val="1"/>
+          <w:numId w:val="17"/>
+        </w:numPr>
+        <w:rPr>
+          <w:b/>
+          <w:bCs/>
+        </w:rPr>
+      </w:pPr>
+      <w:r>
+        <w:t>Sistema C</w:t>
+      </w:r>
+    </w:p>
+    <w:p>
+      <w:pPr>
+        <w:rPr>
+          <w:b/>
+          <w:bCs/>
+        </w:rPr>
+      </w:pPr>
+    </w:p>
+    <w:p>
+      <w:pPr>
+        <w:rPr>
+          <w:b/>
+          <w:bCs/>
+        </w:rPr>
+      </w:pPr>
+      <w:r>
+        <w:rPr>
+          <w:b/>
+          <w:bCs/>
+          <w:noProof/>
+        </w:rPr>
+        <w:drawing>
+          <wp:inline distT="0" distB="0" distL="0" distR="0" wp14:anchorId="15C21C67" wp14:editId="3865362F">
+            <wp:extent cx="6121400" cy="1834515"/>
+            <wp:effectExtent l="0" t="0" r="0" b="0"/>
+            <wp:docPr id="10" name="Imagen 10"/>
+            <wp:cNvGraphicFramePr>
+              <a:graphicFrameLocks xmlns:a="http://schemas.openxmlformats.org/drawingml/2006/main" noChangeAspect="1"/>
+            </wp:cNvGraphicFramePr>
+            <a:graphic xmlns:a="http://schemas.openxmlformats.org/drawingml/2006/main">
+              <a:graphicData uri="http://schemas.openxmlformats.org/drawingml/2006/picture">
+                <pic:pic xmlns:pic="http://schemas.openxmlformats.org/drawingml/2006/picture">
+                  <pic:nvPicPr>
+                    <pic:cNvPr id="1" name=""/>
+                    <pic:cNvPicPr/>
+                  </pic:nvPicPr>
+                  <pic:blipFill>
+                    <a:blip r:embed="rId29"/>
+                    <a:stretch>
+                      <a:fillRect/>
+                    </a:stretch>
+                  </pic:blipFill>
+                  <pic:spPr>
+                    <a:xfrm>
+                      <a:off x="0" y="0"/>
+                      <a:ext cx="6121400" cy="1834515"/>
+                    </a:xfrm>
+                    <a:prstGeom prst="rect">
+                      <a:avLst/>
+                    </a:prstGeom>
+                  </pic:spPr>
+                </pic:pic>
+              </a:graphicData>
+            </a:graphic>
+          </wp:inline>
+        </w:drawing>
+      </w:r>
+    </w:p>
+    <w:p>
+      <w:pPr>
+        <w:rPr>
+          <w:b/>
+          <w:bCs/>
+        </w:rPr>
+      </w:pPr>
+    </w:p>
+    <w:p>
+      <w:pPr>
+        <w:rPr>
+          <w:b/>
+          <w:bCs/>
+        </w:rPr>
+      </w:pPr>
+    </w:p>
+    <w:p>
+      <w:pPr>
+        <w:pStyle w:val="Prrafodelista"/>
+        <w:numPr>
+          <w:ilvl w:val="0"/>
+          <w:numId w:val="17"/>
+        </w:numPr>
+        <w:rPr>
+          <w:b/>
+          <w:bCs/>
+        </w:rPr>
+      </w:pPr>
+      <w:r>
+        <w:t xml:space="preserve">Para la query 2, sigue siendo dominante el sistema A por las mismas razones que la query anterior (buena precisión media + precisión alta en tops altos). El sistema C se superpone </w:t>
+      </w:r>
+      <w:r>
+        <w:t>levemente</w:t>
+      </w:r>
+      <w:r>
+        <w:t xml:space="preserve"> contra el sistema B en este caso</w:t>
+      </w:r>
+    </w:p>
+    <w:p>
+      <w:pPr>
+        <w:pStyle w:val="Prrafodelista"/>
+        <w:numPr>
+          <w:ilvl w:val="1"/>
+          <w:numId w:val="17"/>
+        </w:numPr>
+        <w:rPr>
+          <w:b/>
+          <w:bCs/>
+        </w:rPr>
+      </w:pPr>
+      <w:r>
+        <w:rPr>
+          <w:b/>
+          <w:bCs/>
+        </w:rPr>
+        <w:t>SISTEMA A</w:t>
+      </w:r>
+    </w:p>
+    <w:p>
+      <w:pPr>
+        <w:pStyle w:val="Prrafodelista"/>
+        <w:numPr>
+          <w:ilvl w:val="1"/>
+          <w:numId w:val="17"/>
+        </w:numPr>
+        <w:rPr>
+          <w:b/>
+          <w:bCs/>
+        </w:rPr>
+      </w:pPr>
+      <w:r>
+        <w:t>Sistema C</w:t>
+      </w:r>
+    </w:p>
+    <w:p>
+      <w:pPr>
+        <w:pStyle w:val="Prrafodelista"/>
+        <w:numPr>
+          <w:ilvl w:val="1"/>
+          <w:numId w:val="17"/>
+        </w:numPr>
+        <w:rPr>
+          <w:b/>
+          <w:bCs/>
+        </w:rPr>
+      </w:pPr>
+      <w:r>
+        <w:t>Sistema B</w:t>
+      </w:r>
+    </w:p>
+    <w:p>
+      <w:pPr>
+        <w:rPr>
+          <w:b/>
+          <w:bCs/>
+        </w:rPr>
+      </w:pPr>
+    </w:p>
+    <w:p>
+      <w:pPr>
+        <w:rPr>
+          <w:b/>
+          <w:bCs/>
+        </w:rPr>
+      </w:pPr>
+      <w:r>
+        <w:rPr>
+          <w:b/>
+          <w:bCs/>
+          <w:noProof/>
+        </w:rPr>
+        <w:lastRenderedPageBreak/>
+        <w:drawing>
+          <wp:inline distT="0" distB="0" distL="0" distR="0" wp14:anchorId="78D27ADE" wp14:editId="171CFEA7">
+            <wp:extent cx="6121400" cy="1835785"/>
+            <wp:effectExtent l="0" t="0" r="0" b="0"/>
+            <wp:docPr id="11" name="Imagen 11"/>
+            <wp:cNvGraphicFramePr>
+              <a:graphicFrameLocks xmlns:a="http://schemas.openxmlformats.org/drawingml/2006/main" noChangeAspect="1"/>
+            </wp:cNvGraphicFramePr>
+            <a:graphic xmlns:a="http://schemas.openxmlformats.org/drawingml/2006/main">
+              <a:graphicData uri="http://schemas.openxmlformats.org/drawingml/2006/picture">
+                <pic:pic xmlns:pic="http://schemas.openxmlformats.org/drawingml/2006/picture">
+                  <pic:nvPicPr>
+                    <pic:cNvPr id="1" name=""/>
+                    <pic:cNvPicPr/>
+                  </pic:nvPicPr>
+                  <pic:blipFill>
+                    <a:blip r:embed="rId30"/>
+                    <a:stretch>
+                      <a:fillRect/>
+                    </a:stretch>
+                  </pic:blipFill>
+                  <pic:spPr>
+                    <a:xfrm>
+                      <a:off x="0" y="0"/>
+                      <a:ext cx="6121400" cy="1835785"/>
+                    </a:xfrm>
+                    <a:prstGeom prst="rect">
+                      <a:avLst/>
+                    </a:prstGeom>
+                  </pic:spPr>
+                </pic:pic>
+              </a:graphicData>
+            </a:graphic>
+          </wp:inline>
+        </w:drawing>
+      </w:r>
+    </w:p>
+    <w:p>
+      <w:pPr>
+        <w:pStyle w:val="Prrafodelista"/>
+        <w:ind w:left="1440"/>
+        <w:rPr>
+          <w:b/>
+          <w:bCs/>
+        </w:rPr>
+      </w:pPr>
+    </w:p>
+    <w:p>
+      <w:pPr>
+        <w:pStyle w:val="Prrafodelista"/>
+        <w:numPr>
+          <w:ilvl w:val="0"/>
+          <w:numId w:val="17"/>
+        </w:numPr>
+        <w:rPr>
+          <w:b/>
+          <w:bCs/>
+        </w:rPr>
+      </w:pPr>
+      <w:r>
+        <w:t xml:space="preserve">Para la query 3, </w:t>
+      </w:r>
+      <w:r>
+        <w:t>en desempeños generales, el sistema B mínimamente es mejor que los demás</w:t>
+      </w:r>
+      <w:r>
+        <w:t>, pero ninguno de los tres es relativamente bueno como lo era A en las dos anteriores querys.</w:t>
+      </w:r>
+    </w:p>
+    <w:p>
+      <w:pPr>
+        <w:pStyle w:val="Prrafodelista"/>
+        <w:numPr>
+          <w:ilvl w:val="1"/>
+          <w:numId w:val="17"/>
+        </w:numPr>
+        <w:rPr>
+          <w:b/>
+          <w:bCs/>
+        </w:rPr>
+      </w:pPr>
+      <w:r>
+        <w:rPr>
+          <w:b/>
+          <w:bCs/>
+        </w:rPr>
+        <w:t>SISTEMA B</w:t>
+      </w:r>
+    </w:p>
+    <w:p>
+      <w:pPr>
+        <w:pStyle w:val="Prrafodelista"/>
+        <w:numPr>
+          <w:ilvl w:val="1"/>
+          <w:numId w:val="17"/>
+        </w:numPr>
+        <w:rPr>
+          <w:b/>
+          <w:bCs/>
+        </w:rPr>
+      </w:pPr>
+      <w:r>
+        <w:t>Sistema A</w:t>
+      </w:r>
+    </w:p>
+    <w:p>
+      <w:pPr>
+        <w:pStyle w:val="Prrafodelista"/>
+        <w:numPr>
+          <w:ilvl w:val="1"/>
+          <w:numId w:val="17"/>
+        </w:numPr>
+        <w:rPr>
+          <w:b/>
+          <w:bCs/>
+        </w:rPr>
+      </w:pPr>
+      <w:r>
+        <w:t>Sistema C</w:t>
+      </w:r>
+    </w:p>
+    <w:p>
+      <w:pPr>
+        <w:rPr>
+          <w:b/>
+          <w:bCs/>
+        </w:rPr>
+      </w:pPr>
+    </w:p>
+    <w:p>
+      <w:pPr>
+        <w:rPr>
+          <w:b/>
+          <w:bCs/>
+        </w:rPr>
+      </w:pPr>
+      <w:r>
+        <w:rPr>
+          <w:b/>
+          <w:bCs/>
+          <w:noProof/>
+        </w:rPr>
+        <w:drawing>
+          <wp:inline distT="0" distB="0" distL="0" distR="0" wp14:anchorId="4860C530" wp14:editId="392B5058">
+            <wp:extent cx="6121400" cy="1807845"/>
+            <wp:effectExtent l="0" t="0" r="0" b="1905"/>
+            <wp:docPr id="14" name="Imagen 14"/>
+            <wp:cNvGraphicFramePr>
+              <a:graphicFrameLocks xmlns:a="http://schemas.openxmlformats.org/drawingml/2006/main" noChangeAspect="1"/>
+            </wp:cNvGraphicFramePr>
+            <a:graphic xmlns:a="http://schemas.openxmlformats.org/drawingml/2006/main">
+              <a:graphicData uri="http://schemas.openxmlformats.org/drawingml/2006/picture">
+                <pic:pic xmlns:pic="http://schemas.openxmlformats.org/drawingml/2006/picture">
+                  <pic:nvPicPr>
+                    <pic:cNvPr id="1" name=""/>
+                    <pic:cNvPicPr/>
+                  </pic:nvPicPr>
+                  <pic:blipFill>
+                    <a:blip r:embed="rId31"/>
+                    <a:stretch>
+                      <a:fillRect/>
+                    </a:stretch>
+                  </pic:blipFill>
+                  <pic:spPr>
+                    <a:xfrm>
+                      <a:off x="0" y="0"/>
                       <a:ext cx="6121400" cy="1807845"/>
                     </a:xfrm>
                     <a:prstGeom prst="rect">
@@ -36255,7 +36870,7 @@
       </w:r>
     </w:p>
     <w:sectPr>
-      <w:headerReference w:type="default" r:id="rId28"/>
+      <w:headerReference w:type="default" r:id="rId32"/>
       <w:pgSz w:w="11906" w:h="16838"/>
       <w:pgMar w:top="1133" w:right="1133" w:bottom="1133" w:left="1133" w:header="850" w:footer="850" w:gutter="0"/>
       <w:pgNumType w:start="1"/>
@@ -38925,7 +39540,7 @@
   <w:style w:type="paragraph" w:default="1" w:styleId="Normal">
     <w:name w:val="Normal"/>
     <w:qFormat/>
-    <w:rsid w:val="00625E38"/>
+    <w:rsid w:val="00FA597C"/>
   </w:style>
   <w:style w:type="paragraph" w:styleId="Ttulo1">
     <w:name w:val="heading 1"/>
@@ -39470,4 +40085,16 @@
   </a:objectDefaults>
   <a:extraClrSchemeLst/>
 </a:theme>
+</file>
+
+<file path=customXml/item1.xml><?xml version="1.0" encoding="utf-8"?>
+<b:Sources xmlns:b="http://schemas.openxmlformats.org/officeDocument/2006/bibliography" xmlns="http://schemas.openxmlformats.org/officeDocument/2006/bibliography" SelectedStyle="\APASixthEditionOfficeOnline.xsl" StyleName="APA" Version="6"/>
+</file>
+
+<file path=customXml/itemProps1.xml><?xml version="1.0" encoding="utf-8"?>
+<ds:datastoreItem xmlns:ds="http://schemas.openxmlformats.org/officeDocument/2006/customXml" ds:itemID="{79308136-EEB7-42FF-8695-5D54AD928046}">
+  <ds:schemaRefs>
+    <ds:schemaRef ds:uri="http://schemas.openxmlformats.org/officeDocument/2006/bibliography"/>
+  </ds:schemaRefs>
+</ds:datastoreItem>
 </file>